--- a/Documentation.docx
+++ b/Documentation.docx
@@ -239,7 +239,55 @@
           <w:rFonts w:ascii="David" w:hAnsi="David" w:cs="David" w:hint="cs"/>
           <w:rtl/>
         </w:rPr>
-        <w:t xml:space="preserve"> ממירוצים רשמיים.</w:t>
+        <w:t xml:space="preserve"> מ</w:t>
+      </w:r>
+      <w:r>
+        <w:rPr>
+          <w:rFonts w:ascii="David" w:hAnsi="David" w:cs="David" w:hint="cs"/>
+          <w:rtl/>
+        </w:rPr>
+        <w:t xml:space="preserve">-4 </w:t>
+      </w:r>
+      <w:r>
+        <w:rPr>
+          <w:rFonts w:ascii="David" w:hAnsi="David" w:cs="David" w:hint="cs"/>
+          <w:rtl/>
+        </w:rPr>
+        <w:t>מירוצים רשמיים</w:t>
+      </w:r>
+      <w:r>
+        <w:rPr>
+          <w:rFonts w:ascii="David" w:hAnsi="David" w:cs="David" w:hint="cs"/>
+          <w:rtl/>
+        </w:rPr>
+        <w:t xml:space="preserve"> שהתקיימו בשנת 2023 </w:t>
+      </w:r>
+      <w:r>
+        <w:rPr>
+          <w:rFonts w:ascii="David" w:hAnsi="David" w:cs="David"/>
+          <w:rtl/>
+        </w:rPr>
+        <w:t>–</w:t>
+      </w:r>
+      <w:r>
+        <w:rPr>
+          <w:rFonts w:ascii="David" w:hAnsi="David" w:cs="David" w:hint="cs"/>
+          <w:rtl/>
+        </w:rPr>
+        <w:t xml:space="preserve"> </w:t>
+      </w:r>
+      <w:r>
+        <w:rPr>
+          <w:rFonts w:ascii="David" w:hAnsi="David" w:cs="David"/>
+        </w:rPr>
+        <w:t>Monza, Singapore, Spa, Suzuka</w:t>
+      </w:r>
+      <w:r>
+        <w:rPr>
+          <w:rFonts w:ascii="David" w:hAnsi="David" w:cs="David" w:hint="cs"/>
+          <w:rtl/>
+        </w:rPr>
+        <w:t>.</w:t>
       </w:r>
     </w:p>
     <w:p>
@@ -1913,7 +1961,7 @@
       <w:pPr>
         <w:spacing w:after="0" w:line="360" w:lineRule="auto"/>
         <w:rPr>
-          <w:rFonts w:ascii="David" w:hAnsi="David" w:cs="David" w:hint="cs"/>
+          <w:rFonts w:ascii="David" w:hAnsi="David" w:cs="David"/>
         </w:rPr>
       </w:pPr>
     </w:p>

--- a/Documentation.docx
+++ b/Documentation.docx
@@ -7,6 +7,7 @@
         <w:pBdr>
           <w:bottom w:val="single" w:sz="6" w:space="1" w:color="auto"/>
         </w:pBdr>
+        <w:bidi w:val="0"/>
         <w:spacing w:after="0" w:line="360" w:lineRule="auto"/>
         <w:jc w:val="center"/>
         <w:rPr>
@@ -33,6 +34,7 @@
         <w:pBdr>
           <w:bottom w:val="single" w:sz="6" w:space="1" w:color="auto"/>
         </w:pBdr>
+        <w:bidi w:val="0"/>
         <w:spacing w:after="0" w:line="360" w:lineRule="auto"/>
         <w:jc w:val="center"/>
         <w:rPr>
@@ -56,6 +58,7 @@
     </w:p>
     <w:p>
       <w:pPr>
+        <w:bidi w:val="0"/>
         <w:spacing w:after="0" w:line="360" w:lineRule="auto"/>
         <w:rPr>
           <w:rFonts w:ascii="David" w:hAnsi="David" w:cs="David"/>
@@ -69,6 +72,7 @@
         <w:pBdr>
           <w:bottom w:val="single" w:sz="6" w:space="1" w:color="auto"/>
         </w:pBdr>
+        <w:bidi w:val="0"/>
         <w:spacing w:after="0" w:line="360" w:lineRule="auto"/>
         <w:rPr>
           <w:rFonts w:ascii="David" w:hAnsi="David" w:cs="David"/>
@@ -79,6 +83,26 @@
           <w:rtl/>
         </w:rPr>
       </w:pPr>
+      <w:r>
+        <w:rPr>
+          <w:rFonts w:ascii="David" w:hAnsi="David" w:cs="David"/>
+          <w:b/>
+          <w:bCs/>
+          <w:sz w:val="32"/>
+          <w:szCs w:val="32"/>
+        </w:rPr>
+        <w:t>Basic information about the d</w:t>
+      </w:r>
+      <w:r>
+        <w:rPr>
+          <w:rFonts w:ascii="David" w:hAnsi="David" w:cs="David"/>
+          <w:b/>
+          <w:bCs/>
+          <w:sz w:val="32"/>
+          <w:szCs w:val="32"/>
+        </w:rPr>
+        <w:t>ataset</w:t>
+      </w:r>
       <w:r>
         <w:rPr>
           <w:rFonts w:ascii="David" w:hAnsi="David" w:cs="David" w:hint="cs"/>
@@ -88,8 +112,232 @@
           <w:szCs w:val="32"/>
           <w:rtl/>
         </w:rPr>
-        <w:t>מידע בסיסי על ה-</w:t>
-      </w:r>
+        <w:t>:</w:t>
+      </w:r>
+    </w:p>
+    <w:p>
+      <w:pPr>
+        <w:bidi w:val="0"/>
+        <w:spacing w:after="0" w:line="360" w:lineRule="auto"/>
+        <w:rPr>
+          <w:rFonts w:ascii="David" w:hAnsi="David" w:cs="David"/>
+          <w:rtl/>
+        </w:rPr>
+      </w:pPr>
+    </w:p>
+    <w:p>
+      <w:pPr>
+        <w:pStyle w:val="ListParagraph"/>
+        <w:numPr>
+          <w:ilvl w:val="0"/>
+          <w:numId w:val="10"/>
+        </w:numPr>
+        <w:bidi w:val="0"/>
+        <w:spacing w:after="0" w:line="360" w:lineRule="auto"/>
+        <w:rPr>
+          <w:rFonts w:ascii="David" w:hAnsi="David" w:cs="David"/>
+        </w:rPr>
+      </w:pPr>
+      <w:r>
+        <w:rPr>
+          <w:rFonts w:ascii="David" w:hAnsi="David" w:cs="David"/>
+          <w:b/>
+          <w:bCs/>
+        </w:rPr>
+        <w:t xml:space="preserve">Dataset name: </w:t>
+      </w:r>
+      <w:r>
+        <w:rPr>
+          <w:rFonts w:ascii="David" w:hAnsi="David" w:cs="David" w:hint="cs"/>
+        </w:rPr>
+        <w:t>F1 Driver Cornering Telemetry (Custom Built Dataset)</w:t>
+      </w:r>
+    </w:p>
+    <w:p>
+      <w:pPr>
+        <w:pStyle w:val="ListParagraph"/>
+        <w:numPr>
+          <w:ilvl w:val="0"/>
+          <w:numId w:val="10"/>
+        </w:numPr>
+        <w:bidi w:val="0"/>
+        <w:spacing w:after="0" w:line="360" w:lineRule="auto"/>
+        <w:rPr>
+          <w:rFonts w:ascii="David" w:hAnsi="David" w:cs="David"/>
+        </w:rPr>
+      </w:pPr>
+      <w:r>
+        <w:rPr>
+          <w:rFonts w:ascii="David" w:hAnsi="David" w:cs="David"/>
+          <w:b/>
+          <w:bCs/>
+        </w:rPr>
+        <w:t xml:space="preserve">Data origin: </w:t>
+      </w:r>
+      <w:r>
+        <w:rPr>
+          <w:rFonts w:ascii="David" w:hAnsi="David" w:cs="David"/>
+        </w:rPr>
+        <w:t xml:space="preserve">Live telemetry of F1 cars from 4 official events that happened during 2023: Monza, Singapore, Spa, Suzuka. The information was extracted using </w:t>
+      </w:r>
+      <w:hyperlink r:id="rId5" w:history="1">
+        <w:r>
+          <w:rPr>
+            <w:rStyle w:val="Hyperlink"/>
+            <w:rFonts w:ascii="David" w:hAnsi="David" w:cs="David"/>
+          </w:rPr>
+          <w:t>OpenF1</w:t>
+        </w:r>
+      </w:hyperlink>
+      <w:r>
+        <w:rPr>
+          <w:rFonts w:ascii="David" w:hAnsi="David" w:cs="David"/>
+        </w:rPr>
+        <w:t xml:space="preserve"> project’s API.</w:t>
+      </w:r>
+    </w:p>
+    <w:p>
+      <w:pPr>
+        <w:pStyle w:val="ListParagraph"/>
+        <w:numPr>
+          <w:ilvl w:val="0"/>
+          <w:numId w:val="10"/>
+        </w:numPr>
+        <w:bidi w:val="0"/>
+        <w:spacing w:after="0" w:line="360" w:lineRule="auto"/>
+        <w:rPr>
+          <w:rFonts w:ascii="David" w:hAnsi="David" w:cs="David"/>
+        </w:rPr>
+      </w:pPr>
+      <w:r>
+        <w:rPr>
+          <w:rFonts w:ascii="David" w:hAnsi="David" w:cs="David"/>
+          <w:b/>
+          <w:bCs/>
+        </w:rPr>
+        <w:t xml:space="preserve">Number of samples: </w:t>
+      </w:r>
+      <w:r>
+        <w:rPr>
+          <w:rFonts w:ascii="David" w:hAnsi="David" w:cs="David"/>
+        </w:rPr>
+        <w:t>1109</w:t>
+      </w:r>
+    </w:p>
+    <w:p>
+      <w:pPr>
+        <w:pStyle w:val="ListParagraph"/>
+        <w:numPr>
+          <w:ilvl w:val="0"/>
+          <w:numId w:val="10"/>
+        </w:numPr>
+        <w:bidi w:val="0"/>
+        <w:spacing w:after="0" w:line="360" w:lineRule="auto"/>
+        <w:rPr>
+          <w:rFonts w:ascii="David" w:hAnsi="David" w:cs="David"/>
+        </w:rPr>
+      </w:pPr>
+      <w:r>
+        <w:rPr>
+          <w:rFonts w:ascii="David" w:hAnsi="David" w:cs="David"/>
+          <w:b/>
+          <w:bCs/>
+        </w:rPr>
+        <w:t>Number of identifiers:</w:t>
+      </w:r>
+      <w:r>
+        <w:rPr>
+          <w:rFonts w:ascii="David" w:hAnsi="David" w:cs="David"/>
+        </w:rPr>
+        <w:t xml:space="preserve"> 3</w:t>
+      </w:r>
+    </w:p>
+    <w:p>
+      <w:pPr>
+        <w:pStyle w:val="ListParagraph"/>
+        <w:numPr>
+          <w:ilvl w:val="0"/>
+          <w:numId w:val="10"/>
+        </w:numPr>
+        <w:bidi w:val="0"/>
+        <w:spacing w:after="0" w:line="360" w:lineRule="auto"/>
+        <w:rPr>
+          <w:rFonts w:ascii="David" w:hAnsi="David" w:cs="David"/>
+        </w:rPr>
+      </w:pPr>
+      <w:r>
+        <w:rPr>
+          <w:rFonts w:ascii="David" w:hAnsi="David" w:cs="David"/>
+          <w:b/>
+          <w:bCs/>
+        </w:rPr>
+        <w:t>Number of features:</w:t>
+      </w:r>
+      <w:r>
+        <w:rPr>
+          <w:rFonts w:ascii="David" w:hAnsi="David" w:cs="David"/>
+        </w:rPr>
+        <w:t xml:space="preserve"> </w:t>
+      </w:r>
+      <w:r>
+        <w:rPr>
+          <w:rFonts w:ascii="David" w:hAnsi="David" w:cs="David"/>
+        </w:rPr>
+        <w:t>12</w:t>
+      </w:r>
+    </w:p>
+    <w:p>
+      <w:pPr>
+        <w:pStyle w:val="ListParagraph"/>
+        <w:numPr>
+          <w:ilvl w:val="0"/>
+          <w:numId w:val="10"/>
+        </w:numPr>
+        <w:bidi w:val="0"/>
+        <w:spacing w:after="0" w:line="360" w:lineRule="auto"/>
+        <w:rPr>
+          <w:rFonts w:ascii="David" w:hAnsi="David" w:cs="David"/>
+        </w:rPr>
+      </w:pPr>
+      <w:r>
+        <w:rPr>
+          <w:rFonts w:ascii="David" w:hAnsi="David" w:cs="David"/>
+          <w:b/>
+          <w:bCs/>
+        </w:rPr>
+        <w:t>The Domain:</w:t>
+      </w:r>
+      <w:r>
+        <w:rPr>
+          <w:rFonts w:ascii="David" w:hAnsi="David" w:cs="David"/>
+        </w:rPr>
+        <w:t xml:space="preserve"> The data comes from sensor measurments installed on each F1 car, that measure the telemetry data of  the car at 3.7Hz (almost 4 times a second).</w:t>
+      </w:r>
+    </w:p>
+    <w:p>
+      <w:pPr>
+        <w:bidi w:val="0"/>
+        <w:spacing w:after="0" w:line="360" w:lineRule="auto"/>
+        <w:rPr>
+          <w:rFonts w:ascii="David" w:hAnsi="David" w:cs="David"/>
+          <w:rtl/>
+        </w:rPr>
+      </w:pPr>
+    </w:p>
+    <w:p>
+      <w:pPr>
+        <w:pBdr>
+          <w:bottom w:val="single" w:sz="6" w:space="1" w:color="auto"/>
+        </w:pBdr>
+        <w:bidi w:val="0"/>
+        <w:spacing w:after="0" w:line="360" w:lineRule="auto"/>
+        <w:rPr>
+          <w:rFonts w:ascii="David" w:hAnsi="David" w:cs="David"/>
+          <w:sz w:val="32"/>
+          <w:szCs w:val="32"/>
+          <w:rtl/>
+        </w:rPr>
+      </w:pPr>
       <w:r>
         <w:rPr>
           <w:rFonts w:ascii="David" w:hAnsi="David" w:cs="David"/>
@@ -98,1870 +346,1663 @@
           <w:sz w:val="32"/>
           <w:szCs w:val="32"/>
         </w:rPr>
-        <w:t>Dataset</w:t>
-      </w:r>
-      <w:r>
-        <w:rPr>
-          <w:rFonts w:ascii="David" w:hAnsi="David" w:cs="David" w:hint="cs"/>
-          <w:b/>
-          <w:bCs/>
-          <w:sz w:val="32"/>
-          <w:szCs w:val="32"/>
-          <w:rtl/>
-        </w:rPr>
-        <w:t>:</w:t>
-      </w:r>
-    </w:p>
-    <w:p>
-      <w:pPr>
-        <w:spacing w:after="0" w:line="360" w:lineRule="auto"/>
-        <w:rPr>
-          <w:rFonts w:ascii="David" w:hAnsi="David" w:cs="David"/>
-          <w:rtl/>
-        </w:rPr>
-      </w:pPr>
-    </w:p>
-    <w:p>
-      <w:pPr>
-        <w:pStyle w:val="ListParagraph"/>
-        <w:numPr>
-          <w:ilvl w:val="0"/>
-          <w:numId w:val="10"/>
-        </w:numPr>
-        <w:spacing w:after="0" w:line="360" w:lineRule="auto"/>
-        <w:rPr>
-          <w:rFonts w:ascii="David" w:hAnsi="David" w:cs="David"/>
-        </w:rPr>
-      </w:pPr>
-      <w:r>
-        <w:rPr>
-          <w:rFonts w:ascii="David" w:hAnsi="David" w:cs="David" w:hint="cs"/>
+        <w:t>Feature Understanding:</w:t>
+      </w:r>
+    </w:p>
+    <w:p>
+      <w:pPr>
+        <w:bidi w:val="0"/>
+        <w:spacing w:after="0" w:line="360" w:lineRule="auto"/>
+        <w:rPr>
+          <w:rFonts w:ascii="David" w:hAnsi="David" w:cs="David"/>
           <w:b/>
           <w:bCs/>
           <w:rtl/>
         </w:rPr>
-        <w:t>שם ה-</w:t>
-      </w:r>
+      </w:pPr>
+    </w:p>
+    <w:p>
+      <w:pPr>
+        <w:bidi w:val="0"/>
+        <w:spacing w:after="0" w:line="360" w:lineRule="auto"/>
+        <w:rPr>
+          <w:rFonts w:ascii="David" w:hAnsi="David" w:cs="David"/>
+        </w:rPr>
+      </w:pPr>
       <w:r>
         <w:rPr>
           <w:rFonts w:ascii="David" w:hAnsi="David" w:cs="David"/>
           <w:b/>
           <w:bCs/>
         </w:rPr>
-        <w:t>Dataset</w:t>
+        <w:t xml:space="preserve">The rows of the dataset: </w:t>
+      </w:r>
+      <w:r>
+        <w:rPr>
+          <w:rFonts w:ascii="David" w:hAnsi="David" w:cs="David"/>
+        </w:rPr>
+        <w:t>Each row in the dataset represents a turn that a certain driver made during his fastest lap in a certain event.</w:t>
+      </w:r>
+    </w:p>
+    <w:p>
+      <w:pPr>
+        <w:bidi w:val="0"/>
+        <w:spacing w:after="0" w:line="360" w:lineRule="auto"/>
+        <w:rPr>
+          <w:rFonts w:ascii="David" w:hAnsi="David" w:cs="David"/>
+          <w:b/>
+          <w:bCs/>
+        </w:rPr>
+      </w:pPr>
+      <w:r>
+        <w:rPr>
+          <w:rFonts w:ascii="David" w:hAnsi="David" w:cs="David"/>
+          <w:b/>
+          <w:bCs/>
+        </w:rPr>
+        <w:t>The dataset columns:</w:t>
+      </w:r>
+    </w:p>
+    <w:p>
+      <w:pPr>
+        <w:bidi w:val="0"/>
+        <w:spacing w:after="0" w:line="360" w:lineRule="auto"/>
+        <w:rPr>
+          <w:rFonts w:ascii="David" w:hAnsi="David" w:cs="David"/>
+        </w:rPr>
+      </w:pPr>
+      <w:r>
+        <w:rPr>
+          <w:rFonts w:ascii="David" w:hAnsi="David" w:cs="David"/>
+          <w:b/>
+          <w:bCs/>
+        </w:rPr>
+        <w:tab/>
+        <w:t>Indentifiers:</w:t>
+      </w:r>
+    </w:p>
+    <w:p>
+      <w:pPr>
+        <w:pStyle w:val="ListParagraph"/>
+        <w:numPr>
+          <w:ilvl w:val="0"/>
+          <w:numId w:val="14"/>
+        </w:numPr>
+        <w:bidi w:val="0"/>
+        <w:spacing w:after="0" w:line="360" w:lineRule="auto"/>
+        <w:rPr>
+          <w:rFonts w:ascii="David" w:hAnsi="David" w:cs="David"/>
+        </w:rPr>
+      </w:pPr>
+      <w:r>
+        <w:rPr>
+          <w:rFonts w:ascii="David" w:hAnsi="David" w:cs="David"/>
+        </w:rPr>
+        <w:t>t</w:t>
+      </w:r>
+      <w:r>
+        <w:rPr>
+          <w:rFonts w:ascii="David" w:hAnsi="David" w:cs="David"/>
+        </w:rPr>
+        <w:t>rack – the name of the track</w:t>
+      </w:r>
+    </w:p>
+    <w:p>
+      <w:pPr>
+        <w:pStyle w:val="ListParagraph"/>
+        <w:numPr>
+          <w:ilvl w:val="1"/>
+          <w:numId w:val="14"/>
+        </w:numPr>
+        <w:bidi w:val="0"/>
+        <w:spacing w:after="0" w:line="360" w:lineRule="auto"/>
+        <w:rPr>
+          <w:rFonts w:ascii="David" w:hAnsi="David" w:cs="David"/>
+        </w:rPr>
+      </w:pPr>
+      <w:r>
+        <w:rPr>
+          <w:rFonts w:ascii="David" w:hAnsi="David" w:cs="David"/>
+        </w:rPr>
+        <w:t>Units: irrelevant.</w:t>
+      </w:r>
+    </w:p>
+    <w:p>
+      <w:pPr>
+        <w:pStyle w:val="ListParagraph"/>
+        <w:numPr>
+          <w:ilvl w:val="1"/>
+          <w:numId w:val="14"/>
+        </w:numPr>
+        <w:bidi w:val="0"/>
+        <w:spacing w:after="0" w:line="360" w:lineRule="auto"/>
+        <w:rPr>
+          <w:rFonts w:ascii="David" w:hAnsi="David" w:cs="David"/>
+        </w:rPr>
+      </w:pPr>
+      <w:r>
+        <w:rPr>
+          <w:rFonts w:ascii="David" w:hAnsi="David" w:cs="David"/>
+        </w:rPr>
+        <w:t>Possible value range: {Monza, Singapore, Spa, Suzuka}.</w:t>
+      </w:r>
+    </w:p>
+    <w:p>
+      <w:pPr>
+        <w:pStyle w:val="ListParagraph"/>
+        <w:numPr>
+          <w:ilvl w:val="0"/>
+          <w:numId w:val="14"/>
+        </w:numPr>
+        <w:bidi w:val="0"/>
+        <w:spacing w:after="0" w:line="360" w:lineRule="auto"/>
+        <w:rPr>
+          <w:rFonts w:ascii="David" w:hAnsi="David" w:cs="David"/>
+        </w:rPr>
+      </w:pPr>
+      <w:r>
+        <w:rPr>
+          <w:rFonts w:ascii="David" w:hAnsi="David" w:cs="David"/>
+        </w:rPr>
+        <w:t>g</w:t>
+      </w:r>
+      <w:r>
+        <w:rPr>
+          <w:rFonts w:ascii="David" w:hAnsi="David" w:cs="David"/>
+        </w:rPr>
+        <w:t>lobal_</w:t>
+      </w:r>
+      <w:r>
+        <w:rPr>
+          <w:rFonts w:ascii="David" w:hAnsi="David" w:cs="David"/>
+        </w:rPr>
+        <w:t>c</w:t>
+      </w:r>
+      <w:r>
+        <w:rPr>
+          <w:rFonts w:ascii="David" w:hAnsi="David" w:cs="David"/>
+        </w:rPr>
+        <w:t>orner_</w:t>
+      </w:r>
+      <w:r>
+        <w:rPr>
+          <w:rFonts w:ascii="David" w:hAnsi="David" w:cs="David"/>
+        </w:rPr>
+        <w:t>id</w:t>
+      </w:r>
+      <w:r>
+        <w:rPr>
+          <w:rFonts w:ascii="David" w:hAnsi="David" w:cs="David"/>
+        </w:rPr>
+        <w:t xml:space="preserve"> – a unique identifier given to every corner </w:t>
+      </w:r>
+      <w:r>
+        <w:rPr>
+          <w:rFonts w:ascii="David" w:hAnsi="David" w:cs="David"/>
+        </w:rPr>
+        <w:t xml:space="preserve">during </w:t>
+      </w:r>
+      <w:r>
+        <w:rPr>
+          <w:rFonts w:ascii="David" w:hAnsi="David" w:cs="David"/>
+        </w:rPr>
+        <w:t>the corner detection process.</w:t>
+      </w:r>
+    </w:p>
+    <w:p>
+      <w:pPr>
+        <w:pStyle w:val="ListParagraph"/>
+        <w:numPr>
+          <w:ilvl w:val="1"/>
+          <w:numId w:val="14"/>
+        </w:numPr>
+        <w:bidi w:val="0"/>
+        <w:spacing w:after="0" w:line="360" w:lineRule="auto"/>
+        <w:rPr>
+          <w:rFonts w:ascii="David" w:hAnsi="David" w:cs="David"/>
+        </w:rPr>
+      </w:pPr>
+      <w:r>
+        <w:rPr>
+          <w:rFonts w:ascii="David" w:hAnsi="David" w:cs="David"/>
+        </w:rPr>
+        <w:t>Units: ireelevant.</w:t>
+      </w:r>
+    </w:p>
+    <w:p>
+      <w:pPr>
+        <w:pStyle w:val="ListParagraph"/>
+        <w:numPr>
+          <w:ilvl w:val="1"/>
+          <w:numId w:val="14"/>
+        </w:numPr>
+        <w:bidi w:val="0"/>
+        <w:spacing w:after="0" w:line="360" w:lineRule="auto"/>
+        <w:rPr>
+          <w:rFonts w:ascii="David" w:hAnsi="David" w:cs="David"/>
+        </w:rPr>
+      </w:pPr>
+      <w:r>
+        <w:rPr>
+          <w:rFonts w:ascii="David" w:hAnsi="David" w:cs="David"/>
+        </w:rPr>
+        <w:t>Possible value range: {101-110, 201-216, 301-316, 401-416}</w:t>
+      </w:r>
+      <w:r>
+        <w:rPr>
+          <w:rFonts w:ascii="David" w:hAnsi="David" w:cs="David"/>
+        </w:rPr>
+        <w:t>.</w:t>
+      </w:r>
+    </w:p>
+    <w:p>
+      <w:pPr>
+        <w:pStyle w:val="ListParagraph"/>
+        <w:numPr>
+          <w:ilvl w:val="0"/>
+          <w:numId w:val="14"/>
+        </w:numPr>
+        <w:bidi w:val="0"/>
+        <w:spacing w:after="0" w:line="360" w:lineRule="auto"/>
+        <w:rPr>
+          <w:rFonts w:ascii="David" w:hAnsi="David" w:cs="David"/>
+        </w:rPr>
+      </w:pPr>
+      <w:r>
+        <w:rPr>
+          <w:rFonts w:ascii="David" w:hAnsi="David" w:cs="David"/>
+        </w:rPr>
+        <w:t xml:space="preserve">driver_number – </w:t>
+      </w:r>
+      <w:r>
+        <w:rPr>
+          <w:rFonts w:ascii="David" w:hAnsi="David" w:cs="David"/>
+        </w:rPr>
+        <w:t>a unique identifier given to every F1 driver.</w:t>
+      </w:r>
+    </w:p>
+    <w:p>
+      <w:pPr>
+        <w:pStyle w:val="ListParagraph"/>
+        <w:numPr>
+          <w:ilvl w:val="1"/>
+          <w:numId w:val="14"/>
+        </w:numPr>
+        <w:bidi w:val="0"/>
+        <w:spacing w:after="0" w:line="360" w:lineRule="auto"/>
+        <w:rPr>
+          <w:rFonts w:ascii="David" w:hAnsi="David" w:cs="David"/>
+        </w:rPr>
+      </w:pPr>
+      <w:r>
+        <w:rPr>
+          <w:rFonts w:ascii="David" w:hAnsi="David" w:cs="David"/>
+        </w:rPr>
+        <w:t>Units: ireelevant.</w:t>
+      </w:r>
+    </w:p>
+    <w:p>
+      <w:pPr>
+        <w:pStyle w:val="ListParagraph"/>
+        <w:numPr>
+          <w:ilvl w:val="1"/>
+          <w:numId w:val="14"/>
+        </w:numPr>
+        <w:bidi w:val="0"/>
+        <w:spacing w:after="0" w:line="360" w:lineRule="auto"/>
+        <w:rPr>
+          <w:rFonts w:ascii="David" w:hAnsi="David" w:cs="David"/>
+        </w:rPr>
+      </w:pPr>
+      <w:r>
+        <w:rPr>
+          <w:rFonts w:ascii="David" w:hAnsi="David" w:cs="David"/>
+        </w:rPr>
+        <w:t xml:space="preserve">Possible value range: </w:t>
+      </w:r>
+      <w:r>
+        <w:rPr>
+          <w:rFonts w:ascii="David" w:hAnsi="David" w:cs="David"/>
+        </w:rPr>
+        <w:t>{</w:t>
+      </w:r>
+      <w:r>
+        <w:rPr>
+          <w:rFonts w:ascii="David" w:hAnsi="David" w:cs="David"/>
+        </w:rPr>
+        <w:t>1</w:t>
+      </w:r>
+      <w:r>
+        <w:rPr>
+          <w:rFonts w:ascii="David" w:hAnsi="David" w:cs="David"/>
+        </w:rPr>
+        <w:t xml:space="preserve">, </w:t>
+      </w:r>
+      <w:r>
+        <w:rPr>
+          <w:rFonts w:ascii="David" w:hAnsi="David" w:cs="David"/>
+        </w:rPr>
+        <w:t>2</w:t>
+      </w:r>
+      <w:r>
+        <w:rPr>
+          <w:rFonts w:ascii="David" w:hAnsi="David" w:cs="David"/>
+        </w:rPr>
+        <w:t>,</w:t>
+      </w:r>
+      <w:r>
+        <w:rPr>
+          <w:rFonts w:ascii="David" w:hAnsi="David" w:cs="David"/>
+        </w:rPr>
+        <w:t xml:space="preserve"> 3,</w:t>
+      </w:r>
+      <w:r>
+        <w:rPr>
+          <w:rFonts w:ascii="David" w:hAnsi="David" w:cs="David"/>
+        </w:rPr>
+        <w:t xml:space="preserve"> </w:t>
+      </w:r>
+      <w:r>
+        <w:rPr>
+          <w:rFonts w:ascii="David" w:hAnsi="David" w:cs="David"/>
+        </w:rPr>
+        <w:t>4</w:t>
+      </w:r>
+      <w:r>
+        <w:rPr>
+          <w:rFonts w:ascii="David" w:hAnsi="David" w:cs="David"/>
+        </w:rPr>
+        <w:t xml:space="preserve">, </w:t>
+      </w:r>
+      <w:r>
+        <w:rPr>
+          <w:rFonts w:ascii="David" w:hAnsi="David" w:cs="David"/>
+        </w:rPr>
+        <w:t>10</w:t>
+      </w:r>
+      <w:r>
+        <w:rPr>
+          <w:rFonts w:ascii="David" w:hAnsi="David" w:cs="David"/>
+        </w:rPr>
+        <w:t xml:space="preserve">, </w:t>
+      </w:r>
+      <w:r>
+        <w:rPr>
+          <w:rFonts w:ascii="David" w:hAnsi="David" w:cs="David"/>
+        </w:rPr>
+        <w:t>11</w:t>
+      </w:r>
+      <w:r>
+        <w:rPr>
+          <w:rFonts w:ascii="David" w:hAnsi="David" w:cs="David"/>
+        </w:rPr>
+        <w:t xml:space="preserve">, </w:t>
+      </w:r>
+      <w:r>
+        <w:rPr>
+          <w:rFonts w:ascii="David" w:hAnsi="David" w:cs="David"/>
+        </w:rPr>
+        <w:t>14</w:t>
+      </w:r>
+      <w:r>
+        <w:rPr>
+          <w:rFonts w:ascii="David" w:hAnsi="David" w:cs="David"/>
+        </w:rPr>
+        <w:t xml:space="preserve">, </w:t>
+      </w:r>
+      <w:r>
+        <w:rPr>
+          <w:rFonts w:ascii="David" w:hAnsi="David" w:cs="David"/>
+        </w:rPr>
+        <w:t>16</w:t>
+      </w:r>
+      <w:r>
+        <w:rPr>
+          <w:rFonts w:ascii="David" w:hAnsi="David" w:cs="David"/>
+        </w:rPr>
+        <w:t xml:space="preserve">, </w:t>
+      </w:r>
+      <w:r>
+        <w:rPr>
+          <w:rFonts w:ascii="David" w:hAnsi="David" w:cs="David"/>
+        </w:rPr>
+        <w:t>18</w:t>
+      </w:r>
+      <w:r>
+        <w:rPr>
+          <w:rFonts w:ascii="David" w:hAnsi="David" w:cs="David"/>
+        </w:rPr>
+        <w:t xml:space="preserve">, </w:t>
+      </w:r>
+      <w:r>
+        <w:rPr>
+          <w:rFonts w:ascii="David" w:hAnsi="David" w:cs="David"/>
+        </w:rPr>
+        <w:t>20</w:t>
+      </w:r>
+      <w:r>
+        <w:rPr>
+          <w:rFonts w:ascii="David" w:hAnsi="David" w:cs="David"/>
+        </w:rPr>
+        <w:t xml:space="preserve">, </w:t>
+      </w:r>
+      <w:r>
+        <w:rPr>
+          <w:rFonts w:ascii="David" w:hAnsi="David" w:cs="David"/>
+        </w:rPr>
+        <w:t>22</w:t>
+      </w:r>
+      <w:r>
+        <w:rPr>
+          <w:rFonts w:ascii="David" w:hAnsi="David" w:cs="David"/>
+        </w:rPr>
+        <w:t xml:space="preserve">, </w:t>
+      </w:r>
+      <w:r>
+        <w:rPr>
+          <w:rFonts w:ascii="David" w:hAnsi="David" w:cs="David"/>
+        </w:rPr>
+        <w:t>23</w:t>
+      </w:r>
+      <w:r>
+        <w:rPr>
+          <w:rFonts w:ascii="David" w:hAnsi="David" w:cs="David"/>
+        </w:rPr>
+        <w:t xml:space="preserve">, </w:t>
+      </w:r>
+      <w:r>
+        <w:rPr>
+          <w:rFonts w:ascii="David" w:hAnsi="David" w:cs="David"/>
+        </w:rPr>
+        <w:t>24</w:t>
+      </w:r>
+      <w:r>
+        <w:rPr>
+          <w:rFonts w:ascii="David" w:hAnsi="David" w:cs="David"/>
+        </w:rPr>
+        <w:t xml:space="preserve">, </w:t>
+      </w:r>
+      <w:r>
+        <w:rPr>
+          <w:rFonts w:ascii="David" w:hAnsi="David" w:cs="David"/>
+        </w:rPr>
+        <w:t>27</w:t>
+      </w:r>
+      <w:r>
+        <w:rPr>
+          <w:rFonts w:ascii="David" w:hAnsi="David" w:cs="David"/>
+        </w:rPr>
+        <w:t xml:space="preserve">, </w:t>
+      </w:r>
+      <w:r>
+        <w:rPr>
+          <w:rFonts w:ascii="David" w:hAnsi="David" w:cs="David"/>
+        </w:rPr>
+        <w:t>31</w:t>
+      </w:r>
+      <w:r>
+        <w:rPr>
+          <w:rFonts w:ascii="David" w:hAnsi="David" w:cs="David"/>
+        </w:rPr>
+        <w:t xml:space="preserve">, </w:t>
+      </w:r>
+      <w:r>
+        <w:rPr>
+          <w:rFonts w:ascii="David" w:hAnsi="David" w:cs="David"/>
+        </w:rPr>
+        <w:t>40</w:t>
+      </w:r>
+      <w:r>
+        <w:rPr>
+          <w:rFonts w:ascii="David" w:hAnsi="David" w:cs="David"/>
+        </w:rPr>
+        <w:t xml:space="preserve">, </w:t>
+      </w:r>
+      <w:r>
+        <w:rPr>
+          <w:rFonts w:ascii="David" w:hAnsi="David" w:cs="David"/>
+        </w:rPr>
+        <w:t>44</w:t>
+      </w:r>
+      <w:r>
+        <w:rPr>
+          <w:rFonts w:ascii="David" w:hAnsi="David" w:cs="David"/>
+        </w:rPr>
+        <w:t xml:space="preserve">, </w:t>
+      </w:r>
+      <w:r>
+        <w:rPr>
+          <w:rFonts w:ascii="David" w:hAnsi="David" w:cs="David"/>
+        </w:rPr>
+        <w:t>55</w:t>
+      </w:r>
+      <w:r>
+        <w:rPr>
+          <w:rFonts w:ascii="David" w:hAnsi="David" w:cs="David"/>
+        </w:rPr>
+        <w:t xml:space="preserve">, </w:t>
+      </w:r>
+      <w:r>
+        <w:rPr>
+          <w:rFonts w:ascii="David" w:hAnsi="David" w:cs="David"/>
+        </w:rPr>
+        <w:t>63</w:t>
+      </w:r>
+      <w:r>
+        <w:rPr>
+          <w:rFonts w:ascii="David" w:hAnsi="David" w:cs="David"/>
+        </w:rPr>
+        <w:t xml:space="preserve">, </w:t>
+      </w:r>
+      <w:r>
+        <w:rPr>
+          <w:rFonts w:ascii="David" w:hAnsi="David" w:cs="David"/>
+        </w:rPr>
+        <w:t>77</w:t>
+      </w:r>
+      <w:r>
+        <w:rPr>
+          <w:rFonts w:ascii="David" w:hAnsi="David" w:cs="David"/>
+        </w:rPr>
+        <w:t xml:space="preserve">, </w:t>
+      </w:r>
+      <w:r>
+        <w:rPr>
+          <w:rFonts w:ascii="David" w:hAnsi="David" w:cs="David"/>
+        </w:rPr>
+        <w:t>81</w:t>
+      </w:r>
+      <w:r>
+        <w:rPr>
+          <w:rFonts w:ascii="David" w:hAnsi="David" w:cs="David"/>
+        </w:rPr>
+        <w:t>}</w:t>
+      </w:r>
+      <w:r>
+        <w:rPr>
+          <w:rFonts w:ascii="David" w:hAnsi="David" w:cs="David"/>
+        </w:rPr>
+        <w:t>.</w:t>
+      </w:r>
+    </w:p>
+    <w:p>
+      <w:pPr>
+        <w:bidi w:val="0"/>
+        <w:spacing w:after="0" w:line="360" w:lineRule="auto"/>
+        <w:ind w:left="720"/>
+        <w:rPr>
+          <w:rFonts w:ascii="David" w:hAnsi="David" w:cs="David"/>
+        </w:rPr>
+      </w:pPr>
+      <w:r>
+        <w:rPr>
+          <w:rFonts w:ascii="David" w:hAnsi="David" w:cs="David"/>
+          <w:b/>
+          <w:bCs/>
+        </w:rPr>
+        <w:t>Features:</w:t>
+      </w:r>
+    </w:p>
+    <w:p>
+      <w:pPr>
+        <w:pStyle w:val="ListParagraph"/>
+        <w:numPr>
+          <w:ilvl w:val="0"/>
+          <w:numId w:val="14"/>
+        </w:numPr>
+        <w:bidi w:val="0"/>
+        <w:spacing w:after="0" w:line="360" w:lineRule="auto"/>
+        <w:rPr>
+          <w:rFonts w:ascii="David" w:hAnsi="David" w:cs="David"/>
+        </w:rPr>
+      </w:pPr>
+      <w:r>
+        <w:rPr>
+          <w:rFonts w:ascii="David" w:hAnsi="David" w:cs="David"/>
+        </w:rPr>
+        <w:t>entry_speed – the speed of the car in the start of the turn.</w:t>
+      </w:r>
+    </w:p>
+    <w:p>
+      <w:pPr>
+        <w:pStyle w:val="ListParagraph"/>
+        <w:numPr>
+          <w:ilvl w:val="1"/>
+          <w:numId w:val="14"/>
+        </w:numPr>
+        <w:bidi w:val="0"/>
+        <w:spacing w:after="0" w:line="360" w:lineRule="auto"/>
+        <w:rPr>
+          <w:rFonts w:ascii="David" w:hAnsi="David" w:cs="David"/>
+        </w:rPr>
+      </w:pPr>
+      <w:r>
+        <w:rPr>
+          <w:rFonts w:ascii="David" w:hAnsi="David" w:cs="David"/>
+        </w:rPr>
+        <w:t>Units: km/h</w:t>
+      </w:r>
+    </w:p>
+    <w:p>
+      <w:pPr>
+        <w:pStyle w:val="ListParagraph"/>
+        <w:numPr>
+          <w:ilvl w:val="1"/>
+          <w:numId w:val="14"/>
+        </w:numPr>
+        <w:bidi w:val="0"/>
+        <w:spacing w:after="0" w:line="360" w:lineRule="auto"/>
+        <w:rPr>
+          <w:rFonts w:ascii="David" w:hAnsi="David" w:cs="David"/>
+        </w:rPr>
+      </w:pPr>
+      <w:r>
+        <w:rPr>
+          <w:rFonts w:ascii="David" w:hAnsi="David" w:cs="David"/>
+        </w:rPr>
+        <w:t>Possible value range: 0-400 km/h</w:t>
+      </w:r>
+    </w:p>
+    <w:p>
+      <w:pPr>
+        <w:pStyle w:val="ListParagraph"/>
+        <w:numPr>
+          <w:ilvl w:val="0"/>
+          <w:numId w:val="14"/>
+        </w:numPr>
+        <w:bidi w:val="0"/>
+        <w:spacing w:after="0" w:line="360" w:lineRule="auto"/>
+        <w:rPr>
+          <w:rFonts w:ascii="David" w:hAnsi="David" w:cs="David"/>
+        </w:rPr>
+      </w:pPr>
+      <w:r>
+        <w:rPr>
+          <w:rFonts w:ascii="David" w:hAnsi="David" w:cs="David"/>
+        </w:rPr>
+        <w:t>apex_speed – the minimal speed of the car during the turn.</w:t>
+      </w:r>
+    </w:p>
+    <w:p>
+      <w:pPr>
+        <w:pStyle w:val="ListParagraph"/>
+        <w:numPr>
+          <w:ilvl w:val="1"/>
+          <w:numId w:val="14"/>
+        </w:numPr>
+        <w:bidi w:val="0"/>
+        <w:spacing w:after="0" w:line="360" w:lineRule="auto"/>
+        <w:rPr>
+          <w:rFonts w:ascii="David" w:hAnsi="David" w:cs="David"/>
+        </w:rPr>
+      </w:pPr>
+      <w:r>
+        <w:rPr>
+          <w:rFonts w:ascii="David" w:hAnsi="David" w:cs="David"/>
+        </w:rPr>
+        <w:t>Units: km/h</w:t>
+      </w:r>
+    </w:p>
+    <w:p>
+      <w:pPr>
+        <w:pStyle w:val="ListParagraph"/>
+        <w:numPr>
+          <w:ilvl w:val="1"/>
+          <w:numId w:val="14"/>
+        </w:numPr>
+        <w:bidi w:val="0"/>
+        <w:spacing w:after="0" w:line="360" w:lineRule="auto"/>
+        <w:rPr>
+          <w:rFonts w:ascii="David" w:hAnsi="David" w:cs="David"/>
+        </w:rPr>
+      </w:pPr>
+      <w:r>
+        <w:rPr>
+          <w:rFonts w:ascii="David" w:hAnsi="David" w:cs="David"/>
+        </w:rPr>
+        <w:t>Possible value range: 0-400 km/h</w:t>
+      </w:r>
+    </w:p>
+    <w:p>
+      <w:pPr>
+        <w:pStyle w:val="ListParagraph"/>
+        <w:numPr>
+          <w:ilvl w:val="0"/>
+          <w:numId w:val="14"/>
+        </w:numPr>
+        <w:bidi w:val="0"/>
+        <w:spacing w:after="0" w:line="360" w:lineRule="auto"/>
+        <w:rPr>
+          <w:rFonts w:ascii="David" w:hAnsi="David" w:cs="David"/>
+        </w:rPr>
+      </w:pPr>
+      <w:r>
+        <w:rPr>
+          <w:rFonts w:ascii="David" w:hAnsi="David" w:cs="David"/>
+        </w:rPr>
+        <w:t xml:space="preserve">exit_speed – the speed of the car </w:t>
+      </w:r>
+      <w:r>
+        <w:rPr>
+          <w:rFonts w:ascii="David" w:hAnsi="David" w:cs="David"/>
+        </w:rPr>
+        <w:t>in</w:t>
+      </w:r>
+      <w:r>
+        <w:rPr>
+          <w:rFonts w:ascii="David" w:hAnsi="David" w:cs="David"/>
+        </w:rPr>
+        <w:t xml:space="preserve"> the end of the turn.</w:t>
+      </w:r>
+    </w:p>
+    <w:p>
+      <w:pPr>
+        <w:pStyle w:val="ListParagraph"/>
+        <w:numPr>
+          <w:ilvl w:val="1"/>
+          <w:numId w:val="14"/>
+        </w:numPr>
+        <w:bidi w:val="0"/>
+        <w:spacing w:after="0" w:line="360" w:lineRule="auto"/>
+        <w:rPr>
+          <w:rFonts w:ascii="David" w:hAnsi="David" w:cs="David"/>
+        </w:rPr>
+      </w:pPr>
+      <w:r>
+        <w:rPr>
+          <w:rFonts w:ascii="David" w:hAnsi="David" w:cs="David"/>
+        </w:rPr>
+        <w:t>Units: km/h</w:t>
+      </w:r>
+    </w:p>
+    <w:p>
+      <w:pPr>
+        <w:pStyle w:val="ListParagraph"/>
+        <w:numPr>
+          <w:ilvl w:val="1"/>
+          <w:numId w:val="14"/>
+        </w:numPr>
+        <w:bidi w:val="0"/>
+        <w:spacing w:after="0" w:line="360" w:lineRule="auto"/>
+        <w:rPr>
+          <w:rFonts w:ascii="David" w:hAnsi="David" w:cs="David"/>
+        </w:rPr>
+      </w:pPr>
+      <w:r>
+        <w:rPr>
+          <w:rFonts w:ascii="David" w:hAnsi="David" w:cs="David"/>
+        </w:rPr>
+        <w:lastRenderedPageBreak/>
+        <w:t>Possible value range: 0-400 km/h</w:t>
+      </w:r>
+    </w:p>
+    <w:p>
+      <w:pPr>
+        <w:pStyle w:val="ListParagraph"/>
+        <w:numPr>
+          <w:ilvl w:val="0"/>
+          <w:numId w:val="14"/>
+        </w:numPr>
+        <w:bidi w:val="0"/>
+        <w:spacing w:after="0" w:line="360" w:lineRule="auto"/>
+        <w:rPr>
+          <w:rFonts w:ascii="David" w:hAnsi="David" w:cs="David"/>
+        </w:rPr>
+      </w:pPr>
+      <w:r>
+        <w:rPr>
+          <w:rFonts w:ascii="David" w:hAnsi="David" w:cs="David"/>
+        </w:rPr>
+        <w:t>speed_drop – the difference between “entry_speed” to “apex_speed”.</w:t>
+      </w:r>
+    </w:p>
+    <w:p>
+      <w:pPr>
+        <w:pStyle w:val="ListParagraph"/>
+        <w:numPr>
+          <w:ilvl w:val="1"/>
+          <w:numId w:val="14"/>
+        </w:numPr>
+        <w:bidi w:val="0"/>
+        <w:spacing w:after="0" w:line="360" w:lineRule="auto"/>
+        <w:rPr>
+          <w:rFonts w:ascii="David" w:hAnsi="David" w:cs="David"/>
+        </w:rPr>
+      </w:pPr>
+      <w:r>
+        <w:rPr>
+          <w:rFonts w:ascii="David" w:hAnsi="David" w:cs="David"/>
+        </w:rPr>
+        <w:t>Units: km/h</w:t>
+      </w:r>
+    </w:p>
+    <w:p>
+      <w:pPr>
+        <w:pStyle w:val="ListParagraph"/>
+        <w:numPr>
+          <w:ilvl w:val="1"/>
+          <w:numId w:val="14"/>
+        </w:numPr>
+        <w:bidi w:val="0"/>
+        <w:spacing w:after="0" w:line="360" w:lineRule="auto"/>
+        <w:rPr>
+          <w:rFonts w:ascii="David" w:hAnsi="David" w:cs="David"/>
+        </w:rPr>
+      </w:pPr>
+      <w:r>
+        <w:rPr>
+          <w:rFonts w:ascii="David" w:hAnsi="David" w:cs="David"/>
+        </w:rPr>
+        <w:t>Possible value range: 0-400 km/h</w:t>
+      </w:r>
+      <w:r>
+        <w:rPr>
+          <w:rFonts w:ascii="David" w:hAnsi="David" w:cs="David"/>
+        </w:rPr>
+        <w:t>.</w:t>
+      </w:r>
+    </w:p>
+    <w:p>
+      <w:pPr>
+        <w:pStyle w:val="ListParagraph"/>
+        <w:numPr>
+          <w:ilvl w:val="0"/>
+          <w:numId w:val="14"/>
+        </w:numPr>
+        <w:bidi w:val="0"/>
+        <w:spacing w:after="0" w:line="360" w:lineRule="auto"/>
+        <w:rPr>
+          <w:rFonts w:ascii="David" w:hAnsi="David" w:cs="David"/>
+        </w:rPr>
+      </w:pPr>
+      <w:r>
+        <w:rPr>
+          <w:rFonts w:ascii="David" w:hAnsi="David" w:cs="David"/>
+        </w:rPr>
+        <w:t xml:space="preserve">braking_pct_before_apex – the precentage of the segment of the turn that is before the apex in which the driver presses on the brake pedal </w:t>
+      </w:r>
+    </w:p>
+    <w:p>
+      <w:pPr>
+        <w:pStyle w:val="ListParagraph"/>
+        <w:numPr>
+          <w:ilvl w:val="1"/>
+          <w:numId w:val="14"/>
+        </w:numPr>
+        <w:bidi w:val="0"/>
+        <w:spacing w:after="0" w:line="360" w:lineRule="auto"/>
+        <w:rPr>
+          <w:rFonts w:ascii="David" w:hAnsi="David" w:cs="David"/>
+        </w:rPr>
+      </w:pPr>
+      <w:r>
+        <w:rPr>
+          <w:rFonts w:ascii="David" w:hAnsi="David" w:cs="David"/>
+        </w:rPr>
+        <w:t>Units:</w:t>
+      </w:r>
+      <w:r>
+        <w:rPr>
+          <w:rFonts w:ascii="David" w:hAnsi="David" w:cs="David"/>
+        </w:rPr>
+        <w:t xml:space="preserve"> </w:t>
+      </w:r>
+      <w:r>
+        <w:rPr>
+          <w:rFonts w:ascii="David" w:hAnsi="David" w:cs="David"/>
+        </w:rPr>
+        <w:t>precentage</w:t>
+      </w:r>
+      <w:r>
+        <w:rPr>
+          <w:rFonts w:ascii="David" w:hAnsi="David" w:cs="David"/>
+        </w:rPr>
+        <w:t>.</w:t>
+      </w:r>
+    </w:p>
+    <w:p>
+      <w:pPr>
+        <w:pStyle w:val="ListParagraph"/>
+        <w:numPr>
+          <w:ilvl w:val="1"/>
+          <w:numId w:val="14"/>
+        </w:numPr>
+        <w:bidi w:val="0"/>
+        <w:spacing w:after="0" w:line="360" w:lineRule="auto"/>
+        <w:rPr>
+          <w:rFonts w:ascii="David" w:hAnsi="David" w:cs="David"/>
+        </w:rPr>
+      </w:pPr>
+      <w:r>
+        <w:rPr>
+          <w:rFonts w:ascii="David" w:hAnsi="David" w:cs="David"/>
+        </w:rPr>
+        <w:t>Possible value range: 0-1.</w:t>
+      </w:r>
+    </w:p>
+    <w:p>
+      <w:pPr>
+        <w:pStyle w:val="ListParagraph"/>
+        <w:numPr>
+          <w:ilvl w:val="0"/>
+          <w:numId w:val="14"/>
+        </w:numPr>
+        <w:bidi w:val="0"/>
+        <w:spacing w:after="0" w:line="360" w:lineRule="auto"/>
+        <w:rPr>
+          <w:rFonts w:ascii="David" w:hAnsi="David" w:cs="David"/>
+        </w:rPr>
+      </w:pPr>
+      <w:r>
+        <w:rPr>
+          <w:rFonts w:ascii="David" w:hAnsi="David" w:cs="David"/>
+        </w:rPr>
+        <w:t>trail_braking_pct</w:t>
+      </w:r>
+      <w:r>
+        <w:rPr>
+          <w:rFonts w:ascii="David" w:hAnsi="David" w:cs="David"/>
+        </w:rPr>
+        <w:t xml:space="preserve"> – the precentage of the turn in which the driver performed “trail breaking” (a slow release of the brake pedal).</w:t>
+      </w:r>
+    </w:p>
+    <w:p>
+      <w:pPr>
+        <w:pStyle w:val="ListParagraph"/>
+        <w:numPr>
+          <w:ilvl w:val="1"/>
+          <w:numId w:val="14"/>
+        </w:numPr>
+        <w:bidi w:val="0"/>
+        <w:spacing w:after="0" w:line="360" w:lineRule="auto"/>
+        <w:rPr>
+          <w:rFonts w:ascii="David" w:hAnsi="David" w:cs="David"/>
+        </w:rPr>
+      </w:pPr>
+      <w:r>
+        <w:rPr>
+          <w:rFonts w:ascii="David" w:hAnsi="David" w:cs="David"/>
+        </w:rPr>
+        <w:t xml:space="preserve">Units: </w:t>
+      </w:r>
+      <w:r>
+        <w:rPr>
+          <w:rFonts w:ascii="David" w:hAnsi="David" w:cs="David"/>
+        </w:rPr>
+        <w:t>precentage</w:t>
+      </w:r>
+      <w:r>
+        <w:rPr>
+          <w:rFonts w:ascii="David" w:hAnsi="David" w:cs="David"/>
+        </w:rPr>
+        <w:t>.</w:t>
+      </w:r>
+    </w:p>
+    <w:p>
+      <w:pPr>
+        <w:pStyle w:val="ListParagraph"/>
+        <w:numPr>
+          <w:ilvl w:val="1"/>
+          <w:numId w:val="14"/>
+        </w:numPr>
+        <w:bidi w:val="0"/>
+        <w:spacing w:after="0" w:line="360" w:lineRule="auto"/>
+        <w:rPr>
+          <w:rFonts w:ascii="David" w:hAnsi="David" w:cs="David"/>
+        </w:rPr>
+      </w:pPr>
+      <w:r>
+        <w:rPr>
+          <w:rFonts w:ascii="David" w:hAnsi="David" w:cs="David"/>
+        </w:rPr>
+        <w:t>Possible value range: 0-1.</w:t>
+      </w:r>
+    </w:p>
+    <w:p>
+      <w:pPr>
+        <w:pStyle w:val="ListParagraph"/>
+        <w:numPr>
+          <w:ilvl w:val="0"/>
+          <w:numId w:val="14"/>
+        </w:numPr>
+        <w:bidi w:val="0"/>
+        <w:spacing w:after="0" w:line="360" w:lineRule="auto"/>
+        <w:rPr>
+          <w:rFonts w:ascii="David" w:hAnsi="David" w:cs="David"/>
+        </w:rPr>
+      </w:pPr>
+      <w:r>
+        <w:rPr>
+          <w:rFonts w:ascii="David" w:hAnsi="David" w:cs="David"/>
+        </w:rPr>
+        <w:t xml:space="preserve">throttle_app_pct_after_apex – the precentage of the </w:t>
+      </w:r>
+      <w:r>
+        <w:rPr>
+          <w:rFonts w:ascii="David" w:hAnsi="David" w:cs="David"/>
+        </w:rPr>
+        <w:t>segment of the turn that is after the apex in which the driver presses on the throttle.</w:t>
+      </w:r>
+    </w:p>
+    <w:p>
+      <w:pPr>
+        <w:pStyle w:val="ListParagraph"/>
+        <w:numPr>
+          <w:ilvl w:val="1"/>
+          <w:numId w:val="14"/>
+        </w:numPr>
+        <w:bidi w:val="0"/>
+        <w:spacing w:after="0" w:line="360" w:lineRule="auto"/>
+        <w:rPr>
+          <w:rFonts w:ascii="David" w:hAnsi="David" w:cs="David"/>
+        </w:rPr>
+      </w:pPr>
+      <w:r>
+        <w:rPr>
+          <w:rFonts w:ascii="David" w:hAnsi="David" w:cs="David"/>
+        </w:rPr>
+        <w:t xml:space="preserve">Units: </w:t>
+      </w:r>
+      <w:r>
+        <w:rPr>
+          <w:rFonts w:ascii="David" w:hAnsi="David" w:cs="David"/>
+        </w:rPr>
+        <w:t>precentage</w:t>
+      </w:r>
+      <w:r>
+        <w:rPr>
+          <w:rFonts w:ascii="David" w:hAnsi="David" w:cs="David"/>
+        </w:rPr>
+        <w:t>.</w:t>
+      </w:r>
+    </w:p>
+    <w:p>
+      <w:pPr>
+        <w:pStyle w:val="ListParagraph"/>
+        <w:numPr>
+          <w:ilvl w:val="1"/>
+          <w:numId w:val="14"/>
+        </w:numPr>
+        <w:bidi w:val="0"/>
+        <w:spacing w:after="0" w:line="360" w:lineRule="auto"/>
+        <w:rPr>
+          <w:rFonts w:ascii="David" w:hAnsi="David" w:cs="David"/>
+        </w:rPr>
+      </w:pPr>
+      <w:r>
+        <w:rPr>
+          <w:rFonts w:ascii="David" w:hAnsi="David" w:cs="David"/>
+        </w:rPr>
+        <w:t>Possible value range: 0-1.</w:t>
+      </w:r>
+    </w:p>
+    <w:p>
+      <w:pPr>
+        <w:pStyle w:val="ListParagraph"/>
+        <w:numPr>
+          <w:ilvl w:val="0"/>
+          <w:numId w:val="14"/>
+        </w:numPr>
+        <w:bidi w:val="0"/>
+        <w:spacing w:after="0" w:line="360" w:lineRule="auto"/>
+        <w:rPr>
+          <w:rFonts w:ascii="David" w:hAnsi="David" w:cs="David"/>
+        </w:rPr>
+      </w:pPr>
+      <w:r>
+        <w:rPr>
+          <w:rFonts w:ascii="David" w:hAnsi="David" w:cs="David"/>
+        </w:rPr>
+        <w:t>coasting_pct – the precentage of the turn in which the driver didn’t press on the brake nor the throttle.</w:t>
+      </w:r>
+    </w:p>
+    <w:p>
+      <w:pPr>
+        <w:pStyle w:val="ListParagraph"/>
+        <w:numPr>
+          <w:ilvl w:val="1"/>
+          <w:numId w:val="14"/>
+        </w:numPr>
+        <w:bidi w:val="0"/>
+        <w:spacing w:after="0" w:line="360" w:lineRule="auto"/>
+        <w:rPr>
+          <w:rFonts w:ascii="David" w:hAnsi="David" w:cs="David"/>
+        </w:rPr>
+      </w:pPr>
+      <w:r>
+        <w:rPr>
+          <w:rFonts w:ascii="David" w:hAnsi="David" w:cs="David"/>
+        </w:rPr>
+        <w:t xml:space="preserve">Units: </w:t>
+      </w:r>
+      <w:r>
+        <w:rPr>
+          <w:rFonts w:ascii="David" w:hAnsi="David" w:cs="David"/>
+        </w:rPr>
+        <w:t>precentage</w:t>
+      </w:r>
+      <w:r>
+        <w:rPr>
+          <w:rFonts w:ascii="David" w:hAnsi="David" w:cs="David"/>
+        </w:rPr>
+        <w:t>.</w:t>
+      </w:r>
+    </w:p>
+    <w:p>
+      <w:pPr>
+        <w:pStyle w:val="ListParagraph"/>
+        <w:numPr>
+          <w:ilvl w:val="1"/>
+          <w:numId w:val="14"/>
+        </w:numPr>
+        <w:bidi w:val="0"/>
+        <w:spacing w:after="0" w:line="360" w:lineRule="auto"/>
+        <w:rPr>
+          <w:rFonts w:ascii="David" w:hAnsi="David" w:cs="David"/>
+        </w:rPr>
+      </w:pPr>
+      <w:r>
+        <w:rPr>
+          <w:rFonts w:ascii="David" w:hAnsi="David" w:cs="David"/>
+        </w:rPr>
+        <w:t>Possible value range: 0-1.</w:t>
+      </w:r>
+    </w:p>
+    <w:p>
+      <w:pPr>
+        <w:pStyle w:val="ListParagraph"/>
+        <w:numPr>
+          <w:ilvl w:val="0"/>
+          <w:numId w:val="14"/>
+        </w:numPr>
+        <w:bidi w:val="0"/>
+        <w:spacing w:after="0" w:line="360" w:lineRule="auto"/>
+        <w:rPr>
+          <w:rFonts w:ascii="David" w:hAnsi="David" w:cs="David"/>
+        </w:rPr>
+      </w:pPr>
+      <w:r>
+        <w:rPr>
+          <w:rFonts w:ascii="David" w:hAnsi="David" w:cs="David"/>
+        </w:rPr>
+        <w:t xml:space="preserve">breaking_time_pct – </w:t>
+      </w:r>
+      <w:r>
+        <w:rPr>
+          <w:rFonts w:ascii="David" w:hAnsi="David" w:cs="David"/>
+        </w:rPr>
+        <w:t>the precentage of the turn in which the driver pressed the brake pedal.</w:t>
+      </w:r>
+    </w:p>
+    <w:p>
+      <w:pPr>
+        <w:pStyle w:val="ListParagraph"/>
+        <w:numPr>
+          <w:ilvl w:val="1"/>
+          <w:numId w:val="14"/>
+        </w:numPr>
+        <w:bidi w:val="0"/>
+        <w:spacing w:after="0" w:line="360" w:lineRule="auto"/>
+        <w:rPr>
+          <w:rFonts w:ascii="David" w:hAnsi="David" w:cs="David"/>
+        </w:rPr>
+      </w:pPr>
+      <w:r>
+        <w:rPr>
+          <w:rFonts w:ascii="David" w:hAnsi="David" w:cs="David"/>
+        </w:rPr>
+        <w:t>Units: precentage.</w:t>
+      </w:r>
+    </w:p>
+    <w:p>
+      <w:pPr>
+        <w:pStyle w:val="ListParagraph"/>
+        <w:numPr>
+          <w:ilvl w:val="1"/>
+          <w:numId w:val="14"/>
+        </w:numPr>
+        <w:bidi w:val="0"/>
+        <w:spacing w:after="0" w:line="360" w:lineRule="auto"/>
+        <w:rPr>
+          <w:rFonts w:ascii="David" w:hAnsi="David" w:cs="David"/>
+        </w:rPr>
+      </w:pPr>
+      <w:r>
+        <w:rPr>
+          <w:rFonts w:ascii="David" w:hAnsi="David" w:cs="David"/>
+        </w:rPr>
+        <w:t>Possible value range: 0-1.</w:t>
+      </w:r>
+    </w:p>
+    <w:p>
+      <w:pPr>
+        <w:pStyle w:val="ListParagraph"/>
+        <w:numPr>
+          <w:ilvl w:val="0"/>
+          <w:numId w:val="14"/>
+        </w:numPr>
+        <w:bidi w:val="0"/>
+        <w:spacing w:after="0" w:line="360" w:lineRule="auto"/>
+        <w:rPr>
+          <w:rFonts w:ascii="David" w:hAnsi="David" w:cs="David"/>
+        </w:rPr>
+      </w:pPr>
+      <w:r>
+        <w:rPr>
+          <w:rFonts w:ascii="David" w:hAnsi="David" w:cs="David"/>
+        </w:rPr>
+        <w:t xml:space="preserve">min_gear </w:t>
+      </w:r>
+      <w:r>
+        <w:rPr>
+          <w:rFonts w:ascii="David" w:hAnsi="David" w:cs="David"/>
+        </w:rPr>
+        <w:t>–</w:t>
+      </w:r>
+      <w:r>
+        <w:rPr>
+          <w:rFonts w:ascii="David" w:hAnsi="David" w:cs="David"/>
+        </w:rPr>
+        <w:t xml:space="preserve"> </w:t>
+      </w:r>
+      <w:r>
+        <w:rPr>
+          <w:rFonts w:ascii="David" w:hAnsi="David" w:cs="David"/>
+        </w:rPr>
+        <w:t>the minimal gear that the car was on during the turn.</w:t>
+      </w:r>
+    </w:p>
+    <w:p>
+      <w:pPr>
+        <w:pStyle w:val="ListParagraph"/>
+        <w:numPr>
+          <w:ilvl w:val="1"/>
+          <w:numId w:val="14"/>
+        </w:numPr>
+        <w:bidi w:val="0"/>
+        <w:spacing w:after="0" w:line="360" w:lineRule="auto"/>
+        <w:rPr>
+          <w:rFonts w:ascii="David" w:hAnsi="David" w:cs="David"/>
+        </w:rPr>
+      </w:pPr>
+      <w:r>
+        <w:rPr>
+          <w:rFonts w:ascii="David" w:hAnsi="David" w:cs="David"/>
+        </w:rPr>
+        <w:t>Units: irrelevant</w:t>
+      </w:r>
+    </w:p>
+    <w:p>
+      <w:pPr>
+        <w:pStyle w:val="ListParagraph"/>
+        <w:numPr>
+          <w:ilvl w:val="1"/>
+          <w:numId w:val="14"/>
+        </w:numPr>
+        <w:bidi w:val="0"/>
+        <w:spacing w:after="0" w:line="360" w:lineRule="auto"/>
+        <w:rPr>
+          <w:rFonts w:ascii="David" w:hAnsi="David" w:cs="David"/>
+        </w:rPr>
+      </w:pPr>
+      <w:r>
+        <w:rPr>
+          <w:rFonts w:ascii="David" w:hAnsi="David" w:cs="David"/>
+        </w:rPr>
+        <w:t>Possible value range: 0-8</w:t>
+      </w:r>
+      <w:r>
+        <w:rPr>
+          <w:rFonts w:ascii="David" w:hAnsi="David" w:cs="David"/>
+        </w:rPr>
+        <w:t>.</w:t>
+      </w:r>
+    </w:p>
+    <w:p>
+      <w:pPr>
+        <w:pStyle w:val="ListParagraph"/>
+        <w:numPr>
+          <w:ilvl w:val="0"/>
+          <w:numId w:val="14"/>
+        </w:numPr>
+        <w:bidi w:val="0"/>
+        <w:spacing w:after="0" w:line="360" w:lineRule="auto"/>
+        <w:rPr>
+          <w:rFonts w:ascii="David" w:hAnsi="David" w:cs="David"/>
+        </w:rPr>
+      </w:pPr>
+      <w:r>
+        <w:rPr>
+          <w:rFonts w:ascii="David" w:hAnsi="David" w:cs="David"/>
+        </w:rPr>
+        <w:t xml:space="preserve">avg_throttle – </w:t>
+      </w:r>
+      <w:r>
+        <w:rPr>
+          <w:rFonts w:ascii="David" w:hAnsi="David" w:cs="David"/>
+        </w:rPr>
+        <w:t>The average percentage the throttle</w:t>
       </w:r>
       <w:r>
         <w:rPr>
           <w:rFonts w:ascii="David" w:hAnsi="David" w:cs="David" w:hint="cs"/>
+          <w:rtl/>
+        </w:rPr>
+        <w:t xml:space="preserve"> </w:t>
+      </w:r>
+      <w:r>
+        <w:rPr>
+          <w:rFonts w:ascii="David" w:hAnsi="David" w:cs="David"/>
+        </w:rPr>
+        <w:t>pedal</w:t>
+      </w:r>
+      <w:r>
+        <w:rPr>
+          <w:rFonts w:ascii="David" w:hAnsi="David" w:cs="David"/>
+        </w:rPr>
+        <w:t xml:space="preserve"> is pressed during the </w:t>
+      </w:r>
+      <w:r>
+        <w:rPr>
+          <w:rFonts w:ascii="David" w:hAnsi="David" w:cs="David"/>
+        </w:rPr>
+        <w:t>turn</w:t>
+      </w:r>
+      <w:r>
+        <w:rPr>
+          <w:rFonts w:ascii="David" w:hAnsi="David" w:cs="David"/>
+        </w:rPr>
+        <w:t>.</w:t>
+      </w:r>
+    </w:p>
+    <w:p>
+      <w:pPr>
+        <w:pStyle w:val="ListParagraph"/>
+        <w:numPr>
+          <w:ilvl w:val="1"/>
+          <w:numId w:val="14"/>
+        </w:numPr>
+        <w:bidi w:val="0"/>
+        <w:spacing w:after="0" w:line="360" w:lineRule="auto"/>
+        <w:rPr>
+          <w:rFonts w:ascii="David" w:hAnsi="David" w:cs="David"/>
+        </w:rPr>
+      </w:pPr>
+      <w:r>
+        <w:rPr>
+          <w:rFonts w:ascii="David" w:hAnsi="David" w:cs="David"/>
+        </w:rPr>
+        <w:t>Units: precentage.</w:t>
+      </w:r>
+    </w:p>
+    <w:p>
+      <w:pPr>
+        <w:pStyle w:val="ListParagraph"/>
+        <w:numPr>
+          <w:ilvl w:val="1"/>
+          <w:numId w:val="14"/>
+        </w:numPr>
+        <w:bidi w:val="0"/>
+        <w:spacing w:after="0" w:line="360" w:lineRule="auto"/>
+        <w:rPr>
+          <w:rFonts w:ascii="David" w:hAnsi="David" w:cs="David"/>
+        </w:rPr>
+      </w:pPr>
+      <w:r>
+        <w:rPr>
+          <w:rFonts w:ascii="David" w:hAnsi="David" w:cs="David"/>
+        </w:rPr>
+        <w:t>Possible value range: 0-1</w:t>
+      </w:r>
+      <w:r>
+        <w:rPr>
+          <w:rFonts w:ascii="David" w:hAnsi="David" w:cs="David"/>
+        </w:rPr>
+        <w:t>00</w:t>
+      </w:r>
+      <w:r>
+        <w:rPr>
+          <w:rFonts w:ascii="David" w:hAnsi="David" w:cs="David"/>
+        </w:rPr>
+        <w:t>.</w:t>
+      </w:r>
+    </w:p>
+    <w:p>
+      <w:pPr>
+        <w:pStyle w:val="ListParagraph"/>
+        <w:numPr>
+          <w:ilvl w:val="0"/>
+          <w:numId w:val="14"/>
+        </w:numPr>
+        <w:bidi w:val="0"/>
+        <w:spacing w:after="0" w:line="360" w:lineRule="auto"/>
+        <w:rPr>
+          <w:rFonts w:ascii="David" w:hAnsi="David" w:cs="David"/>
+        </w:rPr>
+      </w:pPr>
+      <w:r>
+        <w:rPr>
+          <w:rFonts w:ascii="David" w:hAnsi="David" w:cs="David"/>
+        </w:rPr>
+        <w:t>avg_speed – The average speed of the car during the turn.</w:t>
+      </w:r>
+    </w:p>
+    <w:p>
+      <w:pPr>
+        <w:pStyle w:val="ListParagraph"/>
+        <w:numPr>
+          <w:ilvl w:val="1"/>
+          <w:numId w:val="14"/>
+        </w:numPr>
+        <w:bidi w:val="0"/>
+        <w:spacing w:after="0" w:line="360" w:lineRule="auto"/>
+        <w:rPr>
+          <w:rFonts w:ascii="David" w:hAnsi="David" w:cs="David"/>
+        </w:rPr>
+      </w:pPr>
+      <w:r>
+        <w:rPr>
+          <w:rFonts w:ascii="David" w:hAnsi="David" w:cs="David"/>
+        </w:rPr>
+        <w:t>Units: km/h</w:t>
+      </w:r>
+    </w:p>
+    <w:p>
+      <w:pPr>
+        <w:pStyle w:val="ListParagraph"/>
+        <w:numPr>
+          <w:ilvl w:val="1"/>
+          <w:numId w:val="14"/>
+        </w:numPr>
+        <w:bidi w:val="0"/>
+        <w:spacing w:after="0" w:line="360" w:lineRule="auto"/>
+        <w:rPr>
+          <w:rFonts w:ascii="David" w:hAnsi="David" w:cs="David"/>
+        </w:rPr>
+      </w:pPr>
+      <w:r>
+        <w:rPr>
+          <w:rFonts w:ascii="David" w:hAnsi="David" w:cs="David"/>
+        </w:rPr>
+        <w:t>Possible value range – 0-400</w:t>
+      </w:r>
+      <w:r>
+        <w:rPr>
+          <w:rFonts w:ascii="David" w:hAnsi="David" w:cs="David"/>
+        </w:rPr>
+        <w:t xml:space="preserve"> km/h</w:t>
+      </w:r>
+      <w:r>
+        <w:rPr>
+          <w:rFonts w:ascii="David" w:hAnsi="David" w:cs="David"/>
+        </w:rPr>
+        <w:t>.</w:t>
+      </w:r>
+    </w:p>
+    <w:p>
+      <w:pPr>
+        <w:bidi w:val="0"/>
+        <w:spacing w:after="0" w:line="360" w:lineRule="auto"/>
+        <w:rPr>
+          <w:rFonts w:ascii="David" w:hAnsi="David" w:cs="David"/>
+          <w:b/>
+          <w:bCs/>
+        </w:rPr>
+      </w:pPr>
+    </w:p>
+    <w:p>
+      <w:pPr>
+        <w:bidi w:val="0"/>
+        <w:spacing w:after="0" w:line="360" w:lineRule="auto"/>
+        <w:rPr>
+          <w:rFonts w:ascii="David" w:hAnsi="David" w:cs="David"/>
+          <w:b/>
+          <w:bCs/>
+        </w:rPr>
+      </w:pPr>
+      <w:r>
+        <w:rPr>
+          <w:rFonts w:ascii="David" w:hAnsi="David" w:cs="David"/>
+          <w:b/>
+          <w:bCs/>
+        </w:rPr>
+        <w:t>Difference in feature scale:</w:t>
+      </w:r>
+    </w:p>
+    <w:p>
+      <w:pPr>
+        <w:bidi w:val="0"/>
+        <w:spacing w:after="0" w:line="360" w:lineRule="auto"/>
+        <w:rPr>
+          <w:rFonts w:ascii="David" w:hAnsi="David" w:cs="David"/>
+        </w:rPr>
+      </w:pPr>
+      <w:r>
+        <w:rPr>
+          <w:rFonts w:ascii="David" w:hAnsi="David" w:cs="David"/>
+        </w:rPr>
+        <w:t>We must notice there is a big difference in scale between the features that are speed-based, which are measured in km/h and are between 0-400, and the features that are braking/throttle-based, which are measured in precentages between 0-1. There will be a process of normalization of the features to the 0-1 range, in order to make sure that no feature has dramatic influence over the outcome of the clustering process.</w:t>
+      </w:r>
+    </w:p>
+    <w:p>
+      <w:pPr>
+        <w:bidi w:val="0"/>
+        <w:spacing w:after="0" w:line="360" w:lineRule="auto"/>
+        <w:rPr>
+          <w:rFonts w:ascii="David" w:hAnsi="David" w:cs="David"/>
+          <w:b/>
+          <w:bCs/>
+        </w:rPr>
+      </w:pPr>
+    </w:p>
+    <w:p>
+      <w:pPr>
+        <w:bidi w:val="0"/>
+        <w:spacing w:after="0" w:line="360" w:lineRule="auto"/>
+        <w:rPr>
+          <w:rFonts w:ascii="David" w:hAnsi="David" w:cs="David"/>
           <w:b/>
           <w:bCs/>
           <w:rtl/>
         </w:rPr>
-        <w:t>:</w:t>
-      </w:r>
-      <w:r>
-        <w:rPr>
-          <w:rFonts w:ascii="David" w:hAnsi="David" w:cs="David" w:hint="cs"/>
-          <w:rtl/>
-        </w:rPr>
-        <w:t xml:space="preserve"> </w:t>
-      </w:r>
-      <w:r>
-        <w:rPr>
-          <w:rFonts w:ascii="David" w:hAnsi="David" w:cs="David" w:hint="cs"/>
-        </w:rPr>
-        <w:t>F1 Driver Cornering Telemetry (Custom Built Dataset)</w:t>
-      </w:r>
-    </w:p>
-    <w:p>
-      <w:pPr>
-        <w:pStyle w:val="ListParagraph"/>
-        <w:numPr>
-          <w:ilvl w:val="0"/>
-          <w:numId w:val="10"/>
-        </w:numPr>
-        <w:spacing w:after="0" w:line="360" w:lineRule="auto"/>
-        <w:rPr>
-          <w:rFonts w:ascii="David" w:hAnsi="David" w:cs="David"/>
-        </w:rPr>
-      </w:pPr>
-      <w:r>
-        <w:rPr>
-          <w:rFonts w:ascii="David" w:hAnsi="David" w:cs="David" w:hint="cs"/>
+      </w:pPr>
+    </w:p>
+    <w:p>
+      <w:pPr>
+        <w:bidi w:val="0"/>
+        <w:spacing w:after="0" w:line="360" w:lineRule="auto"/>
+        <w:rPr>
+          <w:rFonts w:ascii="David" w:hAnsi="David" w:cs="David"/>
           <w:b/>
           <w:bCs/>
           <w:rtl/>
         </w:rPr>
-        <w:t>מקור הנתונים:</w:t>
-      </w:r>
-      <w:r>
-        <w:rPr>
-          <w:rFonts w:ascii="David" w:hAnsi="David" w:cs="David" w:hint="cs"/>
-          <w:rtl/>
-        </w:rPr>
-        <w:t xml:space="preserve"> </w:t>
-      </w:r>
-      <w:r>
-        <w:rPr>
-          <w:rFonts w:ascii="David" w:hAnsi="David" w:cs="David" w:hint="cs"/>
-          <w:rtl/>
-        </w:rPr>
-        <w:t>חולץ באמצעות ה</w:t>
-      </w:r>
-      <w:r>
-        <w:rPr>
-          <w:rFonts w:ascii="David" w:hAnsi="David" w:cs="David" w:hint="cs"/>
-        </w:rPr>
-        <w:t xml:space="preserve">-API </w:t>
-      </w:r>
-      <w:r>
-        <w:rPr>
-          <w:rFonts w:ascii="David" w:hAnsi="David" w:cs="David" w:hint="cs"/>
-          <w:rtl/>
-        </w:rPr>
-        <w:t>של</w:t>
-      </w:r>
-      <w:r>
-        <w:rPr>
-          <w:rFonts w:ascii="David" w:hAnsi="David" w:cs="David" w:hint="cs"/>
-        </w:rPr>
-        <w:t xml:space="preserve"> OpenF1 </w:t>
-      </w:r>
-      <w:r>
-        <w:rPr>
-          <w:rFonts w:ascii="David" w:hAnsi="David" w:cs="David" w:hint="cs"/>
-          <w:rtl/>
-        </w:rPr>
-        <w:t>נתוני טלמטריה חיים של רכבי פורמולה 1</w:t>
-      </w:r>
-      <w:r>
-        <w:rPr>
-          <w:rFonts w:ascii="David" w:hAnsi="David" w:cs="David" w:hint="cs"/>
-          <w:rtl/>
-        </w:rPr>
-        <w:t xml:space="preserve"> מ</w:t>
-      </w:r>
-      <w:r>
-        <w:rPr>
-          <w:rFonts w:ascii="David" w:hAnsi="David" w:cs="David" w:hint="cs"/>
-          <w:rtl/>
-        </w:rPr>
-        <w:t xml:space="preserve">-4 </w:t>
-      </w:r>
-      <w:r>
-        <w:rPr>
-          <w:rFonts w:ascii="David" w:hAnsi="David" w:cs="David" w:hint="cs"/>
-          <w:rtl/>
-        </w:rPr>
-        <w:t>מירוצים רשמיים</w:t>
-      </w:r>
-      <w:r>
-        <w:rPr>
-          <w:rFonts w:ascii="David" w:hAnsi="David" w:cs="David" w:hint="cs"/>
-          <w:rtl/>
-        </w:rPr>
-        <w:t xml:space="preserve"> שהתקיימו בשנת 2023 </w:t>
-      </w:r>
-      <w:r>
-        <w:rPr>
-          <w:rFonts w:ascii="David" w:hAnsi="David" w:cs="David"/>
-          <w:rtl/>
-        </w:rPr>
-        <w:t>–</w:t>
-      </w:r>
-      <w:r>
-        <w:rPr>
-          <w:rFonts w:ascii="David" w:hAnsi="David" w:cs="David" w:hint="cs"/>
-          <w:rtl/>
-        </w:rPr>
-        <w:t xml:space="preserve"> </w:t>
-      </w:r>
-      <w:r>
-        <w:rPr>
-          <w:rFonts w:ascii="David" w:hAnsi="David" w:cs="David"/>
-        </w:rPr>
-        <w:t>Monza, Singapore, Spa, Suzuka</w:t>
-      </w:r>
-      <w:r>
-        <w:rPr>
-          <w:rFonts w:ascii="David" w:hAnsi="David" w:cs="David" w:hint="cs"/>
-          <w:rtl/>
-        </w:rPr>
-        <w:t>.</w:t>
-      </w:r>
-    </w:p>
-    <w:p>
-      <w:pPr>
-        <w:pStyle w:val="ListParagraph"/>
-        <w:numPr>
-          <w:ilvl w:val="0"/>
-          <w:numId w:val="10"/>
-        </w:numPr>
-        <w:spacing w:after="0" w:line="360" w:lineRule="auto"/>
-        <w:rPr>
-          <w:rFonts w:ascii="David" w:hAnsi="David" w:cs="David"/>
-        </w:rPr>
-      </w:pPr>
-      <w:r>
-        <w:rPr>
-          <w:rFonts w:ascii="David" w:hAnsi="David" w:cs="David" w:hint="cs"/>
+      </w:pPr>
+    </w:p>
+    <w:p>
+      <w:pPr>
+        <w:bidi w:val="0"/>
+        <w:spacing w:after="0" w:line="360" w:lineRule="auto"/>
+        <w:rPr>
+          <w:rFonts w:ascii="David" w:hAnsi="David" w:cs="David"/>
+        </w:rPr>
+      </w:pPr>
+      <w:r>
+        <w:rPr>
+          <w:rFonts w:ascii="David" w:hAnsi="David" w:cs="David"/>
           <w:b/>
           <w:bCs/>
+        </w:rPr>
+        <w:lastRenderedPageBreak/>
+        <w:t>Missing Values:</w:t>
+      </w:r>
+    </w:p>
+    <w:p>
+      <w:pPr>
+        <w:pStyle w:val="ListParagraph"/>
+        <w:numPr>
+          <w:ilvl w:val="0"/>
+          <w:numId w:val="13"/>
+        </w:numPr>
+        <w:bidi w:val="0"/>
+        <w:spacing w:after="0" w:line="360" w:lineRule="auto"/>
+        <w:rPr>
+          <w:rFonts w:ascii="David" w:hAnsi="David" w:cs="David"/>
+        </w:rPr>
+      </w:pPr>
+      <w:r>
+        <w:rPr>
+          <w:rFonts w:ascii="David" w:hAnsi="David" w:cs="David"/>
+        </w:rPr>
+        <w:t>There are 0.</w:t>
+      </w:r>
+      <w:r>
+        <w:rPr>
+          <w:rFonts w:ascii="David" w:hAnsi="David" w:cs="David"/>
+        </w:rPr>
+        <w:t>25 seconds between samples, in which, assuming the driver drives at an average of 200 km/h, the driver covers around 15 meters, that can be vital to learning his behavior during a turn.</w:t>
+      </w:r>
+    </w:p>
+    <w:p>
+      <w:pPr>
+        <w:pStyle w:val="ListParagraph"/>
+        <w:numPr>
+          <w:ilvl w:val="0"/>
+          <w:numId w:val="13"/>
+        </w:numPr>
+        <w:bidi w:val="0"/>
+        <w:spacing w:after="0" w:line="360" w:lineRule="auto"/>
+        <w:rPr>
+          <w:rFonts w:ascii="David" w:hAnsi="David" w:cs="David"/>
+        </w:rPr>
+      </w:pPr>
+      <w:r>
+        <w:rPr>
+          <w:rFonts w:ascii="David" w:hAnsi="David" w:cs="David"/>
+        </w:rPr>
+        <w:t>In the start and end point of each lap there is a gap of a few seconds in which the sensors of the cars stop producing new data. This gap can register as a turn when using our calculations</w:t>
+      </w:r>
+      <w:r>
+        <w:rPr>
+          <w:rFonts w:ascii="David" w:hAnsi="David" w:cs="David"/>
+        </w:rPr>
+        <w:t>, that relay on the change in location of the driver</w:t>
+      </w:r>
+      <w:r>
+        <w:rPr>
+          <w:rFonts w:ascii="David" w:hAnsi="David" w:cs="David"/>
+        </w:rPr>
+        <w:t>, thus generating noise that can affect the clustering.</w:t>
+      </w:r>
+    </w:p>
+    <w:p>
+      <w:pPr>
+        <w:bidi w:val="0"/>
+        <w:spacing w:after="0" w:line="360" w:lineRule="auto"/>
+        <w:ind w:left="360"/>
+        <w:rPr>
+          <w:rFonts w:ascii="David" w:hAnsi="David" w:cs="David"/>
           <w:rtl/>
-        </w:rPr>
-        <w:t>מספר דגימות:</w:t>
-      </w:r>
-      <w:r>
-        <w:rPr>
-          <w:rFonts w:ascii="David" w:hAnsi="David" w:cs="David" w:hint="cs"/>
-          <w:rtl/>
-        </w:rPr>
-        <w:t xml:space="preserve"> _____ דגימות</w:t>
-      </w:r>
-    </w:p>
-    <w:p>
-      <w:pPr>
-        <w:pStyle w:val="ListParagraph"/>
-        <w:numPr>
-          <w:ilvl w:val="0"/>
-          <w:numId w:val="10"/>
-        </w:numPr>
-        <w:spacing w:after="0" w:line="360" w:lineRule="auto"/>
-        <w:rPr>
-          <w:rFonts w:ascii="David" w:hAnsi="David" w:cs="David"/>
-        </w:rPr>
-      </w:pPr>
-      <w:r>
-        <w:rPr>
-          <w:rFonts w:ascii="David" w:hAnsi="David" w:cs="David" w:hint="cs"/>
-          <w:b/>
-          <w:bCs/>
-          <w:rtl/>
-        </w:rPr>
-        <w:t xml:space="preserve">מספר מאפיינים: </w:t>
-      </w:r>
-      <w:r>
-        <w:rPr>
-          <w:rFonts w:ascii="David" w:hAnsi="David" w:cs="David" w:hint="cs"/>
-          <w:rtl/>
-        </w:rPr>
-        <w:t>11</w:t>
-      </w:r>
-    </w:p>
-    <w:p>
-      <w:pPr>
-        <w:pStyle w:val="ListParagraph"/>
-        <w:numPr>
-          <w:ilvl w:val="0"/>
-          <w:numId w:val="10"/>
-        </w:numPr>
-        <w:spacing w:after="0" w:line="360" w:lineRule="auto"/>
-        <w:rPr>
-          <w:rFonts w:ascii="David" w:hAnsi="David" w:cs="David"/>
-        </w:rPr>
-      </w:pPr>
-      <w:r>
-        <w:rPr>
-          <w:rFonts w:ascii="David" w:hAnsi="David" w:cs="David" w:hint="cs"/>
-          <w:b/>
-          <w:bCs/>
-          <w:rtl/>
-        </w:rPr>
-        <w:t>מקור הנתונים:</w:t>
-      </w:r>
-      <w:r>
-        <w:rPr>
-          <w:rFonts w:ascii="David" w:hAnsi="David" w:cs="David" w:hint="cs"/>
-          <w:rtl/>
-        </w:rPr>
-        <w:t xml:space="preserve"> מדידות של חיישנים שנמצאים על רכבי פורמולה 1 במירוצים רשמיים.</w:t>
-      </w:r>
-    </w:p>
-    <w:p>
-      <w:pPr>
-        <w:spacing w:after="0" w:line="360" w:lineRule="auto"/>
-        <w:rPr>
-          <w:rFonts w:ascii="David" w:hAnsi="David" w:cs="David"/>
-          <w:rtl/>
-        </w:rPr>
-      </w:pPr>
-    </w:p>
-    <w:p>
-      <w:pPr>
-        <w:pBdr>
-          <w:bottom w:val="single" w:sz="6" w:space="1" w:color="auto"/>
-        </w:pBdr>
-        <w:spacing w:after="0" w:line="360" w:lineRule="auto"/>
-        <w:rPr>
-          <w:rFonts w:ascii="David" w:hAnsi="David" w:cs="David"/>
-          <w:b/>
-          <w:bCs/>
-          <w:sz w:val="32"/>
-          <w:szCs w:val="32"/>
-          <w:rtl/>
-        </w:rPr>
-      </w:pPr>
-      <w:r>
-        <w:rPr>
-          <w:rFonts w:ascii="David" w:hAnsi="David" w:cs="David" w:hint="cs"/>
-          <w:b/>
-          <w:bCs/>
-          <w:sz w:val="32"/>
-          <w:szCs w:val="32"/>
-          <w:rtl/>
-        </w:rPr>
-        <w:t>הבנת המאפיינים:</w:t>
-      </w:r>
-    </w:p>
-    <w:p>
-      <w:pPr>
-        <w:spacing w:after="0" w:line="360" w:lineRule="auto"/>
-        <w:rPr>
-          <w:rFonts w:ascii="David" w:hAnsi="David" w:cs="David"/>
-          <w:b/>
-          <w:bCs/>
-          <w:rtl/>
-        </w:rPr>
-      </w:pPr>
-    </w:p>
-    <w:p>
-      <w:pPr>
-        <w:spacing w:after="0" w:line="360" w:lineRule="auto"/>
-        <w:rPr>
-          <w:rFonts w:ascii="David" w:hAnsi="David" w:cs="David"/>
-          <w:rtl/>
-        </w:rPr>
-      </w:pPr>
-      <w:r>
-        <w:rPr>
-          <w:rFonts w:ascii="David" w:hAnsi="David" w:cs="David" w:hint="cs"/>
-          <w:b/>
-          <w:bCs/>
-          <w:rtl/>
-        </w:rPr>
-        <w:t>שורות ה-</w:t>
-      </w:r>
-      <w:r>
-        <w:rPr>
-          <w:rFonts w:ascii="David" w:hAnsi="David" w:cs="David"/>
-          <w:b/>
-          <w:bCs/>
-        </w:rPr>
-        <w:t>Dataset</w:t>
-      </w:r>
-      <w:r>
-        <w:rPr>
-          <w:rFonts w:ascii="David" w:hAnsi="David" w:cs="David" w:hint="cs"/>
-          <w:b/>
-          <w:bCs/>
-          <w:rtl/>
-        </w:rPr>
-        <w:t>:</w:t>
-      </w:r>
-      <w:r>
-        <w:rPr>
-          <w:rFonts w:ascii="David" w:hAnsi="David" w:cs="David" w:hint="cs"/>
-          <w:rtl/>
-        </w:rPr>
-        <w:t xml:space="preserve"> כל שורה ב-</w:t>
-      </w:r>
-      <w:r>
-        <w:rPr>
-          <w:rFonts w:ascii="David" w:hAnsi="David" w:cs="David"/>
-        </w:rPr>
-        <w:t>Dataset</w:t>
-      </w:r>
-      <w:r>
-        <w:rPr>
-          <w:rFonts w:ascii="David" w:hAnsi="David" w:cs="David" w:hint="cs"/>
-          <w:rtl/>
-        </w:rPr>
-        <w:t xml:space="preserve"> </w:t>
-      </w:r>
-      <w:r>
-        <w:rPr>
-          <w:rFonts w:ascii="David" w:hAnsi="David" w:cs="David" w:hint="cs"/>
-          <w:rtl/>
-        </w:rPr>
-        <w:t>מציינת פנייה שעושה אחד הנהגים במהלך נסיעה במסלול מירוצים.</w:t>
-      </w:r>
-    </w:p>
-    <w:p>
-      <w:pPr>
-        <w:spacing w:after="0" w:line="360" w:lineRule="auto"/>
-        <w:rPr>
-          <w:rFonts w:ascii="David" w:hAnsi="David" w:cs="David"/>
-          <w:b/>
-          <w:bCs/>
-          <w:rtl/>
-        </w:rPr>
-      </w:pPr>
-      <w:r>
-        <w:rPr>
-          <w:rFonts w:ascii="David" w:hAnsi="David" w:cs="David" w:hint="cs"/>
-          <w:b/>
-          <w:bCs/>
-          <w:rtl/>
-        </w:rPr>
-        <w:t>עמודות ה-</w:t>
-      </w:r>
-      <w:r>
-        <w:rPr>
-          <w:rFonts w:ascii="David" w:hAnsi="David" w:cs="David"/>
-          <w:b/>
-          <w:bCs/>
-        </w:rPr>
-        <w:t>Dataset</w:t>
-      </w:r>
-      <w:r>
-        <w:rPr>
-          <w:rFonts w:ascii="David" w:hAnsi="David" w:cs="David" w:hint="cs"/>
-          <w:b/>
-          <w:bCs/>
-          <w:rtl/>
-        </w:rPr>
-        <w:t>:</w:t>
-      </w:r>
-    </w:p>
-    <w:p>
-      <w:pPr>
-        <w:pStyle w:val="ListParagraph"/>
-        <w:numPr>
-          <w:ilvl w:val="0"/>
-          <w:numId w:val="12"/>
-        </w:numPr>
-        <w:spacing w:after="0" w:line="360" w:lineRule="auto"/>
-        <w:rPr>
-          <w:rFonts w:ascii="David" w:hAnsi="David" w:cs="David"/>
-          <w:b/>
-          <w:bCs/>
-        </w:rPr>
-      </w:pPr>
-      <w:r>
-        <w:rPr>
-          <w:rFonts w:ascii="David" w:hAnsi="David" w:cs="David"/>
-        </w:rPr>
-        <w:t>start_time</w:t>
-      </w:r>
-      <w:r>
-        <w:rPr>
-          <w:rFonts w:ascii="David" w:hAnsi="David" w:cs="David" w:hint="cs"/>
-          <w:rtl/>
-        </w:rPr>
-        <w:t xml:space="preserve"> </w:t>
-      </w:r>
-      <w:r>
-        <w:rPr>
-          <w:rFonts w:ascii="David" w:hAnsi="David" w:cs="David"/>
-          <w:rtl/>
-        </w:rPr>
-        <w:t>–</w:t>
-      </w:r>
-      <w:r>
-        <w:rPr>
-          <w:rFonts w:ascii="David" w:hAnsi="David" w:cs="David" w:hint="cs"/>
-          <w:rtl/>
-        </w:rPr>
-        <w:t xml:space="preserve"> זמן תחילת הפנייה. </w:t>
-      </w:r>
-    </w:p>
-    <w:p>
-      <w:pPr>
-        <w:pStyle w:val="ListParagraph"/>
-        <w:numPr>
-          <w:ilvl w:val="1"/>
-          <w:numId w:val="12"/>
-        </w:numPr>
-        <w:spacing w:after="0" w:line="360" w:lineRule="auto"/>
-        <w:rPr>
-          <w:rFonts w:ascii="David" w:hAnsi="David" w:cs="David"/>
-          <w:b/>
-          <w:bCs/>
-        </w:rPr>
-      </w:pPr>
-      <w:r>
-        <w:rPr>
-          <w:rFonts w:ascii="David" w:hAnsi="David" w:cs="David" w:hint="cs"/>
-          <w:rtl/>
-        </w:rPr>
-        <w:t xml:space="preserve">יחידות מידה - פורמט שעה </w:t>
-      </w:r>
-      <w:r>
-        <w:rPr>
-          <w:rFonts w:ascii="David" w:hAnsi="David" w:cs="David"/>
-        </w:rPr>
-        <w:t>yyyy-MM-dd'T'HH:mm:ss.SSS</w:t>
-      </w:r>
-      <w:r>
-        <w:rPr>
-          <w:rFonts w:ascii="David" w:hAnsi="David" w:cs="David"/>
-        </w:rPr>
-        <w:t>SSS+00:00</w:t>
-      </w:r>
-      <w:r>
-        <w:rPr>
-          <w:rFonts w:ascii="David" w:hAnsi="David" w:cs="David" w:hint="cs"/>
-          <w:rtl/>
-        </w:rPr>
-        <w:t xml:space="preserve">. </w:t>
-      </w:r>
-    </w:p>
-    <w:p>
-      <w:pPr>
-        <w:pStyle w:val="ListParagraph"/>
-        <w:numPr>
-          <w:ilvl w:val="1"/>
-          <w:numId w:val="12"/>
-        </w:numPr>
-        <w:spacing w:after="0" w:line="360" w:lineRule="auto"/>
-        <w:rPr>
-          <w:rFonts w:ascii="David" w:hAnsi="David" w:cs="David"/>
-          <w:b/>
-          <w:bCs/>
-        </w:rPr>
-      </w:pPr>
-      <w:r>
-        <w:rPr>
-          <w:rFonts w:ascii="David" w:hAnsi="David" w:cs="David" w:hint="cs"/>
-          <w:rtl/>
-        </w:rPr>
-        <w:t xml:space="preserve">טווח ערכים אפשרי </w:t>
-      </w:r>
-      <w:r>
-        <w:rPr>
-          <w:rFonts w:ascii="David" w:hAnsi="David" w:cs="David"/>
-          <w:rtl/>
-        </w:rPr>
-        <w:t>–</w:t>
-      </w:r>
-      <w:r>
-        <w:rPr>
-          <w:rFonts w:ascii="David" w:hAnsi="David" w:cs="David" w:hint="cs"/>
-          <w:rtl/>
-        </w:rPr>
-        <w:t xml:space="preserve"> </w:t>
-      </w:r>
-      <w:r>
-        <w:rPr>
-          <w:rFonts w:ascii="David" w:hAnsi="David" w:cs="David"/>
-        </w:rPr>
-        <w:t>2023-01-01T00:00:00:000000+00:00 – 2025-01-01T00:00:00:000000+00:00</w:t>
-      </w:r>
-    </w:p>
-    <w:p>
-      <w:pPr>
-        <w:pStyle w:val="ListParagraph"/>
-        <w:numPr>
-          <w:ilvl w:val="0"/>
-          <w:numId w:val="12"/>
-        </w:numPr>
-        <w:spacing w:after="0" w:line="360" w:lineRule="auto"/>
-        <w:rPr>
-          <w:rFonts w:ascii="David" w:hAnsi="David" w:cs="David"/>
-          <w:b/>
-          <w:bCs/>
-        </w:rPr>
-      </w:pPr>
-      <w:r>
-        <w:rPr>
-          <w:rFonts w:ascii="David" w:hAnsi="David" w:cs="David"/>
-        </w:rPr>
-        <w:t>entry_speed</w:t>
-      </w:r>
-      <w:r>
-        <w:rPr>
-          <w:rFonts w:ascii="David" w:hAnsi="David" w:cs="David" w:hint="cs"/>
-          <w:rtl/>
-        </w:rPr>
-        <w:t xml:space="preserve"> </w:t>
-      </w:r>
-      <w:r>
-        <w:rPr>
-          <w:rFonts w:ascii="David" w:hAnsi="David" w:cs="David"/>
-          <w:rtl/>
-        </w:rPr>
-        <w:t>–</w:t>
-      </w:r>
-      <w:r>
-        <w:rPr>
-          <w:rFonts w:ascii="David" w:hAnsi="David" w:cs="David" w:hint="cs"/>
-          <w:rtl/>
-        </w:rPr>
-        <w:t xml:space="preserve"> מהירות הרכב בתחילת הפנייה. </w:t>
-      </w:r>
-    </w:p>
-    <w:p>
-      <w:pPr>
-        <w:pStyle w:val="ListParagraph"/>
-        <w:numPr>
-          <w:ilvl w:val="1"/>
-          <w:numId w:val="12"/>
-        </w:numPr>
-        <w:spacing w:after="0" w:line="360" w:lineRule="auto"/>
-        <w:rPr>
-          <w:rFonts w:ascii="David" w:hAnsi="David" w:cs="David"/>
-          <w:b/>
-          <w:bCs/>
-        </w:rPr>
-      </w:pPr>
-      <w:r>
-        <w:rPr>
-          <w:rFonts w:ascii="David" w:hAnsi="David" w:cs="David" w:hint="cs"/>
-          <w:rtl/>
-        </w:rPr>
-        <w:t xml:space="preserve">יחידות מידה </w:t>
-      </w:r>
-      <w:r>
-        <w:rPr>
-          <w:rFonts w:ascii="David" w:hAnsi="David" w:cs="David"/>
-          <w:rtl/>
-        </w:rPr>
-        <w:t>–</w:t>
-      </w:r>
-      <w:r>
-        <w:rPr>
-          <w:rFonts w:ascii="David" w:hAnsi="David" w:cs="David" w:hint="cs"/>
-          <w:rtl/>
-        </w:rPr>
-        <w:t xml:space="preserve"> קמ"ש.</w:t>
-      </w:r>
-    </w:p>
-    <w:p>
-      <w:pPr>
-        <w:pStyle w:val="ListParagraph"/>
-        <w:numPr>
-          <w:ilvl w:val="1"/>
-          <w:numId w:val="12"/>
-        </w:numPr>
-        <w:spacing w:after="0" w:line="360" w:lineRule="auto"/>
-        <w:rPr>
-          <w:rFonts w:ascii="David" w:hAnsi="David" w:cs="David"/>
-          <w:b/>
-          <w:bCs/>
-        </w:rPr>
-      </w:pPr>
-      <w:r>
-        <w:rPr>
-          <w:rFonts w:ascii="David" w:hAnsi="David" w:cs="David" w:hint="cs"/>
-          <w:rtl/>
-        </w:rPr>
-        <w:t xml:space="preserve">טווח ערכים אפשרי </w:t>
-      </w:r>
-      <w:r>
-        <w:rPr>
-          <w:rFonts w:ascii="David" w:hAnsi="David" w:cs="David"/>
-          <w:rtl/>
-        </w:rPr>
-        <w:t>–</w:t>
-      </w:r>
-      <w:r>
-        <w:rPr>
-          <w:rFonts w:ascii="David" w:hAnsi="David" w:cs="David" w:hint="cs"/>
-          <w:rtl/>
-        </w:rPr>
-        <w:t xml:space="preserve"> 0 </w:t>
-      </w:r>
-      <w:r>
-        <w:rPr>
-          <w:rFonts w:ascii="David" w:hAnsi="David" w:cs="David"/>
-          <w:rtl/>
-        </w:rPr>
-        <w:t>–</w:t>
-      </w:r>
-      <w:r>
-        <w:rPr>
-          <w:rFonts w:ascii="David" w:hAnsi="David" w:cs="David" w:hint="cs"/>
-          <w:rtl/>
-        </w:rPr>
-        <w:t xml:space="preserve"> 400 קמ"ש.</w:t>
-      </w:r>
-    </w:p>
-    <w:p>
-      <w:pPr>
-        <w:pStyle w:val="ListParagraph"/>
-        <w:numPr>
-          <w:ilvl w:val="0"/>
-          <w:numId w:val="12"/>
-        </w:numPr>
-        <w:spacing w:after="0" w:line="360" w:lineRule="auto"/>
-        <w:rPr>
-          <w:rFonts w:ascii="David" w:hAnsi="David" w:cs="David"/>
-          <w:b/>
-          <w:bCs/>
-        </w:rPr>
-      </w:pPr>
-      <w:r>
-        <w:rPr>
-          <w:rFonts w:ascii="David" w:hAnsi="David" w:cs="David"/>
-        </w:rPr>
-        <w:t>apex_speed</w:t>
-      </w:r>
-      <w:r>
-        <w:rPr>
-          <w:rFonts w:ascii="David" w:hAnsi="David" w:cs="David" w:hint="cs"/>
-          <w:rtl/>
-        </w:rPr>
-        <w:t xml:space="preserve"> </w:t>
-      </w:r>
-      <w:r>
-        <w:rPr>
-          <w:rFonts w:ascii="David" w:hAnsi="David" w:cs="David"/>
-          <w:rtl/>
-        </w:rPr>
-        <w:t>–</w:t>
-      </w:r>
-      <w:r>
-        <w:rPr>
-          <w:rFonts w:ascii="David" w:hAnsi="David" w:cs="David" w:hint="cs"/>
-          <w:rtl/>
-        </w:rPr>
-        <w:t xml:space="preserve"> המהירות המינימלית במהלך הפנייה. </w:t>
-      </w:r>
-    </w:p>
-    <w:p>
-      <w:pPr>
-        <w:pStyle w:val="ListParagraph"/>
-        <w:numPr>
-          <w:ilvl w:val="1"/>
-          <w:numId w:val="12"/>
-        </w:numPr>
-        <w:spacing w:after="0" w:line="360" w:lineRule="auto"/>
-        <w:rPr>
-          <w:rFonts w:ascii="David" w:hAnsi="David" w:cs="David"/>
-          <w:b/>
-          <w:bCs/>
-        </w:rPr>
-      </w:pPr>
-      <w:r>
-        <w:rPr>
-          <w:rFonts w:ascii="David" w:hAnsi="David" w:cs="David" w:hint="cs"/>
-          <w:rtl/>
-        </w:rPr>
-        <w:t xml:space="preserve">יחידות מידה </w:t>
-      </w:r>
-      <w:r>
-        <w:rPr>
-          <w:rFonts w:ascii="David" w:hAnsi="David" w:cs="David"/>
-          <w:rtl/>
-        </w:rPr>
-        <w:t>–</w:t>
-      </w:r>
-      <w:r>
-        <w:rPr>
-          <w:rFonts w:ascii="David" w:hAnsi="David" w:cs="David" w:hint="cs"/>
-          <w:rtl/>
-        </w:rPr>
-        <w:t xml:space="preserve"> קמ"ש.</w:t>
-      </w:r>
-    </w:p>
-    <w:p>
-      <w:pPr>
-        <w:pStyle w:val="ListParagraph"/>
-        <w:numPr>
-          <w:ilvl w:val="1"/>
-          <w:numId w:val="12"/>
-        </w:numPr>
-        <w:spacing w:after="0" w:line="360" w:lineRule="auto"/>
-        <w:rPr>
-          <w:rFonts w:ascii="David" w:hAnsi="David" w:cs="David"/>
-          <w:b/>
-          <w:bCs/>
-        </w:rPr>
-      </w:pPr>
-      <w:r>
-        <w:rPr>
-          <w:rFonts w:ascii="David" w:hAnsi="David" w:cs="David" w:hint="cs"/>
-          <w:rtl/>
-        </w:rPr>
-        <w:t xml:space="preserve">טווח ערכים אפשרי </w:t>
-      </w:r>
-      <w:r>
-        <w:rPr>
-          <w:rFonts w:ascii="David" w:hAnsi="David" w:cs="David"/>
-          <w:rtl/>
-        </w:rPr>
-        <w:t>–</w:t>
-      </w:r>
-      <w:r>
-        <w:rPr>
-          <w:rFonts w:ascii="David" w:hAnsi="David" w:cs="David" w:hint="cs"/>
-          <w:rtl/>
-        </w:rPr>
-        <w:t xml:space="preserve"> 0 </w:t>
-      </w:r>
-      <w:r>
-        <w:rPr>
-          <w:rFonts w:ascii="David" w:hAnsi="David" w:cs="David"/>
-          <w:rtl/>
-        </w:rPr>
-        <w:t>–</w:t>
-      </w:r>
-      <w:r>
-        <w:rPr>
-          <w:rFonts w:ascii="David" w:hAnsi="David" w:cs="David" w:hint="cs"/>
-          <w:rtl/>
-        </w:rPr>
-        <w:t xml:space="preserve"> 200 קמ"ש.</w:t>
-      </w:r>
-    </w:p>
-    <w:p>
-      <w:pPr>
-        <w:pStyle w:val="ListParagraph"/>
-        <w:numPr>
-          <w:ilvl w:val="0"/>
-          <w:numId w:val="12"/>
-        </w:numPr>
-        <w:spacing w:after="0" w:line="360" w:lineRule="auto"/>
-        <w:rPr>
-          <w:rFonts w:ascii="David" w:hAnsi="David" w:cs="David"/>
-          <w:b/>
-          <w:bCs/>
-        </w:rPr>
-      </w:pPr>
-      <w:r>
-        <w:rPr>
-          <w:rFonts w:ascii="David" w:hAnsi="David" w:cs="David"/>
-        </w:rPr>
-        <w:t>exit_speed</w:t>
-      </w:r>
-      <w:r>
-        <w:rPr>
-          <w:rFonts w:ascii="David" w:hAnsi="David" w:cs="David" w:hint="cs"/>
-          <w:rtl/>
-        </w:rPr>
-        <w:t xml:space="preserve"> </w:t>
-      </w:r>
-      <w:r>
-        <w:rPr>
-          <w:rFonts w:ascii="David" w:hAnsi="David" w:cs="David"/>
-          <w:rtl/>
-        </w:rPr>
-        <w:t>–</w:t>
-      </w:r>
-      <w:r>
-        <w:rPr>
-          <w:rFonts w:ascii="David" w:hAnsi="David" w:cs="David" w:hint="cs"/>
-          <w:rtl/>
-        </w:rPr>
-        <w:t xml:space="preserve"> מהירות היציאה של הרכב מהפנייה.</w:t>
-      </w:r>
-    </w:p>
-    <w:p>
-      <w:pPr>
-        <w:pStyle w:val="ListParagraph"/>
-        <w:numPr>
-          <w:ilvl w:val="1"/>
-          <w:numId w:val="12"/>
-        </w:numPr>
-        <w:spacing w:after="0" w:line="360" w:lineRule="auto"/>
-        <w:rPr>
-          <w:rFonts w:ascii="David" w:hAnsi="David" w:cs="David"/>
-          <w:b/>
-          <w:bCs/>
-        </w:rPr>
-      </w:pPr>
-      <w:r>
-        <w:rPr>
-          <w:rFonts w:ascii="David" w:hAnsi="David" w:cs="David" w:hint="cs"/>
-          <w:rtl/>
-        </w:rPr>
-        <w:t xml:space="preserve">יחידות מידה </w:t>
-      </w:r>
-      <w:r>
-        <w:rPr>
-          <w:rFonts w:ascii="David" w:hAnsi="David" w:cs="David"/>
-          <w:rtl/>
-        </w:rPr>
-        <w:t>–</w:t>
-      </w:r>
-      <w:r>
-        <w:rPr>
-          <w:rFonts w:ascii="David" w:hAnsi="David" w:cs="David" w:hint="cs"/>
-          <w:rtl/>
-        </w:rPr>
-        <w:t xml:space="preserve"> קמ"ש.</w:t>
-      </w:r>
-    </w:p>
-    <w:p>
-      <w:pPr>
-        <w:pStyle w:val="ListParagraph"/>
-        <w:numPr>
-          <w:ilvl w:val="1"/>
-          <w:numId w:val="12"/>
-        </w:numPr>
-        <w:spacing w:after="0" w:line="360" w:lineRule="auto"/>
-        <w:rPr>
-          <w:rFonts w:ascii="David" w:hAnsi="David" w:cs="David"/>
-          <w:b/>
-          <w:bCs/>
-        </w:rPr>
-      </w:pPr>
-      <w:r>
-        <w:rPr>
-          <w:rFonts w:ascii="David" w:hAnsi="David" w:cs="David" w:hint="cs"/>
-          <w:rtl/>
-        </w:rPr>
-        <w:t xml:space="preserve">טווח ערכים אפשרי </w:t>
-      </w:r>
-      <w:r>
-        <w:rPr>
-          <w:rFonts w:ascii="David" w:hAnsi="David" w:cs="David"/>
-          <w:rtl/>
-        </w:rPr>
-        <w:t>–</w:t>
-      </w:r>
-      <w:r>
-        <w:rPr>
-          <w:rFonts w:ascii="David" w:hAnsi="David" w:cs="David" w:hint="cs"/>
-          <w:rtl/>
-        </w:rPr>
-        <w:t xml:space="preserve"> </w:t>
-      </w:r>
-      <w:r>
-        <w:rPr>
-          <w:rFonts w:ascii="David" w:hAnsi="David" w:cs="David" w:hint="cs"/>
-          <w:rtl/>
-        </w:rPr>
-        <w:t xml:space="preserve">0 </w:t>
-      </w:r>
-      <w:r>
-        <w:rPr>
-          <w:rFonts w:ascii="David" w:hAnsi="David" w:cs="David"/>
-          <w:rtl/>
-        </w:rPr>
-        <w:t>–</w:t>
-      </w:r>
-      <w:r>
-        <w:rPr>
-          <w:rFonts w:ascii="David" w:hAnsi="David" w:cs="David" w:hint="cs"/>
-          <w:rtl/>
-        </w:rPr>
-        <w:t xml:space="preserve"> 400 קמ"ש.</w:t>
-      </w:r>
-    </w:p>
-    <w:p>
-      <w:pPr>
-        <w:pStyle w:val="ListParagraph"/>
-        <w:numPr>
-          <w:ilvl w:val="0"/>
-          <w:numId w:val="12"/>
-        </w:numPr>
-        <w:spacing w:after="0" w:line="360" w:lineRule="auto"/>
-        <w:rPr>
-          <w:rFonts w:ascii="David" w:hAnsi="David" w:cs="David"/>
-          <w:b/>
-          <w:bCs/>
-        </w:rPr>
-      </w:pPr>
-      <w:r>
-        <w:rPr>
-          <w:rFonts w:ascii="David" w:hAnsi="David" w:cs="David"/>
-        </w:rPr>
-        <w:t>speed_drop</w:t>
-      </w:r>
-      <w:r>
-        <w:rPr>
-          <w:rFonts w:ascii="David" w:hAnsi="David" w:cs="David" w:hint="cs"/>
-          <w:rtl/>
-        </w:rPr>
-        <w:t xml:space="preserve"> </w:t>
-      </w:r>
-      <w:r>
-        <w:rPr>
-          <w:rFonts w:ascii="David" w:hAnsi="David" w:cs="David"/>
-          <w:rtl/>
-        </w:rPr>
-        <w:t>–</w:t>
-      </w:r>
-      <w:r>
-        <w:rPr>
-          <w:rFonts w:ascii="David" w:hAnsi="David" w:cs="David" w:hint="cs"/>
-          <w:rtl/>
-        </w:rPr>
-        <w:t xml:space="preserve"> ההפרש בין המהירות בתחילת הפנייה לבין המהירות המינימלית. </w:t>
-      </w:r>
-    </w:p>
-    <w:p>
-      <w:pPr>
-        <w:pStyle w:val="ListParagraph"/>
-        <w:numPr>
-          <w:ilvl w:val="1"/>
-          <w:numId w:val="12"/>
-        </w:numPr>
-        <w:spacing w:after="0" w:line="360" w:lineRule="auto"/>
-        <w:rPr>
-          <w:rFonts w:ascii="David" w:hAnsi="David" w:cs="David"/>
-          <w:b/>
-          <w:bCs/>
-        </w:rPr>
-      </w:pPr>
-      <w:r>
-        <w:rPr>
-          <w:rFonts w:ascii="David" w:hAnsi="David" w:cs="David" w:hint="cs"/>
-          <w:rtl/>
-        </w:rPr>
-        <w:t xml:space="preserve">יחידות מידה </w:t>
-      </w:r>
-      <w:r>
-        <w:rPr>
-          <w:rFonts w:ascii="David" w:hAnsi="David" w:cs="David"/>
-          <w:rtl/>
-        </w:rPr>
-        <w:t>–</w:t>
-      </w:r>
-      <w:r>
-        <w:rPr>
-          <w:rFonts w:ascii="David" w:hAnsi="David" w:cs="David" w:hint="cs"/>
-          <w:rtl/>
-        </w:rPr>
-        <w:t xml:space="preserve"> קמ"ש.</w:t>
-      </w:r>
-    </w:p>
-    <w:p>
-      <w:pPr>
-        <w:pStyle w:val="ListParagraph"/>
-        <w:numPr>
-          <w:ilvl w:val="1"/>
-          <w:numId w:val="12"/>
-        </w:numPr>
-        <w:spacing w:after="0" w:line="360" w:lineRule="auto"/>
-        <w:rPr>
-          <w:rFonts w:ascii="David" w:hAnsi="David" w:cs="David"/>
-          <w:b/>
-          <w:bCs/>
-        </w:rPr>
-      </w:pPr>
-      <w:r>
-        <w:rPr>
-          <w:rFonts w:ascii="David" w:hAnsi="David" w:cs="David" w:hint="cs"/>
-          <w:rtl/>
-        </w:rPr>
-        <w:t xml:space="preserve">טווח ערכים אפשרי </w:t>
-      </w:r>
-      <w:r>
-        <w:rPr>
-          <w:rFonts w:ascii="David" w:hAnsi="David" w:cs="David"/>
-          <w:rtl/>
-        </w:rPr>
-        <w:t>–</w:t>
-      </w:r>
-      <w:r>
-        <w:rPr>
-          <w:rFonts w:ascii="David" w:hAnsi="David" w:cs="David" w:hint="cs"/>
-          <w:rtl/>
-        </w:rPr>
-        <w:t xml:space="preserve"> 0 </w:t>
-      </w:r>
-      <w:r>
-        <w:rPr>
-          <w:rFonts w:ascii="David" w:hAnsi="David" w:cs="David"/>
-          <w:rtl/>
-        </w:rPr>
-        <w:t>–</w:t>
-      </w:r>
-      <w:r>
-        <w:rPr>
-          <w:rFonts w:ascii="David" w:hAnsi="David" w:cs="David" w:hint="cs"/>
-          <w:rtl/>
-        </w:rPr>
-        <w:t xml:space="preserve"> 400 קמ"ש.</w:t>
-      </w:r>
-    </w:p>
-    <w:p>
-      <w:pPr>
-        <w:pStyle w:val="ListParagraph"/>
-        <w:numPr>
-          <w:ilvl w:val="0"/>
-          <w:numId w:val="12"/>
-        </w:numPr>
-        <w:spacing w:after="0" w:line="360" w:lineRule="auto"/>
-        <w:rPr>
-          <w:rFonts w:ascii="David" w:hAnsi="David" w:cs="David"/>
-          <w:b/>
-          <w:bCs/>
-        </w:rPr>
-      </w:pPr>
-      <w:r>
-        <w:rPr>
-          <w:rFonts w:ascii="David" w:hAnsi="David" w:cs="David"/>
-        </w:rPr>
-        <w:t>min_gear</w:t>
-      </w:r>
-      <w:r>
-        <w:rPr>
-          <w:rFonts w:ascii="David" w:hAnsi="David" w:cs="David" w:hint="cs"/>
-          <w:rtl/>
-        </w:rPr>
-        <w:t xml:space="preserve"> </w:t>
-      </w:r>
-      <w:r>
-        <w:rPr>
-          <w:rFonts w:ascii="David" w:hAnsi="David" w:cs="David"/>
-          <w:rtl/>
-        </w:rPr>
-        <w:t>–</w:t>
-      </w:r>
-      <w:r>
-        <w:rPr>
-          <w:rFonts w:ascii="David" w:hAnsi="David" w:cs="David" w:hint="cs"/>
-          <w:rtl/>
-        </w:rPr>
-        <w:t xml:space="preserve"> ההילוך המינימלי של הרכב במהלך הפנייה. </w:t>
-      </w:r>
-    </w:p>
-    <w:p>
-      <w:pPr>
-        <w:pStyle w:val="ListParagraph"/>
-        <w:numPr>
-          <w:ilvl w:val="1"/>
-          <w:numId w:val="12"/>
-        </w:numPr>
-        <w:spacing w:after="0" w:line="360" w:lineRule="auto"/>
-        <w:rPr>
-          <w:rFonts w:ascii="David" w:hAnsi="David" w:cs="David"/>
-          <w:b/>
-          <w:bCs/>
-        </w:rPr>
-      </w:pPr>
-      <w:r>
-        <w:rPr>
-          <w:rFonts w:ascii="David" w:hAnsi="David" w:cs="David" w:hint="cs"/>
-          <w:rtl/>
-        </w:rPr>
-        <w:t xml:space="preserve">יחידות מידה </w:t>
-      </w:r>
-      <w:r>
-        <w:rPr>
-          <w:rFonts w:ascii="David" w:hAnsi="David" w:cs="David"/>
-          <w:rtl/>
-        </w:rPr>
-        <w:t>–</w:t>
-      </w:r>
-      <w:r>
-        <w:rPr>
-          <w:rFonts w:ascii="David" w:hAnsi="David" w:cs="David" w:hint="cs"/>
-          <w:rtl/>
-        </w:rPr>
-        <w:t xml:space="preserve"> מספרים שלמים בעל ספרה אחת.</w:t>
-      </w:r>
-    </w:p>
-    <w:p>
-      <w:pPr>
-        <w:pStyle w:val="ListParagraph"/>
-        <w:numPr>
-          <w:ilvl w:val="1"/>
-          <w:numId w:val="12"/>
-        </w:numPr>
-        <w:spacing w:after="0" w:line="360" w:lineRule="auto"/>
-        <w:rPr>
-          <w:rFonts w:ascii="David" w:hAnsi="David" w:cs="David"/>
-          <w:b/>
-          <w:bCs/>
-        </w:rPr>
-      </w:pPr>
-      <w:r>
-        <w:rPr>
-          <w:rFonts w:ascii="David" w:hAnsi="David" w:cs="David" w:hint="cs"/>
-          <w:rtl/>
-        </w:rPr>
-        <w:t xml:space="preserve">טווח ערכים אפשרי </w:t>
-      </w:r>
-      <w:r>
-        <w:rPr>
-          <w:rFonts w:ascii="David" w:hAnsi="David" w:cs="David"/>
-          <w:rtl/>
-        </w:rPr>
-        <w:t>–</w:t>
-      </w:r>
-      <w:r>
-        <w:rPr>
-          <w:rFonts w:ascii="David" w:hAnsi="David" w:cs="David" w:hint="cs"/>
-          <w:rtl/>
-        </w:rPr>
-        <w:t xml:space="preserve"> 0 </w:t>
-      </w:r>
-      <w:r>
-        <w:rPr>
-          <w:rFonts w:ascii="David" w:hAnsi="David" w:cs="David"/>
-          <w:rtl/>
-        </w:rPr>
-        <w:t>–</w:t>
-      </w:r>
-      <w:r>
-        <w:rPr>
-          <w:rFonts w:ascii="David" w:hAnsi="David" w:cs="David" w:hint="cs"/>
-          <w:rtl/>
-        </w:rPr>
-        <w:t xml:space="preserve"> 8.</w:t>
-      </w:r>
-    </w:p>
-    <w:p>
-      <w:pPr>
-        <w:pStyle w:val="ListParagraph"/>
-        <w:numPr>
-          <w:ilvl w:val="0"/>
-          <w:numId w:val="12"/>
-        </w:numPr>
-        <w:spacing w:after="0" w:line="360" w:lineRule="auto"/>
-        <w:rPr>
-          <w:rFonts w:ascii="David" w:hAnsi="David" w:cs="David"/>
-          <w:b/>
-          <w:bCs/>
-        </w:rPr>
-      </w:pPr>
-      <w:r>
-        <w:rPr>
-          <w:rFonts w:ascii="David" w:hAnsi="David" w:cs="David"/>
-        </w:rPr>
-        <w:t>avg_throttle</w:t>
-      </w:r>
-      <w:r>
-        <w:rPr>
-          <w:rFonts w:ascii="David" w:hAnsi="David" w:cs="David" w:hint="cs"/>
-          <w:rtl/>
-        </w:rPr>
-        <w:t xml:space="preserve"> </w:t>
-      </w:r>
-      <w:r>
-        <w:rPr>
-          <w:rFonts w:ascii="David" w:hAnsi="David" w:cs="David"/>
-          <w:rtl/>
-        </w:rPr>
-        <w:t>–</w:t>
-      </w:r>
-      <w:r>
-        <w:rPr>
-          <w:rFonts w:ascii="David" w:hAnsi="David" w:cs="David" w:hint="cs"/>
-          <w:rtl/>
-        </w:rPr>
-        <w:t xml:space="preserve"> ממוצע הלחיצה על הגז לאורך הפנייה.</w:t>
-      </w:r>
-    </w:p>
-    <w:p>
-      <w:pPr>
-        <w:pStyle w:val="ListParagraph"/>
-        <w:numPr>
-          <w:ilvl w:val="1"/>
-          <w:numId w:val="12"/>
-        </w:numPr>
-        <w:spacing w:after="0" w:line="360" w:lineRule="auto"/>
-        <w:rPr>
-          <w:rFonts w:ascii="David" w:hAnsi="David" w:cs="David"/>
-          <w:b/>
-          <w:bCs/>
-        </w:rPr>
-      </w:pPr>
-      <w:r>
-        <w:rPr>
-          <w:rFonts w:ascii="David" w:hAnsi="David" w:cs="David" w:hint="cs"/>
-          <w:rtl/>
-        </w:rPr>
-        <w:t xml:space="preserve">יחידות מידה </w:t>
-      </w:r>
-      <w:r>
-        <w:rPr>
-          <w:rFonts w:ascii="David" w:hAnsi="David" w:cs="David"/>
-          <w:rtl/>
-        </w:rPr>
-        <w:t>–</w:t>
-      </w:r>
-      <w:r>
-        <w:rPr>
-          <w:rFonts w:ascii="David" w:hAnsi="David" w:cs="David" w:hint="cs"/>
-          <w:rtl/>
-        </w:rPr>
-        <w:t xml:space="preserve"> אחוזים.</w:t>
-      </w:r>
-    </w:p>
-    <w:p>
-      <w:pPr>
-        <w:pStyle w:val="ListParagraph"/>
-        <w:numPr>
-          <w:ilvl w:val="1"/>
-          <w:numId w:val="12"/>
-        </w:numPr>
-        <w:spacing w:after="0" w:line="360" w:lineRule="auto"/>
-        <w:rPr>
-          <w:rFonts w:ascii="David" w:hAnsi="David" w:cs="David"/>
-          <w:b/>
-          <w:bCs/>
-        </w:rPr>
-      </w:pPr>
-      <w:r>
-        <w:rPr>
-          <w:rFonts w:ascii="David" w:hAnsi="David" w:cs="David" w:hint="cs"/>
-          <w:rtl/>
-        </w:rPr>
-        <w:t xml:space="preserve">טווח ערכים אפשרי </w:t>
-      </w:r>
-      <w:r>
-        <w:rPr>
-          <w:rFonts w:ascii="David" w:hAnsi="David" w:cs="David"/>
-          <w:rtl/>
-        </w:rPr>
-        <w:t>–</w:t>
-      </w:r>
-      <w:r>
-        <w:rPr>
-          <w:rFonts w:ascii="David" w:hAnsi="David" w:cs="David" w:hint="cs"/>
-          <w:rtl/>
-        </w:rPr>
-        <w:t xml:space="preserve"> מספרים עשרוניים בין 0 ל-100</w:t>
-      </w:r>
-      <w:r>
-        <w:rPr>
-          <w:rFonts w:ascii="David" w:hAnsi="David" w:cs="David" w:hint="cs"/>
-          <w:rtl/>
-        </w:rPr>
-        <w:t>.</w:t>
-      </w:r>
-    </w:p>
-    <w:p>
-      <w:pPr>
-        <w:pStyle w:val="ListParagraph"/>
-        <w:numPr>
-          <w:ilvl w:val="0"/>
-          <w:numId w:val="12"/>
-        </w:numPr>
-        <w:spacing w:after="0" w:line="360" w:lineRule="auto"/>
-        <w:rPr>
-          <w:rFonts w:ascii="David" w:hAnsi="David" w:cs="David"/>
-          <w:b/>
-          <w:bCs/>
-        </w:rPr>
-      </w:pPr>
-      <w:r>
-        <w:rPr>
-          <w:rFonts w:ascii="David" w:hAnsi="David" w:cs="David"/>
-        </w:rPr>
-        <w:t>brake_portion</w:t>
-      </w:r>
-      <w:r>
-        <w:rPr>
-          <w:rFonts w:ascii="David" w:hAnsi="David" w:cs="David" w:hint="cs"/>
-          <w:rtl/>
-        </w:rPr>
-        <w:t xml:space="preserve"> </w:t>
-      </w:r>
-      <w:r>
-        <w:rPr>
-          <w:rFonts w:ascii="David" w:hAnsi="David" w:cs="David"/>
-          <w:rtl/>
-        </w:rPr>
-        <w:t>–</w:t>
-      </w:r>
-      <w:r>
-        <w:rPr>
-          <w:rFonts w:ascii="David" w:hAnsi="David" w:cs="David" w:hint="cs"/>
-          <w:rtl/>
-        </w:rPr>
-        <w:t xml:space="preserve"> אחוז </w:t>
-      </w:r>
-      <w:r>
-        <w:rPr>
-          <w:rFonts w:ascii="David" w:hAnsi="David" w:cs="David" w:hint="cs"/>
-          <w:rtl/>
-        </w:rPr>
-        <w:t>זמן הפניה בו הנהג לחץ על הבלם</w:t>
-      </w:r>
-      <w:r>
-        <w:rPr>
-          <w:rFonts w:ascii="David" w:hAnsi="David" w:cs="David" w:hint="cs"/>
-          <w:rtl/>
-        </w:rPr>
-        <w:t>.</w:t>
-      </w:r>
-    </w:p>
-    <w:p>
-      <w:pPr>
-        <w:pStyle w:val="ListParagraph"/>
-        <w:numPr>
-          <w:ilvl w:val="1"/>
-          <w:numId w:val="12"/>
-        </w:numPr>
-        <w:spacing w:after="0" w:line="360" w:lineRule="auto"/>
-        <w:rPr>
-          <w:rFonts w:ascii="David" w:hAnsi="David" w:cs="David"/>
-          <w:b/>
-          <w:bCs/>
-        </w:rPr>
-      </w:pPr>
-      <w:r>
-        <w:rPr>
-          <w:rFonts w:ascii="David" w:hAnsi="David" w:cs="David" w:hint="cs"/>
-          <w:rtl/>
-        </w:rPr>
-        <w:lastRenderedPageBreak/>
-        <w:t xml:space="preserve">יחידות מידה </w:t>
-      </w:r>
-      <w:r>
-        <w:rPr>
-          <w:rFonts w:ascii="David" w:hAnsi="David" w:cs="David"/>
-          <w:rtl/>
-        </w:rPr>
-        <w:t>–</w:t>
-      </w:r>
-      <w:r>
-        <w:rPr>
-          <w:rFonts w:ascii="David" w:hAnsi="David" w:cs="David" w:hint="cs"/>
-          <w:rtl/>
-        </w:rPr>
-        <w:t xml:space="preserve"> אחוזים.</w:t>
-      </w:r>
-    </w:p>
-    <w:p>
-      <w:pPr>
-        <w:pStyle w:val="ListParagraph"/>
-        <w:numPr>
-          <w:ilvl w:val="1"/>
-          <w:numId w:val="12"/>
-        </w:numPr>
-        <w:spacing w:after="0" w:line="360" w:lineRule="auto"/>
-        <w:rPr>
-          <w:rFonts w:ascii="David" w:hAnsi="David" w:cs="David"/>
-          <w:b/>
-          <w:bCs/>
-        </w:rPr>
-      </w:pPr>
-      <w:r>
-        <w:rPr>
-          <w:rFonts w:ascii="David" w:hAnsi="David" w:cs="David" w:hint="cs"/>
-          <w:rtl/>
-        </w:rPr>
-        <w:t xml:space="preserve">טווח ערכים אפשרי </w:t>
-      </w:r>
-      <w:r>
-        <w:rPr>
-          <w:rFonts w:ascii="David" w:hAnsi="David" w:cs="David"/>
-          <w:rtl/>
-        </w:rPr>
-        <w:t>–</w:t>
-      </w:r>
-      <w:r>
-        <w:rPr>
-          <w:rFonts w:ascii="David" w:hAnsi="David" w:cs="David" w:hint="cs"/>
-          <w:rtl/>
-        </w:rPr>
-        <w:t xml:space="preserve"> מספרים עשרוניים בין 0 ל-100.</w:t>
-      </w:r>
-    </w:p>
-    <w:p>
-      <w:pPr>
-        <w:pStyle w:val="ListParagraph"/>
-        <w:numPr>
-          <w:ilvl w:val="0"/>
-          <w:numId w:val="12"/>
-        </w:numPr>
-        <w:spacing w:after="0" w:line="360" w:lineRule="auto"/>
-        <w:rPr>
-          <w:rFonts w:ascii="David" w:hAnsi="David" w:cs="David"/>
-          <w:b/>
-          <w:bCs/>
-        </w:rPr>
-      </w:pPr>
-      <w:r>
-        <w:rPr>
-          <w:rFonts w:ascii="David" w:hAnsi="David" w:cs="David"/>
-        </w:rPr>
-        <w:t>driver_</w:t>
-      </w:r>
-      <w:r>
-        <w:rPr>
-          <w:rFonts w:ascii="David" w:hAnsi="David" w:cs="David"/>
-        </w:rPr>
-        <w:t>key</w:t>
-      </w:r>
-      <w:r>
-        <w:rPr>
-          <w:rFonts w:ascii="David" w:hAnsi="David" w:cs="David" w:hint="cs"/>
-          <w:rtl/>
-        </w:rPr>
-        <w:t xml:space="preserve"> </w:t>
-      </w:r>
-      <w:r>
-        <w:rPr>
-          <w:rFonts w:ascii="David" w:hAnsi="David" w:cs="David"/>
-          <w:rtl/>
-        </w:rPr>
-        <w:t>–</w:t>
-      </w:r>
-      <w:r>
-        <w:rPr>
-          <w:rFonts w:ascii="David" w:hAnsi="David" w:cs="David" w:hint="cs"/>
-          <w:rtl/>
-        </w:rPr>
-        <w:t xml:space="preserve"> מזהה ייחודי שמוקצה לכל נהג. </w:t>
-      </w:r>
-    </w:p>
-    <w:p>
-      <w:pPr>
-        <w:pStyle w:val="ListParagraph"/>
-        <w:numPr>
-          <w:ilvl w:val="1"/>
-          <w:numId w:val="12"/>
-        </w:numPr>
-        <w:spacing w:after="0" w:line="360" w:lineRule="auto"/>
-        <w:rPr>
-          <w:rFonts w:ascii="David" w:hAnsi="David" w:cs="David"/>
-          <w:b/>
-          <w:bCs/>
-        </w:rPr>
-      </w:pPr>
-      <w:r>
-        <w:rPr>
-          <w:rFonts w:ascii="David" w:hAnsi="David" w:cs="David" w:hint="cs"/>
-          <w:rtl/>
-        </w:rPr>
-        <w:t xml:space="preserve">יחידות מידה </w:t>
-      </w:r>
-      <w:r>
-        <w:rPr>
-          <w:rFonts w:ascii="David" w:hAnsi="David" w:cs="David"/>
-          <w:rtl/>
-        </w:rPr>
-        <w:t>–</w:t>
-      </w:r>
-      <w:r>
-        <w:rPr>
-          <w:rFonts w:ascii="David" w:hAnsi="David" w:cs="David" w:hint="cs"/>
-          <w:rtl/>
-        </w:rPr>
-        <w:t xml:space="preserve"> מספר שלם בעל </w:t>
-      </w:r>
-      <w:r>
-        <w:rPr>
-          <w:rFonts w:ascii="David" w:hAnsi="David" w:cs="David" w:hint="cs"/>
-          <w:rtl/>
-        </w:rPr>
-        <w:t>2</w:t>
-      </w:r>
-      <w:r>
-        <w:rPr>
-          <w:rFonts w:ascii="David" w:hAnsi="David" w:cs="David" w:hint="cs"/>
-          <w:rtl/>
-        </w:rPr>
-        <w:t xml:space="preserve"> ספרות.</w:t>
-      </w:r>
-    </w:p>
-    <w:p>
-      <w:pPr>
-        <w:pStyle w:val="ListParagraph"/>
-        <w:numPr>
-          <w:ilvl w:val="1"/>
-          <w:numId w:val="12"/>
-        </w:numPr>
-        <w:spacing w:after="0" w:line="360" w:lineRule="auto"/>
-        <w:rPr>
-          <w:rFonts w:ascii="David" w:hAnsi="David" w:cs="David"/>
-          <w:b/>
-          <w:bCs/>
-        </w:rPr>
-      </w:pPr>
-      <w:r>
-        <w:rPr>
-          <w:rFonts w:ascii="David" w:hAnsi="David" w:cs="David" w:hint="cs"/>
-          <w:rtl/>
-        </w:rPr>
-        <w:t xml:space="preserve">טווח ערכים אפשרי  - מ-0 ועד </w:t>
-      </w:r>
-      <w:r>
-        <w:rPr>
-          <w:rFonts w:ascii="David" w:hAnsi="David" w:cs="David" w:hint="cs"/>
-          <w:rtl/>
-        </w:rPr>
-        <w:t>99</w:t>
-      </w:r>
-      <w:r>
-        <w:rPr>
-          <w:rFonts w:ascii="David" w:hAnsi="David" w:cs="David" w:hint="cs"/>
-          <w:rtl/>
-        </w:rPr>
-        <w:t>.</w:t>
-      </w:r>
-    </w:p>
-    <w:p>
-      <w:pPr>
-        <w:pStyle w:val="ListParagraph"/>
-        <w:numPr>
-          <w:ilvl w:val="0"/>
-          <w:numId w:val="12"/>
-        </w:numPr>
-        <w:spacing w:after="0" w:line="360" w:lineRule="auto"/>
-        <w:rPr>
-          <w:rFonts w:ascii="David" w:hAnsi="David" w:cs="David"/>
-          <w:b/>
-          <w:bCs/>
-        </w:rPr>
-      </w:pPr>
-      <w:r>
-        <w:rPr>
-          <w:rFonts w:ascii="David" w:hAnsi="David" w:cs="David"/>
-        </w:rPr>
-        <w:t>session_</w:t>
-      </w:r>
-      <w:r>
-        <w:rPr>
-          <w:rFonts w:ascii="David" w:hAnsi="David" w:cs="David"/>
-        </w:rPr>
-        <w:t>key</w:t>
-      </w:r>
-      <w:r>
-        <w:rPr>
-          <w:rFonts w:ascii="David" w:hAnsi="David" w:cs="David" w:hint="cs"/>
-          <w:rtl/>
-        </w:rPr>
-        <w:t xml:space="preserve"> </w:t>
-      </w:r>
-      <w:r>
-        <w:rPr>
-          <w:rFonts w:ascii="David" w:hAnsi="David" w:cs="David"/>
-          <w:rtl/>
-        </w:rPr>
-        <w:t>–</w:t>
-      </w:r>
-      <w:r>
-        <w:rPr>
-          <w:rFonts w:ascii="David" w:hAnsi="David" w:cs="David" w:hint="cs"/>
-          <w:rtl/>
-        </w:rPr>
-        <w:t xml:space="preserve"> מזהה ייחודי שמוקצה לכל מירוץ. </w:t>
-      </w:r>
-    </w:p>
-    <w:p>
-      <w:pPr>
-        <w:pStyle w:val="ListParagraph"/>
-        <w:numPr>
-          <w:ilvl w:val="1"/>
-          <w:numId w:val="12"/>
-        </w:numPr>
-        <w:spacing w:after="0" w:line="360" w:lineRule="auto"/>
-        <w:rPr>
-          <w:rFonts w:ascii="David" w:hAnsi="David" w:cs="David"/>
-          <w:b/>
-          <w:bCs/>
-        </w:rPr>
-      </w:pPr>
-      <w:r>
-        <w:rPr>
-          <w:rFonts w:ascii="David" w:hAnsi="David" w:cs="David" w:hint="cs"/>
-          <w:rtl/>
-        </w:rPr>
-        <w:t xml:space="preserve">יחידות מידה </w:t>
-      </w:r>
-      <w:r>
-        <w:rPr>
-          <w:rFonts w:ascii="David" w:hAnsi="David" w:cs="David"/>
-          <w:rtl/>
-        </w:rPr>
-        <w:t>–</w:t>
-      </w:r>
-      <w:r>
-        <w:rPr>
-          <w:rFonts w:ascii="David" w:hAnsi="David" w:cs="David" w:hint="cs"/>
-          <w:rtl/>
-        </w:rPr>
-        <w:t xml:space="preserve"> מספר שלם בעל 4 ספרות.</w:t>
-      </w:r>
-    </w:p>
-    <w:p>
-      <w:pPr>
-        <w:pStyle w:val="ListParagraph"/>
-        <w:numPr>
-          <w:ilvl w:val="1"/>
-          <w:numId w:val="12"/>
-        </w:numPr>
-        <w:spacing w:after="0" w:line="360" w:lineRule="auto"/>
-        <w:rPr>
-          <w:rFonts w:ascii="David" w:hAnsi="David" w:cs="David"/>
-          <w:b/>
-          <w:bCs/>
-        </w:rPr>
-      </w:pPr>
-      <w:r>
-        <w:rPr>
-          <w:rFonts w:ascii="David" w:hAnsi="David" w:cs="David" w:hint="cs"/>
-          <w:rtl/>
-        </w:rPr>
-        <w:t xml:space="preserve">טווח ערכים אפשרי </w:t>
-      </w:r>
-      <w:r>
-        <w:rPr>
-          <w:rFonts w:ascii="David" w:hAnsi="David" w:cs="David"/>
-          <w:rtl/>
-        </w:rPr>
-        <w:t>–</w:t>
-      </w:r>
-      <w:r>
-        <w:rPr>
-          <w:rFonts w:ascii="David" w:hAnsi="David" w:cs="David" w:hint="cs"/>
-          <w:rtl/>
-        </w:rPr>
-        <w:t xml:space="preserve"> מ-0 ועד </w:t>
-      </w:r>
-      <w:r>
-        <w:rPr>
-          <w:rFonts w:ascii="David" w:hAnsi="David" w:cs="David" w:hint="cs"/>
-          <w:rtl/>
-        </w:rPr>
-        <w:t>9999</w:t>
-      </w:r>
-      <w:r>
-        <w:rPr>
-          <w:rFonts w:ascii="David" w:hAnsi="David" w:cs="David" w:hint="cs"/>
-          <w:rtl/>
-        </w:rPr>
-        <w:t>.</w:t>
-      </w:r>
-    </w:p>
-    <w:p>
-      <w:pPr>
-        <w:pStyle w:val="ListParagraph"/>
-        <w:numPr>
-          <w:ilvl w:val="0"/>
-          <w:numId w:val="12"/>
-        </w:numPr>
-        <w:spacing w:after="0" w:line="360" w:lineRule="auto"/>
-        <w:rPr>
-          <w:rFonts w:ascii="David" w:hAnsi="David" w:cs="David"/>
-          <w:b/>
-          <w:bCs/>
-        </w:rPr>
-      </w:pPr>
-      <w:r>
-        <w:rPr>
-          <w:rFonts w:ascii="David" w:hAnsi="David" w:cs="David"/>
-        </w:rPr>
-        <w:t>turn_</w:t>
-      </w:r>
-      <w:r>
-        <w:rPr>
-          <w:rFonts w:ascii="David" w:hAnsi="David" w:cs="David"/>
-        </w:rPr>
-        <w:t>key</w:t>
-      </w:r>
-      <w:r>
-        <w:rPr>
-          <w:rFonts w:ascii="David" w:hAnsi="David" w:cs="David" w:hint="cs"/>
-          <w:rtl/>
-        </w:rPr>
-        <w:t xml:space="preserve"> </w:t>
-      </w:r>
-      <w:r>
-        <w:rPr>
-          <w:rFonts w:ascii="David" w:hAnsi="David" w:cs="David"/>
-          <w:rtl/>
-        </w:rPr>
-        <w:t>–</w:t>
-      </w:r>
-      <w:r>
-        <w:rPr>
-          <w:rFonts w:ascii="David" w:hAnsi="David" w:cs="David" w:hint="cs"/>
-          <w:rtl/>
-        </w:rPr>
-        <w:t xml:space="preserve"> </w:t>
-      </w:r>
-      <w:r>
-        <w:rPr>
-          <w:rFonts w:ascii="David" w:hAnsi="David" w:cs="David" w:hint="cs"/>
-          <w:rtl/>
-        </w:rPr>
-        <w:t>מזהה ייחודי שמוקצה לכל פנייה</w:t>
-      </w:r>
-      <w:r>
-        <w:rPr>
-          <w:rFonts w:ascii="David" w:hAnsi="David" w:cs="David" w:hint="cs"/>
-          <w:rtl/>
-        </w:rPr>
-        <w:t xml:space="preserve">. </w:t>
-      </w:r>
-    </w:p>
-    <w:p>
-      <w:pPr>
-        <w:pStyle w:val="ListParagraph"/>
-        <w:numPr>
-          <w:ilvl w:val="1"/>
-          <w:numId w:val="12"/>
-        </w:numPr>
-        <w:spacing w:after="0" w:line="360" w:lineRule="auto"/>
-        <w:rPr>
-          <w:rFonts w:ascii="David" w:hAnsi="David" w:cs="David"/>
-          <w:b/>
-          <w:bCs/>
-        </w:rPr>
-      </w:pPr>
-      <w:r>
-        <w:rPr>
-          <w:rFonts w:ascii="David" w:hAnsi="David" w:cs="David" w:hint="cs"/>
-          <w:rtl/>
-        </w:rPr>
-        <w:t xml:space="preserve">יחידות מידה </w:t>
-      </w:r>
-      <w:r>
-        <w:rPr>
-          <w:rFonts w:ascii="David" w:hAnsi="David" w:cs="David"/>
-          <w:rtl/>
-        </w:rPr>
-        <w:t>–</w:t>
-      </w:r>
-      <w:r>
-        <w:rPr>
-          <w:rFonts w:ascii="David" w:hAnsi="David" w:cs="David" w:hint="cs"/>
-          <w:rtl/>
-        </w:rPr>
-        <w:t xml:space="preserve"> מספר שלם</w:t>
-      </w:r>
-      <w:r>
-        <w:rPr>
-          <w:rFonts w:ascii="David" w:hAnsi="David" w:cs="David" w:hint="cs"/>
-          <w:rtl/>
-        </w:rPr>
-        <w:t xml:space="preserve"> בעל 3 ספרות</w:t>
-      </w:r>
-      <w:r>
-        <w:rPr>
-          <w:rFonts w:ascii="David" w:hAnsi="David" w:cs="David" w:hint="cs"/>
-          <w:rtl/>
-        </w:rPr>
-        <w:t>.</w:t>
-      </w:r>
-    </w:p>
-    <w:p>
-      <w:pPr>
-        <w:pStyle w:val="ListParagraph"/>
-        <w:numPr>
-          <w:ilvl w:val="1"/>
-          <w:numId w:val="12"/>
-        </w:numPr>
-        <w:spacing w:after="0" w:line="360" w:lineRule="auto"/>
-        <w:rPr>
-          <w:rFonts w:ascii="David" w:hAnsi="David" w:cs="David"/>
-          <w:b/>
-          <w:bCs/>
-        </w:rPr>
-      </w:pPr>
-      <w:r>
-        <w:rPr>
-          <w:rFonts w:ascii="David" w:hAnsi="David" w:cs="David" w:hint="cs"/>
-          <w:rtl/>
-        </w:rPr>
-        <w:t>טווח ערכים אפשרי מ-0 ועד 100.</w:t>
-      </w:r>
-    </w:p>
-    <w:p>
-      <w:pPr>
-        <w:spacing w:after="0" w:line="360" w:lineRule="auto"/>
-        <w:rPr>
-          <w:rFonts w:ascii="David" w:hAnsi="David" w:cs="David"/>
-          <w:b/>
-          <w:bCs/>
-        </w:rPr>
-      </w:pPr>
-    </w:p>
-    <w:p>
-      <w:pPr>
-        <w:spacing w:after="0" w:line="360" w:lineRule="auto"/>
-        <w:rPr>
-          <w:rFonts w:ascii="David" w:hAnsi="David" w:cs="David"/>
         </w:rPr>
       </w:pPr>
     </w:p>
@@ -2629,6 +2670,119 @@
     </w:lvl>
   </w:abstractNum>
   <w:abstractNum w:abstractNumId="5" w15:restartNumberingAfterBreak="0">
+    <w:nsid w:val="1D20189A"/>
+    <w:multiLevelType w:val="hybridMultilevel"/>
+    <w:tmpl w:val="DF401AE4"/>
+    <w:lvl w:ilvl="0" w:tplc="04090001">
+      <w:start w:val="1"/>
+      <w:numFmt w:val="bullet"/>
+      <w:lvlText w:val=""/>
+      <w:lvlJc w:val="left"/>
+      <w:pPr>
+        <w:ind w:left="720" w:hanging="360"/>
+      </w:pPr>
+      <w:rPr>
+        <w:rFonts w:ascii="Symbol" w:hAnsi="Symbol" w:hint="default"/>
+      </w:rPr>
+    </w:lvl>
+    <w:lvl w:ilvl="1" w:tplc="04090003">
+      <w:start w:val="1"/>
+      <w:numFmt w:val="bullet"/>
+      <w:lvlText w:val="o"/>
+      <w:lvlJc w:val="left"/>
+      <w:pPr>
+        <w:ind w:left="1440" w:hanging="360"/>
+      </w:pPr>
+      <w:rPr>
+        <w:rFonts w:ascii="Courier New" w:hAnsi="Courier New" w:hint="default"/>
+      </w:rPr>
+    </w:lvl>
+    <w:lvl w:ilvl="2" w:tplc="04090005">
+      <w:start w:val="1"/>
+      <w:numFmt w:val="bullet"/>
+      <w:lvlText w:val=""/>
+      <w:lvlJc w:val="left"/>
+      <w:pPr>
+        <w:ind w:left="2160" w:hanging="360"/>
+      </w:pPr>
+      <w:rPr>
+        <w:rFonts w:ascii="Wingdings" w:hAnsi="Wingdings" w:hint="default"/>
+      </w:rPr>
+    </w:lvl>
+    <w:lvl w:ilvl="3" w:tplc="04090001" w:tentative="1">
+      <w:start w:val="1"/>
+      <w:numFmt w:val="bullet"/>
+      <w:lvlText w:val=""/>
+      <w:lvlJc w:val="left"/>
+      <w:pPr>
+        <w:ind w:left="2880" w:hanging="360"/>
+      </w:pPr>
+      <w:rPr>
+        <w:rFonts w:ascii="Symbol" w:hAnsi="Symbol" w:hint="default"/>
+      </w:rPr>
+    </w:lvl>
+    <w:lvl w:ilvl="4" w:tplc="04090003" w:tentative="1">
+      <w:start w:val="1"/>
+      <w:numFmt w:val="bullet"/>
+      <w:lvlText w:val="o"/>
+      <w:lvlJc w:val="left"/>
+      <w:pPr>
+        <w:ind w:left="3600" w:hanging="360"/>
+      </w:pPr>
+      <w:rPr>
+        <w:rFonts w:ascii="Courier New" w:hAnsi="Courier New" w:hint="default"/>
+      </w:rPr>
+    </w:lvl>
+    <w:lvl w:ilvl="5" w:tplc="04090005" w:tentative="1">
+      <w:start w:val="1"/>
+      <w:numFmt w:val="bullet"/>
+      <w:lvlText w:val=""/>
+      <w:lvlJc w:val="left"/>
+      <w:pPr>
+        <w:ind w:left="4320" w:hanging="360"/>
+      </w:pPr>
+      <w:rPr>
+        <w:rFonts w:ascii="Wingdings" w:hAnsi="Wingdings" w:hint="default"/>
+      </w:rPr>
+    </w:lvl>
+    <w:lvl w:ilvl="6" w:tplc="04090001" w:tentative="1">
+      <w:start w:val="1"/>
+      <w:numFmt w:val="bullet"/>
+      <w:lvlText w:val=""/>
+      <w:lvlJc w:val="left"/>
+      <w:pPr>
+        <w:ind w:left="5040" w:hanging="360"/>
+      </w:pPr>
+      <w:rPr>
+        <w:rFonts w:ascii="Symbol" w:hAnsi="Symbol" w:hint="default"/>
+      </w:rPr>
+    </w:lvl>
+    <w:lvl w:ilvl="7" w:tplc="04090003" w:tentative="1">
+      <w:start w:val="1"/>
+      <w:numFmt w:val="bullet"/>
+      <w:lvlText w:val="o"/>
+      <w:lvlJc w:val="left"/>
+      <w:pPr>
+        <w:ind w:left="5760" w:hanging="360"/>
+      </w:pPr>
+      <w:rPr>
+        <w:rFonts w:ascii="Courier New" w:hAnsi="Courier New" w:hint="default"/>
+      </w:rPr>
+    </w:lvl>
+    <w:lvl w:ilvl="8" w:tplc="04090005" w:tentative="1">
+      <w:start w:val="1"/>
+      <w:numFmt w:val="bullet"/>
+      <w:lvlText w:val=""/>
+      <w:lvlJc w:val="left"/>
+      <w:pPr>
+        <w:ind w:left="6480" w:hanging="360"/>
+      </w:pPr>
+      <w:rPr>
+        <w:rFonts w:ascii="Wingdings" w:hAnsi="Wingdings" w:hint="default"/>
+      </w:rPr>
+    </w:lvl>
+  </w:abstractNum>
+  <w:abstractNum w:abstractNumId="6" w15:restartNumberingAfterBreak="0">
     <w:nsid w:val="1EB65E12"/>
     <w:multiLevelType w:val="multilevel"/>
     <w:tmpl w:val="4E684A8E"/>
@@ -2777,7 +2931,7 @@
       </w:rPr>
     </w:lvl>
   </w:abstractNum>
-  <w:abstractNum w:abstractNumId="6" w15:restartNumberingAfterBreak="0">
+  <w:abstractNum w:abstractNumId="7" w15:restartNumberingAfterBreak="0">
     <w:nsid w:val="35A82C79"/>
     <w:multiLevelType w:val="multilevel"/>
     <w:tmpl w:val="BFEC4AAA"/>
@@ -2926,7 +3080,7 @@
       </w:rPr>
     </w:lvl>
   </w:abstractNum>
-  <w:abstractNum w:abstractNumId="7" w15:restartNumberingAfterBreak="0">
+  <w:abstractNum w:abstractNumId="8" w15:restartNumberingAfterBreak="0">
     <w:nsid w:val="423773FD"/>
     <w:multiLevelType w:val="hybridMultilevel"/>
     <w:tmpl w:val="10D654DA"/>
@@ -3039,7 +3193,7 @@
       </w:rPr>
     </w:lvl>
   </w:abstractNum>
-  <w:abstractNum w:abstractNumId="8" w15:restartNumberingAfterBreak="0">
+  <w:abstractNum w:abstractNumId="9" w15:restartNumberingAfterBreak="0">
     <w:nsid w:val="471B1AF6"/>
     <w:multiLevelType w:val="hybridMultilevel"/>
     <w:tmpl w:val="0AF266A6"/>
@@ -3152,7 +3306,7 @@
       </w:rPr>
     </w:lvl>
   </w:abstractNum>
-  <w:abstractNum w:abstractNumId="9" w15:restartNumberingAfterBreak="0">
+  <w:abstractNum w:abstractNumId="10" w15:restartNumberingAfterBreak="0">
     <w:nsid w:val="5FE352AB"/>
     <w:multiLevelType w:val="multilevel"/>
     <w:tmpl w:val="825A2B9E"/>
@@ -3301,7 +3455,96 @@
       </w:rPr>
     </w:lvl>
   </w:abstractNum>
-  <w:abstractNum w:abstractNumId="10" w15:restartNumberingAfterBreak="0">
+  <w:abstractNum w:abstractNumId="11" w15:restartNumberingAfterBreak="0">
+    <w:nsid w:val="63242281"/>
+    <w:multiLevelType w:val="hybridMultilevel"/>
+    <w:tmpl w:val="8B68952C"/>
+    <w:lvl w:ilvl="0" w:tplc="0409000F">
+      <w:start w:val="1"/>
+      <w:numFmt w:val="decimal"/>
+      <w:lvlText w:val="%1."/>
+      <w:lvlJc w:val="left"/>
+      <w:pPr>
+        <w:ind w:left="720" w:hanging="360"/>
+      </w:pPr>
+      <w:rPr>
+        <w:rFonts w:hint="default"/>
+      </w:rPr>
+    </w:lvl>
+    <w:lvl w:ilvl="1" w:tplc="04090019" w:tentative="1">
+      <w:start w:val="1"/>
+      <w:numFmt w:val="lowerLetter"/>
+      <w:lvlText w:val="%2."/>
+      <w:lvlJc w:val="left"/>
+      <w:pPr>
+        <w:ind w:left="1440" w:hanging="360"/>
+      </w:pPr>
+    </w:lvl>
+    <w:lvl w:ilvl="2" w:tplc="0409001B" w:tentative="1">
+      <w:start w:val="1"/>
+      <w:numFmt w:val="lowerRoman"/>
+      <w:lvlText w:val="%3."/>
+      <w:lvlJc w:val="right"/>
+      <w:pPr>
+        <w:ind w:left="2160" w:hanging="180"/>
+      </w:pPr>
+    </w:lvl>
+    <w:lvl w:ilvl="3" w:tplc="0409000F" w:tentative="1">
+      <w:start w:val="1"/>
+      <w:numFmt w:val="decimal"/>
+      <w:lvlText w:val="%4."/>
+      <w:lvlJc w:val="left"/>
+      <w:pPr>
+        <w:ind w:left="2880" w:hanging="360"/>
+      </w:pPr>
+    </w:lvl>
+    <w:lvl w:ilvl="4" w:tplc="04090019" w:tentative="1">
+      <w:start w:val="1"/>
+      <w:numFmt w:val="lowerLetter"/>
+      <w:lvlText w:val="%5."/>
+      <w:lvlJc w:val="left"/>
+      <w:pPr>
+        <w:ind w:left="3600" w:hanging="360"/>
+      </w:pPr>
+    </w:lvl>
+    <w:lvl w:ilvl="5" w:tplc="0409001B" w:tentative="1">
+      <w:start w:val="1"/>
+      <w:numFmt w:val="lowerRoman"/>
+      <w:lvlText w:val="%6."/>
+      <w:lvlJc w:val="right"/>
+      <w:pPr>
+        <w:ind w:left="4320" w:hanging="180"/>
+      </w:pPr>
+    </w:lvl>
+    <w:lvl w:ilvl="6" w:tplc="0409000F" w:tentative="1">
+      <w:start w:val="1"/>
+      <w:numFmt w:val="decimal"/>
+      <w:lvlText w:val="%7."/>
+      <w:lvlJc w:val="left"/>
+      <w:pPr>
+        <w:ind w:left="5040" w:hanging="360"/>
+      </w:pPr>
+    </w:lvl>
+    <w:lvl w:ilvl="7" w:tplc="04090019" w:tentative="1">
+      <w:start w:val="1"/>
+      <w:numFmt w:val="lowerLetter"/>
+      <w:lvlText w:val="%8."/>
+      <w:lvlJc w:val="left"/>
+      <w:pPr>
+        <w:ind w:left="5760" w:hanging="360"/>
+      </w:pPr>
+    </w:lvl>
+    <w:lvl w:ilvl="8" w:tplc="0409001B" w:tentative="1">
+      <w:start w:val="1"/>
+      <w:numFmt w:val="lowerRoman"/>
+      <w:lvlText w:val="%9."/>
+      <w:lvlJc w:val="right"/>
+      <w:pPr>
+        <w:ind w:left="6480" w:hanging="180"/>
+      </w:pPr>
+    </w:lvl>
+  </w:abstractNum>
+  <w:abstractNum w:abstractNumId="12" w15:restartNumberingAfterBreak="0">
     <w:nsid w:val="6680171F"/>
     <w:multiLevelType w:val="hybridMultilevel"/>
     <w:tmpl w:val="7A241340"/>
@@ -3414,7 +3657,7 @@
       </w:rPr>
     </w:lvl>
   </w:abstractNum>
-  <w:abstractNum w:abstractNumId="11" w15:restartNumberingAfterBreak="0">
+  <w:abstractNum w:abstractNumId="13" w15:restartNumberingAfterBreak="0">
     <w:nsid w:val="71D430B9"/>
     <w:multiLevelType w:val="hybridMultilevel"/>
     <w:tmpl w:val="DF8A5D78"/>
@@ -3528,7 +3771,7 @@
     </w:lvl>
   </w:abstractNum>
   <w:num w:numId="1" w16cid:durableId="1530338358">
-    <w:abstractNumId w:val="6"/>
+    <w:abstractNumId w:val="7"/>
   </w:num>
   <w:num w:numId="2" w16cid:durableId="2108117014">
     <w:abstractNumId w:val="1"/>
@@ -3537,10 +3780,10 @@
     <w:abstractNumId w:val="3"/>
   </w:num>
   <w:num w:numId="4" w16cid:durableId="1122379871">
-    <w:abstractNumId w:val="5"/>
+    <w:abstractNumId w:val="6"/>
   </w:num>
   <w:num w:numId="5" w16cid:durableId="523710769">
-    <w:abstractNumId w:val="10"/>
+    <w:abstractNumId w:val="12"/>
   </w:num>
   <w:num w:numId="6" w16cid:durableId="1575159623">
     <w:abstractNumId w:val="4"/>
@@ -3549,19 +3792,25 @@
     <w:abstractNumId w:val="0"/>
   </w:num>
   <w:num w:numId="8" w16cid:durableId="1777210099">
+    <w:abstractNumId w:val="10"/>
+  </w:num>
+  <w:num w:numId="9" w16cid:durableId="205877600">
     <w:abstractNumId w:val="9"/>
   </w:num>
-  <w:num w:numId="9" w16cid:durableId="205877600">
+  <w:num w:numId="10" w16cid:durableId="1732845057">
     <w:abstractNumId w:val="8"/>
-  </w:num>
-  <w:num w:numId="10" w16cid:durableId="1732845057">
-    <w:abstractNumId w:val="7"/>
   </w:num>
   <w:num w:numId="11" w16cid:durableId="26956661">
     <w:abstractNumId w:val="2"/>
   </w:num>
   <w:num w:numId="12" w16cid:durableId="1333727492">
+    <w:abstractNumId w:val="13"/>
+  </w:num>
+  <w:num w:numId="13" w16cid:durableId="603268523">
     <w:abstractNumId w:val="11"/>
+  </w:num>
+  <w:num w:numId="14" w16cid:durableId="1452045790">
+    <w:abstractNumId w:val="5"/>
   </w:num>
 </w:numbering>
 </file>
@@ -4499,6 +4748,29 @@
       <w:szCs w:val="20"/>
     </w:rPr>
   </w:style>
+  <w:style w:type="character" w:styleId="Hyperlink">
+    <w:name w:val="Hyperlink"/>
+    <w:basedOn w:val="DefaultParagraphFont"/>
+    <w:uiPriority w:val="99"/>
+    <w:unhideWhenUsed/>
+    <w:rsid w:val="00D65837"/>
+    <w:rPr>
+      <w:color w:val="467886" w:themeColor="hyperlink"/>
+      <w:u w:val="single"/>
+    </w:rPr>
+  </w:style>
+  <w:style w:type="character" w:styleId="UnresolvedMention">
+    <w:name w:val="Unresolved Mention"/>
+    <w:basedOn w:val="DefaultParagraphFont"/>
+    <w:uiPriority w:val="99"/>
+    <w:semiHidden/>
+    <w:unhideWhenUsed/>
+    <w:rsid w:val="00D65837"/>
+    <w:rPr>
+      <w:color w:val="605E5C"/>
+      <w:shd w:val="clear" w:color="auto" w:fill="E1DFDD"/>
+    </w:rPr>
+  </w:style>
 </w:styles>
 </file>
 

--- a/Documentation.docx
+++ b/Documentation.docx
@@ -18,6 +18,16 @@
           <w:szCs w:val="52"/>
         </w:rPr>
       </w:pPr>
+      <w:r>
+        <w:rPr>
+          <w:rFonts w:ascii="David" w:hAnsi="David" w:cs="David"/>
+          <w:b/>
+          <w:bCs/>
+          <w:sz w:val="52"/>
+          <w:szCs w:val="52"/>
+        </w:rPr>
+        <w:t xml:space="preserve">EDA - </w:t>
+      </w:r>
       <w:r>
         <w:rPr>
           <w:rFonts w:ascii="David" w:hAnsi="David" w:cs="David"/>
@@ -83,6 +93,26 @@
           <w:rtl/>
         </w:rPr>
       </w:pPr>
+      <w:r>
+        <w:rPr>
+          <w:rFonts w:ascii="David" w:hAnsi="David" w:cs="David"/>
+          <w:b/>
+          <w:bCs/>
+          <w:sz w:val="32"/>
+          <w:szCs w:val="32"/>
+        </w:rPr>
+        <w:t>1</w:t>
+      </w:r>
+      <w:r>
+        <w:rPr>
+          <w:rFonts w:ascii="David" w:hAnsi="David" w:cs="David"/>
+          <w:b/>
+          <w:bCs/>
+          <w:sz w:val="32"/>
+          <w:szCs w:val="32"/>
+        </w:rPr>
+        <w:tab/>
+      </w:r>
       <w:r>
         <w:rPr>
           <w:rFonts w:ascii="David" w:hAnsi="David" w:cs="David"/>
@@ -113,6 +143,102 @@
           <w:rtl/>
         </w:rPr>
         <w:t>:</w:t>
+      </w:r>
+    </w:p>
+    <w:p>
+      <w:pPr>
+        <w:bidi w:val="0"/>
+        <w:spacing w:after="0" w:line="360" w:lineRule="auto"/>
+        <w:rPr>
+          <w:rFonts w:ascii="David" w:hAnsi="David" w:cs="David"/>
+        </w:rPr>
+      </w:pPr>
+    </w:p>
+    <w:p>
+      <w:pPr>
+        <w:bidi w:val="0"/>
+        <w:spacing w:after="0" w:line="360" w:lineRule="auto"/>
+        <w:rPr>
+          <w:rFonts w:ascii="David" w:hAnsi="David" w:cs="David"/>
+          <w:b/>
+          <w:bCs/>
+        </w:rPr>
+      </w:pPr>
+      <w:r>
+        <w:rPr>
+          <w:rFonts w:ascii="David" w:hAnsi="David" w:cs="David"/>
+          <w:b/>
+          <w:bCs/>
+        </w:rPr>
+        <w:t>An important comment before we start:</w:t>
+      </w:r>
+    </w:p>
+    <w:p>
+      <w:pPr>
+        <w:bidi w:val="0"/>
+        <w:spacing w:after="0" w:line="360" w:lineRule="auto"/>
+        <w:rPr>
+          <w:rFonts w:ascii="David" w:hAnsi="David" w:cs="David"/>
+        </w:rPr>
+      </w:pPr>
+      <w:r>
+        <w:rPr>
+          <w:rFonts w:ascii="David" w:hAnsi="David" w:cs="David"/>
+        </w:rPr>
+        <w:tab/>
+        <w:t>In this document we would refrence to two different datasets:</w:t>
+      </w:r>
+    </w:p>
+    <w:p>
+      <w:pPr>
+        <w:pStyle w:val="ListParagraph"/>
+        <w:numPr>
+          <w:ilvl w:val="0"/>
+          <w:numId w:val="15"/>
+        </w:numPr>
+        <w:bidi w:val="0"/>
+        <w:spacing w:after="0" w:line="360" w:lineRule="auto"/>
+        <w:rPr>
+          <w:rFonts w:ascii="David" w:hAnsi="David" w:cs="David"/>
+        </w:rPr>
+      </w:pPr>
+      <w:r>
+        <w:rPr>
+          <w:rFonts w:ascii="David" w:hAnsi="David" w:cs="David"/>
+        </w:rPr>
+        <w:t>Raw data – in this dataset, each row is a sample, taken from a F1</w:t>
+      </w:r>
+      <w:r>
+        <w:rPr>
+          <w:rFonts w:ascii="David" w:hAnsi="David" w:cs="David"/>
+        </w:rPr>
+        <w:t xml:space="preserve"> </w:t>
+      </w:r>
+      <w:r>
+        <w:rPr>
+          <w:rFonts w:ascii="David" w:hAnsi="David" w:cs="David"/>
+        </w:rPr>
+        <w:t>car during a certain race using the sensors that are installed on the car. This data is directly imported from the API of the OpenF1 project, and it is the base of the second dataset, on which we plan to do the clustering.</w:t>
+      </w:r>
+    </w:p>
+    <w:p>
+      <w:pPr>
+        <w:pStyle w:val="ListParagraph"/>
+        <w:numPr>
+          <w:ilvl w:val="0"/>
+          <w:numId w:val="15"/>
+        </w:numPr>
+        <w:bidi w:val="0"/>
+        <w:spacing w:after="0" w:line="360" w:lineRule="auto"/>
+        <w:rPr>
+          <w:rFonts w:ascii="David" w:hAnsi="David" w:cs="David"/>
+        </w:rPr>
+      </w:pPr>
+      <w:r>
+        <w:rPr>
+          <w:rFonts w:ascii="David" w:hAnsi="David" w:cs="David"/>
+        </w:rPr>
+        <w:t>Processed data – in this dataset, each row is a turn a driver made during the race, the columns of this dataset are made using feature engineering. This dataset is the one we would do the clustering on.</w:t>
       </w:r>
     </w:p>
     <w:p>
@@ -221,6 +347,12 @@
         <w:rPr>
           <w:rFonts w:ascii="David" w:hAnsi="David" w:cs="David"/>
         </w:rPr>
+        <w:t xml:space="preserve">Raw data – 28086, Processed data - </w:t>
+      </w:r>
+      <w:r>
+        <w:rPr>
+          <w:rFonts w:ascii="David" w:hAnsi="David" w:cs="David"/>
+        </w:rPr>
         <w:t>1109</w:t>
       </w:r>
     </w:p>
@@ -249,6 +381,12 @@
         <w:rPr>
           <w:rFonts w:ascii="David" w:hAnsi="David" w:cs="David"/>
         </w:rPr>
+        <w:t xml:space="preserve"> Raw data – 2, Processed data -</w:t>
+      </w:r>
+      <w:r>
+        <w:rPr>
+          <w:rFonts w:ascii="David" w:hAnsi="David" w:cs="David"/>
+        </w:rPr>
         <w:t xml:space="preserve"> 3</w:t>
       </w:r>
     </w:p>
@@ -278,6 +416,12 @@
           <w:rFonts w:ascii="David" w:hAnsi="David" w:cs="David"/>
         </w:rPr>
         <w:t xml:space="preserve"> </w:t>
+      </w:r>
+      <w:r>
+        <w:rPr>
+          <w:rFonts w:ascii="David" w:hAnsi="David" w:cs="David"/>
+        </w:rPr>
+        <w:t xml:space="preserve">Raw data – 10, Processed data - </w:t>
       </w:r>
       <w:r>
         <w:rPr>
@@ -346,7 +490,1265 @@
           <w:sz w:val="32"/>
           <w:szCs w:val="32"/>
         </w:rPr>
+        <w:t>2</w:t>
+      </w:r>
+      <w:r>
+        <w:rPr>
+          <w:rFonts w:ascii="David" w:hAnsi="David" w:cs="David"/>
+          <w:b/>
+          <w:bCs/>
+          <w:sz w:val="32"/>
+          <w:szCs w:val="32"/>
+        </w:rPr>
+        <w:tab/>
+      </w:r>
+      <w:r>
+        <w:rPr>
+          <w:rFonts w:ascii="David" w:hAnsi="David" w:cs="David"/>
+          <w:b/>
+          <w:bCs/>
+          <w:sz w:val="32"/>
+          <w:szCs w:val="32"/>
+        </w:rPr>
         <w:t>Feature Understanding:</w:t>
+      </w:r>
+    </w:p>
+    <w:p>
+      <w:pPr>
+        <w:bidi w:val="0"/>
+        <w:spacing w:after="0" w:line="360" w:lineRule="auto"/>
+        <w:rPr>
+          <w:rFonts w:ascii="David" w:hAnsi="David" w:cs="David"/>
+          <w:b/>
+          <w:bCs/>
+        </w:rPr>
+      </w:pPr>
+    </w:p>
+    <w:p>
+      <w:pPr>
+        <w:bidi w:val="0"/>
+        <w:spacing w:after="0" w:line="360" w:lineRule="auto"/>
+        <w:rPr>
+          <w:rFonts w:ascii="David" w:hAnsi="David" w:cs="David"/>
+          <w:sz w:val="28"/>
+          <w:szCs w:val="28"/>
+        </w:rPr>
+      </w:pPr>
+      <w:r>
+        <w:rPr>
+          <w:rFonts w:ascii="David" w:hAnsi="David" w:cs="David"/>
+          <w:b/>
+          <w:bCs/>
+          <w:sz w:val="28"/>
+          <w:szCs w:val="28"/>
+        </w:rPr>
+        <w:t>Raw data:</w:t>
+      </w:r>
+    </w:p>
+    <w:p>
+      <w:pPr>
+        <w:bidi w:val="0"/>
+        <w:spacing w:after="0" w:line="360" w:lineRule="auto"/>
+        <w:rPr>
+          <w:rFonts w:ascii="David" w:hAnsi="David" w:cs="David"/>
+        </w:rPr>
+      </w:pPr>
+      <w:r>
+        <w:rPr>
+          <w:rFonts w:ascii="David" w:hAnsi="David" w:cs="David"/>
+          <w:b/>
+          <w:bCs/>
+        </w:rPr>
+        <w:t xml:space="preserve">The rows of the dataset: </w:t>
+      </w:r>
+      <w:r>
+        <w:rPr>
+          <w:rFonts w:ascii="David" w:hAnsi="David" w:cs="David"/>
+        </w:rPr>
+        <w:t xml:space="preserve">Each row </w:t>
+      </w:r>
+      <w:r>
+        <w:rPr>
+          <w:rFonts w:ascii="David" w:hAnsi="David" w:cs="David"/>
+        </w:rPr>
+        <w:t>is a sample taken in a certain time during the fastest lap of each driver in a qualifying round during one of the 4 races.</w:t>
+      </w:r>
+    </w:p>
+    <w:p>
+      <w:pPr>
+        <w:bidi w:val="0"/>
+        <w:spacing w:after="0" w:line="360" w:lineRule="auto"/>
+        <w:rPr>
+          <w:rFonts w:ascii="David" w:hAnsi="David" w:cs="David"/>
+        </w:rPr>
+      </w:pPr>
+      <w:r>
+        <w:rPr>
+          <w:rFonts w:ascii="David" w:hAnsi="David" w:cs="David"/>
+          <w:b/>
+          <w:bCs/>
+        </w:rPr>
+        <w:tab/>
+        <w:t>Indentifiers:</w:t>
+      </w:r>
+    </w:p>
+    <w:p>
+      <w:pPr>
+        <w:pStyle w:val="ListParagraph"/>
+        <w:numPr>
+          <w:ilvl w:val="0"/>
+          <w:numId w:val="14"/>
+        </w:numPr>
+        <w:bidi w:val="0"/>
+        <w:spacing w:after="0" w:line="360" w:lineRule="auto"/>
+        <w:rPr>
+          <w:rFonts w:ascii="David" w:hAnsi="David" w:cs="David"/>
+        </w:rPr>
+      </w:pPr>
+      <w:r>
+        <w:rPr>
+          <w:rFonts w:ascii="David" w:hAnsi="David" w:cs="David"/>
+        </w:rPr>
+        <w:t>track – the name of the track</w:t>
+      </w:r>
+    </w:p>
+    <w:p>
+      <w:pPr>
+        <w:pStyle w:val="ListParagraph"/>
+        <w:numPr>
+          <w:ilvl w:val="1"/>
+          <w:numId w:val="14"/>
+        </w:numPr>
+        <w:bidi w:val="0"/>
+        <w:spacing w:after="0" w:line="360" w:lineRule="auto"/>
+        <w:rPr>
+          <w:rFonts w:ascii="David" w:hAnsi="David" w:cs="David"/>
+        </w:rPr>
+      </w:pPr>
+      <w:r>
+        <w:rPr>
+          <w:rFonts w:ascii="David" w:hAnsi="David" w:cs="David"/>
+        </w:rPr>
+        <w:t>Units: irrelevant.</w:t>
+      </w:r>
+    </w:p>
+    <w:p>
+      <w:pPr>
+        <w:pStyle w:val="ListParagraph"/>
+        <w:numPr>
+          <w:ilvl w:val="1"/>
+          <w:numId w:val="14"/>
+        </w:numPr>
+        <w:bidi w:val="0"/>
+        <w:spacing w:after="0" w:line="360" w:lineRule="auto"/>
+        <w:rPr>
+          <w:rFonts w:ascii="David" w:hAnsi="David" w:cs="David"/>
+        </w:rPr>
+      </w:pPr>
+      <w:r>
+        <w:rPr>
+          <w:rFonts w:ascii="David" w:hAnsi="David" w:cs="David"/>
+        </w:rPr>
+        <w:t>Possible value range: {Monza, Singapore, Spa, Suzuka}.</w:t>
+      </w:r>
+    </w:p>
+    <w:p>
+      <w:pPr>
+        <w:pStyle w:val="ListParagraph"/>
+        <w:numPr>
+          <w:ilvl w:val="0"/>
+          <w:numId w:val="14"/>
+        </w:numPr>
+        <w:bidi w:val="0"/>
+        <w:spacing w:after="0" w:line="360" w:lineRule="auto"/>
+        <w:rPr>
+          <w:rFonts w:ascii="David" w:hAnsi="David" w:cs="David"/>
+        </w:rPr>
+      </w:pPr>
+      <w:r>
+        <w:rPr>
+          <w:rFonts w:ascii="David" w:hAnsi="David" w:cs="David"/>
+        </w:rPr>
+        <w:t xml:space="preserve">driver_number – </w:t>
+      </w:r>
+      <w:r>
+        <w:rPr>
+          <w:rFonts w:ascii="David" w:hAnsi="David" w:cs="David"/>
+        </w:rPr>
+        <w:t>a unique identifier given to every F1 driver.</w:t>
+      </w:r>
+    </w:p>
+    <w:p>
+      <w:pPr>
+        <w:pStyle w:val="ListParagraph"/>
+        <w:numPr>
+          <w:ilvl w:val="1"/>
+          <w:numId w:val="14"/>
+        </w:numPr>
+        <w:bidi w:val="0"/>
+        <w:spacing w:after="0" w:line="360" w:lineRule="auto"/>
+        <w:rPr>
+          <w:rFonts w:ascii="David" w:hAnsi="David" w:cs="David"/>
+        </w:rPr>
+      </w:pPr>
+      <w:r>
+        <w:rPr>
+          <w:rFonts w:ascii="David" w:hAnsi="David" w:cs="David"/>
+        </w:rPr>
+        <w:t>Units: ireelevant.</w:t>
+      </w:r>
+    </w:p>
+    <w:p>
+      <w:pPr>
+        <w:pStyle w:val="ListParagraph"/>
+        <w:numPr>
+          <w:ilvl w:val="1"/>
+          <w:numId w:val="14"/>
+        </w:numPr>
+        <w:bidi w:val="0"/>
+        <w:spacing w:after="0" w:line="360" w:lineRule="auto"/>
+        <w:rPr>
+          <w:rFonts w:ascii="David" w:hAnsi="David" w:cs="David"/>
+        </w:rPr>
+      </w:pPr>
+      <w:r>
+        <w:rPr>
+          <w:rFonts w:ascii="David" w:hAnsi="David" w:cs="David"/>
+        </w:rPr>
+        <w:t xml:space="preserve">Possible value range: </w:t>
+      </w:r>
+      <w:r>
+        <w:rPr>
+          <w:rFonts w:ascii="David" w:hAnsi="David" w:cs="David"/>
+        </w:rPr>
+        <w:t>{1, 2,</w:t>
+      </w:r>
+      <w:r>
+        <w:rPr>
+          <w:rFonts w:ascii="David" w:hAnsi="David" w:cs="David"/>
+        </w:rPr>
+        <w:t xml:space="preserve"> 3,</w:t>
+      </w:r>
+      <w:r>
+        <w:rPr>
+          <w:rFonts w:ascii="David" w:hAnsi="David" w:cs="David"/>
+        </w:rPr>
+        <w:t xml:space="preserve"> 4, 10, 11, 14, 16, 18, 20, 22, 23, 24, 27, 31, 40, 44, 55, 63, 77</w:t>
+      </w:r>
+      <w:r>
+        <w:rPr>
+          <w:rFonts w:ascii="David" w:hAnsi="David" w:cs="David"/>
+        </w:rPr>
+        <w:t xml:space="preserve">, </w:t>
+      </w:r>
+      <w:r>
+        <w:rPr>
+          <w:rFonts w:ascii="David" w:hAnsi="David" w:cs="David"/>
+        </w:rPr>
+        <w:t>81</w:t>
+      </w:r>
+      <w:r>
+        <w:rPr>
+          <w:rFonts w:ascii="David" w:hAnsi="David" w:cs="David"/>
+        </w:rPr>
+        <w:t>}.</w:t>
+      </w:r>
+    </w:p>
+    <w:p>
+      <w:pPr>
+        <w:bidi w:val="0"/>
+        <w:spacing w:after="0" w:line="360" w:lineRule="auto"/>
+        <w:ind w:left="720"/>
+        <w:rPr>
+          <w:rFonts w:ascii="David" w:hAnsi="David" w:cs="David"/>
+        </w:rPr>
+      </w:pPr>
+      <w:r>
+        <w:rPr>
+          <w:rFonts w:ascii="David" w:hAnsi="David" w:cs="David"/>
+          <w:b/>
+          <w:bCs/>
+        </w:rPr>
+        <w:t>Features:</w:t>
+      </w:r>
+    </w:p>
+    <w:p>
+      <w:pPr>
+        <w:pStyle w:val="ListParagraph"/>
+        <w:numPr>
+          <w:ilvl w:val="0"/>
+          <w:numId w:val="14"/>
+        </w:numPr>
+        <w:bidi w:val="0"/>
+        <w:spacing w:after="0" w:line="360" w:lineRule="auto"/>
+        <w:rPr>
+          <w:rFonts w:ascii="David" w:hAnsi="David" w:cs="David"/>
+        </w:rPr>
+      </w:pPr>
+      <w:r>
+        <w:rPr>
+          <w:rFonts w:ascii="David" w:hAnsi="David" w:cs="David"/>
+        </w:rPr>
+        <w:t>lap</w:t>
+      </w:r>
+      <w:r>
+        <w:rPr>
+          <w:rFonts w:ascii="David" w:hAnsi="David" w:cs="David"/>
+        </w:rPr>
+        <w:t>_</w:t>
+      </w:r>
+      <w:r>
+        <w:rPr>
+          <w:rFonts w:ascii="David" w:hAnsi="David" w:cs="David"/>
+        </w:rPr>
+        <w:t xml:space="preserve">duration </w:t>
+      </w:r>
+      <w:r>
+        <w:rPr>
+          <w:rFonts w:ascii="David" w:hAnsi="David" w:cs="David"/>
+        </w:rPr>
+        <w:t xml:space="preserve">– </w:t>
+      </w:r>
+      <w:r>
+        <w:rPr>
+          <w:rFonts w:ascii="David" w:hAnsi="David" w:cs="David"/>
+        </w:rPr>
+        <w:t>the time needed to do the lap</w:t>
+      </w:r>
+    </w:p>
+    <w:p>
+      <w:pPr>
+        <w:pStyle w:val="ListParagraph"/>
+        <w:numPr>
+          <w:ilvl w:val="1"/>
+          <w:numId w:val="14"/>
+        </w:numPr>
+        <w:bidi w:val="0"/>
+        <w:spacing w:after="0" w:line="360" w:lineRule="auto"/>
+        <w:rPr>
+          <w:rFonts w:ascii="David" w:hAnsi="David" w:cs="David"/>
+        </w:rPr>
+      </w:pPr>
+      <w:r>
+        <w:rPr>
+          <w:rFonts w:ascii="David" w:hAnsi="David" w:cs="David"/>
+        </w:rPr>
+        <w:t xml:space="preserve">Units: </w:t>
+      </w:r>
+      <w:r>
+        <w:rPr>
+          <w:rFonts w:ascii="David" w:hAnsi="David" w:cs="David"/>
+        </w:rPr>
+        <w:t>seconds</w:t>
+      </w:r>
+    </w:p>
+    <w:p>
+      <w:pPr>
+        <w:pStyle w:val="ListParagraph"/>
+        <w:numPr>
+          <w:ilvl w:val="1"/>
+          <w:numId w:val="14"/>
+        </w:numPr>
+        <w:bidi w:val="0"/>
+        <w:spacing w:after="0" w:line="360" w:lineRule="auto"/>
+        <w:rPr>
+          <w:rFonts w:ascii="David" w:hAnsi="David" w:cs="David"/>
+        </w:rPr>
+      </w:pPr>
+      <w:r>
+        <w:rPr>
+          <w:rFonts w:ascii="David" w:hAnsi="David" w:cs="David"/>
+        </w:rPr>
+        <w:t>Possible value range: 0-</w:t>
+      </w:r>
+      <w:r>
+        <w:rPr>
+          <w:rFonts w:ascii="David" w:hAnsi="David" w:cs="David"/>
+        </w:rPr>
+        <w:t>130 seconds</w:t>
+      </w:r>
+    </w:p>
+    <w:p>
+      <w:pPr>
+        <w:pStyle w:val="ListParagraph"/>
+        <w:numPr>
+          <w:ilvl w:val="0"/>
+          <w:numId w:val="14"/>
+        </w:numPr>
+        <w:bidi w:val="0"/>
+        <w:spacing w:after="0" w:line="360" w:lineRule="auto"/>
+        <w:rPr>
+          <w:rFonts w:ascii="David" w:hAnsi="David" w:cs="David"/>
+        </w:rPr>
+      </w:pPr>
+      <w:r>
+        <w:rPr>
+          <w:rFonts w:ascii="David" w:hAnsi="David" w:cs="David"/>
+        </w:rPr>
+        <w:lastRenderedPageBreak/>
+        <w:t>x</w:t>
+      </w:r>
+      <w:r>
+        <w:rPr>
+          <w:rFonts w:ascii="David" w:hAnsi="David" w:cs="David"/>
+        </w:rPr>
+        <w:t xml:space="preserve"> – the</w:t>
+      </w:r>
+      <w:r>
+        <w:rPr>
+          <w:rFonts w:ascii="David" w:hAnsi="David" w:cs="David"/>
+        </w:rPr>
+        <w:t xml:space="preserve"> drivers position in the x axis</w:t>
+      </w:r>
+      <w:r>
+        <w:rPr>
+          <w:rFonts w:ascii="David" w:hAnsi="David" w:cs="David"/>
+        </w:rPr>
+        <w:t>.</w:t>
+      </w:r>
+    </w:p>
+    <w:p>
+      <w:pPr>
+        <w:pStyle w:val="ListParagraph"/>
+        <w:numPr>
+          <w:ilvl w:val="1"/>
+          <w:numId w:val="14"/>
+        </w:numPr>
+        <w:bidi w:val="0"/>
+        <w:spacing w:after="0" w:line="360" w:lineRule="auto"/>
+        <w:rPr>
+          <w:rFonts w:ascii="David" w:hAnsi="David" w:cs="David"/>
+        </w:rPr>
+      </w:pPr>
+      <w:r>
+        <w:rPr>
+          <w:rFonts w:ascii="David" w:hAnsi="David" w:cs="David"/>
+        </w:rPr>
+        <w:t xml:space="preserve">Units: </w:t>
+      </w:r>
+      <w:r>
+        <w:rPr>
+          <w:rFonts w:ascii="David" w:hAnsi="David" w:cs="David"/>
+        </w:rPr>
+        <w:t>irrelevant.</w:t>
+      </w:r>
+    </w:p>
+    <w:p>
+      <w:pPr>
+        <w:pStyle w:val="ListParagraph"/>
+        <w:numPr>
+          <w:ilvl w:val="1"/>
+          <w:numId w:val="14"/>
+        </w:numPr>
+        <w:bidi w:val="0"/>
+        <w:spacing w:after="0" w:line="360" w:lineRule="auto"/>
+        <w:rPr>
+          <w:rFonts w:ascii="David" w:hAnsi="David" w:cs="David"/>
+        </w:rPr>
+      </w:pPr>
+      <w:r>
+        <w:rPr>
+          <w:rFonts w:ascii="David" w:hAnsi="David" w:cs="David"/>
+        </w:rPr>
+        <w:t xml:space="preserve">Possible value range: </w:t>
+      </w:r>
+      <w:r>
+        <w:rPr>
+          <w:rFonts w:ascii="David" w:hAnsi="David" w:cs="David"/>
+        </w:rPr>
+        <w:t>-15000 - 15000</w:t>
+      </w:r>
+    </w:p>
+    <w:p>
+      <w:pPr>
+        <w:pStyle w:val="ListParagraph"/>
+        <w:numPr>
+          <w:ilvl w:val="0"/>
+          <w:numId w:val="14"/>
+        </w:numPr>
+        <w:bidi w:val="0"/>
+        <w:spacing w:after="0" w:line="360" w:lineRule="auto"/>
+        <w:rPr>
+          <w:rFonts w:ascii="David" w:hAnsi="David" w:cs="David"/>
+        </w:rPr>
+      </w:pPr>
+      <w:r>
+        <w:rPr>
+          <w:rFonts w:ascii="David" w:hAnsi="David" w:cs="David"/>
+        </w:rPr>
+        <w:t>y</w:t>
+      </w:r>
+      <w:r>
+        <w:rPr>
+          <w:rFonts w:ascii="David" w:hAnsi="David" w:cs="David"/>
+        </w:rPr>
+        <w:t xml:space="preserve"> – the </w:t>
+      </w:r>
+      <w:r>
+        <w:rPr>
+          <w:rFonts w:ascii="David" w:hAnsi="David" w:cs="David"/>
+        </w:rPr>
+        <w:t>drivers position in the y axis.</w:t>
+      </w:r>
+    </w:p>
+    <w:p>
+      <w:pPr>
+        <w:pStyle w:val="ListParagraph"/>
+        <w:numPr>
+          <w:ilvl w:val="1"/>
+          <w:numId w:val="14"/>
+        </w:numPr>
+        <w:bidi w:val="0"/>
+        <w:spacing w:after="0" w:line="360" w:lineRule="auto"/>
+        <w:rPr>
+          <w:rFonts w:ascii="David" w:hAnsi="David" w:cs="David"/>
+        </w:rPr>
+      </w:pPr>
+      <w:r>
+        <w:rPr>
+          <w:rFonts w:ascii="David" w:hAnsi="David" w:cs="David"/>
+        </w:rPr>
+        <w:t xml:space="preserve">Units: </w:t>
+      </w:r>
+      <w:r>
+        <w:rPr>
+          <w:rFonts w:ascii="David" w:hAnsi="David" w:cs="David"/>
+        </w:rPr>
+        <w:t>irrelevant.</w:t>
+      </w:r>
+    </w:p>
+    <w:p>
+      <w:pPr>
+        <w:pStyle w:val="ListParagraph"/>
+        <w:numPr>
+          <w:ilvl w:val="1"/>
+          <w:numId w:val="14"/>
+        </w:numPr>
+        <w:bidi w:val="0"/>
+        <w:spacing w:after="0" w:line="360" w:lineRule="auto"/>
+        <w:rPr>
+          <w:rFonts w:ascii="David" w:hAnsi="David" w:cs="David"/>
+        </w:rPr>
+      </w:pPr>
+      <w:r>
+        <w:rPr>
+          <w:rFonts w:ascii="David" w:hAnsi="David" w:cs="David"/>
+        </w:rPr>
+        <w:t xml:space="preserve">Possible value range: </w:t>
+      </w:r>
+      <w:r>
+        <w:rPr>
+          <w:rFonts w:ascii="David" w:hAnsi="David" w:cs="David"/>
+        </w:rPr>
+        <w:t>-20000 - 20000</w:t>
+      </w:r>
+    </w:p>
+    <w:p>
+      <w:pPr>
+        <w:pStyle w:val="ListParagraph"/>
+        <w:numPr>
+          <w:ilvl w:val="0"/>
+          <w:numId w:val="14"/>
+        </w:numPr>
+        <w:bidi w:val="0"/>
+        <w:spacing w:after="0" w:line="360" w:lineRule="auto"/>
+        <w:rPr>
+          <w:rFonts w:ascii="David" w:hAnsi="David" w:cs="David"/>
+        </w:rPr>
+      </w:pPr>
+      <w:r>
+        <w:rPr>
+          <w:rFonts w:ascii="David" w:hAnsi="David" w:cs="David"/>
+        </w:rPr>
+        <w:t>speed</w:t>
+      </w:r>
+      <w:r>
+        <w:rPr>
+          <w:rFonts w:ascii="David" w:hAnsi="David" w:cs="David"/>
+        </w:rPr>
+        <w:t xml:space="preserve"> </w:t>
+      </w:r>
+      <w:r>
+        <w:rPr>
+          <w:rFonts w:ascii="David" w:hAnsi="David" w:cs="David"/>
+        </w:rPr>
+        <w:t xml:space="preserve">– the </w:t>
+      </w:r>
+      <w:r>
+        <w:rPr>
+          <w:rFonts w:ascii="David" w:hAnsi="David" w:cs="David"/>
+        </w:rPr>
+        <w:t>speed of the car.</w:t>
+      </w:r>
+    </w:p>
+    <w:p>
+      <w:pPr>
+        <w:pStyle w:val="ListParagraph"/>
+        <w:numPr>
+          <w:ilvl w:val="1"/>
+          <w:numId w:val="14"/>
+        </w:numPr>
+        <w:bidi w:val="0"/>
+        <w:spacing w:after="0" w:line="360" w:lineRule="auto"/>
+        <w:rPr>
+          <w:rFonts w:ascii="David" w:hAnsi="David" w:cs="David"/>
+        </w:rPr>
+      </w:pPr>
+      <w:r>
+        <w:rPr>
+          <w:rFonts w:ascii="David" w:hAnsi="David" w:cs="David"/>
+        </w:rPr>
+        <w:t>Units: km/h</w:t>
+      </w:r>
+    </w:p>
+    <w:p>
+      <w:pPr>
+        <w:pStyle w:val="ListParagraph"/>
+        <w:numPr>
+          <w:ilvl w:val="1"/>
+          <w:numId w:val="14"/>
+        </w:numPr>
+        <w:bidi w:val="0"/>
+        <w:spacing w:after="0" w:line="360" w:lineRule="auto"/>
+        <w:rPr>
+          <w:rFonts w:ascii="David" w:hAnsi="David" w:cs="David"/>
+        </w:rPr>
+      </w:pPr>
+      <w:r>
+        <w:rPr>
+          <w:rFonts w:ascii="David" w:hAnsi="David" w:cs="David"/>
+        </w:rPr>
+        <w:t>Possible value range: 0-400 km/h.</w:t>
+      </w:r>
+    </w:p>
+    <w:p>
+      <w:pPr>
+        <w:pStyle w:val="ListParagraph"/>
+        <w:numPr>
+          <w:ilvl w:val="0"/>
+          <w:numId w:val="14"/>
+        </w:numPr>
+        <w:bidi w:val="0"/>
+        <w:spacing w:after="0" w:line="360" w:lineRule="auto"/>
+        <w:rPr>
+          <w:rFonts w:ascii="David" w:hAnsi="David" w:cs="David"/>
+        </w:rPr>
+      </w:pPr>
+      <w:r>
+        <w:rPr>
+          <w:rFonts w:ascii="David" w:hAnsi="David" w:cs="David"/>
+        </w:rPr>
+        <w:t>brake – wether the brake pedal is pressed or not.</w:t>
+      </w:r>
+    </w:p>
+    <w:p>
+      <w:pPr>
+        <w:pStyle w:val="ListParagraph"/>
+        <w:numPr>
+          <w:ilvl w:val="1"/>
+          <w:numId w:val="14"/>
+        </w:numPr>
+        <w:bidi w:val="0"/>
+        <w:spacing w:after="0" w:line="360" w:lineRule="auto"/>
+        <w:rPr>
+          <w:rFonts w:ascii="David" w:hAnsi="David" w:cs="David"/>
+        </w:rPr>
+      </w:pPr>
+      <w:r>
+        <w:rPr>
+          <w:rFonts w:ascii="David" w:hAnsi="David" w:cs="David"/>
+        </w:rPr>
+        <w:t>Units: irrelevant</w:t>
+      </w:r>
+    </w:p>
+    <w:p>
+      <w:pPr>
+        <w:pStyle w:val="ListParagraph"/>
+        <w:numPr>
+          <w:ilvl w:val="1"/>
+          <w:numId w:val="14"/>
+        </w:numPr>
+        <w:bidi w:val="0"/>
+        <w:spacing w:after="0" w:line="360" w:lineRule="auto"/>
+        <w:rPr>
+          <w:rFonts w:ascii="David" w:hAnsi="David" w:cs="David"/>
+        </w:rPr>
+      </w:pPr>
+      <w:r>
+        <w:rPr>
+          <w:rFonts w:ascii="David" w:hAnsi="David" w:cs="David"/>
+        </w:rPr>
+        <w:t>Possible value range: {0,100}</w:t>
+      </w:r>
+    </w:p>
+    <w:p>
+      <w:pPr>
+        <w:pStyle w:val="ListParagraph"/>
+        <w:numPr>
+          <w:ilvl w:val="0"/>
+          <w:numId w:val="14"/>
+        </w:numPr>
+        <w:bidi w:val="0"/>
+        <w:spacing w:after="0" w:line="360" w:lineRule="auto"/>
+        <w:rPr>
+          <w:rFonts w:ascii="David" w:hAnsi="David" w:cs="David"/>
+        </w:rPr>
+      </w:pPr>
+      <w:r>
+        <w:rPr>
+          <w:rFonts w:ascii="David" w:hAnsi="David" w:cs="David"/>
+        </w:rPr>
+        <w:t xml:space="preserve">braking_pct_before_apex – the precentage of the segment of the turn that is before the apex in which the driver presses on the brake pedal </w:t>
+      </w:r>
+    </w:p>
+    <w:p>
+      <w:pPr>
+        <w:pStyle w:val="ListParagraph"/>
+        <w:numPr>
+          <w:ilvl w:val="1"/>
+          <w:numId w:val="14"/>
+        </w:numPr>
+        <w:bidi w:val="0"/>
+        <w:spacing w:after="0" w:line="360" w:lineRule="auto"/>
+        <w:rPr>
+          <w:rFonts w:ascii="David" w:hAnsi="David" w:cs="David"/>
+        </w:rPr>
+      </w:pPr>
+      <w:r>
+        <w:rPr>
+          <w:rFonts w:ascii="David" w:hAnsi="David" w:cs="David"/>
+        </w:rPr>
+        <w:t>Units:</w:t>
+      </w:r>
+      <w:r>
+        <w:rPr>
+          <w:rFonts w:ascii="David" w:hAnsi="David" w:cs="David"/>
+        </w:rPr>
+        <w:t xml:space="preserve"> </w:t>
+      </w:r>
+      <w:r>
+        <w:rPr>
+          <w:rFonts w:ascii="David" w:hAnsi="David" w:cs="David"/>
+        </w:rPr>
+        <w:t>precentage.</w:t>
+      </w:r>
+    </w:p>
+    <w:p>
+      <w:pPr>
+        <w:pStyle w:val="ListParagraph"/>
+        <w:numPr>
+          <w:ilvl w:val="1"/>
+          <w:numId w:val="14"/>
+        </w:numPr>
+        <w:bidi w:val="0"/>
+        <w:spacing w:after="0" w:line="360" w:lineRule="auto"/>
+        <w:rPr>
+          <w:rFonts w:ascii="David" w:hAnsi="David" w:cs="David"/>
+        </w:rPr>
+      </w:pPr>
+      <w:r>
+        <w:rPr>
+          <w:rFonts w:ascii="David" w:hAnsi="David" w:cs="David"/>
+        </w:rPr>
+        <w:t>Possible value range: 0-1.</w:t>
+      </w:r>
+    </w:p>
+    <w:p>
+      <w:pPr>
+        <w:pStyle w:val="ListParagraph"/>
+        <w:numPr>
+          <w:ilvl w:val="0"/>
+          <w:numId w:val="14"/>
+        </w:numPr>
+        <w:bidi w:val="0"/>
+        <w:spacing w:after="0" w:line="360" w:lineRule="auto"/>
+        <w:rPr>
+          <w:rFonts w:ascii="David" w:hAnsi="David" w:cs="David"/>
+        </w:rPr>
+      </w:pPr>
+      <w:r>
+        <w:rPr>
+          <w:rFonts w:ascii="David" w:hAnsi="David" w:cs="David"/>
+        </w:rPr>
+        <w:t>trail_braking_pct – the precentage of the turn in which the driver performed “trail breaking” (a slow release of the brake pedal).</w:t>
+      </w:r>
+    </w:p>
+    <w:p>
+      <w:pPr>
+        <w:pStyle w:val="ListParagraph"/>
+        <w:numPr>
+          <w:ilvl w:val="1"/>
+          <w:numId w:val="14"/>
+        </w:numPr>
+        <w:bidi w:val="0"/>
+        <w:spacing w:after="0" w:line="360" w:lineRule="auto"/>
+        <w:rPr>
+          <w:rFonts w:ascii="David" w:hAnsi="David" w:cs="David"/>
+        </w:rPr>
+      </w:pPr>
+      <w:r>
+        <w:rPr>
+          <w:rFonts w:ascii="David" w:hAnsi="David" w:cs="David"/>
+        </w:rPr>
+        <w:t>Units: precentage.</w:t>
+      </w:r>
+    </w:p>
+    <w:p>
+      <w:pPr>
+        <w:pStyle w:val="ListParagraph"/>
+        <w:numPr>
+          <w:ilvl w:val="1"/>
+          <w:numId w:val="14"/>
+        </w:numPr>
+        <w:bidi w:val="0"/>
+        <w:spacing w:after="0" w:line="360" w:lineRule="auto"/>
+        <w:rPr>
+          <w:rFonts w:ascii="David" w:hAnsi="David" w:cs="David"/>
+        </w:rPr>
+      </w:pPr>
+      <w:r>
+        <w:rPr>
+          <w:rFonts w:ascii="David" w:hAnsi="David" w:cs="David"/>
+        </w:rPr>
+        <w:t>Possible value range: 0-1.</w:t>
+      </w:r>
+    </w:p>
+    <w:p>
+      <w:pPr>
+        <w:pStyle w:val="ListParagraph"/>
+        <w:numPr>
+          <w:ilvl w:val="0"/>
+          <w:numId w:val="14"/>
+        </w:numPr>
+        <w:bidi w:val="0"/>
+        <w:spacing w:after="0" w:line="360" w:lineRule="auto"/>
+        <w:rPr>
+          <w:rFonts w:ascii="David" w:hAnsi="David" w:cs="David"/>
+        </w:rPr>
+      </w:pPr>
+      <w:r>
+        <w:rPr>
+          <w:rFonts w:ascii="David" w:hAnsi="David" w:cs="David"/>
+        </w:rPr>
+        <w:t>throttle_app_pct_after_apex – the precentage of the segment of the turn that is after the apex in which the driver presses on the throttle.</w:t>
+      </w:r>
+    </w:p>
+    <w:p>
+      <w:pPr>
+        <w:pStyle w:val="ListParagraph"/>
+        <w:numPr>
+          <w:ilvl w:val="1"/>
+          <w:numId w:val="14"/>
+        </w:numPr>
+        <w:bidi w:val="0"/>
+        <w:spacing w:after="0" w:line="360" w:lineRule="auto"/>
+        <w:rPr>
+          <w:rFonts w:ascii="David" w:hAnsi="David" w:cs="David"/>
+        </w:rPr>
+      </w:pPr>
+      <w:r>
+        <w:rPr>
+          <w:rFonts w:ascii="David" w:hAnsi="David" w:cs="David"/>
+        </w:rPr>
+        <w:t>Units: precentage.</w:t>
+      </w:r>
+    </w:p>
+    <w:p>
+      <w:pPr>
+        <w:pStyle w:val="ListParagraph"/>
+        <w:numPr>
+          <w:ilvl w:val="1"/>
+          <w:numId w:val="14"/>
+        </w:numPr>
+        <w:bidi w:val="0"/>
+        <w:spacing w:after="0" w:line="360" w:lineRule="auto"/>
+        <w:rPr>
+          <w:rFonts w:ascii="David" w:hAnsi="David" w:cs="David"/>
+        </w:rPr>
+      </w:pPr>
+      <w:r>
+        <w:rPr>
+          <w:rFonts w:ascii="David" w:hAnsi="David" w:cs="David"/>
+        </w:rPr>
+        <w:t>Possible value range: 0-1.</w:t>
+      </w:r>
+    </w:p>
+    <w:p>
+      <w:pPr>
+        <w:pStyle w:val="ListParagraph"/>
+        <w:numPr>
+          <w:ilvl w:val="0"/>
+          <w:numId w:val="14"/>
+        </w:numPr>
+        <w:bidi w:val="0"/>
+        <w:spacing w:after="0" w:line="360" w:lineRule="auto"/>
+        <w:rPr>
+          <w:rFonts w:ascii="David" w:hAnsi="David" w:cs="David"/>
+        </w:rPr>
+      </w:pPr>
+      <w:r>
+        <w:rPr>
+          <w:rFonts w:ascii="David" w:hAnsi="David" w:cs="David"/>
+        </w:rPr>
+        <w:t>coasting_pct – the precentage of the turn in which the driver didn’t press on the brake nor the throttle.</w:t>
+      </w:r>
+    </w:p>
+    <w:p>
+      <w:pPr>
+        <w:pStyle w:val="ListParagraph"/>
+        <w:numPr>
+          <w:ilvl w:val="1"/>
+          <w:numId w:val="14"/>
+        </w:numPr>
+        <w:bidi w:val="0"/>
+        <w:spacing w:after="0" w:line="360" w:lineRule="auto"/>
+        <w:rPr>
+          <w:rFonts w:ascii="David" w:hAnsi="David" w:cs="David"/>
+        </w:rPr>
+      </w:pPr>
+      <w:r>
+        <w:rPr>
+          <w:rFonts w:ascii="David" w:hAnsi="David" w:cs="David"/>
+        </w:rPr>
+        <w:t>Units: precentage.</w:t>
+      </w:r>
+    </w:p>
+    <w:p>
+      <w:pPr>
+        <w:pStyle w:val="ListParagraph"/>
+        <w:numPr>
+          <w:ilvl w:val="1"/>
+          <w:numId w:val="14"/>
+        </w:numPr>
+        <w:bidi w:val="0"/>
+        <w:spacing w:after="0" w:line="360" w:lineRule="auto"/>
+        <w:rPr>
+          <w:rFonts w:ascii="David" w:hAnsi="David" w:cs="David"/>
+        </w:rPr>
+      </w:pPr>
+      <w:r>
+        <w:rPr>
+          <w:rFonts w:ascii="David" w:hAnsi="David" w:cs="David"/>
+        </w:rPr>
+        <w:t>Possible value range: 0-1.</w:t>
+      </w:r>
+    </w:p>
+    <w:p>
+      <w:pPr>
+        <w:pStyle w:val="ListParagraph"/>
+        <w:numPr>
+          <w:ilvl w:val="0"/>
+          <w:numId w:val="14"/>
+        </w:numPr>
+        <w:bidi w:val="0"/>
+        <w:spacing w:after="0" w:line="360" w:lineRule="auto"/>
+        <w:rPr>
+          <w:rFonts w:ascii="David" w:hAnsi="David" w:cs="David"/>
+        </w:rPr>
+      </w:pPr>
+      <w:r>
+        <w:rPr>
+          <w:rFonts w:ascii="David" w:hAnsi="David" w:cs="David"/>
+        </w:rPr>
+        <w:t xml:space="preserve">breaking_time_pct – </w:t>
+      </w:r>
+      <w:r>
+        <w:rPr>
+          <w:rFonts w:ascii="David" w:hAnsi="David" w:cs="David"/>
+        </w:rPr>
+        <w:t>the precentage of the turn in which the driver pressed the brake pedal.</w:t>
+      </w:r>
+    </w:p>
+    <w:p>
+      <w:pPr>
+        <w:pStyle w:val="ListParagraph"/>
+        <w:numPr>
+          <w:ilvl w:val="1"/>
+          <w:numId w:val="14"/>
+        </w:numPr>
+        <w:bidi w:val="0"/>
+        <w:spacing w:after="0" w:line="360" w:lineRule="auto"/>
+        <w:rPr>
+          <w:rFonts w:ascii="David" w:hAnsi="David" w:cs="David"/>
+        </w:rPr>
+      </w:pPr>
+      <w:r>
+        <w:rPr>
+          <w:rFonts w:ascii="David" w:hAnsi="David" w:cs="David"/>
+        </w:rPr>
+        <w:t>Units: precentage.</w:t>
+      </w:r>
+    </w:p>
+    <w:p>
+      <w:pPr>
+        <w:pStyle w:val="ListParagraph"/>
+        <w:numPr>
+          <w:ilvl w:val="1"/>
+          <w:numId w:val="14"/>
+        </w:numPr>
+        <w:bidi w:val="0"/>
+        <w:spacing w:after="0" w:line="360" w:lineRule="auto"/>
+        <w:rPr>
+          <w:rFonts w:ascii="David" w:hAnsi="David" w:cs="David"/>
+        </w:rPr>
+      </w:pPr>
+      <w:r>
+        <w:rPr>
+          <w:rFonts w:ascii="David" w:hAnsi="David" w:cs="David"/>
+        </w:rPr>
+        <w:t>Possible value range: 0-1.</w:t>
+      </w:r>
+    </w:p>
+    <w:p>
+      <w:pPr>
+        <w:pStyle w:val="ListParagraph"/>
+        <w:numPr>
+          <w:ilvl w:val="0"/>
+          <w:numId w:val="14"/>
+        </w:numPr>
+        <w:bidi w:val="0"/>
+        <w:spacing w:after="0" w:line="360" w:lineRule="auto"/>
+        <w:rPr>
+          <w:rFonts w:ascii="David" w:hAnsi="David" w:cs="David"/>
+        </w:rPr>
+      </w:pPr>
+      <w:r>
+        <w:rPr>
+          <w:rFonts w:ascii="David" w:hAnsi="David" w:cs="David"/>
+        </w:rPr>
+        <w:t>min_gear – the minimal gear that the car was on during the turn.</w:t>
+      </w:r>
+    </w:p>
+    <w:p>
+      <w:pPr>
+        <w:pStyle w:val="ListParagraph"/>
+        <w:numPr>
+          <w:ilvl w:val="1"/>
+          <w:numId w:val="14"/>
+        </w:numPr>
+        <w:bidi w:val="0"/>
+        <w:spacing w:after="0" w:line="360" w:lineRule="auto"/>
+        <w:rPr>
+          <w:rFonts w:ascii="David" w:hAnsi="David" w:cs="David"/>
+        </w:rPr>
+      </w:pPr>
+      <w:r>
+        <w:rPr>
+          <w:rFonts w:ascii="David" w:hAnsi="David" w:cs="David"/>
+        </w:rPr>
+        <w:t>Units: irrelevant</w:t>
+      </w:r>
+    </w:p>
+    <w:p>
+      <w:pPr>
+        <w:pStyle w:val="ListParagraph"/>
+        <w:numPr>
+          <w:ilvl w:val="1"/>
+          <w:numId w:val="14"/>
+        </w:numPr>
+        <w:bidi w:val="0"/>
+        <w:spacing w:after="0" w:line="360" w:lineRule="auto"/>
+        <w:rPr>
+          <w:rFonts w:ascii="David" w:hAnsi="David" w:cs="David"/>
+        </w:rPr>
+      </w:pPr>
+      <w:r>
+        <w:rPr>
+          <w:rFonts w:ascii="David" w:hAnsi="David" w:cs="David"/>
+        </w:rPr>
+        <w:t>Possible value range: 0-8.</w:t>
+      </w:r>
+    </w:p>
+    <w:p>
+      <w:pPr>
+        <w:pStyle w:val="ListParagraph"/>
+        <w:numPr>
+          <w:ilvl w:val="0"/>
+          <w:numId w:val="14"/>
+        </w:numPr>
+        <w:bidi w:val="0"/>
+        <w:spacing w:after="0" w:line="360" w:lineRule="auto"/>
+        <w:rPr>
+          <w:rFonts w:ascii="David" w:hAnsi="David" w:cs="David"/>
+        </w:rPr>
+      </w:pPr>
+      <w:r>
+        <w:rPr>
+          <w:rFonts w:ascii="David" w:hAnsi="David" w:cs="David"/>
+        </w:rPr>
+        <w:t>avg_throttle – The average percentage the throttle</w:t>
+      </w:r>
+      <w:r>
+        <w:rPr>
+          <w:rFonts w:ascii="David" w:hAnsi="David" w:cs="David" w:hint="cs"/>
+          <w:rtl/>
+        </w:rPr>
+        <w:t xml:space="preserve"> </w:t>
+      </w:r>
+      <w:r>
+        <w:rPr>
+          <w:rFonts w:ascii="David" w:hAnsi="David" w:cs="David"/>
+        </w:rPr>
+        <w:t>pedal</w:t>
+      </w:r>
+      <w:r>
+        <w:rPr>
+          <w:rFonts w:ascii="David" w:hAnsi="David" w:cs="David"/>
+        </w:rPr>
+        <w:t xml:space="preserve"> is pressed during the </w:t>
+      </w:r>
+      <w:r>
+        <w:rPr>
+          <w:rFonts w:ascii="David" w:hAnsi="David" w:cs="David"/>
+        </w:rPr>
+        <w:t>turn</w:t>
+      </w:r>
+      <w:r>
+        <w:rPr>
+          <w:rFonts w:ascii="David" w:hAnsi="David" w:cs="David"/>
+        </w:rPr>
+        <w:t>.</w:t>
+      </w:r>
+    </w:p>
+    <w:p>
+      <w:pPr>
+        <w:pStyle w:val="ListParagraph"/>
+        <w:numPr>
+          <w:ilvl w:val="1"/>
+          <w:numId w:val="14"/>
+        </w:numPr>
+        <w:bidi w:val="0"/>
+        <w:spacing w:after="0" w:line="360" w:lineRule="auto"/>
+        <w:rPr>
+          <w:rFonts w:ascii="David" w:hAnsi="David" w:cs="David"/>
+        </w:rPr>
+      </w:pPr>
+      <w:r>
+        <w:rPr>
+          <w:rFonts w:ascii="David" w:hAnsi="David" w:cs="David"/>
+        </w:rPr>
+        <w:t>Units: precentage.</w:t>
+      </w:r>
+    </w:p>
+    <w:p>
+      <w:pPr>
+        <w:pStyle w:val="ListParagraph"/>
+        <w:numPr>
+          <w:ilvl w:val="1"/>
+          <w:numId w:val="14"/>
+        </w:numPr>
+        <w:bidi w:val="0"/>
+        <w:spacing w:after="0" w:line="360" w:lineRule="auto"/>
+        <w:rPr>
+          <w:rFonts w:ascii="David" w:hAnsi="David" w:cs="David"/>
+        </w:rPr>
+      </w:pPr>
+      <w:r>
+        <w:rPr>
+          <w:rFonts w:ascii="David" w:hAnsi="David" w:cs="David"/>
+        </w:rPr>
+        <w:t>Possible value range: 0-100.</w:t>
+      </w:r>
+    </w:p>
+    <w:p>
+      <w:pPr>
+        <w:pStyle w:val="ListParagraph"/>
+        <w:numPr>
+          <w:ilvl w:val="0"/>
+          <w:numId w:val="14"/>
+        </w:numPr>
+        <w:bidi w:val="0"/>
+        <w:spacing w:after="0" w:line="360" w:lineRule="auto"/>
+        <w:rPr>
+          <w:rFonts w:ascii="David" w:hAnsi="David" w:cs="David"/>
+        </w:rPr>
+      </w:pPr>
+      <w:r>
+        <w:rPr>
+          <w:rFonts w:ascii="David" w:hAnsi="David" w:cs="David"/>
+        </w:rPr>
+        <w:t>avg_speed – The average speed of the car during the turn.</w:t>
+      </w:r>
+    </w:p>
+    <w:p>
+      <w:pPr>
+        <w:pStyle w:val="ListParagraph"/>
+        <w:numPr>
+          <w:ilvl w:val="1"/>
+          <w:numId w:val="14"/>
+        </w:numPr>
+        <w:bidi w:val="0"/>
+        <w:spacing w:after="0" w:line="360" w:lineRule="auto"/>
+        <w:rPr>
+          <w:rFonts w:ascii="David" w:hAnsi="David" w:cs="David"/>
+        </w:rPr>
+      </w:pPr>
+      <w:r>
+        <w:rPr>
+          <w:rFonts w:ascii="David" w:hAnsi="David" w:cs="David"/>
+        </w:rPr>
+        <w:t>Units: km/h</w:t>
+      </w:r>
+    </w:p>
+    <w:p>
+      <w:pPr>
+        <w:pStyle w:val="ListParagraph"/>
+        <w:numPr>
+          <w:ilvl w:val="1"/>
+          <w:numId w:val="14"/>
+        </w:numPr>
+        <w:bidi w:val="0"/>
+        <w:spacing w:after="0" w:line="360" w:lineRule="auto"/>
+        <w:rPr>
+          <w:rFonts w:ascii="David" w:hAnsi="David" w:cs="David"/>
+        </w:rPr>
+      </w:pPr>
+      <w:r>
+        <w:rPr>
+          <w:rFonts w:ascii="David" w:hAnsi="David" w:cs="David"/>
+        </w:rPr>
+        <w:t>Possible value range – 0-400 km/h.</w:t>
+      </w:r>
+    </w:p>
+    <w:p>
+      <w:pPr>
+        <w:bidi w:val="0"/>
+        <w:spacing w:after="0" w:line="360" w:lineRule="auto"/>
+        <w:rPr>
+          <w:rFonts w:ascii="David" w:hAnsi="David" w:cs="David"/>
+        </w:rPr>
+      </w:pPr>
+    </w:p>
+    <w:p>
+      <w:pPr>
+        <w:bidi w:val="0"/>
+        <w:spacing w:after="0" w:line="360" w:lineRule="auto"/>
+        <w:rPr>
+          <w:rFonts w:ascii="David" w:hAnsi="David" w:cs="David"/>
+        </w:rPr>
+      </w:pPr>
+    </w:p>
+    <w:p>
+      <w:pPr>
+        <w:bidi w:val="0"/>
+        <w:spacing w:after="0" w:line="360" w:lineRule="auto"/>
+        <w:rPr>
+          <w:rFonts w:ascii="David" w:hAnsi="David" w:cs="David"/>
+          <w:b/>
+          <w:bCs/>
+          <w:sz w:val="28"/>
+          <w:szCs w:val="28"/>
+        </w:rPr>
+      </w:pPr>
+      <w:r>
+        <w:rPr>
+          <w:rFonts w:ascii="David" w:hAnsi="David" w:cs="David"/>
+          <w:b/>
+          <w:bCs/>
+          <w:sz w:val="28"/>
+          <w:szCs w:val="28"/>
+        </w:rPr>
+        <w:t>Processed data:</w:t>
       </w:r>
     </w:p>
     <w:p>
@@ -1132,307 +2534,307 @@
         <w:rPr>
           <w:rFonts w:ascii="David" w:hAnsi="David" w:cs="David"/>
         </w:rPr>
+        <w:t>Possible value range: 0-400 km/h</w:t>
+      </w:r>
+    </w:p>
+    <w:p>
+      <w:pPr>
+        <w:pStyle w:val="ListParagraph"/>
+        <w:numPr>
+          <w:ilvl w:val="0"/>
+          <w:numId w:val="14"/>
+        </w:numPr>
+        <w:bidi w:val="0"/>
+        <w:spacing w:after="0" w:line="360" w:lineRule="auto"/>
+        <w:rPr>
+          <w:rFonts w:ascii="David" w:hAnsi="David" w:cs="David"/>
+        </w:rPr>
+      </w:pPr>
+      <w:r>
+        <w:rPr>
+          <w:rFonts w:ascii="David" w:hAnsi="David" w:cs="David"/>
+        </w:rPr>
+        <w:t>speed_drop – the difference between “entry_speed” to “apex_speed”.</w:t>
+      </w:r>
+    </w:p>
+    <w:p>
+      <w:pPr>
+        <w:pStyle w:val="ListParagraph"/>
+        <w:numPr>
+          <w:ilvl w:val="1"/>
+          <w:numId w:val="14"/>
+        </w:numPr>
+        <w:bidi w:val="0"/>
+        <w:spacing w:after="0" w:line="360" w:lineRule="auto"/>
+        <w:rPr>
+          <w:rFonts w:ascii="David" w:hAnsi="David" w:cs="David"/>
+        </w:rPr>
+      </w:pPr>
+      <w:r>
+        <w:rPr>
+          <w:rFonts w:ascii="David" w:hAnsi="David" w:cs="David"/>
+        </w:rPr>
+        <w:t>Units: km/h</w:t>
+      </w:r>
+    </w:p>
+    <w:p>
+      <w:pPr>
+        <w:pStyle w:val="ListParagraph"/>
+        <w:numPr>
+          <w:ilvl w:val="1"/>
+          <w:numId w:val="14"/>
+        </w:numPr>
+        <w:bidi w:val="0"/>
+        <w:spacing w:after="0" w:line="360" w:lineRule="auto"/>
+        <w:rPr>
+          <w:rFonts w:ascii="David" w:hAnsi="David" w:cs="David"/>
+        </w:rPr>
+      </w:pPr>
+      <w:r>
+        <w:rPr>
+          <w:rFonts w:ascii="David" w:hAnsi="David" w:cs="David"/>
+        </w:rPr>
+        <w:t>Possible value range: 0-400 km/h</w:t>
+      </w:r>
+      <w:r>
+        <w:rPr>
+          <w:rFonts w:ascii="David" w:hAnsi="David" w:cs="David"/>
+        </w:rPr>
+        <w:t>.</w:t>
+      </w:r>
+    </w:p>
+    <w:p>
+      <w:pPr>
+        <w:pStyle w:val="ListParagraph"/>
+        <w:numPr>
+          <w:ilvl w:val="0"/>
+          <w:numId w:val="14"/>
+        </w:numPr>
+        <w:bidi w:val="0"/>
+        <w:spacing w:after="0" w:line="360" w:lineRule="auto"/>
+        <w:rPr>
+          <w:rFonts w:ascii="David" w:hAnsi="David" w:cs="David"/>
+        </w:rPr>
+      </w:pPr>
+      <w:r>
+        <w:rPr>
+          <w:rFonts w:ascii="David" w:hAnsi="David" w:cs="David"/>
+        </w:rPr>
+        <w:t xml:space="preserve">braking_pct_before_apex – the precentage of the segment of the turn that is before the apex in which the driver presses on the brake pedal </w:t>
+      </w:r>
+    </w:p>
+    <w:p>
+      <w:pPr>
+        <w:pStyle w:val="ListParagraph"/>
+        <w:numPr>
+          <w:ilvl w:val="1"/>
+          <w:numId w:val="14"/>
+        </w:numPr>
+        <w:bidi w:val="0"/>
+        <w:spacing w:after="0" w:line="360" w:lineRule="auto"/>
+        <w:rPr>
+          <w:rFonts w:ascii="David" w:hAnsi="David" w:cs="David"/>
+        </w:rPr>
+      </w:pPr>
+      <w:r>
+        <w:rPr>
+          <w:rFonts w:ascii="David" w:hAnsi="David" w:cs="David"/>
+        </w:rPr>
+        <w:t>Units:</w:t>
+      </w:r>
+      <w:r>
+        <w:rPr>
+          <w:rFonts w:ascii="David" w:hAnsi="David" w:cs="David"/>
+        </w:rPr>
+        <w:t xml:space="preserve"> </w:t>
+      </w:r>
+      <w:r>
+        <w:rPr>
+          <w:rFonts w:ascii="David" w:hAnsi="David" w:cs="David"/>
+        </w:rPr>
+        <w:t>precentage</w:t>
+      </w:r>
+      <w:r>
+        <w:rPr>
+          <w:rFonts w:ascii="David" w:hAnsi="David" w:cs="David"/>
+        </w:rPr>
+        <w:t>.</w:t>
+      </w:r>
+    </w:p>
+    <w:p>
+      <w:pPr>
+        <w:pStyle w:val="ListParagraph"/>
+        <w:numPr>
+          <w:ilvl w:val="1"/>
+          <w:numId w:val="14"/>
+        </w:numPr>
+        <w:bidi w:val="0"/>
+        <w:spacing w:after="0" w:line="360" w:lineRule="auto"/>
+        <w:rPr>
+          <w:rFonts w:ascii="David" w:hAnsi="David" w:cs="David"/>
+        </w:rPr>
+      </w:pPr>
+      <w:r>
+        <w:rPr>
+          <w:rFonts w:ascii="David" w:hAnsi="David" w:cs="David"/>
+        </w:rPr>
+        <w:t>Possible value range: 0-1.</w:t>
+      </w:r>
+    </w:p>
+    <w:p>
+      <w:pPr>
+        <w:pStyle w:val="ListParagraph"/>
+        <w:numPr>
+          <w:ilvl w:val="0"/>
+          <w:numId w:val="14"/>
+        </w:numPr>
+        <w:bidi w:val="0"/>
+        <w:spacing w:after="0" w:line="360" w:lineRule="auto"/>
+        <w:rPr>
+          <w:rFonts w:ascii="David" w:hAnsi="David" w:cs="David"/>
+        </w:rPr>
+      </w:pPr>
+      <w:r>
+        <w:rPr>
+          <w:rFonts w:ascii="David" w:hAnsi="David" w:cs="David"/>
+        </w:rPr>
+        <w:t>trail_braking_pct</w:t>
+      </w:r>
+      <w:r>
+        <w:rPr>
+          <w:rFonts w:ascii="David" w:hAnsi="David" w:cs="David"/>
+        </w:rPr>
+        <w:t xml:space="preserve"> – the precentage of the turn in which the driver performed “trail breaking” (a slow release of the brake pedal).</w:t>
+      </w:r>
+    </w:p>
+    <w:p>
+      <w:pPr>
+        <w:pStyle w:val="ListParagraph"/>
+        <w:numPr>
+          <w:ilvl w:val="1"/>
+          <w:numId w:val="14"/>
+        </w:numPr>
+        <w:bidi w:val="0"/>
+        <w:spacing w:after="0" w:line="360" w:lineRule="auto"/>
+        <w:rPr>
+          <w:rFonts w:ascii="David" w:hAnsi="David" w:cs="David"/>
+        </w:rPr>
+      </w:pPr>
+      <w:r>
+        <w:rPr>
+          <w:rFonts w:ascii="David" w:hAnsi="David" w:cs="David"/>
+        </w:rPr>
+        <w:t xml:space="preserve">Units: </w:t>
+      </w:r>
+      <w:r>
+        <w:rPr>
+          <w:rFonts w:ascii="David" w:hAnsi="David" w:cs="David"/>
+        </w:rPr>
+        <w:t>precentage</w:t>
+      </w:r>
+      <w:r>
+        <w:rPr>
+          <w:rFonts w:ascii="David" w:hAnsi="David" w:cs="David"/>
+        </w:rPr>
+        <w:t>.</w:t>
+      </w:r>
+    </w:p>
+    <w:p>
+      <w:pPr>
+        <w:pStyle w:val="ListParagraph"/>
+        <w:numPr>
+          <w:ilvl w:val="1"/>
+          <w:numId w:val="14"/>
+        </w:numPr>
+        <w:bidi w:val="0"/>
+        <w:spacing w:after="0" w:line="360" w:lineRule="auto"/>
+        <w:rPr>
+          <w:rFonts w:ascii="David" w:hAnsi="David" w:cs="David"/>
+        </w:rPr>
+      </w:pPr>
+      <w:r>
+        <w:rPr>
+          <w:rFonts w:ascii="David" w:hAnsi="David" w:cs="David"/>
+        </w:rPr>
+        <w:t>Possible value range: 0-1.</w:t>
+      </w:r>
+    </w:p>
+    <w:p>
+      <w:pPr>
+        <w:pStyle w:val="ListParagraph"/>
+        <w:numPr>
+          <w:ilvl w:val="0"/>
+          <w:numId w:val="14"/>
+        </w:numPr>
+        <w:bidi w:val="0"/>
+        <w:spacing w:after="0" w:line="360" w:lineRule="auto"/>
+        <w:rPr>
+          <w:rFonts w:ascii="David" w:hAnsi="David" w:cs="David"/>
+        </w:rPr>
+      </w:pPr>
+      <w:r>
+        <w:rPr>
+          <w:rFonts w:ascii="David" w:hAnsi="David" w:cs="David"/>
+        </w:rPr>
+        <w:t xml:space="preserve">throttle_app_pct_after_apex – the precentage of the </w:t>
+      </w:r>
+      <w:r>
+        <w:rPr>
+          <w:rFonts w:ascii="David" w:hAnsi="David" w:cs="David"/>
+        </w:rPr>
+        <w:t>segment of the turn that is after the apex in which the driver presses on the throttle.</w:t>
+      </w:r>
+    </w:p>
+    <w:p>
+      <w:pPr>
+        <w:pStyle w:val="ListParagraph"/>
+        <w:numPr>
+          <w:ilvl w:val="1"/>
+          <w:numId w:val="14"/>
+        </w:numPr>
+        <w:bidi w:val="0"/>
+        <w:spacing w:after="0" w:line="360" w:lineRule="auto"/>
+        <w:rPr>
+          <w:rFonts w:ascii="David" w:hAnsi="David" w:cs="David"/>
+        </w:rPr>
+      </w:pPr>
+      <w:r>
+        <w:rPr>
+          <w:rFonts w:ascii="David" w:hAnsi="David" w:cs="David"/>
+        </w:rPr>
+        <w:t xml:space="preserve">Units: </w:t>
+      </w:r>
+      <w:r>
+        <w:rPr>
+          <w:rFonts w:ascii="David" w:hAnsi="David" w:cs="David"/>
+        </w:rPr>
+        <w:t>precentage</w:t>
+      </w:r>
+      <w:r>
+        <w:rPr>
+          <w:rFonts w:ascii="David" w:hAnsi="David" w:cs="David"/>
+        </w:rPr>
+        <w:t>.</w:t>
+      </w:r>
+    </w:p>
+    <w:p>
+      <w:pPr>
+        <w:pStyle w:val="ListParagraph"/>
+        <w:numPr>
+          <w:ilvl w:val="1"/>
+          <w:numId w:val="14"/>
+        </w:numPr>
+        <w:bidi w:val="0"/>
+        <w:spacing w:after="0" w:line="360" w:lineRule="auto"/>
+        <w:rPr>
+          <w:rFonts w:ascii="David" w:hAnsi="David" w:cs="David"/>
+        </w:rPr>
+      </w:pPr>
+      <w:r>
+        <w:rPr>
+          <w:rFonts w:ascii="David" w:hAnsi="David" w:cs="David"/>
+        </w:rPr>
         <w:lastRenderedPageBreak/>
-        <w:t>Possible value range: 0-400 km/h</w:t>
-      </w:r>
-    </w:p>
-    <w:p>
-      <w:pPr>
-        <w:pStyle w:val="ListParagraph"/>
-        <w:numPr>
-          <w:ilvl w:val="0"/>
-          <w:numId w:val="14"/>
-        </w:numPr>
-        <w:bidi w:val="0"/>
-        <w:spacing w:after="0" w:line="360" w:lineRule="auto"/>
-        <w:rPr>
-          <w:rFonts w:ascii="David" w:hAnsi="David" w:cs="David"/>
-        </w:rPr>
-      </w:pPr>
-      <w:r>
-        <w:rPr>
-          <w:rFonts w:ascii="David" w:hAnsi="David" w:cs="David"/>
-        </w:rPr>
-        <w:t>speed_drop – the difference between “entry_speed” to “apex_speed”.</w:t>
-      </w:r>
-    </w:p>
-    <w:p>
-      <w:pPr>
-        <w:pStyle w:val="ListParagraph"/>
-        <w:numPr>
-          <w:ilvl w:val="1"/>
-          <w:numId w:val="14"/>
-        </w:numPr>
-        <w:bidi w:val="0"/>
-        <w:spacing w:after="0" w:line="360" w:lineRule="auto"/>
-        <w:rPr>
-          <w:rFonts w:ascii="David" w:hAnsi="David" w:cs="David"/>
-        </w:rPr>
-      </w:pPr>
-      <w:r>
-        <w:rPr>
-          <w:rFonts w:ascii="David" w:hAnsi="David" w:cs="David"/>
-        </w:rPr>
-        <w:t>Units: km/h</w:t>
-      </w:r>
-    </w:p>
-    <w:p>
-      <w:pPr>
-        <w:pStyle w:val="ListParagraph"/>
-        <w:numPr>
-          <w:ilvl w:val="1"/>
-          <w:numId w:val="14"/>
-        </w:numPr>
-        <w:bidi w:val="0"/>
-        <w:spacing w:after="0" w:line="360" w:lineRule="auto"/>
-        <w:rPr>
-          <w:rFonts w:ascii="David" w:hAnsi="David" w:cs="David"/>
-        </w:rPr>
-      </w:pPr>
-      <w:r>
-        <w:rPr>
-          <w:rFonts w:ascii="David" w:hAnsi="David" w:cs="David"/>
-        </w:rPr>
-        <w:t>Possible value range: 0-400 km/h</w:t>
-      </w:r>
-      <w:r>
-        <w:rPr>
-          <w:rFonts w:ascii="David" w:hAnsi="David" w:cs="David"/>
-        </w:rPr>
-        <w:t>.</w:t>
-      </w:r>
-    </w:p>
-    <w:p>
-      <w:pPr>
-        <w:pStyle w:val="ListParagraph"/>
-        <w:numPr>
-          <w:ilvl w:val="0"/>
-          <w:numId w:val="14"/>
-        </w:numPr>
-        <w:bidi w:val="0"/>
-        <w:spacing w:after="0" w:line="360" w:lineRule="auto"/>
-        <w:rPr>
-          <w:rFonts w:ascii="David" w:hAnsi="David" w:cs="David"/>
-        </w:rPr>
-      </w:pPr>
-      <w:r>
-        <w:rPr>
-          <w:rFonts w:ascii="David" w:hAnsi="David" w:cs="David"/>
-        </w:rPr>
-        <w:t xml:space="preserve">braking_pct_before_apex – the precentage of the segment of the turn that is before the apex in which the driver presses on the brake pedal </w:t>
-      </w:r>
-    </w:p>
-    <w:p>
-      <w:pPr>
-        <w:pStyle w:val="ListParagraph"/>
-        <w:numPr>
-          <w:ilvl w:val="1"/>
-          <w:numId w:val="14"/>
-        </w:numPr>
-        <w:bidi w:val="0"/>
-        <w:spacing w:after="0" w:line="360" w:lineRule="auto"/>
-        <w:rPr>
-          <w:rFonts w:ascii="David" w:hAnsi="David" w:cs="David"/>
-        </w:rPr>
-      </w:pPr>
-      <w:r>
-        <w:rPr>
-          <w:rFonts w:ascii="David" w:hAnsi="David" w:cs="David"/>
-        </w:rPr>
-        <w:t>Units:</w:t>
-      </w:r>
-      <w:r>
-        <w:rPr>
-          <w:rFonts w:ascii="David" w:hAnsi="David" w:cs="David"/>
-        </w:rPr>
-        <w:t xml:space="preserve"> </w:t>
-      </w:r>
-      <w:r>
-        <w:rPr>
-          <w:rFonts w:ascii="David" w:hAnsi="David" w:cs="David"/>
-        </w:rPr>
-        <w:t>precentage</w:t>
-      </w:r>
-      <w:r>
-        <w:rPr>
-          <w:rFonts w:ascii="David" w:hAnsi="David" w:cs="David"/>
-        </w:rPr>
-        <w:t>.</w:t>
-      </w:r>
-    </w:p>
-    <w:p>
-      <w:pPr>
-        <w:pStyle w:val="ListParagraph"/>
-        <w:numPr>
-          <w:ilvl w:val="1"/>
-          <w:numId w:val="14"/>
-        </w:numPr>
-        <w:bidi w:val="0"/>
-        <w:spacing w:after="0" w:line="360" w:lineRule="auto"/>
-        <w:rPr>
-          <w:rFonts w:ascii="David" w:hAnsi="David" w:cs="David"/>
-        </w:rPr>
-      </w:pPr>
-      <w:r>
-        <w:rPr>
-          <w:rFonts w:ascii="David" w:hAnsi="David" w:cs="David"/>
-        </w:rPr>
-        <w:t>Possible value range: 0-1.</w:t>
-      </w:r>
-    </w:p>
-    <w:p>
-      <w:pPr>
-        <w:pStyle w:val="ListParagraph"/>
-        <w:numPr>
-          <w:ilvl w:val="0"/>
-          <w:numId w:val="14"/>
-        </w:numPr>
-        <w:bidi w:val="0"/>
-        <w:spacing w:after="0" w:line="360" w:lineRule="auto"/>
-        <w:rPr>
-          <w:rFonts w:ascii="David" w:hAnsi="David" w:cs="David"/>
-        </w:rPr>
-      </w:pPr>
-      <w:r>
-        <w:rPr>
-          <w:rFonts w:ascii="David" w:hAnsi="David" w:cs="David"/>
-        </w:rPr>
-        <w:t>trail_braking_pct</w:t>
-      </w:r>
-      <w:r>
-        <w:rPr>
-          <w:rFonts w:ascii="David" w:hAnsi="David" w:cs="David"/>
-        </w:rPr>
-        <w:t xml:space="preserve"> – the precentage of the turn in which the driver performed “trail breaking” (a slow release of the brake pedal).</w:t>
-      </w:r>
-    </w:p>
-    <w:p>
-      <w:pPr>
-        <w:pStyle w:val="ListParagraph"/>
-        <w:numPr>
-          <w:ilvl w:val="1"/>
-          <w:numId w:val="14"/>
-        </w:numPr>
-        <w:bidi w:val="0"/>
-        <w:spacing w:after="0" w:line="360" w:lineRule="auto"/>
-        <w:rPr>
-          <w:rFonts w:ascii="David" w:hAnsi="David" w:cs="David"/>
-        </w:rPr>
-      </w:pPr>
-      <w:r>
-        <w:rPr>
-          <w:rFonts w:ascii="David" w:hAnsi="David" w:cs="David"/>
-        </w:rPr>
-        <w:t xml:space="preserve">Units: </w:t>
-      </w:r>
-      <w:r>
-        <w:rPr>
-          <w:rFonts w:ascii="David" w:hAnsi="David" w:cs="David"/>
-        </w:rPr>
-        <w:t>precentage</w:t>
-      </w:r>
-      <w:r>
-        <w:rPr>
-          <w:rFonts w:ascii="David" w:hAnsi="David" w:cs="David"/>
-        </w:rPr>
-        <w:t>.</w:t>
-      </w:r>
-    </w:p>
-    <w:p>
-      <w:pPr>
-        <w:pStyle w:val="ListParagraph"/>
-        <w:numPr>
-          <w:ilvl w:val="1"/>
-          <w:numId w:val="14"/>
-        </w:numPr>
-        <w:bidi w:val="0"/>
-        <w:spacing w:after="0" w:line="360" w:lineRule="auto"/>
-        <w:rPr>
-          <w:rFonts w:ascii="David" w:hAnsi="David" w:cs="David"/>
-        </w:rPr>
-      </w:pPr>
-      <w:r>
-        <w:rPr>
-          <w:rFonts w:ascii="David" w:hAnsi="David" w:cs="David"/>
-        </w:rPr>
-        <w:t>Possible value range: 0-1.</w:t>
-      </w:r>
-    </w:p>
-    <w:p>
-      <w:pPr>
-        <w:pStyle w:val="ListParagraph"/>
-        <w:numPr>
-          <w:ilvl w:val="0"/>
-          <w:numId w:val="14"/>
-        </w:numPr>
-        <w:bidi w:val="0"/>
-        <w:spacing w:after="0" w:line="360" w:lineRule="auto"/>
-        <w:rPr>
-          <w:rFonts w:ascii="David" w:hAnsi="David" w:cs="David"/>
-        </w:rPr>
-      </w:pPr>
-      <w:r>
-        <w:rPr>
-          <w:rFonts w:ascii="David" w:hAnsi="David" w:cs="David"/>
-        </w:rPr>
-        <w:t xml:space="preserve">throttle_app_pct_after_apex – the precentage of the </w:t>
-      </w:r>
-      <w:r>
-        <w:rPr>
-          <w:rFonts w:ascii="David" w:hAnsi="David" w:cs="David"/>
-        </w:rPr>
-        <w:t>segment of the turn that is after the apex in which the driver presses on the throttle.</w:t>
-      </w:r>
-    </w:p>
-    <w:p>
-      <w:pPr>
-        <w:pStyle w:val="ListParagraph"/>
-        <w:numPr>
-          <w:ilvl w:val="1"/>
-          <w:numId w:val="14"/>
-        </w:numPr>
-        <w:bidi w:val="0"/>
-        <w:spacing w:after="0" w:line="360" w:lineRule="auto"/>
-        <w:rPr>
-          <w:rFonts w:ascii="David" w:hAnsi="David" w:cs="David"/>
-        </w:rPr>
-      </w:pPr>
-      <w:r>
-        <w:rPr>
-          <w:rFonts w:ascii="David" w:hAnsi="David" w:cs="David"/>
-        </w:rPr>
-        <w:t xml:space="preserve">Units: </w:t>
-      </w:r>
-      <w:r>
-        <w:rPr>
-          <w:rFonts w:ascii="David" w:hAnsi="David" w:cs="David"/>
-        </w:rPr>
-        <w:t>precentage</w:t>
-      </w:r>
-      <w:r>
-        <w:rPr>
-          <w:rFonts w:ascii="David" w:hAnsi="David" w:cs="David"/>
-        </w:rPr>
-        <w:t>.</w:t>
-      </w:r>
-    </w:p>
-    <w:p>
-      <w:pPr>
-        <w:pStyle w:val="ListParagraph"/>
-        <w:numPr>
-          <w:ilvl w:val="1"/>
-          <w:numId w:val="14"/>
-        </w:numPr>
-        <w:bidi w:val="0"/>
-        <w:spacing w:after="0" w:line="360" w:lineRule="auto"/>
-        <w:rPr>
-          <w:rFonts w:ascii="David" w:hAnsi="David" w:cs="David"/>
-        </w:rPr>
-      </w:pPr>
-      <w:r>
-        <w:rPr>
-          <w:rFonts w:ascii="David" w:hAnsi="David" w:cs="David"/>
-        </w:rPr>
         <w:t>Possible value range: 0-1.</w:t>
       </w:r>
     </w:p>
@@ -1921,10 +3323,16 @@
     </w:p>
     <w:p>
       <w:pPr>
-        <w:bidi w:val="0"/>
-        <w:spacing w:after="0" w:line="360" w:lineRule="auto"/>
-        <w:rPr>
-          <w:rFonts w:ascii="David" w:hAnsi="David" w:cs="David"/>
+        <w:pBdr>
+          <w:bottom w:val="single" w:sz="6" w:space="1" w:color="auto"/>
+        </w:pBdr>
+        <w:bidi w:val="0"/>
+        <w:spacing w:after="0" w:line="360" w:lineRule="auto"/>
+        <w:rPr>
+          <w:rFonts w:ascii="David" w:hAnsi="David" w:cs="David"/>
+          <w:sz w:val="32"/>
+          <w:szCs w:val="32"/>
+          <w:rtl/>
         </w:rPr>
       </w:pPr>
       <w:r>
@@ -1932,9 +3340,85 @@
           <w:rFonts w:ascii="David" w:hAnsi="David" w:cs="David"/>
           <w:b/>
           <w:bCs/>
-        </w:rPr>
-        <w:lastRenderedPageBreak/>
+          <w:sz w:val="32"/>
+          <w:szCs w:val="32"/>
+        </w:rPr>
+        <w:t>3</w:t>
+      </w:r>
+      <w:r>
+        <w:rPr>
+          <w:rFonts w:ascii="David" w:hAnsi="David" w:cs="David"/>
+          <w:b/>
+          <w:bCs/>
+          <w:sz w:val="32"/>
+          <w:szCs w:val="32"/>
+        </w:rPr>
+        <w:tab/>
+      </w:r>
+      <w:r>
+        <w:rPr>
+          <w:rFonts w:ascii="David" w:hAnsi="David" w:cs="David"/>
+          <w:b/>
+          <w:bCs/>
+          <w:sz w:val="32"/>
+          <w:szCs w:val="32"/>
+        </w:rPr>
         <w:t>Missing Values:</w:t>
+      </w:r>
+    </w:p>
+    <w:p>
+      <w:pPr>
+        <w:bidi w:val="0"/>
+        <w:spacing w:after="0" w:line="360" w:lineRule="auto"/>
+        <w:rPr>
+          <w:rFonts w:ascii="David" w:hAnsi="David" w:cs="David"/>
+        </w:rPr>
+      </w:pPr>
+    </w:p>
+    <w:p>
+      <w:pPr>
+        <w:bidi w:val="0"/>
+        <w:spacing w:after="0" w:line="360" w:lineRule="auto"/>
+        <w:rPr>
+          <w:rFonts w:ascii="David" w:hAnsi="David" w:cs="David" w:hint="cs"/>
+          <w:rtl/>
+        </w:rPr>
+      </w:pPr>
+      <w:r>
+        <w:rPr>
+          <w:rFonts w:ascii="David" w:hAnsi="David" w:cs="David"/>
+        </w:rPr>
+        <w:t>Our data is imported through the API of the project “OpenF1”, that aims to make official data from races accecible to the public for research purposes. In addition to making the data accesible, the project already filters any missing value caused by technical issues like damaged sensors.</w:t>
+      </w:r>
+      <w:r>
+        <w:rPr>
+          <w:rFonts w:ascii="David" w:hAnsi="David" w:cs="David"/>
+        </w:rPr>
+        <w:t xml:space="preserve"> Therfore, we cannot calculate the precentage of missing values from the entire dataset.</w:t>
+      </w:r>
+    </w:p>
+    <w:p>
+      <w:pPr>
+        <w:bidi w:val="0"/>
+        <w:spacing w:after="0" w:line="360" w:lineRule="auto"/>
+        <w:rPr>
+          <w:rFonts w:ascii="David" w:hAnsi="David" w:cs="David"/>
+        </w:rPr>
+      </w:pPr>
+    </w:p>
+    <w:p>
+      <w:pPr>
+        <w:bidi w:val="0"/>
+        <w:spacing w:after="0" w:line="360" w:lineRule="auto"/>
+        <w:rPr>
+          <w:rFonts w:ascii="David" w:hAnsi="David" w:cs="David"/>
+        </w:rPr>
+      </w:pPr>
+      <w:r>
+        <w:rPr>
+          <w:rFonts w:ascii="David" w:hAnsi="David" w:cs="David"/>
+        </w:rPr>
+        <w:t>Although the data was already “cleaned” from technical missing values, it has obvious theoretical missing values that may impact how well the data reflects the reality of an actual F1 race:</w:t>
       </w:r>
     </w:p>
     <w:p>
@@ -1954,13 +3438,37 @@
         <w:rPr>
           <w:rFonts w:ascii="David" w:hAnsi="David" w:cs="David"/>
         </w:rPr>
-        <w:t>There are 0.</w:t>
-      </w:r>
-      <w:r>
-        <w:rPr>
-          <w:rFonts w:ascii="David" w:hAnsi="David" w:cs="David"/>
-        </w:rPr>
-        <w:t>25 seconds between samples, in which, assuming the driver drives at an average of 200 km/h, the driver covers around 15 meters, that can be vital to learning his behavior during a turn.</w:t>
+        <w:t xml:space="preserve">There are </w:t>
+      </w:r>
+      <w:r>
+        <w:rPr>
+          <w:rFonts w:ascii="David" w:hAnsi="David" w:cs="David"/>
+        </w:rPr>
+        <w:t xml:space="preserve">approximatly </w:t>
+      </w:r>
+      <w:r>
+        <w:rPr>
+          <w:rFonts w:ascii="David" w:hAnsi="David" w:cs="David"/>
+        </w:rPr>
+        <w:t>0.</w:t>
+      </w:r>
+      <w:r>
+        <w:rPr>
+          <w:rFonts w:ascii="David" w:hAnsi="David" w:cs="David"/>
+        </w:rPr>
+        <w:t>25 seconds between samples</w:t>
+      </w:r>
+      <w:r>
+        <w:rPr>
+          <w:rFonts w:ascii="David" w:hAnsi="David" w:cs="David"/>
+        </w:rPr>
+        <w:t xml:space="preserve"> (the sample rate is 3.7Hz)</w:t>
+      </w:r>
+      <w:r>
+        <w:rPr>
+          <w:rFonts w:ascii="David" w:hAnsi="David" w:cs="David"/>
+        </w:rPr>
+        <w:t>, in which, assuming the driver drives at an average of 200 km/h, the driver covers around 15 meters, that can be vital to learning his behavior during a turn.</w:t>
       </w:r>
     </w:p>
     <w:p>
@@ -1999,10 +3507,469 @@
       <w:pPr>
         <w:bidi w:val="0"/>
         <w:spacing w:after="0" w:line="360" w:lineRule="auto"/>
-        <w:ind w:left="360"/>
-        <w:rPr>
-          <w:rFonts w:ascii="David" w:hAnsi="David" w:cs="David"/>
+        <w:rPr>
+          <w:rFonts w:ascii="David" w:hAnsi="David" w:cs="David"/>
+        </w:rPr>
+      </w:pPr>
+    </w:p>
+    <w:p>
+      <w:pPr>
+        <w:bidi w:val="0"/>
+        <w:spacing w:after="0" w:line="360" w:lineRule="auto"/>
+        <w:rPr>
+          <w:rFonts w:ascii="David" w:hAnsi="David" w:cs="David"/>
+        </w:rPr>
+      </w:pPr>
+      <w:r>
+        <w:rPr>
+          <w:rFonts w:ascii="David" w:hAnsi="David" w:cs="David"/>
+        </w:rPr>
+        <w:lastRenderedPageBreak/>
+        <w:t xml:space="preserve">These missing values may </w:t>
+      </w:r>
+      <w:r>
+        <w:rPr>
+          <w:rFonts w:ascii="David" w:hAnsi="David" w:cs="David"/>
+        </w:rPr>
+        <w:t>make it harder for us to understand the real-life implications of our clustering results on the drivers’ driving style, but it</w:t>
+      </w:r>
+      <w:r>
+        <w:rPr>
+          <w:rFonts w:ascii="David" w:hAnsi="David" w:cs="David"/>
+        </w:rPr>
+        <w:t xml:space="preserve"> i</w:t>
+      </w:r>
+      <w:r>
+        <w:rPr>
+          <w:rFonts w:ascii="David" w:hAnsi="David" w:cs="David"/>
+        </w:rPr>
+        <w:t>s unlikely because of the huge amount of data that is gathered.</w:t>
+      </w:r>
+    </w:p>
+    <w:p>
+      <w:pPr>
+        <w:spacing w:after="0" w:line="360" w:lineRule="auto"/>
+        <w:rPr>
+          <w:rFonts w:ascii="David" w:hAnsi="David" w:cs="David" w:hint="cs"/>
           <w:rtl/>
+        </w:rPr>
+      </w:pPr>
+    </w:p>
+    <w:p>
+      <w:pPr>
+        <w:pBdr>
+          <w:bottom w:val="single" w:sz="6" w:space="1" w:color="auto"/>
+        </w:pBdr>
+        <w:bidi w:val="0"/>
+        <w:spacing w:after="0" w:line="360" w:lineRule="auto"/>
+        <w:rPr>
+          <w:rFonts w:ascii="David" w:hAnsi="David" w:cs="David"/>
+          <w:sz w:val="32"/>
+          <w:szCs w:val="32"/>
+          <w:rtl/>
+        </w:rPr>
+      </w:pPr>
+      <w:r>
+        <w:rPr>
+          <w:rFonts w:ascii="David" w:hAnsi="David" w:cs="David"/>
+          <w:b/>
+          <w:bCs/>
+          <w:sz w:val="32"/>
+          <w:szCs w:val="32"/>
+        </w:rPr>
+        <w:t>4</w:t>
+      </w:r>
+      <w:r>
+        <w:rPr>
+          <w:rFonts w:ascii="David" w:hAnsi="David" w:cs="David"/>
+          <w:b/>
+          <w:bCs/>
+          <w:sz w:val="32"/>
+          <w:szCs w:val="32"/>
+        </w:rPr>
+        <w:tab/>
+      </w:r>
+      <w:r>
+        <w:rPr>
+          <w:rFonts w:ascii="David" w:hAnsi="David" w:cs="David"/>
+          <w:b/>
+          <w:bCs/>
+          <w:sz w:val="32"/>
+          <w:szCs w:val="32"/>
+        </w:rPr>
+        <w:t>Outliers and Data Quality:</w:t>
+      </w:r>
+    </w:p>
+    <w:p>
+      <w:pPr>
+        <w:bidi w:val="0"/>
+        <w:spacing w:after="0" w:line="360" w:lineRule="auto"/>
+        <w:rPr>
+          <w:rFonts w:ascii="David" w:hAnsi="David" w:cs="David"/>
+          <w:b/>
+          <w:bCs/>
+          <w:rtl/>
+        </w:rPr>
+      </w:pPr>
+    </w:p>
+    <w:p>
+      <w:pPr>
+        <w:spacing w:after="0" w:line="360" w:lineRule="auto"/>
+        <w:rPr>
+          <w:rFonts w:ascii="David" w:hAnsi="David" w:cs="David" w:hint="cs"/>
+          <w:rtl/>
+        </w:rPr>
+      </w:pPr>
+    </w:p>
+    <w:p>
+      <w:pPr>
+        <w:bidi w:val="0"/>
+        <w:spacing w:after="0" w:line="360" w:lineRule="auto"/>
+        <w:rPr>
+          <w:rFonts w:ascii="David" w:hAnsi="David" w:cs="David"/>
+        </w:rPr>
+      </w:pPr>
+    </w:p>
+    <w:p>
+      <w:pPr>
+        <w:pBdr>
+          <w:bottom w:val="single" w:sz="6" w:space="1" w:color="auto"/>
+        </w:pBdr>
+        <w:bidi w:val="0"/>
+        <w:spacing w:after="0" w:line="360" w:lineRule="auto"/>
+        <w:rPr>
+          <w:rFonts w:ascii="David" w:hAnsi="David" w:cs="David"/>
+          <w:sz w:val="32"/>
+          <w:szCs w:val="32"/>
+          <w:rtl/>
+        </w:rPr>
+      </w:pPr>
+      <w:r>
+        <w:rPr>
+          <w:rFonts w:ascii="David" w:hAnsi="David" w:cs="David"/>
+          <w:b/>
+          <w:bCs/>
+          <w:sz w:val="32"/>
+          <w:szCs w:val="32"/>
+        </w:rPr>
+        <w:t>5</w:t>
+      </w:r>
+      <w:r>
+        <w:rPr>
+          <w:rFonts w:ascii="David" w:hAnsi="David" w:cs="David"/>
+          <w:b/>
+          <w:bCs/>
+          <w:sz w:val="32"/>
+          <w:szCs w:val="32"/>
+        </w:rPr>
+        <w:tab/>
+        <w:t>Data Visualization</w:t>
+      </w:r>
+      <w:r>
+        <w:rPr>
+          <w:rFonts w:ascii="David" w:hAnsi="David" w:cs="David"/>
+          <w:b/>
+          <w:bCs/>
+          <w:sz w:val="32"/>
+          <w:szCs w:val="32"/>
+        </w:rPr>
+        <w:t>:</w:t>
+      </w:r>
+    </w:p>
+    <w:p>
+      <w:pPr>
+        <w:bidi w:val="0"/>
+        <w:spacing w:after="0" w:line="360" w:lineRule="auto"/>
+        <w:rPr>
+          <w:rFonts w:ascii="David" w:hAnsi="David" w:cs="David"/>
+          <w:b/>
+          <w:bCs/>
+          <w:rtl/>
+        </w:rPr>
+      </w:pPr>
+    </w:p>
+    <w:p>
+      <w:pPr>
+        <w:bidi w:val="0"/>
+        <w:spacing w:after="0" w:line="360" w:lineRule="auto"/>
+        <w:rPr>
+          <w:rFonts w:ascii="David" w:hAnsi="David" w:cs="David"/>
+        </w:rPr>
+      </w:pPr>
+    </w:p>
+    <w:p>
+      <w:pPr>
+        <w:bidi w:val="0"/>
+        <w:spacing w:after="0" w:line="360" w:lineRule="auto"/>
+        <w:rPr>
+          <w:rFonts w:ascii="David" w:hAnsi="David" w:cs="David"/>
+        </w:rPr>
+      </w:pPr>
+    </w:p>
+    <w:p>
+      <w:pPr>
+        <w:pBdr>
+          <w:bottom w:val="single" w:sz="6" w:space="1" w:color="auto"/>
+        </w:pBdr>
+        <w:bidi w:val="0"/>
+        <w:spacing w:after="0" w:line="360" w:lineRule="auto"/>
+        <w:rPr>
+          <w:rFonts w:ascii="David" w:hAnsi="David" w:cs="David"/>
+          <w:sz w:val="32"/>
+          <w:szCs w:val="32"/>
+          <w:rtl/>
+        </w:rPr>
+      </w:pPr>
+      <w:r>
+        <w:rPr>
+          <w:rFonts w:ascii="David" w:hAnsi="David" w:cs="David"/>
+          <w:b/>
+          <w:bCs/>
+          <w:sz w:val="32"/>
+          <w:szCs w:val="32"/>
+        </w:rPr>
+        <w:t>6</w:t>
+      </w:r>
+      <w:r>
+        <w:rPr>
+          <w:rFonts w:ascii="David" w:hAnsi="David" w:cs="David"/>
+          <w:b/>
+          <w:bCs/>
+          <w:sz w:val="32"/>
+          <w:szCs w:val="32"/>
+        </w:rPr>
+        <w:tab/>
+        <w:t>Feature Engineering</w:t>
+      </w:r>
+      <w:r>
+        <w:rPr>
+          <w:rFonts w:ascii="David" w:hAnsi="David" w:cs="David"/>
+          <w:b/>
+          <w:bCs/>
+          <w:sz w:val="32"/>
+          <w:szCs w:val="32"/>
+        </w:rPr>
+        <w:t>:</w:t>
+      </w:r>
+    </w:p>
+    <w:p>
+      <w:pPr>
+        <w:bidi w:val="0"/>
+        <w:spacing w:after="0" w:line="360" w:lineRule="auto"/>
+        <w:rPr>
+          <w:rFonts w:ascii="David" w:hAnsi="David" w:cs="David"/>
+          <w:b/>
+          <w:bCs/>
+          <w:rtl/>
+        </w:rPr>
+      </w:pPr>
+    </w:p>
+    <w:p>
+      <w:pPr>
+        <w:bidi w:val="0"/>
+        <w:spacing w:after="0" w:line="360" w:lineRule="auto"/>
+        <w:rPr>
+          <w:rFonts w:ascii="David" w:hAnsi="David" w:cs="David"/>
+        </w:rPr>
+      </w:pPr>
+    </w:p>
+    <w:p>
+      <w:pPr>
+        <w:bidi w:val="0"/>
+        <w:spacing w:after="0" w:line="360" w:lineRule="auto"/>
+        <w:rPr>
+          <w:rFonts w:ascii="David" w:hAnsi="David" w:cs="David"/>
+        </w:rPr>
+      </w:pPr>
+    </w:p>
+    <w:p>
+      <w:pPr>
+        <w:pBdr>
+          <w:bottom w:val="single" w:sz="6" w:space="1" w:color="auto"/>
+        </w:pBdr>
+        <w:bidi w:val="0"/>
+        <w:spacing w:after="0" w:line="360" w:lineRule="auto"/>
+        <w:rPr>
+          <w:rFonts w:ascii="David" w:hAnsi="David" w:cs="David"/>
+          <w:sz w:val="32"/>
+          <w:szCs w:val="32"/>
+          <w:rtl/>
+        </w:rPr>
+      </w:pPr>
+      <w:r>
+        <w:rPr>
+          <w:rFonts w:ascii="David" w:hAnsi="David" w:cs="David"/>
+          <w:b/>
+          <w:bCs/>
+          <w:sz w:val="32"/>
+          <w:szCs w:val="32"/>
+        </w:rPr>
+        <w:t>7</w:t>
+      </w:r>
+      <w:r>
+        <w:rPr>
+          <w:rFonts w:ascii="David" w:hAnsi="David" w:cs="David"/>
+          <w:b/>
+          <w:bCs/>
+          <w:sz w:val="32"/>
+          <w:szCs w:val="32"/>
+        </w:rPr>
+        <w:tab/>
+      </w:r>
+      <w:r>
+        <w:rPr>
+          <w:rFonts w:ascii="David" w:hAnsi="David" w:cs="David"/>
+          <w:b/>
+          <w:bCs/>
+          <w:sz w:val="32"/>
+          <w:szCs w:val="32"/>
+        </w:rPr>
+        <w:t>Unbalanced Data</w:t>
+      </w:r>
+      <w:r>
+        <w:rPr>
+          <w:rFonts w:ascii="David" w:hAnsi="David" w:cs="David"/>
+          <w:b/>
+          <w:bCs/>
+          <w:sz w:val="32"/>
+          <w:szCs w:val="32"/>
+        </w:rPr>
+        <w:t>:</w:t>
+      </w:r>
+    </w:p>
+    <w:p>
+      <w:pPr>
+        <w:bidi w:val="0"/>
+        <w:spacing w:after="0" w:line="360" w:lineRule="auto"/>
+        <w:rPr>
+          <w:rFonts w:ascii="David" w:hAnsi="David" w:cs="David"/>
+          <w:b/>
+          <w:bCs/>
+        </w:rPr>
+      </w:pPr>
+    </w:p>
+    <w:p>
+      <w:pPr>
+        <w:bidi w:val="0"/>
+        <w:spacing w:after="0" w:line="360" w:lineRule="auto"/>
+        <w:rPr>
+          <w:rFonts w:ascii="David" w:hAnsi="David" w:cs="David"/>
+          <w:b/>
+          <w:bCs/>
+        </w:rPr>
+      </w:pPr>
+    </w:p>
+    <w:p>
+      <w:pPr>
+        <w:bidi w:val="0"/>
+        <w:spacing w:after="0" w:line="360" w:lineRule="auto"/>
+        <w:rPr>
+          <w:rFonts w:ascii="David" w:hAnsi="David" w:cs="David"/>
+          <w:b/>
+          <w:bCs/>
+          <w:rtl/>
+        </w:rPr>
+      </w:pPr>
+    </w:p>
+    <w:p>
+      <w:pPr>
+        <w:pBdr>
+          <w:bottom w:val="single" w:sz="6" w:space="1" w:color="auto"/>
+        </w:pBdr>
+        <w:bidi w:val="0"/>
+        <w:spacing w:after="0" w:line="360" w:lineRule="auto"/>
+        <w:rPr>
+          <w:rFonts w:ascii="David" w:hAnsi="David" w:cs="David"/>
+          <w:sz w:val="32"/>
+          <w:szCs w:val="32"/>
+          <w:rtl/>
+        </w:rPr>
+      </w:pPr>
+      <w:r>
+        <w:rPr>
+          <w:rFonts w:ascii="David" w:hAnsi="David" w:cs="David"/>
+          <w:b/>
+          <w:bCs/>
+          <w:sz w:val="32"/>
+          <w:szCs w:val="32"/>
+        </w:rPr>
+        <w:t>8</w:t>
+      </w:r>
+      <w:r>
+        <w:rPr>
+          <w:rFonts w:ascii="David" w:hAnsi="David" w:cs="David"/>
+          <w:b/>
+          <w:bCs/>
+          <w:sz w:val="32"/>
+          <w:szCs w:val="32"/>
+        </w:rPr>
+        <w:tab/>
+      </w:r>
+      <w:r>
+        <w:rPr>
+          <w:rFonts w:ascii="David" w:hAnsi="David" w:cs="David"/>
+          <w:b/>
+          <w:bCs/>
+          <w:sz w:val="32"/>
+          <w:szCs w:val="32"/>
+        </w:rPr>
+        <w:t>Final Documentation</w:t>
+      </w:r>
+      <w:r>
+        <w:rPr>
+          <w:rFonts w:ascii="David" w:hAnsi="David" w:cs="David"/>
+          <w:b/>
+          <w:bCs/>
+          <w:sz w:val="32"/>
+          <w:szCs w:val="32"/>
+        </w:rPr>
+        <w:t>:</w:t>
+      </w:r>
+    </w:p>
+    <w:p>
+      <w:pPr>
+        <w:bidi w:val="0"/>
+        <w:spacing w:after="0" w:line="360" w:lineRule="auto"/>
+        <w:rPr>
+          <w:rFonts w:ascii="David" w:hAnsi="David" w:cs="David"/>
+          <w:b/>
+          <w:bCs/>
+        </w:rPr>
+      </w:pPr>
+    </w:p>
+    <w:p>
+      <w:pPr>
+        <w:bidi w:val="0"/>
+        <w:spacing w:after="0" w:line="360" w:lineRule="auto"/>
+        <w:rPr>
+          <w:rFonts w:ascii="David" w:hAnsi="David" w:cs="David"/>
+          <w:b/>
+          <w:bCs/>
+        </w:rPr>
+      </w:pPr>
+    </w:p>
+    <w:p>
+      <w:pPr>
+        <w:bidi w:val="0"/>
+        <w:spacing w:after="0" w:line="360" w:lineRule="auto"/>
+        <w:rPr>
+          <w:rFonts w:ascii="David" w:hAnsi="David" w:cs="David"/>
+          <w:b/>
+          <w:bCs/>
+          <w:rtl/>
+        </w:rPr>
+      </w:pPr>
+    </w:p>
+    <w:p>
+      <w:pPr>
+        <w:bidi w:val="0"/>
+        <w:spacing w:after="0" w:line="360" w:lineRule="auto"/>
+        <w:rPr>
+          <w:rFonts w:ascii="David" w:hAnsi="David" w:cs="David"/>
+          <w:b/>
+          <w:bCs/>
+          <w:sz w:val="32"/>
+          <w:szCs w:val="32"/>
         </w:rPr>
       </w:pPr>
     </w:p>
@@ -2021,6 +3988,95 @@
 <file path=word/numbering.xml><?xml version="1.0" encoding="utf-8"?>
 <w:numbering xmlns:wpc="http://schemas.microsoft.com/office/word/2010/wordprocessingCanvas" xmlns:cx="http://schemas.microsoft.com/office/drawing/2014/chartex" xmlns:cx1="http://schemas.microsoft.com/office/drawing/2015/9/8/chartex" xmlns:cx2="http://schemas.microsoft.com/office/drawing/2015/10/21/chartex" xmlns:cx3="http://schemas.microsoft.com/office/drawing/2016/5/9/chartex" xmlns:cx4="http://schemas.microsoft.com/office/drawing/2016/5/10/chartex" xmlns:cx5="http://schemas.microsoft.com/office/drawing/2016/5/11/chartex" xmlns:cx6="http://schemas.microsoft.com/office/drawing/2016/5/12/chartex" xmlns:cx7="http://schemas.microsoft.com/office/drawing/2016/5/13/chartex" xmlns:cx8="http://schemas.microsoft.com/office/drawing/2016/5/14/chartex" xmlns:mc="http://schemas.openxmlformats.org/markup-compatibility/2006" xmlns:aink="http://schemas.microsoft.com/office/drawing/2016/ink" xmlns:am3d="http://schemas.microsoft.com/office/drawing/2017/model3d" xmlns:o="urn:schemas-microsoft-com:office:office" xmlns:oel="http://schemas.microsoft.com/office/2019/extlst" xmlns:r="http://schemas.openxmlformats.org/officeDocument/2006/relationships" xmlns:m="http://schemas.openxmlformats.org/officeDocument/2006/math" xmlns:v="urn:schemas-microsoft-com:vml" xmlns:wp14="http://schemas.microsoft.com/office/word/2010/wordprocessingDrawing" xmlns:wp="http://schemas.openxmlformats.org/drawingml/2006/wordprocessingDrawing" xmlns:w10="urn:schemas-microsoft-com:office:word" xmlns:w="http://schemas.openxmlformats.org/wordprocessingml/2006/main" xmlns:w14="http://schemas.microsoft.com/office/word/2010/wordml" xmlns:w15="http://schemas.microsoft.com/office/word/2012/wordml" xmlns:w16cex="http://schemas.microsoft.com/office/word/2018/wordml/cex" xmlns:w16cid="http://schemas.microsoft.com/office/word/2016/wordml/cid" xmlns:w16="http://schemas.microsoft.com/office/word/2018/wordml" xmlns:w16du="http://schemas.microsoft.com/office/word/2023/wordml/word16du" xmlns:w16sdtdh="http://schemas.microsoft.com/office/word/2020/wordml/sdtdatahash" xmlns:w16sdtfl="http://schemas.microsoft.com/office/word/2024/wordml/sdtformatlock" xmlns:w16se="http://schemas.microsoft.com/office/word/2015/wordml/symex" xmlns:wpg="http://schemas.microsoft.com/office/word/2010/wordprocessingGroup" xmlns:wpi="http://schemas.microsoft.com/office/word/2010/wordprocessingInk" xmlns:wne="http://schemas.microsoft.com/office/word/2006/wordml" xmlns:wps="http://schemas.microsoft.com/office/word/2010/wordprocessingShape" mc:Ignorable="w14 w15 w16se w16cid w16 w16cex w16sdtdh w16sdtfl w16du wp14">
   <w:abstractNum w:abstractNumId="0" w15:restartNumberingAfterBreak="0">
+    <w:nsid w:val="00C65DDE"/>
+    <w:multiLevelType w:val="hybridMultilevel"/>
+    <w:tmpl w:val="E79CEFD2"/>
+    <w:lvl w:ilvl="0" w:tplc="0409000F">
+      <w:start w:val="1"/>
+      <w:numFmt w:val="decimal"/>
+      <w:lvlText w:val="%1."/>
+      <w:lvlJc w:val="left"/>
+      <w:pPr>
+        <w:ind w:left="1080" w:hanging="360"/>
+      </w:pPr>
+      <w:rPr>
+        <w:rFonts w:hint="default"/>
+      </w:rPr>
+    </w:lvl>
+    <w:lvl w:ilvl="1" w:tplc="04090019" w:tentative="1">
+      <w:start w:val="1"/>
+      <w:numFmt w:val="lowerLetter"/>
+      <w:lvlText w:val="%2."/>
+      <w:lvlJc w:val="left"/>
+      <w:pPr>
+        <w:ind w:left="1800" w:hanging="360"/>
+      </w:pPr>
+    </w:lvl>
+    <w:lvl w:ilvl="2" w:tplc="0409001B" w:tentative="1">
+      <w:start w:val="1"/>
+      <w:numFmt w:val="lowerRoman"/>
+      <w:lvlText w:val="%3."/>
+      <w:lvlJc w:val="right"/>
+      <w:pPr>
+        <w:ind w:left="2520" w:hanging="180"/>
+      </w:pPr>
+    </w:lvl>
+    <w:lvl w:ilvl="3" w:tplc="0409000F" w:tentative="1">
+      <w:start w:val="1"/>
+      <w:numFmt w:val="decimal"/>
+      <w:lvlText w:val="%4."/>
+      <w:lvlJc w:val="left"/>
+      <w:pPr>
+        <w:ind w:left="3240" w:hanging="360"/>
+      </w:pPr>
+    </w:lvl>
+    <w:lvl w:ilvl="4" w:tplc="04090019" w:tentative="1">
+      <w:start w:val="1"/>
+      <w:numFmt w:val="lowerLetter"/>
+      <w:lvlText w:val="%5."/>
+      <w:lvlJc w:val="left"/>
+      <w:pPr>
+        <w:ind w:left="3960" w:hanging="360"/>
+      </w:pPr>
+    </w:lvl>
+    <w:lvl w:ilvl="5" w:tplc="0409001B" w:tentative="1">
+      <w:start w:val="1"/>
+      <w:numFmt w:val="lowerRoman"/>
+      <w:lvlText w:val="%6."/>
+      <w:lvlJc w:val="right"/>
+      <w:pPr>
+        <w:ind w:left="4680" w:hanging="180"/>
+      </w:pPr>
+    </w:lvl>
+    <w:lvl w:ilvl="6" w:tplc="0409000F" w:tentative="1">
+      <w:start w:val="1"/>
+      <w:numFmt w:val="decimal"/>
+      <w:lvlText w:val="%7."/>
+      <w:lvlJc w:val="left"/>
+      <w:pPr>
+        <w:ind w:left="5400" w:hanging="360"/>
+      </w:pPr>
+    </w:lvl>
+    <w:lvl w:ilvl="7" w:tplc="04090019" w:tentative="1">
+      <w:start w:val="1"/>
+      <w:numFmt w:val="lowerLetter"/>
+      <w:lvlText w:val="%8."/>
+      <w:lvlJc w:val="left"/>
+      <w:pPr>
+        <w:ind w:left="6120" w:hanging="360"/>
+      </w:pPr>
+    </w:lvl>
+    <w:lvl w:ilvl="8" w:tplc="0409001B" w:tentative="1">
+      <w:start w:val="1"/>
+      <w:numFmt w:val="lowerRoman"/>
+      <w:lvlText w:val="%9."/>
+      <w:lvlJc w:val="right"/>
+      <w:pPr>
+        <w:ind w:left="6840" w:hanging="180"/>
+      </w:pPr>
+    </w:lvl>
+  </w:abstractNum>
+  <w:abstractNum w:abstractNumId="1" w15:restartNumberingAfterBreak="0">
     <w:nsid w:val="01607E7F"/>
     <w:multiLevelType w:val="multilevel"/>
     <w:tmpl w:val="4296D4CC"/>
@@ -2169,7 +4225,7 @@
       </w:rPr>
     </w:lvl>
   </w:abstractNum>
-  <w:abstractNum w:abstractNumId="1" w15:restartNumberingAfterBreak="0">
+  <w:abstractNum w:abstractNumId="2" w15:restartNumberingAfterBreak="0">
     <w:nsid w:val="0543012C"/>
     <w:multiLevelType w:val="multilevel"/>
     <w:tmpl w:val="2D0A3AC4"/>
@@ -2318,7 +4374,7 @@
       </w:rPr>
     </w:lvl>
   </w:abstractNum>
-  <w:abstractNum w:abstractNumId="2" w15:restartNumberingAfterBreak="0">
+  <w:abstractNum w:abstractNumId="3" w15:restartNumberingAfterBreak="0">
     <w:nsid w:val="05C22394"/>
     <w:multiLevelType w:val="hybridMultilevel"/>
     <w:tmpl w:val="1714DE98"/>
@@ -2431,7 +4487,7 @@
       </w:rPr>
     </w:lvl>
   </w:abstractNum>
-  <w:abstractNum w:abstractNumId="3" w15:restartNumberingAfterBreak="0">
+  <w:abstractNum w:abstractNumId="4" w15:restartNumberingAfterBreak="0">
     <w:nsid w:val="0C147A97"/>
     <w:multiLevelType w:val="multilevel"/>
     <w:tmpl w:val="83664974"/>
@@ -2580,7 +4636,7 @@
       </w:rPr>
     </w:lvl>
   </w:abstractNum>
-  <w:abstractNum w:abstractNumId="4" w15:restartNumberingAfterBreak="0">
+  <w:abstractNum w:abstractNumId="5" w15:restartNumberingAfterBreak="0">
     <w:nsid w:val="0F317AE2"/>
     <w:multiLevelType w:val="hybridMultilevel"/>
     <w:tmpl w:val="D098FB1C"/>
@@ -2669,7 +4725,7 @@
       </w:pPr>
     </w:lvl>
   </w:abstractNum>
-  <w:abstractNum w:abstractNumId="5" w15:restartNumberingAfterBreak="0">
+  <w:abstractNum w:abstractNumId="6" w15:restartNumberingAfterBreak="0">
     <w:nsid w:val="1D20189A"/>
     <w:multiLevelType w:val="hybridMultilevel"/>
     <w:tmpl w:val="DF401AE4"/>
@@ -2782,7 +4838,7 @@
       </w:rPr>
     </w:lvl>
   </w:abstractNum>
-  <w:abstractNum w:abstractNumId="6" w15:restartNumberingAfterBreak="0">
+  <w:abstractNum w:abstractNumId="7" w15:restartNumberingAfterBreak="0">
     <w:nsid w:val="1EB65E12"/>
     <w:multiLevelType w:val="multilevel"/>
     <w:tmpl w:val="4E684A8E"/>
@@ -2931,7 +4987,7 @@
       </w:rPr>
     </w:lvl>
   </w:abstractNum>
-  <w:abstractNum w:abstractNumId="7" w15:restartNumberingAfterBreak="0">
+  <w:abstractNum w:abstractNumId="8" w15:restartNumberingAfterBreak="0">
     <w:nsid w:val="35A82C79"/>
     <w:multiLevelType w:val="multilevel"/>
     <w:tmpl w:val="BFEC4AAA"/>
@@ -3080,7 +5136,7 @@
       </w:rPr>
     </w:lvl>
   </w:abstractNum>
-  <w:abstractNum w:abstractNumId="8" w15:restartNumberingAfterBreak="0">
+  <w:abstractNum w:abstractNumId="9" w15:restartNumberingAfterBreak="0">
     <w:nsid w:val="423773FD"/>
     <w:multiLevelType w:val="hybridMultilevel"/>
     <w:tmpl w:val="10D654DA"/>
@@ -3193,7 +5249,7 @@
       </w:rPr>
     </w:lvl>
   </w:abstractNum>
-  <w:abstractNum w:abstractNumId="9" w15:restartNumberingAfterBreak="0">
+  <w:abstractNum w:abstractNumId="10" w15:restartNumberingAfterBreak="0">
     <w:nsid w:val="471B1AF6"/>
     <w:multiLevelType w:val="hybridMultilevel"/>
     <w:tmpl w:val="0AF266A6"/>
@@ -3306,7 +5362,7 @@
       </w:rPr>
     </w:lvl>
   </w:abstractNum>
-  <w:abstractNum w:abstractNumId="10" w15:restartNumberingAfterBreak="0">
+  <w:abstractNum w:abstractNumId="11" w15:restartNumberingAfterBreak="0">
     <w:nsid w:val="5FE352AB"/>
     <w:multiLevelType w:val="multilevel"/>
     <w:tmpl w:val="825A2B9E"/>
@@ -3455,7 +5511,7 @@
       </w:rPr>
     </w:lvl>
   </w:abstractNum>
-  <w:abstractNum w:abstractNumId="11" w15:restartNumberingAfterBreak="0">
+  <w:abstractNum w:abstractNumId="12" w15:restartNumberingAfterBreak="0">
     <w:nsid w:val="63242281"/>
     <w:multiLevelType w:val="hybridMultilevel"/>
     <w:tmpl w:val="8B68952C"/>
@@ -3544,7 +5600,7 @@
       </w:pPr>
     </w:lvl>
   </w:abstractNum>
-  <w:abstractNum w:abstractNumId="12" w15:restartNumberingAfterBreak="0">
+  <w:abstractNum w:abstractNumId="13" w15:restartNumberingAfterBreak="0">
     <w:nsid w:val="6680171F"/>
     <w:multiLevelType w:val="hybridMultilevel"/>
     <w:tmpl w:val="7A241340"/>
@@ -3657,7 +5713,7 @@
       </w:rPr>
     </w:lvl>
   </w:abstractNum>
-  <w:abstractNum w:abstractNumId="13" w15:restartNumberingAfterBreak="0">
+  <w:abstractNum w:abstractNumId="14" w15:restartNumberingAfterBreak="0">
     <w:nsid w:val="71D430B9"/>
     <w:multiLevelType w:val="hybridMultilevel"/>
     <w:tmpl w:val="DF8A5D78"/>
@@ -3771,46 +5827,49 @@
     </w:lvl>
   </w:abstractNum>
   <w:num w:numId="1" w16cid:durableId="1530338358">
+    <w:abstractNumId w:val="8"/>
+  </w:num>
+  <w:num w:numId="2" w16cid:durableId="2108117014">
+    <w:abstractNumId w:val="2"/>
+  </w:num>
+  <w:num w:numId="3" w16cid:durableId="1041514657">
+    <w:abstractNumId w:val="4"/>
+  </w:num>
+  <w:num w:numId="4" w16cid:durableId="1122379871">
     <w:abstractNumId w:val="7"/>
   </w:num>
-  <w:num w:numId="2" w16cid:durableId="2108117014">
+  <w:num w:numId="5" w16cid:durableId="523710769">
+    <w:abstractNumId w:val="13"/>
+  </w:num>
+  <w:num w:numId="6" w16cid:durableId="1575159623">
+    <w:abstractNumId w:val="5"/>
+  </w:num>
+  <w:num w:numId="7" w16cid:durableId="684090256">
     <w:abstractNumId w:val="1"/>
   </w:num>
-  <w:num w:numId="3" w16cid:durableId="1041514657">
+  <w:num w:numId="8" w16cid:durableId="1777210099">
+    <w:abstractNumId w:val="11"/>
+  </w:num>
+  <w:num w:numId="9" w16cid:durableId="205877600">
+    <w:abstractNumId w:val="10"/>
+  </w:num>
+  <w:num w:numId="10" w16cid:durableId="1732845057">
+    <w:abstractNumId w:val="9"/>
+  </w:num>
+  <w:num w:numId="11" w16cid:durableId="26956661">
     <w:abstractNumId w:val="3"/>
   </w:num>
-  <w:num w:numId="4" w16cid:durableId="1122379871">
+  <w:num w:numId="12" w16cid:durableId="1333727492">
+    <w:abstractNumId w:val="14"/>
+  </w:num>
+  <w:num w:numId="13" w16cid:durableId="603268523">
+    <w:abstractNumId w:val="12"/>
+  </w:num>
+  <w:num w:numId="14" w16cid:durableId="1452045790">
     <w:abstractNumId w:val="6"/>
   </w:num>
-  <w:num w:numId="5" w16cid:durableId="523710769">
-    <w:abstractNumId w:val="12"/>
-  </w:num>
-  <w:num w:numId="6" w16cid:durableId="1575159623">
-    <w:abstractNumId w:val="4"/>
-  </w:num>
-  <w:num w:numId="7" w16cid:durableId="684090256">
+  <w:num w:numId="15" w16cid:durableId="955720455">
     <w:abstractNumId w:val="0"/>
-  </w:num>
-  <w:num w:numId="8" w16cid:durableId="1777210099">
-    <w:abstractNumId w:val="10"/>
-  </w:num>
-  <w:num w:numId="9" w16cid:durableId="205877600">
-    <w:abstractNumId w:val="9"/>
-  </w:num>
-  <w:num w:numId="10" w16cid:durableId="1732845057">
-    <w:abstractNumId w:val="8"/>
-  </w:num>
-  <w:num w:numId="11" w16cid:durableId="26956661">
-    <w:abstractNumId w:val="2"/>
-  </w:num>
-  <w:num w:numId="12" w16cid:durableId="1333727492">
-    <w:abstractNumId w:val="13"/>
-  </w:num>
-  <w:num w:numId="13" w16cid:durableId="603268523">
-    <w:abstractNumId w:val="11"/>
-  </w:num>
-  <w:num w:numId="14" w16cid:durableId="1452045790">
-    <w:abstractNumId w:val="5"/>
   </w:num>
 </w:numbering>
 </file>

--- a/Documentation.docx
+++ b/Documentation.docx
@@ -123,7 +123,7 @@
     </w:p>
     <w:p>
       <w:pPr>
-        <w:pStyle w:val="ListParagraph"/>
+        <w:pStyle w:val="a9"/>
         <w:numPr>
           <w:ilvl w:val="0"/>
           <w:numId w:val="10"/>
@@ -175,7 +175,7 @@
     </w:p>
     <w:p>
       <w:pPr>
-        <w:pStyle w:val="ListParagraph"/>
+        <w:pStyle w:val="a9"/>
         <w:numPr>
           <w:ilvl w:val="0"/>
           <w:numId w:val="10"/>
@@ -292,7 +292,7 @@
     </w:p>
     <w:p>
       <w:pPr>
-        <w:pStyle w:val="ListParagraph"/>
+        <w:pStyle w:val="a9"/>
         <w:numPr>
           <w:ilvl w:val="0"/>
           <w:numId w:val="10"/>
@@ -321,7 +321,7 @@
     </w:p>
     <w:p>
       <w:pPr>
-        <w:pStyle w:val="ListParagraph"/>
+        <w:pStyle w:val="a9"/>
         <w:numPr>
           <w:ilvl w:val="0"/>
           <w:numId w:val="10"/>
@@ -345,12 +345,12 @@
           <w:rFonts w:ascii="David" w:hAnsi="David" w:cs="David" w:hint="cs"/>
           <w:rtl/>
         </w:rPr>
-        <w:t>11</w:t>
-      </w:r>
-    </w:p>
-    <w:p>
-      <w:pPr>
-        <w:pStyle w:val="ListParagraph"/>
+        <w:t>_____</w:t>
+      </w:r>
+    </w:p>
+    <w:p>
+      <w:pPr>
+        <w:pStyle w:val="a9"/>
         <w:numPr>
           <w:ilvl w:val="0"/>
           <w:numId w:val="10"/>
@@ -525,7 +525,7 @@
     </w:p>
     <w:p>
       <w:pPr>
-        <w:pStyle w:val="ListParagraph"/>
+        <w:pStyle w:val="a9"/>
         <w:numPr>
           <w:ilvl w:val="0"/>
           <w:numId w:val="12"/>
@@ -567,7 +567,7 @@
     </w:p>
     <w:p>
       <w:pPr>
-        <w:pStyle w:val="ListParagraph"/>
+        <w:pStyle w:val="a9"/>
         <w:numPr>
           <w:ilvl w:val="1"/>
           <w:numId w:val="12"/>
@@ -608,7 +608,7 @@
     </w:p>
     <w:p>
       <w:pPr>
-        <w:pStyle w:val="ListParagraph"/>
+        <w:pStyle w:val="a9"/>
         <w:numPr>
           <w:ilvl w:val="1"/>
           <w:numId w:val="12"/>
@@ -650,7 +650,7 @@
     </w:p>
     <w:p>
       <w:pPr>
-        <w:pStyle w:val="ListParagraph"/>
+        <w:pStyle w:val="a9"/>
         <w:numPr>
           <w:ilvl w:val="0"/>
           <w:numId w:val="12"/>
@@ -692,7 +692,7 @@
     </w:p>
     <w:p>
       <w:pPr>
-        <w:pStyle w:val="ListParagraph"/>
+        <w:pStyle w:val="a9"/>
         <w:numPr>
           <w:ilvl w:val="1"/>
           <w:numId w:val="12"/>
@@ -728,7 +728,7 @@
     </w:p>
     <w:p>
       <w:pPr>
-        <w:pStyle w:val="ListParagraph"/>
+        <w:pStyle w:val="a9"/>
         <w:numPr>
           <w:ilvl w:val="1"/>
           <w:numId w:val="12"/>
@@ -778,7 +778,7 @@
     </w:p>
     <w:p>
       <w:pPr>
-        <w:pStyle w:val="ListParagraph"/>
+        <w:pStyle w:val="a9"/>
         <w:numPr>
           <w:ilvl w:val="0"/>
           <w:numId w:val="12"/>
@@ -820,7 +820,7 @@
     </w:p>
     <w:p>
       <w:pPr>
-        <w:pStyle w:val="ListParagraph"/>
+        <w:pStyle w:val="a9"/>
         <w:numPr>
           <w:ilvl w:val="1"/>
           <w:numId w:val="12"/>
@@ -856,7 +856,7 @@
     </w:p>
     <w:p>
       <w:pPr>
-        <w:pStyle w:val="ListParagraph"/>
+        <w:pStyle w:val="a9"/>
         <w:numPr>
           <w:ilvl w:val="1"/>
           <w:numId w:val="12"/>
@@ -906,7 +906,7 @@
     </w:p>
     <w:p>
       <w:pPr>
-        <w:pStyle w:val="ListParagraph"/>
+        <w:pStyle w:val="a9"/>
         <w:numPr>
           <w:ilvl w:val="0"/>
           <w:numId w:val="12"/>
@@ -948,7 +948,7 @@
     </w:p>
     <w:p>
       <w:pPr>
-        <w:pStyle w:val="ListParagraph"/>
+        <w:pStyle w:val="a9"/>
         <w:numPr>
           <w:ilvl w:val="1"/>
           <w:numId w:val="12"/>
@@ -984,7 +984,7 @@
     </w:p>
     <w:p>
       <w:pPr>
-        <w:pStyle w:val="ListParagraph"/>
+        <w:pStyle w:val="a9"/>
         <w:numPr>
           <w:ilvl w:val="1"/>
           <w:numId w:val="12"/>
@@ -1041,7 +1041,7 @@
     </w:p>
     <w:p>
       <w:pPr>
-        <w:pStyle w:val="ListParagraph"/>
+        <w:pStyle w:val="a9"/>
         <w:numPr>
           <w:ilvl w:val="0"/>
           <w:numId w:val="12"/>
@@ -1083,7 +1083,7 @@
     </w:p>
     <w:p>
       <w:pPr>
-        <w:pStyle w:val="ListParagraph"/>
+        <w:pStyle w:val="a9"/>
         <w:numPr>
           <w:ilvl w:val="1"/>
           <w:numId w:val="12"/>
@@ -1119,7 +1119,7 @@
     </w:p>
     <w:p>
       <w:pPr>
-        <w:pStyle w:val="ListParagraph"/>
+        <w:pStyle w:val="a9"/>
         <w:numPr>
           <w:ilvl w:val="1"/>
           <w:numId w:val="12"/>
@@ -1169,7 +1169,7 @@
     </w:p>
     <w:p>
       <w:pPr>
-        <w:pStyle w:val="ListParagraph"/>
+        <w:pStyle w:val="a9"/>
         <w:numPr>
           <w:ilvl w:val="0"/>
           <w:numId w:val="12"/>
@@ -1211,7 +1211,7 @@
     </w:p>
     <w:p>
       <w:pPr>
-        <w:pStyle w:val="ListParagraph"/>
+        <w:pStyle w:val="a9"/>
         <w:numPr>
           <w:ilvl w:val="1"/>
           <w:numId w:val="12"/>
@@ -1247,7 +1247,7 @@
     </w:p>
     <w:p>
       <w:pPr>
-        <w:pStyle w:val="ListParagraph"/>
+        <w:pStyle w:val="a9"/>
         <w:numPr>
           <w:ilvl w:val="1"/>
           <w:numId w:val="12"/>
@@ -1297,7 +1297,7 @@
     </w:p>
     <w:p>
       <w:pPr>
-        <w:pStyle w:val="ListParagraph"/>
+        <w:pStyle w:val="a9"/>
         <w:numPr>
           <w:ilvl w:val="0"/>
           <w:numId w:val="12"/>
@@ -1339,7 +1339,7 @@
     </w:p>
     <w:p>
       <w:pPr>
-        <w:pStyle w:val="ListParagraph"/>
+        <w:pStyle w:val="a9"/>
         <w:numPr>
           <w:ilvl w:val="1"/>
           <w:numId w:val="12"/>
@@ -1375,7 +1375,7 @@
     </w:p>
     <w:p>
       <w:pPr>
-        <w:pStyle w:val="ListParagraph"/>
+        <w:pStyle w:val="a9"/>
         <w:numPr>
           <w:ilvl w:val="1"/>
           <w:numId w:val="12"/>
@@ -1418,7 +1418,7 @@
     </w:p>
     <w:p>
       <w:pPr>
-        <w:pStyle w:val="ListParagraph"/>
+        <w:pStyle w:val="a9"/>
         <w:numPr>
           <w:ilvl w:val="0"/>
           <w:numId w:val="12"/>
@@ -1474,7 +1474,7 @@
     </w:p>
     <w:p>
       <w:pPr>
-        <w:pStyle w:val="ListParagraph"/>
+        <w:pStyle w:val="a9"/>
         <w:numPr>
           <w:ilvl w:val="1"/>
           <w:numId w:val="12"/>
@@ -1511,7 +1511,7 @@
     </w:p>
     <w:p>
       <w:pPr>
-        <w:pStyle w:val="ListParagraph"/>
+        <w:pStyle w:val="a9"/>
         <w:numPr>
           <w:ilvl w:val="1"/>
           <w:numId w:val="12"/>
@@ -1547,7 +1547,7 @@
     </w:p>
     <w:p>
       <w:pPr>
-        <w:pStyle w:val="ListParagraph"/>
+        <w:pStyle w:val="a9"/>
         <w:numPr>
           <w:ilvl w:val="0"/>
           <w:numId w:val="12"/>
@@ -1595,7 +1595,7 @@
     </w:p>
     <w:p>
       <w:pPr>
-        <w:pStyle w:val="ListParagraph"/>
+        <w:pStyle w:val="a9"/>
         <w:numPr>
           <w:ilvl w:val="1"/>
           <w:numId w:val="12"/>
@@ -1645,7 +1645,7 @@
     </w:p>
     <w:p>
       <w:pPr>
-        <w:pStyle w:val="ListParagraph"/>
+        <w:pStyle w:val="a9"/>
         <w:numPr>
           <w:ilvl w:val="1"/>
           <w:numId w:val="12"/>
@@ -1681,7 +1681,7 @@
     </w:p>
     <w:p>
       <w:pPr>
-        <w:pStyle w:val="ListParagraph"/>
+        <w:pStyle w:val="a9"/>
         <w:numPr>
           <w:ilvl w:val="0"/>
           <w:numId w:val="12"/>
@@ -1729,7 +1729,7 @@
     </w:p>
     <w:p>
       <w:pPr>
-        <w:pStyle w:val="ListParagraph"/>
+        <w:pStyle w:val="a9"/>
         <w:numPr>
           <w:ilvl w:val="1"/>
           <w:numId w:val="12"/>
@@ -1765,7 +1765,7 @@
     </w:p>
     <w:p>
       <w:pPr>
-        <w:pStyle w:val="ListParagraph"/>
+        <w:pStyle w:val="a9"/>
         <w:numPr>
           <w:ilvl w:val="1"/>
           <w:numId w:val="12"/>
@@ -1815,7 +1815,7 @@
     </w:p>
     <w:p>
       <w:pPr>
-        <w:pStyle w:val="ListParagraph"/>
+        <w:pStyle w:val="a9"/>
         <w:numPr>
           <w:ilvl w:val="0"/>
           <w:numId w:val="12"/>
@@ -1877,7 +1877,7 @@
     </w:p>
     <w:p>
       <w:pPr>
-        <w:pStyle w:val="ListParagraph"/>
+        <w:pStyle w:val="a9"/>
         <w:numPr>
           <w:ilvl w:val="1"/>
           <w:numId w:val="12"/>
@@ -1927,7 +1927,7 @@
     </w:p>
     <w:p>
       <w:pPr>
-        <w:pStyle w:val="ListParagraph"/>
+        <w:pStyle w:val="a9"/>
         <w:numPr>
           <w:ilvl w:val="1"/>
           <w:numId w:val="12"/>
@@ -3963,18 +3963,18 @@
     <w:lsdException w:name="Unresolved Mention" w:semiHidden="1" w:unhideWhenUsed="1"/>
     <w:lsdException w:name="Smart Link" w:semiHidden="1" w:unhideWhenUsed="1"/>
   </w:latentStyles>
-  <w:style w:type="paragraph" w:default="1" w:styleId="Normal">
+  <w:style w:type="paragraph" w:default="1" w:styleId="a">
     <w:name w:val="Normal"/>
     <w:qFormat/>
     <w:pPr>
       <w:bidi/>
     </w:pPr>
   </w:style>
-  <w:style w:type="paragraph" w:styleId="Heading1">
+  <w:style w:type="paragraph" w:styleId="1">
     <w:name w:val="heading 1"/>
-    <w:basedOn w:val="Normal"/>
-    <w:next w:val="Normal"/>
-    <w:link w:val="Heading1Char"/>
+    <w:basedOn w:val="a"/>
+    <w:next w:val="a"/>
+    <w:link w:val="10"/>
     <w:uiPriority w:val="9"/>
     <w:qFormat/>
     <w:rsid w:val="00314EF0"/>
@@ -3991,11 +3991,11 @@
       <w:szCs w:val="40"/>
     </w:rPr>
   </w:style>
-  <w:style w:type="paragraph" w:styleId="Heading2">
+  <w:style w:type="paragraph" w:styleId="2">
     <w:name w:val="heading 2"/>
-    <w:basedOn w:val="Normal"/>
-    <w:next w:val="Normal"/>
-    <w:link w:val="Heading2Char"/>
+    <w:basedOn w:val="a"/>
+    <w:next w:val="a"/>
+    <w:link w:val="20"/>
     <w:uiPriority w:val="9"/>
     <w:semiHidden/>
     <w:unhideWhenUsed/>
@@ -4014,11 +4014,11 @@
       <w:szCs w:val="32"/>
     </w:rPr>
   </w:style>
-  <w:style w:type="paragraph" w:styleId="Heading3">
+  <w:style w:type="paragraph" w:styleId="3">
     <w:name w:val="heading 3"/>
-    <w:basedOn w:val="Normal"/>
-    <w:next w:val="Normal"/>
-    <w:link w:val="Heading3Char"/>
+    <w:basedOn w:val="a"/>
+    <w:next w:val="a"/>
+    <w:link w:val="30"/>
     <w:uiPriority w:val="9"/>
     <w:semiHidden/>
     <w:unhideWhenUsed/>
@@ -4037,11 +4037,11 @@
       <w:szCs w:val="28"/>
     </w:rPr>
   </w:style>
-  <w:style w:type="paragraph" w:styleId="Heading4">
+  <w:style w:type="paragraph" w:styleId="4">
     <w:name w:val="heading 4"/>
-    <w:basedOn w:val="Normal"/>
-    <w:next w:val="Normal"/>
-    <w:link w:val="Heading4Char"/>
+    <w:basedOn w:val="a"/>
+    <w:next w:val="a"/>
+    <w:link w:val="40"/>
     <w:uiPriority w:val="9"/>
     <w:semiHidden/>
     <w:unhideWhenUsed/>
@@ -4060,11 +4060,11 @@
       <w:color w:val="0F4761" w:themeColor="accent1" w:themeShade="BF"/>
     </w:rPr>
   </w:style>
-  <w:style w:type="paragraph" w:styleId="Heading5">
+  <w:style w:type="paragraph" w:styleId="5">
     <w:name w:val="heading 5"/>
-    <w:basedOn w:val="Normal"/>
-    <w:next w:val="Normal"/>
-    <w:link w:val="Heading5Char"/>
+    <w:basedOn w:val="a"/>
+    <w:next w:val="a"/>
+    <w:link w:val="50"/>
     <w:uiPriority w:val="9"/>
     <w:semiHidden/>
     <w:unhideWhenUsed/>
@@ -4081,11 +4081,11 @@
       <w:color w:val="0F4761" w:themeColor="accent1" w:themeShade="BF"/>
     </w:rPr>
   </w:style>
-  <w:style w:type="paragraph" w:styleId="Heading6">
+  <w:style w:type="paragraph" w:styleId="6">
     <w:name w:val="heading 6"/>
-    <w:basedOn w:val="Normal"/>
-    <w:next w:val="Normal"/>
-    <w:link w:val="Heading6Char"/>
+    <w:basedOn w:val="a"/>
+    <w:next w:val="a"/>
+    <w:link w:val="60"/>
     <w:uiPriority w:val="9"/>
     <w:semiHidden/>
     <w:unhideWhenUsed/>
@@ -4104,11 +4104,11 @@
       <w:color w:val="595959" w:themeColor="text1" w:themeTint="A6"/>
     </w:rPr>
   </w:style>
-  <w:style w:type="paragraph" w:styleId="Heading7">
+  <w:style w:type="paragraph" w:styleId="7">
     <w:name w:val="heading 7"/>
-    <w:basedOn w:val="Normal"/>
-    <w:next w:val="Normal"/>
-    <w:link w:val="Heading7Char"/>
+    <w:basedOn w:val="a"/>
+    <w:next w:val="a"/>
+    <w:link w:val="70"/>
     <w:uiPriority w:val="9"/>
     <w:semiHidden/>
     <w:unhideWhenUsed/>
@@ -4125,11 +4125,11 @@
       <w:color w:val="595959" w:themeColor="text1" w:themeTint="A6"/>
     </w:rPr>
   </w:style>
-  <w:style w:type="paragraph" w:styleId="Heading8">
+  <w:style w:type="paragraph" w:styleId="8">
     <w:name w:val="heading 8"/>
-    <w:basedOn w:val="Normal"/>
-    <w:next w:val="Normal"/>
-    <w:link w:val="Heading8Char"/>
+    <w:basedOn w:val="a"/>
+    <w:next w:val="a"/>
+    <w:link w:val="80"/>
     <w:uiPriority w:val="9"/>
     <w:semiHidden/>
     <w:unhideWhenUsed/>
@@ -4148,11 +4148,11 @@
       <w:color w:val="272727" w:themeColor="text1" w:themeTint="D8"/>
     </w:rPr>
   </w:style>
-  <w:style w:type="paragraph" w:styleId="Heading9">
+  <w:style w:type="paragraph" w:styleId="9">
     <w:name w:val="heading 9"/>
-    <w:basedOn w:val="Normal"/>
-    <w:next w:val="Normal"/>
-    <w:link w:val="Heading9Char"/>
+    <w:basedOn w:val="a"/>
+    <w:next w:val="a"/>
+    <w:link w:val="90"/>
     <w:uiPriority w:val="9"/>
     <w:semiHidden/>
     <w:unhideWhenUsed/>
@@ -4169,13 +4169,13 @@
       <w:color w:val="272727" w:themeColor="text1" w:themeTint="D8"/>
     </w:rPr>
   </w:style>
-  <w:style w:type="character" w:default="1" w:styleId="DefaultParagraphFont">
+  <w:style w:type="character" w:default="1" w:styleId="a0">
     <w:name w:val="Default Paragraph Font"/>
     <w:uiPriority w:val="1"/>
     <w:semiHidden/>
     <w:unhideWhenUsed/>
   </w:style>
-  <w:style w:type="table" w:default="1" w:styleId="TableNormal">
+  <w:style w:type="table" w:default="1" w:styleId="a1">
     <w:name w:val="Normal Table"/>
     <w:uiPriority w:val="99"/>
     <w:semiHidden/>
@@ -4190,16 +4190,16 @@
       </w:tblCellMar>
     </w:tblPr>
   </w:style>
-  <w:style w:type="numbering" w:default="1" w:styleId="NoList">
+  <w:style w:type="numbering" w:default="1" w:styleId="a2">
     <w:name w:val="No List"/>
     <w:uiPriority w:val="99"/>
     <w:semiHidden/>
     <w:unhideWhenUsed/>
   </w:style>
-  <w:style w:type="character" w:customStyle="1" w:styleId="Heading1Char">
-    <w:name w:val="Heading 1 Char"/>
-    <w:basedOn w:val="DefaultParagraphFont"/>
-    <w:link w:val="Heading1"/>
+  <w:style w:type="character" w:customStyle="1" w:styleId="10">
+    <w:name w:val="כותרת 1 תו"/>
+    <w:basedOn w:val="a0"/>
+    <w:link w:val="1"/>
     <w:uiPriority w:val="9"/>
     <w:rsid w:val="00314EF0"/>
     <w:rPr>
@@ -4209,10 +4209,10 @@
       <w:szCs w:val="40"/>
     </w:rPr>
   </w:style>
-  <w:style w:type="character" w:customStyle="1" w:styleId="Heading2Char">
-    <w:name w:val="Heading 2 Char"/>
-    <w:basedOn w:val="DefaultParagraphFont"/>
-    <w:link w:val="Heading2"/>
+  <w:style w:type="character" w:customStyle="1" w:styleId="20">
+    <w:name w:val="כותרת 2 תו"/>
+    <w:basedOn w:val="a0"/>
+    <w:link w:val="2"/>
     <w:uiPriority w:val="9"/>
     <w:semiHidden/>
     <w:rsid w:val="00314EF0"/>
@@ -4223,10 +4223,10 @@
       <w:szCs w:val="32"/>
     </w:rPr>
   </w:style>
-  <w:style w:type="character" w:customStyle="1" w:styleId="Heading3Char">
-    <w:name w:val="Heading 3 Char"/>
-    <w:basedOn w:val="DefaultParagraphFont"/>
-    <w:link w:val="Heading3"/>
+  <w:style w:type="character" w:customStyle="1" w:styleId="30">
+    <w:name w:val="כותרת 3 תו"/>
+    <w:basedOn w:val="a0"/>
+    <w:link w:val="3"/>
     <w:uiPriority w:val="9"/>
     <w:semiHidden/>
     <w:rsid w:val="00314EF0"/>
@@ -4237,10 +4237,10 @@
       <w:szCs w:val="28"/>
     </w:rPr>
   </w:style>
-  <w:style w:type="character" w:customStyle="1" w:styleId="Heading4Char">
-    <w:name w:val="Heading 4 Char"/>
-    <w:basedOn w:val="DefaultParagraphFont"/>
-    <w:link w:val="Heading4"/>
+  <w:style w:type="character" w:customStyle="1" w:styleId="40">
+    <w:name w:val="כותרת 4 תו"/>
+    <w:basedOn w:val="a0"/>
+    <w:link w:val="4"/>
     <w:uiPriority w:val="9"/>
     <w:semiHidden/>
     <w:rsid w:val="00314EF0"/>
@@ -4251,10 +4251,10 @@
       <w:color w:val="0F4761" w:themeColor="accent1" w:themeShade="BF"/>
     </w:rPr>
   </w:style>
-  <w:style w:type="character" w:customStyle="1" w:styleId="Heading5Char">
-    <w:name w:val="Heading 5 Char"/>
-    <w:basedOn w:val="DefaultParagraphFont"/>
-    <w:link w:val="Heading5"/>
+  <w:style w:type="character" w:customStyle="1" w:styleId="50">
+    <w:name w:val="כותרת 5 תו"/>
+    <w:basedOn w:val="a0"/>
+    <w:link w:val="5"/>
     <w:uiPriority w:val="9"/>
     <w:semiHidden/>
     <w:rsid w:val="00314EF0"/>
@@ -4263,10 +4263,10 @@
       <w:color w:val="0F4761" w:themeColor="accent1" w:themeShade="BF"/>
     </w:rPr>
   </w:style>
-  <w:style w:type="character" w:customStyle="1" w:styleId="Heading6Char">
-    <w:name w:val="Heading 6 Char"/>
-    <w:basedOn w:val="DefaultParagraphFont"/>
-    <w:link w:val="Heading6"/>
+  <w:style w:type="character" w:customStyle="1" w:styleId="60">
+    <w:name w:val="כותרת 6 תו"/>
+    <w:basedOn w:val="a0"/>
+    <w:link w:val="6"/>
     <w:uiPriority w:val="9"/>
     <w:semiHidden/>
     <w:rsid w:val="00314EF0"/>
@@ -4277,10 +4277,10 @@
       <w:color w:val="595959" w:themeColor="text1" w:themeTint="A6"/>
     </w:rPr>
   </w:style>
-  <w:style w:type="character" w:customStyle="1" w:styleId="Heading7Char">
-    <w:name w:val="Heading 7 Char"/>
-    <w:basedOn w:val="DefaultParagraphFont"/>
-    <w:link w:val="Heading7"/>
+  <w:style w:type="character" w:customStyle="1" w:styleId="70">
+    <w:name w:val="כותרת 7 תו"/>
+    <w:basedOn w:val="a0"/>
+    <w:link w:val="7"/>
     <w:uiPriority w:val="9"/>
     <w:semiHidden/>
     <w:rsid w:val="00314EF0"/>
@@ -4289,10 +4289,10 @@
       <w:color w:val="595959" w:themeColor="text1" w:themeTint="A6"/>
     </w:rPr>
   </w:style>
-  <w:style w:type="character" w:customStyle="1" w:styleId="Heading8Char">
-    <w:name w:val="Heading 8 Char"/>
-    <w:basedOn w:val="DefaultParagraphFont"/>
-    <w:link w:val="Heading8"/>
+  <w:style w:type="character" w:customStyle="1" w:styleId="80">
+    <w:name w:val="כותרת 8 תו"/>
+    <w:basedOn w:val="a0"/>
+    <w:link w:val="8"/>
     <w:uiPriority w:val="9"/>
     <w:semiHidden/>
     <w:rsid w:val="00314EF0"/>
@@ -4303,10 +4303,10 @@
       <w:color w:val="272727" w:themeColor="text1" w:themeTint="D8"/>
     </w:rPr>
   </w:style>
-  <w:style w:type="character" w:customStyle="1" w:styleId="Heading9Char">
-    <w:name w:val="Heading 9 Char"/>
-    <w:basedOn w:val="DefaultParagraphFont"/>
-    <w:link w:val="Heading9"/>
+  <w:style w:type="character" w:customStyle="1" w:styleId="90">
+    <w:name w:val="כותרת 9 תו"/>
+    <w:basedOn w:val="a0"/>
+    <w:link w:val="9"/>
     <w:uiPriority w:val="9"/>
     <w:semiHidden/>
     <w:rsid w:val="00314EF0"/>
@@ -4315,11 +4315,11 @@
       <w:color w:val="272727" w:themeColor="text1" w:themeTint="D8"/>
     </w:rPr>
   </w:style>
-  <w:style w:type="paragraph" w:styleId="Title">
+  <w:style w:type="paragraph" w:styleId="a3">
     <w:name w:val="Title"/>
-    <w:basedOn w:val="Normal"/>
-    <w:next w:val="Normal"/>
-    <w:link w:val="TitleChar"/>
+    <w:basedOn w:val="a"/>
+    <w:next w:val="a"/>
+    <w:link w:val="a4"/>
     <w:uiPriority w:val="10"/>
     <w:qFormat/>
     <w:rsid w:val="00314EF0"/>
@@ -4335,10 +4335,10 @@
       <w:szCs w:val="56"/>
     </w:rPr>
   </w:style>
-  <w:style w:type="character" w:customStyle="1" w:styleId="TitleChar">
-    <w:name w:val="Title Char"/>
-    <w:basedOn w:val="DefaultParagraphFont"/>
-    <w:link w:val="Title"/>
+  <w:style w:type="character" w:customStyle="1" w:styleId="a4">
+    <w:name w:val="כותרת טקסט תו"/>
+    <w:basedOn w:val="a0"/>
+    <w:link w:val="a3"/>
     <w:uiPriority w:val="10"/>
     <w:rsid w:val="00314EF0"/>
     <w:rPr>
@@ -4349,11 +4349,11 @@
       <w:szCs w:val="56"/>
     </w:rPr>
   </w:style>
-  <w:style w:type="paragraph" w:styleId="Subtitle">
+  <w:style w:type="paragraph" w:styleId="a5">
     <w:name w:val="Subtitle"/>
-    <w:basedOn w:val="Normal"/>
-    <w:next w:val="Normal"/>
-    <w:link w:val="SubtitleChar"/>
+    <w:basedOn w:val="a"/>
+    <w:next w:val="a"/>
+    <w:link w:val="a6"/>
     <w:uiPriority w:val="11"/>
     <w:qFormat/>
     <w:rsid w:val="00314EF0"/>
@@ -4370,10 +4370,10 @@
       <w:szCs w:val="28"/>
     </w:rPr>
   </w:style>
-  <w:style w:type="character" w:customStyle="1" w:styleId="SubtitleChar">
-    <w:name w:val="Subtitle Char"/>
-    <w:basedOn w:val="DefaultParagraphFont"/>
-    <w:link w:val="Subtitle"/>
+  <w:style w:type="character" w:customStyle="1" w:styleId="a6">
+    <w:name w:val="כותרת משנה תו"/>
+    <w:basedOn w:val="a0"/>
+    <w:link w:val="a5"/>
     <w:uiPriority w:val="11"/>
     <w:rsid w:val="00314EF0"/>
     <w:rPr>
@@ -4384,11 +4384,11 @@
       <w:szCs w:val="28"/>
     </w:rPr>
   </w:style>
-  <w:style w:type="paragraph" w:styleId="Quote">
+  <w:style w:type="paragraph" w:styleId="a7">
     <w:name w:val="Quote"/>
-    <w:basedOn w:val="Normal"/>
-    <w:next w:val="Normal"/>
-    <w:link w:val="QuoteChar"/>
+    <w:basedOn w:val="a"/>
+    <w:next w:val="a"/>
+    <w:link w:val="a8"/>
     <w:uiPriority w:val="29"/>
     <w:qFormat/>
     <w:rsid w:val="00314EF0"/>
@@ -4402,10 +4402,10 @@
       <w:color w:val="404040" w:themeColor="text1" w:themeTint="BF"/>
     </w:rPr>
   </w:style>
-  <w:style w:type="character" w:customStyle="1" w:styleId="QuoteChar">
-    <w:name w:val="Quote Char"/>
-    <w:basedOn w:val="DefaultParagraphFont"/>
-    <w:link w:val="Quote"/>
+  <w:style w:type="character" w:customStyle="1" w:styleId="a8">
+    <w:name w:val="ציטוט תו"/>
+    <w:basedOn w:val="a0"/>
+    <w:link w:val="a7"/>
     <w:uiPriority w:val="29"/>
     <w:rsid w:val="00314EF0"/>
     <w:rPr>
@@ -4414,9 +4414,9 @@
       <w:color w:val="404040" w:themeColor="text1" w:themeTint="BF"/>
     </w:rPr>
   </w:style>
-  <w:style w:type="paragraph" w:styleId="ListParagraph">
+  <w:style w:type="paragraph" w:styleId="a9">
     <w:name w:val="List Paragraph"/>
-    <w:basedOn w:val="Normal"/>
+    <w:basedOn w:val="a"/>
     <w:uiPriority w:val="34"/>
     <w:qFormat/>
     <w:rsid w:val="00314EF0"/>
@@ -4425,9 +4425,9 @@
       <w:contextualSpacing/>
     </w:pPr>
   </w:style>
-  <w:style w:type="character" w:styleId="IntenseEmphasis">
+  <w:style w:type="character" w:styleId="aa">
     <w:name w:val="Intense Emphasis"/>
-    <w:basedOn w:val="DefaultParagraphFont"/>
+    <w:basedOn w:val="a0"/>
     <w:uiPriority w:val="21"/>
     <w:qFormat/>
     <w:rsid w:val="00314EF0"/>
@@ -4437,11 +4437,11 @@
       <w:color w:val="0F4761" w:themeColor="accent1" w:themeShade="BF"/>
     </w:rPr>
   </w:style>
-  <w:style w:type="paragraph" w:styleId="IntenseQuote">
+  <w:style w:type="paragraph" w:styleId="ab">
     <w:name w:val="Intense Quote"/>
-    <w:basedOn w:val="Normal"/>
-    <w:next w:val="Normal"/>
-    <w:link w:val="IntenseQuoteChar"/>
+    <w:basedOn w:val="a"/>
+    <w:next w:val="a"/>
+    <w:link w:val="ac"/>
     <w:uiPriority w:val="30"/>
     <w:qFormat/>
     <w:rsid w:val="00314EF0"/>
@@ -4460,10 +4460,10 @@
       <w:color w:val="0F4761" w:themeColor="accent1" w:themeShade="BF"/>
     </w:rPr>
   </w:style>
-  <w:style w:type="character" w:customStyle="1" w:styleId="IntenseQuoteChar">
-    <w:name w:val="Intense Quote Char"/>
-    <w:basedOn w:val="DefaultParagraphFont"/>
-    <w:link w:val="IntenseQuote"/>
+  <w:style w:type="character" w:customStyle="1" w:styleId="ac">
+    <w:name w:val="ציטוט חזק תו"/>
+    <w:basedOn w:val="a0"/>
+    <w:link w:val="ab"/>
     <w:uiPriority w:val="30"/>
     <w:rsid w:val="00314EF0"/>
     <w:rPr>
@@ -4472,9 +4472,9 @@
       <w:color w:val="0F4761" w:themeColor="accent1" w:themeShade="BF"/>
     </w:rPr>
   </w:style>
-  <w:style w:type="character" w:styleId="IntenseReference">
+  <w:style w:type="character" w:styleId="ad">
     <w:name w:val="Intense Reference"/>
-    <w:basedOn w:val="DefaultParagraphFont"/>
+    <w:basedOn w:val="a0"/>
     <w:uiPriority w:val="32"/>
     <w:qFormat/>
     <w:rsid w:val="00314EF0"/>
@@ -4488,7 +4488,7 @@
   </w:style>
   <w:style w:type="character" w:styleId="HTMLCode">
     <w:name w:val="HTML Code"/>
-    <w:basedOn w:val="DefaultParagraphFont"/>
+    <w:basedOn w:val="a0"/>
     <w:uiPriority w:val="99"/>
     <w:semiHidden/>
     <w:unhideWhenUsed/>

--- a/Documentation.docx
+++ b/Documentation.docx
@@ -521,17 +521,20 @@
           <w:rFonts w:ascii="David" w:hAnsi="David" w:cs="David"/>
           <w:b/>
           <w:bCs/>
-        </w:rPr>
-      </w:pPr>
-    </w:p>
-    <w:p>
-      <w:pPr>
-        <w:bidi w:val="0"/>
-        <w:spacing w:after="0" w:line="360" w:lineRule="auto"/>
-        <w:rPr>
-          <w:rFonts w:ascii="David" w:hAnsi="David" w:cs="David"/>
           <w:sz w:val="28"/>
           <w:szCs w:val="28"/>
+        </w:rPr>
+      </w:pPr>
+    </w:p>
+    <w:p>
+      <w:pPr>
+        <w:bidi w:val="0"/>
+        <w:spacing w:after="0" w:line="360" w:lineRule="auto"/>
+        <w:rPr>
+          <w:rFonts w:ascii="David" w:hAnsi="David" w:cs="David"/>
+          <w:sz w:val="28"/>
+          <w:szCs w:val="28"/>
+          <w:u w:val="single"/>
         </w:rPr>
       </w:pPr>
       <w:r>
@@ -541,6 +544,7 @@
           <w:bCs/>
           <w:sz w:val="28"/>
           <w:szCs w:val="28"/>
+          <w:u w:val="single"/>
         </w:rPr>
         <w:t>Raw data:</w:t>
       </w:r>
@@ -859,6 +863,7 @@
         <w:rPr>
           <w:rFonts w:ascii="David" w:hAnsi="David" w:cs="David"/>
         </w:rPr>
+        <w:lastRenderedPageBreak/>
         <w:t>Possible value range: 0-</w:t>
       </w:r>
       <w:r>
@@ -885,7 +890,6 @@
         <w:rPr>
           <w:rFonts w:ascii="David" w:hAnsi="David" w:cs="David"/>
         </w:rPr>
-        <w:lastRenderedPageBreak/>
         <w:t>x</w:t>
       </w:r>
       <w:r>
@@ -1160,6 +1164,12 @@
         </w:rPr>
         <w:t>Units: irrelevant</w:t>
       </w:r>
+      <w:r>
+        <w:rPr>
+          <w:rFonts w:ascii="David" w:hAnsi="David" w:cs="David"/>
+        </w:rPr>
+        <w:t>.</w:t>
+      </w:r>
     </w:p>
     <w:p>
       <w:pPr>
@@ -1198,7 +1208,7 @@
         <w:rPr>
           <w:rFonts w:ascii="David" w:hAnsi="David" w:cs="David"/>
         </w:rPr>
-        <w:t xml:space="preserve">braking_pct_before_apex – the precentage of the segment of the turn that is before the apex in which the driver presses on the brake pedal </w:t>
+        <w:t>throttle – the throttle position precentage.</w:t>
       </w:r>
     </w:p>
     <w:p>
@@ -1218,19 +1228,7 @@
         <w:rPr>
           <w:rFonts w:ascii="David" w:hAnsi="David" w:cs="David"/>
         </w:rPr>
-        <w:t>Units:</w:t>
-      </w:r>
-      <w:r>
-        <w:rPr>
-          <w:rFonts w:ascii="David" w:hAnsi="David" w:cs="David"/>
-        </w:rPr>
-        <w:t xml:space="preserve"> </w:t>
-      </w:r>
-      <w:r>
-        <w:rPr>
-          <w:rFonts w:ascii="David" w:hAnsi="David" w:cs="David"/>
-        </w:rPr>
-        <w:t>precentage.</w:t>
+        <w:t>Units: irrelevant.</w:t>
       </w:r>
     </w:p>
     <w:p>
@@ -1250,7 +1248,7 @@
         <w:rPr>
           <w:rFonts w:ascii="David" w:hAnsi="David" w:cs="David"/>
         </w:rPr>
-        <w:t>Possible value range: 0-1.</w:t>
+        <w:t>Possible value range: 0-100</w:t>
       </w:r>
     </w:p>
     <w:p>
@@ -1270,7 +1268,19 @@
         <w:rPr>
           <w:rFonts w:ascii="David" w:hAnsi="David" w:cs="David"/>
         </w:rPr>
-        <w:t>trail_braking_pct – the precentage of the turn in which the driver performed “trail breaking” (a slow release of the brake pedal).</w:t>
+        <w:t>n</w:t>
+      </w:r>
+      <w:r>
+        <w:rPr>
+          <w:rFonts w:ascii="David" w:hAnsi="David" w:cs="David"/>
+        </w:rPr>
+        <w:t xml:space="preserve">_gear – </w:t>
+      </w:r>
+      <w:r>
+        <w:rPr>
+          <w:rFonts w:ascii="David" w:hAnsi="David" w:cs="David"/>
+        </w:rPr>
+        <w:t>the current gear of the car</w:t>
       </w:r>
     </w:p>
     <w:p>
@@ -1290,7 +1300,7 @@
         <w:rPr>
           <w:rFonts w:ascii="David" w:hAnsi="David" w:cs="David"/>
         </w:rPr>
-        <w:t>Units: precentage.</w:t>
+        <w:t>Units: irrelevant</w:t>
       </w:r>
     </w:p>
     <w:p>
@@ -1310,7 +1320,7 @@
         <w:rPr>
           <w:rFonts w:ascii="David" w:hAnsi="David" w:cs="David"/>
         </w:rPr>
-        <w:t>Possible value range: 0-1.</w:t>
+        <w:t>Possible value range: 0-8.</w:t>
       </w:r>
     </w:p>
     <w:p>
@@ -1330,7 +1340,19 @@
         <w:rPr>
           <w:rFonts w:ascii="David" w:hAnsi="David" w:cs="David"/>
         </w:rPr>
-        <w:t>throttle_app_pct_after_apex – the precentage of the segment of the turn that is after the apex in which the driver presses on the throttle.</w:t>
+        <w:t xml:space="preserve"> rpm</w:t>
+      </w:r>
+      <w:r>
+        <w:rPr>
+          <w:rFonts w:ascii="David" w:hAnsi="David" w:cs="David"/>
+        </w:rPr>
+        <w:t xml:space="preserve"> – </w:t>
+      </w:r>
+      <w:r>
+        <w:rPr>
+          <w:rFonts w:ascii="David" w:hAnsi="David" w:cs="David"/>
+        </w:rPr>
+        <w:t>the amount of rounds per minute the car engine is doing.</w:t>
       </w:r>
     </w:p>
     <w:p>
@@ -1350,7 +1372,19 @@
         <w:rPr>
           <w:rFonts w:ascii="David" w:hAnsi="David" w:cs="David"/>
         </w:rPr>
-        <w:t>Units: precentage.</w:t>
+        <w:t xml:space="preserve">Units: </w:t>
+      </w:r>
+      <w:r>
+        <w:rPr>
+          <w:rFonts w:ascii="David" w:hAnsi="David" w:cs="David"/>
+        </w:rPr>
+        <w:t>number of rounds</w:t>
+      </w:r>
+      <w:r>
+        <w:rPr>
+          <w:rFonts w:ascii="David" w:hAnsi="David" w:cs="David"/>
+        </w:rPr>
+        <w:t>.</w:t>
       </w:r>
     </w:p>
     <w:p>
@@ -1370,7 +1404,110 @@
         <w:rPr>
           <w:rFonts w:ascii="David" w:hAnsi="David" w:cs="David"/>
         </w:rPr>
-        <w:t>Possible value range: 0-1.</w:t>
+        <w:t xml:space="preserve">Possible value range: </w:t>
+      </w:r>
+      <w:r>
+        <w:rPr>
+          <w:rFonts w:ascii="David" w:hAnsi="David" w:cs="David"/>
+        </w:rPr>
+        <w:t>0-14000 rounds.</w:t>
+      </w:r>
+    </w:p>
+    <w:p>
+      <w:pPr>
+        <w:bidi w:val="0"/>
+        <w:spacing w:after="0" w:line="360" w:lineRule="auto"/>
+        <w:rPr>
+          <w:rFonts w:ascii="David" w:hAnsi="David" w:cs="David"/>
+          <w:sz w:val="28"/>
+          <w:szCs w:val="28"/>
+        </w:rPr>
+      </w:pPr>
+    </w:p>
+    <w:p>
+      <w:pPr>
+        <w:bidi w:val="0"/>
+        <w:spacing w:after="0" w:line="360" w:lineRule="auto"/>
+        <w:rPr>
+          <w:rFonts w:ascii="David" w:hAnsi="David" w:cs="David"/>
+          <w:b/>
+          <w:bCs/>
+          <w:sz w:val="28"/>
+          <w:szCs w:val="28"/>
+          <w:u w:val="single"/>
+          <w:rtl/>
+        </w:rPr>
+      </w:pPr>
+      <w:r>
+        <w:rPr>
+          <w:rFonts w:ascii="David" w:hAnsi="David" w:cs="David"/>
+          <w:b/>
+          <w:bCs/>
+          <w:sz w:val="28"/>
+          <w:szCs w:val="28"/>
+          <w:u w:val="single"/>
+        </w:rPr>
+        <w:t>Processed data:</w:t>
+      </w:r>
+    </w:p>
+    <w:p>
+      <w:pPr>
+        <w:bidi w:val="0"/>
+        <w:spacing w:after="0" w:line="360" w:lineRule="auto"/>
+        <w:rPr>
+          <w:rFonts w:ascii="David" w:hAnsi="David" w:cs="David"/>
+        </w:rPr>
+      </w:pPr>
+      <w:r>
+        <w:rPr>
+          <w:rFonts w:ascii="David" w:hAnsi="David" w:cs="David"/>
+          <w:b/>
+          <w:bCs/>
+        </w:rPr>
+        <w:t xml:space="preserve">The rows of the dataset: </w:t>
+      </w:r>
+      <w:r>
+        <w:rPr>
+          <w:rFonts w:ascii="David" w:hAnsi="David" w:cs="David"/>
+        </w:rPr>
+        <w:t>Each row in the dataset represents a turn that a certain driver made during his fastest lap in a certain event.</w:t>
+      </w:r>
+    </w:p>
+    <w:p>
+      <w:pPr>
+        <w:bidi w:val="0"/>
+        <w:spacing w:after="0" w:line="360" w:lineRule="auto"/>
+        <w:rPr>
+          <w:rFonts w:ascii="David" w:hAnsi="David" w:cs="David"/>
+          <w:b/>
+          <w:bCs/>
+        </w:rPr>
+      </w:pPr>
+      <w:r>
+        <w:rPr>
+          <w:rFonts w:ascii="David" w:hAnsi="David" w:cs="David"/>
+          <w:b/>
+          <w:bCs/>
+        </w:rPr>
+        <w:t>The dataset columns:</w:t>
+      </w:r>
+    </w:p>
+    <w:p>
+      <w:pPr>
+        <w:bidi w:val="0"/>
+        <w:spacing w:after="0" w:line="360" w:lineRule="auto"/>
+        <w:rPr>
+          <w:rFonts w:ascii="David" w:hAnsi="David" w:cs="David"/>
+        </w:rPr>
+      </w:pPr>
+      <w:r>
+        <w:rPr>
+          <w:rFonts w:ascii="David" w:hAnsi="David" w:cs="David"/>
+          <w:b/>
+          <w:bCs/>
+        </w:rPr>
+        <w:tab/>
+        <w:t>Indentifiers:</w:t>
       </w:r>
     </w:p>
     <w:p>
@@ -1390,7 +1527,13 @@
         <w:rPr>
           <w:rFonts w:ascii="David" w:hAnsi="David" w:cs="David"/>
         </w:rPr>
-        <w:t>coasting_pct – the precentage of the turn in which the driver didn’t press on the brake nor the throttle.</w:t>
+        <w:t>t</w:t>
+      </w:r>
+      <w:r>
+        <w:rPr>
+          <w:rFonts w:ascii="David" w:hAnsi="David" w:cs="David"/>
+        </w:rPr>
+        <w:t>rack – the name of the track</w:t>
       </w:r>
     </w:p>
     <w:p>
@@ -1410,7 +1553,7 @@
         <w:rPr>
           <w:rFonts w:ascii="David" w:hAnsi="David" w:cs="David"/>
         </w:rPr>
-        <w:t>Units: precentage.</w:t>
+        <w:t>Units: irrelevant.</w:t>
       </w:r>
     </w:p>
     <w:p>
@@ -1430,7 +1573,7 @@
         <w:rPr>
           <w:rFonts w:ascii="David" w:hAnsi="David" w:cs="David"/>
         </w:rPr>
-        <w:t>Possible value range: 0-1.</w:t>
+        <w:t>Possible value range: {Monza, Singapore, Spa, Suzuka}.</w:t>
       </w:r>
     </w:p>
     <w:p>
@@ -1450,13 +1593,49 @@
         <w:rPr>
           <w:rFonts w:ascii="David" w:hAnsi="David" w:cs="David"/>
         </w:rPr>
-        <w:t xml:space="preserve">breaking_time_pct – </w:t>
-      </w:r>
-      <w:r>
-        <w:rPr>
-          <w:rFonts w:ascii="David" w:hAnsi="David" w:cs="David"/>
-        </w:rPr>
-        <w:t>the precentage of the turn in which the driver pressed the brake pedal.</w:t>
+        <w:t>g</w:t>
+      </w:r>
+      <w:r>
+        <w:rPr>
+          <w:rFonts w:ascii="David" w:hAnsi="David" w:cs="David"/>
+        </w:rPr>
+        <w:t>lobal_</w:t>
+      </w:r>
+      <w:r>
+        <w:rPr>
+          <w:rFonts w:ascii="David" w:hAnsi="David" w:cs="David"/>
+        </w:rPr>
+        <w:t>c</w:t>
+      </w:r>
+      <w:r>
+        <w:rPr>
+          <w:rFonts w:ascii="David" w:hAnsi="David" w:cs="David"/>
+        </w:rPr>
+        <w:t>orner_</w:t>
+      </w:r>
+      <w:r>
+        <w:rPr>
+          <w:rFonts w:ascii="David" w:hAnsi="David" w:cs="David"/>
+        </w:rPr>
+        <w:t>id</w:t>
+      </w:r>
+      <w:r>
+        <w:rPr>
+          <w:rFonts w:ascii="David" w:hAnsi="David" w:cs="David"/>
+        </w:rPr>
+        <w:t xml:space="preserve"> – a unique identifier given to every corner </w:t>
+      </w:r>
+      <w:r>
+        <w:rPr>
+          <w:rFonts w:ascii="David" w:hAnsi="David" w:cs="David"/>
+        </w:rPr>
+        <w:t xml:space="preserve">during </w:t>
+      </w:r>
+      <w:r>
+        <w:rPr>
+          <w:rFonts w:ascii="David" w:hAnsi="David" w:cs="David"/>
+        </w:rPr>
+        <w:t>the corner detection process.</w:t>
       </w:r>
     </w:p>
     <w:p>
@@ -1476,7 +1655,7 @@
         <w:rPr>
           <w:rFonts w:ascii="David" w:hAnsi="David" w:cs="David"/>
         </w:rPr>
-        <w:t>Units: precentage.</w:t>
+        <w:t>Units: ireelevant.</w:t>
       </w:r>
     </w:p>
     <w:p>
@@ -1496,7 +1675,13 @@
         <w:rPr>
           <w:rFonts w:ascii="David" w:hAnsi="David" w:cs="David"/>
         </w:rPr>
-        <w:t>Possible value range: 0-1.</w:t>
+        <w:t>Possible value range: {101-110, 201-216, 301-316, 401-416}</w:t>
+      </w:r>
+      <w:r>
+        <w:rPr>
+          <w:rFonts w:ascii="David" w:hAnsi="David" w:cs="David"/>
+        </w:rPr>
+        <w:t>.</w:t>
       </w:r>
     </w:p>
     <w:p>
@@ -1516,7 +1701,13 @@
         <w:rPr>
           <w:rFonts w:ascii="David" w:hAnsi="David" w:cs="David"/>
         </w:rPr>
-        <w:t>min_gear – the minimal gear that the car was on during the turn.</w:t>
+        <w:t xml:space="preserve">driver_number – </w:t>
+      </w:r>
+      <w:r>
+        <w:rPr>
+          <w:rFonts w:ascii="David" w:hAnsi="David" w:cs="David"/>
+        </w:rPr>
+        <w:t>a unique identifier given to every F1 driver.</w:t>
       </w:r>
     </w:p>
     <w:p>
@@ -1536,7 +1727,7 @@
         <w:rPr>
           <w:rFonts w:ascii="David" w:hAnsi="David" w:cs="David"/>
         </w:rPr>
-        <w:t>Units: irrelevant</w:t>
+        <w:t>Units: ireelevant.</w:t>
       </w:r>
     </w:p>
     <w:p>
@@ -1556,7 +1747,289 @@
         <w:rPr>
           <w:rFonts w:ascii="David" w:hAnsi="David" w:cs="David"/>
         </w:rPr>
-        <w:t>Possible value range: 0-8.</w:t>
+        <w:t xml:space="preserve">Possible value range: </w:t>
+      </w:r>
+      <w:r>
+        <w:rPr>
+          <w:rFonts w:ascii="David" w:hAnsi="David" w:cs="David"/>
+        </w:rPr>
+        <w:t>{</w:t>
+      </w:r>
+      <w:r>
+        <w:rPr>
+          <w:rFonts w:ascii="David" w:hAnsi="David" w:cs="David"/>
+        </w:rPr>
+        <w:t>1</w:t>
+      </w:r>
+      <w:r>
+        <w:rPr>
+          <w:rFonts w:ascii="David" w:hAnsi="David" w:cs="David"/>
+        </w:rPr>
+        <w:t xml:space="preserve">, </w:t>
+      </w:r>
+      <w:r>
+        <w:rPr>
+          <w:rFonts w:ascii="David" w:hAnsi="David" w:cs="David"/>
+        </w:rPr>
+        <w:t>2</w:t>
+      </w:r>
+      <w:r>
+        <w:rPr>
+          <w:rFonts w:ascii="David" w:hAnsi="David" w:cs="David"/>
+        </w:rPr>
+        <w:t>,</w:t>
+      </w:r>
+      <w:r>
+        <w:rPr>
+          <w:rFonts w:ascii="David" w:hAnsi="David" w:cs="David"/>
+        </w:rPr>
+        <w:t xml:space="preserve"> 3,</w:t>
+      </w:r>
+      <w:r>
+        <w:rPr>
+          <w:rFonts w:ascii="David" w:hAnsi="David" w:cs="David"/>
+        </w:rPr>
+        <w:t xml:space="preserve"> </w:t>
+      </w:r>
+      <w:r>
+        <w:rPr>
+          <w:rFonts w:ascii="David" w:hAnsi="David" w:cs="David"/>
+        </w:rPr>
+        <w:t>4</w:t>
+      </w:r>
+      <w:r>
+        <w:rPr>
+          <w:rFonts w:ascii="David" w:hAnsi="David" w:cs="David"/>
+        </w:rPr>
+        <w:t xml:space="preserve">, </w:t>
+      </w:r>
+      <w:r>
+        <w:rPr>
+          <w:rFonts w:ascii="David" w:hAnsi="David" w:cs="David"/>
+        </w:rPr>
+        <w:t>10</w:t>
+      </w:r>
+      <w:r>
+        <w:rPr>
+          <w:rFonts w:ascii="David" w:hAnsi="David" w:cs="David"/>
+        </w:rPr>
+        <w:t xml:space="preserve">, </w:t>
+      </w:r>
+      <w:r>
+        <w:rPr>
+          <w:rFonts w:ascii="David" w:hAnsi="David" w:cs="David"/>
+        </w:rPr>
+        <w:t>11</w:t>
+      </w:r>
+      <w:r>
+        <w:rPr>
+          <w:rFonts w:ascii="David" w:hAnsi="David" w:cs="David"/>
+        </w:rPr>
+        <w:t xml:space="preserve">, </w:t>
+      </w:r>
+      <w:r>
+        <w:rPr>
+          <w:rFonts w:ascii="David" w:hAnsi="David" w:cs="David"/>
+        </w:rPr>
+        <w:t>14</w:t>
+      </w:r>
+      <w:r>
+        <w:rPr>
+          <w:rFonts w:ascii="David" w:hAnsi="David" w:cs="David"/>
+        </w:rPr>
+        <w:t xml:space="preserve">, </w:t>
+      </w:r>
+      <w:r>
+        <w:rPr>
+          <w:rFonts w:ascii="David" w:hAnsi="David" w:cs="David"/>
+        </w:rPr>
+        <w:t>16</w:t>
+      </w:r>
+      <w:r>
+        <w:rPr>
+          <w:rFonts w:ascii="David" w:hAnsi="David" w:cs="David"/>
+        </w:rPr>
+        <w:t xml:space="preserve">, </w:t>
+      </w:r>
+      <w:r>
+        <w:rPr>
+          <w:rFonts w:ascii="David" w:hAnsi="David" w:cs="David"/>
+        </w:rPr>
+        <w:t>18</w:t>
+      </w:r>
+      <w:r>
+        <w:rPr>
+          <w:rFonts w:ascii="David" w:hAnsi="David" w:cs="David"/>
+        </w:rPr>
+        <w:t xml:space="preserve">, </w:t>
+      </w:r>
+      <w:r>
+        <w:rPr>
+          <w:rFonts w:ascii="David" w:hAnsi="David" w:cs="David"/>
+        </w:rPr>
+        <w:t>20</w:t>
+      </w:r>
+      <w:r>
+        <w:rPr>
+          <w:rFonts w:ascii="David" w:hAnsi="David" w:cs="David"/>
+        </w:rPr>
+        <w:t xml:space="preserve">, </w:t>
+      </w:r>
+      <w:r>
+        <w:rPr>
+          <w:rFonts w:ascii="David" w:hAnsi="David" w:cs="David"/>
+        </w:rPr>
+        <w:t>22</w:t>
+      </w:r>
+      <w:r>
+        <w:rPr>
+          <w:rFonts w:ascii="David" w:hAnsi="David" w:cs="David"/>
+        </w:rPr>
+        <w:t xml:space="preserve">, </w:t>
+      </w:r>
+      <w:r>
+        <w:rPr>
+          <w:rFonts w:ascii="David" w:hAnsi="David" w:cs="David"/>
+        </w:rPr>
+        <w:t>23</w:t>
+      </w:r>
+      <w:r>
+        <w:rPr>
+          <w:rFonts w:ascii="David" w:hAnsi="David" w:cs="David"/>
+        </w:rPr>
+        <w:t xml:space="preserve">, </w:t>
+      </w:r>
+      <w:r>
+        <w:rPr>
+          <w:rFonts w:ascii="David" w:hAnsi="David" w:cs="David"/>
+        </w:rPr>
+        <w:t>24</w:t>
+      </w:r>
+      <w:r>
+        <w:rPr>
+          <w:rFonts w:ascii="David" w:hAnsi="David" w:cs="David"/>
+        </w:rPr>
+        <w:t xml:space="preserve">, </w:t>
+      </w:r>
+      <w:r>
+        <w:rPr>
+          <w:rFonts w:ascii="David" w:hAnsi="David" w:cs="David"/>
+        </w:rPr>
+        <w:t>27</w:t>
+      </w:r>
+      <w:r>
+        <w:rPr>
+          <w:rFonts w:ascii="David" w:hAnsi="David" w:cs="David"/>
+        </w:rPr>
+        <w:t xml:space="preserve">, </w:t>
+      </w:r>
+      <w:r>
+        <w:rPr>
+          <w:rFonts w:ascii="David" w:hAnsi="David" w:cs="David"/>
+        </w:rPr>
+        <w:t>31</w:t>
+      </w:r>
+      <w:r>
+        <w:rPr>
+          <w:rFonts w:ascii="David" w:hAnsi="David" w:cs="David"/>
+        </w:rPr>
+        <w:t xml:space="preserve">, </w:t>
+      </w:r>
+      <w:r>
+        <w:rPr>
+          <w:rFonts w:ascii="David" w:hAnsi="David" w:cs="David"/>
+        </w:rPr>
+        <w:t>40</w:t>
+      </w:r>
+      <w:r>
+        <w:rPr>
+          <w:rFonts w:ascii="David" w:hAnsi="David" w:cs="David"/>
+        </w:rPr>
+        <w:t xml:space="preserve">, </w:t>
+      </w:r>
+      <w:r>
+        <w:rPr>
+          <w:rFonts w:ascii="David" w:hAnsi="David" w:cs="David"/>
+        </w:rPr>
+        <w:t>44</w:t>
+      </w:r>
+      <w:r>
+        <w:rPr>
+          <w:rFonts w:ascii="David" w:hAnsi="David" w:cs="David"/>
+        </w:rPr>
+        <w:t xml:space="preserve">, </w:t>
+      </w:r>
+      <w:r>
+        <w:rPr>
+          <w:rFonts w:ascii="David" w:hAnsi="David" w:cs="David"/>
+        </w:rPr>
+        <w:t>55</w:t>
+      </w:r>
+      <w:r>
+        <w:rPr>
+          <w:rFonts w:ascii="David" w:hAnsi="David" w:cs="David"/>
+        </w:rPr>
+        <w:t xml:space="preserve">, </w:t>
+      </w:r>
+      <w:r>
+        <w:rPr>
+          <w:rFonts w:ascii="David" w:hAnsi="David" w:cs="David"/>
+        </w:rPr>
+        <w:t>63</w:t>
+      </w:r>
+      <w:r>
+        <w:rPr>
+          <w:rFonts w:ascii="David" w:hAnsi="David" w:cs="David"/>
+        </w:rPr>
+        <w:t xml:space="preserve">, </w:t>
+      </w:r>
+      <w:r>
+        <w:rPr>
+          <w:rFonts w:ascii="David" w:hAnsi="David" w:cs="David"/>
+        </w:rPr>
+        <w:t>77</w:t>
+      </w:r>
+      <w:r>
+        <w:rPr>
+          <w:rFonts w:ascii="David" w:hAnsi="David" w:cs="David"/>
+        </w:rPr>
+        <w:t xml:space="preserve">, </w:t>
+      </w:r>
+      <w:r>
+        <w:rPr>
+          <w:rFonts w:ascii="David" w:hAnsi="David" w:cs="David"/>
+        </w:rPr>
+        <w:t>81</w:t>
+      </w:r>
+      <w:r>
+        <w:rPr>
+          <w:rFonts w:ascii="David" w:hAnsi="David" w:cs="David"/>
+        </w:rPr>
+        <w:t>}</w:t>
+      </w:r>
+      <w:r>
+        <w:rPr>
+          <w:rFonts w:ascii="David" w:hAnsi="David" w:cs="David"/>
+        </w:rPr>
+        <w:t>.</w:t>
+      </w:r>
+    </w:p>
+    <w:p>
+      <w:pPr>
+        <w:bidi w:val="0"/>
+        <w:spacing w:after="0" w:line="360" w:lineRule="auto"/>
+        <w:ind w:left="720"/>
+        <w:rPr>
+          <w:rFonts w:ascii="David" w:hAnsi="David" w:cs="David"/>
+        </w:rPr>
+      </w:pPr>
+      <w:r>
+        <w:rPr>
+          <w:rFonts w:ascii="David" w:hAnsi="David" w:cs="David"/>
+          <w:b/>
+          <w:bCs/>
+        </w:rPr>
+        <w:t>Features:</w:t>
       </w:r>
     </w:p>
     <w:p>
@@ -1576,38 +2049,7 @@
         <w:rPr>
           <w:rFonts w:ascii="David" w:hAnsi="David" w:cs="David"/>
         </w:rPr>
-        <w:t>avg_throttle – The average percentage the throttle</w:t>
-      </w:r>
-      <w:r>
-        <w:rPr>
-          <w:rFonts w:ascii="David" w:hAnsi="David" w:cs="David" w:hint="cs"/>
-          <w:rtl/>
-        </w:rPr>
-        <w:t xml:space="preserve"> </w:t>
-      </w:r>
-      <w:r>
-        <w:rPr>
-          <w:rFonts w:ascii="David" w:hAnsi="David" w:cs="David"/>
-        </w:rPr>
-        <w:t>pedal</w:t>
-      </w:r>
-      <w:r>
-        <w:rPr>
-          <w:rFonts w:ascii="David" w:hAnsi="David" w:cs="David"/>
-        </w:rPr>
-        <w:t xml:space="preserve"> is pressed during the </w:t>
-      </w:r>
-      <w:r>
-        <w:rPr>
-          <w:rFonts w:ascii="David" w:hAnsi="David" w:cs="David"/>
-        </w:rPr>
-        <w:t>turn</w:t>
-      </w:r>
-      <w:r>
-        <w:rPr>
-          <w:rFonts w:ascii="David" w:hAnsi="David" w:cs="David"/>
-        </w:rPr>
-        <w:t>.</w:t>
+        <w:t>entry_speed – the speed of the car in the start of the turn.</w:t>
       </w:r>
     </w:p>
     <w:p>
@@ -1627,7 +2069,7 @@
         <w:rPr>
           <w:rFonts w:ascii="David" w:hAnsi="David" w:cs="David"/>
         </w:rPr>
-        <w:t>Units: precentage.</w:t>
+        <w:t>Units: km/h</w:t>
       </w:r>
     </w:p>
     <w:p>
@@ -1647,7 +2089,8 @@
         <w:rPr>
           <w:rFonts w:ascii="David" w:hAnsi="David" w:cs="David"/>
         </w:rPr>
-        <w:t>Possible value range: 0-100.</w:t>
+        <w:lastRenderedPageBreak/>
+        <w:t>Possible value range: 0-400 km/h</w:t>
       </w:r>
     </w:p>
     <w:p>
@@ -1667,7 +2110,7 @@
         <w:rPr>
           <w:rFonts w:ascii="David" w:hAnsi="David" w:cs="David"/>
         </w:rPr>
-        <w:t>avg_speed – The average speed of the car during the turn.</w:t>
+        <w:t>apex_speed – the minimal speed of the car during the turn.</w:t>
       </w:r>
     </w:p>
     <w:p>
@@ -1707,120 +2150,7 @@
         <w:rPr>
           <w:rFonts w:ascii="David" w:hAnsi="David" w:cs="David"/>
         </w:rPr>
-        <w:t>Possible value range – 0-400 km/h.</w:t>
-      </w:r>
-    </w:p>
-    <w:p>
-      <w:pPr>
-        <w:bidi w:val="0"/>
-        <w:spacing w:after="0" w:line="360" w:lineRule="auto"/>
-        <w:rPr>
-          <w:rFonts w:ascii="David" w:hAnsi="David" w:cs="David"/>
-        </w:rPr>
-      </w:pPr>
-    </w:p>
-    <w:p>
-      <w:pPr>
-        <w:bidi w:val="0"/>
-        <w:spacing w:after="0" w:line="360" w:lineRule="auto"/>
-        <w:rPr>
-          <w:rFonts w:ascii="David" w:hAnsi="David" w:cs="David"/>
-        </w:rPr>
-      </w:pPr>
-    </w:p>
-    <w:p>
-      <w:pPr>
-        <w:bidi w:val="0"/>
-        <w:spacing w:after="0" w:line="360" w:lineRule="auto"/>
-        <w:rPr>
-          <w:rFonts w:ascii="David" w:hAnsi="David" w:cs="David"/>
-          <w:b/>
-          <w:bCs/>
-          <w:sz w:val="28"/>
-          <w:szCs w:val="28"/>
-        </w:rPr>
-      </w:pPr>
-      <w:r>
-        <w:rPr>
-          <w:rFonts w:ascii="David" w:hAnsi="David" w:cs="David"/>
-          <w:b/>
-          <w:bCs/>
-          <w:sz w:val="28"/>
-          <w:szCs w:val="28"/>
-        </w:rPr>
-        <w:t>Processed data:</w:t>
-      </w:r>
-    </w:p>
-    <w:p>
-      <w:pPr>
-        <w:bidi w:val="0"/>
-        <w:spacing w:after="0" w:line="360" w:lineRule="auto"/>
-        <w:rPr>
-          <w:rFonts w:ascii="David" w:hAnsi="David" w:cs="David"/>
-          <w:b/>
-          <w:bCs/>
-          <w:rtl/>
-        </w:rPr>
-      </w:pPr>
-    </w:p>
-    <w:p>
-      <w:pPr>
-        <w:bidi w:val="0"/>
-        <w:spacing w:after="0" w:line="360" w:lineRule="auto"/>
-        <w:rPr>
-          <w:rFonts w:ascii="David" w:hAnsi="David" w:cs="David"/>
-        </w:rPr>
-      </w:pPr>
-      <w:r>
-        <w:rPr>
-          <w:rFonts w:ascii="David" w:hAnsi="David" w:cs="David"/>
-          <w:b/>
-          <w:bCs/>
-        </w:rPr>
-        <w:t xml:space="preserve">The rows of the dataset: </w:t>
-      </w:r>
-      <w:r>
-        <w:rPr>
-          <w:rFonts w:ascii="David" w:hAnsi="David" w:cs="David"/>
-        </w:rPr>
-        <w:t>Each row in the dataset represents a turn that a certain driver made during his fastest lap in a certain event.</w:t>
-      </w:r>
-    </w:p>
-    <w:p>
-      <w:pPr>
-        <w:bidi w:val="0"/>
-        <w:spacing w:after="0" w:line="360" w:lineRule="auto"/>
-        <w:rPr>
-          <w:rFonts w:ascii="David" w:hAnsi="David" w:cs="David"/>
-          <w:b/>
-          <w:bCs/>
-        </w:rPr>
-      </w:pPr>
-      <w:r>
-        <w:rPr>
-          <w:rFonts w:ascii="David" w:hAnsi="David" w:cs="David"/>
-          <w:b/>
-          <w:bCs/>
-        </w:rPr>
-        <w:t>The dataset columns:</w:t>
-      </w:r>
-    </w:p>
-    <w:p>
-      <w:pPr>
-        <w:bidi w:val="0"/>
-        <w:spacing w:after="0" w:line="360" w:lineRule="auto"/>
-        <w:rPr>
-          <w:rFonts w:ascii="David" w:hAnsi="David" w:cs="David"/>
-        </w:rPr>
-      </w:pPr>
-      <w:r>
-        <w:rPr>
-          <w:rFonts w:ascii="David" w:hAnsi="David" w:cs="David"/>
-          <w:b/>
-          <w:bCs/>
-        </w:rPr>
-        <w:tab/>
-        <w:t>Indentifiers:</w:t>
+        <w:t>Possible value range: 0-400 km/h</w:t>
       </w:r>
     </w:p>
     <w:p>
@@ -1840,13 +2170,19 @@
         <w:rPr>
           <w:rFonts w:ascii="David" w:hAnsi="David" w:cs="David"/>
         </w:rPr>
-        <w:t>t</w:t>
-      </w:r>
-      <w:r>
-        <w:rPr>
-          <w:rFonts w:ascii="David" w:hAnsi="David" w:cs="David"/>
-        </w:rPr>
-        <w:t>rack – the name of the track</w:t>
+        <w:t xml:space="preserve">exit_speed – the speed of the car </w:t>
+      </w:r>
+      <w:r>
+        <w:rPr>
+          <w:rFonts w:ascii="David" w:hAnsi="David" w:cs="David"/>
+        </w:rPr>
+        <w:t>in</w:t>
+      </w:r>
+      <w:r>
+        <w:rPr>
+          <w:rFonts w:ascii="David" w:hAnsi="David" w:cs="David"/>
+        </w:rPr>
+        <w:t xml:space="preserve"> the end of the turn.</w:t>
       </w:r>
     </w:p>
     <w:p>
@@ -1866,7 +2202,7 @@
         <w:rPr>
           <w:rFonts w:ascii="David" w:hAnsi="David" w:cs="David"/>
         </w:rPr>
-        <w:t>Units: irrelevant.</w:t>
+        <w:t>Units: km/h</w:t>
       </w:r>
     </w:p>
     <w:p>
@@ -1886,7 +2222,7 @@
         <w:rPr>
           <w:rFonts w:ascii="David" w:hAnsi="David" w:cs="David"/>
         </w:rPr>
-        <w:t>Possible value range: {Monza, Singapore, Spa, Suzuka}.</w:t>
+        <w:t>Possible value range: 0-400 km/h</w:t>
       </w:r>
     </w:p>
     <w:p>
@@ -1906,49 +2242,7 @@
         <w:rPr>
           <w:rFonts w:ascii="David" w:hAnsi="David" w:cs="David"/>
         </w:rPr>
-        <w:t>g</w:t>
-      </w:r>
-      <w:r>
-        <w:rPr>
-          <w:rFonts w:ascii="David" w:hAnsi="David" w:cs="David"/>
-        </w:rPr>
-        <w:t>lobal_</w:t>
-      </w:r>
-      <w:r>
-        <w:rPr>
-          <w:rFonts w:ascii="David" w:hAnsi="David" w:cs="David"/>
-        </w:rPr>
-        <w:t>c</w:t>
-      </w:r>
-      <w:r>
-        <w:rPr>
-          <w:rFonts w:ascii="David" w:hAnsi="David" w:cs="David"/>
-        </w:rPr>
-        <w:t>orner_</w:t>
-      </w:r>
-      <w:r>
-        <w:rPr>
-          <w:rFonts w:ascii="David" w:hAnsi="David" w:cs="David"/>
-        </w:rPr>
-        <w:t>id</w:t>
-      </w:r>
-      <w:r>
-        <w:rPr>
-          <w:rFonts w:ascii="David" w:hAnsi="David" w:cs="David"/>
-        </w:rPr>
-        <w:t xml:space="preserve"> – a unique identifier given to every corner </w:t>
-      </w:r>
-      <w:r>
-        <w:rPr>
-          <w:rFonts w:ascii="David" w:hAnsi="David" w:cs="David"/>
-        </w:rPr>
-        <w:t xml:space="preserve">during </w:t>
-      </w:r>
-      <w:r>
-        <w:rPr>
-          <w:rFonts w:ascii="David" w:hAnsi="David" w:cs="David"/>
-        </w:rPr>
-        <w:t>the corner detection process.</w:t>
+        <w:t>speed_drop – the difference between “entry_speed” to “apex_speed”.</w:t>
       </w:r>
     </w:p>
     <w:p>
@@ -1968,7 +2262,7 @@
         <w:rPr>
           <w:rFonts w:ascii="David" w:hAnsi="David" w:cs="David"/>
         </w:rPr>
-        <w:t>Units: ireelevant.</w:t>
+        <w:t>Units: km/h</w:t>
       </w:r>
     </w:p>
     <w:p>
@@ -1988,7 +2282,7 @@
         <w:rPr>
           <w:rFonts w:ascii="David" w:hAnsi="David" w:cs="David"/>
         </w:rPr>
-        <w:t>Possible value range: {101-110, 201-216, 301-316, 401-416}</w:t>
+        <w:t>Possible value range: 0-400 km/h</w:t>
       </w:r>
       <w:r>
         <w:rPr>
@@ -2014,13 +2308,7 @@
         <w:rPr>
           <w:rFonts w:ascii="David" w:hAnsi="David" w:cs="David"/>
         </w:rPr>
-        <w:t xml:space="preserve">driver_number – </w:t>
-      </w:r>
-      <w:r>
-        <w:rPr>
-          <w:rFonts w:ascii="David" w:hAnsi="David" w:cs="David"/>
-        </w:rPr>
-        <w:t>a unique identifier given to every F1 driver.</w:t>
+        <w:t xml:space="preserve">braking_pct_before_apex – the precentage of the segment of the turn that is before the apex in which the driver presses on the brake pedal </w:t>
       </w:r>
     </w:p>
     <w:p>
@@ -2040,7 +2328,25 @@
         <w:rPr>
           <w:rFonts w:ascii="David" w:hAnsi="David" w:cs="David"/>
         </w:rPr>
-        <w:t>Units: ireelevant.</w:t>
+        <w:t>Units:</w:t>
+      </w:r>
+      <w:r>
+        <w:rPr>
+          <w:rFonts w:ascii="David" w:hAnsi="David" w:cs="David"/>
+        </w:rPr>
+        <w:t xml:space="preserve"> </w:t>
+      </w:r>
+      <w:r>
+        <w:rPr>
+          <w:rFonts w:ascii="David" w:hAnsi="David" w:cs="David"/>
+        </w:rPr>
+        <w:t>precentage</w:t>
+      </w:r>
+      <w:r>
+        <w:rPr>
+          <w:rFonts w:ascii="David" w:hAnsi="David" w:cs="David"/>
+        </w:rPr>
+        <w:t>.</w:t>
       </w:r>
     </w:p>
     <w:p>
@@ -2060,289 +2366,7 @@
         <w:rPr>
           <w:rFonts w:ascii="David" w:hAnsi="David" w:cs="David"/>
         </w:rPr>
-        <w:t xml:space="preserve">Possible value range: </w:t>
-      </w:r>
-      <w:r>
-        <w:rPr>
-          <w:rFonts w:ascii="David" w:hAnsi="David" w:cs="David"/>
-        </w:rPr>
-        <w:t>{</w:t>
-      </w:r>
-      <w:r>
-        <w:rPr>
-          <w:rFonts w:ascii="David" w:hAnsi="David" w:cs="David"/>
-        </w:rPr>
-        <w:t>1</w:t>
-      </w:r>
-      <w:r>
-        <w:rPr>
-          <w:rFonts w:ascii="David" w:hAnsi="David" w:cs="David"/>
-        </w:rPr>
-        <w:t xml:space="preserve">, </w:t>
-      </w:r>
-      <w:r>
-        <w:rPr>
-          <w:rFonts w:ascii="David" w:hAnsi="David" w:cs="David"/>
-        </w:rPr>
-        <w:t>2</w:t>
-      </w:r>
-      <w:r>
-        <w:rPr>
-          <w:rFonts w:ascii="David" w:hAnsi="David" w:cs="David"/>
-        </w:rPr>
-        <w:t>,</w:t>
-      </w:r>
-      <w:r>
-        <w:rPr>
-          <w:rFonts w:ascii="David" w:hAnsi="David" w:cs="David"/>
-        </w:rPr>
-        <w:t xml:space="preserve"> 3,</w:t>
-      </w:r>
-      <w:r>
-        <w:rPr>
-          <w:rFonts w:ascii="David" w:hAnsi="David" w:cs="David"/>
-        </w:rPr>
-        <w:t xml:space="preserve"> </w:t>
-      </w:r>
-      <w:r>
-        <w:rPr>
-          <w:rFonts w:ascii="David" w:hAnsi="David" w:cs="David"/>
-        </w:rPr>
-        <w:t>4</w:t>
-      </w:r>
-      <w:r>
-        <w:rPr>
-          <w:rFonts w:ascii="David" w:hAnsi="David" w:cs="David"/>
-        </w:rPr>
-        <w:t xml:space="preserve">, </w:t>
-      </w:r>
-      <w:r>
-        <w:rPr>
-          <w:rFonts w:ascii="David" w:hAnsi="David" w:cs="David"/>
-        </w:rPr>
-        <w:t>10</w:t>
-      </w:r>
-      <w:r>
-        <w:rPr>
-          <w:rFonts w:ascii="David" w:hAnsi="David" w:cs="David"/>
-        </w:rPr>
-        <w:t xml:space="preserve">, </w:t>
-      </w:r>
-      <w:r>
-        <w:rPr>
-          <w:rFonts w:ascii="David" w:hAnsi="David" w:cs="David"/>
-        </w:rPr>
-        <w:t>11</w:t>
-      </w:r>
-      <w:r>
-        <w:rPr>
-          <w:rFonts w:ascii="David" w:hAnsi="David" w:cs="David"/>
-        </w:rPr>
-        <w:t xml:space="preserve">, </w:t>
-      </w:r>
-      <w:r>
-        <w:rPr>
-          <w:rFonts w:ascii="David" w:hAnsi="David" w:cs="David"/>
-        </w:rPr>
-        <w:t>14</w:t>
-      </w:r>
-      <w:r>
-        <w:rPr>
-          <w:rFonts w:ascii="David" w:hAnsi="David" w:cs="David"/>
-        </w:rPr>
-        <w:t xml:space="preserve">, </w:t>
-      </w:r>
-      <w:r>
-        <w:rPr>
-          <w:rFonts w:ascii="David" w:hAnsi="David" w:cs="David"/>
-        </w:rPr>
-        <w:t>16</w:t>
-      </w:r>
-      <w:r>
-        <w:rPr>
-          <w:rFonts w:ascii="David" w:hAnsi="David" w:cs="David"/>
-        </w:rPr>
-        <w:t xml:space="preserve">, </w:t>
-      </w:r>
-      <w:r>
-        <w:rPr>
-          <w:rFonts w:ascii="David" w:hAnsi="David" w:cs="David"/>
-        </w:rPr>
-        <w:t>18</w:t>
-      </w:r>
-      <w:r>
-        <w:rPr>
-          <w:rFonts w:ascii="David" w:hAnsi="David" w:cs="David"/>
-        </w:rPr>
-        <w:t xml:space="preserve">, </w:t>
-      </w:r>
-      <w:r>
-        <w:rPr>
-          <w:rFonts w:ascii="David" w:hAnsi="David" w:cs="David"/>
-        </w:rPr>
-        <w:t>20</w:t>
-      </w:r>
-      <w:r>
-        <w:rPr>
-          <w:rFonts w:ascii="David" w:hAnsi="David" w:cs="David"/>
-        </w:rPr>
-        <w:t xml:space="preserve">, </w:t>
-      </w:r>
-      <w:r>
-        <w:rPr>
-          <w:rFonts w:ascii="David" w:hAnsi="David" w:cs="David"/>
-        </w:rPr>
-        <w:t>22</w:t>
-      </w:r>
-      <w:r>
-        <w:rPr>
-          <w:rFonts w:ascii="David" w:hAnsi="David" w:cs="David"/>
-        </w:rPr>
-        <w:t xml:space="preserve">, </w:t>
-      </w:r>
-      <w:r>
-        <w:rPr>
-          <w:rFonts w:ascii="David" w:hAnsi="David" w:cs="David"/>
-        </w:rPr>
-        <w:t>23</w:t>
-      </w:r>
-      <w:r>
-        <w:rPr>
-          <w:rFonts w:ascii="David" w:hAnsi="David" w:cs="David"/>
-        </w:rPr>
-        <w:t xml:space="preserve">, </w:t>
-      </w:r>
-      <w:r>
-        <w:rPr>
-          <w:rFonts w:ascii="David" w:hAnsi="David" w:cs="David"/>
-        </w:rPr>
-        <w:t>24</w:t>
-      </w:r>
-      <w:r>
-        <w:rPr>
-          <w:rFonts w:ascii="David" w:hAnsi="David" w:cs="David"/>
-        </w:rPr>
-        <w:t xml:space="preserve">, </w:t>
-      </w:r>
-      <w:r>
-        <w:rPr>
-          <w:rFonts w:ascii="David" w:hAnsi="David" w:cs="David"/>
-        </w:rPr>
-        <w:t>27</w:t>
-      </w:r>
-      <w:r>
-        <w:rPr>
-          <w:rFonts w:ascii="David" w:hAnsi="David" w:cs="David"/>
-        </w:rPr>
-        <w:t xml:space="preserve">, </w:t>
-      </w:r>
-      <w:r>
-        <w:rPr>
-          <w:rFonts w:ascii="David" w:hAnsi="David" w:cs="David"/>
-        </w:rPr>
-        <w:t>31</w:t>
-      </w:r>
-      <w:r>
-        <w:rPr>
-          <w:rFonts w:ascii="David" w:hAnsi="David" w:cs="David"/>
-        </w:rPr>
-        <w:t xml:space="preserve">, </w:t>
-      </w:r>
-      <w:r>
-        <w:rPr>
-          <w:rFonts w:ascii="David" w:hAnsi="David" w:cs="David"/>
-        </w:rPr>
-        <w:t>40</w:t>
-      </w:r>
-      <w:r>
-        <w:rPr>
-          <w:rFonts w:ascii="David" w:hAnsi="David" w:cs="David"/>
-        </w:rPr>
-        <w:t xml:space="preserve">, </w:t>
-      </w:r>
-      <w:r>
-        <w:rPr>
-          <w:rFonts w:ascii="David" w:hAnsi="David" w:cs="David"/>
-        </w:rPr>
-        <w:t>44</w:t>
-      </w:r>
-      <w:r>
-        <w:rPr>
-          <w:rFonts w:ascii="David" w:hAnsi="David" w:cs="David"/>
-        </w:rPr>
-        <w:t xml:space="preserve">, </w:t>
-      </w:r>
-      <w:r>
-        <w:rPr>
-          <w:rFonts w:ascii="David" w:hAnsi="David" w:cs="David"/>
-        </w:rPr>
-        <w:t>55</w:t>
-      </w:r>
-      <w:r>
-        <w:rPr>
-          <w:rFonts w:ascii="David" w:hAnsi="David" w:cs="David"/>
-        </w:rPr>
-        <w:t xml:space="preserve">, </w:t>
-      </w:r>
-      <w:r>
-        <w:rPr>
-          <w:rFonts w:ascii="David" w:hAnsi="David" w:cs="David"/>
-        </w:rPr>
-        <w:t>63</w:t>
-      </w:r>
-      <w:r>
-        <w:rPr>
-          <w:rFonts w:ascii="David" w:hAnsi="David" w:cs="David"/>
-        </w:rPr>
-        <w:t xml:space="preserve">, </w:t>
-      </w:r>
-      <w:r>
-        <w:rPr>
-          <w:rFonts w:ascii="David" w:hAnsi="David" w:cs="David"/>
-        </w:rPr>
-        <w:t>77</w:t>
-      </w:r>
-      <w:r>
-        <w:rPr>
-          <w:rFonts w:ascii="David" w:hAnsi="David" w:cs="David"/>
-        </w:rPr>
-        <w:t xml:space="preserve">, </w:t>
-      </w:r>
-      <w:r>
-        <w:rPr>
-          <w:rFonts w:ascii="David" w:hAnsi="David" w:cs="David"/>
-        </w:rPr>
-        <w:t>81</w:t>
-      </w:r>
-      <w:r>
-        <w:rPr>
-          <w:rFonts w:ascii="David" w:hAnsi="David" w:cs="David"/>
-        </w:rPr>
-        <w:t>}</w:t>
-      </w:r>
-      <w:r>
-        <w:rPr>
-          <w:rFonts w:ascii="David" w:hAnsi="David" w:cs="David"/>
-        </w:rPr>
-        <w:t>.</w:t>
-      </w:r>
-    </w:p>
-    <w:p>
-      <w:pPr>
-        <w:bidi w:val="0"/>
-        <w:spacing w:after="0" w:line="360" w:lineRule="auto"/>
-        <w:ind w:left="720"/>
-        <w:rPr>
-          <w:rFonts w:ascii="David" w:hAnsi="David" w:cs="David"/>
-        </w:rPr>
-      </w:pPr>
-      <w:r>
-        <w:rPr>
-          <w:rFonts w:ascii="David" w:hAnsi="David" w:cs="David"/>
-          <w:b/>
-          <w:bCs/>
-        </w:rPr>
-        <w:t>Features:</w:t>
+        <w:t>Possible value range: 0-1.</w:t>
       </w:r>
     </w:p>
     <w:p>
@@ -2362,7 +2386,13 @@
         <w:rPr>
           <w:rFonts w:ascii="David" w:hAnsi="David" w:cs="David"/>
         </w:rPr>
-        <w:t>entry_speed – the speed of the car in the start of the turn.</w:t>
+        <w:t>trail_braking_pct</w:t>
+      </w:r>
+      <w:r>
+        <w:rPr>
+          <w:rFonts w:ascii="David" w:hAnsi="David" w:cs="David"/>
+        </w:rPr>
+        <w:t xml:space="preserve"> – the precentage of the turn in which the driver performed “trail breaking” (a slow release of the brake pedal).</w:t>
       </w:r>
     </w:p>
     <w:p>
@@ -2382,7 +2412,19 @@
         <w:rPr>
           <w:rFonts w:ascii="David" w:hAnsi="David" w:cs="David"/>
         </w:rPr>
-        <w:t>Units: km/h</w:t>
+        <w:t xml:space="preserve">Units: </w:t>
+      </w:r>
+      <w:r>
+        <w:rPr>
+          <w:rFonts w:ascii="David" w:hAnsi="David" w:cs="David"/>
+        </w:rPr>
+        <w:t>precentage</w:t>
+      </w:r>
+      <w:r>
+        <w:rPr>
+          <w:rFonts w:ascii="David" w:hAnsi="David" w:cs="David"/>
+        </w:rPr>
+        <w:t>.</w:t>
       </w:r>
     </w:p>
     <w:p>
@@ -2402,7 +2444,7 @@
         <w:rPr>
           <w:rFonts w:ascii="David" w:hAnsi="David" w:cs="David"/>
         </w:rPr>
-        <w:t>Possible value range: 0-400 km/h</w:t>
+        <w:t>Possible value range: 0-1.</w:t>
       </w:r>
     </w:p>
     <w:p>
@@ -2422,7 +2464,13 @@
         <w:rPr>
           <w:rFonts w:ascii="David" w:hAnsi="David" w:cs="David"/>
         </w:rPr>
-        <w:t>apex_speed – the minimal speed of the car during the turn.</w:t>
+        <w:t xml:space="preserve">throttle_app_pct_after_apex – the precentage of the </w:t>
+      </w:r>
+      <w:r>
+        <w:rPr>
+          <w:rFonts w:ascii="David" w:hAnsi="David" w:cs="David"/>
+        </w:rPr>
+        <w:t>segment of the turn that is after the apex in which the driver presses on the throttle.</w:t>
       </w:r>
     </w:p>
     <w:p>
@@ -2442,7 +2490,19 @@
         <w:rPr>
           <w:rFonts w:ascii="David" w:hAnsi="David" w:cs="David"/>
         </w:rPr>
-        <w:t>Units: km/h</w:t>
+        <w:t xml:space="preserve">Units: </w:t>
+      </w:r>
+      <w:r>
+        <w:rPr>
+          <w:rFonts w:ascii="David" w:hAnsi="David" w:cs="David"/>
+        </w:rPr>
+        <w:t>precentage</w:t>
+      </w:r>
+      <w:r>
+        <w:rPr>
+          <w:rFonts w:ascii="David" w:hAnsi="David" w:cs="David"/>
+        </w:rPr>
+        <w:t>.</w:t>
       </w:r>
     </w:p>
     <w:p>
@@ -2462,7 +2522,7 @@
         <w:rPr>
           <w:rFonts w:ascii="David" w:hAnsi="David" w:cs="David"/>
         </w:rPr>
-        <w:t>Possible value range: 0-400 km/h</w:t>
+        <w:t>Possible value range: 0-1.</w:t>
       </w:r>
     </w:p>
     <w:p>
@@ -2482,19 +2542,7 @@
         <w:rPr>
           <w:rFonts w:ascii="David" w:hAnsi="David" w:cs="David"/>
         </w:rPr>
-        <w:t xml:space="preserve">exit_speed – the speed of the car </w:t>
-      </w:r>
-      <w:r>
-        <w:rPr>
-          <w:rFonts w:ascii="David" w:hAnsi="David" w:cs="David"/>
-        </w:rPr>
-        <w:t>in</w:t>
-      </w:r>
-      <w:r>
-        <w:rPr>
-          <w:rFonts w:ascii="David" w:hAnsi="David" w:cs="David"/>
-        </w:rPr>
-        <w:t xml:space="preserve"> the end of the turn.</w:t>
+        <w:t>coasting_pct – the precentage of the turn in which the driver didn’t press on the brake nor the throttle.</w:t>
       </w:r>
     </w:p>
     <w:p>
@@ -2514,7 +2562,19 @@
         <w:rPr>
           <w:rFonts w:ascii="David" w:hAnsi="David" w:cs="David"/>
         </w:rPr>
-        <w:t>Units: km/h</w:t>
+        <w:t xml:space="preserve">Units: </w:t>
+      </w:r>
+      <w:r>
+        <w:rPr>
+          <w:rFonts w:ascii="David" w:hAnsi="David" w:cs="David"/>
+        </w:rPr>
+        <w:t>precentage</w:t>
+      </w:r>
+      <w:r>
+        <w:rPr>
+          <w:rFonts w:ascii="David" w:hAnsi="David" w:cs="David"/>
+        </w:rPr>
+        <w:t>.</w:t>
       </w:r>
     </w:p>
     <w:p>
@@ -2534,7 +2594,7 @@
         <w:rPr>
           <w:rFonts w:ascii="David" w:hAnsi="David" w:cs="David"/>
         </w:rPr>
-        <w:t>Possible value range: 0-400 km/h</w:t>
+        <w:t>Possible value range: 0-1.</w:t>
       </w:r>
     </w:p>
     <w:p>
@@ -2554,7 +2614,13 @@
         <w:rPr>
           <w:rFonts w:ascii="David" w:hAnsi="David" w:cs="David"/>
         </w:rPr>
-        <w:t>speed_drop – the difference between “entry_speed” to “apex_speed”.</w:t>
+        <w:t xml:space="preserve">breaking_time_pct – </w:t>
+      </w:r>
+      <w:r>
+        <w:rPr>
+          <w:rFonts w:ascii="David" w:hAnsi="David" w:cs="David"/>
+        </w:rPr>
+        <w:t>the precentage of the turn in which the driver pressed the brake pedal.</w:t>
       </w:r>
     </w:p>
     <w:p>
@@ -2574,7 +2640,7 @@
         <w:rPr>
           <w:rFonts w:ascii="David" w:hAnsi="David" w:cs="David"/>
         </w:rPr>
-        <w:t>Units: km/h</w:t>
+        <w:t>Units: precentage.</w:t>
       </w:r>
     </w:p>
     <w:p>
@@ -2594,13 +2660,7 @@
         <w:rPr>
           <w:rFonts w:ascii="David" w:hAnsi="David" w:cs="David"/>
         </w:rPr>
-        <w:t>Possible value range: 0-400 km/h</w:t>
-      </w:r>
-      <w:r>
-        <w:rPr>
-          <w:rFonts w:ascii="David" w:hAnsi="David" w:cs="David"/>
-        </w:rPr>
-        <w:t>.</w:t>
+        <w:t>Possible value range: 0-1.</w:t>
       </w:r>
     </w:p>
     <w:p>
@@ -2620,7 +2680,25 @@
         <w:rPr>
           <w:rFonts w:ascii="David" w:hAnsi="David" w:cs="David"/>
         </w:rPr>
-        <w:t xml:space="preserve">braking_pct_before_apex – the precentage of the segment of the turn that is before the apex in which the driver presses on the brake pedal </w:t>
+        <w:t xml:space="preserve">min_gear </w:t>
+      </w:r>
+      <w:r>
+        <w:rPr>
+          <w:rFonts w:ascii="David" w:hAnsi="David" w:cs="David"/>
+        </w:rPr>
+        <w:t>–</w:t>
+      </w:r>
+      <w:r>
+        <w:rPr>
+          <w:rFonts w:ascii="David" w:hAnsi="David" w:cs="David"/>
+        </w:rPr>
+        <w:t xml:space="preserve"> </w:t>
+      </w:r>
+      <w:r>
+        <w:rPr>
+          <w:rFonts w:ascii="David" w:hAnsi="David" w:cs="David"/>
+        </w:rPr>
+        <w:t>the minimal gear that the car was on during the turn.</w:t>
       </w:r>
     </w:p>
     <w:p>
@@ -2640,25 +2718,7 @@
         <w:rPr>
           <w:rFonts w:ascii="David" w:hAnsi="David" w:cs="David"/>
         </w:rPr>
-        <w:t>Units:</w:t>
-      </w:r>
-      <w:r>
-        <w:rPr>
-          <w:rFonts w:ascii="David" w:hAnsi="David" w:cs="David"/>
-        </w:rPr>
-        <w:t xml:space="preserve"> </w:t>
-      </w:r>
-      <w:r>
-        <w:rPr>
-          <w:rFonts w:ascii="David" w:hAnsi="David" w:cs="David"/>
-        </w:rPr>
-        <w:t>precentage</w:t>
-      </w:r>
-      <w:r>
-        <w:rPr>
-          <w:rFonts w:ascii="David" w:hAnsi="David" w:cs="David"/>
-        </w:rPr>
-        <w:t>.</w:t>
+        <w:t>Units: irrelevant</w:t>
       </w:r>
     </w:p>
     <w:p>
@@ -2678,7 +2738,13 @@
         <w:rPr>
           <w:rFonts w:ascii="David" w:hAnsi="David" w:cs="David"/>
         </w:rPr>
-        <w:t>Possible value range: 0-1.</w:t>
+        <w:t>Possible value range: 0-8</w:t>
+      </w:r>
+      <w:r>
+        <w:rPr>
+          <w:rFonts w:ascii="David" w:hAnsi="David" w:cs="David"/>
+        </w:rPr>
+        <w:t>.</w:t>
       </w:r>
     </w:p>
     <w:p>
@@ -2698,13 +2764,44 @@
         <w:rPr>
           <w:rFonts w:ascii="David" w:hAnsi="David" w:cs="David"/>
         </w:rPr>
-        <w:t>trail_braking_pct</w:t>
-      </w:r>
-      <w:r>
-        <w:rPr>
-          <w:rFonts w:ascii="David" w:hAnsi="David" w:cs="David"/>
-        </w:rPr>
-        <w:t xml:space="preserve"> – the precentage of the turn in which the driver performed “trail breaking” (a slow release of the brake pedal).</w:t>
+        <w:t xml:space="preserve">avg_throttle – </w:t>
+      </w:r>
+      <w:r>
+        <w:rPr>
+          <w:rFonts w:ascii="David" w:hAnsi="David" w:cs="David"/>
+        </w:rPr>
+        <w:t>The average percentage the throttle</w:t>
+      </w:r>
+      <w:r>
+        <w:rPr>
+          <w:rFonts w:ascii="David" w:hAnsi="David" w:cs="David" w:hint="cs"/>
+          <w:rtl/>
+        </w:rPr>
+        <w:t xml:space="preserve"> </w:t>
+      </w:r>
+      <w:r>
+        <w:rPr>
+          <w:rFonts w:ascii="David" w:hAnsi="David" w:cs="David"/>
+        </w:rPr>
+        <w:t>pedal</w:t>
+      </w:r>
+      <w:r>
+        <w:rPr>
+          <w:rFonts w:ascii="David" w:hAnsi="David" w:cs="David"/>
+        </w:rPr>
+        <w:t xml:space="preserve"> is pressed during the </w:t>
+      </w:r>
+      <w:r>
+        <w:rPr>
+          <w:rFonts w:ascii="David" w:hAnsi="David" w:cs="David"/>
+        </w:rPr>
+        <w:t>turn</w:t>
+      </w:r>
+      <w:r>
+        <w:rPr>
+          <w:rFonts w:ascii="David" w:hAnsi="David" w:cs="David"/>
+        </w:rPr>
+        <w:t>.</w:t>
       </w:r>
     </w:p>
     <w:p>
@@ -2724,19 +2821,7 @@
         <w:rPr>
           <w:rFonts w:ascii="David" w:hAnsi="David" w:cs="David"/>
         </w:rPr>
-        <w:t xml:space="preserve">Units: </w:t>
-      </w:r>
-      <w:r>
-        <w:rPr>
-          <w:rFonts w:ascii="David" w:hAnsi="David" w:cs="David"/>
-        </w:rPr>
-        <w:t>precentage</w:t>
-      </w:r>
-      <w:r>
-        <w:rPr>
-          <w:rFonts w:ascii="David" w:hAnsi="David" w:cs="David"/>
-        </w:rPr>
-        <w:t>.</w:t>
+        <w:t>Units: precentage.</w:t>
       </w:r>
     </w:p>
     <w:p>
@@ -2756,7 +2841,19 @@
         <w:rPr>
           <w:rFonts w:ascii="David" w:hAnsi="David" w:cs="David"/>
         </w:rPr>
-        <w:t>Possible value range: 0-1.</w:t>
+        <w:t>Possible value range: 0-1</w:t>
+      </w:r>
+      <w:r>
+        <w:rPr>
+          <w:rFonts w:ascii="David" w:hAnsi="David" w:cs="David"/>
+        </w:rPr>
+        <w:t>00</w:t>
+      </w:r>
+      <w:r>
+        <w:rPr>
+          <w:rFonts w:ascii="David" w:hAnsi="David" w:cs="David"/>
+        </w:rPr>
+        <w:t>.</w:t>
       </w:r>
     </w:p>
     <w:p>
@@ -2776,13 +2873,7 @@
         <w:rPr>
           <w:rFonts w:ascii="David" w:hAnsi="David" w:cs="David"/>
         </w:rPr>
-        <w:t xml:space="preserve">throttle_app_pct_after_apex – the precentage of the </w:t>
-      </w:r>
-      <w:r>
-        <w:rPr>
-          <w:rFonts w:ascii="David" w:hAnsi="David" w:cs="David"/>
-        </w:rPr>
-        <w:t>segment of the turn that is after the apex in which the driver presses on the throttle.</w:t>
+        <w:t>avg_speed – The average speed of the car during the turn.</w:t>
       </w:r>
     </w:p>
     <w:p>
@@ -2802,19 +2893,7 @@
         <w:rPr>
           <w:rFonts w:ascii="David" w:hAnsi="David" w:cs="David"/>
         </w:rPr>
-        <w:t xml:space="preserve">Units: </w:t>
-      </w:r>
-      <w:r>
-        <w:rPr>
-          <w:rFonts w:ascii="David" w:hAnsi="David" w:cs="David"/>
-        </w:rPr>
-        <w:t>precentage</w:t>
-      </w:r>
-      <w:r>
-        <w:rPr>
-          <w:rFonts w:ascii="David" w:hAnsi="David" w:cs="David"/>
-        </w:rPr>
-        <w:t>.</w:t>
+        <w:t>Units: km/h</w:t>
       </w:r>
     </w:p>
     <w:p>
@@ -2834,398 +2913,6 @@
         <w:rPr>
           <w:rFonts w:ascii="David" w:hAnsi="David" w:cs="David"/>
         </w:rPr>
-        <w:lastRenderedPageBreak/>
-        <w:t>Possible value range: 0-1.</w:t>
-      </w:r>
-    </w:p>
-    <w:p>
-      <w:pPr>
-        <w:pStyle w:val="ListParagraph"/>
-        <w:numPr>
-          <w:ilvl w:val="0"/>
-          <w:numId w:val="14"/>
-        </w:numPr>
-        <w:bidi w:val="0"/>
-        <w:spacing w:after="0" w:line="360" w:lineRule="auto"/>
-        <w:rPr>
-          <w:rFonts w:ascii="David" w:hAnsi="David" w:cs="David"/>
-        </w:rPr>
-      </w:pPr>
-      <w:r>
-        <w:rPr>
-          <w:rFonts w:ascii="David" w:hAnsi="David" w:cs="David"/>
-        </w:rPr>
-        <w:t>coasting_pct – the precentage of the turn in which the driver didn’t press on the brake nor the throttle.</w:t>
-      </w:r>
-    </w:p>
-    <w:p>
-      <w:pPr>
-        <w:pStyle w:val="ListParagraph"/>
-        <w:numPr>
-          <w:ilvl w:val="1"/>
-          <w:numId w:val="14"/>
-        </w:numPr>
-        <w:bidi w:val="0"/>
-        <w:spacing w:after="0" w:line="360" w:lineRule="auto"/>
-        <w:rPr>
-          <w:rFonts w:ascii="David" w:hAnsi="David" w:cs="David"/>
-        </w:rPr>
-      </w:pPr>
-      <w:r>
-        <w:rPr>
-          <w:rFonts w:ascii="David" w:hAnsi="David" w:cs="David"/>
-        </w:rPr>
-        <w:t xml:space="preserve">Units: </w:t>
-      </w:r>
-      <w:r>
-        <w:rPr>
-          <w:rFonts w:ascii="David" w:hAnsi="David" w:cs="David"/>
-        </w:rPr>
-        <w:t>precentage</w:t>
-      </w:r>
-      <w:r>
-        <w:rPr>
-          <w:rFonts w:ascii="David" w:hAnsi="David" w:cs="David"/>
-        </w:rPr>
-        <w:t>.</w:t>
-      </w:r>
-    </w:p>
-    <w:p>
-      <w:pPr>
-        <w:pStyle w:val="ListParagraph"/>
-        <w:numPr>
-          <w:ilvl w:val="1"/>
-          <w:numId w:val="14"/>
-        </w:numPr>
-        <w:bidi w:val="0"/>
-        <w:spacing w:after="0" w:line="360" w:lineRule="auto"/>
-        <w:rPr>
-          <w:rFonts w:ascii="David" w:hAnsi="David" w:cs="David"/>
-        </w:rPr>
-      </w:pPr>
-      <w:r>
-        <w:rPr>
-          <w:rFonts w:ascii="David" w:hAnsi="David" w:cs="David"/>
-        </w:rPr>
-        <w:t>Possible value range: 0-1.</w:t>
-      </w:r>
-    </w:p>
-    <w:p>
-      <w:pPr>
-        <w:pStyle w:val="ListParagraph"/>
-        <w:numPr>
-          <w:ilvl w:val="0"/>
-          <w:numId w:val="14"/>
-        </w:numPr>
-        <w:bidi w:val="0"/>
-        <w:spacing w:after="0" w:line="360" w:lineRule="auto"/>
-        <w:rPr>
-          <w:rFonts w:ascii="David" w:hAnsi="David" w:cs="David"/>
-        </w:rPr>
-      </w:pPr>
-      <w:r>
-        <w:rPr>
-          <w:rFonts w:ascii="David" w:hAnsi="David" w:cs="David"/>
-        </w:rPr>
-        <w:t xml:space="preserve">breaking_time_pct – </w:t>
-      </w:r>
-      <w:r>
-        <w:rPr>
-          <w:rFonts w:ascii="David" w:hAnsi="David" w:cs="David"/>
-        </w:rPr>
-        <w:t>the precentage of the turn in which the driver pressed the brake pedal.</w:t>
-      </w:r>
-    </w:p>
-    <w:p>
-      <w:pPr>
-        <w:pStyle w:val="ListParagraph"/>
-        <w:numPr>
-          <w:ilvl w:val="1"/>
-          <w:numId w:val="14"/>
-        </w:numPr>
-        <w:bidi w:val="0"/>
-        <w:spacing w:after="0" w:line="360" w:lineRule="auto"/>
-        <w:rPr>
-          <w:rFonts w:ascii="David" w:hAnsi="David" w:cs="David"/>
-        </w:rPr>
-      </w:pPr>
-      <w:r>
-        <w:rPr>
-          <w:rFonts w:ascii="David" w:hAnsi="David" w:cs="David"/>
-        </w:rPr>
-        <w:t>Units: precentage.</w:t>
-      </w:r>
-    </w:p>
-    <w:p>
-      <w:pPr>
-        <w:pStyle w:val="ListParagraph"/>
-        <w:numPr>
-          <w:ilvl w:val="1"/>
-          <w:numId w:val="14"/>
-        </w:numPr>
-        <w:bidi w:val="0"/>
-        <w:spacing w:after="0" w:line="360" w:lineRule="auto"/>
-        <w:rPr>
-          <w:rFonts w:ascii="David" w:hAnsi="David" w:cs="David"/>
-        </w:rPr>
-      </w:pPr>
-      <w:r>
-        <w:rPr>
-          <w:rFonts w:ascii="David" w:hAnsi="David" w:cs="David"/>
-        </w:rPr>
-        <w:t>Possible value range: 0-1.</w:t>
-      </w:r>
-    </w:p>
-    <w:p>
-      <w:pPr>
-        <w:pStyle w:val="ListParagraph"/>
-        <w:numPr>
-          <w:ilvl w:val="0"/>
-          <w:numId w:val="14"/>
-        </w:numPr>
-        <w:bidi w:val="0"/>
-        <w:spacing w:after="0" w:line="360" w:lineRule="auto"/>
-        <w:rPr>
-          <w:rFonts w:ascii="David" w:hAnsi="David" w:cs="David"/>
-        </w:rPr>
-      </w:pPr>
-      <w:r>
-        <w:rPr>
-          <w:rFonts w:ascii="David" w:hAnsi="David" w:cs="David"/>
-        </w:rPr>
-        <w:t xml:space="preserve">min_gear </w:t>
-      </w:r>
-      <w:r>
-        <w:rPr>
-          <w:rFonts w:ascii="David" w:hAnsi="David" w:cs="David"/>
-        </w:rPr>
-        <w:t>–</w:t>
-      </w:r>
-      <w:r>
-        <w:rPr>
-          <w:rFonts w:ascii="David" w:hAnsi="David" w:cs="David"/>
-        </w:rPr>
-        <w:t xml:space="preserve"> </w:t>
-      </w:r>
-      <w:r>
-        <w:rPr>
-          <w:rFonts w:ascii="David" w:hAnsi="David" w:cs="David"/>
-        </w:rPr>
-        <w:t>the minimal gear that the car was on during the turn.</w:t>
-      </w:r>
-    </w:p>
-    <w:p>
-      <w:pPr>
-        <w:pStyle w:val="ListParagraph"/>
-        <w:numPr>
-          <w:ilvl w:val="1"/>
-          <w:numId w:val="14"/>
-        </w:numPr>
-        <w:bidi w:val="0"/>
-        <w:spacing w:after="0" w:line="360" w:lineRule="auto"/>
-        <w:rPr>
-          <w:rFonts w:ascii="David" w:hAnsi="David" w:cs="David"/>
-        </w:rPr>
-      </w:pPr>
-      <w:r>
-        <w:rPr>
-          <w:rFonts w:ascii="David" w:hAnsi="David" w:cs="David"/>
-        </w:rPr>
-        <w:t>Units: irrelevant</w:t>
-      </w:r>
-    </w:p>
-    <w:p>
-      <w:pPr>
-        <w:pStyle w:val="ListParagraph"/>
-        <w:numPr>
-          <w:ilvl w:val="1"/>
-          <w:numId w:val="14"/>
-        </w:numPr>
-        <w:bidi w:val="0"/>
-        <w:spacing w:after="0" w:line="360" w:lineRule="auto"/>
-        <w:rPr>
-          <w:rFonts w:ascii="David" w:hAnsi="David" w:cs="David"/>
-        </w:rPr>
-      </w:pPr>
-      <w:r>
-        <w:rPr>
-          <w:rFonts w:ascii="David" w:hAnsi="David" w:cs="David"/>
-        </w:rPr>
-        <w:t>Possible value range: 0-8</w:t>
-      </w:r>
-      <w:r>
-        <w:rPr>
-          <w:rFonts w:ascii="David" w:hAnsi="David" w:cs="David"/>
-        </w:rPr>
-        <w:t>.</w:t>
-      </w:r>
-    </w:p>
-    <w:p>
-      <w:pPr>
-        <w:pStyle w:val="ListParagraph"/>
-        <w:numPr>
-          <w:ilvl w:val="0"/>
-          <w:numId w:val="14"/>
-        </w:numPr>
-        <w:bidi w:val="0"/>
-        <w:spacing w:after="0" w:line="360" w:lineRule="auto"/>
-        <w:rPr>
-          <w:rFonts w:ascii="David" w:hAnsi="David" w:cs="David"/>
-        </w:rPr>
-      </w:pPr>
-      <w:r>
-        <w:rPr>
-          <w:rFonts w:ascii="David" w:hAnsi="David" w:cs="David"/>
-        </w:rPr>
-        <w:t xml:space="preserve">avg_throttle – </w:t>
-      </w:r>
-      <w:r>
-        <w:rPr>
-          <w:rFonts w:ascii="David" w:hAnsi="David" w:cs="David"/>
-        </w:rPr>
-        <w:t>The average percentage the throttle</w:t>
-      </w:r>
-      <w:r>
-        <w:rPr>
-          <w:rFonts w:ascii="David" w:hAnsi="David" w:cs="David" w:hint="cs"/>
-          <w:rtl/>
-        </w:rPr>
-        <w:t xml:space="preserve"> </w:t>
-      </w:r>
-      <w:r>
-        <w:rPr>
-          <w:rFonts w:ascii="David" w:hAnsi="David" w:cs="David"/>
-        </w:rPr>
-        <w:t>pedal</w:t>
-      </w:r>
-      <w:r>
-        <w:rPr>
-          <w:rFonts w:ascii="David" w:hAnsi="David" w:cs="David"/>
-        </w:rPr>
-        <w:t xml:space="preserve"> is pressed during the </w:t>
-      </w:r>
-      <w:r>
-        <w:rPr>
-          <w:rFonts w:ascii="David" w:hAnsi="David" w:cs="David"/>
-        </w:rPr>
-        <w:t>turn</w:t>
-      </w:r>
-      <w:r>
-        <w:rPr>
-          <w:rFonts w:ascii="David" w:hAnsi="David" w:cs="David"/>
-        </w:rPr>
-        <w:t>.</w:t>
-      </w:r>
-    </w:p>
-    <w:p>
-      <w:pPr>
-        <w:pStyle w:val="ListParagraph"/>
-        <w:numPr>
-          <w:ilvl w:val="1"/>
-          <w:numId w:val="14"/>
-        </w:numPr>
-        <w:bidi w:val="0"/>
-        <w:spacing w:after="0" w:line="360" w:lineRule="auto"/>
-        <w:rPr>
-          <w:rFonts w:ascii="David" w:hAnsi="David" w:cs="David"/>
-        </w:rPr>
-      </w:pPr>
-      <w:r>
-        <w:rPr>
-          <w:rFonts w:ascii="David" w:hAnsi="David" w:cs="David"/>
-        </w:rPr>
-        <w:t>Units: precentage.</w:t>
-      </w:r>
-    </w:p>
-    <w:p>
-      <w:pPr>
-        <w:pStyle w:val="ListParagraph"/>
-        <w:numPr>
-          <w:ilvl w:val="1"/>
-          <w:numId w:val="14"/>
-        </w:numPr>
-        <w:bidi w:val="0"/>
-        <w:spacing w:after="0" w:line="360" w:lineRule="auto"/>
-        <w:rPr>
-          <w:rFonts w:ascii="David" w:hAnsi="David" w:cs="David"/>
-        </w:rPr>
-      </w:pPr>
-      <w:r>
-        <w:rPr>
-          <w:rFonts w:ascii="David" w:hAnsi="David" w:cs="David"/>
-        </w:rPr>
-        <w:t>Possible value range: 0-1</w:t>
-      </w:r>
-      <w:r>
-        <w:rPr>
-          <w:rFonts w:ascii="David" w:hAnsi="David" w:cs="David"/>
-        </w:rPr>
-        <w:t>00</w:t>
-      </w:r>
-      <w:r>
-        <w:rPr>
-          <w:rFonts w:ascii="David" w:hAnsi="David" w:cs="David"/>
-        </w:rPr>
-        <w:t>.</w:t>
-      </w:r>
-    </w:p>
-    <w:p>
-      <w:pPr>
-        <w:pStyle w:val="ListParagraph"/>
-        <w:numPr>
-          <w:ilvl w:val="0"/>
-          <w:numId w:val="14"/>
-        </w:numPr>
-        <w:bidi w:val="0"/>
-        <w:spacing w:after="0" w:line="360" w:lineRule="auto"/>
-        <w:rPr>
-          <w:rFonts w:ascii="David" w:hAnsi="David" w:cs="David"/>
-        </w:rPr>
-      </w:pPr>
-      <w:r>
-        <w:rPr>
-          <w:rFonts w:ascii="David" w:hAnsi="David" w:cs="David"/>
-        </w:rPr>
-        <w:t>avg_speed – The average speed of the car during the turn.</w:t>
-      </w:r>
-    </w:p>
-    <w:p>
-      <w:pPr>
-        <w:pStyle w:val="ListParagraph"/>
-        <w:numPr>
-          <w:ilvl w:val="1"/>
-          <w:numId w:val="14"/>
-        </w:numPr>
-        <w:bidi w:val="0"/>
-        <w:spacing w:after="0" w:line="360" w:lineRule="auto"/>
-        <w:rPr>
-          <w:rFonts w:ascii="David" w:hAnsi="David" w:cs="David"/>
-        </w:rPr>
-      </w:pPr>
-      <w:r>
-        <w:rPr>
-          <w:rFonts w:ascii="David" w:hAnsi="David" w:cs="David"/>
-        </w:rPr>
-        <w:t>Units: km/h</w:t>
-      </w:r>
-    </w:p>
-    <w:p>
-      <w:pPr>
-        <w:pStyle w:val="ListParagraph"/>
-        <w:numPr>
-          <w:ilvl w:val="1"/>
-          <w:numId w:val="14"/>
-        </w:numPr>
-        <w:bidi w:val="0"/>
-        <w:spacing w:after="0" w:line="360" w:lineRule="auto"/>
-        <w:rPr>
-          <w:rFonts w:ascii="David" w:hAnsi="David" w:cs="David"/>
-        </w:rPr>
-      </w:pPr>
-      <w:r>
-        <w:rPr>
-          <w:rFonts w:ascii="David" w:hAnsi="David" w:cs="David"/>
-        </w:rPr>
         <w:t>Possible value range – 0-400</w:t>
       </w:r>
       <w:r>
@@ -3262,12 +2949,35 @@
           <w:bCs/>
         </w:rPr>
       </w:pPr>
-      <w:r>
+    </w:p>
+    <w:p>
+      <w:pPr>
+        <w:bidi w:val="0"/>
+        <w:spacing w:after="0" w:line="360" w:lineRule="auto"/>
         <w:rPr>
           <w:rFonts w:ascii="David" w:hAnsi="David" w:cs="David"/>
           <w:b/>
           <w:bCs/>
         </w:rPr>
+      </w:pPr>
+    </w:p>
+    <w:p>
+      <w:pPr>
+        <w:bidi w:val="0"/>
+        <w:spacing w:after="0" w:line="360" w:lineRule="auto"/>
+        <w:rPr>
+          <w:rFonts w:ascii="David" w:hAnsi="David" w:cs="David"/>
+          <w:b/>
+          <w:bCs/>
+        </w:rPr>
+      </w:pPr>
+      <w:r>
+        <w:rPr>
+          <w:rFonts w:ascii="David" w:hAnsi="David" w:cs="David"/>
+          <w:b/>
+          <w:bCs/>
+        </w:rPr>
+        <w:lastRenderedPageBreak/>
         <w:t>Difference in feature scale:</w:t>
       </w:r>
     </w:p>
@@ -3524,7 +3234,6 @@
         <w:rPr>
           <w:rFonts w:ascii="David" w:hAnsi="David" w:cs="David"/>
         </w:rPr>
-        <w:lastRenderedPageBreak/>
         <w:t xml:space="preserve">These missing values may </w:t>
       </w:r>
       <w:r>
@@ -3606,18 +3315,3127 @@
         <w:spacing w:after="0" w:line="360" w:lineRule="auto"/>
         <w:rPr>
           <w:rFonts w:ascii="David" w:hAnsi="David" w:cs="David"/>
+        </w:rPr>
+      </w:pPr>
+    </w:p>
+    <w:p>
+      <w:pPr>
+        <w:bidi w:val="0"/>
+        <w:spacing w:after="0" w:line="360" w:lineRule="auto"/>
+        <w:rPr>
+          <w:rFonts w:ascii="David" w:hAnsi="David" w:cs="David"/>
           <w:b/>
           <w:bCs/>
-          <w:rtl/>
-        </w:rPr>
-      </w:pPr>
-    </w:p>
-    <w:p>
-      <w:pPr>
+          <w:sz w:val="28"/>
+          <w:szCs w:val="28"/>
+          <w:u w:val="single"/>
+        </w:rPr>
+      </w:pPr>
+      <w:r>
+        <w:rPr>
+          <w:rFonts w:ascii="David" w:hAnsi="David" w:cs="David"/>
+          <w:b/>
+          <w:bCs/>
+          <w:sz w:val="28"/>
+          <w:szCs w:val="28"/>
+          <w:u w:val="single"/>
+        </w:rPr>
+        <w:t>Raw data:</w:t>
+      </w:r>
+    </w:p>
+    <w:p>
+      <w:pPr>
+        <w:bidi w:val="0"/>
+        <w:spacing w:after="0" w:line="360" w:lineRule="auto"/>
+        <w:rPr>
+          <w:rFonts w:ascii="David" w:hAnsi="David" w:cs="David"/>
+        </w:rPr>
+      </w:pPr>
+      <w:r>
+        <w:rPr>
+          <w:rFonts w:ascii="David" w:hAnsi="David" w:cs="David"/>
+          <w:b/>
+          <w:bCs/>
+        </w:rPr>
+        <w:t>Statistics:</w:t>
+      </w:r>
+    </w:p>
+    <w:tbl>
+      <w:tblPr>
+        <w:tblStyle w:val="TableGrid"/>
+        <w:tblW w:w="0" w:type="auto"/>
+        <w:tblLook w:val="04A0" w:firstRow="1" w:lastRow="0" w:firstColumn="1" w:lastColumn="0" w:noHBand="0" w:noVBand="1"/>
+      </w:tblPr>
+      <w:tblGrid>
+        <w:gridCol w:w="1740"/>
+        <w:gridCol w:w="1640"/>
+        <w:gridCol w:w="1649"/>
+        <w:gridCol w:w="1551"/>
+        <w:gridCol w:w="1592"/>
+        <w:gridCol w:w="2284"/>
+      </w:tblGrid>
+      <w:tr>
+        <w:tc>
+          <w:tcPr>
+            <w:tcW w:w="1740" w:type="dxa"/>
+          </w:tcPr>
+          <w:p>
+            <w:pPr>
+              <w:bidi w:val="0"/>
+              <w:spacing w:before="120" w:after="120"/>
+              <w:rPr>
+                <w:rFonts w:ascii="David" w:hAnsi="David" w:cs="David"/>
+                <w:b/>
+                <w:bCs/>
+              </w:rPr>
+            </w:pPr>
+            <w:r>
+              <w:rPr>
+                <w:rFonts w:ascii="David" w:hAnsi="David" w:cs="David"/>
+                <w:b/>
+                <w:bCs/>
+              </w:rPr>
+              <w:t>Feature_Name</w:t>
+            </w:r>
+          </w:p>
+        </w:tc>
+        <w:tc>
+          <w:tcPr>
+            <w:tcW w:w="1640" w:type="dxa"/>
+          </w:tcPr>
+          <w:p>
+            <w:pPr>
+              <w:bidi w:val="0"/>
+              <w:spacing w:before="120" w:after="120"/>
+              <w:rPr>
+                <w:rFonts w:ascii="David" w:hAnsi="David" w:cs="David"/>
+                <w:b/>
+                <w:bCs/>
+              </w:rPr>
+            </w:pPr>
+            <w:r>
+              <w:rPr>
+                <w:rFonts w:ascii="David" w:hAnsi="David" w:cs="David"/>
+                <w:b/>
+                <w:bCs/>
+              </w:rPr>
+              <w:t>Minimum</w:t>
+            </w:r>
+          </w:p>
+        </w:tc>
+        <w:tc>
+          <w:tcPr>
+            <w:tcW w:w="1649" w:type="dxa"/>
+          </w:tcPr>
+          <w:p>
+            <w:pPr>
+              <w:bidi w:val="0"/>
+              <w:spacing w:before="120" w:after="120"/>
+              <w:rPr>
+                <w:rFonts w:ascii="David" w:hAnsi="David" w:cs="David"/>
+                <w:b/>
+                <w:bCs/>
+              </w:rPr>
+            </w:pPr>
+            <w:r>
+              <w:rPr>
+                <w:rFonts w:ascii="David" w:hAnsi="David" w:cs="David"/>
+                <w:b/>
+                <w:bCs/>
+              </w:rPr>
+              <w:t>Maximum</w:t>
+            </w:r>
+          </w:p>
+        </w:tc>
+        <w:tc>
+          <w:tcPr>
+            <w:tcW w:w="1551" w:type="dxa"/>
+          </w:tcPr>
+          <w:p>
+            <w:pPr>
+              <w:bidi w:val="0"/>
+              <w:spacing w:before="120" w:after="120"/>
+              <w:rPr>
+                <w:rFonts w:ascii="David" w:hAnsi="David" w:cs="David"/>
+                <w:b/>
+                <w:bCs/>
+              </w:rPr>
+            </w:pPr>
+            <w:r>
+              <w:rPr>
+                <w:rFonts w:ascii="David" w:hAnsi="David" w:cs="David"/>
+                <w:b/>
+                <w:bCs/>
+              </w:rPr>
+              <w:t xml:space="preserve">Mean </w:t>
+            </w:r>
+          </w:p>
+        </w:tc>
+        <w:tc>
+          <w:tcPr>
+            <w:tcW w:w="1592" w:type="dxa"/>
+          </w:tcPr>
+          <w:p>
+            <w:pPr>
+              <w:bidi w:val="0"/>
+              <w:spacing w:before="120" w:after="120"/>
+              <w:rPr>
+                <w:rFonts w:ascii="David" w:hAnsi="David" w:cs="David"/>
+                <w:b/>
+                <w:bCs/>
+              </w:rPr>
+            </w:pPr>
+            <w:r>
+              <w:rPr>
+                <w:rFonts w:ascii="David" w:hAnsi="David" w:cs="David"/>
+                <w:b/>
+                <w:bCs/>
+              </w:rPr>
+              <w:t>Median</w:t>
+            </w:r>
+          </w:p>
+        </w:tc>
+        <w:tc>
+          <w:tcPr>
+            <w:tcW w:w="2284" w:type="dxa"/>
+          </w:tcPr>
+          <w:p>
+            <w:pPr>
+              <w:bidi w:val="0"/>
+              <w:spacing w:before="120" w:after="120"/>
+              <w:rPr>
+                <w:rFonts w:ascii="David" w:hAnsi="David" w:cs="David"/>
+                <w:b/>
+                <w:bCs/>
+              </w:rPr>
+            </w:pPr>
+            <w:r>
+              <w:rPr>
+                <w:rFonts w:ascii="David" w:hAnsi="David" w:cs="David"/>
+                <w:b/>
+                <w:bCs/>
+              </w:rPr>
+              <w:t>Standard_Deviation</w:t>
+            </w:r>
+          </w:p>
+        </w:tc>
+      </w:tr>
+      <w:tr>
+        <w:tc>
+          <w:tcPr>
+            <w:tcW w:w="1740" w:type="dxa"/>
+            <w:vAlign w:val="bottom"/>
+          </w:tcPr>
+          <w:p>
+            <w:pPr>
+              <w:bidi w:val="0"/>
+              <w:spacing w:before="120" w:after="120"/>
+              <w:rPr>
+                <w:rFonts w:ascii="David" w:hAnsi="David" w:cs="David"/>
+              </w:rPr>
+            </w:pPr>
+            <w:r>
+              <w:rPr>
+                <w:rFonts w:ascii="David" w:hAnsi="David" w:cs="David"/>
+              </w:rPr>
+              <w:t>speed</w:t>
+            </w:r>
+          </w:p>
+        </w:tc>
+        <w:tc>
+          <w:tcPr>
+            <w:tcW w:w="1640" w:type="dxa"/>
+            <w:vAlign w:val="bottom"/>
+          </w:tcPr>
+          <w:p>
+            <w:pPr>
+              <w:bidi w:val="0"/>
+              <w:spacing w:before="120" w:after="120"/>
+              <w:rPr>
+                <w:rFonts w:ascii="David" w:hAnsi="David" w:cs="David"/>
+              </w:rPr>
+            </w:pPr>
+            <w:r>
+              <w:rPr>
+                <w:rFonts w:ascii="David" w:hAnsi="David" w:cs="David"/>
+              </w:rPr>
+              <w:t>50</w:t>
+            </w:r>
+          </w:p>
+        </w:tc>
+        <w:tc>
+          <w:tcPr>
+            <w:tcW w:w="1649" w:type="dxa"/>
+            <w:vAlign w:val="bottom"/>
+          </w:tcPr>
+          <w:p>
+            <w:pPr>
+              <w:bidi w:val="0"/>
+              <w:spacing w:before="120" w:after="120"/>
+              <w:rPr>
+                <w:rFonts w:ascii="David" w:hAnsi="David" w:cs="David"/>
+              </w:rPr>
+            </w:pPr>
+            <w:r>
+              <w:rPr>
+                <w:rFonts w:ascii="David" w:hAnsi="David" w:cs="David"/>
+              </w:rPr>
+              <w:t>350</w:t>
+            </w:r>
+          </w:p>
+        </w:tc>
+        <w:tc>
+          <w:tcPr>
+            <w:tcW w:w="1551" w:type="dxa"/>
+            <w:vAlign w:val="bottom"/>
+          </w:tcPr>
+          <w:p>
+            <w:pPr>
+              <w:bidi w:val="0"/>
+              <w:spacing w:before="120" w:after="120"/>
+              <w:rPr>
+                <w:rFonts w:ascii="David" w:hAnsi="David" w:cs="David"/>
+              </w:rPr>
+            </w:pPr>
+            <w:r>
+              <w:rPr>
+                <w:rFonts w:ascii="David" w:hAnsi="David" w:cs="David"/>
+              </w:rPr>
+              <w:t>223.9458</w:t>
+            </w:r>
+          </w:p>
+        </w:tc>
+        <w:tc>
+          <w:tcPr>
+            <w:tcW w:w="1592" w:type="dxa"/>
+            <w:vAlign w:val="bottom"/>
+          </w:tcPr>
+          <w:p>
+            <w:pPr>
+              <w:bidi w:val="0"/>
+              <w:spacing w:before="120" w:after="120"/>
+              <w:rPr>
+                <w:rFonts w:ascii="David" w:hAnsi="David" w:cs="David"/>
+              </w:rPr>
+            </w:pPr>
+            <w:r>
+              <w:rPr>
+                <w:rFonts w:ascii="David" w:hAnsi="David" w:cs="David"/>
+              </w:rPr>
+              <w:t>234</w:t>
+            </w:r>
+          </w:p>
+        </w:tc>
+        <w:tc>
+          <w:tcPr>
+            <w:tcW w:w="2284" w:type="dxa"/>
+            <w:vAlign w:val="bottom"/>
+          </w:tcPr>
+          <w:p>
+            <w:pPr>
+              <w:bidi w:val="0"/>
+              <w:spacing w:before="120" w:after="120"/>
+              <w:rPr>
+                <w:rFonts w:ascii="David" w:hAnsi="David" w:cs="David"/>
+              </w:rPr>
+            </w:pPr>
+            <w:r>
+              <w:rPr>
+                <w:rFonts w:ascii="David" w:hAnsi="David" w:cs="David"/>
+              </w:rPr>
+              <w:t>74.5259</w:t>
+            </w:r>
+          </w:p>
+        </w:tc>
+      </w:tr>
+      <w:tr>
+        <w:tc>
+          <w:tcPr>
+            <w:tcW w:w="1740" w:type="dxa"/>
+            <w:vAlign w:val="bottom"/>
+          </w:tcPr>
+          <w:p>
+            <w:pPr>
+              <w:bidi w:val="0"/>
+              <w:spacing w:before="120" w:after="120"/>
+              <w:rPr>
+                <w:rFonts w:ascii="David" w:hAnsi="David" w:cs="David"/>
+              </w:rPr>
+            </w:pPr>
+            <w:r>
+              <w:rPr>
+                <w:rFonts w:ascii="David" w:hAnsi="David" w:cs="David"/>
+              </w:rPr>
+              <w:t>n_gear</w:t>
+            </w:r>
+          </w:p>
+        </w:tc>
+        <w:tc>
+          <w:tcPr>
+            <w:tcW w:w="1640" w:type="dxa"/>
+            <w:vAlign w:val="bottom"/>
+          </w:tcPr>
+          <w:p>
+            <w:pPr>
+              <w:bidi w:val="0"/>
+              <w:spacing w:before="120" w:after="120"/>
+              <w:rPr>
+                <w:rFonts w:ascii="David" w:hAnsi="David" w:cs="David"/>
+              </w:rPr>
+            </w:pPr>
+            <w:r>
+              <w:rPr>
+                <w:rFonts w:ascii="David" w:hAnsi="David" w:cs="David"/>
+              </w:rPr>
+              <w:t>2</w:t>
+            </w:r>
+          </w:p>
+        </w:tc>
+        <w:tc>
+          <w:tcPr>
+            <w:tcW w:w="1649" w:type="dxa"/>
+            <w:vAlign w:val="bottom"/>
+          </w:tcPr>
+          <w:p>
+            <w:pPr>
+              <w:bidi w:val="0"/>
+              <w:spacing w:before="120" w:after="120"/>
+              <w:rPr>
+                <w:rFonts w:ascii="David" w:hAnsi="David" w:cs="David"/>
+              </w:rPr>
+            </w:pPr>
+            <w:r>
+              <w:rPr>
+                <w:rFonts w:ascii="David" w:hAnsi="David" w:cs="David"/>
+              </w:rPr>
+              <w:t>8</w:t>
+            </w:r>
+          </w:p>
+        </w:tc>
+        <w:tc>
+          <w:tcPr>
+            <w:tcW w:w="1551" w:type="dxa"/>
+            <w:vAlign w:val="bottom"/>
+          </w:tcPr>
+          <w:p>
+            <w:pPr>
+              <w:bidi w:val="0"/>
+              <w:spacing w:before="120" w:after="120"/>
+              <w:rPr>
+                <w:rFonts w:ascii="David" w:hAnsi="David" w:cs="David"/>
+              </w:rPr>
+            </w:pPr>
+            <w:r>
+              <w:rPr>
+                <w:rFonts w:ascii="David" w:hAnsi="David" w:cs="David"/>
+              </w:rPr>
+              <w:t>5.7148</w:t>
+            </w:r>
+          </w:p>
+        </w:tc>
+        <w:tc>
+          <w:tcPr>
+            <w:tcW w:w="1592" w:type="dxa"/>
+            <w:vAlign w:val="bottom"/>
+          </w:tcPr>
+          <w:p>
+            <w:pPr>
+              <w:bidi w:val="0"/>
+              <w:spacing w:before="120" w:after="120"/>
+              <w:rPr>
+                <w:rFonts w:ascii="David" w:hAnsi="David" w:cs="David"/>
+              </w:rPr>
+            </w:pPr>
+            <w:r>
+              <w:rPr>
+                <w:rFonts w:ascii="David" w:hAnsi="David" w:cs="David"/>
+              </w:rPr>
+              <w:t>6</w:t>
+            </w:r>
+          </w:p>
+        </w:tc>
+        <w:tc>
+          <w:tcPr>
+            <w:tcW w:w="2284" w:type="dxa"/>
+            <w:vAlign w:val="bottom"/>
+          </w:tcPr>
+          <w:p>
+            <w:pPr>
+              <w:bidi w:val="0"/>
+              <w:spacing w:before="120" w:after="120"/>
+              <w:rPr>
+                <w:rFonts w:ascii="David" w:hAnsi="David" w:cs="David"/>
+              </w:rPr>
+            </w:pPr>
+            <w:r>
+              <w:rPr>
+                <w:rFonts w:ascii="David" w:hAnsi="David" w:cs="David"/>
+              </w:rPr>
+              <w:t>1.9139</w:t>
+            </w:r>
+          </w:p>
+        </w:tc>
+      </w:tr>
+      <w:tr>
+        <w:tc>
+          <w:tcPr>
+            <w:tcW w:w="1740" w:type="dxa"/>
+            <w:vAlign w:val="bottom"/>
+          </w:tcPr>
+          <w:p>
+            <w:pPr>
+              <w:bidi w:val="0"/>
+              <w:spacing w:before="120" w:after="120"/>
+              <w:rPr>
+                <w:rFonts w:ascii="David" w:hAnsi="David" w:cs="David"/>
+              </w:rPr>
+            </w:pPr>
+            <w:r>
+              <w:rPr>
+                <w:rFonts w:ascii="David" w:hAnsi="David" w:cs="David"/>
+              </w:rPr>
+              <w:t>throttle</w:t>
+            </w:r>
+          </w:p>
+        </w:tc>
+        <w:tc>
+          <w:tcPr>
+            <w:tcW w:w="1640" w:type="dxa"/>
+            <w:vAlign w:val="bottom"/>
+          </w:tcPr>
+          <w:p>
+            <w:pPr>
+              <w:bidi w:val="0"/>
+              <w:spacing w:before="120" w:after="120"/>
+              <w:rPr>
+                <w:rFonts w:ascii="David" w:hAnsi="David" w:cs="David"/>
+              </w:rPr>
+            </w:pPr>
+            <w:r>
+              <w:rPr>
+                <w:rFonts w:ascii="David" w:hAnsi="David" w:cs="David"/>
+              </w:rPr>
+              <w:t>0</w:t>
+            </w:r>
+          </w:p>
+        </w:tc>
+        <w:tc>
+          <w:tcPr>
+            <w:tcW w:w="1649" w:type="dxa"/>
+            <w:vAlign w:val="bottom"/>
+          </w:tcPr>
+          <w:p>
+            <w:pPr>
+              <w:bidi w:val="0"/>
+              <w:spacing w:before="120" w:after="120"/>
+              <w:rPr>
+                <w:rFonts w:ascii="David" w:hAnsi="David" w:cs="David"/>
+              </w:rPr>
+            </w:pPr>
+            <w:r>
+              <w:rPr>
+                <w:rFonts w:ascii="David" w:hAnsi="David" w:cs="David"/>
+              </w:rPr>
+              <w:t>100</w:t>
+            </w:r>
+          </w:p>
+        </w:tc>
+        <w:tc>
+          <w:tcPr>
+            <w:tcW w:w="1551" w:type="dxa"/>
+            <w:vAlign w:val="bottom"/>
+          </w:tcPr>
+          <w:p>
+            <w:pPr>
+              <w:bidi w:val="0"/>
+              <w:spacing w:before="120" w:after="120"/>
+              <w:rPr>
+                <w:rFonts w:ascii="David" w:hAnsi="David" w:cs="David"/>
+              </w:rPr>
+            </w:pPr>
+            <w:r>
+              <w:rPr>
+                <w:rFonts w:ascii="David" w:hAnsi="David" w:cs="David"/>
+              </w:rPr>
+              <w:t>71.7619</w:t>
+            </w:r>
+          </w:p>
+        </w:tc>
+        <w:tc>
+          <w:tcPr>
+            <w:tcW w:w="1592" w:type="dxa"/>
+            <w:vAlign w:val="bottom"/>
+          </w:tcPr>
+          <w:p>
+            <w:pPr>
+              <w:bidi w:val="0"/>
+              <w:spacing w:before="120" w:after="120"/>
+              <w:rPr>
+                <w:rFonts w:ascii="David" w:hAnsi="David" w:cs="David"/>
+              </w:rPr>
+            </w:pPr>
+            <w:r>
+              <w:rPr>
+                <w:rFonts w:ascii="David" w:hAnsi="David" w:cs="David"/>
+              </w:rPr>
+              <w:t>99</w:t>
+            </w:r>
+          </w:p>
+        </w:tc>
+        <w:tc>
+          <w:tcPr>
+            <w:tcW w:w="2284" w:type="dxa"/>
+            <w:vAlign w:val="bottom"/>
+          </w:tcPr>
+          <w:p>
+            <w:pPr>
+              <w:bidi w:val="0"/>
+              <w:spacing w:before="120" w:after="120"/>
+              <w:rPr>
+                <w:rFonts w:ascii="David" w:hAnsi="David" w:cs="David"/>
+              </w:rPr>
+            </w:pPr>
+            <w:r>
+              <w:rPr>
+                <w:rFonts w:ascii="David" w:hAnsi="David" w:cs="David"/>
+              </w:rPr>
+              <w:t>40.0555</w:t>
+            </w:r>
+          </w:p>
+        </w:tc>
+      </w:tr>
+      <w:tr>
+        <w:tc>
+          <w:tcPr>
+            <w:tcW w:w="1740" w:type="dxa"/>
+            <w:vAlign w:val="bottom"/>
+          </w:tcPr>
+          <w:p>
+            <w:pPr>
+              <w:bidi w:val="0"/>
+              <w:spacing w:before="120" w:after="120"/>
+              <w:rPr>
+                <w:rFonts w:ascii="David" w:hAnsi="David" w:cs="David"/>
+              </w:rPr>
+            </w:pPr>
+            <w:r>
+              <w:rPr>
+                <w:rFonts w:ascii="David" w:hAnsi="David" w:cs="David"/>
+              </w:rPr>
+              <w:t>brake</w:t>
+            </w:r>
+          </w:p>
+        </w:tc>
+        <w:tc>
+          <w:tcPr>
+            <w:tcW w:w="1640" w:type="dxa"/>
+            <w:vAlign w:val="bottom"/>
+          </w:tcPr>
+          <w:p>
+            <w:pPr>
+              <w:bidi w:val="0"/>
+              <w:spacing w:before="120" w:after="120"/>
+              <w:rPr>
+                <w:rFonts w:ascii="David" w:hAnsi="David" w:cs="David"/>
+              </w:rPr>
+            </w:pPr>
+            <w:r>
+              <w:rPr>
+                <w:rFonts w:ascii="David" w:hAnsi="David" w:cs="David"/>
+              </w:rPr>
+              <w:t>0</w:t>
+            </w:r>
+          </w:p>
+        </w:tc>
+        <w:tc>
+          <w:tcPr>
+            <w:tcW w:w="1649" w:type="dxa"/>
+            <w:vAlign w:val="bottom"/>
+          </w:tcPr>
+          <w:p>
+            <w:pPr>
+              <w:bidi w:val="0"/>
+              <w:spacing w:before="120" w:after="120"/>
+              <w:rPr>
+                <w:rFonts w:ascii="David" w:hAnsi="David" w:cs="David"/>
+              </w:rPr>
+            </w:pPr>
+            <w:r>
+              <w:rPr>
+                <w:rFonts w:ascii="David" w:hAnsi="David" w:cs="David"/>
+              </w:rPr>
+              <w:t>100</w:t>
+            </w:r>
+          </w:p>
+        </w:tc>
+        <w:tc>
+          <w:tcPr>
+            <w:tcW w:w="1551" w:type="dxa"/>
+            <w:vAlign w:val="bottom"/>
+          </w:tcPr>
+          <w:p>
+            <w:pPr>
+              <w:bidi w:val="0"/>
+              <w:spacing w:before="120" w:after="120"/>
+              <w:rPr>
+                <w:rFonts w:ascii="David" w:hAnsi="David" w:cs="David"/>
+              </w:rPr>
+            </w:pPr>
+            <w:r>
+              <w:rPr>
+                <w:rFonts w:ascii="David" w:hAnsi="David" w:cs="David"/>
+              </w:rPr>
+              <w:t>16.3874</w:t>
+            </w:r>
+          </w:p>
+        </w:tc>
+        <w:tc>
+          <w:tcPr>
+            <w:tcW w:w="1592" w:type="dxa"/>
+            <w:vAlign w:val="bottom"/>
+          </w:tcPr>
+          <w:p>
+            <w:pPr>
+              <w:bidi w:val="0"/>
+              <w:spacing w:before="120" w:after="120"/>
+              <w:rPr>
+                <w:rFonts w:ascii="David" w:hAnsi="David" w:cs="David"/>
+              </w:rPr>
+            </w:pPr>
+            <w:r>
+              <w:rPr>
+                <w:rFonts w:ascii="David" w:hAnsi="David" w:cs="David"/>
+              </w:rPr>
+              <w:t>0</w:t>
+            </w:r>
+          </w:p>
+        </w:tc>
+        <w:tc>
+          <w:tcPr>
+            <w:tcW w:w="2284" w:type="dxa"/>
+            <w:vAlign w:val="bottom"/>
+          </w:tcPr>
+          <w:p>
+            <w:pPr>
+              <w:bidi w:val="0"/>
+              <w:spacing w:before="120" w:after="120"/>
+              <w:rPr>
+                <w:rFonts w:ascii="David" w:hAnsi="David" w:cs="David"/>
+              </w:rPr>
+            </w:pPr>
+            <w:r>
+              <w:rPr>
+                <w:rFonts w:ascii="David" w:hAnsi="David" w:cs="David"/>
+              </w:rPr>
+              <w:t>37.0168</w:t>
+            </w:r>
+          </w:p>
+        </w:tc>
+      </w:tr>
+      <w:tr>
+        <w:tc>
+          <w:tcPr>
+            <w:tcW w:w="1740" w:type="dxa"/>
+            <w:vAlign w:val="bottom"/>
+          </w:tcPr>
+          <w:p>
+            <w:pPr>
+              <w:bidi w:val="0"/>
+              <w:spacing w:before="120" w:after="120"/>
+              <w:rPr>
+                <w:rFonts w:ascii="David" w:hAnsi="David" w:cs="David"/>
+              </w:rPr>
+            </w:pPr>
+            <w:r>
+              <w:rPr>
+                <w:rFonts w:ascii="David" w:hAnsi="David" w:cs="David"/>
+              </w:rPr>
+              <w:t>x</w:t>
+            </w:r>
+          </w:p>
+        </w:tc>
+        <w:tc>
+          <w:tcPr>
+            <w:tcW w:w="1640" w:type="dxa"/>
+            <w:vAlign w:val="bottom"/>
+          </w:tcPr>
+          <w:p>
+            <w:pPr>
+              <w:bidi w:val="0"/>
+              <w:spacing w:before="120" w:after="120"/>
+              <w:rPr>
+                <w:rFonts w:ascii="David" w:hAnsi="David" w:cs="David"/>
+              </w:rPr>
+            </w:pPr>
+            <w:r>
+              <w:rPr>
+                <w:rFonts w:ascii="David" w:hAnsi="David" w:cs="David"/>
+              </w:rPr>
+              <w:t>-13708</w:t>
+            </w:r>
+          </w:p>
+        </w:tc>
+        <w:tc>
+          <w:tcPr>
+            <w:tcW w:w="1649" w:type="dxa"/>
+            <w:vAlign w:val="bottom"/>
+          </w:tcPr>
+          <w:p>
+            <w:pPr>
+              <w:bidi w:val="0"/>
+              <w:spacing w:before="120" w:after="120"/>
+              <w:rPr>
+                <w:rFonts w:ascii="David" w:hAnsi="David" w:cs="David"/>
+              </w:rPr>
+            </w:pPr>
+            <w:r>
+              <w:rPr>
+                <w:rFonts w:ascii="David" w:hAnsi="David" w:cs="David"/>
+              </w:rPr>
+              <w:t>11068</w:t>
+            </w:r>
+          </w:p>
+        </w:tc>
+        <w:tc>
+          <w:tcPr>
+            <w:tcW w:w="1551" w:type="dxa"/>
+            <w:vAlign w:val="bottom"/>
+          </w:tcPr>
+          <w:p>
+            <w:pPr>
+              <w:bidi w:val="0"/>
+              <w:spacing w:before="120" w:after="120"/>
+              <w:rPr>
+                <w:rFonts w:ascii="David" w:hAnsi="David" w:cs="David"/>
+              </w:rPr>
+            </w:pPr>
+            <w:r>
+              <w:rPr>
+                <w:rFonts w:ascii="David" w:hAnsi="David" w:cs="David"/>
+              </w:rPr>
+              <w:t>-1043.9124</w:t>
+            </w:r>
+          </w:p>
+        </w:tc>
+        <w:tc>
+          <w:tcPr>
+            <w:tcW w:w="1592" w:type="dxa"/>
+            <w:vAlign w:val="bottom"/>
+          </w:tcPr>
+          <w:p>
+            <w:pPr>
+              <w:bidi w:val="0"/>
+              <w:spacing w:before="120" w:after="120"/>
+              <w:rPr>
+                <w:rFonts w:ascii="David" w:hAnsi="David" w:cs="David"/>
+              </w:rPr>
+            </w:pPr>
+            <w:r>
+              <w:rPr>
+                <w:rFonts w:ascii="David" w:hAnsi="David" w:cs="David"/>
+              </w:rPr>
+              <w:t>-416</w:t>
+            </w:r>
+          </w:p>
+        </w:tc>
+        <w:tc>
+          <w:tcPr>
+            <w:tcW w:w="2284" w:type="dxa"/>
+            <w:vAlign w:val="bottom"/>
+          </w:tcPr>
+          <w:p>
+            <w:pPr>
+              <w:bidi w:val="0"/>
+              <w:spacing w:before="120" w:after="120"/>
+              <w:rPr>
+                <w:rFonts w:ascii="David" w:hAnsi="David" w:cs="David"/>
+              </w:rPr>
+            </w:pPr>
+            <w:r>
+              <w:rPr>
+                <w:rFonts w:ascii="David" w:hAnsi="David" w:cs="David"/>
+              </w:rPr>
+              <w:t>5947.2782</w:t>
+            </w:r>
+          </w:p>
+        </w:tc>
+      </w:tr>
+      <w:tr>
+        <w:tc>
+          <w:tcPr>
+            <w:tcW w:w="1740" w:type="dxa"/>
+            <w:vAlign w:val="bottom"/>
+          </w:tcPr>
+          <w:p>
+            <w:pPr>
+              <w:bidi w:val="0"/>
+              <w:spacing w:before="120" w:after="120"/>
+              <w:rPr>
+                <w:rFonts w:ascii="David" w:hAnsi="David" w:cs="David"/>
+              </w:rPr>
+            </w:pPr>
+            <w:r>
+              <w:rPr>
+                <w:rFonts w:ascii="David" w:hAnsi="David" w:cs="David"/>
+              </w:rPr>
+              <w:t>y</w:t>
+            </w:r>
+          </w:p>
+        </w:tc>
+        <w:tc>
+          <w:tcPr>
+            <w:tcW w:w="1640" w:type="dxa"/>
+            <w:vAlign w:val="bottom"/>
+          </w:tcPr>
+          <w:p>
+            <w:pPr>
+              <w:bidi w:val="0"/>
+              <w:spacing w:before="120" w:after="120"/>
+              <w:rPr>
+                <w:rFonts w:ascii="David" w:hAnsi="David" w:cs="David"/>
+              </w:rPr>
+            </w:pPr>
+            <w:r>
+              <w:rPr>
+                <w:rFonts w:ascii="David" w:hAnsi="David" w:cs="David"/>
+              </w:rPr>
+              <w:t>-15771</w:t>
+            </w:r>
+          </w:p>
+        </w:tc>
+        <w:tc>
+          <w:tcPr>
+            <w:tcW w:w="1649" w:type="dxa"/>
+            <w:vAlign w:val="bottom"/>
+          </w:tcPr>
+          <w:p>
+            <w:pPr>
+              <w:bidi w:val="0"/>
+              <w:spacing w:before="120" w:after="120"/>
+              <w:rPr>
+                <w:rFonts w:ascii="David" w:hAnsi="David" w:cs="David"/>
+              </w:rPr>
+            </w:pPr>
+            <w:r>
+              <w:rPr>
+                <w:rFonts w:ascii="David" w:hAnsi="David" w:cs="David"/>
+              </w:rPr>
+              <w:t>15883</w:t>
+            </w:r>
+          </w:p>
+        </w:tc>
+        <w:tc>
+          <w:tcPr>
+            <w:tcW w:w="1551" w:type="dxa"/>
+            <w:vAlign w:val="bottom"/>
+          </w:tcPr>
+          <w:p>
+            <w:pPr>
+              <w:bidi w:val="0"/>
+              <w:spacing w:before="120" w:after="120"/>
+              <w:rPr>
+                <w:rFonts w:ascii="David" w:hAnsi="David" w:cs="David"/>
+              </w:rPr>
+            </w:pPr>
+            <w:r>
+              <w:rPr>
+                <w:rFonts w:ascii="David" w:hAnsi="David" w:cs="David"/>
+              </w:rPr>
+              <w:t>-1005.0467</w:t>
+            </w:r>
+          </w:p>
+        </w:tc>
+        <w:tc>
+          <w:tcPr>
+            <w:tcW w:w="1592" w:type="dxa"/>
+            <w:vAlign w:val="bottom"/>
+          </w:tcPr>
+          <w:p>
+            <w:pPr>
+              <w:bidi w:val="0"/>
+              <w:spacing w:before="120" w:after="120"/>
+              <w:rPr>
+                <w:rFonts w:ascii="David" w:hAnsi="David" w:cs="David"/>
+              </w:rPr>
+            </w:pPr>
+            <w:r>
+              <w:rPr>
+                <w:rFonts w:ascii="David" w:hAnsi="David" w:cs="David"/>
+              </w:rPr>
+              <w:t>-616</w:t>
+            </w:r>
+          </w:p>
+        </w:tc>
+        <w:tc>
+          <w:tcPr>
+            <w:tcW w:w="2284" w:type="dxa"/>
+            <w:vAlign w:val="bottom"/>
+          </w:tcPr>
+          <w:p>
+            <w:pPr>
+              <w:bidi w:val="0"/>
+              <w:spacing w:before="120" w:after="120"/>
+              <w:rPr>
+                <w:rFonts w:ascii="David" w:hAnsi="David" w:cs="David"/>
+              </w:rPr>
+            </w:pPr>
+            <w:r>
+              <w:rPr>
+                <w:rFonts w:ascii="David" w:hAnsi="David" w:cs="David"/>
+              </w:rPr>
+              <w:t>7179.7117</w:t>
+            </w:r>
+          </w:p>
+        </w:tc>
+      </w:tr>
+    </w:tbl>
+    <w:p>
+      <w:pPr>
+        <w:bidi w:val="0"/>
+        <w:spacing w:after="0" w:line="360" w:lineRule="auto"/>
+        <w:rPr>
+          <w:rFonts w:ascii="David" w:hAnsi="David" w:cs="David"/>
+        </w:rPr>
+      </w:pPr>
+    </w:p>
+    <w:p>
+      <w:pPr>
+        <w:bidi w:val="0"/>
+        <w:spacing w:after="0" w:line="360" w:lineRule="auto"/>
+        <w:rPr>
+          <w:rFonts w:ascii="David" w:hAnsi="David" w:cs="David"/>
+          <w:b/>
+          <w:bCs/>
+        </w:rPr>
+      </w:pPr>
+    </w:p>
+    <w:p>
+      <w:pPr>
+        <w:bidi w:val="0"/>
+        <w:spacing w:after="0" w:line="360" w:lineRule="auto"/>
+        <w:rPr>
+          <w:rFonts w:ascii="David" w:hAnsi="David" w:cs="David"/>
+          <w:b/>
+          <w:bCs/>
+        </w:rPr>
+      </w:pPr>
+      <w:r>
+        <w:rPr>
+          <w:rFonts w:ascii="David" w:hAnsi="David" w:cs="David"/>
+          <w:b/>
+          <w:bCs/>
+        </w:rPr>
+        <w:lastRenderedPageBreak/>
+        <w:t>Analysis:</w:t>
+      </w:r>
+    </w:p>
+    <w:p>
+      <w:pPr>
+        <w:bidi w:val="0"/>
+        <w:spacing w:after="0" w:line="360" w:lineRule="auto"/>
+        <w:rPr>
+          <w:rFonts w:ascii="David" w:hAnsi="David" w:cs="David"/>
+        </w:rPr>
+      </w:pPr>
+      <w:r>
+        <w:rPr>
+          <w:rFonts w:ascii="David" w:hAnsi="David" w:cs="David"/>
+        </w:rPr>
+        <w:t xml:space="preserve">After using box plots to analyze the data, we have reached </w:t>
+      </w:r>
+      <w:r>
+        <w:rPr>
+          <w:rFonts w:ascii="David" w:hAnsi="David" w:cs="David"/>
+        </w:rPr>
+        <w:t xml:space="preserve">a few </w:t>
+      </w:r>
+      <w:r>
+        <w:rPr>
+          <w:rFonts w:ascii="David" w:hAnsi="David" w:cs="David"/>
+        </w:rPr>
+        <w:t>conclusions:</w:t>
+      </w:r>
+    </w:p>
+    <w:p>
+      <w:pPr>
+        <w:pStyle w:val="ListParagraph"/>
+        <w:numPr>
+          <w:ilvl w:val="0"/>
+          <w:numId w:val="16"/>
+        </w:numPr>
+        <w:bidi w:val="0"/>
+        <w:spacing w:after="0" w:line="360" w:lineRule="auto"/>
+        <w:rPr>
+          <w:rFonts w:ascii="David" w:hAnsi="David" w:cs="David"/>
+        </w:rPr>
+      </w:pPr>
+      <w:r>
+        <w:rPr>
+          <w:rFonts w:ascii="David" w:hAnsi="David" w:cs="David"/>
+        </w:rPr>
+        <w:t xml:space="preserve">There are no </w:t>
+      </w:r>
+      <w:r>
+        <w:rPr>
+          <w:rFonts w:ascii="David" w:hAnsi="David" w:cs="David"/>
+          <w:b/>
+          <w:bCs/>
+        </w:rPr>
+        <w:t>impossible values</w:t>
+      </w:r>
+      <w:r>
+        <w:rPr>
+          <w:rFonts w:ascii="David" w:hAnsi="David" w:cs="David"/>
+        </w:rPr>
+        <w:t xml:space="preserve"> in our data, simply because they are bounded by physics, for example, we didn’t see any negtive speed or gear number, simply because they don’t exist.</w:t>
+      </w:r>
+    </w:p>
+    <w:p>
+      <w:pPr>
+        <w:pStyle w:val="ListParagraph"/>
+        <w:numPr>
+          <w:ilvl w:val="0"/>
+          <w:numId w:val="16"/>
+        </w:numPr>
+        <w:bidi w:val="0"/>
+        <w:spacing w:after="0" w:line="360" w:lineRule="auto"/>
+        <w:rPr>
+          <w:rFonts w:ascii="David" w:hAnsi="David" w:cs="David"/>
+        </w:rPr>
+      </w:pPr>
+      <w:r>
+        <w:rPr>
+          <w:rFonts w:ascii="David" w:hAnsi="David" w:cs="David"/>
+        </w:rPr>
+        <w:t>There are a lot of measurement errors</w:t>
+      </w:r>
+    </w:p>
+    <w:p>
+      <w:pPr>
+        <w:pStyle w:val="ListParagraph"/>
+        <w:numPr>
+          <w:ilvl w:val="0"/>
+          <w:numId w:val="16"/>
+        </w:numPr>
+        <w:bidi w:val="0"/>
+        <w:spacing w:after="0" w:line="360" w:lineRule="auto"/>
+        <w:rPr>
+          <w:rFonts w:ascii="David" w:hAnsi="David" w:cs="David"/>
+        </w:rPr>
+      </w:pPr>
+      <w:r>
+        <w:rPr>
+          <w:rFonts w:ascii="David" w:hAnsi="David" w:cs="David"/>
+        </w:rPr>
+        <w:t>There are almost no extreme outliers, and</w:t>
+      </w:r>
+    </w:p>
+    <w:p>
+      <w:pPr>
+        <w:bidi w:val="0"/>
+        <w:spacing w:after="0" w:line="360" w:lineRule="auto"/>
+        <w:rPr>
+          <w:rFonts w:ascii="David" w:hAnsi="David" w:cs="David"/>
+        </w:rPr>
+      </w:pPr>
+    </w:p>
+    <w:p>
+      <w:pPr>
+        <w:bidi w:val="0"/>
+        <w:spacing w:after="0" w:line="360" w:lineRule="auto"/>
+        <w:rPr>
+          <w:rFonts w:ascii="David" w:hAnsi="David" w:cs="David"/>
+        </w:rPr>
+      </w:pPr>
+    </w:p>
+    <w:p>
+      <w:pPr>
+        <w:bidi w:val="0"/>
+        <w:spacing w:after="0" w:line="360" w:lineRule="auto"/>
+        <w:rPr>
+          <w:rFonts w:ascii="David" w:hAnsi="David" w:cs="David"/>
+          <w:b/>
+          <w:bCs/>
+          <w:sz w:val="28"/>
+          <w:szCs w:val="28"/>
+          <w:u w:val="single"/>
+        </w:rPr>
+      </w:pPr>
+      <w:r>
+        <w:rPr>
+          <w:rFonts w:ascii="David" w:hAnsi="David" w:cs="David"/>
+          <w:b/>
+          <w:bCs/>
+          <w:sz w:val="28"/>
+          <w:szCs w:val="28"/>
+          <w:u w:val="single"/>
+        </w:rPr>
+        <w:t>Processed data:</w:t>
+      </w:r>
+    </w:p>
+    <w:p>
+      <w:pPr>
+        <w:bidi w:val="0"/>
+        <w:spacing w:after="0" w:line="360" w:lineRule="auto"/>
+        <w:rPr>
+          <w:rFonts w:ascii="David" w:hAnsi="David" w:cs="David"/>
+          <w:b/>
+          <w:bCs/>
+        </w:rPr>
+      </w:pPr>
+      <w:r>
+        <w:rPr>
+          <w:rFonts w:ascii="David" w:hAnsi="David" w:cs="David"/>
+          <w:b/>
+          <w:bCs/>
+        </w:rPr>
+        <w:t>Statistics:</w:t>
+      </w:r>
+    </w:p>
+    <w:tbl>
+      <w:tblPr>
+        <w:tblStyle w:val="TableGrid"/>
+        <w:tblW w:w="0" w:type="auto"/>
+        <w:tblLook w:val="04A0" w:firstRow="1" w:lastRow="0" w:firstColumn="1" w:lastColumn="0" w:noHBand="0" w:noVBand="1"/>
+      </w:tblPr>
+      <w:tblGrid>
+        <w:gridCol w:w="2926"/>
+        <w:gridCol w:w="1387"/>
+        <w:gridCol w:w="1415"/>
+        <w:gridCol w:w="1228"/>
+        <w:gridCol w:w="1216"/>
+        <w:gridCol w:w="2284"/>
+      </w:tblGrid>
+      <w:tr>
+        <w:tc>
+          <w:tcPr>
+            <w:tcW w:w="1742" w:type="dxa"/>
+          </w:tcPr>
+          <w:p>
+            <w:pPr>
+              <w:bidi w:val="0"/>
+              <w:spacing w:before="120" w:after="120"/>
+              <w:rPr>
+                <w:rFonts w:ascii="David" w:hAnsi="David" w:cs="David"/>
+                <w:b/>
+                <w:bCs/>
+              </w:rPr>
+            </w:pPr>
+            <w:r>
+              <w:rPr>
+                <w:rFonts w:ascii="David" w:hAnsi="David" w:cs="David"/>
+                <w:b/>
+                <w:bCs/>
+              </w:rPr>
+              <w:t>Feature_Name</w:t>
+            </w:r>
+          </w:p>
+        </w:tc>
+        <w:tc>
+          <w:tcPr>
+            <w:tcW w:w="1742" w:type="dxa"/>
+          </w:tcPr>
+          <w:p>
+            <w:pPr>
+              <w:bidi w:val="0"/>
+              <w:spacing w:before="120" w:after="120"/>
+              <w:rPr>
+                <w:rFonts w:ascii="David" w:hAnsi="David" w:cs="David"/>
+                <w:b/>
+                <w:bCs/>
+              </w:rPr>
+            </w:pPr>
+            <w:r>
+              <w:rPr>
+                <w:rFonts w:ascii="David" w:hAnsi="David" w:cs="David"/>
+                <w:b/>
+                <w:bCs/>
+              </w:rPr>
+              <w:t>Minimum</w:t>
+            </w:r>
+          </w:p>
+        </w:tc>
+        <w:tc>
+          <w:tcPr>
+            <w:tcW w:w="1743" w:type="dxa"/>
+          </w:tcPr>
+          <w:p>
+            <w:pPr>
+              <w:bidi w:val="0"/>
+              <w:spacing w:before="120" w:after="120"/>
+              <w:rPr>
+                <w:rFonts w:ascii="David" w:hAnsi="David" w:cs="David"/>
+                <w:b/>
+                <w:bCs/>
+              </w:rPr>
+            </w:pPr>
+            <w:r>
+              <w:rPr>
+                <w:rFonts w:ascii="David" w:hAnsi="David" w:cs="David"/>
+                <w:b/>
+                <w:bCs/>
+              </w:rPr>
+              <w:t>Maximum</w:t>
+            </w:r>
+          </w:p>
+        </w:tc>
+        <w:tc>
+          <w:tcPr>
+            <w:tcW w:w="1743" w:type="dxa"/>
+          </w:tcPr>
+          <w:p>
+            <w:pPr>
+              <w:bidi w:val="0"/>
+              <w:spacing w:before="120" w:after="120"/>
+              <w:rPr>
+                <w:rFonts w:ascii="David" w:hAnsi="David" w:cs="David"/>
+                <w:b/>
+                <w:bCs/>
+              </w:rPr>
+            </w:pPr>
+            <w:r>
+              <w:rPr>
+                <w:rFonts w:ascii="David" w:hAnsi="David" w:cs="David"/>
+                <w:b/>
+                <w:bCs/>
+              </w:rPr>
+              <w:t xml:space="preserve">Mean </w:t>
+            </w:r>
+          </w:p>
+        </w:tc>
+        <w:tc>
+          <w:tcPr>
+            <w:tcW w:w="1743" w:type="dxa"/>
+          </w:tcPr>
+          <w:p>
+            <w:pPr>
+              <w:bidi w:val="0"/>
+              <w:spacing w:before="120" w:after="120"/>
+              <w:rPr>
+                <w:rFonts w:ascii="David" w:hAnsi="David" w:cs="David"/>
+                <w:b/>
+                <w:bCs/>
+              </w:rPr>
+            </w:pPr>
+            <w:r>
+              <w:rPr>
+                <w:rFonts w:ascii="David" w:hAnsi="David" w:cs="David"/>
+                <w:b/>
+                <w:bCs/>
+              </w:rPr>
+              <w:t>Median</w:t>
+            </w:r>
+          </w:p>
+        </w:tc>
+        <w:tc>
+          <w:tcPr>
+            <w:tcW w:w="1743" w:type="dxa"/>
+          </w:tcPr>
+          <w:p>
+            <w:pPr>
+              <w:bidi w:val="0"/>
+              <w:spacing w:before="120" w:after="120"/>
+              <w:rPr>
+                <w:rFonts w:ascii="David" w:hAnsi="David" w:cs="David"/>
+                <w:b/>
+                <w:bCs/>
+              </w:rPr>
+            </w:pPr>
+            <w:r>
+              <w:rPr>
+                <w:rFonts w:ascii="David" w:hAnsi="David" w:cs="David"/>
+                <w:b/>
+                <w:bCs/>
+              </w:rPr>
+              <w:t>Standard_Deviation</w:t>
+            </w:r>
+          </w:p>
+        </w:tc>
+      </w:tr>
+      <w:tr>
+        <w:tc>
+          <w:tcPr>
+            <w:tcW w:w="1742" w:type="dxa"/>
+          </w:tcPr>
+          <w:p>
+            <w:pPr>
+              <w:bidi w:val="0"/>
+              <w:spacing w:before="120" w:after="120"/>
+              <w:rPr>
+                <w:rFonts w:ascii="David" w:hAnsi="David" w:cs="David"/>
+              </w:rPr>
+            </w:pPr>
+            <w:r>
+              <w:rPr>
+                <w:rFonts w:ascii="David" w:hAnsi="David" w:cs="David"/>
+              </w:rPr>
+              <w:t>entry_speed</w:t>
+            </w:r>
+          </w:p>
+        </w:tc>
+        <w:tc>
+          <w:tcPr>
+            <w:tcW w:w="1742" w:type="dxa"/>
+          </w:tcPr>
+          <w:p>
+            <w:pPr>
+              <w:bidi w:val="0"/>
+              <w:spacing w:before="120" w:after="120"/>
+              <w:rPr>
+                <w:rFonts w:ascii="David" w:hAnsi="David" w:cs="David"/>
+              </w:rPr>
+            </w:pPr>
+            <w:r>
+              <w:rPr>
+                <w:rFonts w:ascii="David" w:hAnsi="David" w:cs="David"/>
+              </w:rPr>
+              <w:t>64</w:t>
+            </w:r>
+          </w:p>
+        </w:tc>
+        <w:tc>
+          <w:tcPr>
+            <w:tcW w:w="1743" w:type="dxa"/>
+          </w:tcPr>
+          <w:p>
+            <w:pPr>
+              <w:bidi w:val="0"/>
+              <w:spacing w:before="120" w:after="120"/>
+              <w:rPr>
+                <w:rFonts w:ascii="David" w:hAnsi="David" w:cs="David"/>
+              </w:rPr>
+            </w:pPr>
+            <w:r>
+              <w:rPr>
+                <w:rFonts w:ascii="David" w:hAnsi="David" w:cs="David"/>
+              </w:rPr>
+              <w:t>335</w:t>
+            </w:r>
+          </w:p>
+        </w:tc>
+        <w:tc>
+          <w:tcPr>
+            <w:tcW w:w="1743" w:type="dxa"/>
+          </w:tcPr>
+          <w:p>
+            <w:pPr>
+              <w:bidi w:val="0"/>
+              <w:spacing w:before="120" w:after="120"/>
+              <w:rPr>
+                <w:rFonts w:ascii="David" w:hAnsi="David" w:cs="David"/>
+              </w:rPr>
+            </w:pPr>
+            <w:r>
+              <w:rPr>
+                <w:rFonts w:ascii="David" w:hAnsi="David" w:cs="David"/>
+              </w:rPr>
+              <w:t>199.7502</w:t>
+            </w:r>
+          </w:p>
+        </w:tc>
+        <w:tc>
+          <w:tcPr>
+            <w:tcW w:w="1743" w:type="dxa"/>
+          </w:tcPr>
+          <w:p>
+            <w:pPr>
+              <w:bidi w:val="0"/>
+              <w:spacing w:before="120" w:after="120"/>
+              <w:rPr>
+                <w:rFonts w:ascii="David" w:hAnsi="David" w:cs="David"/>
+              </w:rPr>
+            </w:pPr>
+            <w:r>
+              <w:rPr>
+                <w:rFonts w:ascii="David" w:hAnsi="David" w:cs="David"/>
+              </w:rPr>
+              <w:t>203</w:t>
+            </w:r>
+          </w:p>
+        </w:tc>
+        <w:tc>
+          <w:tcPr>
+            <w:tcW w:w="1743" w:type="dxa"/>
+          </w:tcPr>
+          <w:p>
+            <w:pPr>
+              <w:bidi w:val="0"/>
+              <w:spacing w:before="120" w:after="120"/>
+              <w:rPr>
+                <w:rFonts w:ascii="David" w:hAnsi="David" w:cs="David"/>
+              </w:rPr>
+            </w:pPr>
+            <w:r>
+              <w:rPr>
+                <w:rFonts w:ascii="David" w:hAnsi="David" w:cs="David"/>
+              </w:rPr>
+              <w:t>4348.4204</w:t>
+            </w:r>
+          </w:p>
+        </w:tc>
+      </w:tr>
+      <w:tr>
+        <w:tc>
+          <w:tcPr>
+            <w:tcW w:w="1742" w:type="dxa"/>
+          </w:tcPr>
+          <w:p>
+            <w:pPr>
+              <w:bidi w:val="0"/>
+              <w:spacing w:before="120" w:after="120"/>
+              <w:rPr>
+                <w:rFonts w:ascii="David" w:hAnsi="David" w:cs="David"/>
+              </w:rPr>
+            </w:pPr>
+            <w:r>
+              <w:rPr>
+                <w:rFonts w:ascii="David" w:hAnsi="David" w:cs="David"/>
+              </w:rPr>
+              <w:t>apex_speed</w:t>
+            </w:r>
+          </w:p>
+        </w:tc>
+        <w:tc>
+          <w:tcPr>
+            <w:tcW w:w="1742" w:type="dxa"/>
+          </w:tcPr>
+          <w:p>
+            <w:pPr>
+              <w:bidi w:val="0"/>
+              <w:spacing w:before="120" w:after="120"/>
+              <w:rPr>
+                <w:rFonts w:ascii="David" w:hAnsi="David" w:cs="David"/>
+              </w:rPr>
+            </w:pPr>
+            <w:r>
+              <w:rPr>
+                <w:rFonts w:ascii="David" w:hAnsi="David" w:cs="David"/>
+              </w:rPr>
+              <w:t>50</w:t>
+            </w:r>
+          </w:p>
+        </w:tc>
+        <w:tc>
+          <w:tcPr>
+            <w:tcW w:w="1743" w:type="dxa"/>
+          </w:tcPr>
+          <w:p>
+            <w:pPr>
+              <w:bidi w:val="0"/>
+              <w:spacing w:before="120" w:after="120"/>
+              <w:rPr>
+                <w:rFonts w:ascii="David" w:hAnsi="David" w:cs="David"/>
+              </w:rPr>
+            </w:pPr>
+            <w:r>
+              <w:rPr>
+                <w:rFonts w:ascii="David" w:hAnsi="David" w:cs="David"/>
+              </w:rPr>
+              <w:t>320</w:t>
+            </w:r>
+          </w:p>
+        </w:tc>
+        <w:tc>
+          <w:tcPr>
+            <w:tcW w:w="1743" w:type="dxa"/>
+          </w:tcPr>
+          <w:p>
+            <w:pPr>
+              <w:bidi w:val="0"/>
+              <w:spacing w:before="120" w:after="120"/>
+              <w:rPr>
+                <w:rFonts w:ascii="David" w:hAnsi="David" w:cs="David"/>
+              </w:rPr>
+            </w:pPr>
+            <w:r>
+              <w:rPr>
+                <w:rFonts w:ascii="David" w:hAnsi="David" w:cs="David"/>
+              </w:rPr>
+              <w:t>162.8539</w:t>
+            </w:r>
+          </w:p>
+        </w:tc>
+        <w:tc>
+          <w:tcPr>
+            <w:tcW w:w="1743" w:type="dxa"/>
+          </w:tcPr>
+          <w:p>
+            <w:pPr>
+              <w:bidi w:val="0"/>
+              <w:spacing w:before="120" w:after="120"/>
+              <w:rPr>
+                <w:rFonts w:ascii="David" w:hAnsi="David" w:cs="David"/>
+              </w:rPr>
+            </w:pPr>
+            <w:r>
+              <w:rPr>
+                <w:rFonts w:ascii="David" w:hAnsi="David" w:cs="David"/>
+              </w:rPr>
+              <w:t>152</w:t>
+            </w:r>
+          </w:p>
+        </w:tc>
+        <w:tc>
+          <w:tcPr>
+            <w:tcW w:w="1743" w:type="dxa"/>
+          </w:tcPr>
+          <w:p>
+            <w:pPr>
+              <w:bidi w:val="0"/>
+              <w:spacing w:before="120" w:after="120"/>
+              <w:rPr>
+                <w:rFonts w:ascii="David" w:hAnsi="David" w:cs="David"/>
+              </w:rPr>
+            </w:pPr>
+            <w:r>
+              <w:rPr>
+                <w:rFonts w:ascii="David" w:hAnsi="David" w:cs="David"/>
+              </w:rPr>
+              <w:t>4779.5581</w:t>
+            </w:r>
+          </w:p>
+        </w:tc>
+      </w:tr>
+      <w:tr>
+        <w:tc>
+          <w:tcPr>
+            <w:tcW w:w="1742" w:type="dxa"/>
+          </w:tcPr>
+          <w:p>
+            <w:pPr>
+              <w:bidi w:val="0"/>
+              <w:spacing w:before="120" w:after="120"/>
+              <w:rPr>
+                <w:rFonts w:ascii="David" w:hAnsi="David" w:cs="David"/>
+              </w:rPr>
+            </w:pPr>
+            <w:r>
+              <w:rPr>
+                <w:rFonts w:ascii="David" w:hAnsi="David" w:cs="David"/>
+              </w:rPr>
+              <w:t>exit_speed</w:t>
+            </w:r>
+          </w:p>
+        </w:tc>
+        <w:tc>
+          <w:tcPr>
+            <w:tcW w:w="1742" w:type="dxa"/>
+          </w:tcPr>
+          <w:p>
+            <w:pPr>
+              <w:bidi w:val="0"/>
+              <w:spacing w:before="120" w:after="120"/>
+              <w:rPr>
+                <w:rFonts w:ascii="David" w:hAnsi="David" w:cs="David"/>
+              </w:rPr>
+            </w:pPr>
+            <w:r>
+              <w:rPr>
+                <w:rFonts w:ascii="David" w:hAnsi="David" w:cs="David"/>
+              </w:rPr>
+              <w:t>52</w:t>
+            </w:r>
+          </w:p>
+        </w:tc>
+        <w:tc>
+          <w:tcPr>
+            <w:tcW w:w="1743" w:type="dxa"/>
+          </w:tcPr>
+          <w:p>
+            <w:pPr>
+              <w:bidi w:val="0"/>
+              <w:spacing w:before="120" w:after="120"/>
+              <w:rPr>
+                <w:rFonts w:ascii="David" w:hAnsi="David" w:cs="David"/>
+              </w:rPr>
+            </w:pPr>
+            <w:r>
+              <w:rPr>
+                <w:rFonts w:ascii="David" w:hAnsi="David" w:cs="David"/>
+              </w:rPr>
+              <w:t>320</w:t>
+            </w:r>
+          </w:p>
+        </w:tc>
+        <w:tc>
+          <w:tcPr>
+            <w:tcW w:w="1743" w:type="dxa"/>
+          </w:tcPr>
+          <w:p>
+            <w:pPr>
+              <w:bidi w:val="0"/>
+              <w:spacing w:before="120" w:after="120"/>
+              <w:rPr>
+                <w:rFonts w:ascii="David" w:hAnsi="David" w:cs="David"/>
+              </w:rPr>
+            </w:pPr>
+            <w:r>
+              <w:rPr>
+                <w:rFonts w:ascii="David" w:hAnsi="David" w:cs="David"/>
+              </w:rPr>
+              <w:t>179.7773</w:t>
+            </w:r>
+          </w:p>
+        </w:tc>
+        <w:tc>
+          <w:tcPr>
+            <w:tcW w:w="1743" w:type="dxa"/>
+          </w:tcPr>
+          <w:p>
+            <w:pPr>
+              <w:bidi w:val="0"/>
+              <w:spacing w:before="120" w:after="120"/>
+              <w:rPr>
+                <w:rFonts w:ascii="David" w:hAnsi="David" w:cs="David"/>
+              </w:rPr>
+            </w:pPr>
+            <w:r>
+              <w:rPr>
+                <w:rFonts w:ascii="David" w:hAnsi="David" w:cs="David"/>
+              </w:rPr>
+              <w:t>179</w:t>
+            </w:r>
+          </w:p>
+        </w:tc>
+        <w:tc>
+          <w:tcPr>
+            <w:tcW w:w="1743" w:type="dxa"/>
+          </w:tcPr>
+          <w:p>
+            <w:pPr>
+              <w:bidi w:val="0"/>
+              <w:spacing w:before="120" w:after="120"/>
+              <w:rPr>
+                <w:rFonts w:ascii="David" w:hAnsi="David" w:cs="David"/>
+              </w:rPr>
+            </w:pPr>
+            <w:r>
+              <w:rPr>
+                <w:rFonts w:ascii="David" w:hAnsi="David" w:cs="David"/>
+              </w:rPr>
+              <w:t>4883.9458</w:t>
+            </w:r>
+          </w:p>
+        </w:tc>
+      </w:tr>
+      <w:tr>
+        <w:tc>
+          <w:tcPr>
+            <w:tcW w:w="1742" w:type="dxa"/>
+          </w:tcPr>
+          <w:p>
+            <w:pPr>
+              <w:bidi w:val="0"/>
+              <w:spacing w:before="120" w:after="120"/>
+              <w:rPr>
+                <w:rFonts w:ascii="David" w:hAnsi="David" w:cs="David"/>
+              </w:rPr>
+            </w:pPr>
+            <w:r>
+              <w:rPr>
+                <w:rFonts w:ascii="David" w:hAnsi="David" w:cs="David"/>
+              </w:rPr>
+              <w:t>speed_drop</w:t>
+            </w:r>
+          </w:p>
+        </w:tc>
+        <w:tc>
+          <w:tcPr>
+            <w:tcW w:w="1742" w:type="dxa"/>
+          </w:tcPr>
+          <w:p>
+            <w:pPr>
+              <w:bidi w:val="0"/>
+              <w:spacing w:before="120" w:after="120"/>
+              <w:rPr>
+                <w:rFonts w:ascii="David" w:hAnsi="David" w:cs="David"/>
+              </w:rPr>
+            </w:pPr>
+            <w:r>
+              <w:rPr>
+                <w:rFonts w:ascii="David" w:hAnsi="David" w:cs="David"/>
+              </w:rPr>
+              <w:t>0</w:t>
+            </w:r>
+          </w:p>
+        </w:tc>
+        <w:tc>
+          <w:tcPr>
+            <w:tcW w:w="1743" w:type="dxa"/>
+          </w:tcPr>
+          <w:p>
+            <w:pPr>
+              <w:bidi w:val="0"/>
+              <w:spacing w:before="120" w:after="120"/>
+              <w:rPr>
+                <w:rFonts w:ascii="David" w:hAnsi="David" w:cs="David"/>
+              </w:rPr>
+            </w:pPr>
+            <w:r>
+              <w:rPr>
+                <w:rFonts w:ascii="David" w:hAnsi="David" w:cs="David"/>
+              </w:rPr>
+              <w:t>178</w:t>
+            </w:r>
+          </w:p>
+        </w:tc>
+        <w:tc>
+          <w:tcPr>
+            <w:tcW w:w="1743" w:type="dxa"/>
+          </w:tcPr>
+          <w:p>
+            <w:pPr>
+              <w:bidi w:val="0"/>
+              <w:spacing w:before="120" w:after="120"/>
+              <w:rPr>
+                <w:rFonts w:ascii="David" w:hAnsi="David" w:cs="David"/>
+              </w:rPr>
+            </w:pPr>
+            <w:r>
+              <w:rPr>
+                <w:rFonts w:ascii="David" w:hAnsi="David" w:cs="David"/>
+              </w:rPr>
+              <w:t>36.8963</w:t>
+            </w:r>
+          </w:p>
+        </w:tc>
+        <w:tc>
+          <w:tcPr>
+            <w:tcW w:w="1743" w:type="dxa"/>
+          </w:tcPr>
+          <w:p>
+            <w:pPr>
+              <w:bidi w:val="0"/>
+              <w:spacing w:before="120" w:after="120"/>
+              <w:rPr>
+                <w:rFonts w:ascii="David" w:hAnsi="David" w:cs="David"/>
+              </w:rPr>
+            </w:pPr>
+            <w:r>
+              <w:rPr>
+                <w:rFonts w:ascii="David" w:hAnsi="David" w:cs="David"/>
+              </w:rPr>
+              <w:t>27</w:t>
+            </w:r>
+          </w:p>
+        </w:tc>
+        <w:tc>
+          <w:tcPr>
+            <w:tcW w:w="1743" w:type="dxa"/>
+          </w:tcPr>
+          <w:p>
+            <w:pPr>
+              <w:bidi w:val="0"/>
+              <w:spacing w:before="120" w:after="120"/>
+              <w:rPr>
+                <w:rFonts w:ascii="David" w:hAnsi="David" w:cs="David"/>
+              </w:rPr>
+            </w:pPr>
+            <w:r>
+              <w:rPr>
+                <w:rFonts w:ascii="David" w:hAnsi="David" w:cs="David"/>
+              </w:rPr>
+              <w:t>1467.3439</w:t>
+            </w:r>
+          </w:p>
+        </w:tc>
+      </w:tr>
+      <w:tr>
+        <w:tc>
+          <w:tcPr>
+            <w:tcW w:w="1742" w:type="dxa"/>
+          </w:tcPr>
+          <w:p>
+            <w:pPr>
+              <w:bidi w:val="0"/>
+              <w:spacing w:before="120" w:after="120"/>
+              <w:rPr>
+                <w:rFonts w:ascii="David" w:hAnsi="David" w:cs="David"/>
+              </w:rPr>
+            </w:pPr>
+            <w:r>
+              <w:rPr>
+                <w:rFonts w:ascii="David" w:hAnsi="David" w:cs="David"/>
+              </w:rPr>
+              <w:t>braking_pct_before_apex</w:t>
+            </w:r>
+          </w:p>
+        </w:tc>
+        <w:tc>
+          <w:tcPr>
+            <w:tcW w:w="1742" w:type="dxa"/>
+          </w:tcPr>
+          <w:p>
+            <w:pPr>
+              <w:bidi w:val="0"/>
+              <w:spacing w:before="120" w:after="120"/>
+              <w:rPr>
+                <w:rFonts w:ascii="David" w:hAnsi="David" w:cs="David"/>
+              </w:rPr>
+            </w:pPr>
+            <w:r>
+              <w:rPr>
+                <w:rFonts w:ascii="David" w:hAnsi="David" w:cs="David"/>
+              </w:rPr>
+              <w:t>0</w:t>
+            </w:r>
+          </w:p>
+        </w:tc>
+        <w:tc>
+          <w:tcPr>
+            <w:tcW w:w="1743" w:type="dxa"/>
+          </w:tcPr>
+          <w:p>
+            <w:pPr>
+              <w:bidi w:val="0"/>
+              <w:spacing w:before="120" w:after="120"/>
+              <w:rPr>
+                <w:rFonts w:ascii="David" w:hAnsi="David" w:cs="David"/>
+              </w:rPr>
+            </w:pPr>
+            <w:r>
+              <w:rPr>
+                <w:rFonts w:ascii="David" w:hAnsi="David" w:cs="David"/>
+              </w:rPr>
+              <w:t>1</w:t>
+            </w:r>
+          </w:p>
+        </w:tc>
+        <w:tc>
+          <w:tcPr>
+            <w:tcW w:w="1743" w:type="dxa"/>
+          </w:tcPr>
+          <w:p>
+            <w:pPr>
+              <w:bidi w:val="0"/>
+              <w:spacing w:before="120" w:after="120"/>
+              <w:rPr>
+                <w:rFonts w:ascii="David" w:hAnsi="David" w:cs="David"/>
+              </w:rPr>
+            </w:pPr>
+            <w:r>
+              <w:rPr>
+                <w:rFonts w:ascii="David" w:hAnsi="David" w:cs="David"/>
+              </w:rPr>
+              <w:t>0.3717</w:t>
+            </w:r>
+          </w:p>
+        </w:tc>
+        <w:tc>
+          <w:tcPr>
+            <w:tcW w:w="1743" w:type="dxa"/>
+          </w:tcPr>
+          <w:p>
+            <w:pPr>
+              <w:bidi w:val="0"/>
+              <w:spacing w:before="120" w:after="120"/>
+              <w:rPr>
+                <w:rFonts w:ascii="David" w:hAnsi="David" w:cs="David"/>
+              </w:rPr>
+            </w:pPr>
+            <w:r>
+              <w:rPr>
+                <w:rFonts w:ascii="David" w:hAnsi="David" w:cs="David"/>
+              </w:rPr>
+              <w:t>0.4245</w:t>
+            </w:r>
+          </w:p>
+        </w:tc>
+        <w:tc>
+          <w:tcPr>
+            <w:tcW w:w="1743" w:type="dxa"/>
+          </w:tcPr>
+          <w:p>
+            <w:pPr>
+              <w:bidi w:val="0"/>
+              <w:spacing w:before="120" w:after="120"/>
+              <w:rPr>
+                <w:rFonts w:ascii="David" w:hAnsi="David" w:cs="David"/>
+              </w:rPr>
+            </w:pPr>
+            <w:r>
+              <w:rPr>
+                <w:rFonts w:ascii="David" w:hAnsi="David" w:cs="David"/>
+              </w:rPr>
+              <w:t>0.1122</w:t>
+            </w:r>
+          </w:p>
+        </w:tc>
+      </w:tr>
+      <w:tr>
+        <w:tc>
+          <w:tcPr>
+            <w:tcW w:w="1742" w:type="dxa"/>
+          </w:tcPr>
+          <w:p>
+            <w:pPr>
+              <w:bidi w:val="0"/>
+              <w:spacing w:before="120" w:after="120"/>
+              <w:rPr>
+                <w:rFonts w:ascii="David" w:hAnsi="David" w:cs="David"/>
+              </w:rPr>
+            </w:pPr>
+            <w:r>
+              <w:rPr>
+                <w:rFonts w:ascii="David" w:hAnsi="David" w:cs="David"/>
+              </w:rPr>
+              <w:t>trail_braking_pct</w:t>
+            </w:r>
+          </w:p>
+        </w:tc>
+        <w:tc>
+          <w:tcPr>
+            <w:tcW w:w="1742" w:type="dxa"/>
+          </w:tcPr>
+          <w:p>
+            <w:pPr>
+              <w:bidi w:val="0"/>
+              <w:spacing w:before="120" w:after="120"/>
+              <w:rPr>
+                <w:rFonts w:ascii="David" w:hAnsi="David" w:cs="David"/>
+              </w:rPr>
+            </w:pPr>
+            <w:r>
+              <w:rPr>
+                <w:rFonts w:ascii="David" w:hAnsi="David" w:cs="David"/>
+              </w:rPr>
+              <w:t>0</w:t>
+            </w:r>
+          </w:p>
+        </w:tc>
+        <w:tc>
+          <w:tcPr>
+            <w:tcW w:w="1743" w:type="dxa"/>
+          </w:tcPr>
+          <w:p>
+            <w:pPr>
+              <w:bidi w:val="0"/>
+              <w:spacing w:before="120" w:after="120"/>
+              <w:rPr>
+                <w:rFonts w:ascii="David" w:hAnsi="David" w:cs="David"/>
+              </w:rPr>
+            </w:pPr>
+            <w:r>
+              <w:rPr>
+                <w:rFonts w:ascii="David" w:hAnsi="David" w:cs="David"/>
+              </w:rPr>
+              <w:t>1</w:t>
+            </w:r>
+          </w:p>
+        </w:tc>
+        <w:tc>
+          <w:tcPr>
+            <w:tcW w:w="1743" w:type="dxa"/>
+          </w:tcPr>
+          <w:p>
+            <w:pPr>
+              <w:bidi w:val="0"/>
+              <w:spacing w:before="120" w:after="120"/>
+              <w:rPr>
+                <w:rFonts w:ascii="David" w:hAnsi="David" w:cs="David"/>
+              </w:rPr>
+            </w:pPr>
+            <w:r>
+              <w:rPr>
+                <w:rFonts w:ascii="David" w:hAnsi="David" w:cs="David"/>
+              </w:rPr>
+              <w:t>0.3303</w:t>
+            </w:r>
+          </w:p>
+        </w:tc>
+        <w:tc>
+          <w:tcPr>
+            <w:tcW w:w="1743" w:type="dxa"/>
+          </w:tcPr>
+          <w:p>
+            <w:pPr>
+              <w:bidi w:val="0"/>
+              <w:spacing w:before="120" w:after="120"/>
+              <w:rPr>
+                <w:rFonts w:ascii="David" w:hAnsi="David" w:cs="David"/>
+              </w:rPr>
+            </w:pPr>
+            <w:r>
+              <w:rPr>
+                <w:rFonts w:ascii="David" w:hAnsi="David" w:cs="David"/>
+              </w:rPr>
+              <w:t>0.3062</w:t>
+            </w:r>
+          </w:p>
+        </w:tc>
+        <w:tc>
+          <w:tcPr>
+            <w:tcW w:w="1743" w:type="dxa"/>
+          </w:tcPr>
+          <w:p>
+            <w:pPr>
+              <w:bidi w:val="0"/>
+              <w:spacing w:before="120" w:after="120"/>
+              <w:rPr>
+                <w:rFonts w:ascii="David" w:hAnsi="David" w:cs="David"/>
+              </w:rPr>
+            </w:pPr>
+            <w:r>
+              <w:rPr>
+                <w:rFonts w:ascii="David" w:hAnsi="David" w:cs="David"/>
+              </w:rPr>
+              <w:t>0.108</w:t>
+            </w:r>
+          </w:p>
+        </w:tc>
+      </w:tr>
+      <w:tr>
+        <w:tc>
+          <w:tcPr>
+            <w:tcW w:w="1742" w:type="dxa"/>
+          </w:tcPr>
+          <w:p>
+            <w:pPr>
+              <w:bidi w:val="0"/>
+              <w:spacing w:before="120" w:after="120"/>
+              <w:rPr>
+                <w:rFonts w:ascii="David" w:hAnsi="David" w:cs="David"/>
+              </w:rPr>
+            </w:pPr>
+            <w:r>
+              <w:rPr>
+                <w:rFonts w:ascii="David" w:hAnsi="David" w:cs="David"/>
+              </w:rPr>
+              <w:t>throttle_app_pct_after_apex</w:t>
+            </w:r>
+          </w:p>
+        </w:tc>
+        <w:tc>
+          <w:tcPr>
+            <w:tcW w:w="1742" w:type="dxa"/>
+          </w:tcPr>
+          <w:p>
+            <w:pPr>
+              <w:bidi w:val="0"/>
+              <w:spacing w:before="120" w:after="120"/>
+              <w:rPr>
+                <w:rFonts w:ascii="David" w:hAnsi="David" w:cs="David"/>
+              </w:rPr>
+            </w:pPr>
+            <w:r>
+              <w:rPr>
+                <w:rFonts w:ascii="David" w:hAnsi="David" w:cs="David"/>
+              </w:rPr>
+              <w:t>0</w:t>
+            </w:r>
+          </w:p>
+        </w:tc>
+        <w:tc>
+          <w:tcPr>
+            <w:tcW w:w="1743" w:type="dxa"/>
+          </w:tcPr>
+          <w:p>
+            <w:pPr>
+              <w:bidi w:val="0"/>
+              <w:spacing w:before="120" w:after="120"/>
+              <w:rPr>
+                <w:rFonts w:ascii="David" w:hAnsi="David" w:cs="David"/>
+              </w:rPr>
+            </w:pPr>
+            <w:r>
+              <w:rPr>
+                <w:rFonts w:ascii="David" w:hAnsi="David" w:cs="David"/>
+              </w:rPr>
+              <w:t>1</w:t>
+            </w:r>
+          </w:p>
+        </w:tc>
+        <w:tc>
+          <w:tcPr>
+            <w:tcW w:w="1743" w:type="dxa"/>
+          </w:tcPr>
+          <w:p>
+            <w:pPr>
+              <w:bidi w:val="0"/>
+              <w:spacing w:before="120" w:after="120"/>
+              <w:rPr>
+                <w:rFonts w:ascii="David" w:hAnsi="David" w:cs="David"/>
+              </w:rPr>
+            </w:pPr>
+            <w:r>
+              <w:rPr>
+                <w:rFonts w:ascii="David" w:hAnsi="David" w:cs="David"/>
+              </w:rPr>
+              <w:t>0.7615</w:t>
+            </w:r>
+          </w:p>
+        </w:tc>
+        <w:tc>
+          <w:tcPr>
+            <w:tcW w:w="1743" w:type="dxa"/>
+          </w:tcPr>
+          <w:p>
+            <w:pPr>
+              <w:bidi w:val="0"/>
+              <w:spacing w:before="120" w:after="120"/>
+              <w:rPr>
+                <w:rFonts w:ascii="David" w:hAnsi="David" w:cs="David"/>
+              </w:rPr>
+            </w:pPr>
+            <w:r>
+              <w:rPr>
+                <w:rFonts w:ascii="David" w:hAnsi="David" w:cs="David"/>
+              </w:rPr>
+              <w:t>1</w:t>
+            </w:r>
+          </w:p>
+        </w:tc>
+        <w:tc>
+          <w:tcPr>
+            <w:tcW w:w="1743" w:type="dxa"/>
+          </w:tcPr>
+          <w:p>
+            <w:pPr>
+              <w:bidi w:val="0"/>
+              <w:spacing w:before="120" w:after="120"/>
+              <w:rPr>
+                <w:rFonts w:ascii="David" w:hAnsi="David" w:cs="David"/>
+              </w:rPr>
+            </w:pPr>
+            <w:r>
+              <w:rPr>
+                <w:rFonts w:ascii="David" w:hAnsi="David" w:cs="David"/>
+              </w:rPr>
+              <w:t>0.1244</w:t>
+            </w:r>
+          </w:p>
+        </w:tc>
+      </w:tr>
+      <w:tr>
+        <w:tc>
+          <w:tcPr>
+            <w:tcW w:w="1742" w:type="dxa"/>
+          </w:tcPr>
+          <w:p>
+            <w:pPr>
+              <w:bidi w:val="0"/>
+              <w:spacing w:before="120" w:after="120"/>
+              <w:rPr>
+                <w:rFonts w:ascii="David" w:hAnsi="David" w:cs="David"/>
+              </w:rPr>
+            </w:pPr>
+            <w:r>
+              <w:rPr>
+                <w:rFonts w:ascii="David" w:hAnsi="David" w:cs="David"/>
+              </w:rPr>
+              <w:t>coasting_pct</w:t>
+            </w:r>
+          </w:p>
+        </w:tc>
+        <w:tc>
+          <w:tcPr>
+            <w:tcW w:w="1742" w:type="dxa"/>
+          </w:tcPr>
+          <w:p>
+            <w:pPr>
+              <w:bidi w:val="0"/>
+              <w:spacing w:before="120" w:after="120"/>
+              <w:rPr>
+                <w:rFonts w:ascii="David" w:hAnsi="David" w:cs="David"/>
+              </w:rPr>
+            </w:pPr>
+            <w:r>
+              <w:rPr>
+                <w:rFonts w:ascii="David" w:hAnsi="David" w:cs="David"/>
+              </w:rPr>
+              <w:t>0</w:t>
+            </w:r>
+          </w:p>
+        </w:tc>
+        <w:tc>
+          <w:tcPr>
+            <w:tcW w:w="1743" w:type="dxa"/>
+          </w:tcPr>
+          <w:p>
+            <w:pPr>
+              <w:bidi w:val="0"/>
+              <w:spacing w:before="120" w:after="120"/>
+              <w:rPr>
+                <w:rFonts w:ascii="David" w:hAnsi="David" w:cs="David"/>
+              </w:rPr>
+            </w:pPr>
+            <w:r>
+              <w:rPr>
+                <w:rFonts w:ascii="David" w:hAnsi="David" w:cs="David"/>
+              </w:rPr>
+              <w:t>0.815</w:t>
+            </w:r>
+          </w:p>
+        </w:tc>
+        <w:tc>
+          <w:tcPr>
+            <w:tcW w:w="1743" w:type="dxa"/>
+          </w:tcPr>
+          <w:p>
+            <w:pPr>
+              <w:bidi w:val="0"/>
+              <w:spacing w:before="120" w:after="120"/>
+              <w:rPr>
+                <w:rFonts w:ascii="David" w:hAnsi="David" w:cs="David"/>
+              </w:rPr>
+            </w:pPr>
+            <w:r>
+              <w:rPr>
+                <w:rFonts w:ascii="David" w:hAnsi="David" w:cs="David"/>
+              </w:rPr>
+              <w:t>0.096</w:t>
+            </w:r>
+          </w:p>
+        </w:tc>
+        <w:tc>
+          <w:tcPr>
+            <w:tcW w:w="1743" w:type="dxa"/>
+          </w:tcPr>
+          <w:p>
+            <w:pPr>
+              <w:bidi w:val="0"/>
+              <w:spacing w:before="120" w:after="120"/>
+              <w:rPr>
+                <w:rFonts w:ascii="David" w:hAnsi="David" w:cs="David"/>
+              </w:rPr>
+            </w:pPr>
+            <w:r>
+              <w:rPr>
+                <w:rFonts w:ascii="David" w:hAnsi="David" w:cs="David"/>
+              </w:rPr>
+              <w:t>0</w:t>
+            </w:r>
+          </w:p>
+        </w:tc>
+        <w:tc>
+          <w:tcPr>
+            <w:tcW w:w="1743" w:type="dxa"/>
+          </w:tcPr>
+          <w:p>
+            <w:pPr>
+              <w:bidi w:val="0"/>
+              <w:spacing w:before="120" w:after="120"/>
+              <w:rPr>
+                <w:rFonts w:ascii="David" w:hAnsi="David" w:cs="David"/>
+              </w:rPr>
+            </w:pPr>
+            <w:r>
+              <w:rPr>
+                <w:rFonts w:ascii="David" w:hAnsi="David" w:cs="David"/>
+              </w:rPr>
+              <w:t>0.0184</w:t>
+            </w:r>
+          </w:p>
+        </w:tc>
+      </w:tr>
+      <w:tr>
+        <w:tc>
+          <w:tcPr>
+            <w:tcW w:w="1742" w:type="dxa"/>
+          </w:tcPr>
+          <w:p>
+            <w:pPr>
+              <w:bidi w:val="0"/>
+              <w:spacing w:before="120" w:after="120"/>
+              <w:rPr>
+                <w:rFonts w:ascii="David" w:hAnsi="David" w:cs="David"/>
+              </w:rPr>
+            </w:pPr>
+            <w:r>
+              <w:rPr>
+                <w:rFonts w:ascii="David" w:hAnsi="David" w:cs="David"/>
+              </w:rPr>
+              <w:t>braking_time_pct</w:t>
+            </w:r>
+          </w:p>
+        </w:tc>
+        <w:tc>
+          <w:tcPr>
+            <w:tcW w:w="1742" w:type="dxa"/>
+          </w:tcPr>
+          <w:p>
+            <w:pPr>
+              <w:bidi w:val="0"/>
+              <w:spacing w:before="120" w:after="120"/>
+              <w:rPr>
+                <w:rFonts w:ascii="David" w:hAnsi="David" w:cs="David"/>
+              </w:rPr>
+            </w:pPr>
+            <w:r>
+              <w:rPr>
+                <w:rFonts w:ascii="David" w:hAnsi="David" w:cs="David"/>
+              </w:rPr>
+              <w:t>0</w:t>
+            </w:r>
+          </w:p>
+        </w:tc>
+        <w:tc>
+          <w:tcPr>
+            <w:tcW w:w="1743" w:type="dxa"/>
+          </w:tcPr>
+          <w:p>
+            <w:pPr>
+              <w:bidi w:val="0"/>
+              <w:spacing w:before="120" w:after="120"/>
+              <w:rPr>
+                <w:rFonts w:ascii="David" w:hAnsi="David" w:cs="David"/>
+              </w:rPr>
+            </w:pPr>
+            <w:r>
+              <w:rPr>
+                <w:rFonts w:ascii="David" w:hAnsi="David" w:cs="David"/>
+              </w:rPr>
+              <w:t>1</w:t>
+            </w:r>
+          </w:p>
+        </w:tc>
+        <w:tc>
+          <w:tcPr>
+            <w:tcW w:w="1743" w:type="dxa"/>
+          </w:tcPr>
+          <w:p>
+            <w:pPr>
+              <w:bidi w:val="0"/>
+              <w:spacing w:before="120" w:after="120"/>
+              <w:rPr>
+                <w:rFonts w:ascii="David" w:hAnsi="David" w:cs="David"/>
+              </w:rPr>
+            </w:pPr>
+            <w:r>
+              <w:rPr>
+                <w:rFonts w:ascii="David" w:hAnsi="David" w:cs="David"/>
+              </w:rPr>
+              <w:t>0.2614</w:t>
+            </w:r>
+          </w:p>
+        </w:tc>
+        <w:tc>
+          <w:tcPr>
+            <w:tcW w:w="1743" w:type="dxa"/>
+          </w:tcPr>
+          <w:p>
+            <w:pPr>
+              <w:bidi w:val="0"/>
+              <w:spacing w:before="120" w:after="120"/>
+              <w:rPr>
+                <w:rFonts w:ascii="David" w:hAnsi="David" w:cs="David"/>
+              </w:rPr>
+            </w:pPr>
+            <w:r>
+              <w:rPr>
+                <w:rFonts w:ascii="David" w:hAnsi="David" w:cs="David"/>
+              </w:rPr>
+              <w:t>0.25</w:t>
+            </w:r>
+          </w:p>
+        </w:tc>
+        <w:tc>
+          <w:tcPr>
+            <w:tcW w:w="1743" w:type="dxa"/>
+          </w:tcPr>
+          <w:p>
+            <w:pPr>
+              <w:bidi w:val="0"/>
+              <w:spacing w:before="120" w:after="120"/>
+              <w:rPr>
+                <w:rFonts w:ascii="David" w:hAnsi="David" w:cs="David"/>
+              </w:rPr>
+            </w:pPr>
+            <w:r>
+              <w:rPr>
+                <w:rFonts w:ascii="David" w:hAnsi="David" w:cs="David"/>
+              </w:rPr>
+              <w:t>0.0662</w:t>
+            </w:r>
+          </w:p>
+        </w:tc>
+      </w:tr>
+      <w:tr>
+        <w:tc>
+          <w:tcPr>
+            <w:tcW w:w="1742" w:type="dxa"/>
+          </w:tcPr>
+          <w:p>
+            <w:pPr>
+              <w:bidi w:val="0"/>
+              <w:spacing w:before="120" w:after="120"/>
+              <w:rPr>
+                <w:rFonts w:ascii="David" w:hAnsi="David" w:cs="David"/>
+              </w:rPr>
+            </w:pPr>
+            <w:r>
+              <w:rPr>
+                <w:rFonts w:ascii="David" w:hAnsi="David" w:cs="David"/>
+              </w:rPr>
+              <w:t>average_throttle</w:t>
+            </w:r>
+          </w:p>
+        </w:tc>
+        <w:tc>
+          <w:tcPr>
+            <w:tcW w:w="1742" w:type="dxa"/>
+          </w:tcPr>
+          <w:p>
+            <w:pPr>
+              <w:bidi w:val="0"/>
+              <w:spacing w:before="120" w:after="120"/>
+              <w:rPr>
+                <w:rFonts w:ascii="David" w:hAnsi="David" w:cs="David"/>
+              </w:rPr>
+            </w:pPr>
+            <w:r>
+              <w:rPr>
+                <w:rFonts w:ascii="David" w:hAnsi="David" w:cs="David"/>
+              </w:rPr>
+              <w:t>0</w:t>
+            </w:r>
+          </w:p>
+        </w:tc>
+        <w:tc>
+          <w:tcPr>
+            <w:tcW w:w="1743" w:type="dxa"/>
+          </w:tcPr>
+          <w:p>
+            <w:pPr>
+              <w:bidi w:val="0"/>
+              <w:spacing w:before="120" w:after="120"/>
+              <w:rPr>
+                <w:rFonts w:ascii="David" w:hAnsi="David" w:cs="David"/>
+              </w:rPr>
+            </w:pPr>
+            <w:r>
+              <w:rPr>
+                <w:rFonts w:ascii="David" w:hAnsi="David" w:cs="David"/>
+              </w:rPr>
+              <w:t>100</w:t>
+            </w:r>
+          </w:p>
+        </w:tc>
+        <w:tc>
+          <w:tcPr>
+            <w:tcW w:w="1743" w:type="dxa"/>
+          </w:tcPr>
+          <w:p>
+            <w:pPr>
+              <w:bidi w:val="0"/>
+              <w:spacing w:before="120" w:after="120"/>
+              <w:rPr>
+                <w:rFonts w:ascii="David" w:hAnsi="David" w:cs="David"/>
+              </w:rPr>
+            </w:pPr>
+            <w:r>
+              <w:rPr>
+                <w:rFonts w:ascii="David" w:hAnsi="David" w:cs="David"/>
+              </w:rPr>
+              <w:t>47.3506</w:t>
+            </w:r>
+          </w:p>
+        </w:tc>
+        <w:tc>
+          <w:tcPr>
+            <w:tcW w:w="1743" w:type="dxa"/>
+          </w:tcPr>
+          <w:p>
+            <w:pPr>
+              <w:bidi w:val="0"/>
+              <w:spacing w:before="120" w:after="120"/>
+              <w:rPr>
+                <w:rFonts w:ascii="David" w:hAnsi="David" w:cs="David"/>
+              </w:rPr>
+            </w:pPr>
+            <w:r>
+              <w:rPr>
+                <w:rFonts w:ascii="David" w:hAnsi="David" w:cs="David"/>
+              </w:rPr>
+              <w:t>40.6154</w:t>
+            </w:r>
+          </w:p>
+        </w:tc>
+        <w:tc>
+          <w:tcPr>
+            <w:tcW w:w="1743" w:type="dxa"/>
+          </w:tcPr>
+          <w:p>
+            <w:pPr>
+              <w:bidi w:val="0"/>
+              <w:spacing w:before="120" w:after="120"/>
+              <w:rPr>
+                <w:rFonts w:ascii="David" w:hAnsi="David" w:cs="David"/>
+              </w:rPr>
+            </w:pPr>
+            <w:r>
+              <w:rPr>
+                <w:rFonts w:ascii="David" w:hAnsi="David" w:cs="David"/>
+              </w:rPr>
+              <w:t>1198.2503</w:t>
+            </w:r>
+          </w:p>
+        </w:tc>
+      </w:tr>
+      <w:tr>
+        <w:tc>
+          <w:tcPr>
+            <w:tcW w:w="1742" w:type="dxa"/>
+          </w:tcPr>
+          <w:p>
+            <w:pPr>
+              <w:bidi w:val="0"/>
+              <w:spacing w:before="120" w:after="120"/>
+              <w:rPr>
+                <w:rFonts w:ascii="David" w:hAnsi="David" w:cs="David"/>
+              </w:rPr>
+            </w:pPr>
+            <w:r>
+              <w:rPr>
+                <w:rFonts w:ascii="David" w:hAnsi="David" w:cs="David"/>
+              </w:rPr>
+              <w:t>min_gear</w:t>
+            </w:r>
+          </w:p>
+        </w:tc>
+        <w:tc>
+          <w:tcPr>
+            <w:tcW w:w="1742" w:type="dxa"/>
+          </w:tcPr>
+          <w:p>
+            <w:pPr>
+              <w:bidi w:val="0"/>
+              <w:spacing w:before="120" w:after="120"/>
+              <w:rPr>
+                <w:rFonts w:ascii="David" w:hAnsi="David" w:cs="David"/>
+              </w:rPr>
+            </w:pPr>
+            <w:r>
+              <w:rPr>
+                <w:rFonts w:ascii="David" w:hAnsi="David" w:cs="David"/>
+              </w:rPr>
+              <w:t>2</w:t>
+            </w:r>
+          </w:p>
+        </w:tc>
+        <w:tc>
+          <w:tcPr>
+            <w:tcW w:w="1743" w:type="dxa"/>
+          </w:tcPr>
+          <w:p>
+            <w:pPr>
+              <w:bidi w:val="0"/>
+              <w:spacing w:before="120" w:after="120"/>
+              <w:rPr>
+                <w:rFonts w:ascii="David" w:hAnsi="David" w:cs="David"/>
+              </w:rPr>
+            </w:pPr>
+            <w:r>
+              <w:rPr>
+                <w:rFonts w:ascii="David" w:hAnsi="David" w:cs="David"/>
+              </w:rPr>
+              <w:t>8</w:t>
+            </w:r>
+          </w:p>
+        </w:tc>
+        <w:tc>
+          <w:tcPr>
+            <w:tcW w:w="1743" w:type="dxa"/>
+          </w:tcPr>
+          <w:p>
+            <w:pPr>
+              <w:bidi w:val="0"/>
+              <w:spacing w:before="120" w:after="120"/>
+              <w:rPr>
+                <w:rFonts w:ascii="David" w:hAnsi="David" w:cs="David"/>
+              </w:rPr>
+            </w:pPr>
+            <w:r>
+              <w:rPr>
+                <w:rFonts w:ascii="David" w:hAnsi="David" w:cs="David"/>
+              </w:rPr>
+              <w:t>4.3607</w:t>
+            </w:r>
+          </w:p>
+        </w:tc>
+        <w:tc>
+          <w:tcPr>
+            <w:tcW w:w="1743" w:type="dxa"/>
+          </w:tcPr>
+          <w:p>
+            <w:pPr>
+              <w:bidi w:val="0"/>
+              <w:spacing w:before="120" w:after="120"/>
+              <w:rPr>
+                <w:rFonts w:ascii="David" w:hAnsi="David" w:cs="David"/>
+              </w:rPr>
+            </w:pPr>
+            <w:r>
+              <w:rPr>
+                <w:rFonts w:ascii="David" w:hAnsi="David" w:cs="David"/>
+              </w:rPr>
+              <w:t>4</w:t>
+            </w:r>
+          </w:p>
+        </w:tc>
+        <w:tc>
+          <w:tcPr>
+            <w:tcW w:w="1743" w:type="dxa"/>
+          </w:tcPr>
+          <w:p>
+            <w:pPr>
+              <w:bidi w:val="0"/>
+              <w:spacing w:before="120" w:after="120"/>
+              <w:rPr>
+                <w:rFonts w:ascii="David" w:hAnsi="David" w:cs="David"/>
+              </w:rPr>
+            </w:pPr>
+            <w:r>
+              <w:rPr>
+                <w:rFonts w:ascii="David" w:hAnsi="David" w:cs="David"/>
+              </w:rPr>
+              <w:t>2.7687</w:t>
+            </w:r>
+          </w:p>
+        </w:tc>
+      </w:tr>
+      <w:tr>
+        <w:tc>
+          <w:tcPr>
+            <w:tcW w:w="1742" w:type="dxa"/>
+          </w:tcPr>
+          <w:p>
+            <w:pPr>
+              <w:bidi w:val="0"/>
+              <w:spacing w:before="120" w:after="120"/>
+              <w:rPr>
+                <w:rFonts w:ascii="David" w:hAnsi="David" w:cs="David"/>
+              </w:rPr>
+            </w:pPr>
+            <w:r>
+              <w:rPr>
+                <w:rFonts w:ascii="David" w:hAnsi="David" w:cs="David"/>
+              </w:rPr>
+              <w:t>average_speed</w:t>
+            </w:r>
+          </w:p>
+        </w:tc>
+        <w:tc>
+          <w:tcPr>
+            <w:tcW w:w="1742" w:type="dxa"/>
+          </w:tcPr>
+          <w:p>
+            <w:pPr>
+              <w:bidi w:val="0"/>
+              <w:spacing w:before="120" w:after="120"/>
+              <w:rPr>
+                <w:rFonts w:ascii="David" w:hAnsi="David" w:cs="David"/>
+              </w:rPr>
+            </w:pPr>
+            <w:r>
+              <w:rPr>
+                <w:rFonts w:ascii="David" w:hAnsi="David" w:cs="David"/>
+              </w:rPr>
+              <w:t>60.3077</w:t>
+            </w:r>
+          </w:p>
+        </w:tc>
+        <w:tc>
+          <w:tcPr>
+            <w:tcW w:w="1743" w:type="dxa"/>
+          </w:tcPr>
+          <w:p>
+            <w:pPr>
+              <w:bidi w:val="0"/>
+              <w:spacing w:before="120" w:after="120"/>
+              <w:rPr>
+                <w:rFonts w:ascii="David" w:hAnsi="David" w:cs="David"/>
+              </w:rPr>
+            </w:pPr>
+            <w:r>
+              <w:rPr>
+                <w:rFonts w:ascii="David" w:hAnsi="David" w:cs="David"/>
+              </w:rPr>
+              <w:t>321.5714</w:t>
+            </w:r>
+          </w:p>
+        </w:tc>
+        <w:tc>
+          <w:tcPr>
+            <w:tcW w:w="1743" w:type="dxa"/>
+          </w:tcPr>
+          <w:p>
+            <w:pPr>
+              <w:bidi w:val="0"/>
+              <w:spacing w:before="120" w:after="120"/>
+              <w:rPr>
+                <w:rFonts w:ascii="David" w:hAnsi="David" w:cs="David"/>
+              </w:rPr>
+            </w:pPr>
+            <w:r>
+              <w:rPr>
+                <w:rFonts w:ascii="David" w:hAnsi="David" w:cs="David"/>
+              </w:rPr>
+              <w:t>178.9551</w:t>
+            </w:r>
+          </w:p>
+        </w:tc>
+        <w:tc>
+          <w:tcPr>
+            <w:tcW w:w="1743" w:type="dxa"/>
+          </w:tcPr>
+          <w:p>
+            <w:pPr>
+              <w:bidi w:val="0"/>
+              <w:spacing w:before="120" w:after="120"/>
+              <w:rPr>
+                <w:rFonts w:ascii="David" w:hAnsi="David" w:cs="David"/>
+              </w:rPr>
+            </w:pPr>
+            <w:r>
+              <w:rPr>
+                <w:rFonts w:ascii="David" w:hAnsi="David" w:cs="David"/>
+              </w:rPr>
+              <w:t>176</w:t>
+            </w:r>
+          </w:p>
+        </w:tc>
+        <w:tc>
+          <w:tcPr>
+            <w:tcW w:w="1743" w:type="dxa"/>
+          </w:tcPr>
+          <w:p>
+            <w:pPr>
+              <w:bidi w:val="0"/>
+              <w:spacing w:before="120" w:after="120"/>
+              <w:rPr>
+                <w:rFonts w:ascii="David" w:hAnsi="David" w:cs="David"/>
+              </w:rPr>
+            </w:pPr>
+            <w:r>
+              <w:rPr>
+                <w:rFonts w:ascii="David" w:hAnsi="David" w:cs="David"/>
+              </w:rPr>
+              <w:t>4389.51</w:t>
+            </w:r>
+          </w:p>
+        </w:tc>
+      </w:tr>
+    </w:tbl>
+    <w:p>
+      <w:pPr>
+        <w:bidi w:val="0"/>
+        <w:spacing w:after="0" w:line="360" w:lineRule="auto"/>
+        <w:rPr>
+          <w:rFonts w:ascii="David" w:hAnsi="David" w:cs="David"/>
+        </w:rPr>
+      </w:pPr>
+    </w:p>
+    <w:p>
+      <w:pPr>
+        <w:bidi w:val="0"/>
+        <w:spacing w:after="0" w:line="360" w:lineRule="auto"/>
+        <w:rPr>
+          <w:rFonts w:ascii="David" w:hAnsi="David" w:cs="David"/>
+        </w:rPr>
+      </w:pPr>
+      <w:r>
+        <w:rPr>
+          <w:rFonts w:ascii="David" w:hAnsi="David" w:cs="David"/>
+          <w:b/>
+          <w:bCs/>
+        </w:rPr>
+        <w:t>Analysis:</w:t>
+      </w:r>
+    </w:p>
+    <w:p>
+      <w:pPr>
+        <w:bidi w:val="0"/>
+        <w:spacing w:after="0" w:line="360" w:lineRule="auto"/>
+        <w:rPr>
+          <w:rFonts w:ascii="David" w:hAnsi="David" w:cs="David"/>
+        </w:rPr>
+      </w:pPr>
+      <w:r>
+        <w:rPr>
+          <w:rFonts w:ascii="David" w:hAnsi="David" w:cs="David"/>
+        </w:rPr>
+        <w:t>After using box plots to analyze the data, we have reached fascinating conclusions:</w:t>
+      </w:r>
+    </w:p>
+    <w:p>
+      <w:pPr>
+        <w:pStyle w:val="ListParagraph"/>
+        <w:numPr>
+          <w:ilvl w:val="0"/>
+          <w:numId w:val="16"/>
+        </w:numPr>
+        <w:bidi w:val="0"/>
+        <w:spacing w:after="0" w:line="360" w:lineRule="auto"/>
+        <w:rPr>
+          <w:rFonts w:ascii="David" w:hAnsi="David" w:cs="David"/>
+        </w:rPr>
+      </w:pPr>
+      <w:r>
+        <w:rPr>
+          <w:rFonts w:ascii="David" w:hAnsi="David" w:cs="David"/>
+        </w:rPr>
+        <w:t xml:space="preserve">There are no </w:t>
+      </w:r>
+      <w:r>
+        <w:rPr>
+          <w:rFonts w:ascii="David" w:hAnsi="David" w:cs="David"/>
+          <w:b/>
+          <w:bCs/>
+        </w:rPr>
+        <w:t>impossible values</w:t>
+      </w:r>
+      <w:r>
+        <w:rPr>
+          <w:rFonts w:ascii="David" w:hAnsi="David" w:cs="David"/>
+        </w:rPr>
+        <w:t xml:space="preserve"> in our data, simply because they are bounded by physics, for example, we didn’t see any negtive speed or gear number, simply because they don’t exist.</w:t>
+      </w:r>
+    </w:p>
+    <w:p>
+      <w:pPr>
+        <w:pStyle w:val="ListParagraph"/>
+        <w:numPr>
+          <w:ilvl w:val="0"/>
+          <w:numId w:val="16"/>
+        </w:numPr>
+        <w:bidi w:val="0"/>
+        <w:spacing w:after="0" w:line="360" w:lineRule="auto"/>
+        <w:rPr>
+          <w:rFonts w:ascii="David" w:hAnsi="David" w:cs="David"/>
+        </w:rPr>
+      </w:pPr>
+      <w:r>
+        <w:rPr>
+          <w:rFonts w:ascii="David" w:hAnsi="David" w:cs="David"/>
+        </w:rPr>
+        <w:lastRenderedPageBreak/>
+        <w:drawing>
+          <wp:anchor distT="0" distB="0" distL="114300" distR="114300" simplePos="0" relativeHeight="251658240" behindDoc="0" locked="0" layoutInCell="1" allowOverlap="1" wp14:anchorId="1FFB88A6" wp14:editId="396D9F54">
+            <wp:simplePos x="0" y="0"/>
+            <wp:positionH relativeFrom="page">
+              <wp:align>center</wp:align>
+            </wp:positionH>
+            <wp:positionV relativeFrom="paragraph">
+              <wp:posOffset>453390</wp:posOffset>
+            </wp:positionV>
+            <wp:extent cx="4536000" cy="2494800"/>
+            <wp:effectExtent l="0" t="0" r="0" b="0"/>
+            <wp:wrapTopAndBottom/>
+            <wp:docPr id="583609361" name="Picture 1"/>
+            <wp:cNvGraphicFramePr>
+              <a:graphicFrameLocks xmlns:a="http://schemas.openxmlformats.org/drawingml/2006/main" noChangeAspect="1"/>
+            </wp:cNvGraphicFramePr>
+            <a:graphic xmlns:a="http://schemas.openxmlformats.org/drawingml/2006/main">
+              <a:graphicData uri="http://schemas.openxmlformats.org/drawingml/2006/picture">
+                <pic:pic xmlns:pic="http://schemas.openxmlformats.org/drawingml/2006/picture">
+                  <pic:nvPicPr>
+                    <pic:cNvPr id="583609361" name=""/>
+                    <pic:cNvPicPr/>
+                  </pic:nvPicPr>
+                  <pic:blipFill>
+                    <a:blip r:embed="rId6" cstate="print">
+                      <a:extLst>
+                        <a:ext uri="{28A0092B-C50C-407E-A947-70E740481C1C}">
+                          <a14:useLocalDpi xmlns:a14="http://schemas.microsoft.com/office/drawing/2010/main" val="0"/>
+                        </a:ext>
+                      </a:extLst>
+                    </a:blip>
+                    <a:stretch>
+                      <a:fillRect/>
+                    </a:stretch>
+                  </pic:blipFill>
+                  <pic:spPr>
+                    <a:xfrm>
+                      <a:off x="0" y="0"/>
+                      <a:ext cx="4536000" cy="2494800"/>
+                    </a:xfrm>
+                    <a:prstGeom prst="rect">
+                      <a:avLst/>
+                    </a:prstGeom>
+                  </pic:spPr>
+                </pic:pic>
+              </a:graphicData>
+            </a:graphic>
+            <wp14:sizeRelH relativeFrom="page">
+              <wp14:pctWidth>0</wp14:pctWidth>
+            </wp14:sizeRelH>
+            <wp14:sizeRelV relativeFrom="page">
+              <wp14:pctHeight>0</wp14:pctHeight>
+            </wp14:sizeRelV>
+          </wp:anchor>
+        </w:drawing>
+      </w:r>
+      <w:r>
+        <w:rPr>
+          <w:rFonts w:ascii="David" w:hAnsi="David" w:cs="David"/>
+        </w:rPr>
+        <w:t xml:space="preserve">There are </w:t>
+      </w:r>
+      <w:r>
+        <w:rPr>
+          <w:rFonts w:ascii="David" w:hAnsi="David" w:cs="David"/>
+        </w:rPr>
+        <w:t xml:space="preserve">many </w:t>
+      </w:r>
+      <w:r>
+        <w:rPr>
+          <w:rFonts w:ascii="David" w:hAnsi="David" w:cs="David"/>
+        </w:rPr>
+        <w:t>extreme outliers in almost every parameter, for example, let’s look at the box plot for the speed drop:</w:t>
+      </w:r>
+    </w:p>
+    <w:p>
+      <w:pPr>
+        <w:pStyle w:val="ListParagraph"/>
+        <w:bidi w:val="0"/>
+        <w:spacing w:after="0" w:line="360" w:lineRule="auto"/>
+        <w:rPr>
+          <w:rFonts w:ascii="David" w:hAnsi="David" w:cs="David"/>
+        </w:rPr>
+      </w:pPr>
+      <w:r>
+        <w:rPr>
+          <w:rFonts w:ascii="David" w:hAnsi="David" w:cs="David"/>
+        </w:rPr>
+        <w:t>We can see that in almost every race, there are extreme oultiers.</w:t>
+      </w:r>
+    </w:p>
+    <w:p>
+      <w:pPr>
+        <w:pStyle w:val="ListParagraph"/>
+        <w:bidi w:val="0"/>
+        <w:spacing w:after="0" w:line="360" w:lineRule="auto"/>
+        <w:rPr>
+          <w:rFonts w:ascii="David" w:hAnsi="David" w:cs="David"/>
+        </w:rPr>
+      </w:pPr>
+      <w:r>
+        <w:rPr>
+          <w:rFonts w:ascii="David" w:hAnsi="David" w:cs="David"/>
+        </w:rPr>
+        <w:drawing>
+          <wp:anchor distT="0" distB="0" distL="114300" distR="114300" simplePos="0" relativeHeight="251659264" behindDoc="0" locked="0" layoutInCell="1" allowOverlap="1" wp14:anchorId="55923E97" wp14:editId="79AA841E">
+            <wp:simplePos x="0" y="0"/>
+            <wp:positionH relativeFrom="page">
+              <wp:align>center</wp:align>
+            </wp:positionH>
+            <wp:positionV relativeFrom="paragraph">
+              <wp:posOffset>666115</wp:posOffset>
+            </wp:positionV>
+            <wp:extent cx="4082400" cy="2638800"/>
+            <wp:effectExtent l="0" t="0" r="0" b="3175"/>
+            <wp:wrapTopAndBottom/>
+            <wp:docPr id="1375748509" name="Picture 1"/>
+            <wp:cNvGraphicFramePr>
+              <a:graphicFrameLocks xmlns:a="http://schemas.openxmlformats.org/drawingml/2006/main" noChangeAspect="1"/>
+            </wp:cNvGraphicFramePr>
+            <a:graphic xmlns:a="http://schemas.openxmlformats.org/drawingml/2006/main">
+              <a:graphicData uri="http://schemas.openxmlformats.org/drawingml/2006/picture">
+                <pic:pic xmlns:pic="http://schemas.openxmlformats.org/drawingml/2006/picture">
+                  <pic:nvPicPr>
+                    <pic:cNvPr id="1375748509" name=""/>
+                    <pic:cNvPicPr/>
+                  </pic:nvPicPr>
+                  <pic:blipFill>
+                    <a:blip r:embed="rId7" cstate="print">
+                      <a:extLst>
+                        <a:ext uri="{28A0092B-C50C-407E-A947-70E740481C1C}">
+                          <a14:useLocalDpi xmlns:a14="http://schemas.microsoft.com/office/drawing/2010/main" val="0"/>
+                        </a:ext>
+                      </a:extLst>
+                    </a:blip>
+                    <a:stretch>
+                      <a:fillRect/>
+                    </a:stretch>
+                  </pic:blipFill>
+                  <pic:spPr>
+                    <a:xfrm>
+                      <a:off x="0" y="0"/>
+                      <a:ext cx="4082400" cy="2638800"/>
+                    </a:xfrm>
+                    <a:prstGeom prst="rect">
+                      <a:avLst/>
+                    </a:prstGeom>
+                  </pic:spPr>
+                </pic:pic>
+              </a:graphicData>
+            </a:graphic>
+            <wp14:sizeRelH relativeFrom="page">
+              <wp14:pctWidth>0</wp14:pctWidth>
+            </wp14:sizeRelH>
+            <wp14:sizeRelV relativeFrom="page">
+              <wp14:pctHeight>0</wp14:pctHeight>
+            </wp14:sizeRelV>
+          </wp:anchor>
+        </w:drawing>
+      </w:r>
+      <w:r>
+        <w:rPr>
+          <w:rFonts w:ascii="David" w:hAnsi="David" w:cs="David"/>
+        </w:rPr>
+        <w:t xml:space="preserve">This reason for this massive amount of outliers and extreme outliers, is </w:t>
+      </w:r>
+      <w:r>
+        <w:rPr>
+          <w:rFonts w:ascii="David" w:hAnsi="David" w:cs="David"/>
+        </w:rPr>
+        <w:t>the difference between the turns themselves. For example, in Suzuka, there is one specific turn, marked 11 on the following map, that forces driver to decelerate extremely in order to succeed it.</w:t>
+      </w:r>
+    </w:p>
+    <w:p>
+      <w:pPr>
+        <w:pStyle w:val="ListParagraph"/>
+        <w:bidi w:val="0"/>
         <w:spacing w:after="0" w:line="360" w:lineRule="auto"/>
         <w:rPr>
           <w:rFonts w:ascii="David" w:hAnsi="David" w:cs="David" w:hint="cs"/>
           <w:rtl/>
+        </w:rPr>
+      </w:pPr>
+      <w:r>
+        <w:rPr>
+          <w:rFonts w:ascii="David" w:hAnsi="David" w:cs="David"/>
+        </w:rPr>
+        <w:t>This turn explains the massive amount of outliers in terms of speed drop, there are only 20 samples, one from each driver in this racetrack, that require such a massive speed drop.</w:t>
+      </w:r>
+    </w:p>
+    <w:p>
+      <w:pPr>
+        <w:bidi w:val="0"/>
+        <w:spacing w:after="0" w:line="360" w:lineRule="auto"/>
+        <w:rPr>
+          <w:rFonts w:ascii="David" w:hAnsi="David" w:cs="David"/>
+        </w:rPr>
+      </w:pPr>
+    </w:p>
+    <w:p>
+      <w:pPr>
+        <w:bidi w:val="0"/>
+        <w:spacing w:after="0" w:line="360" w:lineRule="auto"/>
+        <w:rPr>
+          <w:rFonts w:ascii="David" w:hAnsi="David" w:cs="David"/>
+        </w:rPr>
+      </w:pPr>
+      <w:r>
+        <w:rPr>
+          <w:rFonts w:ascii="David" w:hAnsi="David" w:cs="David"/>
+        </w:rPr>
+        <w:t>Those extreme outliers would draw the center of the clusters towards them and by that affect the clustering process.</w:t>
+      </w:r>
+      <w:r>
+        <w:rPr>
+          <w:rFonts w:ascii="David" w:hAnsi="David" w:cs="David"/>
+        </w:rPr>
+        <w:t xml:space="preserve"> We may need to normalize the data differently.</w:t>
+      </w:r>
+    </w:p>
+    <w:p>
+      <w:pPr>
+        <w:bidi w:val="0"/>
+        <w:spacing w:after="0" w:line="360" w:lineRule="auto"/>
+        <w:rPr>
+          <w:rFonts w:ascii="David" w:hAnsi="David" w:cs="David"/>
         </w:rPr>
       </w:pPr>
     </w:p>
@@ -5250,6 +8068,119 @@
     </w:lvl>
   </w:abstractNum>
   <w:abstractNum w:abstractNumId="10" w15:restartNumberingAfterBreak="0">
+    <w:nsid w:val="44B3484D"/>
+    <w:multiLevelType w:val="hybridMultilevel"/>
+    <w:tmpl w:val="F5767160"/>
+    <w:lvl w:ilvl="0" w:tplc="04090001">
+      <w:start w:val="1"/>
+      <w:numFmt w:val="bullet"/>
+      <w:lvlText w:val=""/>
+      <w:lvlJc w:val="left"/>
+      <w:pPr>
+        <w:ind w:left="720" w:hanging="360"/>
+      </w:pPr>
+      <w:rPr>
+        <w:rFonts w:ascii="Symbol" w:hAnsi="Symbol" w:hint="default"/>
+      </w:rPr>
+    </w:lvl>
+    <w:lvl w:ilvl="1" w:tplc="04090003" w:tentative="1">
+      <w:start w:val="1"/>
+      <w:numFmt w:val="bullet"/>
+      <w:lvlText w:val="o"/>
+      <w:lvlJc w:val="left"/>
+      <w:pPr>
+        <w:ind w:left="1440" w:hanging="360"/>
+      </w:pPr>
+      <w:rPr>
+        <w:rFonts w:ascii="Courier New" w:hAnsi="Courier New" w:hint="default"/>
+      </w:rPr>
+    </w:lvl>
+    <w:lvl w:ilvl="2" w:tplc="04090005" w:tentative="1">
+      <w:start w:val="1"/>
+      <w:numFmt w:val="bullet"/>
+      <w:lvlText w:val=""/>
+      <w:lvlJc w:val="left"/>
+      <w:pPr>
+        <w:ind w:left="2160" w:hanging="360"/>
+      </w:pPr>
+      <w:rPr>
+        <w:rFonts w:ascii="Wingdings" w:hAnsi="Wingdings" w:hint="default"/>
+      </w:rPr>
+    </w:lvl>
+    <w:lvl w:ilvl="3" w:tplc="04090001" w:tentative="1">
+      <w:start w:val="1"/>
+      <w:numFmt w:val="bullet"/>
+      <w:lvlText w:val=""/>
+      <w:lvlJc w:val="left"/>
+      <w:pPr>
+        <w:ind w:left="2880" w:hanging="360"/>
+      </w:pPr>
+      <w:rPr>
+        <w:rFonts w:ascii="Symbol" w:hAnsi="Symbol" w:hint="default"/>
+      </w:rPr>
+    </w:lvl>
+    <w:lvl w:ilvl="4" w:tplc="04090003" w:tentative="1">
+      <w:start w:val="1"/>
+      <w:numFmt w:val="bullet"/>
+      <w:lvlText w:val="o"/>
+      <w:lvlJc w:val="left"/>
+      <w:pPr>
+        <w:ind w:left="3600" w:hanging="360"/>
+      </w:pPr>
+      <w:rPr>
+        <w:rFonts w:ascii="Courier New" w:hAnsi="Courier New" w:hint="default"/>
+      </w:rPr>
+    </w:lvl>
+    <w:lvl w:ilvl="5" w:tplc="04090005" w:tentative="1">
+      <w:start w:val="1"/>
+      <w:numFmt w:val="bullet"/>
+      <w:lvlText w:val=""/>
+      <w:lvlJc w:val="left"/>
+      <w:pPr>
+        <w:ind w:left="4320" w:hanging="360"/>
+      </w:pPr>
+      <w:rPr>
+        <w:rFonts w:ascii="Wingdings" w:hAnsi="Wingdings" w:hint="default"/>
+      </w:rPr>
+    </w:lvl>
+    <w:lvl w:ilvl="6" w:tplc="04090001" w:tentative="1">
+      <w:start w:val="1"/>
+      <w:numFmt w:val="bullet"/>
+      <w:lvlText w:val=""/>
+      <w:lvlJc w:val="left"/>
+      <w:pPr>
+        <w:ind w:left="5040" w:hanging="360"/>
+      </w:pPr>
+      <w:rPr>
+        <w:rFonts w:ascii="Symbol" w:hAnsi="Symbol" w:hint="default"/>
+      </w:rPr>
+    </w:lvl>
+    <w:lvl w:ilvl="7" w:tplc="04090003" w:tentative="1">
+      <w:start w:val="1"/>
+      <w:numFmt w:val="bullet"/>
+      <w:lvlText w:val="o"/>
+      <w:lvlJc w:val="left"/>
+      <w:pPr>
+        <w:ind w:left="5760" w:hanging="360"/>
+      </w:pPr>
+      <w:rPr>
+        <w:rFonts w:ascii="Courier New" w:hAnsi="Courier New" w:hint="default"/>
+      </w:rPr>
+    </w:lvl>
+    <w:lvl w:ilvl="8" w:tplc="04090005" w:tentative="1">
+      <w:start w:val="1"/>
+      <w:numFmt w:val="bullet"/>
+      <w:lvlText w:val=""/>
+      <w:lvlJc w:val="left"/>
+      <w:pPr>
+        <w:ind w:left="6480" w:hanging="360"/>
+      </w:pPr>
+      <w:rPr>
+        <w:rFonts w:ascii="Wingdings" w:hAnsi="Wingdings" w:hint="default"/>
+      </w:rPr>
+    </w:lvl>
+  </w:abstractNum>
+  <w:abstractNum w:abstractNumId="11" w15:restartNumberingAfterBreak="0">
     <w:nsid w:val="471B1AF6"/>
     <w:multiLevelType w:val="hybridMultilevel"/>
     <w:tmpl w:val="0AF266A6"/>
@@ -5362,7 +8293,7 @@
       </w:rPr>
     </w:lvl>
   </w:abstractNum>
-  <w:abstractNum w:abstractNumId="11" w15:restartNumberingAfterBreak="0">
+  <w:abstractNum w:abstractNumId="12" w15:restartNumberingAfterBreak="0">
     <w:nsid w:val="5FE352AB"/>
     <w:multiLevelType w:val="multilevel"/>
     <w:tmpl w:val="825A2B9E"/>
@@ -5511,7 +8442,7 @@
       </w:rPr>
     </w:lvl>
   </w:abstractNum>
-  <w:abstractNum w:abstractNumId="12" w15:restartNumberingAfterBreak="0">
+  <w:abstractNum w:abstractNumId="13" w15:restartNumberingAfterBreak="0">
     <w:nsid w:val="63242281"/>
     <w:multiLevelType w:val="hybridMultilevel"/>
     <w:tmpl w:val="8B68952C"/>
@@ -5600,7 +8531,7 @@
       </w:pPr>
     </w:lvl>
   </w:abstractNum>
-  <w:abstractNum w:abstractNumId="13" w15:restartNumberingAfterBreak="0">
+  <w:abstractNum w:abstractNumId="14" w15:restartNumberingAfterBreak="0">
     <w:nsid w:val="6680171F"/>
     <w:multiLevelType w:val="hybridMultilevel"/>
     <w:tmpl w:val="7A241340"/>
@@ -5713,7 +8644,7 @@
       </w:rPr>
     </w:lvl>
   </w:abstractNum>
-  <w:abstractNum w:abstractNumId="14" w15:restartNumberingAfterBreak="0">
+  <w:abstractNum w:abstractNumId="15" w15:restartNumberingAfterBreak="0">
     <w:nsid w:val="71D430B9"/>
     <w:multiLevelType w:val="hybridMultilevel"/>
     <w:tmpl w:val="DF8A5D78"/>
@@ -5839,7 +8770,7 @@
     <w:abstractNumId w:val="7"/>
   </w:num>
   <w:num w:numId="5" w16cid:durableId="523710769">
-    <w:abstractNumId w:val="13"/>
+    <w:abstractNumId w:val="14"/>
   </w:num>
   <w:num w:numId="6" w16cid:durableId="1575159623">
     <w:abstractNumId w:val="5"/>
@@ -5848,10 +8779,10 @@
     <w:abstractNumId w:val="1"/>
   </w:num>
   <w:num w:numId="8" w16cid:durableId="1777210099">
-    <w:abstractNumId w:val="11"/>
+    <w:abstractNumId w:val="12"/>
   </w:num>
   <w:num w:numId="9" w16cid:durableId="205877600">
-    <w:abstractNumId w:val="10"/>
+    <w:abstractNumId w:val="11"/>
   </w:num>
   <w:num w:numId="10" w16cid:durableId="1732845057">
     <w:abstractNumId w:val="9"/>
@@ -5860,16 +8791,19 @@
     <w:abstractNumId w:val="3"/>
   </w:num>
   <w:num w:numId="12" w16cid:durableId="1333727492">
-    <w:abstractNumId w:val="14"/>
+    <w:abstractNumId w:val="15"/>
   </w:num>
   <w:num w:numId="13" w16cid:durableId="603268523">
-    <w:abstractNumId w:val="12"/>
+    <w:abstractNumId w:val="13"/>
   </w:num>
   <w:num w:numId="14" w16cid:durableId="1452045790">
     <w:abstractNumId w:val="6"/>
   </w:num>
   <w:num w:numId="15" w16cid:durableId="955720455">
     <w:abstractNumId w:val="0"/>
+  </w:num>
+  <w:num w:numId="16" w16cid:durableId="36974576">
+    <w:abstractNumId w:val="10"/>
   </w:num>
 </w:numbering>
 </file>
@@ -6830,6 +9764,25 @@
       <w:shd w:val="clear" w:color="auto" w:fill="E1DFDD"/>
     </w:rPr>
   </w:style>
+  <w:style w:type="table" w:styleId="TableGrid">
+    <w:name w:val="Table Grid"/>
+    <w:basedOn w:val="TableNormal"/>
+    <w:uiPriority w:val="39"/>
+    <w:rsid w:val="00B92389"/>
+    <w:pPr>
+      <w:spacing w:after="0" w:line="240" w:lineRule="auto"/>
+    </w:pPr>
+    <w:tblPr>
+      <w:tblBorders>
+        <w:top w:val="single" w:sz="4" w:space="0" w:color="auto"/>
+        <w:left w:val="single" w:sz="4" w:space="0" w:color="auto"/>
+        <w:bottom w:val="single" w:sz="4" w:space="0" w:color="auto"/>
+        <w:right w:val="single" w:sz="4" w:space="0" w:color="auto"/>
+        <w:insideH w:val="single" w:sz="4" w:space="0" w:color="auto"/>
+        <w:insideV w:val="single" w:sz="4" w:space="0" w:color="auto"/>
+      </w:tblBorders>
+    </w:tblPr>
+  </w:style>
 </w:styles>
 </file>
 

--- a/Documentation.docx
+++ b/Documentation.docx
@@ -4413,7 +4413,13 @@
         <w:rPr>
           <w:rFonts w:ascii="David" w:hAnsi="David" w:cs="David"/>
         </w:rPr>
-        <w:t xml:space="preserve"> and redundent, </w:t>
+        <w:t xml:space="preserve"> </w:t>
+      </w:r>
+      <w:r>
+        <w:rPr>
+          <w:rFonts w:ascii="David" w:hAnsi="David" w:cs="David"/>
+        </w:rPr>
+        <w:t>that may happen because of a faulty sensor or because of the cross between two different laps.</w:t>
       </w:r>
     </w:p>
     <w:p>
@@ -4433,6 +4439,66 @@
         <w:rPr>
           <w:rFonts w:ascii="David" w:hAnsi="David" w:cs="David"/>
         </w:rPr>
+        <w:drawing>
+          <wp:anchor distT="0" distB="0" distL="114300" distR="114300" simplePos="0" relativeHeight="251660288" behindDoc="0" locked="0" layoutInCell="1" allowOverlap="1" wp14:anchorId="4703DF16" wp14:editId="4582A51A">
+            <wp:simplePos x="0" y="0"/>
+            <wp:positionH relativeFrom="page">
+              <wp:align>center</wp:align>
+            </wp:positionH>
+            <wp:positionV relativeFrom="paragraph">
+              <wp:posOffset>485775</wp:posOffset>
+            </wp:positionV>
+            <wp:extent cx="4381200" cy="2412000"/>
+            <wp:effectExtent l="0" t="0" r="635" b="1270"/>
+            <wp:wrapTopAndBottom/>
+            <wp:docPr id="956308260" name="Picture 1"/>
+            <wp:cNvGraphicFramePr>
+              <a:graphicFrameLocks xmlns:a="http://schemas.openxmlformats.org/drawingml/2006/main" noChangeAspect="1"/>
+            </wp:cNvGraphicFramePr>
+            <a:graphic xmlns:a="http://schemas.openxmlformats.org/drawingml/2006/main">
+              <a:graphicData uri="http://schemas.openxmlformats.org/drawingml/2006/picture">
+                <pic:pic xmlns:pic="http://schemas.openxmlformats.org/drawingml/2006/picture">
+                  <pic:nvPicPr>
+                    <pic:cNvPr id="956308260" name=""/>
+                    <pic:cNvPicPr/>
+                  </pic:nvPicPr>
+                  <pic:blipFill>
+                    <a:blip r:embed="rId6" cstate="print">
+                      <a:extLst>
+                        <a:ext uri="{28A0092B-C50C-407E-A947-70E740481C1C}">
+                          <a14:useLocalDpi xmlns:a14="http://schemas.microsoft.com/office/drawing/2010/main" val="0"/>
+                        </a:ext>
+                      </a:extLst>
+                    </a:blip>
+                    <a:stretch>
+                      <a:fillRect/>
+                    </a:stretch>
+                  </pic:blipFill>
+                  <pic:spPr>
+                    <a:xfrm>
+                      <a:off x="0" y="0"/>
+                      <a:ext cx="4381200" cy="2412000"/>
+                    </a:xfrm>
+                    <a:prstGeom prst="rect">
+                      <a:avLst/>
+                    </a:prstGeom>
+                  </pic:spPr>
+                </pic:pic>
+              </a:graphicData>
+            </a:graphic>
+            <wp14:sizeRelH relativeFrom="page">
+              <wp14:pctWidth>0</wp14:pctWidth>
+            </wp14:sizeRelH>
+            <wp14:sizeRelV relativeFrom="page">
+              <wp14:pctHeight>0</wp14:pctHeight>
+            </wp14:sizeRelV>
+          </wp:anchor>
+        </w:drawing>
+      </w:r>
+      <w:r>
+        <w:rPr>
+          <w:rFonts w:ascii="David" w:hAnsi="David" w:cs="David"/>
+        </w:rPr>
         <w:t>There are almost no extreme outliers, and</w:t>
       </w:r>
       <w:r>
@@ -4441,15 +4507,36 @@
         </w:rPr>
         <w:t xml:space="preserve"> </w:t>
       </w:r>
-    </w:p>
-    <w:p>
-      <w:pPr>
-        <w:bidi w:val="0"/>
-        <w:spacing w:after="0" w:line="360" w:lineRule="auto"/>
-        <w:rPr>
-          <w:rFonts w:ascii="David" w:hAnsi="David" w:cs="David"/>
-        </w:rPr>
-      </w:pPr>
+      <w:r>
+        <w:rPr>
+          <w:rFonts w:ascii="David" w:hAnsi="David" w:cs="David"/>
+        </w:rPr>
+        <w:t>those that exist are mostly the measurements errors, we can look for example on the box plot for the speed of the drivers:</w:t>
+      </w:r>
+    </w:p>
+    <w:p>
+      <w:pPr>
+        <w:bidi w:val="0"/>
+        <w:spacing w:after="0" w:line="360" w:lineRule="auto"/>
+        <w:rPr>
+          <w:rFonts w:ascii="David" w:hAnsi="David" w:cs="David"/>
+        </w:rPr>
+      </w:pPr>
+    </w:p>
+    <w:p>
+      <w:pPr>
+        <w:bidi w:val="0"/>
+        <w:spacing w:after="0" w:line="360" w:lineRule="auto"/>
+        <w:rPr>
+          <w:rFonts w:ascii="David" w:hAnsi="David" w:cs="David"/>
+        </w:rPr>
+      </w:pPr>
+      <w:r>
+        <w:rPr>
+          <w:rFonts w:ascii="David" w:hAnsi="David" w:cs="David"/>
+        </w:rPr>
+        <w:t>Since this is not the data we perform the clustering on, and considering we filter the data while processing it, these outliers and measurement errors will not affect the clustering process.</w:t>
+      </w:r>
     </w:p>
     <w:p>
       <w:pPr>
@@ -6221,7 +6308,6 @@
         <w:rPr>
           <w:rFonts w:ascii="David" w:hAnsi="David" w:cs="David"/>
         </w:rPr>
-        <w:lastRenderedPageBreak/>
         <w:drawing>
           <wp:anchor distT="0" distB="0" distL="114300" distR="114300" simplePos="0" relativeHeight="251658240" behindDoc="0" locked="0" layoutInCell="1" allowOverlap="1" wp14:anchorId="1FFB88A6" wp14:editId="396D9F54">
             <wp:simplePos x="0" y="0"/>
@@ -6246,7 +6332,7 @@
                     <pic:cNvPicPr/>
                   </pic:nvPicPr>
                   <pic:blipFill>
-                    <a:blip r:embed="rId6" cstate="print">
+                    <a:blip r:embed="rId7" cstate="print">
                       <a:extLst>
                         <a:ext uri="{28A0092B-C50C-407E-A947-70E740481C1C}">
                           <a14:useLocalDpi xmlns:a14="http://schemas.microsoft.com/office/drawing/2010/main" val="0"/>
@@ -6350,7 +6436,7 @@
                     <pic:cNvPicPr/>
                   </pic:nvPicPr>
                   <pic:blipFill>
-                    <a:blip r:embed="rId7" cstate="print">
+                    <a:blip r:embed="rId8" cstate="print">
                       <a:extLst>
                         <a:ext uri="{28A0092B-C50C-407E-A947-70E740481C1C}">
                           <a14:useLocalDpi xmlns:a14="http://schemas.microsoft.com/office/drawing/2010/main" val="0"/>

--- a/Documentation.docx
+++ b/Documentation.docx
@@ -306,7 +306,7 @@
         </w:rPr>
         <w:t xml:space="preserve">Live telemetry of F1 cars from 4 official events that happened during 2023: Monza, Singapore, Spa, Suzuka. The information was extracted using </w:t>
       </w:r>
-      <w:hyperlink r:id="rId5" w:history="1">
+      <w:hyperlink r:id="rId7" w:history="1">
         <w:r>
           <w:rPr>
             <w:rStyle w:val="Hyperlink"/>
@@ -4463,7 +4463,7 @@
                     <pic:cNvPicPr/>
                   </pic:nvPicPr>
                   <pic:blipFill>
-                    <a:blip r:embed="rId6" cstate="print">
+                    <a:blip r:embed="rId8" cstate="print">
                       <a:extLst>
                         <a:ext uri="{28A0092B-C50C-407E-A947-70E740481C1C}">
                           <a14:useLocalDpi xmlns:a14="http://schemas.microsoft.com/office/drawing/2010/main" val="0"/>
@@ -6332,7 +6332,7 @@
                     <pic:cNvPicPr/>
                   </pic:nvPicPr>
                   <pic:blipFill>
-                    <a:blip r:embed="rId7" cstate="print">
+                    <a:blip r:embed="rId9" cstate="print">
                       <a:extLst>
                         <a:ext uri="{28A0092B-C50C-407E-A947-70E740481C1C}">
                           <a14:useLocalDpi xmlns:a14="http://schemas.microsoft.com/office/drawing/2010/main" val="0"/>
@@ -6436,7 +6436,7 @@
                     <pic:cNvPicPr/>
                   </pic:nvPicPr>
                   <pic:blipFill>
-                    <a:blip r:embed="rId8" cstate="print">
+                    <a:blip r:embed="rId10" cstate="print">
                       <a:extLst>
                         <a:ext uri="{28A0092B-C50C-407E-A947-70E740481C1C}">
                           <a14:useLocalDpi xmlns:a14="http://schemas.microsoft.com/office/drawing/2010/main" val="0"/>
@@ -6531,11 +6531,16 @@
     <w:p>
       <w:pPr>
         <w:bidi w:val="0"/>
-        <w:spacing w:after="0" w:line="360" w:lineRule="auto"/>
-        <w:rPr>
-          <w:rFonts w:ascii="David" w:hAnsi="David" w:cs="David"/>
-        </w:rPr>
-      </w:pPr>
+        <w:rPr>
+          <w:rFonts w:ascii="David" w:hAnsi="David" w:cs="David"/>
+        </w:rPr>
+      </w:pPr>
+      <w:r>
+        <w:rPr>
+          <w:rFonts w:ascii="David" w:hAnsi="David" w:cs="David"/>
+        </w:rPr>
+        <w:br w:type="page"/>
+      </w:r>
     </w:p>
     <w:p>
       <w:pPr>
@@ -6600,9 +6605,701 @@
           <w:rFonts w:ascii="David" w:hAnsi="David" w:cs="David"/>
           <w:b/>
           <w:bCs/>
-          <w:rtl/>
-        </w:rPr>
-      </w:pPr>
+        </w:rPr>
+      </w:pPr>
+    </w:p>
+    <w:p>
+      <w:pPr>
+        <w:bidi w:val="0"/>
+        <w:spacing w:after="0" w:line="360" w:lineRule="auto"/>
+        <w:rPr>
+          <w:rFonts w:ascii="David" w:hAnsi="David" w:cs="David"/>
+          <w:sz w:val="28"/>
+          <w:szCs w:val="28"/>
+          <w:u w:val="single"/>
+        </w:rPr>
+      </w:pPr>
+      <w:r>
+        <w:rPr>
+          <w:rFonts w:ascii="David" w:hAnsi="David" w:cs="David"/>
+          <w:b/>
+          <w:bCs/>
+          <w:sz w:val="28"/>
+          <w:szCs w:val="28"/>
+          <w:u w:val="single"/>
+        </w:rPr>
+        <w:t>Raw Data:</w:t>
+      </w:r>
+    </w:p>
+    <w:p>
+      <w:pPr>
+        <w:bidi w:val="0"/>
+        <w:spacing w:after="0" w:line="360" w:lineRule="auto"/>
+        <w:rPr>
+          <w:rFonts w:ascii="David" w:hAnsi="David" w:cs="David"/>
+          <w:b/>
+          <w:bCs/>
+        </w:rPr>
+      </w:pPr>
+      <w:r>
+        <w:rPr>
+          <w:rFonts w:ascii="David" w:hAnsi="David" w:cs="David"/>
+          <w:b/>
+          <w:bCs/>
+        </w:rPr>
+        <w:t>Feature distrubution:</w:t>
+      </w:r>
+    </w:p>
+    <w:p>
+      <w:pPr>
+        <w:bidi w:val="0"/>
+        <w:spacing w:after="0" w:line="360" w:lineRule="auto"/>
+        <w:rPr>
+          <w:rFonts w:ascii="David" w:hAnsi="David" w:cs="David"/>
+        </w:rPr>
+      </w:pPr>
+      <w:r>
+        <w:rPr>
+          <w:rFonts w:ascii="David" w:hAnsi="David" w:cs="David"/>
+        </w:rPr>
+        <w:drawing>
+          <wp:anchor distT="0" distB="0" distL="114300" distR="114300" simplePos="0" relativeHeight="251667456" behindDoc="0" locked="0" layoutInCell="1" allowOverlap="1" wp14:anchorId="22AF7922" wp14:editId="52E5D369">
+            <wp:simplePos x="0" y="0"/>
+            <wp:positionH relativeFrom="margin">
+              <wp:align>center</wp:align>
+            </wp:positionH>
+            <wp:positionV relativeFrom="paragraph">
+              <wp:posOffset>1905</wp:posOffset>
+            </wp:positionV>
+            <wp:extent cx="5451181" cy="2974555"/>
+            <wp:effectExtent l="0" t="0" r="0" b="0"/>
+            <wp:wrapTopAndBottom/>
+            <wp:docPr id="370989669" name="Picture 1"/>
+            <wp:cNvGraphicFramePr>
+              <a:graphicFrameLocks xmlns:a="http://schemas.openxmlformats.org/drawingml/2006/main" noChangeAspect="1"/>
+            </wp:cNvGraphicFramePr>
+            <a:graphic xmlns:a="http://schemas.openxmlformats.org/drawingml/2006/main">
+              <a:graphicData uri="http://schemas.openxmlformats.org/drawingml/2006/picture">
+                <pic:pic xmlns:pic="http://schemas.openxmlformats.org/drawingml/2006/picture">
+                  <pic:nvPicPr>
+                    <pic:cNvPr id="370989669" name=""/>
+                    <pic:cNvPicPr/>
+                  </pic:nvPicPr>
+                  <pic:blipFill>
+                    <a:blip r:embed="rId11" cstate="print">
+                      <a:extLst>
+                        <a:ext uri="{28A0092B-C50C-407E-A947-70E740481C1C}">
+                          <a14:useLocalDpi xmlns:a14="http://schemas.microsoft.com/office/drawing/2010/main" val="0"/>
+                        </a:ext>
+                      </a:extLst>
+                    </a:blip>
+                    <a:stretch>
+                      <a:fillRect/>
+                    </a:stretch>
+                  </pic:blipFill>
+                  <pic:spPr>
+                    <a:xfrm>
+                      <a:off x="0" y="0"/>
+                      <a:ext cx="5451181" cy="2974555"/>
+                    </a:xfrm>
+                    <a:prstGeom prst="rect">
+                      <a:avLst/>
+                    </a:prstGeom>
+                  </pic:spPr>
+                </pic:pic>
+              </a:graphicData>
+            </a:graphic>
+            <wp14:sizeRelH relativeFrom="page">
+              <wp14:pctWidth>0</wp14:pctWidth>
+            </wp14:sizeRelH>
+            <wp14:sizeRelV relativeFrom="page">
+              <wp14:pctHeight>0</wp14:pctHeight>
+            </wp14:sizeRelV>
+          </wp:anchor>
+        </w:drawing>
+      </w:r>
+    </w:p>
+    <w:p>
+      <w:pPr>
+        <w:bidi w:val="0"/>
+        <w:spacing w:after="0" w:line="360" w:lineRule="auto"/>
+        <w:rPr>
+          <w:rFonts w:ascii="David" w:hAnsi="David" w:cs="David"/>
+          <w:b/>
+          <w:bCs/>
+        </w:rPr>
+      </w:pPr>
+      <w:r>
+        <w:rPr>
+          <w:rFonts w:ascii="David" w:hAnsi="David" w:cs="David"/>
+          <w:b/>
+          <w:bCs/>
+        </w:rPr>
+        <w:t>Relationships between features:</w:t>
+      </w:r>
+    </w:p>
+    <w:p>
+      <w:pPr>
+        <w:bidi w:val="0"/>
+        <w:spacing w:after="0" w:line="360" w:lineRule="auto"/>
+        <w:rPr>
+          <w:rFonts w:ascii="David" w:hAnsi="David" w:cs="David"/>
+        </w:rPr>
+      </w:pPr>
+      <w:r>
+        <w:rPr>
+          <w:rFonts w:ascii="David" w:hAnsi="David" w:cs="David"/>
+        </w:rPr>
+        <w:drawing>
+          <wp:anchor distT="0" distB="0" distL="114300" distR="114300" simplePos="0" relativeHeight="251668480" behindDoc="0" locked="0" layoutInCell="1" allowOverlap="1" wp14:anchorId="2C3935F9" wp14:editId="298E4B27">
+            <wp:simplePos x="0" y="0"/>
+            <wp:positionH relativeFrom="margin">
+              <wp:align>center</wp:align>
+            </wp:positionH>
+            <wp:positionV relativeFrom="paragraph">
+              <wp:posOffset>2540</wp:posOffset>
+            </wp:positionV>
+            <wp:extent cx="5889718" cy="3150824"/>
+            <wp:effectExtent l="0" t="0" r="3175" b="0"/>
+            <wp:wrapTopAndBottom/>
+            <wp:docPr id="972300443" name="Picture 1"/>
+            <wp:cNvGraphicFramePr>
+              <a:graphicFrameLocks xmlns:a="http://schemas.openxmlformats.org/drawingml/2006/main" noChangeAspect="1"/>
+            </wp:cNvGraphicFramePr>
+            <a:graphic xmlns:a="http://schemas.openxmlformats.org/drawingml/2006/main">
+              <a:graphicData uri="http://schemas.openxmlformats.org/drawingml/2006/picture">
+                <pic:pic xmlns:pic="http://schemas.openxmlformats.org/drawingml/2006/picture">
+                  <pic:nvPicPr>
+                    <pic:cNvPr id="972300443" name=""/>
+                    <pic:cNvPicPr/>
+                  </pic:nvPicPr>
+                  <pic:blipFill>
+                    <a:blip r:embed="rId12" cstate="print">
+                      <a:extLst>
+                        <a:ext uri="{28A0092B-C50C-407E-A947-70E740481C1C}">
+                          <a14:useLocalDpi xmlns:a14="http://schemas.microsoft.com/office/drawing/2010/main" val="0"/>
+                        </a:ext>
+                      </a:extLst>
+                    </a:blip>
+                    <a:stretch>
+                      <a:fillRect/>
+                    </a:stretch>
+                  </pic:blipFill>
+                  <pic:spPr>
+                    <a:xfrm>
+                      <a:off x="0" y="0"/>
+                      <a:ext cx="5889718" cy="3150824"/>
+                    </a:xfrm>
+                    <a:prstGeom prst="rect">
+                      <a:avLst/>
+                    </a:prstGeom>
+                  </pic:spPr>
+                </pic:pic>
+              </a:graphicData>
+            </a:graphic>
+            <wp14:sizeRelH relativeFrom="page">
+              <wp14:pctWidth>0</wp14:pctWidth>
+            </wp14:sizeRelH>
+            <wp14:sizeRelV relativeFrom="page">
+              <wp14:pctHeight>0</wp14:pctHeight>
+            </wp14:sizeRelV>
+          </wp:anchor>
+        </w:drawing>
+      </w:r>
+    </w:p>
+    <w:p>
+      <w:pPr>
+        <w:bidi w:val="0"/>
+        <w:spacing w:after="0" w:line="360" w:lineRule="auto"/>
+        <w:rPr>
+          <w:rFonts w:ascii="David" w:hAnsi="David" w:cs="David"/>
+          <w:b/>
+          <w:bCs/>
+        </w:rPr>
+      </w:pPr>
+    </w:p>
+    <w:p>
+      <w:pPr>
+        <w:bidi w:val="0"/>
+        <w:spacing w:after="0" w:line="360" w:lineRule="auto"/>
+        <w:rPr>
+          <w:rFonts w:ascii="David" w:hAnsi="David" w:cs="David"/>
+          <w:b/>
+          <w:bCs/>
+        </w:rPr>
+      </w:pPr>
+      <w:r>
+        <w:rPr>
+          <w:rFonts w:ascii="David" w:hAnsi="David" w:cs="David"/>
+        </w:rPr>
+        <w:lastRenderedPageBreak/>
+        <w:drawing>
+          <wp:anchor distT="0" distB="0" distL="114300" distR="114300" simplePos="0" relativeHeight="251666432" behindDoc="0" locked="0" layoutInCell="1" allowOverlap="1" wp14:anchorId="1C8A26B1" wp14:editId="4D935E1D">
+            <wp:simplePos x="0" y="0"/>
+            <wp:positionH relativeFrom="margin">
+              <wp:align>center</wp:align>
+            </wp:positionH>
+            <wp:positionV relativeFrom="paragraph">
+              <wp:posOffset>226060</wp:posOffset>
+            </wp:positionV>
+            <wp:extent cx="4549140" cy="4081145"/>
+            <wp:effectExtent l="0" t="0" r="0" b="0"/>
+            <wp:wrapTopAndBottom/>
+            <wp:docPr id="639010363" name="Picture 1"/>
+            <wp:cNvGraphicFramePr>
+              <a:graphicFrameLocks xmlns:a="http://schemas.openxmlformats.org/drawingml/2006/main" noChangeAspect="1"/>
+            </wp:cNvGraphicFramePr>
+            <a:graphic xmlns:a="http://schemas.openxmlformats.org/drawingml/2006/main">
+              <a:graphicData uri="http://schemas.openxmlformats.org/drawingml/2006/picture">
+                <pic:pic xmlns:pic="http://schemas.openxmlformats.org/drawingml/2006/picture">
+                  <pic:nvPicPr>
+                    <pic:cNvPr id="639010363" name=""/>
+                    <pic:cNvPicPr/>
+                  </pic:nvPicPr>
+                  <pic:blipFill>
+                    <a:blip r:embed="rId13" cstate="print">
+                      <a:extLst>
+                        <a:ext uri="{28A0092B-C50C-407E-A947-70E740481C1C}">
+                          <a14:useLocalDpi xmlns:a14="http://schemas.microsoft.com/office/drawing/2010/main" val="0"/>
+                        </a:ext>
+                      </a:extLst>
+                    </a:blip>
+                    <a:stretch>
+                      <a:fillRect/>
+                    </a:stretch>
+                  </pic:blipFill>
+                  <pic:spPr>
+                    <a:xfrm>
+                      <a:off x="0" y="0"/>
+                      <a:ext cx="4549140" cy="4081145"/>
+                    </a:xfrm>
+                    <a:prstGeom prst="rect">
+                      <a:avLst/>
+                    </a:prstGeom>
+                  </pic:spPr>
+                </pic:pic>
+              </a:graphicData>
+            </a:graphic>
+            <wp14:sizeRelH relativeFrom="page">
+              <wp14:pctWidth>0</wp14:pctWidth>
+            </wp14:sizeRelH>
+            <wp14:sizeRelV relativeFrom="page">
+              <wp14:pctHeight>0</wp14:pctHeight>
+            </wp14:sizeRelV>
+          </wp:anchor>
+        </w:drawing>
+      </w:r>
+      <w:r>
+        <w:rPr>
+          <w:rFonts w:ascii="David" w:hAnsi="David" w:cs="David"/>
+          <w:b/>
+          <w:bCs/>
+        </w:rPr>
+        <w:t>Feature Correlation Matrix Heatmap:</w:t>
+      </w:r>
+    </w:p>
+    <w:p>
+      <w:pPr>
+        <w:bidi w:val="0"/>
+        <w:spacing w:after="0" w:line="360" w:lineRule="auto"/>
+        <w:rPr>
+          <w:rFonts w:ascii="David" w:hAnsi="David" w:cs="David"/>
+        </w:rPr>
+      </w:pPr>
+    </w:p>
+    <w:p>
+      <w:pPr>
+        <w:bidi w:val="0"/>
+        <w:spacing w:after="0" w:line="360" w:lineRule="auto"/>
+        <w:rPr>
+          <w:rFonts w:ascii="David" w:hAnsi="David" w:cs="David"/>
+        </w:rPr>
+      </w:pPr>
+    </w:p>
+    <w:p>
+      <w:pPr>
+        <w:bidi w:val="0"/>
+        <w:spacing w:after="0" w:line="360" w:lineRule="auto"/>
+        <w:rPr>
+          <w:rFonts w:ascii="David" w:hAnsi="David" w:cs="David"/>
+          <w:sz w:val="28"/>
+          <w:szCs w:val="28"/>
+          <w:u w:val="single"/>
+        </w:rPr>
+      </w:pPr>
+      <w:r>
+        <w:rPr>
+          <w:rFonts w:ascii="David" w:hAnsi="David" w:cs="David"/>
+          <w:b/>
+          <w:bCs/>
+          <w:sz w:val="28"/>
+          <w:szCs w:val="28"/>
+          <w:u w:val="single"/>
+        </w:rPr>
+        <w:t>Processed data:</w:t>
+      </w:r>
+    </w:p>
+    <w:p>
+      <w:pPr>
+        <w:bidi w:val="0"/>
+        <w:spacing w:after="0" w:line="360" w:lineRule="auto"/>
+        <w:rPr>
+          <w:rFonts w:ascii="David" w:hAnsi="David" w:cs="David"/>
+          <w:b/>
+          <w:bCs/>
+        </w:rPr>
+      </w:pPr>
+      <w:r>
+        <w:rPr>
+          <w:rFonts w:ascii="David" w:hAnsi="David" w:cs="David"/>
+        </w:rPr>
+        <w:drawing>
+          <wp:anchor distT="0" distB="0" distL="114300" distR="114300" simplePos="0" relativeHeight="251662336" behindDoc="0" locked="0" layoutInCell="1" allowOverlap="1" wp14:anchorId="79435A7A" wp14:editId="6C796183">
+            <wp:simplePos x="0" y="0"/>
+            <wp:positionH relativeFrom="margin">
+              <wp:align>center</wp:align>
+            </wp:positionH>
+            <wp:positionV relativeFrom="paragraph">
+              <wp:posOffset>223520</wp:posOffset>
+            </wp:positionV>
+            <wp:extent cx="6227445" cy="3884295"/>
+            <wp:effectExtent l="0" t="0" r="0" b="1905"/>
+            <wp:wrapTopAndBottom/>
+            <wp:docPr id="1482080228" name="Picture 1"/>
+            <wp:cNvGraphicFramePr>
+              <a:graphicFrameLocks xmlns:a="http://schemas.openxmlformats.org/drawingml/2006/main" noChangeAspect="1"/>
+            </wp:cNvGraphicFramePr>
+            <a:graphic xmlns:a="http://schemas.openxmlformats.org/drawingml/2006/main">
+              <a:graphicData uri="http://schemas.openxmlformats.org/drawingml/2006/picture">
+                <pic:pic xmlns:pic="http://schemas.openxmlformats.org/drawingml/2006/picture">
+                  <pic:nvPicPr>
+                    <pic:cNvPr id="1482080228" name=""/>
+                    <pic:cNvPicPr/>
+                  </pic:nvPicPr>
+                  <pic:blipFill>
+                    <a:blip r:embed="rId14" cstate="print">
+                      <a:extLst>
+                        <a:ext uri="{28A0092B-C50C-407E-A947-70E740481C1C}">
+                          <a14:useLocalDpi xmlns:a14="http://schemas.microsoft.com/office/drawing/2010/main" val="0"/>
+                        </a:ext>
+                      </a:extLst>
+                    </a:blip>
+                    <a:stretch>
+                      <a:fillRect/>
+                    </a:stretch>
+                  </pic:blipFill>
+                  <pic:spPr>
+                    <a:xfrm>
+                      <a:off x="0" y="0"/>
+                      <a:ext cx="6227445" cy="3884295"/>
+                    </a:xfrm>
+                    <a:prstGeom prst="rect">
+                      <a:avLst/>
+                    </a:prstGeom>
+                  </pic:spPr>
+                </pic:pic>
+              </a:graphicData>
+            </a:graphic>
+            <wp14:sizeRelH relativeFrom="page">
+              <wp14:pctWidth>0</wp14:pctWidth>
+            </wp14:sizeRelH>
+            <wp14:sizeRelV relativeFrom="page">
+              <wp14:pctHeight>0</wp14:pctHeight>
+            </wp14:sizeRelV>
+          </wp:anchor>
+        </w:drawing>
+      </w:r>
+      <w:r>
+        <w:rPr>
+          <w:rFonts w:ascii="David" w:hAnsi="David" w:cs="David"/>
+          <w:b/>
+          <w:bCs/>
+        </w:rPr>
+        <w:t>Feature distrubution:</w:t>
+      </w:r>
+    </w:p>
+    <w:p>
+      <w:pPr>
+        <w:bidi w:val="0"/>
+        <w:spacing w:after="0" w:line="360" w:lineRule="auto"/>
+        <w:rPr>
+          <w:rFonts w:ascii="David" w:hAnsi="David" w:cs="David"/>
+        </w:rPr>
+      </w:pPr>
+    </w:p>
+    <w:p>
+      <w:pPr>
+        <w:bidi w:val="0"/>
+        <w:spacing w:after="0" w:line="360" w:lineRule="auto"/>
+        <w:rPr>
+          <w:rFonts w:ascii="David" w:hAnsi="David" w:cs="David"/>
+        </w:rPr>
+      </w:pPr>
+    </w:p>
+    <w:p>
+      <w:pPr>
+        <w:bidi w:val="0"/>
+        <w:spacing w:after="0" w:line="360" w:lineRule="auto"/>
+        <w:rPr>
+          <w:rFonts w:ascii="David" w:hAnsi="David" w:cs="David"/>
+          <w:b/>
+          <w:bCs/>
+        </w:rPr>
+      </w:pPr>
+      <w:r>
+        <w:rPr>
+          <w:rFonts w:ascii="David" w:hAnsi="David" w:cs="David"/>
+          <w:b/>
+          <w:bCs/>
+        </w:rPr>
+        <w:t>Differences between categories – differences between the different races:</w:t>
+      </w:r>
+    </w:p>
+    <w:p>
+      <w:pPr>
+        <w:bidi w:val="0"/>
+        <w:spacing w:after="0" w:line="360" w:lineRule="auto"/>
+        <w:jc w:val="center"/>
+        <w:rPr>
+          <w:rFonts w:ascii="David" w:hAnsi="David" w:cs="David"/>
+          <w:b/>
+          <w:bCs/>
+        </w:rPr>
+      </w:pPr>
+      <w:r>
+        <w:rPr>
+          <w:rFonts w:ascii="David" w:hAnsi="David" w:cs="David"/>
+          <w:b/>
+          <w:bCs/>
+        </w:rPr>
+        <w:lastRenderedPageBreak/>
+        <w:drawing>
+          <wp:anchor distT="0" distB="0" distL="114300" distR="114300" simplePos="0" relativeHeight="251663360" behindDoc="0" locked="0" layoutInCell="1" allowOverlap="1" wp14:anchorId="2F46FC3A" wp14:editId="5BFB2433">
+            <wp:simplePos x="0" y="0"/>
+            <wp:positionH relativeFrom="column">
+              <wp:posOffset>897255</wp:posOffset>
+            </wp:positionH>
+            <wp:positionV relativeFrom="paragraph">
+              <wp:posOffset>0</wp:posOffset>
+            </wp:positionV>
+            <wp:extent cx="4844475" cy="3150342"/>
+            <wp:effectExtent l="0" t="0" r="0" b="0"/>
+            <wp:wrapTopAndBottom/>
+            <wp:docPr id="1289330429" name="Picture 1"/>
+            <wp:cNvGraphicFramePr>
+              <a:graphicFrameLocks xmlns:a="http://schemas.openxmlformats.org/drawingml/2006/main" noChangeAspect="1"/>
+            </wp:cNvGraphicFramePr>
+            <a:graphic xmlns:a="http://schemas.openxmlformats.org/drawingml/2006/main">
+              <a:graphicData uri="http://schemas.openxmlformats.org/drawingml/2006/picture">
+                <pic:pic xmlns:pic="http://schemas.openxmlformats.org/drawingml/2006/picture">
+                  <pic:nvPicPr>
+                    <pic:cNvPr id="1289330429" name=""/>
+                    <pic:cNvPicPr/>
+                  </pic:nvPicPr>
+                  <pic:blipFill>
+                    <a:blip r:embed="rId15" cstate="print">
+                      <a:extLst>
+                        <a:ext uri="{28A0092B-C50C-407E-A947-70E740481C1C}">
+                          <a14:useLocalDpi xmlns:a14="http://schemas.microsoft.com/office/drawing/2010/main" val="0"/>
+                        </a:ext>
+                      </a:extLst>
+                    </a:blip>
+                    <a:stretch>
+                      <a:fillRect/>
+                    </a:stretch>
+                  </pic:blipFill>
+                  <pic:spPr>
+                    <a:xfrm>
+                      <a:off x="0" y="0"/>
+                      <a:ext cx="4844475" cy="3150342"/>
+                    </a:xfrm>
+                    <a:prstGeom prst="rect">
+                      <a:avLst/>
+                    </a:prstGeom>
+                  </pic:spPr>
+                </pic:pic>
+              </a:graphicData>
+            </a:graphic>
+            <wp14:sizeRelH relativeFrom="page">
+              <wp14:pctWidth>0</wp14:pctWidth>
+            </wp14:sizeRelH>
+            <wp14:sizeRelV relativeFrom="page">
+              <wp14:pctHeight>0</wp14:pctHeight>
+            </wp14:sizeRelV>
+          </wp:anchor>
+        </w:drawing>
+      </w:r>
+    </w:p>
+    <w:p>
+      <w:pPr>
+        <w:bidi w:val="0"/>
+        <w:spacing w:after="0" w:line="360" w:lineRule="auto"/>
+        <w:rPr>
+          <w:rFonts w:ascii="David" w:hAnsi="David" w:cs="David"/>
+          <w:b/>
+          <w:bCs/>
+        </w:rPr>
+      </w:pPr>
+      <w:r>
+        <w:rPr>
+          <w:rFonts w:ascii="David" w:hAnsi="David" w:cs="David"/>
+        </w:rPr>
+        <w:drawing>
+          <wp:anchor distT="0" distB="0" distL="114300" distR="114300" simplePos="0" relativeHeight="251664384" behindDoc="0" locked="0" layoutInCell="1" allowOverlap="1" wp14:anchorId="28B6C8AA" wp14:editId="5325B2CF">
+            <wp:simplePos x="0" y="0"/>
+            <wp:positionH relativeFrom="page">
+              <wp:align>center</wp:align>
+            </wp:positionH>
+            <wp:positionV relativeFrom="paragraph">
+              <wp:posOffset>183163</wp:posOffset>
+            </wp:positionV>
+            <wp:extent cx="4603750" cy="4211320"/>
+            <wp:effectExtent l="0" t="0" r="6350" b="5080"/>
+            <wp:wrapTopAndBottom/>
+            <wp:docPr id="1429758935" name="Picture 1"/>
+            <wp:cNvGraphicFramePr>
+              <a:graphicFrameLocks xmlns:a="http://schemas.openxmlformats.org/drawingml/2006/main" noChangeAspect="1"/>
+            </wp:cNvGraphicFramePr>
+            <a:graphic xmlns:a="http://schemas.openxmlformats.org/drawingml/2006/main">
+              <a:graphicData uri="http://schemas.openxmlformats.org/drawingml/2006/picture">
+                <pic:pic xmlns:pic="http://schemas.openxmlformats.org/drawingml/2006/picture">
+                  <pic:nvPicPr>
+                    <pic:cNvPr id="1429758935" name=""/>
+                    <pic:cNvPicPr/>
+                  </pic:nvPicPr>
+                  <pic:blipFill>
+                    <a:blip r:embed="rId16" cstate="print">
+                      <a:extLst>
+                        <a:ext uri="{28A0092B-C50C-407E-A947-70E740481C1C}">
+                          <a14:useLocalDpi xmlns:a14="http://schemas.microsoft.com/office/drawing/2010/main" val="0"/>
+                        </a:ext>
+                      </a:extLst>
+                    </a:blip>
+                    <a:stretch>
+                      <a:fillRect/>
+                    </a:stretch>
+                  </pic:blipFill>
+                  <pic:spPr>
+                    <a:xfrm>
+                      <a:off x="0" y="0"/>
+                      <a:ext cx="4603750" cy="4211320"/>
+                    </a:xfrm>
+                    <a:prstGeom prst="rect">
+                      <a:avLst/>
+                    </a:prstGeom>
+                  </pic:spPr>
+                </pic:pic>
+              </a:graphicData>
+            </a:graphic>
+            <wp14:sizeRelH relativeFrom="page">
+              <wp14:pctWidth>0</wp14:pctWidth>
+            </wp14:sizeRelH>
+            <wp14:sizeRelV relativeFrom="page">
+              <wp14:pctHeight>0</wp14:pctHeight>
+            </wp14:sizeRelV>
+          </wp:anchor>
+        </w:drawing>
+      </w:r>
+      <w:r>
+        <w:rPr>
+          <w:rFonts w:ascii="David" w:hAnsi="David" w:cs="David"/>
+          <w:b/>
+          <w:bCs/>
+        </w:rPr>
+        <w:t>Relationships between features:</w:t>
+      </w:r>
+    </w:p>
+    <w:p>
+      <w:pPr>
+        <w:bidi w:val="0"/>
+        <w:spacing w:after="0" w:line="360" w:lineRule="auto"/>
+        <w:jc w:val="center"/>
+        <w:rPr>
+          <w:rFonts w:ascii="David" w:hAnsi="David" w:cs="David"/>
+        </w:rPr>
+      </w:pPr>
+    </w:p>
+    <w:p>
+      <w:pPr>
+        <w:bidi w:val="0"/>
+        <w:spacing w:after="0" w:line="360" w:lineRule="auto"/>
+        <w:rPr>
+          <w:rFonts w:ascii="David" w:hAnsi="David" w:cs="David"/>
+          <w:b/>
+          <w:bCs/>
+        </w:rPr>
+      </w:pPr>
+      <w:r>
+        <w:rPr>
+          <w:rFonts w:ascii="David" w:hAnsi="David" w:cs="David"/>
+          <w:b/>
+          <w:bCs/>
+        </w:rPr>
+        <w:lastRenderedPageBreak/>
+        <w:drawing>
+          <wp:anchor distT="0" distB="0" distL="114300" distR="114300" simplePos="0" relativeHeight="251661312" behindDoc="0" locked="0" layoutInCell="1" allowOverlap="1" wp14:anchorId="76AD307B" wp14:editId="70AA5FAF">
+            <wp:simplePos x="0" y="0"/>
+            <wp:positionH relativeFrom="page">
+              <wp:align>center</wp:align>
+            </wp:positionH>
+            <wp:positionV relativeFrom="paragraph">
+              <wp:posOffset>270723</wp:posOffset>
+            </wp:positionV>
+            <wp:extent cx="5054600" cy="4572000"/>
+            <wp:effectExtent l="0" t="0" r="0" b="0"/>
+            <wp:wrapTopAndBottom/>
+            <wp:docPr id="16350977" name="Picture 1"/>
+            <wp:cNvGraphicFramePr>
+              <a:graphicFrameLocks xmlns:a="http://schemas.openxmlformats.org/drawingml/2006/main" noChangeAspect="1"/>
+            </wp:cNvGraphicFramePr>
+            <a:graphic xmlns:a="http://schemas.openxmlformats.org/drawingml/2006/main">
+              <a:graphicData uri="http://schemas.openxmlformats.org/drawingml/2006/picture">
+                <pic:pic xmlns:pic="http://schemas.openxmlformats.org/drawingml/2006/picture">
+                  <pic:nvPicPr>
+                    <pic:cNvPr id="16350977" name=""/>
+                    <pic:cNvPicPr/>
+                  </pic:nvPicPr>
+                  <pic:blipFill>
+                    <a:blip r:embed="rId17" cstate="print">
+                      <a:extLst>
+                        <a:ext uri="{28A0092B-C50C-407E-A947-70E740481C1C}">
+                          <a14:useLocalDpi xmlns:a14="http://schemas.microsoft.com/office/drawing/2010/main" val="0"/>
+                        </a:ext>
+                      </a:extLst>
+                    </a:blip>
+                    <a:stretch>
+                      <a:fillRect/>
+                    </a:stretch>
+                  </pic:blipFill>
+                  <pic:spPr>
+                    <a:xfrm>
+                      <a:off x="0" y="0"/>
+                      <a:ext cx="5054600" cy="4572000"/>
+                    </a:xfrm>
+                    <a:prstGeom prst="rect">
+                      <a:avLst/>
+                    </a:prstGeom>
+                  </pic:spPr>
+                </pic:pic>
+              </a:graphicData>
+            </a:graphic>
+            <wp14:sizeRelH relativeFrom="page">
+              <wp14:pctWidth>0</wp14:pctWidth>
+            </wp14:sizeRelH>
+            <wp14:sizeRelV relativeFrom="page">
+              <wp14:pctHeight>0</wp14:pctHeight>
+            </wp14:sizeRelV>
+          </wp:anchor>
+        </w:drawing>
+      </w:r>
+      <w:r>
+        <w:rPr>
+          <w:rFonts w:ascii="David" w:hAnsi="David" w:cs="David"/>
+          <w:b/>
+          <w:bCs/>
+        </w:rPr>
+        <w:t>Feature Correlation Matrix Heatmap:</w:t>
+      </w:r>
     </w:p>
     <w:p>
       <w:pPr>
@@ -6674,20 +7371,1131 @@
         <w:spacing w:after="0" w:line="360" w:lineRule="auto"/>
         <w:rPr>
           <w:rFonts w:ascii="David" w:hAnsi="David" w:cs="David"/>
-          <w:b/>
-          <w:bCs/>
+        </w:rPr>
+      </w:pPr>
+    </w:p>
+    <w:p>
+      <w:pPr>
+        <w:bidi w:val="0"/>
+        <w:spacing w:after="0" w:line="360" w:lineRule="auto"/>
+        <w:rPr>
+          <w:rFonts w:ascii="David" w:hAnsi="David" w:cs="David"/>
+          <w:b/>
+          <w:bCs/>
+        </w:rPr>
+      </w:pPr>
+      <w:r>
+        <w:rPr>
+          <w:rFonts w:ascii="David" w:hAnsi="David" w:cs="David"/>
+          <w:b/>
+          <w:bCs/>
+        </w:rPr>
+        <w:t>Creating new features from existing data:</w:t>
+      </w:r>
+    </w:p>
+    <w:p>
+      <w:pPr>
+        <w:bidi w:val="0"/>
+        <w:spacing w:after="0" w:line="360" w:lineRule="auto"/>
+        <w:rPr>
+          <w:rFonts w:ascii="David" w:hAnsi="David" w:cs="David"/>
+        </w:rPr>
+      </w:pPr>
+      <w:r>
+        <w:rPr>
+          <w:rFonts w:ascii="David" w:hAnsi="David" w:cs="David"/>
+        </w:rPr>
+        <w:t>Based on the raw data, we have done a process of feature engineering in order to make the second dataset. This processs is made of a few steps:</w:t>
+      </w:r>
+    </w:p>
+    <w:p>
+      <w:pPr>
+        <w:pStyle w:val="ListParagraph"/>
+        <w:numPr>
+          <w:ilvl w:val="0"/>
+          <w:numId w:val="17"/>
+        </w:numPr>
+        <w:bidi w:val="0"/>
+        <w:spacing w:after="0" w:line="360" w:lineRule="auto"/>
+        <w:rPr>
+          <w:rFonts w:ascii="David" w:hAnsi="David" w:cs="David"/>
+        </w:rPr>
+      </w:pPr>
+      <w:r>
+        <w:rPr>
+          <w:rFonts w:ascii="David" w:hAnsi="David" w:cs="David"/>
+        </w:rPr>
+        <w:t>Corner detection using a geometric algorithm.</w:t>
+      </w:r>
+    </w:p>
+    <w:p>
+      <w:pPr>
+        <w:pStyle w:val="ListParagraph"/>
+        <w:numPr>
+          <w:ilvl w:val="0"/>
+          <w:numId w:val="17"/>
+        </w:numPr>
+        <w:bidi w:val="0"/>
+        <w:spacing w:after="0" w:line="360" w:lineRule="auto"/>
+        <w:rPr>
+          <w:rFonts w:ascii="David" w:hAnsi="David" w:cs="David"/>
+        </w:rPr>
+      </w:pPr>
+      <w:r>
+        <w:rPr>
+          <w:rFonts w:ascii="David" w:hAnsi="David" w:cs="David"/>
+        </w:rPr>
+        <w:t>Classifying samples in time as “corner” or “not corner”</w:t>
+      </w:r>
+    </w:p>
+    <w:p>
+      <w:pPr>
+        <w:pStyle w:val="ListParagraph"/>
+        <w:numPr>
+          <w:ilvl w:val="0"/>
+          <w:numId w:val="17"/>
+        </w:numPr>
+        <w:bidi w:val="0"/>
+        <w:spacing w:after="0" w:line="360" w:lineRule="auto"/>
+        <w:rPr>
+          <w:rFonts w:ascii="David" w:hAnsi="David" w:cs="David"/>
+        </w:rPr>
+      </w:pPr>
+      <w:r>
+        <w:rPr>
+          <w:rFonts w:ascii="David" w:hAnsi="David" w:cs="David"/>
+        </w:rPr>
+        <w:t>Filtering only the relevant data marked as “corner”.</w:t>
+      </w:r>
+    </w:p>
+    <w:p>
+      <w:pPr>
+        <w:pStyle w:val="ListParagraph"/>
+        <w:numPr>
+          <w:ilvl w:val="0"/>
+          <w:numId w:val="17"/>
+        </w:numPr>
+        <w:bidi w:val="0"/>
+        <w:spacing w:after="0" w:line="360" w:lineRule="auto"/>
+        <w:rPr>
+          <w:rFonts w:ascii="David" w:hAnsi="David" w:cs="David"/>
+        </w:rPr>
+      </w:pPr>
+      <w:r>
+        <w:rPr>
+          <w:rFonts w:ascii="David" w:hAnsi="David" w:cs="David"/>
+        </w:rPr>
+        <w:t>Calculating different features using the filtered data.</w:t>
+      </w:r>
+    </w:p>
+    <w:p>
+      <w:pPr>
+        <w:bidi w:val="0"/>
+        <w:spacing w:after="0" w:line="360" w:lineRule="auto"/>
+        <w:rPr>
+          <w:rFonts w:ascii="David" w:hAnsi="David" w:cs="David"/>
+        </w:rPr>
+      </w:pPr>
+      <w:r>
+        <w:rPr>
+          <w:rFonts w:ascii="David" w:hAnsi="David" w:cs="David"/>
+        </w:rPr>
+        <w:t>Finally, after this process, the feature engineered features are:</w:t>
+      </w:r>
+    </w:p>
+    <w:p>
+      <w:pPr>
+        <w:pStyle w:val="ListParagraph"/>
+        <w:numPr>
+          <w:ilvl w:val="0"/>
+          <w:numId w:val="14"/>
+        </w:numPr>
+        <w:bidi w:val="0"/>
+        <w:spacing w:after="0" w:line="360" w:lineRule="auto"/>
+        <w:rPr>
+          <w:rFonts w:ascii="David" w:hAnsi="David" w:cs="David"/>
+        </w:rPr>
+      </w:pPr>
+      <w:r>
+        <w:rPr>
+          <w:rFonts w:ascii="David" w:hAnsi="David" w:cs="David"/>
+        </w:rPr>
+        <w:t xml:space="preserve">global_corner_id – </w:t>
+      </w:r>
+      <w:r>
+        <w:rPr>
+          <w:rFonts w:ascii="David" w:hAnsi="David" w:cs="David"/>
+        </w:rPr>
+        <w:t>given to each group of points that belong to the same corner using the geometric algorithm we used.</w:t>
+      </w:r>
+    </w:p>
+    <w:p>
+      <w:pPr>
+        <w:pStyle w:val="ListParagraph"/>
+        <w:numPr>
+          <w:ilvl w:val="0"/>
+          <w:numId w:val="14"/>
+        </w:numPr>
+        <w:bidi w:val="0"/>
+        <w:spacing w:after="0" w:line="360" w:lineRule="auto"/>
+        <w:rPr>
+          <w:rFonts w:ascii="David" w:hAnsi="David" w:cs="David"/>
+        </w:rPr>
+      </w:pPr>
+      <w:r>
+        <w:rPr>
+          <w:rFonts w:ascii="David" w:hAnsi="David" w:cs="David"/>
+        </w:rPr>
+        <w:t xml:space="preserve">entry_speed – </w:t>
+      </w:r>
+      <w:r>
+        <w:rPr>
+          <w:rFonts w:ascii="David" w:hAnsi="David" w:cs="David"/>
+        </w:rPr>
+        <w:t>taking the first speed measurment classified as “corner” in each turn</w:t>
+      </w:r>
+      <w:r>
+        <w:rPr>
+          <w:rFonts w:ascii="David" w:hAnsi="David" w:cs="David"/>
+        </w:rPr>
+        <w:t xml:space="preserve"> of each driver</w:t>
+      </w:r>
+      <w:r>
+        <w:rPr>
+          <w:rFonts w:ascii="David" w:hAnsi="David" w:cs="David"/>
+        </w:rPr>
+        <w:t>.</w:t>
+      </w:r>
+    </w:p>
+    <w:p>
+      <w:pPr>
+        <w:pStyle w:val="ListParagraph"/>
+        <w:numPr>
+          <w:ilvl w:val="0"/>
+          <w:numId w:val="14"/>
+        </w:numPr>
+        <w:bidi w:val="0"/>
+        <w:spacing w:after="0" w:line="360" w:lineRule="auto"/>
+        <w:rPr>
+          <w:rFonts w:ascii="David" w:hAnsi="David" w:cs="David"/>
+        </w:rPr>
+      </w:pPr>
+      <w:r>
+        <w:rPr>
+          <w:rFonts w:ascii="David" w:hAnsi="David" w:cs="David"/>
+        </w:rPr>
+        <w:t xml:space="preserve">apex_speed – </w:t>
+      </w:r>
+      <w:r>
+        <w:rPr>
+          <w:rFonts w:ascii="David" w:hAnsi="David" w:cs="David"/>
+        </w:rPr>
+        <w:t>taking the minimal speed in every group of points classified as “corner” of each driver.</w:t>
+      </w:r>
+    </w:p>
+    <w:p>
+      <w:pPr>
+        <w:pStyle w:val="ListParagraph"/>
+        <w:numPr>
+          <w:ilvl w:val="0"/>
+          <w:numId w:val="14"/>
+        </w:numPr>
+        <w:bidi w:val="0"/>
+        <w:spacing w:after="0" w:line="360" w:lineRule="auto"/>
+        <w:rPr>
+          <w:rFonts w:ascii="David" w:hAnsi="David" w:cs="David"/>
+        </w:rPr>
+      </w:pPr>
+      <w:r>
+        <w:rPr>
+          <w:rFonts w:ascii="David" w:hAnsi="David" w:cs="David"/>
+        </w:rPr>
+        <w:t>exit_speed –</w:t>
+      </w:r>
+      <w:r>
+        <w:rPr>
+          <w:rFonts w:ascii="David" w:hAnsi="David" w:cs="David"/>
+        </w:rPr>
+        <w:t xml:space="preserve"> </w:t>
+      </w:r>
+      <w:r>
+        <w:rPr>
+          <w:rFonts w:ascii="David" w:hAnsi="David" w:cs="David"/>
+        </w:rPr>
+        <w:t xml:space="preserve">taking the </w:t>
+      </w:r>
+      <w:r>
+        <w:rPr>
+          <w:rFonts w:ascii="David" w:hAnsi="David" w:cs="David"/>
+        </w:rPr>
+        <w:t xml:space="preserve">last </w:t>
+      </w:r>
+      <w:r>
+        <w:rPr>
+          <w:rFonts w:ascii="David" w:hAnsi="David" w:cs="David"/>
+        </w:rPr>
+        <w:t>speed measurment classified as “corner” in each turn of each driver.</w:t>
+      </w:r>
+    </w:p>
+    <w:p>
+      <w:pPr>
+        <w:pStyle w:val="ListParagraph"/>
+        <w:numPr>
+          <w:ilvl w:val="0"/>
+          <w:numId w:val="14"/>
+        </w:numPr>
+        <w:bidi w:val="0"/>
+        <w:spacing w:after="0" w:line="360" w:lineRule="auto"/>
+        <w:rPr>
+          <w:rFonts w:ascii="David" w:hAnsi="David" w:cs="David"/>
+        </w:rPr>
+      </w:pPr>
+      <w:r>
+        <w:rPr>
+          <w:rFonts w:ascii="David" w:hAnsi="David" w:cs="David"/>
+        </w:rPr>
+        <w:t>speed_drop – the difference between “entry_speed” to “apex_speed”.</w:t>
+      </w:r>
+    </w:p>
+    <w:p>
+      <w:pPr>
+        <w:pStyle w:val="ListParagraph"/>
+        <w:numPr>
+          <w:ilvl w:val="0"/>
+          <w:numId w:val="14"/>
+        </w:numPr>
+        <w:bidi w:val="0"/>
+        <w:spacing w:after="0" w:line="360" w:lineRule="auto"/>
+        <w:rPr>
+          <w:rFonts w:ascii="David" w:hAnsi="David" w:cs="David"/>
+        </w:rPr>
+      </w:pPr>
+      <w:r>
+        <w:rPr>
+          <w:rFonts w:ascii="David" w:hAnsi="David" w:cs="David"/>
+        </w:rPr>
+        <w:t xml:space="preserve">braking_pct_before_apex – </w:t>
+      </w:r>
+      <w:r>
+        <w:rPr>
+          <w:rFonts w:ascii="David" w:hAnsi="David" w:cs="David"/>
+        </w:rPr>
+        <w:t xml:space="preserve">calculating </w:t>
+      </w:r>
+      <w:r>
+        <w:rPr>
+          <w:rFonts w:ascii="David" w:hAnsi="David" w:cs="David"/>
+        </w:rPr>
+        <w:t xml:space="preserve">the precentage of </w:t>
+      </w:r>
+      <w:r>
+        <w:rPr>
+          <w:rFonts w:ascii="David" w:hAnsi="David" w:cs="David"/>
+        </w:rPr>
+        <w:t>the measurments before the apex point that had brake</w:t>
+      </w:r>
+      <w:r>
+        <w:rPr>
+          <w:rFonts w:ascii="David" w:hAnsi="David" w:cs="David"/>
+        </w:rPr>
+        <w:t xml:space="preserve"> = 10</w:t>
+      </w:r>
+      <w:r>
+        <w:rPr>
+          <w:rFonts w:ascii="David" w:hAnsi="David" w:cs="David"/>
+        </w:rPr>
+        <w:t>0</w:t>
+      </w:r>
+      <w:r>
+        <w:rPr>
+          <w:rFonts w:ascii="David" w:hAnsi="David" w:cs="David"/>
+        </w:rPr>
+        <w:t xml:space="preserve"> (brake is boolean)</w:t>
+      </w:r>
+      <w:r>
+        <w:rPr>
+          <w:rFonts w:ascii="David" w:hAnsi="David" w:cs="David"/>
+        </w:rPr>
+        <w:t xml:space="preserve"> in them</w:t>
+      </w:r>
+      <w:r>
+        <w:rPr>
+          <w:rFonts w:ascii="David" w:hAnsi="David" w:cs="David"/>
+        </w:rPr>
+        <w:t xml:space="preserve"> out of all the measurments before the apex point</w:t>
+      </w:r>
+      <w:r>
+        <w:rPr>
+          <w:rFonts w:ascii="David" w:hAnsi="David" w:cs="David"/>
+        </w:rPr>
+        <w:t>.</w:t>
+      </w:r>
+    </w:p>
+    <w:p>
+      <w:pPr>
+        <w:pStyle w:val="ListParagraph"/>
+        <w:numPr>
+          <w:ilvl w:val="0"/>
+          <w:numId w:val="14"/>
+        </w:numPr>
+        <w:bidi w:val="0"/>
+        <w:spacing w:after="0" w:line="360" w:lineRule="auto"/>
+        <w:rPr>
+          <w:rFonts w:ascii="David" w:hAnsi="David" w:cs="David"/>
+        </w:rPr>
+      </w:pPr>
+      <w:r>
+        <w:rPr>
+          <w:rFonts w:ascii="David" w:hAnsi="David" w:cs="David"/>
+        </w:rPr>
+        <w:lastRenderedPageBreak/>
+        <w:t xml:space="preserve">trail_braking_pct – </w:t>
+      </w:r>
+      <w:r>
+        <w:rPr>
+          <w:rFonts w:ascii="David" w:hAnsi="David" w:cs="David"/>
+        </w:rPr>
+        <w:t xml:space="preserve">calculating the precentage of the measurments before the apex point that had brake = 100 (brake is boolean) </w:t>
+      </w:r>
+      <w:r>
+        <w:rPr>
+          <w:rFonts w:ascii="David" w:hAnsi="David" w:cs="David"/>
+        </w:rPr>
+        <w:t xml:space="preserve">and throttle &lt; 5% </w:t>
+      </w:r>
+      <w:r>
+        <w:rPr>
+          <w:rFonts w:ascii="David" w:hAnsi="David" w:cs="David"/>
+        </w:rPr>
+        <w:t>in them out of all the measurments before the apex point</w:t>
+      </w:r>
+      <w:r>
+        <w:rPr>
+          <w:rFonts w:ascii="David" w:hAnsi="David" w:cs="David"/>
+        </w:rPr>
+        <w:t>.</w:t>
+      </w:r>
+    </w:p>
+    <w:p>
+      <w:pPr>
+        <w:pStyle w:val="ListParagraph"/>
+        <w:numPr>
+          <w:ilvl w:val="0"/>
+          <w:numId w:val="14"/>
+        </w:numPr>
+        <w:bidi w:val="0"/>
+        <w:spacing w:after="0" w:line="360" w:lineRule="auto"/>
+        <w:rPr>
+          <w:rFonts w:ascii="David" w:hAnsi="David" w:cs="David"/>
+        </w:rPr>
+      </w:pPr>
+      <w:r>
+        <w:rPr>
+          <w:rFonts w:ascii="David" w:hAnsi="David" w:cs="David"/>
+        </w:rPr>
+        <w:t xml:space="preserve">throttle_app_pct_after_apex – </w:t>
+      </w:r>
+      <w:r>
+        <w:rPr>
+          <w:rFonts w:ascii="David" w:hAnsi="David" w:cs="David"/>
+        </w:rPr>
+        <w:t xml:space="preserve">calculating </w:t>
+      </w:r>
+      <w:r>
+        <w:rPr>
+          <w:rFonts w:ascii="David" w:hAnsi="David" w:cs="David"/>
+        </w:rPr>
+        <w:t>the precentage of the measurements after the apex point that had throttle &gt; 0 out of all the measurements.</w:t>
+      </w:r>
+    </w:p>
+    <w:p>
+      <w:pPr>
+        <w:pStyle w:val="ListParagraph"/>
+        <w:numPr>
+          <w:ilvl w:val="0"/>
+          <w:numId w:val="14"/>
+        </w:numPr>
+        <w:bidi w:val="0"/>
+        <w:spacing w:after="0" w:line="360" w:lineRule="auto"/>
+        <w:rPr>
+          <w:rFonts w:ascii="David" w:hAnsi="David" w:cs="David"/>
+        </w:rPr>
+      </w:pPr>
+      <w:r>
+        <w:rPr>
+          <w:rFonts w:ascii="David" w:hAnsi="David" w:cs="David"/>
+        </w:rPr>
+        <w:t xml:space="preserve">coasting_pct – </w:t>
+      </w:r>
+      <w:r>
+        <w:rPr>
+          <w:rFonts w:ascii="David" w:hAnsi="David" w:cs="David"/>
+        </w:rPr>
+        <w:t xml:space="preserve">calculating the precentage of the measurments before the apex point that had </w:t>
+      </w:r>
+      <w:r>
+        <w:rPr>
+          <w:rFonts w:ascii="David" w:hAnsi="David" w:cs="David"/>
+        </w:rPr>
+        <w:br/>
+      </w:r>
+      <w:r>
+        <w:rPr>
+          <w:rFonts w:ascii="David" w:hAnsi="David" w:cs="David"/>
+        </w:rPr>
+        <w:t xml:space="preserve">brake = 0 and throttle &lt; </w:t>
+      </w:r>
+      <w:r>
+        <w:rPr>
+          <w:rFonts w:ascii="David" w:hAnsi="David" w:cs="David"/>
+        </w:rPr>
+        <w:t>10</w:t>
+      </w:r>
+      <w:r>
+        <w:rPr>
+          <w:rFonts w:ascii="David" w:hAnsi="David" w:cs="David"/>
+        </w:rPr>
+        <w:t>% in them out of all the measurments before the apex point.</w:t>
+      </w:r>
+    </w:p>
+    <w:p>
+      <w:pPr>
+        <w:pStyle w:val="ListParagraph"/>
+        <w:numPr>
+          <w:ilvl w:val="0"/>
+          <w:numId w:val="14"/>
+        </w:numPr>
+        <w:bidi w:val="0"/>
+        <w:spacing w:after="0" w:line="360" w:lineRule="auto"/>
+        <w:rPr>
+          <w:rFonts w:ascii="David" w:hAnsi="David" w:cs="David"/>
+        </w:rPr>
+      </w:pPr>
+      <w:r>
+        <w:rPr>
+          <w:rFonts w:ascii="David" w:hAnsi="David" w:cs="David"/>
+        </w:rPr>
+        <w:t xml:space="preserve">breaking_time_pct – </w:t>
+      </w:r>
+      <w:r>
+        <w:rPr>
+          <w:rFonts w:ascii="David" w:hAnsi="David" w:cs="David"/>
+        </w:rPr>
+        <w:t xml:space="preserve">calculating </w:t>
+      </w:r>
+      <w:r>
+        <w:rPr>
+          <w:rFonts w:ascii="David" w:hAnsi="David" w:cs="David"/>
+        </w:rPr>
+        <w:t xml:space="preserve">the precentage of the </w:t>
+      </w:r>
+      <w:r>
+        <w:rPr>
+          <w:rFonts w:ascii="David" w:hAnsi="David" w:cs="David"/>
+        </w:rPr>
+        <w:t>measurments that belong to the turn in which brake = 100 (break is boolean) out of all the measurmens that belong to the turn.</w:t>
+      </w:r>
+    </w:p>
+    <w:p>
+      <w:pPr>
+        <w:pStyle w:val="ListParagraph"/>
+        <w:numPr>
+          <w:ilvl w:val="0"/>
+          <w:numId w:val="14"/>
+        </w:numPr>
+        <w:bidi w:val="0"/>
+        <w:spacing w:after="0" w:line="360" w:lineRule="auto"/>
+        <w:rPr>
+          <w:rFonts w:ascii="David" w:hAnsi="David" w:cs="David"/>
+        </w:rPr>
+      </w:pPr>
+      <w:r>
+        <w:rPr>
+          <w:rFonts w:ascii="David" w:hAnsi="David" w:cs="David"/>
+        </w:rPr>
+        <w:t>min_gear –</w:t>
+      </w:r>
+      <w:r>
+        <w:rPr>
+          <w:rFonts w:ascii="David" w:hAnsi="David" w:cs="David"/>
+        </w:rPr>
+        <w:t xml:space="preserve"> taking the minimal n_gear of the turn’s measurments.</w:t>
+      </w:r>
+    </w:p>
+    <w:p>
+      <w:pPr>
+        <w:pStyle w:val="ListParagraph"/>
+        <w:numPr>
+          <w:ilvl w:val="0"/>
+          <w:numId w:val="14"/>
+        </w:numPr>
+        <w:bidi w:val="0"/>
+        <w:spacing w:after="0" w:line="360" w:lineRule="auto"/>
+        <w:rPr>
+          <w:rFonts w:ascii="David" w:hAnsi="David" w:cs="David"/>
+        </w:rPr>
+      </w:pPr>
+      <w:r>
+        <w:rPr>
+          <w:rFonts w:ascii="David" w:hAnsi="David" w:cs="David"/>
+        </w:rPr>
+        <w:t xml:space="preserve">avg_throttle – </w:t>
+      </w:r>
+      <w:r>
+        <w:rPr>
+          <w:rFonts w:ascii="David" w:hAnsi="David" w:cs="David"/>
+        </w:rPr>
+        <w:t>calculating the average use of throttle across all measurments that belong to the turn.</w:t>
+      </w:r>
+    </w:p>
+    <w:p>
+      <w:pPr>
+        <w:pStyle w:val="ListParagraph"/>
+        <w:numPr>
+          <w:ilvl w:val="0"/>
+          <w:numId w:val="14"/>
+        </w:numPr>
+        <w:bidi w:val="0"/>
+        <w:spacing w:after="0" w:line="360" w:lineRule="auto"/>
+        <w:rPr>
+          <w:rFonts w:ascii="David" w:hAnsi="David" w:cs="David"/>
           <w:rtl/>
         </w:rPr>
       </w:pPr>
-    </w:p>
-    <w:p>
-      <w:pPr>
-        <w:bidi w:val="0"/>
-        <w:spacing w:after="0" w:line="360" w:lineRule="auto"/>
-        <w:rPr>
-          <w:rFonts w:ascii="David" w:hAnsi="David" w:cs="David"/>
-        </w:rPr>
-      </w:pPr>
+      <w:r>
+        <w:rPr>
+          <w:rFonts w:ascii="David" w:hAnsi="David" w:cs="David"/>
+        </w:rPr>
+        <w:t>avg_speed –</w:t>
+      </w:r>
+      <w:r>
+        <w:rPr>
+          <w:rFonts w:ascii="David" w:hAnsi="David" w:cs="David"/>
+        </w:rPr>
+        <w:t xml:space="preserve"> </w:t>
+      </w:r>
+      <w:r>
+        <w:rPr>
+          <w:rFonts w:ascii="David" w:hAnsi="David" w:cs="David"/>
+        </w:rPr>
+        <w:t xml:space="preserve">calculating the average </w:t>
+      </w:r>
+      <w:r>
+        <w:rPr>
+          <w:rFonts w:ascii="David" w:hAnsi="David" w:cs="David"/>
+        </w:rPr>
+        <w:t xml:space="preserve">speed </w:t>
+      </w:r>
+      <w:r>
+        <w:rPr>
+          <w:rFonts w:ascii="David" w:hAnsi="David" w:cs="David"/>
+        </w:rPr>
+        <w:t>across all measurments that belong to the turn.</w:t>
+      </w:r>
+    </w:p>
+    <w:p>
+      <w:pPr>
+        <w:bidi w:val="0"/>
+        <w:spacing w:after="0" w:line="360" w:lineRule="auto"/>
+        <w:rPr>
+          <w:rFonts w:ascii="David" w:hAnsi="David" w:cs="David"/>
+          <w:b/>
+          <w:bCs/>
+        </w:rPr>
+      </w:pPr>
+    </w:p>
+    <w:p>
+      <w:pPr>
+        <w:bidi w:val="0"/>
+        <w:spacing w:after="0" w:line="360" w:lineRule="auto"/>
+        <w:rPr>
+          <w:rFonts w:ascii="David" w:hAnsi="David" w:cs="David"/>
+          <w:b/>
+          <w:bCs/>
+        </w:rPr>
+      </w:pPr>
+      <w:r>
+        <w:rPr>
+          <w:rFonts w:ascii="David" w:hAnsi="David" w:cs="David"/>
+          <w:b/>
+          <w:bCs/>
+        </w:rPr>
+        <w:t>Considering feature transformations:</w:t>
+      </w:r>
+    </w:p>
+    <w:p>
+      <w:pPr>
+        <w:bidi w:val="0"/>
+        <w:spacing w:after="0" w:line="360" w:lineRule="auto"/>
+        <w:rPr>
+          <w:rFonts w:ascii="David" w:hAnsi="David" w:cs="David"/>
+        </w:rPr>
+      </w:pPr>
+      <w:r>
+        <w:rPr>
+          <w:rFonts w:ascii="David" w:hAnsi="David" w:cs="David"/>
+        </w:rPr>
+        <w:t>Since distance-based clustering algorithms (K-Means) are highly sensitive to variable scales, standardization (Z-score scaling) is required. Without it, absolute features like entry_speed (up to 330 km/h) would completely dominate relative behavioral features like braking_time_pct (0 to 1). We will apply standardization so every feature contributes equally to the distance metrics.</w:t>
+      </w:r>
+    </w:p>
+    <w:p>
+      <w:pPr>
+        <w:bidi w:val="0"/>
+        <w:spacing w:after="0" w:line="360" w:lineRule="auto"/>
+        <w:rPr>
+          <w:rFonts w:ascii="David" w:hAnsi="David" w:cs="David"/>
+        </w:rPr>
+      </w:pPr>
+    </w:p>
+    <w:p>
+      <w:pPr>
+        <w:bidi w:val="0"/>
+        <w:spacing w:after="0" w:line="360" w:lineRule="auto"/>
+        <w:rPr>
+          <w:rFonts w:ascii="David" w:hAnsi="David" w:cs="David"/>
+          <w:b/>
+          <w:bCs/>
+        </w:rPr>
+      </w:pPr>
+      <w:r>
+        <w:rPr>
+          <w:rFonts w:ascii="David" w:hAnsi="David" w:cs="David"/>
+          <w:b/>
+          <w:bCs/>
+        </w:rPr>
+        <w:t>Perform feature selection:</w:t>
+      </w:r>
+    </w:p>
+    <w:p>
+      <w:pPr>
+        <w:bidi w:val="0"/>
+        <w:spacing w:after="0" w:line="360" w:lineRule="auto"/>
+        <w:rPr>
+          <w:rFonts w:ascii="David" w:hAnsi="David" w:cs="David"/>
+        </w:rPr>
+      </w:pPr>
+      <w:r>
+        <w:rPr>
+          <w:rFonts w:ascii="David" w:hAnsi="David" w:cs="David"/>
+        </w:rPr>
+        <w:t>Before training the model</w:t>
+      </w:r>
+      <w:r>
+        <w:rPr>
+          <w:rFonts w:ascii="David" w:hAnsi="David" w:cs="David"/>
+        </w:rPr>
+        <w:t>,</w:t>
+      </w:r>
+      <w:r>
+        <w:rPr>
+          <w:rFonts w:ascii="David" w:hAnsi="David" w:cs="David"/>
+        </w:rPr>
+        <w:t xml:space="preserve"> identifier columns such as </w:t>
+      </w:r>
+      <w:r>
+        <w:rPr>
+          <w:rFonts w:ascii="David" w:hAnsi="David" w:cs="David"/>
+        </w:rPr>
+        <w:t>t</w:t>
+      </w:r>
+      <w:r>
+        <w:rPr>
+          <w:rFonts w:ascii="David" w:hAnsi="David" w:cs="David"/>
+        </w:rPr>
+        <w:t xml:space="preserve">rack, global_corner_id, and driver_number will be excluded from the </w:t>
+      </w:r>
+      <w:r>
+        <w:rPr>
+          <w:rFonts w:ascii="David" w:hAnsi="David" w:cs="David"/>
+        </w:rPr>
+        <w:t>dataset</w:t>
+      </w:r>
+      <w:r>
+        <w:rPr>
+          <w:rFonts w:ascii="David" w:hAnsi="David" w:cs="David"/>
+        </w:rPr>
+        <w:t>, as they do not represent driving behavior (they will only be used later for analyzing the resulting clusters</w:t>
+      </w:r>
+      <w:r>
+        <w:rPr>
+          <w:rFonts w:ascii="David" w:hAnsi="David" w:cs="David"/>
+        </w:rPr>
+        <w:t>).</w:t>
+      </w:r>
+    </w:p>
+    <w:p>
+      <w:pPr>
+        <w:bidi w:val="0"/>
+        <w:spacing w:after="0" w:line="360" w:lineRule="auto"/>
+        <w:rPr>
+          <w:rFonts w:ascii="David" w:hAnsi="David" w:cs="David"/>
+        </w:rPr>
+      </w:pPr>
+    </w:p>
+    <w:p>
+      <w:pPr>
+        <w:bidi w:val="0"/>
+        <w:spacing w:after="0" w:line="360" w:lineRule="auto"/>
+        <w:rPr>
+          <w:rFonts w:ascii="David" w:hAnsi="David" w:cs="David"/>
+        </w:rPr>
+      </w:pPr>
+      <w:r>
+        <w:rPr>
+          <w:rFonts w:ascii="David" w:hAnsi="David" w:cs="David"/>
+        </w:rPr>
+        <w:t xml:space="preserve">We engineered multiple speed metrics (entry_speed, apex_speed, exit_speed, speed_drop). Including all of them would provide highly overlapping information, forcing the algorithm to "double-count" speed over driving technique. We will prioritize derived behavioral metrics (like speed_drop and percentages) </w:t>
+      </w:r>
+      <w:r>
+        <w:rPr>
+          <w:rFonts w:ascii="David" w:hAnsi="David" w:cs="David"/>
+        </w:rPr>
+        <w:t xml:space="preserve">over </w:t>
+      </w:r>
+      <w:r>
+        <w:rPr>
+          <w:rFonts w:ascii="David" w:hAnsi="David" w:cs="David"/>
+        </w:rPr>
+        <w:t>speed metrics</w:t>
+      </w:r>
+      <w:r>
+        <w:rPr>
+          <w:rFonts w:ascii="David" w:hAnsi="David" w:cs="David"/>
+          <w:rtl/>
+        </w:rPr>
+        <w:t>.</w:t>
+      </w:r>
+    </w:p>
+    <w:p>
+      <w:pPr>
+        <w:bidi w:val="0"/>
+        <w:spacing w:after="0" w:line="360" w:lineRule="auto"/>
+        <w:rPr>
+          <w:rFonts w:ascii="David" w:hAnsi="David" w:cs="David"/>
+        </w:rPr>
+      </w:pPr>
+    </w:p>
+    <w:p>
+      <w:pPr>
+        <w:bidi w:val="0"/>
+        <w:spacing w:after="0" w:line="360" w:lineRule="auto"/>
+        <w:rPr>
+          <w:rFonts w:ascii="David" w:hAnsi="David" w:cs="David"/>
+        </w:rPr>
+      </w:pPr>
+      <w:r>
+        <w:rPr>
+          <w:rFonts w:ascii="David" w:hAnsi="David" w:cs="David"/>
+        </w:rPr>
+        <w:t>Reduce Dimensionality: We have already performed massive dimensionality reduction during the feature engineering phase—compressing 28,086 rows of raw time-series sensor data into just 1,109 fixed "corner profiles" with 12 features. With such a concise feature space, applying PCA is unnecessary.</w:t>
+      </w:r>
+    </w:p>
+    <w:p>
+      <w:pPr>
+        <w:bidi w:val="0"/>
+        <w:spacing w:after="0" w:line="360" w:lineRule="auto"/>
+        <w:rPr>
+          <w:rFonts w:ascii="David" w:hAnsi="David" w:cs="David"/>
+        </w:rPr>
+      </w:pPr>
+    </w:p>
+    <w:p>
+      <w:pPr>
+        <w:bidi w:val="0"/>
+        <w:spacing w:after="0" w:line="360" w:lineRule="auto"/>
+        <w:rPr>
+          <w:rFonts w:ascii="David" w:hAnsi="David" w:cs="David"/>
+          <w:b/>
+          <w:bCs/>
+        </w:rPr>
+      </w:pPr>
+      <w:r>
+        <w:rPr>
+          <w:rFonts w:ascii="David" w:hAnsi="David" w:cs="David"/>
+          <w:b/>
+          <w:bCs/>
+        </w:rPr>
+        <w:t>Evaluating how engineered structures will affect clustering structure, distances between samples and model performance:</w:t>
+      </w:r>
+    </w:p>
+    <w:p>
+      <w:pPr>
+        <w:bidi w:val="0"/>
+        <w:spacing w:after="0" w:line="360" w:lineRule="auto"/>
+        <w:rPr>
+          <w:rFonts w:ascii="David" w:hAnsi="David" w:cs="David"/>
+        </w:rPr>
+      </w:pPr>
+      <w:r>
+        <w:rPr>
+          <w:rFonts w:ascii="David" w:hAnsi="David" w:cs="David"/>
+          <w:u w:val="single"/>
+        </w:rPr>
+        <w:t>Clustering structure:</w:t>
+      </w:r>
+    </w:p>
+    <w:p>
+      <w:pPr>
+        <w:bidi w:val="0"/>
+        <w:spacing w:after="0" w:line="360" w:lineRule="auto"/>
+        <w:rPr>
+          <w:rFonts w:ascii="David" w:hAnsi="David" w:cs="David"/>
+        </w:rPr>
+      </w:pPr>
+      <w:r>
+        <w:rPr>
+          <w:rFonts w:ascii="David" w:hAnsi="David" w:cs="David"/>
+        </w:rPr>
+        <w:t xml:space="preserve">Before Feature Engineering : If we applied clustering directly to the raw telemetry data (individual timestamps of speed, throttle, x/y coordinates), the clustering structure would merely capture the physical layout of the tracks. The model would group all </w:t>
+      </w:r>
+      <w:r>
+        <w:rPr>
+          <w:rFonts w:ascii="David" w:hAnsi="David" w:cs="David"/>
+        </w:rPr>
+        <w:t>“</w:t>
+      </w:r>
+      <w:r>
+        <w:rPr>
+          <w:rFonts w:ascii="David" w:hAnsi="David" w:cs="David"/>
+        </w:rPr>
+        <w:t>straight lines</w:t>
+      </w:r>
+      <w:r>
+        <w:rPr>
+          <w:rFonts w:ascii="David" w:hAnsi="David" w:cs="David"/>
+        </w:rPr>
+        <w:t>”</w:t>
+      </w:r>
+      <w:r>
+        <w:rPr>
+          <w:rFonts w:ascii="David" w:hAnsi="David" w:cs="David"/>
+        </w:rPr>
+        <w:t xml:space="preserve"> together and all </w:t>
+      </w:r>
+      <w:r>
+        <w:rPr>
+          <w:rFonts w:ascii="David" w:hAnsi="David" w:cs="David"/>
+        </w:rPr>
+        <w:t>“</w:t>
+      </w:r>
+      <w:r>
+        <w:rPr>
+          <w:rFonts w:ascii="David" w:hAnsi="David" w:cs="David"/>
+        </w:rPr>
+        <w:t>slow corners</w:t>
+      </w:r>
+      <w:r>
+        <w:rPr>
+          <w:rFonts w:ascii="David" w:hAnsi="David" w:cs="David"/>
+        </w:rPr>
+        <w:t>”</w:t>
+      </w:r>
+      <w:r>
+        <w:rPr>
+          <w:rFonts w:ascii="David" w:hAnsi="David" w:cs="David"/>
+        </w:rPr>
+        <w:t xml:space="preserve"> together, completely missing the driver's behavioral traits</w:t>
+      </w:r>
+      <w:r>
+        <w:rPr>
+          <w:rFonts w:ascii="David" w:hAnsi="David" w:cs="David"/>
+          <w:rtl/>
+        </w:rPr>
+        <w:t>.</w:t>
+      </w:r>
+    </w:p>
+    <w:p>
+      <w:pPr>
+        <w:bidi w:val="0"/>
+        <w:spacing w:after="0" w:line="360" w:lineRule="auto"/>
+        <w:rPr>
+          <w:rFonts w:ascii="David" w:hAnsi="David" w:cs="David"/>
+        </w:rPr>
+      </w:pPr>
+    </w:p>
+    <w:p>
+      <w:pPr>
+        <w:bidi w:val="0"/>
+        <w:spacing w:after="0" w:line="360" w:lineRule="auto"/>
+        <w:rPr>
+          <w:rFonts w:ascii="David" w:hAnsi="David" w:cs="David"/>
+        </w:rPr>
+      </w:pPr>
+      <w:r>
+        <w:rPr>
+          <w:rFonts w:ascii="David" w:hAnsi="David" w:cs="David"/>
+        </w:rPr>
+        <w:lastRenderedPageBreak/>
+        <w:t>After Feature Engineering : By engineering features that represent an entire corner sequence (e.g., braking_pct_before_apex, trail_braking_pct, speed_drop), we transformed the clustering space from geographical to behavioral. The structure now naturally groups samples by driving style (e.g., aggressive late-brakers vs. smooth drivers who carry speed into the apex) regardless of which physical corner on which track they are driving.</w:t>
+      </w:r>
+    </w:p>
+    <w:p>
+      <w:pPr>
+        <w:bidi w:val="0"/>
+        <w:spacing w:after="0" w:line="360" w:lineRule="auto"/>
+        <w:rPr>
+          <w:rFonts w:ascii="David" w:hAnsi="David" w:cs="David"/>
+          <w:u w:val="single"/>
+        </w:rPr>
+      </w:pPr>
+    </w:p>
+    <w:p>
+      <w:pPr>
+        <w:bidi w:val="0"/>
+        <w:spacing w:after="0" w:line="360" w:lineRule="auto"/>
+        <w:rPr>
+          <w:rFonts w:ascii="David" w:hAnsi="David" w:cs="David"/>
+        </w:rPr>
+      </w:pPr>
+      <w:r>
+        <w:rPr>
+          <w:rFonts w:ascii="David" w:hAnsi="David" w:cs="David"/>
+          <w:u w:val="single"/>
+        </w:rPr>
+        <w:t>Distances between samples:</w:t>
+      </w:r>
+    </w:p>
+    <w:p>
+      <w:pPr>
+        <w:bidi w:val="0"/>
+        <w:spacing w:after="0" w:line="360" w:lineRule="auto"/>
+        <w:rPr>
+          <w:rFonts w:ascii="David" w:hAnsi="David" w:cs="David"/>
+        </w:rPr>
+      </w:pPr>
+      <w:r>
+        <w:rPr>
+          <w:rFonts w:ascii="David" w:hAnsi="David" w:cs="David"/>
+        </w:rPr>
+        <w:t>Raw Data: Distance metrics on raw data are heavily skewed by absolute values. A sample taken in Monza at 320 km/h and a sample in Singapore at 150 km/h would have a huge distance, simply because of the track's nature</w:t>
+      </w:r>
+      <w:r>
+        <w:rPr>
+          <w:rFonts w:ascii="David" w:hAnsi="David" w:cs="David"/>
+          <w:rtl/>
+        </w:rPr>
+        <w:t>.</w:t>
+      </w:r>
+    </w:p>
+    <w:p>
+      <w:pPr>
+        <w:bidi w:val="0"/>
+        <w:spacing w:after="0" w:line="360" w:lineRule="auto"/>
+        <w:rPr>
+          <w:rFonts w:ascii="David" w:hAnsi="David" w:cs="David"/>
+        </w:rPr>
+      </w:pPr>
+    </w:p>
+    <w:p>
+      <w:pPr>
+        <w:bidi w:val="0"/>
+        <w:spacing w:after="0" w:line="360" w:lineRule="auto"/>
+        <w:rPr>
+          <w:rFonts w:ascii="David" w:hAnsi="David" w:cs="David"/>
+        </w:rPr>
+      </w:pPr>
+      <w:r>
+        <w:rPr>
+          <w:rFonts w:ascii="David" w:hAnsi="David" w:cs="David"/>
+        </w:rPr>
+        <w:t>Engineered Features: Our engineered features act as a great equalizer. By translating raw inputs into ratios and percentages (like coasting_pct or braking_time_pct), distance metrics now calculate the similarity in the technique applied during the corner. A small distance between two samples now implies a highly similar cornering profile (similar aggressiveness), making the distance metric actually meaningful for our research question.</w:t>
+      </w:r>
+    </w:p>
+    <w:p>
+      <w:pPr>
+        <w:bidi w:val="0"/>
+        <w:spacing w:after="0" w:line="360" w:lineRule="auto"/>
+        <w:rPr>
+          <w:rFonts w:ascii="David" w:hAnsi="David" w:cs="David"/>
+        </w:rPr>
+      </w:pPr>
+    </w:p>
+    <w:p>
+      <w:pPr>
+        <w:bidi w:val="0"/>
+        <w:spacing w:after="0" w:line="360" w:lineRule="auto"/>
+        <w:rPr>
+          <w:rFonts w:ascii="David" w:hAnsi="David" w:cs="David"/>
+          <w:u w:val="single"/>
+        </w:rPr>
+      </w:pPr>
+      <w:r>
+        <w:rPr>
+          <w:rFonts w:ascii="David" w:hAnsi="David" w:cs="David"/>
+          <w:u w:val="single"/>
+        </w:rPr>
+        <w:t>Downstream model performance:</w:t>
+      </w:r>
+    </w:p>
+    <w:p>
+      <w:pPr>
+        <w:bidi w:val="0"/>
+        <w:spacing w:after="0" w:line="360" w:lineRule="auto"/>
+        <w:rPr>
+          <w:rFonts w:ascii="David" w:hAnsi="David" w:cs="David"/>
+        </w:rPr>
+      </w:pPr>
+      <w:r>
+        <w:rPr>
+          <w:rFonts w:ascii="David" w:hAnsi="David" w:cs="David"/>
+        </w:rPr>
+        <w:t>Clustering algorithms  cannot easily handle variable-length time series (a corner taken at low speed has more raw data points than a fast corner). By aggregating the time-series points of a single corner into one row of fixed features (reducing the dataset from 28,086 rows to 1,109 rows), we solved the dimensionality issue</w:t>
+      </w:r>
+      <w:r>
+        <w:rPr>
+          <w:rFonts w:ascii="David" w:hAnsi="David" w:cs="David"/>
+          <w:rtl/>
+        </w:rPr>
+        <w:t>.</w:t>
+      </w:r>
+    </w:p>
+    <w:p>
+      <w:pPr>
+        <w:bidi w:val="0"/>
+        <w:spacing w:after="0" w:line="360" w:lineRule="auto"/>
+        <w:rPr>
+          <w:rFonts w:ascii="David" w:hAnsi="David" w:cs="David"/>
+        </w:rPr>
+      </w:pPr>
+    </w:p>
+    <w:p>
+      <w:pPr>
+        <w:bidi w:val="0"/>
+        <w:spacing w:after="0" w:line="360" w:lineRule="auto"/>
+        <w:rPr>
+          <w:rFonts w:ascii="David" w:hAnsi="David" w:cs="David"/>
+        </w:rPr>
+      </w:pPr>
+      <w:r>
+        <w:rPr>
+          <w:rFonts w:ascii="David" w:hAnsi="David" w:cs="David"/>
+        </w:rPr>
+        <w:t xml:space="preserve">This significantly reduces the algorithm's running time, prevents the </w:t>
+      </w:r>
+      <w:r>
+        <w:rPr>
+          <w:rFonts w:ascii="David" w:hAnsi="David" w:cs="David"/>
+        </w:rPr>
+        <w:t>“</w:t>
+      </w:r>
+      <w:r>
+        <w:rPr>
+          <w:rFonts w:ascii="David" w:hAnsi="David" w:cs="David"/>
+        </w:rPr>
+        <w:t>curse of dimensionality</w:t>
+      </w:r>
+      <w:r>
+        <w:rPr>
+          <w:rFonts w:ascii="David" w:hAnsi="David" w:cs="David"/>
+        </w:rPr>
+        <w:t>”</w:t>
+      </w:r>
+      <w:r>
+        <w:rPr>
+          <w:rFonts w:ascii="David" w:hAnsi="David" w:cs="David"/>
+        </w:rPr>
+        <w:t>, and ensures the algorithm can successfully converge into meaningful clusters of mild vs. aggressive driving styles, which would have been impossible with the raw data.</w:t>
+      </w:r>
     </w:p>
     <w:p>
       <w:pPr>
@@ -6770,6 +8578,500 @@
         <w:spacing w:after="0" w:line="360" w:lineRule="auto"/>
         <w:rPr>
           <w:rFonts w:ascii="David" w:hAnsi="David" w:cs="David"/>
+        </w:rPr>
+      </w:pPr>
+      <w:r>
+        <w:rPr>
+          <w:rFonts w:ascii="David" w:hAnsi="David" w:cs="David"/>
+        </w:rPr>
+        <w:t xml:space="preserve">Since our project focuses on unsupervised learning (Clustering), we do not have predefined </w:t>
+      </w:r>
+      <w:r>
+        <w:rPr>
+          <w:rFonts w:ascii="David" w:hAnsi="David" w:cs="David"/>
+        </w:rPr>
+        <w:t>“</w:t>
+      </w:r>
+      <w:r>
+        <w:rPr>
+          <w:rFonts w:ascii="David" w:hAnsi="David" w:cs="David"/>
+        </w:rPr>
+        <w:t>classes</w:t>
+      </w:r>
+      <w:r>
+        <w:rPr>
+          <w:rFonts w:ascii="David" w:hAnsi="David" w:cs="David"/>
+        </w:rPr>
+        <w:t>”</w:t>
+      </w:r>
+      <w:r>
+        <w:rPr>
+          <w:rFonts w:ascii="David" w:hAnsi="David" w:cs="David"/>
+        </w:rPr>
+        <w:t xml:space="preserve"> (like spam vs. non-spam). However, we carefully evaluated dataset imbalance regarding drivers, tracks, and corner characteristics</w:t>
+      </w:r>
+      <w:r>
+        <w:rPr>
+          <w:rFonts w:ascii="David" w:hAnsi="David" w:cs="David"/>
+          <w:rtl/>
+        </w:rPr>
+        <w:t>:</w:t>
+      </w:r>
+    </w:p>
+    <w:p>
+      <w:pPr>
+        <w:pStyle w:val="ListParagraph"/>
+        <w:numPr>
+          <w:ilvl w:val="0"/>
+          <w:numId w:val="18"/>
+        </w:numPr>
+        <w:bidi w:val="0"/>
+        <w:spacing w:after="0" w:line="360" w:lineRule="auto"/>
+        <w:rPr>
+          <w:rFonts w:ascii="David" w:hAnsi="David" w:cs="David"/>
+          <w:b/>
+          <w:bCs/>
+        </w:rPr>
+      </w:pPr>
+      <w:r>
+        <w:rPr>
+          <w:rFonts w:ascii="David" w:hAnsi="David" w:cs="David"/>
+          <w:b/>
+          <w:bCs/>
+        </w:rPr>
+        <w:t xml:space="preserve">Driver Representation </w:t>
+      </w:r>
+      <w:r>
+        <w:rPr>
+          <w:rFonts w:ascii="David" w:hAnsi="David" w:cs="David"/>
+          <w:b/>
+          <w:bCs/>
+        </w:rPr>
+        <w:t>(</w:t>
+      </w:r>
+      <w:r>
+        <w:rPr>
+          <w:rFonts w:ascii="David" w:hAnsi="David" w:cs="David"/>
+          <w:b/>
+          <w:bCs/>
+        </w:rPr>
+        <w:t>Balanc</w:t>
+      </w:r>
+      <w:r>
+        <w:rPr>
+          <w:rFonts w:ascii="David" w:hAnsi="David" w:cs="David"/>
+          <w:b/>
+          <w:bCs/>
+        </w:rPr>
+        <w:t>ed):</w:t>
+      </w:r>
+    </w:p>
+    <w:p>
+      <w:pPr>
+        <w:pStyle w:val="ListParagraph"/>
+        <w:bidi w:val="0"/>
+        <w:spacing w:after="0" w:line="360" w:lineRule="auto"/>
+        <w:rPr>
+          <w:rFonts w:ascii="David" w:hAnsi="David" w:cs="David"/>
+        </w:rPr>
+      </w:pPr>
+      <w:r>
+        <w:rPr>
+          <w:rFonts w:ascii="David" w:hAnsi="David" w:cs="David"/>
+        </w:rPr>
+        <w:t>By intentionally extracting only the single fastest lap for each driver during the Qualifying sessions, we successfully prevented driver imbalance. No single driver dominates the dataset with more laps than others (due to advancing to Q3 vs. Q1 elimination). This ensures a fair representation of all drivers</w:t>
+      </w:r>
+      <w:r>
+        <w:rPr>
+          <w:rFonts w:ascii="David" w:hAnsi="David" w:cs="David"/>
+          <w:rtl/>
+        </w:rPr>
+        <w:t>.</w:t>
+      </w:r>
+    </w:p>
+    <w:p>
+      <w:pPr>
+        <w:pStyle w:val="ListParagraph"/>
+        <w:numPr>
+          <w:ilvl w:val="0"/>
+          <w:numId w:val="18"/>
+        </w:numPr>
+        <w:bidi w:val="0"/>
+        <w:spacing w:after="0" w:line="360" w:lineRule="auto"/>
+        <w:rPr>
+          <w:rFonts w:ascii="David" w:hAnsi="David" w:cs="David"/>
+          <w:b/>
+          <w:bCs/>
+        </w:rPr>
+      </w:pPr>
+      <w:r>
+        <w:rPr>
+          <w:rFonts w:ascii="David" w:hAnsi="David" w:cs="David"/>
+          <w:b/>
+          <w:bCs/>
+        </w:rPr>
+        <w:t xml:space="preserve">Track Representation </w:t>
+      </w:r>
+      <w:r>
+        <w:rPr>
+          <w:rFonts w:ascii="David" w:hAnsi="David" w:cs="David"/>
+          <w:b/>
+          <w:bCs/>
+        </w:rPr>
+        <w:t>(</w:t>
+      </w:r>
+      <w:r>
+        <w:rPr>
+          <w:rFonts w:ascii="David" w:hAnsi="David" w:cs="David"/>
+          <w:b/>
+          <w:bCs/>
+        </w:rPr>
+        <w:t>Unbalanc</w:t>
+      </w:r>
+      <w:r>
+        <w:rPr>
+          <w:rFonts w:ascii="David" w:hAnsi="David" w:cs="David"/>
+          <w:b/>
+          <w:bCs/>
+        </w:rPr>
+        <w:t>ed):</w:t>
+      </w:r>
+    </w:p>
+    <w:p>
+      <w:pPr>
+        <w:pStyle w:val="ListParagraph"/>
+        <w:bidi w:val="0"/>
+        <w:spacing w:after="0" w:line="360" w:lineRule="auto"/>
+        <w:rPr>
+          <w:rFonts w:ascii="David" w:hAnsi="David" w:cs="David"/>
+        </w:rPr>
+      </w:pPr>
+      <w:r>
+        <w:rPr>
+          <w:rFonts w:ascii="David" w:hAnsi="David" w:cs="David"/>
+        </w:rPr>
+        <w:t xml:space="preserve">While the drivers are equally represented, the tracks are not. Our dataset is built on corner-by-corner analysis, and the number of physical corners varies significantly between </w:t>
+      </w:r>
+      <w:r>
+        <w:rPr>
+          <w:rFonts w:ascii="David" w:hAnsi="David" w:cs="David"/>
+        </w:rPr>
+        <w:t>tracks</w:t>
+      </w:r>
+      <w:r>
+        <w:rPr>
+          <w:rFonts w:ascii="David" w:hAnsi="David" w:cs="David"/>
+        </w:rPr>
+        <w:t xml:space="preserve">. For example, Singapore is a complex </w:t>
+      </w:r>
+      <w:r>
+        <w:rPr>
+          <w:rFonts w:ascii="David" w:hAnsi="David" w:cs="David"/>
+        </w:rPr>
+        <w:t xml:space="preserve">track </w:t>
+      </w:r>
+      <w:r>
+        <w:rPr>
+          <w:rFonts w:ascii="David" w:hAnsi="David" w:cs="David"/>
+        </w:rPr>
+        <w:t xml:space="preserve">with 13 corners, while Monza, a high-speed track, has only 8 corners. </w:t>
+      </w:r>
+      <w:r>
+        <w:rPr>
+          <w:rFonts w:ascii="David" w:hAnsi="David" w:cs="David"/>
+        </w:rPr>
+        <w:t xml:space="preserve">Therfore, </w:t>
+      </w:r>
+      <w:r>
+        <w:rPr>
+          <w:rFonts w:ascii="David" w:hAnsi="David" w:cs="David"/>
+        </w:rPr>
+        <w:t>our processed dataset contains significantly more samples (rows) originating from tracks like Singapore and Spa compared to Monza</w:t>
+      </w:r>
+      <w:r>
+        <w:rPr>
+          <w:rFonts w:ascii="David" w:hAnsi="David" w:cs="David"/>
+          <w:rtl/>
+        </w:rPr>
+        <w:t>.</w:t>
+      </w:r>
+    </w:p>
+    <w:p>
+      <w:pPr>
+        <w:pStyle w:val="ListParagraph"/>
+        <w:numPr>
+          <w:ilvl w:val="0"/>
+          <w:numId w:val="18"/>
+        </w:numPr>
+        <w:bidi w:val="0"/>
+        <w:spacing w:after="0" w:line="360" w:lineRule="auto"/>
+        <w:rPr>
+          <w:rFonts w:ascii="David" w:hAnsi="David" w:cs="David"/>
+          <w:b/>
+          <w:bCs/>
+        </w:rPr>
+      </w:pPr>
+      <w:r>
+        <w:rPr>
+          <w:rFonts w:ascii="Segoe UI Symbol" w:hAnsi="Segoe UI Symbol" w:cs="Segoe UI Symbol" w:hint="cs"/>
+          <w:b/>
+          <w:bCs/>
+          <w:rtl/>
+        </w:rPr>
+        <w:t>⁠</w:t>
+      </w:r>
+      <w:r>
+        <w:rPr>
+          <w:rFonts w:ascii="David" w:hAnsi="David" w:cs="David"/>
+          <w:b/>
+          <w:bCs/>
+        </w:rPr>
+        <w:t xml:space="preserve">Corner Type Representation </w:t>
+      </w:r>
+      <w:r>
+        <w:rPr>
+          <w:rFonts w:ascii="David" w:hAnsi="David" w:cs="David"/>
+          <w:b/>
+          <w:bCs/>
+        </w:rPr>
+        <w:t>(</w:t>
+      </w:r>
+      <w:r>
+        <w:rPr>
+          <w:rFonts w:ascii="David" w:hAnsi="David" w:cs="David"/>
+          <w:b/>
+          <w:bCs/>
+        </w:rPr>
+        <w:t>Speed Profile Imbalance</w:t>
+      </w:r>
+      <w:r>
+        <w:rPr>
+          <w:rFonts w:ascii="David" w:hAnsi="David" w:cs="David"/>
+          <w:b/>
+          <w:bCs/>
+        </w:rPr>
+        <w:t>)</w:t>
+      </w:r>
+    </w:p>
+    <w:p>
+      <w:pPr>
+        <w:pStyle w:val="ListParagraph"/>
+        <w:bidi w:val="0"/>
+        <w:spacing w:after="0" w:line="360" w:lineRule="auto"/>
+        <w:rPr>
+          <w:rFonts w:ascii="David" w:hAnsi="David" w:cs="David"/>
+        </w:rPr>
+      </w:pPr>
+      <w:r>
+        <w:rPr>
+          <w:rFonts w:ascii="David" w:hAnsi="David" w:cs="David"/>
+        </w:rPr>
+        <w:lastRenderedPageBreak/>
+        <w:t xml:space="preserve">Another imbalance </w:t>
+      </w:r>
+      <w:r>
+        <w:rPr>
+          <w:rFonts w:ascii="David" w:hAnsi="David" w:cs="David"/>
+        </w:rPr>
+        <w:t>is</w:t>
+      </w:r>
+      <w:r>
+        <w:rPr>
+          <w:rFonts w:ascii="David" w:hAnsi="David" w:cs="David"/>
+        </w:rPr>
+        <w:t xml:space="preserve"> the the corners themselves. The distribution of corner types across the selected tracks</w:t>
+      </w:r>
+      <w:r>
+        <w:rPr>
+          <w:rFonts w:ascii="David" w:hAnsi="David" w:cs="David"/>
+        </w:rPr>
+        <w:t xml:space="preserve"> not </w:t>
+      </w:r>
+      <w:r>
+        <w:rPr>
+          <w:rFonts w:ascii="David" w:hAnsi="David" w:cs="David"/>
+        </w:rPr>
+        <w:t xml:space="preserve">uniform. If our dataset consists of a majority of low-speed corners, the clustering algorithm might simply separate the data into </w:t>
+      </w:r>
+      <w:r>
+        <w:rPr>
+          <w:rFonts w:ascii="David" w:hAnsi="David" w:cs="David"/>
+        </w:rPr>
+        <w:t>“</w:t>
+      </w:r>
+      <w:r>
+        <w:rPr>
+          <w:rFonts w:ascii="David" w:hAnsi="David" w:cs="David"/>
+        </w:rPr>
+        <w:t>slow corners</w:t>
+      </w:r>
+      <w:r>
+        <w:rPr>
+          <w:rFonts w:ascii="David" w:hAnsi="David" w:cs="David"/>
+        </w:rPr>
+        <w:t>”</w:t>
+      </w:r>
+      <w:r>
+        <w:rPr>
+          <w:rFonts w:ascii="David" w:hAnsi="David" w:cs="David"/>
+        </w:rPr>
+        <w:t xml:space="preserve"> and </w:t>
+      </w:r>
+      <w:r>
+        <w:rPr>
+          <w:rFonts w:ascii="David" w:hAnsi="David" w:cs="David"/>
+        </w:rPr>
+        <w:t>“</w:t>
+      </w:r>
+      <w:r>
+        <w:rPr>
+          <w:rFonts w:ascii="David" w:hAnsi="David" w:cs="David"/>
+        </w:rPr>
+        <w:t>fast corners</w:t>
+      </w:r>
+      <w:r>
+        <w:rPr>
+          <w:rFonts w:ascii="David" w:hAnsi="David" w:cs="David"/>
+        </w:rPr>
+        <w:t>”</w:t>
+      </w:r>
+      <w:r>
+        <w:rPr>
+          <w:rFonts w:ascii="David" w:hAnsi="David" w:cs="David"/>
+        </w:rPr>
+        <w:t xml:space="preserve"> based on speed values, completely missing the underlying </w:t>
+      </w:r>
+      <w:r>
+        <w:rPr>
+          <w:rFonts w:ascii="David" w:hAnsi="David" w:cs="David"/>
+        </w:rPr>
+        <w:t>“</w:t>
+      </w:r>
+      <w:r>
+        <w:rPr>
+          <w:rFonts w:ascii="David" w:hAnsi="David" w:cs="David"/>
+        </w:rPr>
+        <w:t>driver behavior styles</w:t>
+      </w:r>
+      <w:r>
+        <w:rPr>
+          <w:rFonts w:ascii="David" w:hAnsi="David" w:cs="David"/>
+        </w:rPr>
+        <w:t>”.</w:t>
+      </w:r>
+    </w:p>
+    <w:p>
+      <w:pPr>
+        <w:pStyle w:val="ListParagraph"/>
+        <w:numPr>
+          <w:ilvl w:val="0"/>
+          <w:numId w:val="18"/>
+        </w:numPr>
+        <w:bidi w:val="0"/>
+        <w:spacing w:after="0" w:line="360" w:lineRule="auto"/>
+        <w:rPr>
+          <w:rFonts w:ascii="David" w:hAnsi="David" w:cs="David"/>
+          <w:b/>
+          <w:bCs/>
+        </w:rPr>
+      </w:pPr>
+      <w:r>
+        <w:rPr>
+          <w:rFonts w:ascii="Segoe UI Symbol" w:hAnsi="Segoe UI Symbol" w:cs="Segoe UI Symbol" w:hint="cs"/>
+          <w:b/>
+          <w:bCs/>
+          <w:rtl/>
+        </w:rPr>
+        <w:t>⁠</w:t>
+      </w:r>
+      <w:r>
+        <w:rPr>
+          <w:rFonts w:ascii="David" w:hAnsi="David" w:cs="David"/>
+          <w:b/>
+          <w:bCs/>
+        </w:rPr>
+        <w:t>Understanding Implications &amp; Preprocessing Considerations</w:t>
+      </w:r>
+      <w:r>
+        <w:rPr>
+          <w:rFonts w:ascii="David" w:hAnsi="David" w:cs="David"/>
+          <w:b/>
+          <w:bCs/>
+          <w:rtl/>
+        </w:rPr>
+        <w:t>:</w:t>
+      </w:r>
+    </w:p>
+    <w:p>
+      <w:pPr>
+        <w:pStyle w:val="ListParagraph"/>
+        <w:bidi w:val="0"/>
+        <w:spacing w:after="0" w:line="360" w:lineRule="auto"/>
+        <w:rPr>
+          <w:rFonts w:ascii="David" w:hAnsi="David" w:cs="David"/>
+        </w:rPr>
+      </w:pPr>
+      <w:r>
+        <w:rPr>
+          <w:rFonts w:ascii="David" w:hAnsi="David" w:cs="David"/>
+        </w:rPr>
+        <w:t>Distance-based clustering algorithms (like K-Means) calculate centroids based on data density. If Singapore (or slow corners in general) accounts for a much larger portion of our dataset, the resulting clusters might be heavily biased towards "Street Circuit Driving Styles" (heavy braking, low speeds), masking the traits of high-speed corners</w:t>
+      </w:r>
+      <w:r>
+        <w:rPr>
+          <w:rFonts w:ascii="David" w:hAnsi="David" w:cs="David"/>
+        </w:rPr>
+        <w:t>.</w:t>
+      </w:r>
+    </w:p>
+    <w:p>
+      <w:pPr>
+        <w:pStyle w:val="ListParagraph"/>
+        <w:bidi w:val="0"/>
+        <w:spacing w:after="0" w:line="360" w:lineRule="auto"/>
+        <w:rPr>
+          <w:rFonts w:ascii="David" w:hAnsi="David" w:cs="David"/>
+        </w:rPr>
+      </w:pPr>
+      <w:r>
+        <w:rPr>
+          <w:rFonts w:ascii="David" w:hAnsi="David" w:cs="David"/>
+          <w:u w:val="single"/>
+        </w:rPr>
+        <w:t>Action Plan</w:t>
+      </w:r>
+      <w:r>
+        <w:rPr>
+          <w:rFonts w:ascii="David" w:hAnsi="David" w:cs="David"/>
+          <w:u w:val="single"/>
+        </w:rPr>
+        <w:t>:</w:t>
+      </w:r>
+      <w:r>
+        <w:rPr>
+          <w:rFonts w:ascii="David" w:hAnsi="David" w:cs="David"/>
+        </w:rPr>
+        <w:t xml:space="preserve"> To </w:t>
+      </w:r>
+      <w:r>
+        <w:rPr>
+          <w:rFonts w:ascii="David" w:hAnsi="David" w:cs="David"/>
+        </w:rPr>
+        <w:t xml:space="preserve">make sure </w:t>
+      </w:r>
+      <w:r>
+        <w:rPr>
+          <w:rFonts w:ascii="David" w:hAnsi="David" w:cs="David"/>
+        </w:rPr>
+        <w:t>the model evaluates driver technique rather than corner physics, perform Standardization on a per-corner basis. By calculating scores relative to each specific global_corner_id, we force the model to look at how a driver performed relative to the baseline of that exact corner. This neutralizes the corner's absolute speed and prevents tracks with a high corner count from dominating the global clustering model.</w:t>
+      </w:r>
+    </w:p>
+    <w:p>
+      <w:pPr>
+        <w:bidi w:val="0"/>
+        <w:spacing w:after="0" w:line="360" w:lineRule="auto"/>
+        <w:rPr>
+          <w:rFonts w:ascii="David" w:hAnsi="David" w:cs="David"/>
           <w:b/>
           <w:bCs/>
         </w:rPr>
@@ -6863,6 +9165,356 @@
           <w:bCs/>
         </w:rPr>
       </w:pPr>
+      <w:r>
+        <w:rPr>
+          <w:rFonts w:ascii="David" w:hAnsi="David" w:cs="David"/>
+          <w:b/>
+          <w:bCs/>
+        </w:rPr>
+        <w:t>Main Observations about the Dataset</w:t>
+      </w:r>
+      <w:r>
+        <w:rPr>
+          <w:rFonts w:ascii="David" w:hAnsi="David" w:cs="David"/>
+          <w:b/>
+          <w:bCs/>
+        </w:rPr>
+        <w:t>:</w:t>
+      </w:r>
+    </w:p>
+    <w:p>
+      <w:pPr>
+        <w:bidi w:val="0"/>
+        <w:spacing w:after="0" w:line="360" w:lineRule="auto"/>
+        <w:rPr>
+          <w:rFonts w:ascii="David" w:hAnsi="David" w:cs="David"/>
+        </w:rPr>
+      </w:pPr>
+      <w:r>
+        <w:rPr>
+          <w:rFonts w:ascii="David" w:hAnsi="David" w:cs="David"/>
+        </w:rPr>
+        <w:t>During the Exploratory Data Analysis (EDA) of the telemetry and driving style data, several critical observations emerged that shaped our understanding of the dataset</w:t>
+      </w:r>
+      <w:r>
+        <w:rPr>
+          <w:rFonts w:ascii="David" w:hAnsi="David" w:cs="David"/>
+          <w:rtl/>
+        </w:rPr>
+        <w:t>:</w:t>
+      </w:r>
+    </w:p>
+    <w:p>
+      <w:pPr>
+        <w:bidi w:val="0"/>
+        <w:spacing w:after="0" w:line="360" w:lineRule="auto"/>
+        <w:rPr>
+          <w:rFonts w:ascii="David" w:hAnsi="David" w:cs="David"/>
+        </w:rPr>
+      </w:pPr>
+    </w:p>
+    <w:p>
+      <w:pPr>
+        <w:bidi w:val="0"/>
+        <w:spacing w:after="0" w:line="360" w:lineRule="auto"/>
+        <w:rPr>
+          <w:rFonts w:ascii="David" w:hAnsi="David" w:cs="David"/>
+        </w:rPr>
+      </w:pPr>
+      <w:r>
+        <w:rPr>
+          <w:rFonts w:ascii="David" w:hAnsi="David" w:cs="David"/>
+        </w:rPr>
+        <w:t xml:space="preserve">Unique Driving Signatures vs. Track Constraints: The data clearly shows that each driver possesses a dynamic </w:t>
+      </w:r>
+      <w:r>
+        <w:rPr>
+          <w:rFonts w:ascii="David" w:hAnsi="David" w:cs="David"/>
+        </w:rPr>
+        <w:t>“</w:t>
+      </w:r>
+      <w:r>
+        <w:rPr>
+          <w:rFonts w:ascii="David" w:hAnsi="David" w:cs="David"/>
+        </w:rPr>
+        <w:t>fingerprint</w:t>
+      </w:r>
+      <w:r>
+        <w:rPr>
+          <w:rFonts w:ascii="David" w:hAnsi="David" w:cs="David"/>
+        </w:rPr>
+        <w:t>”</w:t>
+      </w:r>
+      <w:r>
+        <w:rPr>
+          <w:rFonts w:ascii="David" w:hAnsi="David" w:cs="David"/>
+        </w:rPr>
+        <w:t xml:space="preserve"> (</w:t>
+      </w:r>
+      <w:r>
+        <w:rPr>
+          <w:rFonts w:ascii="David" w:hAnsi="David" w:cs="David"/>
+        </w:rPr>
+        <w:t>for example,</w:t>
+      </w:r>
+      <w:r>
+        <w:rPr>
+          <w:rFonts w:ascii="David" w:hAnsi="David" w:cs="David"/>
+        </w:rPr>
+        <w:t xml:space="preserve"> a tendency to brake late or coast). However, we discovered that the physical layout of the circuit (Track Bias) exerts a much stronger influence than the differences in individual driving styles. For example, the average Entry Speed at Monza is tens of km/h higher than at a street circuit like Singapore. This proved that clustering raw data would result in grouping by track rather than by driver</w:t>
+      </w:r>
+      <w:r>
+        <w:rPr>
+          <w:rFonts w:ascii="David" w:hAnsi="David" w:cs="David"/>
+          <w:rtl/>
+        </w:rPr>
+        <w:t>.</w:t>
+      </w:r>
+    </w:p>
+    <w:p>
+      <w:pPr>
+        <w:bidi w:val="0"/>
+        <w:spacing w:after="0" w:line="360" w:lineRule="auto"/>
+        <w:rPr>
+          <w:rFonts w:ascii="David" w:hAnsi="David" w:cs="David"/>
+        </w:rPr>
+      </w:pPr>
+    </w:p>
+    <w:p>
+      <w:pPr>
+        <w:bidi w:val="0"/>
+        <w:spacing w:after="0" w:line="360" w:lineRule="auto"/>
+        <w:rPr>
+          <w:rFonts w:ascii="David" w:hAnsi="David" w:cs="David"/>
+        </w:rPr>
+      </w:pPr>
+      <w:r>
+        <w:rPr>
+          <w:rFonts w:ascii="David" w:hAnsi="David" w:cs="David"/>
+        </w:rPr>
+        <w:t>Physical Significance of Outliers: We identified a significant presence of outliers, particularly in features like Coasting_Pct (percentage of time spent coasting without pedal application) and Trail_Braking_Pct. Unlike financial datasets where anomalies are often data-entry errors, in Formula 1 telemetry, these outliers are authentic records. They represent genuine driving mistakes (such as lock-ups on tight tracks) or highly aggressive driving techniques (e.g., 15% coasting in a corner where the grid average is 0%</w:t>
+      </w:r>
+      <w:r>
+        <w:rPr>
+          <w:rFonts w:ascii="David" w:hAnsi="David" w:cs="David"/>
+        </w:rPr>
+        <w:t>).</w:t>
+      </w:r>
+    </w:p>
+    <w:p>
+      <w:pPr>
+        <w:bidi w:val="0"/>
+        <w:spacing w:after="0" w:line="360" w:lineRule="auto"/>
+        <w:rPr>
+          <w:rFonts w:ascii="David" w:hAnsi="David" w:cs="David"/>
+        </w:rPr>
+      </w:pPr>
+    </w:p>
+    <w:p>
+      <w:pPr>
+        <w:bidi w:val="0"/>
+        <w:spacing w:after="0" w:line="360" w:lineRule="auto"/>
+        <w:rPr>
+          <w:rFonts w:ascii="David" w:hAnsi="David" w:cs="David"/>
+        </w:rPr>
+      </w:pPr>
+      <w:r>
+        <w:rPr>
+          <w:rFonts w:ascii="David" w:hAnsi="David" w:cs="David"/>
+        </w:rPr>
+        <w:t>Feature Correlation and Redundancy: The Correlation Heatmap revealed high correlations (often &gt; 0.8) between certain features, such as braking distance and braking time. This highlighted the absolute necessity of Feature Engineering to consolidate overlapping metrics into a normalized "aggressiveness" score. Without this, a K-Means algorithm would inadvertently assign double weight to a single physical characteristic represented across multiple columns.</w:t>
+      </w:r>
+    </w:p>
+    <w:p>
+      <w:pPr>
+        <w:bidi w:val="0"/>
+        <w:spacing w:after="0" w:line="360" w:lineRule="auto"/>
+        <w:rPr>
+          <w:rFonts w:ascii="David" w:hAnsi="David" w:cs="David"/>
+          <w:b/>
+          <w:bCs/>
+        </w:rPr>
+      </w:pPr>
+    </w:p>
+    <w:p>
+      <w:pPr>
+        <w:bidi w:val="0"/>
+        <w:spacing w:after="0" w:line="360" w:lineRule="auto"/>
+        <w:rPr>
+          <w:rFonts w:ascii="David" w:hAnsi="David" w:cs="David"/>
+          <w:b/>
+          <w:bCs/>
+        </w:rPr>
+      </w:pPr>
+      <w:r>
+        <w:rPr>
+          <w:rFonts w:ascii="David" w:hAnsi="David" w:cs="David"/>
+          <w:b/>
+          <w:bCs/>
+        </w:rPr>
+        <w:t>Important Preprocessing Considerations</w:t>
+      </w:r>
+    </w:p>
+    <w:p>
+      <w:pPr>
+        <w:bidi w:val="0"/>
+        <w:spacing w:after="0" w:line="360" w:lineRule="auto"/>
+        <w:rPr>
+          <w:rFonts w:ascii="David" w:hAnsi="David" w:cs="David"/>
+        </w:rPr>
+      </w:pPr>
+      <w:r>
+        <w:rPr>
+          <w:rFonts w:ascii="David" w:hAnsi="David" w:cs="David"/>
+        </w:rPr>
+        <w:t>The data preprocessing phase required several fundamental engineering decisions to adapt continuous telemetry data for an unsupervised machine learning algorithm. The core considerations were as follows</w:t>
+      </w:r>
+      <w:r>
+        <w:rPr>
+          <w:rFonts w:ascii="David" w:hAnsi="David" w:cs="David"/>
+          <w:rtl/>
+        </w:rPr>
+        <w:t>:</w:t>
+      </w:r>
+    </w:p>
+    <w:p>
+      <w:pPr>
+        <w:bidi w:val="0"/>
+        <w:spacing w:after="0" w:line="360" w:lineRule="auto"/>
+        <w:rPr>
+          <w:rFonts w:ascii="David" w:hAnsi="David" w:cs="David"/>
+        </w:rPr>
+      </w:pPr>
+    </w:p>
+    <w:p>
+      <w:pPr>
+        <w:bidi w:val="0"/>
+        <w:spacing w:after="0" w:line="360" w:lineRule="auto"/>
+        <w:rPr>
+          <w:rFonts w:ascii="David" w:hAnsi="David" w:cs="David"/>
+        </w:rPr>
+      </w:pPr>
+      <w:r>
+        <w:rPr>
+          <w:rFonts w:ascii="David" w:hAnsi="David" w:cs="David"/>
+        </w:rPr>
+        <w:t>Strategic Data Selection &amp; Context: To ensure the model compares drivers when they are operating at absolute peak performance (Limit Handling) and under identical conditions, we chose to isolate the data to Qualifying sessions only, specifically extracting the single fastest lap per driver per track. This crucial decision neutralizes numerous confounding variables inherent to race conditions (such as fuel saving, tire degradation management, "dirty air" from leading cars, and overtaking tactics), leaving us with a pure representation of the driver's and car's maximum limits</w:t>
+      </w:r>
+      <w:r>
+        <w:rPr>
+          <w:rFonts w:ascii="David" w:hAnsi="David" w:cs="David"/>
+          <w:rtl/>
+        </w:rPr>
+        <w:t>.</w:t>
+      </w:r>
+    </w:p>
+    <w:p>
+      <w:pPr>
+        <w:bidi w:val="0"/>
+        <w:spacing w:after="0" w:line="360" w:lineRule="auto"/>
+        <w:rPr>
+          <w:rFonts w:ascii="David" w:hAnsi="David" w:cs="David"/>
+        </w:rPr>
+      </w:pPr>
+    </w:p>
+    <w:p>
+      <w:pPr>
+        <w:bidi w:val="0"/>
+        <w:spacing w:after="0" w:line="360" w:lineRule="auto"/>
+        <w:rPr>
+          <w:rFonts w:ascii="David" w:hAnsi="David" w:cs="David"/>
+        </w:rPr>
+      </w:pPr>
+      <w:r>
+        <w:rPr>
+          <w:rFonts w:ascii="David" w:hAnsi="David" w:cs="David"/>
+        </w:rPr>
+        <w:t>Sanitizing Sensor Glitches (Data Quality): High-frequency telemetry data naturally suffers from measurement noise. During our EDA, we found phantom readings such as throttle applications registering at 104%, speeds of zero mid-lap, or sudden drops to neutral gear. We applied a physics-based logical cleaning mechanism: pedal inputs were clipped to a maximum of 100%, and rows containing physically impossible RPM or speed readings for a competitive flying lap were filtered out</w:t>
+      </w:r>
+      <w:r>
+        <w:rPr>
+          <w:rFonts w:ascii="David" w:hAnsi="David" w:cs="David"/>
+          <w:rtl/>
+        </w:rPr>
+        <w:t>.</w:t>
+      </w:r>
+    </w:p>
+    <w:p>
+      <w:pPr>
+        <w:bidi w:val="0"/>
+        <w:spacing w:after="0" w:line="360" w:lineRule="auto"/>
+        <w:rPr>
+          <w:rFonts w:ascii="David" w:hAnsi="David" w:cs="David"/>
+        </w:rPr>
+      </w:pPr>
+    </w:p>
+    <w:p>
+      <w:pPr>
+        <w:bidi w:val="0"/>
+        <w:spacing w:after="0" w:line="360" w:lineRule="auto"/>
+        <w:rPr>
+          <w:rFonts w:ascii="David" w:hAnsi="David" w:cs="David"/>
+        </w:rPr>
+      </w:pPr>
+      <w:r>
+        <w:rPr>
+          <w:rFonts w:ascii="David" w:hAnsi="David" w:cs="David"/>
+        </w:rPr>
+        <w:t>Strategic Handling of Outliers: As noted in our observations, we decided against applying aggressive outlier removal techniques (such as hard clipping, Winsorization, or dropping rows outside the IQR). Doing so would have erased the exact nuances that separate a smooth driving style from an erratic or aggressive one. Instead, extreme values were retained and managed during the scaling phase using robust methodologies</w:t>
+      </w:r>
+      <w:r>
+        <w:rPr>
+          <w:rFonts w:ascii="David" w:hAnsi="David" w:cs="David"/>
+          <w:rtl/>
+        </w:rPr>
+        <w:t>.</w:t>
+      </w:r>
+    </w:p>
+    <w:p>
+      <w:pPr>
+        <w:bidi w:val="0"/>
+        <w:spacing w:after="0" w:line="360" w:lineRule="auto"/>
+        <w:rPr>
+          <w:rFonts w:ascii="David" w:hAnsi="David" w:cs="David"/>
+        </w:rPr>
+      </w:pPr>
+    </w:p>
+    <w:p>
+      <w:pPr>
+        <w:bidi w:val="0"/>
+        <w:spacing w:after="0" w:line="360" w:lineRule="auto"/>
+        <w:rPr>
+          <w:rFonts w:ascii="David" w:hAnsi="David" w:cs="David"/>
+        </w:rPr>
+      </w:pPr>
+      <w:r>
+        <w:rPr>
+          <w:rFonts w:ascii="David" w:hAnsi="David" w:cs="David"/>
+        </w:rPr>
+        <w:t>Context-Aware Scaling (The "Per-Corner" Method): This was the pivotal engineering decision of the project. Because K-Means relies on Euclidean distance, leaving data in its original scales (km/h vs. percentages) would severely distort the model. To solve both the scale disparity and the aforementioned "Track Bias," we implemented Group-wise Z-Score Scaling (Per-Corner Scaling</w:t>
+      </w:r>
+      <w:r>
+        <w:rPr>
+          <w:rFonts w:ascii="David" w:hAnsi="David" w:cs="David"/>
+          <w:rtl/>
+        </w:rPr>
+        <w:t>).</w:t>
+      </w:r>
+    </w:p>
+    <w:p>
+      <w:pPr>
+        <w:bidi w:val="0"/>
+        <w:spacing w:after="0" w:line="360" w:lineRule="auto"/>
+        <w:rPr>
+          <w:rFonts w:ascii="David" w:hAnsi="David" w:cs="David"/>
+        </w:rPr>
+      </w:pPr>
+      <w:r>
+        <w:rPr>
+          <w:rFonts w:ascii="David" w:hAnsi="David" w:cs="David"/>
+        </w:rPr>
+        <w:t>Instead of normalizing a feature (like braking percentage) against the overall season average, we normalized it against the mean and standard deviation of all drivers in that specific corner on that specific track. This technique successfully zeroed out the influence of the track layout, allowing us to feed multiple diverse tracks into a single model. What remained was pure "delta" — the specific driver's deviation from the group norm at that exact geographical coordinate.</w:t>
+      </w:r>
     </w:p>
     <w:p>
       <w:pPr>
@@ -6901,6 +9553,56 @@
 </w:document>
 </file>
 
+<file path=word/endnotes.xml><?xml version="1.0" encoding="utf-8"?>
+<w:endnotes xmlns:wpc="http://schemas.microsoft.com/office/word/2010/wordprocessingCanvas" xmlns:cx="http://schemas.microsoft.com/office/drawing/2014/chartex" xmlns:cx1="http://schemas.microsoft.com/office/drawing/2015/9/8/chartex" xmlns:cx2="http://schemas.microsoft.com/office/drawing/2015/10/21/chartex" xmlns:cx3="http://schemas.microsoft.com/office/drawing/2016/5/9/chartex" xmlns:cx4="http://schemas.microsoft.com/office/drawing/2016/5/10/chartex" xmlns:cx5="http://schemas.microsoft.com/office/drawing/2016/5/11/chartex" xmlns:cx6="http://schemas.microsoft.com/office/drawing/2016/5/12/chartex" xmlns:cx7="http://schemas.microsoft.com/office/drawing/2016/5/13/chartex" xmlns:cx8="http://schemas.microsoft.com/office/drawing/2016/5/14/chartex" xmlns:mc="http://schemas.openxmlformats.org/markup-compatibility/2006" xmlns:aink="http://schemas.microsoft.com/office/drawing/2016/ink" xmlns:am3d="http://schemas.microsoft.com/office/drawing/2017/model3d" xmlns:o="urn:schemas-microsoft-com:office:office" xmlns:oel="http://schemas.microsoft.com/office/2019/extlst" xmlns:r="http://schemas.openxmlformats.org/officeDocument/2006/relationships" xmlns:m="http://schemas.openxmlformats.org/officeDocument/2006/math" xmlns:v="urn:schemas-microsoft-com:vml" xmlns:wp14="http://schemas.microsoft.com/office/word/2010/wordprocessingDrawing" xmlns:wp="http://schemas.openxmlformats.org/drawingml/2006/wordprocessingDrawing" xmlns:w10="urn:schemas-microsoft-com:office:word" xmlns:w="http://schemas.openxmlformats.org/wordprocessingml/2006/main" xmlns:w14="http://schemas.microsoft.com/office/word/2010/wordml" xmlns:w15="http://schemas.microsoft.com/office/word/2012/wordml" xmlns:w16cex="http://schemas.microsoft.com/office/word/2018/wordml/cex" xmlns:w16cid="http://schemas.microsoft.com/office/word/2016/wordml/cid" xmlns:w16="http://schemas.microsoft.com/office/word/2018/wordml" xmlns:w16du="http://schemas.microsoft.com/office/word/2023/wordml/word16du" xmlns:w16sdtdh="http://schemas.microsoft.com/office/word/2020/wordml/sdtdatahash" xmlns:w16sdtfl="http://schemas.microsoft.com/office/word/2024/wordml/sdtformatlock" xmlns:w16se="http://schemas.microsoft.com/office/word/2015/wordml/symex" xmlns:wpg="http://schemas.microsoft.com/office/word/2010/wordprocessingGroup" xmlns:wpi="http://schemas.microsoft.com/office/word/2010/wordprocessingInk" xmlns:wne="http://schemas.microsoft.com/office/word/2006/wordml" xmlns:wps="http://schemas.microsoft.com/office/word/2010/wordprocessingShape" mc:Ignorable="w14 w15 w16se w16cid w16 w16cex w16sdtdh w16sdtfl w16du wp14">
+  <w:endnote w:type="separator" w:id="-1">
+    <w:p>
+      <w:pPr>
+        <w:spacing w:after="0" w:line="240" w:lineRule="auto"/>
+      </w:pPr>
+      <w:r>
+        <w:separator/>
+      </w:r>
+    </w:p>
+  </w:endnote>
+  <w:endnote w:type="continuationSeparator" w:id="0">
+    <w:p>
+      <w:pPr>
+        <w:spacing w:after="0" w:line="240" w:lineRule="auto"/>
+      </w:pPr>
+      <w:r>
+        <w:continuationSeparator/>
+      </w:r>
+    </w:p>
+  </w:endnote>
+</w:endnotes>
+</file>
+
+<file path=word/footnotes.xml><?xml version="1.0" encoding="utf-8"?>
+<w:footnotes xmlns:wpc="http://schemas.microsoft.com/office/word/2010/wordprocessingCanvas" xmlns:cx="http://schemas.microsoft.com/office/drawing/2014/chartex" xmlns:cx1="http://schemas.microsoft.com/office/drawing/2015/9/8/chartex" xmlns:cx2="http://schemas.microsoft.com/office/drawing/2015/10/21/chartex" xmlns:cx3="http://schemas.microsoft.com/office/drawing/2016/5/9/chartex" xmlns:cx4="http://schemas.microsoft.com/office/drawing/2016/5/10/chartex" xmlns:cx5="http://schemas.microsoft.com/office/drawing/2016/5/11/chartex" xmlns:cx6="http://schemas.microsoft.com/office/drawing/2016/5/12/chartex" xmlns:cx7="http://schemas.microsoft.com/office/drawing/2016/5/13/chartex" xmlns:cx8="http://schemas.microsoft.com/office/drawing/2016/5/14/chartex" xmlns:mc="http://schemas.openxmlformats.org/markup-compatibility/2006" xmlns:aink="http://schemas.microsoft.com/office/drawing/2016/ink" xmlns:am3d="http://schemas.microsoft.com/office/drawing/2017/model3d" xmlns:o="urn:schemas-microsoft-com:office:office" xmlns:oel="http://schemas.microsoft.com/office/2019/extlst" xmlns:r="http://schemas.openxmlformats.org/officeDocument/2006/relationships" xmlns:m="http://schemas.openxmlformats.org/officeDocument/2006/math" xmlns:v="urn:schemas-microsoft-com:vml" xmlns:wp14="http://schemas.microsoft.com/office/word/2010/wordprocessingDrawing" xmlns:wp="http://schemas.openxmlformats.org/drawingml/2006/wordprocessingDrawing" xmlns:w10="urn:schemas-microsoft-com:office:word" xmlns:w="http://schemas.openxmlformats.org/wordprocessingml/2006/main" xmlns:w14="http://schemas.microsoft.com/office/word/2010/wordml" xmlns:w15="http://schemas.microsoft.com/office/word/2012/wordml" xmlns:w16cex="http://schemas.microsoft.com/office/word/2018/wordml/cex" xmlns:w16cid="http://schemas.microsoft.com/office/word/2016/wordml/cid" xmlns:w16="http://schemas.microsoft.com/office/word/2018/wordml" xmlns:w16du="http://schemas.microsoft.com/office/word/2023/wordml/word16du" xmlns:w16sdtdh="http://schemas.microsoft.com/office/word/2020/wordml/sdtdatahash" xmlns:w16sdtfl="http://schemas.microsoft.com/office/word/2024/wordml/sdtformatlock" xmlns:w16se="http://schemas.microsoft.com/office/word/2015/wordml/symex" xmlns:wpg="http://schemas.microsoft.com/office/word/2010/wordprocessingGroup" xmlns:wpi="http://schemas.microsoft.com/office/word/2010/wordprocessingInk" xmlns:wne="http://schemas.microsoft.com/office/word/2006/wordml" xmlns:wps="http://schemas.microsoft.com/office/word/2010/wordprocessingShape" mc:Ignorable="w14 w15 w16se w16cid w16 w16cex w16sdtdh w16sdtfl w16du wp14">
+  <w:footnote w:type="separator" w:id="-1">
+    <w:p>
+      <w:pPr>
+        <w:spacing w:after="0" w:line="240" w:lineRule="auto"/>
+      </w:pPr>
+      <w:r>
+        <w:separator/>
+      </w:r>
+    </w:p>
+  </w:footnote>
+  <w:footnote w:type="continuationSeparator" w:id="0">
+    <w:p>
+      <w:pPr>
+        <w:spacing w:after="0" w:line="240" w:lineRule="auto"/>
+      </w:pPr>
+      <w:r>
+        <w:continuationSeparator/>
+      </w:r>
+    </w:p>
+  </w:footnote>
+</w:footnotes>
+</file>
+
 <file path=word/numbering.xml><?xml version="1.0" encoding="utf-8"?>
 <w:numbering xmlns:wpc="http://schemas.microsoft.com/office/word/2010/wordprocessingCanvas" xmlns:cx="http://schemas.microsoft.com/office/drawing/2014/chartex" xmlns:cx1="http://schemas.microsoft.com/office/drawing/2015/9/8/chartex" xmlns:cx2="http://schemas.microsoft.com/office/drawing/2015/10/21/chartex" xmlns:cx3="http://schemas.microsoft.com/office/drawing/2016/5/9/chartex" xmlns:cx4="http://schemas.microsoft.com/office/drawing/2016/5/10/chartex" xmlns:cx5="http://schemas.microsoft.com/office/drawing/2016/5/11/chartex" xmlns:cx6="http://schemas.microsoft.com/office/drawing/2016/5/12/chartex" xmlns:cx7="http://schemas.microsoft.com/office/drawing/2016/5/13/chartex" xmlns:cx8="http://schemas.microsoft.com/office/drawing/2016/5/14/chartex" xmlns:mc="http://schemas.openxmlformats.org/markup-compatibility/2006" xmlns:aink="http://schemas.microsoft.com/office/drawing/2016/ink" xmlns:am3d="http://schemas.microsoft.com/office/drawing/2017/model3d" xmlns:o="urn:schemas-microsoft-com:office:office" xmlns:oel="http://schemas.microsoft.com/office/2019/extlst" xmlns:r="http://schemas.openxmlformats.org/officeDocument/2006/relationships" xmlns:m="http://schemas.openxmlformats.org/officeDocument/2006/math" xmlns:v="urn:schemas-microsoft-com:vml" xmlns:wp14="http://schemas.microsoft.com/office/word/2010/wordprocessingDrawing" xmlns:wp="http://schemas.openxmlformats.org/drawingml/2006/wordprocessingDrawing" xmlns:w10="urn:schemas-microsoft-com:office:word" xmlns:w="http://schemas.openxmlformats.org/wordprocessingml/2006/main" xmlns:w14="http://schemas.microsoft.com/office/word/2010/wordml" xmlns:w15="http://schemas.microsoft.com/office/word/2012/wordml" xmlns:w16cex="http://schemas.microsoft.com/office/word/2018/wordml/cex" xmlns:w16cid="http://schemas.microsoft.com/office/word/2016/wordml/cid" xmlns:w16="http://schemas.microsoft.com/office/word/2018/wordml" xmlns:w16du="http://schemas.microsoft.com/office/word/2023/wordml/word16du" xmlns:w16sdtdh="http://schemas.microsoft.com/office/word/2020/wordml/sdtdatahash" xmlns:w16sdtfl="http://schemas.microsoft.com/office/word/2024/wordml/sdtformatlock" xmlns:w16se="http://schemas.microsoft.com/office/word/2015/wordml/symex" xmlns:wpg="http://schemas.microsoft.com/office/word/2010/wordprocessingGroup" xmlns:wpi="http://schemas.microsoft.com/office/word/2010/wordprocessingInk" xmlns:wne="http://schemas.microsoft.com/office/word/2006/wordml" xmlns:wps="http://schemas.microsoft.com/office/word/2010/wordprocessingShape" mc:Ignorable="w14 w15 w16se w16cid w16 w16cex w16sdtdh w16sdtfl w16du wp14">
   <w:abstractNum w:abstractNumId="0" w15:restartNumberingAfterBreak="0">
@@ -7904,6 +10606,119 @@
     </w:lvl>
   </w:abstractNum>
   <w:abstractNum w:abstractNumId="8" w15:restartNumberingAfterBreak="0">
+    <w:nsid w:val="2BC72B4E"/>
+    <w:multiLevelType w:val="hybridMultilevel"/>
+    <w:tmpl w:val="F39A0860"/>
+    <w:lvl w:ilvl="0" w:tplc="04090001">
+      <w:start w:val="1"/>
+      <w:numFmt w:val="bullet"/>
+      <w:lvlText w:val=""/>
+      <w:lvlJc w:val="left"/>
+      <w:pPr>
+        <w:ind w:left="720" w:hanging="360"/>
+      </w:pPr>
+      <w:rPr>
+        <w:rFonts w:ascii="Symbol" w:hAnsi="Symbol" w:hint="default"/>
+      </w:rPr>
+    </w:lvl>
+    <w:lvl w:ilvl="1" w:tplc="04090003" w:tentative="1">
+      <w:start w:val="1"/>
+      <w:numFmt w:val="bullet"/>
+      <w:lvlText w:val="o"/>
+      <w:lvlJc w:val="left"/>
+      <w:pPr>
+        <w:ind w:left="1440" w:hanging="360"/>
+      </w:pPr>
+      <w:rPr>
+        <w:rFonts w:ascii="Courier New" w:hAnsi="Courier New" w:hint="default"/>
+      </w:rPr>
+    </w:lvl>
+    <w:lvl w:ilvl="2" w:tplc="04090005" w:tentative="1">
+      <w:start w:val="1"/>
+      <w:numFmt w:val="bullet"/>
+      <w:lvlText w:val=""/>
+      <w:lvlJc w:val="left"/>
+      <w:pPr>
+        <w:ind w:left="2160" w:hanging="360"/>
+      </w:pPr>
+      <w:rPr>
+        <w:rFonts w:ascii="Wingdings" w:hAnsi="Wingdings" w:hint="default"/>
+      </w:rPr>
+    </w:lvl>
+    <w:lvl w:ilvl="3" w:tplc="04090001" w:tentative="1">
+      <w:start w:val="1"/>
+      <w:numFmt w:val="bullet"/>
+      <w:lvlText w:val=""/>
+      <w:lvlJc w:val="left"/>
+      <w:pPr>
+        <w:ind w:left="2880" w:hanging="360"/>
+      </w:pPr>
+      <w:rPr>
+        <w:rFonts w:ascii="Symbol" w:hAnsi="Symbol" w:hint="default"/>
+      </w:rPr>
+    </w:lvl>
+    <w:lvl w:ilvl="4" w:tplc="04090003" w:tentative="1">
+      <w:start w:val="1"/>
+      <w:numFmt w:val="bullet"/>
+      <w:lvlText w:val="o"/>
+      <w:lvlJc w:val="left"/>
+      <w:pPr>
+        <w:ind w:left="3600" w:hanging="360"/>
+      </w:pPr>
+      <w:rPr>
+        <w:rFonts w:ascii="Courier New" w:hAnsi="Courier New" w:hint="default"/>
+      </w:rPr>
+    </w:lvl>
+    <w:lvl w:ilvl="5" w:tplc="04090005" w:tentative="1">
+      <w:start w:val="1"/>
+      <w:numFmt w:val="bullet"/>
+      <w:lvlText w:val=""/>
+      <w:lvlJc w:val="left"/>
+      <w:pPr>
+        <w:ind w:left="4320" w:hanging="360"/>
+      </w:pPr>
+      <w:rPr>
+        <w:rFonts w:ascii="Wingdings" w:hAnsi="Wingdings" w:hint="default"/>
+      </w:rPr>
+    </w:lvl>
+    <w:lvl w:ilvl="6" w:tplc="04090001" w:tentative="1">
+      <w:start w:val="1"/>
+      <w:numFmt w:val="bullet"/>
+      <w:lvlText w:val=""/>
+      <w:lvlJc w:val="left"/>
+      <w:pPr>
+        <w:ind w:left="5040" w:hanging="360"/>
+      </w:pPr>
+      <w:rPr>
+        <w:rFonts w:ascii="Symbol" w:hAnsi="Symbol" w:hint="default"/>
+      </w:rPr>
+    </w:lvl>
+    <w:lvl w:ilvl="7" w:tplc="04090003" w:tentative="1">
+      <w:start w:val="1"/>
+      <w:numFmt w:val="bullet"/>
+      <w:lvlText w:val="o"/>
+      <w:lvlJc w:val="left"/>
+      <w:pPr>
+        <w:ind w:left="5760" w:hanging="360"/>
+      </w:pPr>
+      <w:rPr>
+        <w:rFonts w:ascii="Courier New" w:hAnsi="Courier New" w:hint="default"/>
+      </w:rPr>
+    </w:lvl>
+    <w:lvl w:ilvl="8" w:tplc="04090005" w:tentative="1">
+      <w:start w:val="1"/>
+      <w:numFmt w:val="bullet"/>
+      <w:lvlText w:val=""/>
+      <w:lvlJc w:val="left"/>
+      <w:pPr>
+        <w:ind w:left="6480" w:hanging="360"/>
+      </w:pPr>
+      <w:rPr>
+        <w:rFonts w:ascii="Wingdings" w:hAnsi="Wingdings" w:hint="default"/>
+      </w:rPr>
+    </w:lvl>
+  </w:abstractNum>
+  <w:abstractNum w:abstractNumId="9" w15:restartNumberingAfterBreak="0">
     <w:nsid w:val="35A82C79"/>
     <w:multiLevelType w:val="multilevel"/>
     <w:tmpl w:val="BFEC4AAA"/>
@@ -8052,7 +10867,7 @@
       </w:rPr>
     </w:lvl>
   </w:abstractNum>
-  <w:abstractNum w:abstractNumId="9" w15:restartNumberingAfterBreak="0">
+  <w:abstractNum w:abstractNumId="10" w15:restartNumberingAfterBreak="0">
     <w:nsid w:val="423773FD"/>
     <w:multiLevelType w:val="hybridMultilevel"/>
     <w:tmpl w:val="10D654DA"/>
@@ -8165,7 +10980,7 @@
       </w:rPr>
     </w:lvl>
   </w:abstractNum>
-  <w:abstractNum w:abstractNumId="10" w15:restartNumberingAfterBreak="0">
+  <w:abstractNum w:abstractNumId="11" w15:restartNumberingAfterBreak="0">
     <w:nsid w:val="44B3484D"/>
     <w:multiLevelType w:val="hybridMultilevel"/>
     <w:tmpl w:val="F5767160"/>
@@ -8278,7 +11093,7 @@
       </w:rPr>
     </w:lvl>
   </w:abstractNum>
-  <w:abstractNum w:abstractNumId="11" w15:restartNumberingAfterBreak="0">
+  <w:abstractNum w:abstractNumId="12" w15:restartNumberingAfterBreak="0">
     <w:nsid w:val="471B1AF6"/>
     <w:multiLevelType w:val="hybridMultilevel"/>
     <w:tmpl w:val="0AF266A6"/>
@@ -8391,7 +11206,7 @@
       </w:rPr>
     </w:lvl>
   </w:abstractNum>
-  <w:abstractNum w:abstractNumId="12" w15:restartNumberingAfterBreak="0">
+  <w:abstractNum w:abstractNumId="13" w15:restartNumberingAfterBreak="0">
     <w:nsid w:val="5FE352AB"/>
     <w:multiLevelType w:val="multilevel"/>
     <w:tmpl w:val="825A2B9E"/>
@@ -8540,7 +11355,7 @@
       </w:rPr>
     </w:lvl>
   </w:abstractNum>
-  <w:abstractNum w:abstractNumId="13" w15:restartNumberingAfterBreak="0">
+  <w:abstractNum w:abstractNumId="14" w15:restartNumberingAfterBreak="0">
     <w:nsid w:val="63242281"/>
     <w:multiLevelType w:val="hybridMultilevel"/>
     <w:tmpl w:val="8B68952C"/>
@@ -8629,7 +11444,7 @@
       </w:pPr>
     </w:lvl>
   </w:abstractNum>
-  <w:abstractNum w:abstractNumId="14" w15:restartNumberingAfterBreak="0">
+  <w:abstractNum w:abstractNumId="15" w15:restartNumberingAfterBreak="0">
     <w:nsid w:val="6680171F"/>
     <w:multiLevelType w:val="hybridMultilevel"/>
     <w:tmpl w:val="7A241340"/>
@@ -8742,7 +11557,7 @@
       </w:rPr>
     </w:lvl>
   </w:abstractNum>
-  <w:abstractNum w:abstractNumId="15" w15:restartNumberingAfterBreak="0">
+  <w:abstractNum w:abstractNumId="16" w15:restartNumberingAfterBreak="0">
     <w:nsid w:val="71D430B9"/>
     <w:multiLevelType w:val="hybridMultilevel"/>
     <w:tmpl w:val="DF8A5D78"/>
@@ -8855,8 +11670,94 @@
       </w:rPr>
     </w:lvl>
   </w:abstractNum>
+  <w:abstractNum w:abstractNumId="17" w15:restartNumberingAfterBreak="0">
+    <w:nsid w:val="79382B1A"/>
+    <w:multiLevelType w:val="hybridMultilevel"/>
+    <w:tmpl w:val="9F74BB66"/>
+    <w:lvl w:ilvl="0" w:tplc="0409000F">
+      <w:start w:val="1"/>
+      <w:numFmt w:val="decimal"/>
+      <w:lvlText w:val="%1."/>
+      <w:lvlJc w:val="left"/>
+      <w:pPr>
+        <w:ind w:left="720" w:hanging="360"/>
+      </w:pPr>
+    </w:lvl>
+    <w:lvl w:ilvl="1" w:tplc="04090019" w:tentative="1">
+      <w:start w:val="1"/>
+      <w:numFmt w:val="lowerLetter"/>
+      <w:lvlText w:val="%2."/>
+      <w:lvlJc w:val="left"/>
+      <w:pPr>
+        <w:ind w:left="1440" w:hanging="360"/>
+      </w:pPr>
+    </w:lvl>
+    <w:lvl w:ilvl="2" w:tplc="0409001B" w:tentative="1">
+      <w:start w:val="1"/>
+      <w:numFmt w:val="lowerRoman"/>
+      <w:lvlText w:val="%3."/>
+      <w:lvlJc w:val="right"/>
+      <w:pPr>
+        <w:ind w:left="2160" w:hanging="180"/>
+      </w:pPr>
+    </w:lvl>
+    <w:lvl w:ilvl="3" w:tplc="0409000F" w:tentative="1">
+      <w:start w:val="1"/>
+      <w:numFmt w:val="decimal"/>
+      <w:lvlText w:val="%4."/>
+      <w:lvlJc w:val="left"/>
+      <w:pPr>
+        <w:ind w:left="2880" w:hanging="360"/>
+      </w:pPr>
+    </w:lvl>
+    <w:lvl w:ilvl="4" w:tplc="04090019" w:tentative="1">
+      <w:start w:val="1"/>
+      <w:numFmt w:val="lowerLetter"/>
+      <w:lvlText w:val="%5."/>
+      <w:lvlJc w:val="left"/>
+      <w:pPr>
+        <w:ind w:left="3600" w:hanging="360"/>
+      </w:pPr>
+    </w:lvl>
+    <w:lvl w:ilvl="5" w:tplc="0409001B" w:tentative="1">
+      <w:start w:val="1"/>
+      <w:numFmt w:val="lowerRoman"/>
+      <w:lvlText w:val="%6."/>
+      <w:lvlJc w:val="right"/>
+      <w:pPr>
+        <w:ind w:left="4320" w:hanging="180"/>
+      </w:pPr>
+    </w:lvl>
+    <w:lvl w:ilvl="6" w:tplc="0409000F" w:tentative="1">
+      <w:start w:val="1"/>
+      <w:numFmt w:val="decimal"/>
+      <w:lvlText w:val="%7."/>
+      <w:lvlJc w:val="left"/>
+      <w:pPr>
+        <w:ind w:left="5040" w:hanging="360"/>
+      </w:pPr>
+    </w:lvl>
+    <w:lvl w:ilvl="7" w:tplc="04090019" w:tentative="1">
+      <w:start w:val="1"/>
+      <w:numFmt w:val="lowerLetter"/>
+      <w:lvlText w:val="%8."/>
+      <w:lvlJc w:val="left"/>
+      <w:pPr>
+        <w:ind w:left="5760" w:hanging="360"/>
+      </w:pPr>
+    </w:lvl>
+    <w:lvl w:ilvl="8" w:tplc="0409001B" w:tentative="1">
+      <w:start w:val="1"/>
+      <w:numFmt w:val="lowerRoman"/>
+      <w:lvlText w:val="%9."/>
+      <w:lvlJc w:val="right"/>
+      <w:pPr>
+        <w:ind w:left="6480" w:hanging="180"/>
+      </w:pPr>
+    </w:lvl>
+  </w:abstractNum>
   <w:num w:numId="1" w16cid:durableId="1530338358">
-    <w:abstractNumId w:val="8"/>
+    <w:abstractNumId w:val="9"/>
   </w:num>
   <w:num w:numId="2" w16cid:durableId="2108117014">
     <w:abstractNumId w:val="2"/>
@@ -8868,7 +11769,7 @@
     <w:abstractNumId w:val="7"/>
   </w:num>
   <w:num w:numId="5" w16cid:durableId="523710769">
-    <w:abstractNumId w:val="14"/>
+    <w:abstractNumId w:val="15"/>
   </w:num>
   <w:num w:numId="6" w16cid:durableId="1575159623">
     <w:abstractNumId w:val="5"/>
@@ -8877,22 +11778,22 @@
     <w:abstractNumId w:val="1"/>
   </w:num>
   <w:num w:numId="8" w16cid:durableId="1777210099">
+    <w:abstractNumId w:val="13"/>
+  </w:num>
+  <w:num w:numId="9" w16cid:durableId="205877600">
     <w:abstractNumId w:val="12"/>
   </w:num>
-  <w:num w:numId="9" w16cid:durableId="205877600">
-    <w:abstractNumId w:val="11"/>
-  </w:num>
   <w:num w:numId="10" w16cid:durableId="1732845057">
-    <w:abstractNumId w:val="9"/>
+    <w:abstractNumId w:val="10"/>
   </w:num>
   <w:num w:numId="11" w16cid:durableId="26956661">
     <w:abstractNumId w:val="3"/>
   </w:num>
   <w:num w:numId="12" w16cid:durableId="1333727492">
-    <w:abstractNumId w:val="15"/>
+    <w:abstractNumId w:val="16"/>
   </w:num>
   <w:num w:numId="13" w16cid:durableId="603268523">
-    <w:abstractNumId w:val="13"/>
+    <w:abstractNumId w:val="14"/>
   </w:num>
   <w:num w:numId="14" w16cid:durableId="1452045790">
     <w:abstractNumId w:val="6"/>
@@ -8901,7 +11802,13 @@
     <w:abstractNumId w:val="0"/>
   </w:num>
   <w:num w:numId="16" w16cid:durableId="36974576">
-    <w:abstractNumId w:val="10"/>
+    <w:abstractNumId w:val="11"/>
+  </w:num>
+  <w:num w:numId="17" w16cid:durableId="1313947936">
+    <w:abstractNumId w:val="8"/>
+  </w:num>
+  <w:num w:numId="18" w16cid:durableId="1564944779">
+    <w:abstractNumId w:val="17"/>
   </w:num>
 </w:numbering>
 </file>
@@ -9881,6 +12788,50 @@
       </w:tblBorders>
     </w:tblPr>
   </w:style>
+  <w:style w:type="paragraph" w:styleId="Header">
+    <w:name w:val="header"/>
+    <w:basedOn w:val="Normal"/>
+    <w:link w:val="HeaderChar"/>
+    <w:uiPriority w:val="99"/>
+    <w:unhideWhenUsed/>
+    <w:rsid w:val="00F42066"/>
+    <w:pPr>
+      <w:tabs>
+        <w:tab w:val="center" w:pos="4680"/>
+        <w:tab w:val="right" w:pos="9360"/>
+      </w:tabs>
+      <w:spacing w:after="0" w:line="240" w:lineRule="auto"/>
+    </w:pPr>
+  </w:style>
+  <w:style w:type="character" w:customStyle="1" w:styleId="HeaderChar">
+    <w:name w:val="Header Char"/>
+    <w:basedOn w:val="DefaultParagraphFont"/>
+    <w:link w:val="Header"/>
+    <w:uiPriority w:val="99"/>
+    <w:rsid w:val="00F42066"/>
+  </w:style>
+  <w:style w:type="paragraph" w:styleId="Footer">
+    <w:name w:val="footer"/>
+    <w:basedOn w:val="Normal"/>
+    <w:link w:val="FooterChar"/>
+    <w:uiPriority w:val="99"/>
+    <w:unhideWhenUsed/>
+    <w:rsid w:val="00F42066"/>
+    <w:pPr>
+      <w:tabs>
+        <w:tab w:val="center" w:pos="4680"/>
+        <w:tab w:val="right" w:pos="9360"/>
+      </w:tabs>
+      <w:spacing w:after="0" w:line="240" w:lineRule="auto"/>
+    </w:pPr>
+  </w:style>
+  <w:style w:type="character" w:customStyle="1" w:styleId="FooterChar">
+    <w:name w:val="Footer Char"/>
+    <w:basedOn w:val="DefaultParagraphFont"/>
+    <w:link w:val="Footer"/>
+    <w:uiPriority w:val="99"/>
+    <w:rsid w:val="00F42066"/>
+  </w:style>
 </w:styles>
 </file>
 

--- a/Documentation.docx
+++ b/Documentation.docx
@@ -2242,7 +2242,55 @@
         <w:rPr>
           <w:rFonts w:ascii="David" w:hAnsi="David" w:cs="David"/>
         </w:rPr>
-        <w:t>speed_drop – the difference between “entry_speed” to “apex_speed”.</w:t>
+        <w:t xml:space="preserve">speed_drop – the difference between </w:t>
+      </w:r>
+      <w:r>
+        <w:rPr>
+          <w:rFonts w:ascii="David" w:hAnsi="David" w:cs="David"/>
+        </w:rPr>
+        <w:t>“</w:t>
+      </w:r>
+      <w:r>
+        <w:rPr>
+          <w:rFonts w:ascii="David" w:hAnsi="David" w:cs="David"/>
+        </w:rPr>
+        <w:t>entry_speed</w:t>
+      </w:r>
+      <w:r>
+        <w:rPr>
+          <w:rFonts w:ascii="David" w:hAnsi="David" w:cs="David"/>
+        </w:rPr>
+        <w:t>”</w:t>
+      </w:r>
+      <w:r>
+        <w:rPr>
+          <w:rFonts w:ascii="David" w:hAnsi="David" w:cs="David"/>
+        </w:rPr>
+        <w:t xml:space="preserve"> to </w:t>
+      </w:r>
+      <w:r>
+        <w:rPr>
+          <w:rFonts w:ascii="David" w:hAnsi="David" w:cs="David"/>
+        </w:rPr>
+        <w:t>“</w:t>
+      </w:r>
+      <w:r>
+        <w:rPr>
+          <w:rFonts w:ascii="David" w:hAnsi="David" w:cs="David"/>
+        </w:rPr>
+        <w:t>apex_speed</w:t>
+      </w:r>
+      <w:r>
+        <w:rPr>
+          <w:rFonts w:ascii="David" w:hAnsi="David" w:cs="David"/>
+        </w:rPr>
+        <w:t>”</w:t>
+      </w:r>
+      <w:r>
+        <w:rPr>
+          <w:rFonts w:ascii="David" w:hAnsi="David" w:cs="David"/>
+        </w:rPr>
+        <w:t>.</w:t>
       </w:r>
     </w:p>
     <w:p>
@@ -2392,7 +2440,31 @@
         <w:rPr>
           <w:rFonts w:ascii="David" w:hAnsi="David" w:cs="David"/>
         </w:rPr>
-        <w:t xml:space="preserve"> – the precentage of the turn in which the driver performed “trail breaking” (a slow release of the brake pedal).</w:t>
+        <w:t xml:space="preserve"> – the precentage of the turn in which the driver performed </w:t>
+      </w:r>
+      <w:r>
+        <w:rPr>
+          <w:rFonts w:ascii="David" w:hAnsi="David" w:cs="David"/>
+        </w:rPr>
+        <w:t>“</w:t>
+      </w:r>
+      <w:r>
+        <w:rPr>
+          <w:rFonts w:ascii="David" w:hAnsi="David" w:cs="David"/>
+        </w:rPr>
+        <w:t>trail breaking</w:t>
+      </w:r>
+      <w:r>
+        <w:rPr>
+          <w:rFonts w:ascii="David" w:hAnsi="David" w:cs="David"/>
+        </w:rPr>
+        <w:t>”</w:t>
+      </w:r>
+      <w:r>
+        <w:rPr>
+          <w:rFonts w:ascii="David" w:hAnsi="David" w:cs="David"/>
+        </w:rPr>
+        <w:t xml:space="preserve"> (a slow release of the brake pedal).</w:t>
       </w:r>
     </w:p>
     <w:p>
@@ -3098,7 +3170,31 @@
         <w:rPr>
           <w:rFonts w:ascii="David" w:hAnsi="David" w:cs="David"/>
         </w:rPr>
-        <w:t>Our data is imported through the API of the project “OpenF1”, that aims to make official data from races accecible to the public for research purposes. In addition to making the data accesible, the project already filters any missing value caused by technical issues like damaged sensors.</w:t>
+        <w:t xml:space="preserve">Our data is imported through the API of the project </w:t>
+      </w:r>
+      <w:r>
+        <w:rPr>
+          <w:rFonts w:ascii="David" w:hAnsi="David" w:cs="David"/>
+        </w:rPr>
+        <w:t>“</w:t>
+      </w:r>
+      <w:r>
+        <w:rPr>
+          <w:rFonts w:ascii="David" w:hAnsi="David" w:cs="David"/>
+        </w:rPr>
+        <w:t>OpenF1</w:t>
+      </w:r>
+      <w:r>
+        <w:rPr>
+          <w:rFonts w:ascii="David" w:hAnsi="David" w:cs="David"/>
+        </w:rPr>
+        <w:t>”</w:t>
+      </w:r>
+      <w:r>
+        <w:rPr>
+          <w:rFonts w:ascii="David" w:hAnsi="David" w:cs="David"/>
+        </w:rPr>
+        <w:t>, that aims to make official data from races accecible to the public for research purposes. In addition to making the data accesible, the project already filters any missing value caused by technical issues like damaged sensors.</w:t>
       </w:r>
       <w:r>
         <w:rPr>
@@ -3128,7 +3224,31 @@
         <w:rPr>
           <w:rFonts w:ascii="David" w:hAnsi="David" w:cs="David"/>
         </w:rPr>
-        <w:t>Although the data was already “cleaned” from technical missing values, it has obvious theoretical missing values that may impact how well the data reflects the reality of an actual F1 race:</w:t>
+        <w:t xml:space="preserve">Although the data was already </w:t>
+      </w:r>
+      <w:r>
+        <w:rPr>
+          <w:rFonts w:ascii="David" w:hAnsi="David" w:cs="David"/>
+        </w:rPr>
+        <w:t>“</w:t>
+      </w:r>
+      <w:r>
+        <w:rPr>
+          <w:rFonts w:ascii="David" w:hAnsi="David" w:cs="David"/>
+        </w:rPr>
+        <w:t>cleaned</w:t>
+      </w:r>
+      <w:r>
+        <w:rPr>
+          <w:rFonts w:ascii="David" w:hAnsi="David" w:cs="David"/>
+        </w:rPr>
+        <w:t>”</w:t>
+      </w:r>
+      <w:r>
+        <w:rPr>
+          <w:rFonts w:ascii="David" w:hAnsi="David" w:cs="David"/>
+        </w:rPr>
+        <w:t xml:space="preserve"> from technical missing values, it has obvious theoretical missing values that may impact how well the data reflects the reality of an actual F1 race:</w:t>
       </w:r>
     </w:p>
     <w:p>
@@ -7445,7 +7565,49 @@
         <w:rPr>
           <w:rFonts w:ascii="David" w:hAnsi="David" w:cs="David"/>
         </w:rPr>
-        <w:t>Classifying samples in time as “corner” or “not corner”</w:t>
+        <w:t xml:space="preserve">Classifying samples in time as </w:t>
+      </w:r>
+      <w:r>
+        <w:rPr>
+          <w:rFonts w:ascii="David" w:hAnsi="David" w:cs="David"/>
+        </w:rPr>
+        <w:t>“</w:t>
+      </w:r>
+      <w:r>
+        <w:rPr>
+          <w:rFonts w:ascii="David" w:hAnsi="David" w:cs="David"/>
+        </w:rPr>
+        <w:t>corner</w:t>
+      </w:r>
+      <w:r>
+        <w:rPr>
+          <w:rFonts w:ascii="David" w:hAnsi="David" w:cs="David"/>
+        </w:rPr>
+        <w:t>”</w:t>
+      </w:r>
+      <w:r>
+        <w:rPr>
+          <w:rFonts w:ascii="David" w:hAnsi="David" w:cs="David"/>
+        </w:rPr>
+        <w:t xml:space="preserve"> or </w:t>
+      </w:r>
+      <w:r>
+        <w:rPr>
+          <w:rFonts w:ascii="David" w:hAnsi="David" w:cs="David"/>
+        </w:rPr>
+        <w:t>“</w:t>
+      </w:r>
+      <w:r>
+        <w:rPr>
+          <w:rFonts w:ascii="David" w:hAnsi="David" w:cs="David"/>
+        </w:rPr>
+        <w:t>not corner</w:t>
+      </w:r>
+      <w:r>
+        <w:rPr>
+          <w:rFonts w:ascii="David" w:hAnsi="David" w:cs="David"/>
+        </w:rPr>
+        <w:t>”</w:t>
       </w:r>
     </w:p>
     <w:p>
@@ -7465,7 +7627,31 @@
         <w:rPr>
           <w:rFonts w:ascii="David" w:hAnsi="David" w:cs="David"/>
         </w:rPr>
-        <w:t>Filtering only the relevant data marked as “corner”.</w:t>
+        <w:t xml:space="preserve">Filtering only the relevant data marked as </w:t>
+      </w:r>
+      <w:r>
+        <w:rPr>
+          <w:rFonts w:ascii="David" w:hAnsi="David" w:cs="David"/>
+        </w:rPr>
+        <w:t>“</w:t>
+      </w:r>
+      <w:r>
+        <w:rPr>
+          <w:rFonts w:ascii="David" w:hAnsi="David" w:cs="David"/>
+        </w:rPr>
+        <w:t>corner</w:t>
+      </w:r>
+      <w:r>
+        <w:rPr>
+          <w:rFonts w:ascii="David" w:hAnsi="David" w:cs="David"/>
+        </w:rPr>
+        <w:t>”</w:t>
+      </w:r>
+      <w:r>
+        <w:rPr>
+          <w:rFonts w:ascii="David" w:hAnsi="David" w:cs="David"/>
+        </w:rPr>
+        <w:t>.</w:t>
       </w:r>
     </w:p>
     <w:p>
@@ -7552,7 +7738,31 @@
         <w:rPr>
           <w:rFonts w:ascii="David" w:hAnsi="David" w:cs="David"/>
         </w:rPr>
-        <w:t>taking the first speed measurment classified as “corner” in each turn</w:t>
+        <w:t xml:space="preserve">taking the first speed measurment classified as </w:t>
+      </w:r>
+      <w:r>
+        <w:rPr>
+          <w:rFonts w:ascii="David" w:hAnsi="David" w:cs="David"/>
+        </w:rPr>
+        <w:t>“</w:t>
+      </w:r>
+      <w:r>
+        <w:rPr>
+          <w:rFonts w:ascii="David" w:hAnsi="David" w:cs="David"/>
+        </w:rPr>
+        <w:t>corner</w:t>
+      </w:r>
+      <w:r>
+        <w:rPr>
+          <w:rFonts w:ascii="David" w:hAnsi="David" w:cs="David"/>
+        </w:rPr>
+        <w:t>”</w:t>
+      </w:r>
+      <w:r>
+        <w:rPr>
+          <w:rFonts w:ascii="David" w:hAnsi="David" w:cs="David"/>
+        </w:rPr>
+        <w:t xml:space="preserve"> in each turn</w:t>
       </w:r>
       <w:r>
         <w:rPr>
@@ -7590,7 +7800,31 @@
         <w:rPr>
           <w:rFonts w:ascii="David" w:hAnsi="David" w:cs="David"/>
         </w:rPr>
-        <w:t>taking the minimal speed in every group of points classified as “corner” of each driver.</w:t>
+        <w:t xml:space="preserve">taking the minimal speed in every group of points classified as </w:t>
+      </w:r>
+      <w:r>
+        <w:rPr>
+          <w:rFonts w:ascii="David" w:hAnsi="David" w:cs="David"/>
+        </w:rPr>
+        <w:t>“</w:t>
+      </w:r>
+      <w:r>
+        <w:rPr>
+          <w:rFonts w:ascii="David" w:hAnsi="David" w:cs="David"/>
+        </w:rPr>
+        <w:t>corner</w:t>
+      </w:r>
+      <w:r>
+        <w:rPr>
+          <w:rFonts w:ascii="David" w:hAnsi="David" w:cs="David"/>
+        </w:rPr>
+        <w:t>”</w:t>
+      </w:r>
+      <w:r>
+        <w:rPr>
+          <w:rFonts w:ascii="David" w:hAnsi="David" w:cs="David"/>
+        </w:rPr>
+        <w:t xml:space="preserve"> of each driver.</w:t>
       </w:r>
     </w:p>
     <w:p>
@@ -7634,7 +7868,31 @@
         <w:rPr>
           <w:rFonts w:ascii="David" w:hAnsi="David" w:cs="David"/>
         </w:rPr>
-        <w:t>speed measurment classified as “corner” in each turn of each driver.</w:t>
+        <w:t xml:space="preserve">speed measurment classified as </w:t>
+      </w:r>
+      <w:r>
+        <w:rPr>
+          <w:rFonts w:ascii="David" w:hAnsi="David" w:cs="David"/>
+        </w:rPr>
+        <w:t>“</w:t>
+      </w:r>
+      <w:r>
+        <w:rPr>
+          <w:rFonts w:ascii="David" w:hAnsi="David" w:cs="David"/>
+        </w:rPr>
+        <w:t>corner</w:t>
+      </w:r>
+      <w:r>
+        <w:rPr>
+          <w:rFonts w:ascii="David" w:hAnsi="David" w:cs="David"/>
+        </w:rPr>
+        <w:t>”</w:t>
+      </w:r>
+      <w:r>
+        <w:rPr>
+          <w:rFonts w:ascii="David" w:hAnsi="David" w:cs="David"/>
+        </w:rPr>
+        <w:t xml:space="preserve"> in each turn of each driver.</w:t>
       </w:r>
     </w:p>
     <w:p>
@@ -7654,7 +7912,55 @@
         <w:rPr>
           <w:rFonts w:ascii="David" w:hAnsi="David" w:cs="David"/>
         </w:rPr>
-        <w:t>speed_drop – the difference between “entry_speed” to “apex_speed”.</w:t>
+        <w:t xml:space="preserve">speed_drop – the difference between </w:t>
+      </w:r>
+      <w:r>
+        <w:rPr>
+          <w:rFonts w:ascii="David" w:hAnsi="David" w:cs="David"/>
+        </w:rPr>
+        <w:t>“</w:t>
+      </w:r>
+      <w:r>
+        <w:rPr>
+          <w:rFonts w:ascii="David" w:hAnsi="David" w:cs="David"/>
+        </w:rPr>
+        <w:t>entry_speed</w:t>
+      </w:r>
+      <w:r>
+        <w:rPr>
+          <w:rFonts w:ascii="David" w:hAnsi="David" w:cs="David"/>
+        </w:rPr>
+        <w:t>”</w:t>
+      </w:r>
+      <w:r>
+        <w:rPr>
+          <w:rFonts w:ascii="David" w:hAnsi="David" w:cs="David"/>
+        </w:rPr>
+        <w:t xml:space="preserve"> to </w:t>
+      </w:r>
+      <w:r>
+        <w:rPr>
+          <w:rFonts w:ascii="David" w:hAnsi="David" w:cs="David"/>
+        </w:rPr>
+        <w:t>“</w:t>
+      </w:r>
+      <w:r>
+        <w:rPr>
+          <w:rFonts w:ascii="David" w:hAnsi="David" w:cs="David"/>
+        </w:rPr>
+        <w:t>apex_speed</w:t>
+      </w:r>
+      <w:r>
+        <w:rPr>
+          <w:rFonts w:ascii="David" w:hAnsi="David" w:cs="David"/>
+        </w:rPr>
+        <w:t>”</w:t>
+      </w:r>
+      <w:r>
+        <w:rPr>
+          <w:rFonts w:ascii="David" w:hAnsi="David" w:cs="David"/>
+        </w:rPr>
+        <w:t>.</w:t>
       </w:r>
     </w:p>
     <w:p>
@@ -8144,7 +8450,31 @@
         <w:rPr>
           <w:rFonts w:ascii="David" w:hAnsi="David" w:cs="David"/>
         </w:rPr>
-        <w:t xml:space="preserve">We engineered multiple speed metrics (entry_speed, apex_speed, exit_speed, speed_drop). Including all of them would provide highly overlapping information, forcing the algorithm to "double-count" speed over driving technique. We will prioritize derived behavioral metrics (like speed_drop and percentages) </w:t>
+        <w:t xml:space="preserve">We engineered multiple speed metrics (entry_speed, apex_speed, exit_speed, speed_drop). Including all of them would provide highly overlapping information, forcing the algorithm to </w:t>
+      </w:r>
+      <w:r>
+        <w:rPr>
+          <w:rFonts w:ascii="David" w:hAnsi="David" w:cs="David"/>
+        </w:rPr>
+        <w:t>“</w:t>
+      </w:r>
+      <w:r>
+        <w:rPr>
+          <w:rFonts w:ascii="David" w:hAnsi="David" w:cs="David"/>
+        </w:rPr>
+        <w:t>double-count</w:t>
+      </w:r>
+      <w:r>
+        <w:rPr>
+          <w:rFonts w:ascii="David" w:hAnsi="David" w:cs="David"/>
+        </w:rPr>
+        <w:t>”</w:t>
+      </w:r>
+      <w:r>
+        <w:rPr>
+          <w:rFonts w:ascii="David" w:hAnsi="David" w:cs="David"/>
+        </w:rPr>
+        <w:t xml:space="preserve"> speed over driving technique. We will prioritize derived behavioral metrics (like speed_drop and percentages) </w:t>
       </w:r>
       <w:r>
         <w:rPr>
@@ -8187,7 +8517,31 @@
         <w:rPr>
           <w:rFonts w:ascii="David" w:hAnsi="David" w:cs="David"/>
         </w:rPr>
-        <w:t>Reduce Dimensionality: We have already performed massive dimensionality reduction during the feature engineering phase—compressing 28,086 rows of raw time-series sensor data into just 1,109 fixed "corner profiles" with 12 features. With such a concise feature space, applying PCA is unnecessary.</w:t>
+        <w:t xml:space="preserve">Reduce Dimensionality: We have already performed massive dimensionality reduction during the feature engineering phase—compressing 28,086 rows of raw time-series sensor data into just 1,109 fixed </w:t>
+      </w:r>
+      <w:r>
+        <w:rPr>
+          <w:rFonts w:ascii="David" w:hAnsi="David" w:cs="David"/>
+        </w:rPr>
+        <w:t>“</w:t>
+      </w:r>
+      <w:r>
+        <w:rPr>
+          <w:rFonts w:ascii="David" w:hAnsi="David" w:cs="David"/>
+        </w:rPr>
+        <w:t>corner profiles</w:t>
+      </w:r>
+      <w:r>
+        <w:rPr>
+          <w:rFonts w:ascii="David" w:hAnsi="David" w:cs="David"/>
+        </w:rPr>
+        <w:t>”</w:t>
+      </w:r>
+      <w:r>
+        <w:rPr>
+          <w:rFonts w:ascii="David" w:hAnsi="David" w:cs="David"/>
+        </w:rPr>
+        <w:t xml:space="preserve"> with 12 features. With such a concise feature space, applying PCA is unnecessary.</w:t>
       </w:r>
     </w:p>
     <w:p>
@@ -8957,7 +9311,13 @@
         <w:rPr>
           <w:rFonts w:ascii="David" w:hAnsi="David" w:cs="David"/>
         </w:rPr>
-        <w:t>”.</w:t>
+        <w:t>”</w:t>
+      </w:r>
+      <w:r>
+        <w:rPr>
+          <w:rFonts w:ascii="David" w:hAnsi="David" w:cs="David"/>
+        </w:rPr>
+        <w:t>.</w:t>
       </w:r>
     </w:p>
     <w:p>
@@ -9015,7 +9375,31 @@
         <w:rPr>
           <w:rFonts w:ascii="David" w:hAnsi="David" w:cs="David"/>
         </w:rPr>
-        <w:t>Distance-based clustering algorithms (like K-Means) calculate centroids based on data density. If Singapore (or slow corners in general) accounts for a much larger portion of our dataset, the resulting clusters might be heavily biased towards "Street Circuit Driving Styles" (heavy braking, low speeds), masking the traits of high-speed corners</w:t>
+        <w:t xml:space="preserve">Distance-based clustering algorithms (like K-Means) calculate centroids based on data density. If Singapore (or slow corners in general) accounts for a much larger portion of our dataset, the resulting clusters might be heavily biased towards </w:t>
+      </w:r>
+      <w:r>
+        <w:rPr>
+          <w:rFonts w:ascii="David" w:hAnsi="David" w:cs="David"/>
+        </w:rPr>
+        <w:t>“</w:t>
+      </w:r>
+      <w:r>
+        <w:rPr>
+          <w:rFonts w:ascii="David" w:hAnsi="David" w:cs="David"/>
+        </w:rPr>
+        <w:t>Street Circuit Driving Styles</w:t>
+      </w:r>
+      <w:r>
+        <w:rPr>
+          <w:rFonts w:ascii="David" w:hAnsi="David" w:cs="David"/>
+        </w:rPr>
+        <w:t>”</w:t>
+      </w:r>
+      <w:r>
+        <w:rPr>
+          <w:rFonts w:ascii="David" w:hAnsi="David" w:cs="David"/>
+        </w:rPr>
+        <w:t xml:space="preserve"> (heavy braking, low speeds), masking the traits of high-speed corners</w:t>
       </w:r>
       <w:r>
         <w:rPr>
@@ -9292,7 +9676,19 @@
         <w:rPr>
           <w:rFonts w:ascii="David" w:hAnsi="David" w:cs="David"/>
         </w:rPr>
-        <w:t>Physical Significance of Outliers: We identified a significant presence of outliers, particularly in features like Coasting_Pct (percentage of time spent coasting without pedal application) and Trail_Braking_Pct. Unlike financial datasets where anomalies are often data-entry errors, in Formula 1 telemetry, these outliers are authentic records. They represent genuine driving mistakes (such as lock-ups on tight tracks) or highly aggressive driving techniques (e.g., 15% coasting in a corner where the grid average is 0%</w:t>
+        <w:t>Physical Significance of Outliers: We identified a significant presence of outliers, particularly in features like Coasting_Pct (percentage of time spent coasting without pedal application) and Trail_Braking_Pct. Unlike financial datasets where anomalies are often data-entry errors, in Formula 1 telemetry, these outliers are authentic records. They represent genuine driving mistakes (such as lock-ups on tight tracks) or highly aggressive driving techniques (</w:t>
+      </w:r>
+      <w:r>
+        <w:rPr>
+          <w:rFonts w:ascii="David" w:hAnsi="David" w:cs="David"/>
+        </w:rPr>
+        <w:t>for example</w:t>
+      </w:r>
+      <w:r>
+        <w:rPr>
+          <w:rFonts w:ascii="David" w:hAnsi="David" w:cs="David"/>
+        </w:rPr>
+        <w:t xml:space="preserve"> 15% coasting in a corner where the grid average is 0%</w:t>
       </w:r>
       <w:r>
         <w:rPr>
@@ -9322,7 +9718,31 @@
         <w:rPr>
           <w:rFonts w:ascii="David" w:hAnsi="David" w:cs="David"/>
         </w:rPr>
-        <w:t>Feature Correlation and Redundancy: The Correlation Heatmap revealed high correlations (often &gt; 0.8) between certain features, such as braking distance and braking time. This highlighted the absolute necessity of Feature Engineering to consolidate overlapping metrics into a normalized "aggressiveness" score. Without this, a K-Means algorithm would inadvertently assign double weight to a single physical characteristic represented across multiple columns.</w:t>
+        <w:t xml:space="preserve">Feature Correlation and Redundancy: The Correlation Heatmap revealed high correlations (often &gt; 0.8) between certain features, such as braking distance and braking time. This highlighted the absolute necessity of Feature Engineering to consolidate overlapping metrics into a normalized </w:t>
+      </w:r>
+      <w:r>
+        <w:rPr>
+          <w:rFonts w:ascii="David" w:hAnsi="David" w:cs="David"/>
+        </w:rPr>
+        <w:t>“</w:t>
+      </w:r>
+      <w:r>
+        <w:rPr>
+          <w:rFonts w:ascii="David" w:hAnsi="David" w:cs="David"/>
+        </w:rPr>
+        <w:t>aggressiveness</w:t>
+      </w:r>
+      <w:r>
+        <w:rPr>
+          <w:rFonts w:ascii="David" w:hAnsi="David" w:cs="David"/>
+        </w:rPr>
+        <w:t>”</w:t>
+      </w:r>
+      <w:r>
+        <w:rPr>
+          <w:rFonts w:ascii="David" w:hAnsi="David" w:cs="David"/>
+        </w:rPr>
+        <w:t xml:space="preserve"> score. Without this, a K-Means algorithm would inadvertently assign double weight to a single physical characteristic represented across multiple columns.</w:t>
       </w:r>
     </w:p>
     <w:p>
@@ -9397,8 +9817,39 @@
       <w:r>
         <w:rPr>
           <w:rFonts w:ascii="David" w:hAnsi="David" w:cs="David"/>
-        </w:rPr>
-        <w:t>Strategic Data Selection &amp; Context: To ensure the model compares drivers when they are operating at absolute peak performance (Limit Handling) and under identical conditions, we chose to isolate the data to Qualifying sessions only, specifically extracting the single fastest lap per driver per track. This crucial decision neutralizes numerous confounding variables inherent to race conditions (such as fuel saving, tire degradation management, "dirty air" from leading cars, and overtaking tactics), leaving us with a pure representation of the driver's and car's maximum limits</w:t>
+          <w:u w:val="single"/>
+        </w:rPr>
+        <w:t>Strategic Data Selection &amp; Context:</w:t>
+      </w:r>
+      <w:r>
+        <w:rPr>
+          <w:rFonts w:ascii="David" w:hAnsi="David" w:cs="David"/>
+        </w:rPr>
+        <w:t xml:space="preserve"> To ensure the model compares drivers when they are operating at absolute peak performance (Limit Handling) and under identical conditions, we chose to isolate the data to Qualifying sessions only, specifically extracting the single fastest lap per driver per track. This crucial decision neutralizes numerous confounding variables inherent to race conditions (such as fuel saving, tire degradation management, </w:t>
+      </w:r>
+      <w:r>
+        <w:rPr>
+          <w:rFonts w:ascii="David" w:hAnsi="David" w:cs="David"/>
+        </w:rPr>
+        <w:t>“</w:t>
+      </w:r>
+      <w:r>
+        <w:rPr>
+          <w:rFonts w:ascii="David" w:hAnsi="David" w:cs="David"/>
+        </w:rPr>
+        <w:t>dirty air</w:t>
+      </w:r>
+      <w:r>
+        <w:rPr>
+          <w:rFonts w:ascii="David" w:hAnsi="David" w:cs="David"/>
+        </w:rPr>
+        <w:t>”</w:t>
+      </w:r>
+      <w:r>
+        <w:rPr>
+          <w:rFonts w:ascii="David" w:hAnsi="David" w:cs="David"/>
+        </w:rPr>
+        <w:t xml:space="preserve"> from leading cars, and overtaking tactics), leaving us with a pure representation of the driver's and car's maximum limits</w:t>
       </w:r>
       <w:r>
         <w:rPr>
@@ -9428,8 +9879,15 @@
       <w:r>
         <w:rPr>
           <w:rFonts w:ascii="David" w:hAnsi="David" w:cs="David"/>
-        </w:rPr>
-        <w:t>Sanitizing Sensor Glitches (Data Quality): High-frequency telemetry data naturally suffers from measurement noise. During our EDA, we found phantom readings such as throttle applications registering at 104%, speeds of zero mid-lap, or sudden drops to neutral gear. We applied a physics-based logical cleaning mechanism: pedal inputs were clipped to a maximum of 100%, and rows containing physically impossible RPM or speed readings for a competitive flying lap were filtered out</w:t>
+          <w:u w:val="single"/>
+        </w:rPr>
+        <w:t>Sanitizing Sensor Glitches (Data Quality):</w:t>
+      </w:r>
+      <w:r>
+        <w:rPr>
+          <w:rFonts w:ascii="David" w:hAnsi="David" w:cs="David"/>
+        </w:rPr>
+        <w:t xml:space="preserve"> High-frequency telemetry data naturally suffers from measurement noise. During our EDA, we found phantom readings such as throttle applications registering at 104%, speeds of zero mid-lap, or sudden drops to neutral gear. We applied a physics-based logical cleaning mechanism: pedal inputs were clipped to a maximum of 100%, and rows containing physically impossible RPM or speed readings for a competitive flying lap were filtered out</w:t>
       </w:r>
       <w:r>
         <w:rPr>
@@ -9459,8 +9917,15 @@
       <w:r>
         <w:rPr>
           <w:rFonts w:ascii="David" w:hAnsi="David" w:cs="David"/>
-        </w:rPr>
-        <w:t>Strategic Handling of Outliers: As noted in our observations, we decided against applying aggressive outlier removal techniques (such as hard clipping, Winsorization, or dropping rows outside the IQR). Doing so would have erased the exact nuances that separate a smooth driving style from an erratic or aggressive one. Instead, extreme values were retained and managed during the scaling phase using robust methodologies</w:t>
+          <w:u w:val="single"/>
+        </w:rPr>
+        <w:t>Strategic Handling of Outliers:</w:t>
+      </w:r>
+      <w:r>
+        <w:rPr>
+          <w:rFonts w:ascii="David" w:hAnsi="David" w:cs="David"/>
+        </w:rPr>
+        <w:t xml:space="preserve"> As noted in our observations, we decided against applying aggressive outlier removal techniques (such as hard clipping, Winsorization, or dropping rows outside the IQR). Doing so would have erased the exact nuances that separate a smooth driving style from an erratic or aggressive one. Instead, extreme values were retained and managed during the scaling phase using robust methodologies</w:t>
       </w:r>
       <w:r>
         <w:rPr>
@@ -9490,30 +9955,119 @@
       <w:r>
         <w:rPr>
           <w:rFonts w:ascii="David" w:hAnsi="David" w:cs="David"/>
-        </w:rPr>
-        <w:t>Context-Aware Scaling (The "Per-Corner" Method): This was the pivotal engineering decision of the project. Because K-Means relies on Euclidean distance, leaving data in its original scales (km/h vs. percentages) would severely distort the model. To solve both the scale disparity and the aforementioned "Track Bias," we implemented Group-wise Z-Score Scaling (Per-Corner Scaling</w:t>
+          <w:u w:val="single"/>
+        </w:rPr>
+        <w:t xml:space="preserve">Context-Aware Scaling (The </w:t>
+      </w:r>
+      <w:r>
+        <w:rPr>
+          <w:rFonts w:ascii="David" w:hAnsi="David" w:cs="David"/>
+          <w:u w:val="single"/>
+        </w:rPr>
+        <w:t>“</w:t>
+      </w:r>
+      <w:r>
+        <w:rPr>
+          <w:rFonts w:ascii="David" w:hAnsi="David" w:cs="David"/>
+          <w:u w:val="single"/>
+        </w:rPr>
+        <w:t>Per-Corner</w:t>
+      </w:r>
+      <w:r>
+        <w:rPr>
+          <w:rFonts w:ascii="David" w:hAnsi="David" w:cs="David"/>
+          <w:u w:val="single"/>
+        </w:rPr>
+        <w:t>”</w:t>
+      </w:r>
+      <w:r>
+        <w:rPr>
+          <w:rFonts w:ascii="David" w:hAnsi="David" w:cs="David"/>
+          <w:u w:val="single"/>
+        </w:rPr>
+        <w:t xml:space="preserve"> Method):</w:t>
+      </w:r>
+      <w:r>
+        <w:rPr>
+          <w:rFonts w:ascii="David" w:hAnsi="David" w:cs="David"/>
+        </w:rPr>
+        <w:t xml:space="preserve"> This was the pivotal engineering decision of the project. Because K-Means relies on Euclidean distance, leaving data in its original scales (km/h vs. percentages) would severely distort the model. To solve both the scale disparity and the aforementioned </w:t>
+      </w:r>
+      <w:r>
+        <w:rPr>
+          <w:rFonts w:ascii="David" w:hAnsi="David" w:cs="David"/>
+        </w:rPr>
+        <w:t>“</w:t>
+      </w:r>
+      <w:r>
+        <w:rPr>
+          <w:rFonts w:ascii="David" w:hAnsi="David" w:cs="David"/>
+        </w:rPr>
+        <w:t>Track Bias</w:t>
+      </w:r>
+      <w:r>
+        <w:rPr>
+          <w:rFonts w:ascii="David" w:hAnsi="David" w:cs="David"/>
+        </w:rPr>
+        <w:t>”,</w:t>
+      </w:r>
+      <w:r>
+        <w:rPr>
+          <w:rFonts w:ascii="David" w:hAnsi="David" w:cs="David"/>
+        </w:rPr>
+        <w:t xml:space="preserve"> we implemented Group-wise Z-Score Scaling (Per-Corner Scaling</w:t>
+      </w:r>
+      <w:r>
+        <w:rPr>
+          <w:rFonts w:ascii="David" w:hAnsi="David" w:cs="David"/>
+        </w:rPr>
+        <w:t>)</w:t>
       </w:r>
       <w:r>
         <w:rPr>
           <w:rFonts w:ascii="David" w:hAnsi="David" w:cs="David"/>
           <w:rtl/>
         </w:rPr>
-        <w:t>).</w:t>
-      </w:r>
-    </w:p>
-    <w:p>
-      <w:pPr>
-        <w:bidi w:val="0"/>
-        <w:spacing w:after="0" w:line="360" w:lineRule="auto"/>
-        <w:rPr>
-          <w:rFonts w:ascii="David" w:hAnsi="David" w:cs="David"/>
-        </w:rPr>
-      </w:pPr>
-      <w:r>
-        <w:rPr>
-          <w:rFonts w:ascii="David" w:hAnsi="David" w:cs="David"/>
-        </w:rPr>
-        <w:t>Instead of normalizing a feature (like braking percentage) against the overall season average, we normalized it against the mean and standard deviation of all drivers in that specific corner on that specific track. This technique successfully zeroed out the influence of the track layout, allowing us to feed multiple diverse tracks into a single model. What remained was pure "delta" — the specific driver's deviation from the group norm at that exact geographical coordinate.</w:t>
+        <w:t>.</w:t>
+      </w:r>
+    </w:p>
+    <w:p>
+      <w:pPr>
+        <w:bidi w:val="0"/>
+        <w:spacing w:after="0" w:line="360" w:lineRule="auto"/>
+        <w:rPr>
+          <w:rFonts w:ascii="David" w:hAnsi="David" w:cs="David"/>
+        </w:rPr>
+      </w:pPr>
+      <w:r>
+        <w:rPr>
+          <w:rFonts w:ascii="David" w:hAnsi="David" w:cs="David"/>
+        </w:rPr>
+        <w:t xml:space="preserve">Instead of normalizing a feature (like braking percentage) against the overall season average, we normalized it against the mean and standard deviation of all drivers in that specific corner on that specific track. This technique successfully zeroed out the influence of the track layout, allowing us to feed multiple diverse tracks into a single model. What remained was pure </w:t>
+      </w:r>
+      <w:r>
+        <w:rPr>
+          <w:rFonts w:ascii="David" w:hAnsi="David" w:cs="David"/>
+        </w:rPr>
+        <w:t>“</w:t>
+      </w:r>
+      <w:r>
+        <w:rPr>
+          <w:rFonts w:ascii="David" w:hAnsi="David" w:cs="David"/>
+        </w:rPr>
+        <w:t>delta</w:t>
+      </w:r>
+      <w:r>
+        <w:rPr>
+          <w:rFonts w:ascii="David" w:hAnsi="David" w:cs="David"/>
+        </w:rPr>
+        <w:t>”</w:t>
+      </w:r>
+      <w:r>
+        <w:rPr>
+          <w:rFonts w:ascii="David" w:hAnsi="David" w:cs="David"/>
+        </w:rPr>
+        <w:t xml:space="preserve"> — the specific driver's deviation from the group norm at that exact geographical coordinate.</w:t>
       </w:r>
     </w:p>
     <w:p>
@@ -9532,6 +10086,14 @@
       <w:pPr>
         <w:bidi w:val="0"/>
         <w:spacing w:after="0" w:line="360" w:lineRule="auto"/>
+        <w:rPr>
+          <w:rFonts w:ascii="David" w:hAnsi="David" w:cs="David"/>
+          <w:sz w:val="32"/>
+          <w:szCs w:val="32"/>
+          <w:rtl/>
+        </w:rPr>
+      </w:pPr>
+      <w:r>
         <w:rPr>
           <w:rFonts w:ascii="David" w:hAnsi="David" w:cs="David"/>
           <w:b/>
@@ -9539,7 +10101,74 @@
           <w:sz w:val="32"/>
           <w:szCs w:val="32"/>
         </w:rPr>
-      </w:pPr>
+        <w:t>Work process:</w:t>
+      </w:r>
+    </w:p>
+    <w:p>
+      <w:pPr>
+        <w:bidi w:val="0"/>
+        <w:spacing w:after="0" w:line="360" w:lineRule="auto"/>
+        <w:rPr>
+          <w:rFonts w:ascii="David" w:hAnsi="David" w:cs="David"/>
+        </w:rPr>
+      </w:pPr>
+      <w:r>
+        <w:rPr>
+          <w:rFonts w:ascii="David" w:hAnsi="David" w:cs="David"/>
+        </w:rPr>
+        <w:t xml:space="preserve">Oren - </w:t>
+      </w:r>
+      <w:r>
+        <w:rPr>
+          <w:rFonts w:ascii="David" w:hAnsi="David" w:cs="David"/>
+          <w:rtl/>
+        </w:rPr>
+        <w:t xml:space="preserve"> 1,2,4,5,6</w:t>
+      </w:r>
+    </w:p>
+    <w:p>
+      <w:pPr>
+        <w:bidi w:val="0"/>
+        <w:spacing w:after="0" w:line="360" w:lineRule="auto"/>
+        <w:rPr>
+          <w:rFonts w:ascii="David" w:hAnsi="David" w:cs="David"/>
+        </w:rPr>
+      </w:pPr>
+      <w:r>
+        <w:rPr>
+          <w:rFonts w:ascii="David" w:hAnsi="David" w:cs="David"/>
+        </w:rPr>
+        <w:t xml:space="preserve">Ido - </w:t>
+      </w:r>
+      <w:r>
+        <w:rPr>
+          <w:rFonts w:ascii="David" w:hAnsi="David" w:cs="David"/>
+          <w:rtl/>
+        </w:rPr>
+        <w:t xml:space="preserve"> 3,4,5,6,8</w:t>
+      </w:r>
+    </w:p>
+    <w:p>
+      <w:pPr>
+        <w:bidi w:val="0"/>
+        <w:spacing w:after="0" w:line="360" w:lineRule="auto"/>
+        <w:rPr>
+          <w:rFonts w:ascii="David" w:hAnsi="David" w:cs="David" w:hint="cs"/>
+        </w:rPr>
+      </w:pPr>
+      <w:r>
+        <w:rPr>
+          <w:rFonts w:ascii="David" w:hAnsi="David" w:cs="David"/>
+        </w:rPr>
+        <w:t xml:space="preserve">Roee - </w:t>
+      </w:r>
+      <w:r>
+        <w:rPr>
+          <w:rFonts w:ascii="David" w:hAnsi="David" w:cs="David"/>
+          <w:rtl/>
+        </w:rPr>
+        <w:t xml:space="preserve"> 3,6,7,8</w:t>
+      </w:r>
     </w:p>
     <w:sectPr>
       <w:pgSz w:w="11906" w:h="16838"/>

--- a/Documentation.docx
+++ b/Documentation.docx
@@ -186,12 +186,26 @@
           <w:rFonts w:ascii="David" w:hAnsi="David" w:cs="David"/>
         </w:rPr>
         <w:tab/>
-        <w:t>In this document we would refrence to two different datasets:</w:t>
-      </w:r>
-    </w:p>
-    <w:p>
-      <w:pPr>
-        <w:pStyle w:val="ListParagraph"/>
+        <w:t xml:space="preserve">In this document we would </w:t>
+      </w:r>
+      <w:proofErr w:type="spellStart"/>
+      <w:r>
+        <w:rPr>
+          <w:rFonts w:ascii="David" w:hAnsi="David" w:cs="David"/>
+        </w:rPr>
+        <w:t>refrence</w:t>
+      </w:r>
+      <w:proofErr w:type="spellEnd"/>
+      <w:r>
+        <w:rPr>
+          <w:rFonts w:ascii="David" w:hAnsi="David" w:cs="David"/>
+        </w:rPr>
+        <w:t xml:space="preserve"> to two different datasets:</w:t>
+      </w:r>
+    </w:p>
+    <w:p>
+      <w:pPr>
+        <w:pStyle w:val="a9"/>
         <w:numPr>
           <w:ilvl w:val="0"/>
           <w:numId w:val="15"/>
@@ -223,7 +237,7 @@
     </w:p>
     <w:p>
       <w:pPr>
-        <w:pStyle w:val="ListParagraph"/>
+        <w:pStyle w:val="a9"/>
         <w:numPr>
           <w:ilvl w:val="0"/>
           <w:numId w:val="15"/>
@@ -253,7 +267,7 @@
     </w:p>
     <w:p>
       <w:pPr>
-        <w:pStyle w:val="ListParagraph"/>
+        <w:pStyle w:val="a9"/>
         <w:numPr>
           <w:ilvl w:val="0"/>
           <w:numId w:val="10"/>
@@ -281,7 +295,7 @@
     </w:p>
     <w:p>
       <w:pPr>
-        <w:pStyle w:val="ListParagraph"/>
+        <w:pStyle w:val="a9"/>
         <w:numPr>
           <w:ilvl w:val="0"/>
           <w:numId w:val="10"/>
@@ -324,7 +338,7 @@
     </w:p>
     <w:p>
       <w:pPr>
-        <w:pStyle w:val="ListParagraph"/>
+        <w:pStyle w:val="a9"/>
         <w:numPr>
           <w:ilvl w:val="0"/>
           <w:numId w:val="10"/>
@@ -358,7 +372,7 @@
     </w:p>
     <w:p>
       <w:pPr>
-        <w:pStyle w:val="ListParagraph"/>
+        <w:pStyle w:val="a9"/>
         <w:numPr>
           <w:ilvl w:val="0"/>
           <w:numId w:val="10"/>
@@ -392,7 +406,7 @@
     </w:p>
     <w:p>
       <w:pPr>
-        <w:pStyle w:val="ListParagraph"/>
+        <w:pStyle w:val="a9"/>
         <w:numPr>
           <w:ilvl w:val="0"/>
           <w:numId w:val="10"/>
@@ -432,7 +446,7 @@
     </w:p>
     <w:p>
       <w:pPr>
-        <w:pStyle w:val="ListParagraph"/>
+        <w:pStyle w:val="a9"/>
         <w:numPr>
           <w:ilvl w:val="0"/>
           <w:numId w:val="10"/>
@@ -455,7 +469,35 @@
         <w:rPr>
           <w:rFonts w:ascii="David" w:hAnsi="David" w:cs="David"/>
         </w:rPr>
-        <w:t xml:space="preserve"> The data comes from sensor measurments installed on each F1 car, that measure the telemetry data of  the car at 3.7Hz (almost 4 times a second).</w:t>
+        <w:t xml:space="preserve"> The data comes from sensor </w:t>
+      </w:r>
+      <w:proofErr w:type="spellStart"/>
+      <w:r>
+        <w:rPr>
+          <w:rFonts w:ascii="David" w:hAnsi="David" w:cs="David"/>
+        </w:rPr>
+        <w:t>measurments</w:t>
+      </w:r>
+      <w:proofErr w:type="spellEnd"/>
+      <w:r>
+        <w:rPr>
+          <w:rFonts w:ascii="David" w:hAnsi="David" w:cs="David"/>
+        </w:rPr>
+        <w:t xml:space="preserve"> installed on each F1 car, that measure the telemetry data </w:t>
+      </w:r>
+      <w:proofErr w:type="gramStart"/>
+      <w:r>
+        <w:rPr>
+          <w:rFonts w:ascii="David" w:hAnsi="David" w:cs="David"/>
+        </w:rPr>
+        <w:t>of  the</w:t>
+      </w:r>
+      <w:proofErr w:type="gramEnd"/>
+      <w:r>
+        <w:rPr>
+          <w:rFonts w:ascii="David" w:hAnsi="David" w:cs="David"/>
+        </w:rPr>
+        <w:t xml:space="preserve"> car at 3.7Hz (almost 4 times a second).</w:t>
       </w:r>
     </w:p>
     <w:p>
@@ -569,13 +611,21 @@
         <w:rPr>
           <w:rFonts w:ascii="David" w:hAnsi="David" w:cs="David"/>
         </w:rPr>
-        <w:t xml:space="preserve">Each row </w:t>
-      </w:r>
-      <w:r>
-        <w:rPr>
-          <w:rFonts w:ascii="David" w:hAnsi="David" w:cs="David"/>
-        </w:rPr>
-        <w:t>is a sample taken in a certain time during the fastest lap of each driver in a qualifying round during one of the 4 races.</w:t>
+        <w:t xml:space="preserve">Each row is a sample taken </w:t>
+      </w:r>
+      <w:proofErr w:type="gramStart"/>
+      <w:r>
+        <w:rPr>
+          <w:rFonts w:ascii="David" w:hAnsi="David" w:cs="David"/>
+        </w:rPr>
+        <w:t>in</w:t>
+      </w:r>
+      <w:proofErr w:type="gramEnd"/>
+      <w:r>
+        <w:rPr>
+          <w:rFonts w:ascii="David" w:hAnsi="David" w:cs="David"/>
+        </w:rPr>
+        <w:t xml:space="preserve"> a certain time during the fastest lap of each driver in a qualifying round during one of the 4 races.</w:t>
       </w:r>
     </w:p>
     <w:p>
@@ -598,7 +648,7 @@
     </w:p>
     <w:p>
       <w:pPr>
-        <w:pStyle w:val="ListParagraph"/>
+        <w:pStyle w:val="a9"/>
         <w:numPr>
           <w:ilvl w:val="0"/>
           <w:numId w:val="14"/>
@@ -618,7 +668,7 @@
     </w:p>
     <w:p>
       <w:pPr>
-        <w:pStyle w:val="ListParagraph"/>
+        <w:pStyle w:val="a9"/>
         <w:numPr>
           <w:ilvl w:val="1"/>
           <w:numId w:val="14"/>
@@ -638,7 +688,7 @@
     </w:p>
     <w:p>
       <w:pPr>
-        <w:pStyle w:val="ListParagraph"/>
+        <w:pStyle w:val="a9"/>
         <w:numPr>
           <w:ilvl w:val="1"/>
           <w:numId w:val="14"/>
@@ -658,7 +708,7 @@
     </w:p>
     <w:p>
       <w:pPr>
-        <w:pStyle w:val="ListParagraph"/>
+        <w:pStyle w:val="a9"/>
         <w:numPr>
           <w:ilvl w:val="0"/>
           <w:numId w:val="14"/>
@@ -669,11 +719,19 @@
           <w:rFonts w:ascii="David" w:hAnsi="David" w:cs="David"/>
         </w:rPr>
       </w:pPr>
-      <w:r>
-        <w:rPr>
-          <w:rFonts w:ascii="David" w:hAnsi="David" w:cs="David"/>
-        </w:rPr>
-        <w:t xml:space="preserve">driver_number – </w:t>
+      <w:proofErr w:type="spellStart"/>
+      <w:r>
+        <w:rPr>
+          <w:rFonts w:ascii="David" w:hAnsi="David" w:cs="David"/>
+        </w:rPr>
+        <w:t>driver_number</w:t>
+      </w:r>
+      <w:proofErr w:type="spellEnd"/>
+      <w:r>
+        <w:rPr>
+          <w:rFonts w:ascii="David" w:hAnsi="David" w:cs="David"/>
+        </w:rPr>
+        <w:t xml:space="preserve"> – </w:t>
       </w:r>
       <w:r>
         <w:rPr>
@@ -684,7 +742,7 @@
     </w:p>
     <w:p>
       <w:pPr>
-        <w:pStyle w:val="ListParagraph"/>
+        <w:pStyle w:val="a9"/>
         <w:numPr>
           <w:ilvl w:val="1"/>
           <w:numId w:val="14"/>
@@ -699,12 +757,26 @@
         <w:rPr>
           <w:rFonts w:ascii="David" w:hAnsi="David" w:cs="David"/>
         </w:rPr>
-        <w:t>Units: ireelevant.</w:t>
-      </w:r>
-    </w:p>
-    <w:p>
-      <w:pPr>
-        <w:pStyle w:val="ListParagraph"/>
+        <w:t xml:space="preserve">Units: </w:t>
+      </w:r>
+      <w:proofErr w:type="spellStart"/>
+      <w:r>
+        <w:rPr>
+          <w:rFonts w:ascii="David" w:hAnsi="David" w:cs="David"/>
+        </w:rPr>
+        <w:t>ireelevant</w:t>
+      </w:r>
+      <w:proofErr w:type="spellEnd"/>
+      <w:r>
+        <w:rPr>
+          <w:rFonts w:ascii="David" w:hAnsi="David" w:cs="David"/>
+        </w:rPr>
+        <w:t>.</w:t>
+      </w:r>
+    </w:p>
+    <w:p>
+      <w:pPr>
+        <w:pStyle w:val="a9"/>
         <w:numPr>
           <w:ilvl w:val="1"/>
           <w:numId w:val="14"/>
@@ -719,13 +791,27 @@
         <w:rPr>
           <w:rFonts w:ascii="David" w:hAnsi="David" w:cs="David"/>
         </w:rPr>
-        <w:t xml:space="preserve">Possible value range: </w:t>
-      </w:r>
-      <w:r>
-        <w:rPr>
-          <w:rFonts w:ascii="David" w:hAnsi="David" w:cs="David"/>
-        </w:rPr>
-        <w:t>{1, 2,</w:t>
+        <w:t xml:space="preserve">Possible value </w:t>
+      </w:r>
+      <w:proofErr w:type="gramStart"/>
+      <w:r>
+        <w:rPr>
+          <w:rFonts w:ascii="David" w:hAnsi="David" w:cs="David"/>
+        </w:rPr>
+        <w:t xml:space="preserve">range: </w:t>
+      </w:r>
+      <w:r>
+        <w:rPr>
+          <w:rFonts w:ascii="David" w:hAnsi="David" w:cs="David"/>
+        </w:rPr>
+        <w:t>{</w:t>
+      </w:r>
+      <w:proofErr w:type="gramEnd"/>
+      <w:r>
+        <w:rPr>
+          <w:rFonts w:ascii="David" w:hAnsi="David" w:cs="David"/>
+        </w:rPr>
+        <w:t>1, 2,</w:t>
       </w:r>
       <w:r>
         <w:rPr>
@@ -737,7 +823,35 @@
         <w:rPr>
           <w:rFonts w:ascii="David" w:hAnsi="David" w:cs="David"/>
         </w:rPr>
-        <w:t xml:space="preserve"> 4, 10, 11, 14, 16, 18, 20, 22, 23, 24, 27, 31, 40, 44, 55, 63, 77</w:t>
+        <w:t xml:space="preserve"> 4, </w:t>
+      </w:r>
+      <w:proofErr w:type="gramStart"/>
+      <w:r>
+        <w:rPr>
+          <w:rFonts w:ascii="David" w:hAnsi="David" w:cs="David"/>
+        </w:rPr>
+        <w:t>10, 11</w:t>
+      </w:r>
+      <w:proofErr w:type="gramEnd"/>
+      <w:r>
+        <w:rPr>
+          <w:rFonts w:ascii="David" w:hAnsi="David" w:cs="David"/>
+        </w:rPr>
+        <w:t xml:space="preserve">, 14, 16, 18, 20, 22, 23, </w:t>
+      </w:r>
+      <w:proofErr w:type="gramStart"/>
+      <w:r>
+        <w:rPr>
+          <w:rFonts w:ascii="David" w:hAnsi="David" w:cs="David"/>
+        </w:rPr>
+        <w:t>24, 27</w:t>
+      </w:r>
+      <w:proofErr w:type="gramEnd"/>
+      <w:r>
+        <w:rPr>
+          <w:rFonts w:ascii="David" w:hAnsi="David" w:cs="David"/>
+        </w:rPr>
+        <w:t>, 31, 40, 44, 55, 63, 77</w:t>
       </w:r>
       <w:r>
         <w:rPr>
@@ -745,6 +859,7 @@
         </w:rPr>
         <w:t xml:space="preserve">, </w:t>
       </w:r>
+      <w:proofErr w:type="gramStart"/>
       <w:r>
         <w:rPr>
           <w:rFonts w:ascii="David" w:hAnsi="David" w:cs="David"/>
@@ -757,6 +872,7 @@
         </w:rPr>
         <w:t>}.</w:t>
       </w:r>
+      <w:proofErr w:type="gramEnd"/>
     </w:p>
     <w:p>
       <w:pPr>
@@ -778,7 +894,7 @@
     </w:p>
     <w:p>
       <w:pPr>
-        <w:pStyle w:val="ListParagraph"/>
+        <w:pStyle w:val="a9"/>
         <w:numPr>
           <w:ilvl w:val="0"/>
           <w:numId w:val="14"/>
@@ -789,40 +905,24 @@
           <w:rFonts w:ascii="David" w:hAnsi="David" w:cs="David"/>
         </w:rPr>
       </w:pPr>
-      <w:r>
-        <w:rPr>
-          <w:rFonts w:ascii="David" w:hAnsi="David" w:cs="David"/>
-        </w:rPr>
-        <w:t>lap</w:t>
-      </w:r>
-      <w:r>
-        <w:rPr>
-          <w:rFonts w:ascii="David" w:hAnsi="David" w:cs="David"/>
-        </w:rPr>
-        <w:t>_</w:t>
-      </w:r>
-      <w:r>
-        <w:rPr>
-          <w:rFonts w:ascii="David" w:hAnsi="David" w:cs="David"/>
-        </w:rPr>
-        <w:t xml:space="preserve">duration </w:t>
-      </w:r>
-      <w:r>
-        <w:rPr>
-          <w:rFonts w:ascii="David" w:hAnsi="David" w:cs="David"/>
-        </w:rPr>
-        <w:t xml:space="preserve">– </w:t>
-      </w:r>
-      <w:r>
-        <w:rPr>
-          <w:rFonts w:ascii="David" w:hAnsi="David" w:cs="David"/>
-        </w:rPr>
-        <w:t>the time needed to do the lap</w:t>
-      </w:r>
-    </w:p>
-    <w:p>
-      <w:pPr>
-        <w:pStyle w:val="ListParagraph"/>
+      <w:proofErr w:type="spellStart"/>
+      <w:r>
+        <w:rPr>
+          <w:rFonts w:ascii="David" w:hAnsi="David" w:cs="David"/>
+        </w:rPr>
+        <w:t>lap_duration</w:t>
+      </w:r>
+      <w:proofErr w:type="spellEnd"/>
+      <w:r>
+        <w:rPr>
+          <w:rFonts w:ascii="David" w:hAnsi="David" w:cs="David"/>
+        </w:rPr>
+        <w:t xml:space="preserve"> – the time needed to do the lap</w:t>
+      </w:r>
+    </w:p>
+    <w:p>
+      <w:pPr>
+        <w:pStyle w:val="a9"/>
         <w:numPr>
           <w:ilvl w:val="1"/>
           <w:numId w:val="14"/>
@@ -837,18 +937,12 @@
         <w:rPr>
           <w:rFonts w:ascii="David" w:hAnsi="David" w:cs="David"/>
         </w:rPr>
-        <w:t xml:space="preserve">Units: </w:t>
-      </w:r>
-      <w:r>
-        <w:rPr>
-          <w:rFonts w:ascii="David" w:hAnsi="David" w:cs="David"/>
-        </w:rPr>
-        <w:t>seconds</w:t>
-      </w:r>
-    </w:p>
-    <w:p>
-      <w:pPr>
-        <w:pStyle w:val="ListParagraph"/>
+        <w:t>Units: seconds</w:t>
+      </w:r>
+    </w:p>
+    <w:p>
+      <w:pPr>
+        <w:pStyle w:val="a9"/>
         <w:numPr>
           <w:ilvl w:val="1"/>
           <w:numId w:val="14"/>
@@ -864,18 +958,12 @@
           <w:rFonts w:ascii="David" w:hAnsi="David" w:cs="David"/>
         </w:rPr>
         <w:lastRenderedPageBreak/>
-        <w:t>Possible value range: 0-</w:t>
-      </w:r>
-      <w:r>
-        <w:rPr>
-          <w:rFonts w:ascii="David" w:hAnsi="David" w:cs="David"/>
-        </w:rPr>
-        <w:t>130 seconds</w:t>
-      </w:r>
-    </w:p>
-    <w:p>
-      <w:pPr>
-        <w:pStyle w:val="ListParagraph"/>
+        <w:t>Possible value range: 0-130 seconds</w:t>
+      </w:r>
+    </w:p>
+    <w:p>
+      <w:pPr>
+        <w:pStyle w:val="a9"/>
         <w:numPr>
           <w:ilvl w:val="0"/>
           <w:numId w:val="14"/>
@@ -890,30 +978,12 @@
         <w:rPr>
           <w:rFonts w:ascii="David" w:hAnsi="David" w:cs="David"/>
         </w:rPr>
-        <w:t>x</w:t>
-      </w:r>
-      <w:r>
-        <w:rPr>
-          <w:rFonts w:ascii="David" w:hAnsi="David" w:cs="David"/>
-        </w:rPr>
-        <w:t xml:space="preserve"> – the</w:t>
-      </w:r>
-      <w:r>
-        <w:rPr>
-          <w:rFonts w:ascii="David" w:hAnsi="David" w:cs="David"/>
-        </w:rPr>
-        <w:t xml:space="preserve"> drivers position in the x axis</w:t>
-      </w:r>
-      <w:r>
-        <w:rPr>
-          <w:rFonts w:ascii="David" w:hAnsi="David" w:cs="David"/>
-        </w:rPr>
-        <w:t>.</w:t>
-      </w:r>
-    </w:p>
-    <w:p>
-      <w:pPr>
-        <w:pStyle w:val="ListParagraph"/>
+        <w:t>x – the drivers position in the x axis.</w:t>
+      </w:r>
+    </w:p>
+    <w:p>
+      <w:pPr>
+        <w:pStyle w:val="a9"/>
         <w:numPr>
           <w:ilvl w:val="1"/>
           <w:numId w:val="14"/>
@@ -928,18 +998,12 @@
         <w:rPr>
           <w:rFonts w:ascii="David" w:hAnsi="David" w:cs="David"/>
         </w:rPr>
-        <w:t xml:space="preserve">Units: </w:t>
-      </w:r>
-      <w:r>
-        <w:rPr>
-          <w:rFonts w:ascii="David" w:hAnsi="David" w:cs="David"/>
-        </w:rPr>
-        <w:t>irrelevant.</w:t>
-      </w:r>
-    </w:p>
-    <w:p>
-      <w:pPr>
-        <w:pStyle w:val="ListParagraph"/>
+        <w:t>Units: irrelevant.</w:t>
+      </w:r>
+    </w:p>
+    <w:p>
+      <w:pPr>
+        <w:pStyle w:val="a9"/>
         <w:numPr>
           <w:ilvl w:val="1"/>
           <w:numId w:val="14"/>
@@ -954,18 +1018,12 @@
         <w:rPr>
           <w:rFonts w:ascii="David" w:hAnsi="David" w:cs="David"/>
         </w:rPr>
-        <w:t xml:space="preserve">Possible value range: </w:t>
-      </w:r>
-      <w:r>
-        <w:rPr>
-          <w:rFonts w:ascii="David" w:hAnsi="David" w:cs="David"/>
-        </w:rPr>
-        <w:t>-15000 - 15000</w:t>
-      </w:r>
-    </w:p>
-    <w:p>
-      <w:pPr>
-        <w:pStyle w:val="ListParagraph"/>
+        <w:t>Possible value range: -15000 - 15000</w:t>
+      </w:r>
+    </w:p>
+    <w:p>
+      <w:pPr>
+        <w:pStyle w:val="a9"/>
         <w:numPr>
           <w:ilvl w:val="0"/>
           <w:numId w:val="14"/>
@@ -980,24 +1038,12 @@
         <w:rPr>
           <w:rFonts w:ascii="David" w:hAnsi="David" w:cs="David"/>
         </w:rPr>
-        <w:t>y</w:t>
-      </w:r>
-      <w:r>
-        <w:rPr>
-          <w:rFonts w:ascii="David" w:hAnsi="David" w:cs="David"/>
-        </w:rPr>
-        <w:t xml:space="preserve"> – the </w:t>
-      </w:r>
-      <w:r>
-        <w:rPr>
-          <w:rFonts w:ascii="David" w:hAnsi="David" w:cs="David"/>
-        </w:rPr>
-        <w:t>drivers position in the y axis.</w:t>
-      </w:r>
-    </w:p>
-    <w:p>
-      <w:pPr>
-        <w:pStyle w:val="ListParagraph"/>
+        <w:t>y – the drivers position in the y axis.</w:t>
+      </w:r>
+    </w:p>
+    <w:p>
+      <w:pPr>
+        <w:pStyle w:val="a9"/>
         <w:numPr>
           <w:ilvl w:val="1"/>
           <w:numId w:val="14"/>
@@ -1012,18 +1058,12 @@
         <w:rPr>
           <w:rFonts w:ascii="David" w:hAnsi="David" w:cs="David"/>
         </w:rPr>
-        <w:t xml:space="preserve">Units: </w:t>
-      </w:r>
-      <w:r>
-        <w:rPr>
-          <w:rFonts w:ascii="David" w:hAnsi="David" w:cs="David"/>
-        </w:rPr>
-        <w:t>irrelevant.</w:t>
-      </w:r>
-    </w:p>
-    <w:p>
-      <w:pPr>
-        <w:pStyle w:val="ListParagraph"/>
+        <w:t>Units: irrelevant.</w:t>
+      </w:r>
+    </w:p>
+    <w:p>
+      <w:pPr>
+        <w:pStyle w:val="a9"/>
         <w:numPr>
           <w:ilvl w:val="1"/>
           <w:numId w:val="14"/>
@@ -1038,18 +1078,12 @@
         <w:rPr>
           <w:rFonts w:ascii="David" w:hAnsi="David" w:cs="David"/>
         </w:rPr>
-        <w:t xml:space="preserve">Possible value range: </w:t>
-      </w:r>
-      <w:r>
-        <w:rPr>
-          <w:rFonts w:ascii="David" w:hAnsi="David" w:cs="David"/>
-        </w:rPr>
-        <w:t>-20000 - 20000</w:t>
-      </w:r>
-    </w:p>
-    <w:p>
-      <w:pPr>
-        <w:pStyle w:val="ListParagraph"/>
+        <w:t>Possible value range: -20000 - 20000</w:t>
+      </w:r>
+    </w:p>
+    <w:p>
+      <w:pPr>
+        <w:pStyle w:val="a9"/>
         <w:numPr>
           <w:ilvl w:val="0"/>
           <w:numId w:val="14"/>
@@ -1087,7 +1121,7 @@
     </w:p>
     <w:p>
       <w:pPr>
-        <w:pStyle w:val="ListParagraph"/>
+        <w:pStyle w:val="a9"/>
         <w:numPr>
           <w:ilvl w:val="1"/>
           <w:numId w:val="14"/>
@@ -1107,7 +1141,7 @@
     </w:p>
     <w:p>
       <w:pPr>
-        <w:pStyle w:val="ListParagraph"/>
+        <w:pStyle w:val="a9"/>
         <w:numPr>
           <w:ilvl w:val="1"/>
           <w:numId w:val="14"/>
@@ -1127,7 +1161,7 @@
     </w:p>
     <w:p>
       <w:pPr>
-        <w:pStyle w:val="ListParagraph"/>
+        <w:pStyle w:val="a9"/>
         <w:numPr>
           <w:ilvl w:val="0"/>
           <w:numId w:val="14"/>
@@ -1142,12 +1176,26 @@
         <w:rPr>
           <w:rFonts w:ascii="David" w:hAnsi="David" w:cs="David"/>
         </w:rPr>
-        <w:t>brake – wether the brake pedal is pressed or not.</w:t>
-      </w:r>
-    </w:p>
-    <w:p>
-      <w:pPr>
-        <w:pStyle w:val="ListParagraph"/>
+        <w:t xml:space="preserve">brake – </w:t>
+      </w:r>
+      <w:proofErr w:type="spellStart"/>
+      <w:r>
+        <w:rPr>
+          <w:rFonts w:ascii="David" w:hAnsi="David" w:cs="David"/>
+        </w:rPr>
+        <w:t>wether</w:t>
+      </w:r>
+      <w:proofErr w:type="spellEnd"/>
+      <w:r>
+        <w:rPr>
+          <w:rFonts w:ascii="David" w:hAnsi="David" w:cs="David"/>
+        </w:rPr>
+        <w:t xml:space="preserve"> the brake pedal is pressed or not.</w:t>
+      </w:r>
+    </w:p>
+    <w:p>
+      <w:pPr>
+        <w:pStyle w:val="a9"/>
         <w:numPr>
           <w:ilvl w:val="1"/>
           <w:numId w:val="14"/>
@@ -1173,7 +1221,7 @@
     </w:p>
     <w:p>
       <w:pPr>
-        <w:pStyle w:val="ListParagraph"/>
+        <w:pStyle w:val="a9"/>
         <w:numPr>
           <w:ilvl w:val="1"/>
           <w:numId w:val="14"/>
@@ -1188,12 +1236,20 @@
         <w:rPr>
           <w:rFonts w:ascii="David" w:hAnsi="David" w:cs="David"/>
         </w:rPr>
-        <w:t>Possible value range: {0,100}</w:t>
-      </w:r>
-    </w:p>
-    <w:p>
-      <w:pPr>
-        <w:pStyle w:val="ListParagraph"/>
+        <w:t xml:space="preserve">Possible </w:t>
+      </w:r>
+      <w:proofErr w:type="gramStart"/>
+      <w:r>
+        <w:rPr>
+          <w:rFonts w:ascii="David" w:hAnsi="David" w:cs="David"/>
+        </w:rPr>
+        <w:t>value range: {0,100}</w:t>
+      </w:r>
+      <w:proofErr w:type="gramEnd"/>
+    </w:p>
+    <w:p>
+      <w:pPr>
+        <w:pStyle w:val="a9"/>
         <w:numPr>
           <w:ilvl w:val="0"/>
           <w:numId w:val="14"/>
@@ -1208,12 +1264,26 @@
         <w:rPr>
           <w:rFonts w:ascii="David" w:hAnsi="David" w:cs="David"/>
         </w:rPr>
-        <w:t>throttle – the throttle position precentage.</w:t>
-      </w:r>
-    </w:p>
-    <w:p>
-      <w:pPr>
-        <w:pStyle w:val="ListParagraph"/>
+        <w:t xml:space="preserve">throttle – the throttle position </w:t>
+      </w:r>
+      <w:proofErr w:type="spellStart"/>
+      <w:r>
+        <w:rPr>
+          <w:rFonts w:ascii="David" w:hAnsi="David" w:cs="David"/>
+        </w:rPr>
+        <w:t>precentage</w:t>
+      </w:r>
+      <w:proofErr w:type="spellEnd"/>
+      <w:r>
+        <w:rPr>
+          <w:rFonts w:ascii="David" w:hAnsi="David" w:cs="David"/>
+        </w:rPr>
+        <w:t>.</w:t>
+      </w:r>
+    </w:p>
+    <w:p>
+      <w:pPr>
+        <w:pStyle w:val="a9"/>
         <w:numPr>
           <w:ilvl w:val="1"/>
           <w:numId w:val="14"/>
@@ -1233,7 +1303,7 @@
     </w:p>
     <w:p>
       <w:pPr>
-        <w:pStyle w:val="ListParagraph"/>
+        <w:pStyle w:val="a9"/>
         <w:numPr>
           <w:ilvl w:val="1"/>
           <w:numId w:val="14"/>
@@ -1253,7 +1323,7 @@
     </w:p>
     <w:p>
       <w:pPr>
-        <w:pStyle w:val="ListParagraph"/>
+        <w:pStyle w:val="a9"/>
         <w:numPr>
           <w:ilvl w:val="0"/>
           <w:numId w:val="14"/>
@@ -1264,6 +1334,7 @@
           <w:rFonts w:ascii="David" w:hAnsi="David" w:cs="David"/>
         </w:rPr>
       </w:pPr>
+      <w:proofErr w:type="spellStart"/>
       <w:r>
         <w:rPr>
           <w:rFonts w:ascii="David" w:hAnsi="David" w:cs="David"/>
@@ -1274,7 +1345,14 @@
         <w:rPr>
           <w:rFonts w:ascii="David" w:hAnsi="David" w:cs="David"/>
         </w:rPr>
-        <w:t xml:space="preserve">_gear – </w:t>
+        <w:t>_gear</w:t>
+      </w:r>
+      <w:proofErr w:type="spellEnd"/>
+      <w:r>
+        <w:rPr>
+          <w:rFonts w:ascii="David" w:hAnsi="David" w:cs="David"/>
+        </w:rPr>
+        <w:t xml:space="preserve"> – </w:t>
       </w:r>
       <w:r>
         <w:rPr>
@@ -1285,7 +1363,7 @@
     </w:p>
     <w:p>
       <w:pPr>
-        <w:pStyle w:val="ListParagraph"/>
+        <w:pStyle w:val="a9"/>
         <w:numPr>
           <w:ilvl w:val="1"/>
           <w:numId w:val="14"/>
@@ -1305,7 +1383,7 @@
     </w:p>
     <w:p>
       <w:pPr>
-        <w:pStyle w:val="ListParagraph"/>
+        <w:pStyle w:val="a9"/>
         <w:numPr>
           <w:ilvl w:val="1"/>
           <w:numId w:val="14"/>
@@ -1325,7 +1403,7 @@
     </w:p>
     <w:p>
       <w:pPr>
-        <w:pStyle w:val="ListParagraph"/>
+        <w:pStyle w:val="a9"/>
         <w:numPr>
           <w:ilvl w:val="0"/>
           <w:numId w:val="14"/>
@@ -1352,12 +1430,26 @@
         <w:rPr>
           <w:rFonts w:ascii="David" w:hAnsi="David" w:cs="David"/>
         </w:rPr>
-        <w:t>the amount of rounds per minute the car engine is doing.</w:t>
-      </w:r>
-    </w:p>
-    <w:p>
-      <w:pPr>
-        <w:pStyle w:val="ListParagraph"/>
+        <w:t xml:space="preserve">the </w:t>
+      </w:r>
+      <w:proofErr w:type="gramStart"/>
+      <w:r>
+        <w:rPr>
+          <w:rFonts w:ascii="David" w:hAnsi="David" w:cs="David"/>
+        </w:rPr>
+        <w:t>amount</w:t>
+      </w:r>
+      <w:proofErr w:type="gramEnd"/>
+      <w:r>
+        <w:rPr>
+          <w:rFonts w:ascii="David" w:hAnsi="David" w:cs="David"/>
+        </w:rPr>
+        <w:t xml:space="preserve"> of rounds per minute the car engine is doing.</w:t>
+      </w:r>
+    </w:p>
+    <w:p>
+      <w:pPr>
+        <w:pStyle w:val="a9"/>
         <w:numPr>
           <w:ilvl w:val="1"/>
           <w:numId w:val="14"/>
@@ -1389,7 +1481,7 @@
     </w:p>
     <w:p>
       <w:pPr>
-        <w:pStyle w:val="ListParagraph"/>
+        <w:pStyle w:val="a9"/>
         <w:numPr>
           <w:ilvl w:val="1"/>
           <w:numId w:val="14"/>
@@ -1512,7 +1604,7 @@
     </w:p>
     <w:p>
       <w:pPr>
-        <w:pStyle w:val="ListParagraph"/>
+        <w:pStyle w:val="a9"/>
         <w:numPr>
           <w:ilvl w:val="0"/>
           <w:numId w:val="14"/>
@@ -1538,7 +1630,7 @@
     </w:p>
     <w:p>
       <w:pPr>
-        <w:pStyle w:val="ListParagraph"/>
+        <w:pStyle w:val="a9"/>
         <w:numPr>
           <w:ilvl w:val="1"/>
           <w:numId w:val="14"/>
@@ -1558,7 +1650,7 @@
     </w:p>
     <w:p>
       <w:pPr>
-        <w:pStyle w:val="ListParagraph"/>
+        <w:pStyle w:val="a9"/>
         <w:numPr>
           <w:ilvl w:val="1"/>
           <w:numId w:val="14"/>
@@ -1578,7 +1670,7 @@
     </w:p>
     <w:p>
       <w:pPr>
-        <w:pStyle w:val="ListParagraph"/>
+        <w:pStyle w:val="a9"/>
         <w:numPr>
           <w:ilvl w:val="0"/>
           <w:numId w:val="14"/>
@@ -1589,6 +1681,7 @@
           <w:rFonts w:ascii="David" w:hAnsi="David" w:cs="David"/>
         </w:rPr>
       </w:pPr>
+      <w:proofErr w:type="spellStart"/>
       <w:r>
         <w:rPr>
           <w:rFonts w:ascii="David" w:hAnsi="David" w:cs="David"/>
@@ -1619,6 +1712,7 @@
         </w:rPr>
         <w:t>id</w:t>
       </w:r>
+      <w:proofErr w:type="spellEnd"/>
       <w:r>
         <w:rPr>
           <w:rFonts w:ascii="David" w:hAnsi="David" w:cs="David"/>
@@ -1640,7 +1734,7 @@
     </w:p>
     <w:p>
       <w:pPr>
-        <w:pStyle w:val="ListParagraph"/>
+        <w:pStyle w:val="a9"/>
         <w:numPr>
           <w:ilvl w:val="1"/>
           <w:numId w:val="14"/>
@@ -1655,12 +1749,26 @@
         <w:rPr>
           <w:rFonts w:ascii="David" w:hAnsi="David" w:cs="David"/>
         </w:rPr>
-        <w:t>Units: ireelevant.</w:t>
-      </w:r>
-    </w:p>
-    <w:p>
-      <w:pPr>
-        <w:pStyle w:val="ListParagraph"/>
+        <w:t xml:space="preserve">Units: </w:t>
+      </w:r>
+      <w:proofErr w:type="spellStart"/>
+      <w:r>
+        <w:rPr>
+          <w:rFonts w:ascii="David" w:hAnsi="David" w:cs="David"/>
+        </w:rPr>
+        <w:t>ireelevant</w:t>
+      </w:r>
+      <w:proofErr w:type="spellEnd"/>
+      <w:r>
+        <w:rPr>
+          <w:rFonts w:ascii="David" w:hAnsi="David" w:cs="David"/>
+        </w:rPr>
+        <w:t>.</w:t>
+      </w:r>
+    </w:p>
+    <w:p>
+      <w:pPr>
+        <w:pStyle w:val="a9"/>
         <w:numPr>
           <w:ilvl w:val="1"/>
           <w:numId w:val="14"/>
@@ -1675,7 +1783,28 @@
         <w:rPr>
           <w:rFonts w:ascii="David" w:hAnsi="David" w:cs="David"/>
         </w:rPr>
-        <w:t>Possible value range: {101-110, 201-216, 301-316, 401-416}</w:t>
+        <w:t xml:space="preserve">Possible value </w:t>
+      </w:r>
+      <w:proofErr w:type="gramStart"/>
+      <w:r>
+        <w:rPr>
+          <w:rFonts w:ascii="David" w:hAnsi="David" w:cs="David"/>
+        </w:rPr>
+        <w:t>range: {</w:t>
+      </w:r>
+      <w:proofErr w:type="gramEnd"/>
+      <w:r>
+        <w:rPr>
+          <w:rFonts w:ascii="David" w:hAnsi="David" w:cs="David"/>
+        </w:rPr>
+        <w:t>101-110, 201-216, 301-316, 401-</w:t>
+      </w:r>
+      <w:proofErr w:type="gramStart"/>
+      <w:r>
+        <w:rPr>
+          <w:rFonts w:ascii="David" w:hAnsi="David" w:cs="David"/>
+        </w:rPr>
+        <w:t>416}</w:t>
       </w:r>
       <w:r>
         <w:rPr>
@@ -1683,10 +1812,11 @@
         </w:rPr>
         <w:t>.</w:t>
       </w:r>
-    </w:p>
-    <w:p>
-      <w:pPr>
-        <w:pStyle w:val="ListParagraph"/>
+      <w:proofErr w:type="gramEnd"/>
+    </w:p>
+    <w:p>
+      <w:pPr>
+        <w:pStyle w:val="a9"/>
         <w:numPr>
           <w:ilvl w:val="0"/>
           <w:numId w:val="14"/>
@@ -1697,11 +1827,19 @@
           <w:rFonts w:ascii="David" w:hAnsi="David" w:cs="David"/>
         </w:rPr>
       </w:pPr>
-      <w:r>
-        <w:rPr>
-          <w:rFonts w:ascii="David" w:hAnsi="David" w:cs="David"/>
-        </w:rPr>
-        <w:t xml:space="preserve">driver_number – </w:t>
+      <w:proofErr w:type="spellStart"/>
+      <w:r>
+        <w:rPr>
+          <w:rFonts w:ascii="David" w:hAnsi="David" w:cs="David"/>
+        </w:rPr>
+        <w:t>driver_number</w:t>
+      </w:r>
+      <w:proofErr w:type="spellEnd"/>
+      <w:r>
+        <w:rPr>
+          <w:rFonts w:ascii="David" w:hAnsi="David" w:cs="David"/>
+        </w:rPr>
+        <w:t xml:space="preserve"> – </w:t>
       </w:r>
       <w:r>
         <w:rPr>
@@ -1712,7 +1850,7 @@
     </w:p>
     <w:p>
       <w:pPr>
-        <w:pStyle w:val="ListParagraph"/>
+        <w:pStyle w:val="a9"/>
         <w:numPr>
           <w:ilvl w:val="1"/>
           <w:numId w:val="14"/>
@@ -1727,12 +1865,26 @@
         <w:rPr>
           <w:rFonts w:ascii="David" w:hAnsi="David" w:cs="David"/>
         </w:rPr>
-        <w:t>Units: ireelevant.</w:t>
-      </w:r>
-    </w:p>
-    <w:p>
-      <w:pPr>
-        <w:pStyle w:val="ListParagraph"/>
+        <w:t xml:space="preserve">Units: </w:t>
+      </w:r>
+      <w:proofErr w:type="spellStart"/>
+      <w:r>
+        <w:rPr>
+          <w:rFonts w:ascii="David" w:hAnsi="David" w:cs="David"/>
+        </w:rPr>
+        <w:t>ireelevant</w:t>
+      </w:r>
+      <w:proofErr w:type="spellEnd"/>
+      <w:r>
+        <w:rPr>
+          <w:rFonts w:ascii="David" w:hAnsi="David" w:cs="David"/>
+        </w:rPr>
+        <w:t>.</w:t>
+      </w:r>
+    </w:p>
+    <w:p>
+      <w:pPr>
+        <w:pStyle w:val="a9"/>
         <w:numPr>
           <w:ilvl w:val="1"/>
           <w:numId w:val="14"/>
@@ -1747,7 +1899,14 @@
         <w:rPr>
           <w:rFonts w:ascii="David" w:hAnsi="David" w:cs="David"/>
         </w:rPr>
-        <w:t xml:space="preserve">Possible value range: </w:t>
+        <w:t xml:space="preserve">Possible value </w:t>
+      </w:r>
+      <w:proofErr w:type="gramStart"/>
+      <w:r>
+        <w:rPr>
+          <w:rFonts w:ascii="David" w:hAnsi="David" w:cs="David"/>
+        </w:rPr>
+        <w:t xml:space="preserve">range: </w:t>
       </w:r>
       <w:r>
         <w:rPr>
@@ -1755,11 +1914,52 @@
         </w:rPr>
         <w:t>{</w:t>
       </w:r>
-      <w:r>
-        <w:rPr>
-          <w:rFonts w:ascii="David" w:hAnsi="David" w:cs="David"/>
-        </w:rPr>
-        <w:t>1</w:t>
+      <w:proofErr w:type="gramEnd"/>
+      <w:r>
+        <w:rPr>
+          <w:rFonts w:ascii="David" w:hAnsi="David" w:cs="David"/>
+        </w:rPr>
+        <w:t>1, 2,</w:t>
+      </w:r>
+      <w:r>
+        <w:rPr>
+          <w:rFonts w:ascii="David" w:hAnsi="David" w:cs="David"/>
+        </w:rPr>
+        <w:t xml:space="preserve"> 3,</w:t>
+      </w:r>
+      <w:r>
+        <w:rPr>
+          <w:rFonts w:ascii="David" w:hAnsi="David" w:cs="David"/>
+        </w:rPr>
+        <w:t xml:space="preserve"> 4, </w:t>
+      </w:r>
+      <w:proofErr w:type="gramStart"/>
+      <w:r>
+        <w:rPr>
+          <w:rFonts w:ascii="David" w:hAnsi="David" w:cs="David"/>
+        </w:rPr>
+        <w:t>10, 11</w:t>
+      </w:r>
+      <w:proofErr w:type="gramEnd"/>
+      <w:r>
+        <w:rPr>
+          <w:rFonts w:ascii="David" w:hAnsi="David" w:cs="David"/>
+        </w:rPr>
+        <w:t xml:space="preserve">, 14, 16, 18, 20, 22, 23, </w:t>
+      </w:r>
+      <w:proofErr w:type="gramStart"/>
+      <w:r>
+        <w:rPr>
+          <w:rFonts w:ascii="David" w:hAnsi="David" w:cs="David"/>
+        </w:rPr>
+        <w:t>24, 27</w:t>
+      </w:r>
+      <w:proofErr w:type="gramEnd"/>
+      <w:r>
+        <w:rPr>
+          <w:rFonts w:ascii="David" w:hAnsi="David" w:cs="David"/>
+        </w:rPr>
+        <w:t>, 31, 40, 44, 55, 63, 77</w:t>
       </w:r>
       <w:r>
         <w:rPr>
@@ -1767,234 +1967,7 @@
         </w:rPr>
         <w:t xml:space="preserve">, </w:t>
       </w:r>
-      <w:r>
-        <w:rPr>
-          <w:rFonts w:ascii="David" w:hAnsi="David" w:cs="David"/>
-        </w:rPr>
-        <w:t>2</w:t>
-      </w:r>
-      <w:r>
-        <w:rPr>
-          <w:rFonts w:ascii="David" w:hAnsi="David" w:cs="David"/>
-        </w:rPr>
-        <w:t>,</w:t>
-      </w:r>
-      <w:r>
-        <w:rPr>
-          <w:rFonts w:ascii="David" w:hAnsi="David" w:cs="David"/>
-        </w:rPr>
-        <w:t xml:space="preserve"> 3,</w:t>
-      </w:r>
-      <w:r>
-        <w:rPr>
-          <w:rFonts w:ascii="David" w:hAnsi="David" w:cs="David"/>
-        </w:rPr>
-        <w:t xml:space="preserve"> </w:t>
-      </w:r>
-      <w:r>
-        <w:rPr>
-          <w:rFonts w:ascii="David" w:hAnsi="David" w:cs="David"/>
-        </w:rPr>
-        <w:t>4</w:t>
-      </w:r>
-      <w:r>
-        <w:rPr>
-          <w:rFonts w:ascii="David" w:hAnsi="David" w:cs="David"/>
-        </w:rPr>
-        <w:t xml:space="preserve">, </w:t>
-      </w:r>
-      <w:r>
-        <w:rPr>
-          <w:rFonts w:ascii="David" w:hAnsi="David" w:cs="David"/>
-        </w:rPr>
-        <w:t>10</w:t>
-      </w:r>
-      <w:r>
-        <w:rPr>
-          <w:rFonts w:ascii="David" w:hAnsi="David" w:cs="David"/>
-        </w:rPr>
-        <w:t xml:space="preserve">, </w:t>
-      </w:r>
-      <w:r>
-        <w:rPr>
-          <w:rFonts w:ascii="David" w:hAnsi="David" w:cs="David"/>
-        </w:rPr>
-        <w:t>11</w:t>
-      </w:r>
-      <w:r>
-        <w:rPr>
-          <w:rFonts w:ascii="David" w:hAnsi="David" w:cs="David"/>
-        </w:rPr>
-        <w:t xml:space="preserve">, </w:t>
-      </w:r>
-      <w:r>
-        <w:rPr>
-          <w:rFonts w:ascii="David" w:hAnsi="David" w:cs="David"/>
-        </w:rPr>
-        <w:t>14</w:t>
-      </w:r>
-      <w:r>
-        <w:rPr>
-          <w:rFonts w:ascii="David" w:hAnsi="David" w:cs="David"/>
-        </w:rPr>
-        <w:t xml:space="preserve">, </w:t>
-      </w:r>
-      <w:r>
-        <w:rPr>
-          <w:rFonts w:ascii="David" w:hAnsi="David" w:cs="David"/>
-        </w:rPr>
-        <w:t>16</w:t>
-      </w:r>
-      <w:r>
-        <w:rPr>
-          <w:rFonts w:ascii="David" w:hAnsi="David" w:cs="David"/>
-        </w:rPr>
-        <w:t xml:space="preserve">, </w:t>
-      </w:r>
-      <w:r>
-        <w:rPr>
-          <w:rFonts w:ascii="David" w:hAnsi="David" w:cs="David"/>
-        </w:rPr>
-        <w:t>18</w:t>
-      </w:r>
-      <w:r>
-        <w:rPr>
-          <w:rFonts w:ascii="David" w:hAnsi="David" w:cs="David"/>
-        </w:rPr>
-        <w:t xml:space="preserve">, </w:t>
-      </w:r>
-      <w:r>
-        <w:rPr>
-          <w:rFonts w:ascii="David" w:hAnsi="David" w:cs="David"/>
-        </w:rPr>
-        <w:t>20</w:t>
-      </w:r>
-      <w:r>
-        <w:rPr>
-          <w:rFonts w:ascii="David" w:hAnsi="David" w:cs="David"/>
-        </w:rPr>
-        <w:t xml:space="preserve">, </w:t>
-      </w:r>
-      <w:r>
-        <w:rPr>
-          <w:rFonts w:ascii="David" w:hAnsi="David" w:cs="David"/>
-        </w:rPr>
-        <w:t>22</w:t>
-      </w:r>
-      <w:r>
-        <w:rPr>
-          <w:rFonts w:ascii="David" w:hAnsi="David" w:cs="David"/>
-        </w:rPr>
-        <w:t xml:space="preserve">, </w:t>
-      </w:r>
-      <w:r>
-        <w:rPr>
-          <w:rFonts w:ascii="David" w:hAnsi="David" w:cs="David"/>
-        </w:rPr>
-        <w:t>23</w:t>
-      </w:r>
-      <w:r>
-        <w:rPr>
-          <w:rFonts w:ascii="David" w:hAnsi="David" w:cs="David"/>
-        </w:rPr>
-        <w:t xml:space="preserve">, </w:t>
-      </w:r>
-      <w:r>
-        <w:rPr>
-          <w:rFonts w:ascii="David" w:hAnsi="David" w:cs="David"/>
-        </w:rPr>
-        <w:t>24</w:t>
-      </w:r>
-      <w:r>
-        <w:rPr>
-          <w:rFonts w:ascii="David" w:hAnsi="David" w:cs="David"/>
-        </w:rPr>
-        <w:t xml:space="preserve">, </w:t>
-      </w:r>
-      <w:r>
-        <w:rPr>
-          <w:rFonts w:ascii="David" w:hAnsi="David" w:cs="David"/>
-        </w:rPr>
-        <w:t>27</w:t>
-      </w:r>
-      <w:r>
-        <w:rPr>
-          <w:rFonts w:ascii="David" w:hAnsi="David" w:cs="David"/>
-        </w:rPr>
-        <w:t xml:space="preserve">, </w:t>
-      </w:r>
-      <w:r>
-        <w:rPr>
-          <w:rFonts w:ascii="David" w:hAnsi="David" w:cs="David"/>
-        </w:rPr>
-        <w:t>31</w:t>
-      </w:r>
-      <w:r>
-        <w:rPr>
-          <w:rFonts w:ascii="David" w:hAnsi="David" w:cs="David"/>
-        </w:rPr>
-        <w:t xml:space="preserve">, </w:t>
-      </w:r>
-      <w:r>
-        <w:rPr>
-          <w:rFonts w:ascii="David" w:hAnsi="David" w:cs="David"/>
-        </w:rPr>
-        <w:t>40</w:t>
-      </w:r>
-      <w:r>
-        <w:rPr>
-          <w:rFonts w:ascii="David" w:hAnsi="David" w:cs="David"/>
-        </w:rPr>
-        <w:t xml:space="preserve">, </w:t>
-      </w:r>
-      <w:r>
-        <w:rPr>
-          <w:rFonts w:ascii="David" w:hAnsi="David" w:cs="David"/>
-        </w:rPr>
-        <w:t>44</w:t>
-      </w:r>
-      <w:r>
-        <w:rPr>
-          <w:rFonts w:ascii="David" w:hAnsi="David" w:cs="David"/>
-        </w:rPr>
-        <w:t xml:space="preserve">, </w:t>
-      </w:r>
-      <w:r>
-        <w:rPr>
-          <w:rFonts w:ascii="David" w:hAnsi="David" w:cs="David"/>
-        </w:rPr>
-        <w:t>55</w:t>
-      </w:r>
-      <w:r>
-        <w:rPr>
-          <w:rFonts w:ascii="David" w:hAnsi="David" w:cs="David"/>
-        </w:rPr>
-        <w:t xml:space="preserve">, </w:t>
-      </w:r>
-      <w:r>
-        <w:rPr>
-          <w:rFonts w:ascii="David" w:hAnsi="David" w:cs="David"/>
-        </w:rPr>
-        <w:t>63</w:t>
-      </w:r>
-      <w:r>
-        <w:rPr>
-          <w:rFonts w:ascii="David" w:hAnsi="David" w:cs="David"/>
-        </w:rPr>
-        <w:t xml:space="preserve">, </w:t>
-      </w:r>
-      <w:r>
-        <w:rPr>
-          <w:rFonts w:ascii="David" w:hAnsi="David" w:cs="David"/>
-        </w:rPr>
-        <w:t>77</w:t>
-      </w:r>
-      <w:r>
-        <w:rPr>
-          <w:rFonts w:ascii="David" w:hAnsi="David" w:cs="David"/>
-        </w:rPr>
-        <w:t xml:space="preserve">, </w:t>
-      </w:r>
+      <w:proofErr w:type="gramStart"/>
       <w:r>
         <w:rPr>
           <w:rFonts w:ascii="David" w:hAnsi="David" w:cs="David"/>
@@ -2013,6 +1986,7 @@
         </w:rPr>
         <w:t>.</w:t>
       </w:r>
+      <w:proofErr w:type="gramEnd"/>
     </w:p>
     <w:p>
       <w:pPr>
@@ -2034,7 +2008,7 @@
     </w:p>
     <w:p>
       <w:pPr>
-        <w:pStyle w:val="ListParagraph"/>
+        <w:pStyle w:val="a9"/>
         <w:numPr>
           <w:ilvl w:val="0"/>
           <w:numId w:val="14"/>
@@ -2045,16 +2019,24 @@
           <w:rFonts w:ascii="David" w:hAnsi="David" w:cs="David"/>
         </w:rPr>
       </w:pPr>
-      <w:r>
-        <w:rPr>
-          <w:rFonts w:ascii="David" w:hAnsi="David" w:cs="David"/>
-        </w:rPr>
-        <w:t>entry_speed – the speed of the car in the start of the turn.</w:t>
-      </w:r>
-    </w:p>
-    <w:p>
-      <w:pPr>
-        <w:pStyle w:val="ListParagraph"/>
+      <w:proofErr w:type="spellStart"/>
+      <w:r>
+        <w:rPr>
+          <w:rFonts w:ascii="David" w:hAnsi="David" w:cs="David"/>
+        </w:rPr>
+        <w:t>entry_speed</w:t>
+      </w:r>
+      <w:proofErr w:type="spellEnd"/>
+      <w:r>
+        <w:rPr>
+          <w:rFonts w:ascii="David" w:hAnsi="David" w:cs="David"/>
+        </w:rPr>
+        <w:t xml:space="preserve"> – the speed of the car in the start of the turn.</w:t>
+      </w:r>
+    </w:p>
+    <w:p>
+      <w:pPr>
+        <w:pStyle w:val="a9"/>
         <w:numPr>
           <w:ilvl w:val="1"/>
           <w:numId w:val="14"/>
@@ -2074,7 +2056,7 @@
     </w:p>
     <w:p>
       <w:pPr>
-        <w:pStyle w:val="ListParagraph"/>
+        <w:pStyle w:val="a9"/>
         <w:numPr>
           <w:ilvl w:val="1"/>
           <w:numId w:val="14"/>
@@ -2095,7 +2077,7 @@
     </w:p>
     <w:p>
       <w:pPr>
-        <w:pStyle w:val="ListParagraph"/>
+        <w:pStyle w:val="a9"/>
         <w:numPr>
           <w:ilvl w:val="0"/>
           <w:numId w:val="14"/>
@@ -2106,16 +2088,24 @@
           <w:rFonts w:ascii="David" w:hAnsi="David" w:cs="David"/>
         </w:rPr>
       </w:pPr>
-      <w:r>
-        <w:rPr>
-          <w:rFonts w:ascii="David" w:hAnsi="David" w:cs="David"/>
-        </w:rPr>
-        <w:t>apex_speed – the minimal speed of the car during the turn.</w:t>
-      </w:r>
-    </w:p>
-    <w:p>
-      <w:pPr>
-        <w:pStyle w:val="ListParagraph"/>
+      <w:proofErr w:type="spellStart"/>
+      <w:r>
+        <w:rPr>
+          <w:rFonts w:ascii="David" w:hAnsi="David" w:cs="David"/>
+        </w:rPr>
+        <w:t>apex_speed</w:t>
+      </w:r>
+      <w:proofErr w:type="spellEnd"/>
+      <w:r>
+        <w:rPr>
+          <w:rFonts w:ascii="David" w:hAnsi="David" w:cs="David"/>
+        </w:rPr>
+        <w:t xml:space="preserve"> – the minimal speed of the car during the turn.</w:t>
+      </w:r>
+    </w:p>
+    <w:p>
+      <w:pPr>
+        <w:pStyle w:val="a9"/>
         <w:numPr>
           <w:ilvl w:val="1"/>
           <w:numId w:val="14"/>
@@ -2135,7 +2125,7 @@
     </w:p>
     <w:p>
       <w:pPr>
-        <w:pStyle w:val="ListParagraph"/>
+        <w:pStyle w:val="a9"/>
         <w:numPr>
           <w:ilvl w:val="1"/>
           <w:numId w:val="14"/>
@@ -2155,7 +2145,7 @@
     </w:p>
     <w:p>
       <w:pPr>
-        <w:pStyle w:val="ListParagraph"/>
+        <w:pStyle w:val="a9"/>
         <w:numPr>
           <w:ilvl w:val="0"/>
           <w:numId w:val="14"/>
@@ -2166,11 +2156,19 @@
           <w:rFonts w:ascii="David" w:hAnsi="David" w:cs="David"/>
         </w:rPr>
       </w:pPr>
-      <w:r>
-        <w:rPr>
-          <w:rFonts w:ascii="David" w:hAnsi="David" w:cs="David"/>
-        </w:rPr>
-        <w:t xml:space="preserve">exit_speed – the speed of the car </w:t>
+      <w:proofErr w:type="spellStart"/>
+      <w:r>
+        <w:rPr>
+          <w:rFonts w:ascii="David" w:hAnsi="David" w:cs="David"/>
+        </w:rPr>
+        <w:t>exit_speed</w:t>
+      </w:r>
+      <w:proofErr w:type="spellEnd"/>
+      <w:r>
+        <w:rPr>
+          <w:rFonts w:ascii="David" w:hAnsi="David" w:cs="David"/>
+        </w:rPr>
+        <w:t xml:space="preserve"> – the speed of the car </w:t>
       </w:r>
       <w:r>
         <w:rPr>
@@ -2187,7 +2185,7 @@
     </w:p>
     <w:p>
       <w:pPr>
-        <w:pStyle w:val="ListParagraph"/>
+        <w:pStyle w:val="a9"/>
         <w:numPr>
           <w:ilvl w:val="1"/>
           <w:numId w:val="14"/>
@@ -2207,7 +2205,7 @@
     </w:p>
     <w:p>
       <w:pPr>
-        <w:pStyle w:val="ListParagraph"/>
+        <w:pStyle w:val="a9"/>
         <w:numPr>
           <w:ilvl w:val="1"/>
           <w:numId w:val="14"/>
@@ -2227,7 +2225,7 @@
     </w:p>
     <w:p>
       <w:pPr>
-        <w:pStyle w:val="ListParagraph"/>
+        <w:pStyle w:val="a9"/>
         <w:numPr>
           <w:ilvl w:val="0"/>
           <w:numId w:val="14"/>
@@ -2238,16 +2236,52 @@
           <w:rFonts w:ascii="David" w:hAnsi="David" w:cs="David"/>
         </w:rPr>
       </w:pPr>
-      <w:r>
-        <w:rPr>
-          <w:rFonts w:ascii="David" w:hAnsi="David" w:cs="David"/>
-        </w:rPr>
-        <w:t>speed_drop – the difference between “entry_speed” to “apex_speed”.</w:t>
-      </w:r>
-    </w:p>
-    <w:p>
-      <w:pPr>
-        <w:pStyle w:val="ListParagraph"/>
+      <w:proofErr w:type="spellStart"/>
+      <w:r>
+        <w:rPr>
+          <w:rFonts w:ascii="David" w:hAnsi="David" w:cs="David"/>
+        </w:rPr>
+        <w:t>speed_drop</w:t>
+      </w:r>
+      <w:proofErr w:type="spellEnd"/>
+      <w:r>
+        <w:rPr>
+          <w:rFonts w:ascii="David" w:hAnsi="David" w:cs="David"/>
+        </w:rPr>
+        <w:t xml:space="preserve"> – the difference between “</w:t>
+      </w:r>
+      <w:proofErr w:type="spellStart"/>
+      <w:r>
+        <w:rPr>
+          <w:rFonts w:ascii="David" w:hAnsi="David" w:cs="David"/>
+        </w:rPr>
+        <w:t>entry_speed</w:t>
+      </w:r>
+      <w:proofErr w:type="spellEnd"/>
+      <w:r>
+        <w:rPr>
+          <w:rFonts w:ascii="David" w:hAnsi="David" w:cs="David"/>
+        </w:rPr>
+        <w:t>” to “</w:t>
+      </w:r>
+      <w:proofErr w:type="spellStart"/>
+      <w:r>
+        <w:rPr>
+          <w:rFonts w:ascii="David" w:hAnsi="David" w:cs="David"/>
+        </w:rPr>
+        <w:t>apex_speed</w:t>
+      </w:r>
+      <w:proofErr w:type="spellEnd"/>
+      <w:r>
+        <w:rPr>
+          <w:rFonts w:ascii="David" w:hAnsi="David" w:cs="David"/>
+        </w:rPr>
+        <w:t>”.</w:t>
+      </w:r>
+    </w:p>
+    <w:p>
+      <w:pPr>
+        <w:pStyle w:val="a9"/>
         <w:numPr>
           <w:ilvl w:val="1"/>
           <w:numId w:val="14"/>
@@ -2267,7 +2301,7 @@
     </w:p>
     <w:p>
       <w:pPr>
-        <w:pStyle w:val="ListParagraph"/>
+        <w:pStyle w:val="a9"/>
         <w:numPr>
           <w:ilvl w:val="1"/>
           <w:numId w:val="14"/>
@@ -2293,7 +2327,7 @@
     </w:p>
     <w:p>
       <w:pPr>
-        <w:pStyle w:val="ListParagraph"/>
+        <w:pStyle w:val="a9"/>
         <w:numPr>
           <w:ilvl w:val="0"/>
           <w:numId w:val="14"/>
@@ -2304,16 +2338,38 @@
           <w:rFonts w:ascii="David" w:hAnsi="David" w:cs="David"/>
         </w:rPr>
       </w:pPr>
-      <w:r>
-        <w:rPr>
-          <w:rFonts w:ascii="David" w:hAnsi="David" w:cs="David"/>
-        </w:rPr>
-        <w:t xml:space="preserve">braking_pct_before_apex – the precentage of the segment of the turn that is before the apex in which the driver presses on the brake pedal </w:t>
-      </w:r>
-    </w:p>
-    <w:p>
-      <w:pPr>
-        <w:pStyle w:val="ListParagraph"/>
+      <w:proofErr w:type="spellStart"/>
+      <w:r>
+        <w:rPr>
+          <w:rFonts w:ascii="David" w:hAnsi="David" w:cs="David"/>
+        </w:rPr>
+        <w:t>braking_pct_before_apex</w:t>
+      </w:r>
+      <w:proofErr w:type="spellEnd"/>
+      <w:r>
+        <w:rPr>
+          <w:rFonts w:ascii="David" w:hAnsi="David" w:cs="David"/>
+        </w:rPr>
+        <w:t xml:space="preserve"> – the </w:t>
+      </w:r>
+      <w:proofErr w:type="spellStart"/>
+      <w:r>
+        <w:rPr>
+          <w:rFonts w:ascii="David" w:hAnsi="David" w:cs="David"/>
+        </w:rPr>
+        <w:t>precentage</w:t>
+      </w:r>
+      <w:proofErr w:type="spellEnd"/>
+      <w:r>
+        <w:rPr>
+          <w:rFonts w:ascii="David" w:hAnsi="David" w:cs="David"/>
+        </w:rPr>
+        <w:t xml:space="preserve"> of the segment of the turn that is before the apex in which the driver presses on the brake pedal </w:t>
+      </w:r>
+    </w:p>
+    <w:p>
+      <w:pPr>
+        <w:pStyle w:val="a9"/>
         <w:numPr>
           <w:ilvl w:val="1"/>
           <w:numId w:val="14"/>
@@ -2336,12 +2392,14 @@
         </w:rPr>
         <w:t xml:space="preserve"> </w:t>
       </w:r>
+      <w:proofErr w:type="spellStart"/>
       <w:r>
         <w:rPr>
           <w:rFonts w:ascii="David" w:hAnsi="David" w:cs="David"/>
         </w:rPr>
         <w:t>precentage</w:t>
       </w:r>
+      <w:proofErr w:type="spellEnd"/>
       <w:r>
         <w:rPr>
           <w:rFonts w:ascii="David" w:hAnsi="David" w:cs="David"/>
@@ -2351,7 +2409,7 @@
     </w:p>
     <w:p>
       <w:pPr>
-        <w:pStyle w:val="ListParagraph"/>
+        <w:pStyle w:val="a9"/>
         <w:numPr>
           <w:ilvl w:val="1"/>
           <w:numId w:val="14"/>
@@ -2371,7 +2429,7 @@
     </w:p>
     <w:p>
       <w:pPr>
-        <w:pStyle w:val="ListParagraph"/>
+        <w:pStyle w:val="a9"/>
         <w:numPr>
           <w:ilvl w:val="0"/>
           <w:numId w:val="14"/>
@@ -2382,22 +2440,38 @@
           <w:rFonts w:ascii="David" w:hAnsi="David" w:cs="David"/>
         </w:rPr>
       </w:pPr>
+      <w:proofErr w:type="spellStart"/>
       <w:r>
         <w:rPr>
           <w:rFonts w:ascii="David" w:hAnsi="David" w:cs="David"/>
         </w:rPr>
         <w:t>trail_braking_pct</w:t>
       </w:r>
-      <w:r>
-        <w:rPr>
-          <w:rFonts w:ascii="David" w:hAnsi="David" w:cs="David"/>
-        </w:rPr>
-        <w:t xml:space="preserve"> – the precentage of the turn in which the driver performed “trail breaking” (a slow release of the brake pedal).</w:t>
-      </w:r>
-    </w:p>
-    <w:p>
-      <w:pPr>
-        <w:pStyle w:val="ListParagraph"/>
+      <w:proofErr w:type="spellEnd"/>
+      <w:r>
+        <w:rPr>
+          <w:rFonts w:ascii="David" w:hAnsi="David" w:cs="David"/>
+        </w:rPr>
+        <w:t xml:space="preserve"> – the </w:t>
+      </w:r>
+      <w:proofErr w:type="spellStart"/>
+      <w:r>
+        <w:rPr>
+          <w:rFonts w:ascii="David" w:hAnsi="David" w:cs="David"/>
+        </w:rPr>
+        <w:t>precentage</w:t>
+      </w:r>
+      <w:proofErr w:type="spellEnd"/>
+      <w:r>
+        <w:rPr>
+          <w:rFonts w:ascii="David" w:hAnsi="David" w:cs="David"/>
+        </w:rPr>
+        <w:t xml:space="preserve"> of the turn in which the driver performed “trail breaking” (a slow release of the brake pedal).</w:t>
+      </w:r>
+    </w:p>
+    <w:p>
+      <w:pPr>
+        <w:pStyle w:val="a9"/>
         <w:numPr>
           <w:ilvl w:val="1"/>
           <w:numId w:val="14"/>
@@ -2414,12 +2488,14 @@
         </w:rPr>
         <w:t xml:space="preserve">Units: </w:t>
       </w:r>
+      <w:proofErr w:type="spellStart"/>
       <w:r>
         <w:rPr>
           <w:rFonts w:ascii="David" w:hAnsi="David" w:cs="David"/>
         </w:rPr>
         <w:t>precentage</w:t>
       </w:r>
+      <w:proofErr w:type="spellEnd"/>
       <w:r>
         <w:rPr>
           <w:rFonts w:ascii="David" w:hAnsi="David" w:cs="David"/>
@@ -2429,7 +2505,7 @@
     </w:p>
     <w:p>
       <w:pPr>
-        <w:pStyle w:val="ListParagraph"/>
+        <w:pStyle w:val="a9"/>
         <w:numPr>
           <w:ilvl w:val="1"/>
           <w:numId w:val="14"/>
@@ -2449,7 +2525,7 @@
     </w:p>
     <w:p>
       <w:pPr>
-        <w:pStyle w:val="ListParagraph"/>
+        <w:pStyle w:val="a9"/>
         <w:numPr>
           <w:ilvl w:val="0"/>
           <w:numId w:val="14"/>
@@ -2460,11 +2536,33 @@
           <w:rFonts w:ascii="David" w:hAnsi="David" w:cs="David"/>
         </w:rPr>
       </w:pPr>
-      <w:r>
-        <w:rPr>
-          <w:rFonts w:ascii="David" w:hAnsi="David" w:cs="David"/>
-        </w:rPr>
-        <w:t xml:space="preserve">throttle_app_pct_after_apex – the precentage of the </w:t>
+      <w:proofErr w:type="spellStart"/>
+      <w:r>
+        <w:rPr>
+          <w:rFonts w:ascii="David" w:hAnsi="David" w:cs="David"/>
+        </w:rPr>
+        <w:t>throttle_app_pct_after_apex</w:t>
+      </w:r>
+      <w:proofErr w:type="spellEnd"/>
+      <w:r>
+        <w:rPr>
+          <w:rFonts w:ascii="David" w:hAnsi="David" w:cs="David"/>
+        </w:rPr>
+        <w:t xml:space="preserve"> – the </w:t>
+      </w:r>
+      <w:proofErr w:type="spellStart"/>
+      <w:r>
+        <w:rPr>
+          <w:rFonts w:ascii="David" w:hAnsi="David" w:cs="David"/>
+        </w:rPr>
+        <w:t>precentage</w:t>
+      </w:r>
+      <w:proofErr w:type="spellEnd"/>
+      <w:r>
+        <w:rPr>
+          <w:rFonts w:ascii="David" w:hAnsi="David" w:cs="David"/>
+        </w:rPr>
+        <w:t xml:space="preserve"> of the </w:t>
       </w:r>
       <w:r>
         <w:rPr>
@@ -2475,7 +2573,7 @@
     </w:p>
     <w:p>
       <w:pPr>
-        <w:pStyle w:val="ListParagraph"/>
+        <w:pStyle w:val="a9"/>
         <w:numPr>
           <w:ilvl w:val="1"/>
           <w:numId w:val="14"/>
@@ -2492,12 +2590,14 @@
         </w:rPr>
         <w:t xml:space="preserve">Units: </w:t>
       </w:r>
+      <w:proofErr w:type="spellStart"/>
       <w:r>
         <w:rPr>
           <w:rFonts w:ascii="David" w:hAnsi="David" w:cs="David"/>
         </w:rPr>
         <w:t>precentage</w:t>
       </w:r>
+      <w:proofErr w:type="spellEnd"/>
       <w:r>
         <w:rPr>
           <w:rFonts w:ascii="David" w:hAnsi="David" w:cs="David"/>
@@ -2507,7 +2607,7 @@
     </w:p>
     <w:p>
       <w:pPr>
-        <w:pStyle w:val="ListParagraph"/>
+        <w:pStyle w:val="a9"/>
         <w:numPr>
           <w:ilvl w:val="1"/>
           <w:numId w:val="14"/>
@@ -2527,7 +2627,7 @@
     </w:p>
     <w:p>
       <w:pPr>
-        <w:pStyle w:val="ListParagraph"/>
+        <w:pStyle w:val="a9"/>
         <w:numPr>
           <w:ilvl w:val="0"/>
           <w:numId w:val="14"/>
@@ -2538,16 +2638,38 @@
           <w:rFonts w:ascii="David" w:hAnsi="David" w:cs="David"/>
         </w:rPr>
       </w:pPr>
-      <w:r>
-        <w:rPr>
-          <w:rFonts w:ascii="David" w:hAnsi="David" w:cs="David"/>
-        </w:rPr>
-        <w:t>coasting_pct – the precentage of the turn in which the driver didn’t press on the brake nor the throttle.</w:t>
-      </w:r>
-    </w:p>
-    <w:p>
-      <w:pPr>
-        <w:pStyle w:val="ListParagraph"/>
+      <w:proofErr w:type="spellStart"/>
+      <w:r>
+        <w:rPr>
+          <w:rFonts w:ascii="David" w:hAnsi="David" w:cs="David"/>
+        </w:rPr>
+        <w:t>coasting_pct</w:t>
+      </w:r>
+      <w:proofErr w:type="spellEnd"/>
+      <w:r>
+        <w:rPr>
+          <w:rFonts w:ascii="David" w:hAnsi="David" w:cs="David"/>
+        </w:rPr>
+        <w:t xml:space="preserve"> – the </w:t>
+      </w:r>
+      <w:proofErr w:type="spellStart"/>
+      <w:r>
+        <w:rPr>
+          <w:rFonts w:ascii="David" w:hAnsi="David" w:cs="David"/>
+        </w:rPr>
+        <w:t>precentage</w:t>
+      </w:r>
+      <w:proofErr w:type="spellEnd"/>
+      <w:r>
+        <w:rPr>
+          <w:rFonts w:ascii="David" w:hAnsi="David" w:cs="David"/>
+        </w:rPr>
+        <w:t xml:space="preserve"> of the turn in which the driver didn’t press on the brake nor the throttle.</w:t>
+      </w:r>
+    </w:p>
+    <w:p>
+      <w:pPr>
+        <w:pStyle w:val="a9"/>
         <w:numPr>
           <w:ilvl w:val="1"/>
           <w:numId w:val="14"/>
@@ -2564,12 +2686,14 @@
         </w:rPr>
         <w:t xml:space="preserve">Units: </w:t>
       </w:r>
+      <w:proofErr w:type="spellStart"/>
       <w:r>
         <w:rPr>
           <w:rFonts w:ascii="David" w:hAnsi="David" w:cs="David"/>
         </w:rPr>
         <w:t>precentage</w:t>
       </w:r>
+      <w:proofErr w:type="spellEnd"/>
       <w:r>
         <w:rPr>
           <w:rFonts w:ascii="David" w:hAnsi="David" w:cs="David"/>
@@ -2579,7 +2703,7 @@
     </w:p>
     <w:p>
       <w:pPr>
-        <w:pStyle w:val="ListParagraph"/>
+        <w:pStyle w:val="a9"/>
         <w:numPr>
           <w:ilvl w:val="1"/>
           <w:numId w:val="14"/>
@@ -2599,7 +2723,7 @@
     </w:p>
     <w:p>
       <w:pPr>
-        <w:pStyle w:val="ListParagraph"/>
+        <w:pStyle w:val="a9"/>
         <w:numPr>
           <w:ilvl w:val="0"/>
           <w:numId w:val="14"/>
@@ -2610,22 +2734,44 @@
           <w:rFonts w:ascii="David" w:hAnsi="David" w:cs="David"/>
         </w:rPr>
       </w:pPr>
-      <w:r>
-        <w:rPr>
-          <w:rFonts w:ascii="David" w:hAnsi="David" w:cs="David"/>
-        </w:rPr>
-        <w:t xml:space="preserve">breaking_time_pct – </w:t>
-      </w:r>
-      <w:r>
-        <w:rPr>
-          <w:rFonts w:ascii="David" w:hAnsi="David" w:cs="David"/>
-        </w:rPr>
-        <w:t>the precentage of the turn in which the driver pressed the brake pedal.</w:t>
-      </w:r>
-    </w:p>
-    <w:p>
-      <w:pPr>
-        <w:pStyle w:val="ListParagraph"/>
+      <w:proofErr w:type="spellStart"/>
+      <w:r>
+        <w:rPr>
+          <w:rFonts w:ascii="David" w:hAnsi="David" w:cs="David"/>
+        </w:rPr>
+        <w:t>breaking_time_pct</w:t>
+      </w:r>
+      <w:proofErr w:type="spellEnd"/>
+      <w:r>
+        <w:rPr>
+          <w:rFonts w:ascii="David" w:hAnsi="David" w:cs="David"/>
+        </w:rPr>
+        <w:t xml:space="preserve"> – </w:t>
+      </w:r>
+      <w:r>
+        <w:rPr>
+          <w:rFonts w:ascii="David" w:hAnsi="David" w:cs="David"/>
+        </w:rPr>
+        <w:t xml:space="preserve">the </w:t>
+      </w:r>
+      <w:proofErr w:type="spellStart"/>
+      <w:r>
+        <w:rPr>
+          <w:rFonts w:ascii="David" w:hAnsi="David" w:cs="David"/>
+        </w:rPr>
+        <w:t>precentage</w:t>
+      </w:r>
+      <w:proofErr w:type="spellEnd"/>
+      <w:r>
+        <w:rPr>
+          <w:rFonts w:ascii="David" w:hAnsi="David" w:cs="David"/>
+        </w:rPr>
+        <w:t xml:space="preserve"> of the turn in which the driver pressed the brake pedal.</w:t>
+      </w:r>
+    </w:p>
+    <w:p>
+      <w:pPr>
+        <w:pStyle w:val="a9"/>
         <w:numPr>
           <w:ilvl w:val="1"/>
           <w:numId w:val="14"/>
@@ -2640,12 +2786,26 @@
         <w:rPr>
           <w:rFonts w:ascii="David" w:hAnsi="David" w:cs="David"/>
         </w:rPr>
-        <w:t>Units: precentage.</w:t>
-      </w:r>
-    </w:p>
-    <w:p>
-      <w:pPr>
-        <w:pStyle w:val="ListParagraph"/>
+        <w:t xml:space="preserve">Units: </w:t>
+      </w:r>
+      <w:proofErr w:type="spellStart"/>
+      <w:r>
+        <w:rPr>
+          <w:rFonts w:ascii="David" w:hAnsi="David" w:cs="David"/>
+        </w:rPr>
+        <w:t>precentage</w:t>
+      </w:r>
+      <w:proofErr w:type="spellEnd"/>
+      <w:r>
+        <w:rPr>
+          <w:rFonts w:ascii="David" w:hAnsi="David" w:cs="David"/>
+        </w:rPr>
+        <w:t>.</w:t>
+      </w:r>
+    </w:p>
+    <w:p>
+      <w:pPr>
+        <w:pStyle w:val="a9"/>
         <w:numPr>
           <w:ilvl w:val="1"/>
           <w:numId w:val="14"/>
@@ -2665,7 +2825,7 @@
     </w:p>
     <w:p>
       <w:pPr>
-        <w:pStyle w:val="ListParagraph"/>
+        <w:pStyle w:val="a9"/>
         <w:numPr>
           <w:ilvl w:val="0"/>
           <w:numId w:val="14"/>
@@ -2676,11 +2836,19 @@
           <w:rFonts w:ascii="David" w:hAnsi="David" w:cs="David"/>
         </w:rPr>
       </w:pPr>
-      <w:r>
-        <w:rPr>
-          <w:rFonts w:ascii="David" w:hAnsi="David" w:cs="David"/>
-        </w:rPr>
-        <w:t xml:space="preserve">min_gear </w:t>
+      <w:proofErr w:type="spellStart"/>
+      <w:r>
+        <w:rPr>
+          <w:rFonts w:ascii="David" w:hAnsi="David" w:cs="David"/>
+        </w:rPr>
+        <w:t>min_gear</w:t>
+      </w:r>
+      <w:proofErr w:type="spellEnd"/>
+      <w:r>
+        <w:rPr>
+          <w:rFonts w:ascii="David" w:hAnsi="David" w:cs="David"/>
+        </w:rPr>
+        <w:t xml:space="preserve"> </w:t>
       </w:r>
       <w:r>
         <w:rPr>
@@ -2703,7 +2871,7 @@
     </w:p>
     <w:p>
       <w:pPr>
-        <w:pStyle w:val="ListParagraph"/>
+        <w:pStyle w:val="a9"/>
         <w:numPr>
           <w:ilvl w:val="1"/>
           <w:numId w:val="14"/>
@@ -2723,7 +2891,7 @@
     </w:p>
     <w:p>
       <w:pPr>
-        <w:pStyle w:val="ListParagraph"/>
+        <w:pStyle w:val="a9"/>
         <w:numPr>
           <w:ilvl w:val="1"/>
           <w:numId w:val="14"/>
@@ -2749,7 +2917,7 @@
     </w:p>
     <w:p>
       <w:pPr>
-        <w:pStyle w:val="ListParagraph"/>
+        <w:pStyle w:val="a9"/>
         <w:numPr>
           <w:ilvl w:val="0"/>
           <w:numId w:val="14"/>
@@ -2760,11 +2928,19 @@
           <w:rFonts w:ascii="David" w:hAnsi="David" w:cs="David"/>
         </w:rPr>
       </w:pPr>
-      <w:r>
-        <w:rPr>
-          <w:rFonts w:ascii="David" w:hAnsi="David" w:cs="David"/>
-        </w:rPr>
-        <w:t xml:space="preserve">avg_throttle – </w:t>
+      <w:proofErr w:type="spellStart"/>
+      <w:r>
+        <w:rPr>
+          <w:rFonts w:ascii="David" w:hAnsi="David" w:cs="David"/>
+        </w:rPr>
+        <w:t>avg_throttle</w:t>
+      </w:r>
+      <w:proofErr w:type="spellEnd"/>
+      <w:r>
+        <w:rPr>
+          <w:rFonts w:ascii="David" w:hAnsi="David" w:cs="David"/>
+        </w:rPr>
+        <w:t xml:space="preserve"> – </w:t>
       </w:r>
       <w:r>
         <w:rPr>
@@ -2806,7 +2982,7 @@
     </w:p>
     <w:p>
       <w:pPr>
-        <w:pStyle w:val="ListParagraph"/>
+        <w:pStyle w:val="a9"/>
         <w:numPr>
           <w:ilvl w:val="1"/>
           <w:numId w:val="14"/>
@@ -2821,12 +2997,26 @@
         <w:rPr>
           <w:rFonts w:ascii="David" w:hAnsi="David" w:cs="David"/>
         </w:rPr>
-        <w:t>Units: precentage.</w:t>
-      </w:r>
-    </w:p>
-    <w:p>
-      <w:pPr>
-        <w:pStyle w:val="ListParagraph"/>
+        <w:t xml:space="preserve">Units: </w:t>
+      </w:r>
+      <w:proofErr w:type="spellStart"/>
+      <w:r>
+        <w:rPr>
+          <w:rFonts w:ascii="David" w:hAnsi="David" w:cs="David"/>
+        </w:rPr>
+        <w:t>precentage</w:t>
+      </w:r>
+      <w:proofErr w:type="spellEnd"/>
+      <w:r>
+        <w:rPr>
+          <w:rFonts w:ascii="David" w:hAnsi="David" w:cs="David"/>
+        </w:rPr>
+        <w:t>.</w:t>
+      </w:r>
+    </w:p>
+    <w:p>
+      <w:pPr>
+        <w:pStyle w:val="a9"/>
         <w:numPr>
           <w:ilvl w:val="1"/>
           <w:numId w:val="14"/>
@@ -2858,7 +3048,7 @@
     </w:p>
     <w:p>
       <w:pPr>
-        <w:pStyle w:val="ListParagraph"/>
+        <w:pStyle w:val="a9"/>
         <w:numPr>
           <w:ilvl w:val="0"/>
           <w:numId w:val="14"/>
@@ -2869,16 +3059,24 @@
           <w:rFonts w:ascii="David" w:hAnsi="David" w:cs="David"/>
         </w:rPr>
       </w:pPr>
-      <w:r>
-        <w:rPr>
-          <w:rFonts w:ascii="David" w:hAnsi="David" w:cs="David"/>
-        </w:rPr>
-        <w:t>avg_speed – The average speed of the car during the turn.</w:t>
-      </w:r>
-    </w:p>
-    <w:p>
-      <w:pPr>
-        <w:pStyle w:val="ListParagraph"/>
+      <w:proofErr w:type="spellStart"/>
+      <w:r>
+        <w:rPr>
+          <w:rFonts w:ascii="David" w:hAnsi="David" w:cs="David"/>
+        </w:rPr>
+        <w:t>avg_speed</w:t>
+      </w:r>
+      <w:proofErr w:type="spellEnd"/>
+      <w:r>
+        <w:rPr>
+          <w:rFonts w:ascii="David" w:hAnsi="David" w:cs="David"/>
+        </w:rPr>
+        <w:t xml:space="preserve"> – The average speed of the car during the turn.</w:t>
+      </w:r>
+    </w:p>
+    <w:p>
+      <w:pPr>
+        <w:pStyle w:val="a9"/>
         <w:numPr>
           <w:ilvl w:val="1"/>
           <w:numId w:val="14"/>
@@ -2898,7 +3096,7 @@
     </w:p>
     <w:p>
       <w:pPr>
-        <w:pStyle w:val="ListParagraph"/>
+        <w:pStyle w:val="a9"/>
         <w:numPr>
           <w:ilvl w:val="1"/>
           <w:numId w:val="14"/>
@@ -2993,7 +3191,35 @@
         <w:rPr>
           <w:rFonts w:ascii="David" w:hAnsi="David" w:cs="David"/>
         </w:rPr>
-        <w:t>We must notice there is a big difference in scale between the features that are speed-based, which are measured in km/h and are between 0-400, and the features that are braking/throttle-based, which are measured in precentages between 0-1. There will be a process of normalization of the features to the 0-1 range, in order to make sure that no feature has dramatic influence over the outcome of the clustering process.</w:t>
+        <w:t xml:space="preserve">We must notice there is a big difference in scale between the features that are speed-based, which are measured in km/h and are between 0-400, and the features that are braking/throttle-based, which are measured in </w:t>
+      </w:r>
+      <w:proofErr w:type="spellStart"/>
+      <w:r>
+        <w:rPr>
+          <w:rFonts w:ascii="David" w:hAnsi="David" w:cs="David"/>
+        </w:rPr>
+        <w:t>precentages</w:t>
+      </w:r>
+      <w:proofErr w:type="spellEnd"/>
+      <w:r>
+        <w:rPr>
+          <w:rFonts w:ascii="David" w:hAnsi="David" w:cs="David"/>
+        </w:rPr>
+        <w:t xml:space="preserve"> between 0-1. There will be a process of normalization of the features to the 0-1 range, </w:t>
+      </w:r>
+      <w:proofErr w:type="gramStart"/>
+      <w:r>
+        <w:rPr>
+          <w:rFonts w:ascii="David" w:hAnsi="David" w:cs="David"/>
+        </w:rPr>
+        <w:t>in order to</w:t>
+      </w:r>
+      <w:proofErr w:type="gramEnd"/>
+      <w:r>
+        <w:rPr>
+          <w:rFonts w:ascii="David" w:hAnsi="David" w:cs="David"/>
+        </w:rPr>
+        <w:t xml:space="preserve"> make sure that no feature has dramatic influence over the outcome of the clustering process.</w:t>
       </w:r>
     </w:p>
     <w:p>
@@ -3090,7 +3316,7 @@
         <w:bidi w:val="0"/>
         <w:spacing w:after="0" w:line="360" w:lineRule="auto"/>
         <w:rPr>
-          <w:rFonts w:ascii="David" w:hAnsi="David" w:cs="David" w:hint="cs"/>
+          <w:rFonts w:ascii="David" w:hAnsi="David" w:cs="David"/>
           <w:rtl/>
         </w:rPr>
       </w:pPr>
@@ -3098,13 +3324,69 @@
         <w:rPr>
           <w:rFonts w:ascii="David" w:hAnsi="David" w:cs="David"/>
         </w:rPr>
-        <w:t>Our data is imported through the API of the project “OpenF1”, that aims to make official data from races accecible to the public for research purposes. In addition to making the data accesible, the project already filters any missing value caused by technical issues like damaged sensors.</w:t>
-      </w:r>
-      <w:r>
-        <w:rPr>
-          <w:rFonts w:ascii="David" w:hAnsi="David" w:cs="David"/>
-        </w:rPr>
-        <w:t xml:space="preserve"> Therfore, we cannot calculate the precentage of missing values from the entire dataset.</w:t>
+        <w:t xml:space="preserve">Our data is imported through the API of the project “OpenF1”, that aims to make official data from races </w:t>
+      </w:r>
+      <w:proofErr w:type="spellStart"/>
+      <w:r>
+        <w:rPr>
+          <w:rFonts w:ascii="David" w:hAnsi="David" w:cs="David"/>
+        </w:rPr>
+        <w:t>accecible</w:t>
+      </w:r>
+      <w:proofErr w:type="spellEnd"/>
+      <w:r>
+        <w:rPr>
+          <w:rFonts w:ascii="David" w:hAnsi="David" w:cs="David"/>
+        </w:rPr>
+        <w:t xml:space="preserve"> to the public for research purposes. In addition to making the data </w:t>
+      </w:r>
+      <w:proofErr w:type="spellStart"/>
+      <w:r>
+        <w:rPr>
+          <w:rFonts w:ascii="David" w:hAnsi="David" w:cs="David"/>
+        </w:rPr>
+        <w:t>accesible</w:t>
+      </w:r>
+      <w:proofErr w:type="spellEnd"/>
+      <w:r>
+        <w:rPr>
+          <w:rFonts w:ascii="David" w:hAnsi="David" w:cs="David"/>
+        </w:rPr>
+        <w:t>, the project already filters any missing value caused by technical issues like damaged sensors.</w:t>
+      </w:r>
+      <w:r>
+        <w:rPr>
+          <w:rFonts w:ascii="David" w:hAnsi="David" w:cs="David"/>
+        </w:rPr>
+        <w:t xml:space="preserve"> </w:t>
+      </w:r>
+      <w:proofErr w:type="spellStart"/>
+      <w:r>
+        <w:rPr>
+          <w:rFonts w:ascii="David" w:hAnsi="David" w:cs="David"/>
+        </w:rPr>
+        <w:t>Therfore</w:t>
+      </w:r>
+      <w:proofErr w:type="spellEnd"/>
+      <w:r>
+        <w:rPr>
+          <w:rFonts w:ascii="David" w:hAnsi="David" w:cs="David"/>
+        </w:rPr>
+        <w:t xml:space="preserve">, we cannot calculate the </w:t>
+      </w:r>
+      <w:proofErr w:type="spellStart"/>
+      <w:r>
+        <w:rPr>
+          <w:rFonts w:ascii="David" w:hAnsi="David" w:cs="David"/>
+        </w:rPr>
+        <w:t>precentage</w:t>
+      </w:r>
+      <w:proofErr w:type="spellEnd"/>
+      <w:r>
+        <w:rPr>
+          <w:rFonts w:ascii="David" w:hAnsi="David" w:cs="David"/>
+        </w:rPr>
+        <w:t xml:space="preserve"> of missing values from the entire dataset.</w:t>
       </w:r>
     </w:p>
     <w:p>
@@ -3133,7 +3415,7 @@
     </w:p>
     <w:p>
       <w:pPr>
-        <w:pStyle w:val="ListParagraph"/>
+        <w:pStyle w:val="a9"/>
         <w:numPr>
           <w:ilvl w:val="0"/>
           <w:numId w:val="13"/>
@@ -3150,11 +3432,19 @@
         </w:rPr>
         <w:t xml:space="preserve">There are </w:t>
       </w:r>
-      <w:r>
-        <w:rPr>
-          <w:rFonts w:ascii="David" w:hAnsi="David" w:cs="David"/>
-        </w:rPr>
-        <w:t xml:space="preserve">approximatly </w:t>
+      <w:proofErr w:type="spellStart"/>
+      <w:r>
+        <w:rPr>
+          <w:rFonts w:ascii="David" w:hAnsi="David" w:cs="David"/>
+        </w:rPr>
+        <w:t>approximatly</w:t>
+      </w:r>
+      <w:proofErr w:type="spellEnd"/>
+      <w:r>
+        <w:rPr>
+          <w:rFonts w:ascii="David" w:hAnsi="David" w:cs="David"/>
+        </w:rPr>
+        <w:t xml:space="preserve"> </w:t>
       </w:r>
       <w:r>
         <w:rPr>
@@ -3183,7 +3473,7 @@
     </w:p>
     <w:p>
       <w:pPr>
-        <w:pStyle w:val="ListParagraph"/>
+        <w:pStyle w:val="a9"/>
         <w:numPr>
           <w:ilvl w:val="0"/>
           <w:numId w:val="13"/>
@@ -3259,7 +3549,7 @@
       <w:pPr>
         <w:spacing w:after="0" w:line="360" w:lineRule="auto"/>
         <w:rPr>
-          <w:rFonts w:ascii="David" w:hAnsi="David" w:cs="David" w:hint="cs"/>
+          <w:rFonts w:ascii="David" w:hAnsi="David" w:cs="David"/>
           <w:rtl/>
         </w:rPr>
       </w:pPr>
@@ -3362,7 +3652,7 @@
     </w:p>
     <w:tbl>
       <w:tblPr>
-        <w:tblStyle w:val="TableGrid"/>
+        <w:tblStyle w:val="af"/>
         <w:tblW w:w="0" w:type="auto"/>
         <w:tblLook w:val="04A0" w:firstRow="1" w:lastRow="0" w:firstColumn="1" w:lastColumn="0" w:noHBand="0" w:noVBand="1"/>
       </w:tblPr>
@@ -3389,6 +3679,7 @@
                 <w:bCs/>
               </w:rPr>
             </w:pPr>
+            <w:proofErr w:type="spellStart"/>
             <w:r>
               <w:rPr>
                 <w:rFonts w:ascii="David" w:hAnsi="David" w:cs="David"/>
@@ -3397,6 +3688,7 @@
               </w:rPr>
               <w:t>Feature_Name</w:t>
             </w:r>
+            <w:proofErr w:type="spellEnd"/>
           </w:p>
         </w:tc>
         <w:tc>
@@ -3509,6 +3801,7 @@
                 <w:bCs/>
               </w:rPr>
             </w:pPr>
+            <w:proofErr w:type="spellStart"/>
             <w:r>
               <w:rPr>
                 <w:rFonts w:ascii="David" w:hAnsi="David" w:cs="David"/>
@@ -3517,6 +3810,7 @@
               </w:rPr>
               <w:t>Standard_Deviation</w:t>
             </w:r>
+            <w:proofErr w:type="spellEnd"/>
           </w:p>
         </w:tc>
       </w:tr>
@@ -3662,12 +3956,14 @@
                 <w:rFonts w:ascii="David" w:hAnsi="David" w:cs="David"/>
               </w:rPr>
             </w:pPr>
+            <w:proofErr w:type="spellStart"/>
             <w:r>
               <w:rPr>
                 <w:rFonts w:ascii="David" w:hAnsi="David" w:cs="David"/>
               </w:rPr>
               <w:t>n_gear</w:t>
             </w:r>
+            <w:proofErr w:type="spellEnd"/>
           </w:p>
         </w:tc>
         <w:tc>
@@ -4341,24 +4637,12 @@
         <w:rPr>
           <w:rFonts w:ascii="David" w:hAnsi="David" w:cs="David"/>
         </w:rPr>
-        <w:t xml:space="preserve">After using box plots to analyze the data, we have reached </w:t>
-      </w:r>
-      <w:r>
-        <w:rPr>
-          <w:rFonts w:ascii="David" w:hAnsi="David" w:cs="David"/>
-        </w:rPr>
-        <w:t xml:space="preserve">a few </w:t>
-      </w:r>
-      <w:r>
-        <w:rPr>
-          <w:rFonts w:ascii="David" w:hAnsi="David" w:cs="David"/>
-        </w:rPr>
-        <w:t>conclusions:</w:t>
-      </w:r>
-    </w:p>
-    <w:p>
-      <w:pPr>
-        <w:pStyle w:val="ListParagraph"/>
+        <w:t>After using box plots to analyze the data, we have reached a few conclusions:</w:t>
+      </w:r>
+    </w:p>
+    <w:p>
+      <w:pPr>
+        <w:pStyle w:val="a9"/>
         <w:numPr>
           <w:ilvl w:val="0"/>
           <w:numId w:val="16"/>
@@ -4387,12 +4671,26 @@
         <w:rPr>
           <w:rFonts w:ascii="David" w:hAnsi="David" w:cs="David"/>
         </w:rPr>
-        <w:t xml:space="preserve"> in our data, simply because they are bounded by physics, for example, we didn’t see any negtive speed or gear number, simply because they don’t exist.</w:t>
-      </w:r>
-    </w:p>
-    <w:p>
-      <w:pPr>
-        <w:pStyle w:val="ListParagraph"/>
+        <w:t xml:space="preserve"> in our data, simply because they are bounded by physics, for example, we didn’t see any </w:t>
+      </w:r>
+      <w:proofErr w:type="spellStart"/>
+      <w:r>
+        <w:rPr>
+          <w:rFonts w:ascii="David" w:hAnsi="David" w:cs="David"/>
+        </w:rPr>
+        <w:t>negtive</w:t>
+      </w:r>
+      <w:proofErr w:type="spellEnd"/>
+      <w:r>
+        <w:rPr>
+          <w:rFonts w:ascii="David" w:hAnsi="David" w:cs="David"/>
+        </w:rPr>
+        <w:t xml:space="preserve"> speed or gear number, simply because they don’t exist.</w:t>
+      </w:r>
+    </w:p>
+    <w:p>
+      <w:pPr>
+        <w:pStyle w:val="a9"/>
         <w:numPr>
           <w:ilvl w:val="0"/>
           <w:numId w:val="16"/>
@@ -4413,12 +4711,26 @@
         <w:rPr>
           <w:rFonts w:ascii="David" w:hAnsi="David" w:cs="David"/>
         </w:rPr>
-        <w:t xml:space="preserve"> and redundent, </w:t>
-      </w:r>
-    </w:p>
-    <w:p>
-      <w:pPr>
-        <w:pStyle w:val="ListParagraph"/>
+        <w:t xml:space="preserve"> and </w:t>
+      </w:r>
+      <w:proofErr w:type="spellStart"/>
+      <w:r>
+        <w:rPr>
+          <w:rFonts w:ascii="David" w:hAnsi="David" w:cs="David"/>
+        </w:rPr>
+        <w:t>redundent</w:t>
+      </w:r>
+      <w:proofErr w:type="spellEnd"/>
+      <w:r>
+        <w:rPr>
+          <w:rFonts w:ascii="David" w:hAnsi="David" w:cs="David"/>
+        </w:rPr>
+        <w:t xml:space="preserve">, </w:t>
+      </w:r>
+    </w:p>
+    <w:p>
+      <w:pPr>
+        <w:pStyle w:val="a9"/>
         <w:numPr>
           <w:ilvl w:val="0"/>
           <w:numId w:val="16"/>
@@ -4506,7 +4818,7 @@
     </w:p>
     <w:tbl>
       <w:tblPr>
-        <w:tblStyle w:val="TableGrid"/>
+        <w:tblStyle w:val="af"/>
         <w:tblW w:w="0" w:type="auto"/>
         <w:tblLook w:val="04A0" w:firstRow="1" w:lastRow="0" w:firstColumn="1" w:lastColumn="0" w:noHBand="0" w:noVBand="1"/>
       </w:tblPr>
@@ -4533,6 +4845,7 @@
                 <w:bCs/>
               </w:rPr>
             </w:pPr>
+            <w:proofErr w:type="spellStart"/>
             <w:r>
               <w:rPr>
                 <w:rFonts w:ascii="David" w:hAnsi="David" w:cs="David"/>
@@ -4541,6 +4854,7 @@
               </w:rPr>
               <w:t>Feature_Name</w:t>
             </w:r>
+            <w:proofErr w:type="spellEnd"/>
           </w:p>
         </w:tc>
         <w:tc>
@@ -4653,6 +4967,7 @@
                 <w:bCs/>
               </w:rPr>
             </w:pPr>
+            <w:proofErr w:type="spellStart"/>
             <w:r>
               <w:rPr>
                 <w:rFonts w:ascii="David" w:hAnsi="David" w:cs="David"/>
@@ -4661,6 +4976,7 @@
               </w:rPr>
               <w:t>Standard_Deviation</w:t>
             </w:r>
+            <w:proofErr w:type="spellEnd"/>
           </w:p>
         </w:tc>
       </w:tr>
@@ -4677,12 +4993,14 @@
                 <w:rFonts w:ascii="David" w:hAnsi="David" w:cs="David"/>
               </w:rPr>
             </w:pPr>
+            <w:proofErr w:type="spellStart"/>
             <w:r>
               <w:rPr>
                 <w:rFonts w:ascii="David" w:hAnsi="David" w:cs="David"/>
               </w:rPr>
               <w:t>entry_speed</w:t>
             </w:r>
+            <w:proofErr w:type="spellEnd"/>
           </w:p>
         </w:tc>
         <w:tc>
@@ -4799,12 +5117,14 @@
                 <w:rFonts w:ascii="David" w:hAnsi="David" w:cs="David"/>
               </w:rPr>
             </w:pPr>
+            <w:proofErr w:type="spellStart"/>
             <w:r>
               <w:rPr>
                 <w:rFonts w:ascii="David" w:hAnsi="David" w:cs="David"/>
               </w:rPr>
               <w:t>apex_speed</w:t>
             </w:r>
+            <w:proofErr w:type="spellEnd"/>
           </w:p>
         </w:tc>
         <w:tc>
@@ -4921,12 +5241,14 @@
                 <w:rFonts w:ascii="David" w:hAnsi="David" w:cs="David"/>
               </w:rPr>
             </w:pPr>
+            <w:proofErr w:type="spellStart"/>
             <w:r>
               <w:rPr>
                 <w:rFonts w:ascii="David" w:hAnsi="David" w:cs="David"/>
               </w:rPr>
               <w:t>exit_speed</w:t>
             </w:r>
+            <w:proofErr w:type="spellEnd"/>
           </w:p>
         </w:tc>
         <w:tc>
@@ -5043,12 +5365,14 @@
                 <w:rFonts w:ascii="David" w:hAnsi="David" w:cs="David"/>
               </w:rPr>
             </w:pPr>
+            <w:proofErr w:type="spellStart"/>
             <w:r>
               <w:rPr>
                 <w:rFonts w:ascii="David" w:hAnsi="David" w:cs="David"/>
               </w:rPr>
               <w:t>speed_drop</w:t>
             </w:r>
+            <w:proofErr w:type="spellEnd"/>
           </w:p>
         </w:tc>
         <w:tc>
@@ -5165,12 +5489,14 @@
                 <w:rFonts w:ascii="David" w:hAnsi="David" w:cs="David"/>
               </w:rPr>
             </w:pPr>
+            <w:proofErr w:type="spellStart"/>
             <w:r>
               <w:rPr>
                 <w:rFonts w:ascii="David" w:hAnsi="David" w:cs="David"/>
               </w:rPr>
               <w:t>braking_pct_before_apex</w:t>
             </w:r>
+            <w:proofErr w:type="spellEnd"/>
           </w:p>
         </w:tc>
         <w:tc>
@@ -5287,12 +5613,14 @@
                 <w:rFonts w:ascii="David" w:hAnsi="David" w:cs="David"/>
               </w:rPr>
             </w:pPr>
+            <w:proofErr w:type="spellStart"/>
             <w:r>
               <w:rPr>
                 <w:rFonts w:ascii="David" w:hAnsi="David" w:cs="David"/>
               </w:rPr>
               <w:t>trail_braking_pct</w:t>
             </w:r>
+            <w:proofErr w:type="spellEnd"/>
           </w:p>
         </w:tc>
         <w:tc>
@@ -5409,12 +5737,14 @@
                 <w:rFonts w:ascii="David" w:hAnsi="David" w:cs="David"/>
               </w:rPr>
             </w:pPr>
+            <w:proofErr w:type="spellStart"/>
             <w:r>
               <w:rPr>
                 <w:rFonts w:ascii="David" w:hAnsi="David" w:cs="David"/>
               </w:rPr>
               <w:t>throttle_app_pct_after_apex</w:t>
             </w:r>
+            <w:proofErr w:type="spellEnd"/>
           </w:p>
         </w:tc>
         <w:tc>
@@ -5531,12 +5861,14 @@
                 <w:rFonts w:ascii="David" w:hAnsi="David" w:cs="David"/>
               </w:rPr>
             </w:pPr>
+            <w:proofErr w:type="spellStart"/>
             <w:r>
               <w:rPr>
                 <w:rFonts w:ascii="David" w:hAnsi="David" w:cs="David"/>
               </w:rPr>
               <w:t>coasting_pct</w:t>
             </w:r>
+            <w:proofErr w:type="spellEnd"/>
           </w:p>
         </w:tc>
         <w:tc>
@@ -5653,12 +5985,14 @@
                 <w:rFonts w:ascii="David" w:hAnsi="David" w:cs="David"/>
               </w:rPr>
             </w:pPr>
+            <w:proofErr w:type="spellStart"/>
             <w:r>
               <w:rPr>
                 <w:rFonts w:ascii="David" w:hAnsi="David" w:cs="David"/>
               </w:rPr>
               <w:t>braking_time_pct</w:t>
             </w:r>
+            <w:proofErr w:type="spellEnd"/>
           </w:p>
         </w:tc>
         <w:tc>
@@ -5775,12 +6109,14 @@
                 <w:rFonts w:ascii="David" w:hAnsi="David" w:cs="David"/>
               </w:rPr>
             </w:pPr>
+            <w:proofErr w:type="spellStart"/>
             <w:r>
               <w:rPr>
                 <w:rFonts w:ascii="David" w:hAnsi="David" w:cs="David"/>
               </w:rPr>
               <w:t>average_throttle</w:t>
             </w:r>
+            <w:proofErr w:type="spellEnd"/>
           </w:p>
         </w:tc>
         <w:tc>
@@ -5897,12 +6233,14 @@
                 <w:rFonts w:ascii="David" w:hAnsi="David" w:cs="David"/>
               </w:rPr>
             </w:pPr>
+            <w:proofErr w:type="spellStart"/>
             <w:r>
               <w:rPr>
                 <w:rFonts w:ascii="David" w:hAnsi="David" w:cs="David"/>
               </w:rPr>
               <w:t>min_gear</w:t>
             </w:r>
+            <w:proofErr w:type="spellEnd"/>
           </w:p>
         </w:tc>
         <w:tc>
@@ -6019,12 +6357,14 @@
                 <w:rFonts w:ascii="David" w:hAnsi="David" w:cs="David"/>
               </w:rPr>
             </w:pPr>
+            <w:proofErr w:type="spellStart"/>
             <w:r>
               <w:rPr>
                 <w:rFonts w:ascii="David" w:hAnsi="David" w:cs="David"/>
               </w:rPr>
               <w:t>average_speed</w:t>
             </w:r>
+            <w:proofErr w:type="spellEnd"/>
           </w:p>
         </w:tc>
         <w:tc>
@@ -6172,7 +6512,7 @@
     </w:p>
     <w:p>
       <w:pPr>
-        <w:pStyle w:val="ListParagraph"/>
+        <w:pStyle w:val="a9"/>
         <w:numPr>
           <w:ilvl w:val="0"/>
           <w:numId w:val="16"/>
@@ -6201,12 +6541,26 @@
         <w:rPr>
           <w:rFonts w:ascii="David" w:hAnsi="David" w:cs="David"/>
         </w:rPr>
-        <w:t xml:space="preserve"> in our data, simply because they are bounded by physics, for example, we didn’t see any negtive speed or gear number, simply because they don’t exist.</w:t>
-      </w:r>
-    </w:p>
-    <w:p>
-      <w:pPr>
-        <w:pStyle w:val="ListParagraph"/>
+        <w:t xml:space="preserve"> in our data, simply because they are bounded by physics, for example, we didn’t see any </w:t>
+      </w:r>
+      <w:proofErr w:type="spellStart"/>
+      <w:r>
+        <w:rPr>
+          <w:rFonts w:ascii="David" w:hAnsi="David" w:cs="David"/>
+        </w:rPr>
+        <w:t>negtive</w:t>
+      </w:r>
+      <w:proofErr w:type="spellEnd"/>
+      <w:r>
+        <w:rPr>
+          <w:rFonts w:ascii="David" w:hAnsi="David" w:cs="David"/>
+        </w:rPr>
+        <w:t xml:space="preserve"> speed or gear number, simply because they don’t exist.</w:t>
+      </w:r>
+    </w:p>
+    <w:p>
+      <w:pPr>
+        <w:pStyle w:val="a9"/>
         <w:numPr>
           <w:ilvl w:val="0"/>
           <w:numId w:val="16"/>
@@ -6220,6 +6574,7 @@
       <w:r>
         <w:rPr>
           <w:rFonts w:ascii="David" w:hAnsi="David" w:cs="David"/>
+          <w:noProof/>
         </w:rPr>
         <w:lastRenderedPageBreak/>
         <w:drawing>
@@ -6299,32 +6654,47 @@
     </w:p>
     <w:p>
       <w:pPr>
-        <w:pStyle w:val="ListParagraph"/>
-        <w:bidi w:val="0"/>
-        <w:spacing w:after="0" w:line="360" w:lineRule="auto"/>
-        <w:rPr>
-          <w:rFonts w:ascii="David" w:hAnsi="David" w:cs="David"/>
-        </w:rPr>
-      </w:pPr>
-      <w:r>
-        <w:rPr>
-          <w:rFonts w:ascii="David" w:hAnsi="David" w:cs="David"/>
-        </w:rPr>
-        <w:t>We can see that in almost every race, there are extreme oultiers.</w:t>
-      </w:r>
-    </w:p>
-    <w:p>
-      <w:pPr>
-        <w:pStyle w:val="ListParagraph"/>
-        <w:bidi w:val="0"/>
-        <w:spacing w:after="0" w:line="360" w:lineRule="auto"/>
-        <w:rPr>
-          <w:rFonts w:ascii="David" w:hAnsi="David" w:cs="David"/>
-        </w:rPr>
-      </w:pPr>
-      <w:r>
-        <w:rPr>
-          <w:rFonts w:ascii="David" w:hAnsi="David" w:cs="David"/>
+        <w:pStyle w:val="a9"/>
+        <w:bidi w:val="0"/>
+        <w:spacing w:after="0" w:line="360" w:lineRule="auto"/>
+        <w:rPr>
+          <w:rFonts w:ascii="David" w:hAnsi="David" w:cs="David"/>
+        </w:rPr>
+      </w:pPr>
+      <w:r>
+        <w:rPr>
+          <w:rFonts w:ascii="David" w:hAnsi="David" w:cs="David"/>
+        </w:rPr>
+        <w:t xml:space="preserve">We can see that in almost every race, there are extreme </w:t>
+      </w:r>
+      <w:proofErr w:type="spellStart"/>
+      <w:r>
+        <w:rPr>
+          <w:rFonts w:ascii="David" w:hAnsi="David" w:cs="David"/>
+        </w:rPr>
+        <w:t>oultiers</w:t>
+      </w:r>
+      <w:proofErr w:type="spellEnd"/>
+      <w:r>
+        <w:rPr>
+          <w:rFonts w:ascii="David" w:hAnsi="David" w:cs="David"/>
+        </w:rPr>
+        <w:t>.</w:t>
+      </w:r>
+    </w:p>
+    <w:p>
+      <w:pPr>
+        <w:pStyle w:val="a9"/>
+        <w:bidi w:val="0"/>
+        <w:spacing w:after="0" w:line="360" w:lineRule="auto"/>
+        <w:rPr>
+          <w:rFonts w:ascii="David" w:hAnsi="David" w:cs="David"/>
+        </w:rPr>
+      </w:pPr>
+      <w:r>
+        <w:rPr>
+          <w:rFonts w:ascii="David" w:hAnsi="David" w:cs="David"/>
+          <w:noProof/>
         </w:rPr>
         <w:drawing>
           <wp:anchor distT="0" distB="0" distL="114300" distR="114300" simplePos="0" relativeHeight="251659264" behindDoc="0" locked="0" layoutInCell="1" allowOverlap="1" wp14:anchorId="55923E97" wp14:editId="79AA841E">
@@ -6386,22 +6756,64 @@
         <w:rPr>
           <w:rFonts w:ascii="David" w:hAnsi="David" w:cs="David"/>
         </w:rPr>
-        <w:t xml:space="preserve">This reason for this massive amount of outliers and extreme outliers, is </w:t>
-      </w:r>
-      <w:r>
-        <w:rPr>
-          <w:rFonts w:ascii="David" w:hAnsi="David" w:cs="David"/>
-        </w:rPr>
-        <w:t>the difference between the turns themselves. For example, in Suzuka, there is one specific turn, marked 11 on the following map, that forces driver to decelerate extremely in order to succeed it.</w:t>
-      </w:r>
-    </w:p>
-    <w:p>
-      <w:pPr>
-        <w:pStyle w:val="ListParagraph"/>
-        <w:bidi w:val="0"/>
-        <w:spacing w:after="0" w:line="360" w:lineRule="auto"/>
-        <w:rPr>
-          <w:rFonts w:ascii="David" w:hAnsi="David" w:cs="David" w:hint="cs"/>
+        <w:t xml:space="preserve">This reason for this massive </w:t>
+      </w:r>
+      <w:proofErr w:type="gramStart"/>
+      <w:r>
+        <w:rPr>
+          <w:rFonts w:ascii="David" w:hAnsi="David" w:cs="David"/>
+        </w:rPr>
+        <w:t>amount</w:t>
+      </w:r>
+      <w:proofErr w:type="gramEnd"/>
+      <w:r>
+        <w:rPr>
+          <w:rFonts w:ascii="David" w:hAnsi="David" w:cs="David"/>
+        </w:rPr>
+        <w:t xml:space="preserve"> of outliers and extreme </w:t>
+      </w:r>
+      <w:proofErr w:type="gramStart"/>
+      <w:r>
+        <w:rPr>
+          <w:rFonts w:ascii="David" w:hAnsi="David" w:cs="David"/>
+        </w:rPr>
+        <w:t>outliers,</w:t>
+      </w:r>
+      <w:proofErr w:type="gramEnd"/>
+      <w:r>
+        <w:rPr>
+          <w:rFonts w:ascii="David" w:hAnsi="David" w:cs="David"/>
+        </w:rPr>
+        <w:t xml:space="preserve"> is </w:t>
+      </w:r>
+      <w:r>
+        <w:rPr>
+          <w:rFonts w:ascii="David" w:hAnsi="David" w:cs="David"/>
+        </w:rPr>
+        <w:t xml:space="preserve">the difference between the turns themselves. For example, in Suzuka, there is one specific turn, marked 11 on the following map, that forces driver to decelerate extremely </w:t>
+      </w:r>
+      <w:proofErr w:type="gramStart"/>
+      <w:r>
+        <w:rPr>
+          <w:rFonts w:ascii="David" w:hAnsi="David" w:cs="David"/>
+        </w:rPr>
+        <w:t>in order to</w:t>
+      </w:r>
+      <w:proofErr w:type="gramEnd"/>
+      <w:r>
+        <w:rPr>
+          <w:rFonts w:ascii="David" w:hAnsi="David" w:cs="David"/>
+        </w:rPr>
+        <w:t xml:space="preserve"> succeed it.</w:t>
+      </w:r>
+    </w:p>
+    <w:p>
+      <w:pPr>
+        <w:pStyle w:val="a9"/>
+        <w:bidi w:val="0"/>
+        <w:spacing w:after="0" w:line="360" w:lineRule="auto"/>
+        <w:rPr>
+          <w:rFonts w:ascii="David" w:hAnsi="David" w:cs="David"/>
           <w:rtl/>
         </w:rPr>
       </w:pPr>
@@ -6409,7 +6821,21 @@
         <w:rPr>
           <w:rFonts w:ascii="David" w:hAnsi="David" w:cs="David"/>
         </w:rPr>
-        <w:t>This turn explains the massive amount of outliers in terms of speed drop, there are only 20 samples, one from each driver in this racetrack, that require such a massive speed drop.</w:t>
+        <w:t xml:space="preserve">This turn explains the massive </w:t>
+      </w:r>
+      <w:proofErr w:type="gramStart"/>
+      <w:r>
+        <w:rPr>
+          <w:rFonts w:ascii="David" w:hAnsi="David" w:cs="David"/>
+        </w:rPr>
+        <w:t>amount</w:t>
+      </w:r>
+      <w:proofErr w:type="gramEnd"/>
+      <w:r>
+        <w:rPr>
+          <w:rFonts w:ascii="David" w:hAnsi="David" w:cs="David"/>
+        </w:rPr>
+        <w:t xml:space="preserve"> of outliers in terms of speed drop, there are only 20 samples, one from each driver in this racetrack, that require such a massive speed drop.</w:t>
       </w:r>
     </w:p>
     <w:p>
@@ -6602,6 +7028,12 @@
           <w:rFonts w:ascii="David" w:hAnsi="David" w:cs="David"/>
         </w:rPr>
       </w:pPr>
+      <w:r>
+        <w:rPr>
+          <w:rFonts w:ascii="David" w:hAnsi="David" w:cs="David"/>
+        </w:rPr>
+        <w:t xml:space="preserve"> </w:t>
+      </w:r>
     </w:p>
     <w:p>
       <w:pPr>
@@ -6645,6 +7077,7 @@
           <w:szCs w:val="32"/>
         </w:rPr>
         <w:tab/>
+        <w:t>Unbalanced Data</w:t>
       </w:r>
       <w:r>
         <w:rPr>
@@ -6654,8 +7087,57 @@
           <w:sz w:val="32"/>
           <w:szCs w:val="32"/>
         </w:rPr>
-        <w:t>Unbalanced Data</w:t>
-      </w:r>
+        <w:t>:</w:t>
+      </w:r>
+    </w:p>
+    <w:p>
+      <w:pPr>
+        <w:bidi w:val="0"/>
+        <w:spacing w:after="0" w:line="360" w:lineRule="auto"/>
+        <w:rPr>
+          <w:rFonts w:ascii="David" w:hAnsi="David" w:cs="David"/>
+          <w:b/>
+          <w:bCs/>
+        </w:rPr>
+      </w:pPr>
+    </w:p>
+    <w:p>
+      <w:pPr>
+        <w:bidi w:val="0"/>
+        <w:spacing w:after="0" w:line="360" w:lineRule="auto"/>
+        <w:rPr>
+          <w:rFonts w:ascii="David" w:hAnsi="David" w:cs="David"/>
+          <w:b/>
+          <w:bCs/>
+        </w:rPr>
+      </w:pPr>
+    </w:p>
+    <w:p>
+      <w:pPr>
+        <w:bidi w:val="0"/>
+        <w:spacing w:after="0" w:line="360" w:lineRule="auto"/>
+        <w:rPr>
+          <w:rFonts w:ascii="David" w:hAnsi="David" w:cs="David"/>
+          <w:b/>
+          <w:bCs/>
+          <w:rtl/>
+        </w:rPr>
+      </w:pPr>
+    </w:p>
+    <w:p>
+      <w:pPr>
+        <w:pBdr>
+          <w:bottom w:val="single" w:sz="6" w:space="1" w:color="auto"/>
+        </w:pBdr>
+        <w:bidi w:val="0"/>
+        <w:spacing w:after="0" w:line="360" w:lineRule="auto"/>
+        <w:rPr>
+          <w:rFonts w:ascii="David" w:hAnsi="David" w:cs="David"/>
+          <w:sz w:val="32"/>
+          <w:szCs w:val="32"/>
+          <w:rtl/>
+        </w:rPr>
+      </w:pPr>
       <w:r>
         <w:rPr>
           <w:rFonts w:ascii="David" w:hAnsi="David" w:cs="David"/>
@@ -6664,57 +7146,8 @@
           <w:sz w:val="32"/>
           <w:szCs w:val="32"/>
         </w:rPr>
-        <w:t>:</w:t>
-      </w:r>
-    </w:p>
-    <w:p>
-      <w:pPr>
-        <w:bidi w:val="0"/>
-        <w:spacing w:after="0" w:line="360" w:lineRule="auto"/>
-        <w:rPr>
-          <w:rFonts w:ascii="David" w:hAnsi="David" w:cs="David"/>
-          <w:b/>
-          <w:bCs/>
-        </w:rPr>
-      </w:pPr>
-    </w:p>
-    <w:p>
-      <w:pPr>
-        <w:bidi w:val="0"/>
-        <w:spacing w:after="0" w:line="360" w:lineRule="auto"/>
-        <w:rPr>
-          <w:rFonts w:ascii="David" w:hAnsi="David" w:cs="David"/>
-          <w:b/>
-          <w:bCs/>
-        </w:rPr>
-      </w:pPr>
-    </w:p>
-    <w:p>
-      <w:pPr>
-        <w:bidi w:val="0"/>
-        <w:spacing w:after="0" w:line="360" w:lineRule="auto"/>
-        <w:rPr>
-          <w:rFonts w:ascii="David" w:hAnsi="David" w:cs="David"/>
-          <w:b/>
-          <w:bCs/>
-          <w:rtl/>
-        </w:rPr>
-      </w:pPr>
-    </w:p>
-    <w:p>
-      <w:pPr>
-        <w:pBdr>
-          <w:bottom w:val="single" w:sz="6" w:space="1" w:color="auto"/>
-        </w:pBdr>
-        <w:bidi w:val="0"/>
-        <w:spacing w:after="0" w:line="360" w:lineRule="auto"/>
-        <w:rPr>
-          <w:rFonts w:ascii="David" w:hAnsi="David" w:cs="David"/>
-          <w:sz w:val="32"/>
-          <w:szCs w:val="32"/>
-          <w:rtl/>
-        </w:rPr>
-      </w:pPr>
+        <w:t>8</w:t>
+      </w:r>
       <w:r>
         <w:rPr>
           <w:rFonts w:ascii="David" w:hAnsi="David" w:cs="David"/>
@@ -6723,26 +7156,7 @@
           <w:sz w:val="32"/>
           <w:szCs w:val="32"/>
         </w:rPr>
-        <w:t>8</w:t>
-      </w:r>
-      <w:r>
-        <w:rPr>
-          <w:rFonts w:ascii="David" w:hAnsi="David" w:cs="David"/>
-          <w:b/>
-          <w:bCs/>
-          <w:sz w:val="32"/>
-          <w:szCs w:val="32"/>
-        </w:rPr>
         <w:tab/>
-      </w:r>
-      <w:r>
-        <w:rPr>
-          <w:rFonts w:ascii="David" w:hAnsi="David" w:cs="David"/>
-          <w:b/>
-          <w:bCs/>
-          <w:sz w:val="32"/>
-          <w:szCs w:val="32"/>
-        </w:rPr>
         <w:t>Final Documentation</w:t>
       </w:r>
       <w:r>
@@ -9217,18 +9631,18 @@
     <w:lsdException w:name="Unresolved Mention" w:semiHidden="1" w:unhideWhenUsed="1"/>
     <w:lsdException w:name="Smart Link" w:semiHidden="1" w:unhideWhenUsed="1"/>
   </w:latentStyles>
-  <w:style w:type="paragraph" w:default="1" w:styleId="Normal">
+  <w:style w:type="paragraph" w:default="1" w:styleId="a">
     <w:name w:val="Normal"/>
     <w:qFormat/>
     <w:pPr>
       <w:bidi/>
     </w:pPr>
   </w:style>
-  <w:style w:type="paragraph" w:styleId="Heading1">
+  <w:style w:type="paragraph" w:styleId="1">
     <w:name w:val="heading 1"/>
-    <w:basedOn w:val="Normal"/>
-    <w:next w:val="Normal"/>
-    <w:link w:val="Heading1Char"/>
+    <w:basedOn w:val="a"/>
+    <w:next w:val="a"/>
+    <w:link w:val="10"/>
     <w:uiPriority w:val="9"/>
     <w:qFormat/>
     <w:rsid w:val="00314EF0"/>
@@ -9245,11 +9659,11 @@
       <w:szCs w:val="40"/>
     </w:rPr>
   </w:style>
-  <w:style w:type="paragraph" w:styleId="Heading2">
+  <w:style w:type="paragraph" w:styleId="2">
     <w:name w:val="heading 2"/>
-    <w:basedOn w:val="Normal"/>
-    <w:next w:val="Normal"/>
-    <w:link w:val="Heading2Char"/>
+    <w:basedOn w:val="a"/>
+    <w:next w:val="a"/>
+    <w:link w:val="20"/>
     <w:uiPriority w:val="9"/>
     <w:semiHidden/>
     <w:unhideWhenUsed/>
@@ -9268,11 +9682,11 @@
       <w:szCs w:val="32"/>
     </w:rPr>
   </w:style>
-  <w:style w:type="paragraph" w:styleId="Heading3">
+  <w:style w:type="paragraph" w:styleId="3">
     <w:name w:val="heading 3"/>
-    <w:basedOn w:val="Normal"/>
-    <w:next w:val="Normal"/>
-    <w:link w:val="Heading3Char"/>
+    <w:basedOn w:val="a"/>
+    <w:next w:val="a"/>
+    <w:link w:val="30"/>
     <w:uiPriority w:val="9"/>
     <w:semiHidden/>
     <w:unhideWhenUsed/>
@@ -9291,11 +9705,11 @@
       <w:szCs w:val="28"/>
     </w:rPr>
   </w:style>
-  <w:style w:type="paragraph" w:styleId="Heading4">
+  <w:style w:type="paragraph" w:styleId="4">
     <w:name w:val="heading 4"/>
-    <w:basedOn w:val="Normal"/>
-    <w:next w:val="Normal"/>
-    <w:link w:val="Heading4Char"/>
+    <w:basedOn w:val="a"/>
+    <w:next w:val="a"/>
+    <w:link w:val="40"/>
     <w:uiPriority w:val="9"/>
     <w:semiHidden/>
     <w:unhideWhenUsed/>
@@ -9314,11 +9728,11 @@
       <w:color w:val="0F4761" w:themeColor="accent1" w:themeShade="BF"/>
     </w:rPr>
   </w:style>
-  <w:style w:type="paragraph" w:styleId="Heading5">
+  <w:style w:type="paragraph" w:styleId="5">
     <w:name w:val="heading 5"/>
-    <w:basedOn w:val="Normal"/>
-    <w:next w:val="Normal"/>
-    <w:link w:val="Heading5Char"/>
+    <w:basedOn w:val="a"/>
+    <w:next w:val="a"/>
+    <w:link w:val="50"/>
     <w:uiPriority w:val="9"/>
     <w:semiHidden/>
     <w:unhideWhenUsed/>
@@ -9335,11 +9749,11 @@
       <w:color w:val="0F4761" w:themeColor="accent1" w:themeShade="BF"/>
     </w:rPr>
   </w:style>
-  <w:style w:type="paragraph" w:styleId="Heading6">
+  <w:style w:type="paragraph" w:styleId="6">
     <w:name w:val="heading 6"/>
-    <w:basedOn w:val="Normal"/>
-    <w:next w:val="Normal"/>
-    <w:link w:val="Heading6Char"/>
+    <w:basedOn w:val="a"/>
+    <w:next w:val="a"/>
+    <w:link w:val="60"/>
     <w:uiPriority w:val="9"/>
     <w:semiHidden/>
     <w:unhideWhenUsed/>
@@ -9358,11 +9772,11 @@
       <w:color w:val="595959" w:themeColor="text1" w:themeTint="A6"/>
     </w:rPr>
   </w:style>
-  <w:style w:type="paragraph" w:styleId="Heading7">
+  <w:style w:type="paragraph" w:styleId="7">
     <w:name w:val="heading 7"/>
-    <w:basedOn w:val="Normal"/>
-    <w:next w:val="Normal"/>
-    <w:link w:val="Heading7Char"/>
+    <w:basedOn w:val="a"/>
+    <w:next w:val="a"/>
+    <w:link w:val="70"/>
     <w:uiPriority w:val="9"/>
     <w:semiHidden/>
     <w:unhideWhenUsed/>
@@ -9379,11 +9793,11 @@
       <w:color w:val="595959" w:themeColor="text1" w:themeTint="A6"/>
     </w:rPr>
   </w:style>
-  <w:style w:type="paragraph" w:styleId="Heading8">
+  <w:style w:type="paragraph" w:styleId="8">
     <w:name w:val="heading 8"/>
-    <w:basedOn w:val="Normal"/>
-    <w:next w:val="Normal"/>
-    <w:link w:val="Heading8Char"/>
+    <w:basedOn w:val="a"/>
+    <w:next w:val="a"/>
+    <w:link w:val="80"/>
     <w:uiPriority w:val="9"/>
     <w:semiHidden/>
     <w:unhideWhenUsed/>
@@ -9402,11 +9816,11 @@
       <w:color w:val="272727" w:themeColor="text1" w:themeTint="D8"/>
     </w:rPr>
   </w:style>
-  <w:style w:type="paragraph" w:styleId="Heading9">
+  <w:style w:type="paragraph" w:styleId="9">
     <w:name w:val="heading 9"/>
-    <w:basedOn w:val="Normal"/>
-    <w:next w:val="Normal"/>
-    <w:link w:val="Heading9Char"/>
+    <w:basedOn w:val="a"/>
+    <w:next w:val="a"/>
+    <w:link w:val="90"/>
     <w:uiPriority w:val="9"/>
     <w:semiHidden/>
     <w:unhideWhenUsed/>
@@ -9423,13 +9837,13 @@
       <w:color w:val="272727" w:themeColor="text1" w:themeTint="D8"/>
     </w:rPr>
   </w:style>
-  <w:style w:type="character" w:default="1" w:styleId="DefaultParagraphFont">
+  <w:style w:type="character" w:default="1" w:styleId="a0">
     <w:name w:val="Default Paragraph Font"/>
     <w:uiPriority w:val="1"/>
     <w:semiHidden/>
     <w:unhideWhenUsed/>
   </w:style>
-  <w:style w:type="table" w:default="1" w:styleId="TableNormal">
+  <w:style w:type="table" w:default="1" w:styleId="a1">
     <w:name w:val="Normal Table"/>
     <w:uiPriority w:val="99"/>
     <w:semiHidden/>
@@ -9444,16 +9858,16 @@
       </w:tblCellMar>
     </w:tblPr>
   </w:style>
-  <w:style w:type="numbering" w:default="1" w:styleId="NoList">
+  <w:style w:type="numbering" w:default="1" w:styleId="a2">
     <w:name w:val="No List"/>
     <w:uiPriority w:val="99"/>
     <w:semiHidden/>
     <w:unhideWhenUsed/>
   </w:style>
-  <w:style w:type="character" w:customStyle="1" w:styleId="Heading1Char">
-    <w:name w:val="Heading 1 Char"/>
-    <w:basedOn w:val="DefaultParagraphFont"/>
-    <w:link w:val="Heading1"/>
+  <w:style w:type="character" w:customStyle="1" w:styleId="10">
+    <w:name w:val="כותרת 1 תו"/>
+    <w:basedOn w:val="a0"/>
+    <w:link w:val="1"/>
     <w:uiPriority w:val="9"/>
     <w:rsid w:val="00314EF0"/>
     <w:rPr>
@@ -9463,10 +9877,10 @@
       <w:szCs w:val="40"/>
     </w:rPr>
   </w:style>
-  <w:style w:type="character" w:customStyle="1" w:styleId="Heading2Char">
-    <w:name w:val="Heading 2 Char"/>
-    <w:basedOn w:val="DefaultParagraphFont"/>
-    <w:link w:val="Heading2"/>
+  <w:style w:type="character" w:customStyle="1" w:styleId="20">
+    <w:name w:val="כותרת 2 תו"/>
+    <w:basedOn w:val="a0"/>
+    <w:link w:val="2"/>
     <w:uiPriority w:val="9"/>
     <w:semiHidden/>
     <w:rsid w:val="00314EF0"/>
@@ -9477,10 +9891,10 @@
       <w:szCs w:val="32"/>
     </w:rPr>
   </w:style>
-  <w:style w:type="character" w:customStyle="1" w:styleId="Heading3Char">
-    <w:name w:val="Heading 3 Char"/>
-    <w:basedOn w:val="DefaultParagraphFont"/>
-    <w:link w:val="Heading3"/>
+  <w:style w:type="character" w:customStyle="1" w:styleId="30">
+    <w:name w:val="כותרת 3 תו"/>
+    <w:basedOn w:val="a0"/>
+    <w:link w:val="3"/>
     <w:uiPriority w:val="9"/>
     <w:semiHidden/>
     <w:rsid w:val="00314EF0"/>
@@ -9491,10 +9905,10 @@
       <w:szCs w:val="28"/>
     </w:rPr>
   </w:style>
-  <w:style w:type="character" w:customStyle="1" w:styleId="Heading4Char">
-    <w:name w:val="Heading 4 Char"/>
-    <w:basedOn w:val="DefaultParagraphFont"/>
-    <w:link w:val="Heading4"/>
+  <w:style w:type="character" w:customStyle="1" w:styleId="40">
+    <w:name w:val="כותרת 4 תו"/>
+    <w:basedOn w:val="a0"/>
+    <w:link w:val="4"/>
     <w:uiPriority w:val="9"/>
     <w:semiHidden/>
     <w:rsid w:val="00314EF0"/>
@@ -9505,10 +9919,10 @@
       <w:color w:val="0F4761" w:themeColor="accent1" w:themeShade="BF"/>
     </w:rPr>
   </w:style>
-  <w:style w:type="character" w:customStyle="1" w:styleId="Heading5Char">
-    <w:name w:val="Heading 5 Char"/>
-    <w:basedOn w:val="DefaultParagraphFont"/>
-    <w:link w:val="Heading5"/>
+  <w:style w:type="character" w:customStyle="1" w:styleId="50">
+    <w:name w:val="כותרת 5 תו"/>
+    <w:basedOn w:val="a0"/>
+    <w:link w:val="5"/>
     <w:uiPriority w:val="9"/>
     <w:semiHidden/>
     <w:rsid w:val="00314EF0"/>
@@ -9517,10 +9931,10 @@
       <w:color w:val="0F4761" w:themeColor="accent1" w:themeShade="BF"/>
     </w:rPr>
   </w:style>
-  <w:style w:type="character" w:customStyle="1" w:styleId="Heading6Char">
-    <w:name w:val="Heading 6 Char"/>
-    <w:basedOn w:val="DefaultParagraphFont"/>
-    <w:link w:val="Heading6"/>
+  <w:style w:type="character" w:customStyle="1" w:styleId="60">
+    <w:name w:val="כותרת 6 תו"/>
+    <w:basedOn w:val="a0"/>
+    <w:link w:val="6"/>
     <w:uiPriority w:val="9"/>
     <w:semiHidden/>
     <w:rsid w:val="00314EF0"/>
@@ -9531,10 +9945,10 @@
       <w:color w:val="595959" w:themeColor="text1" w:themeTint="A6"/>
     </w:rPr>
   </w:style>
-  <w:style w:type="character" w:customStyle="1" w:styleId="Heading7Char">
-    <w:name w:val="Heading 7 Char"/>
-    <w:basedOn w:val="DefaultParagraphFont"/>
-    <w:link w:val="Heading7"/>
+  <w:style w:type="character" w:customStyle="1" w:styleId="70">
+    <w:name w:val="כותרת 7 תו"/>
+    <w:basedOn w:val="a0"/>
+    <w:link w:val="7"/>
     <w:uiPriority w:val="9"/>
     <w:semiHidden/>
     <w:rsid w:val="00314EF0"/>
@@ -9543,10 +9957,10 @@
       <w:color w:val="595959" w:themeColor="text1" w:themeTint="A6"/>
     </w:rPr>
   </w:style>
-  <w:style w:type="character" w:customStyle="1" w:styleId="Heading8Char">
-    <w:name w:val="Heading 8 Char"/>
-    <w:basedOn w:val="DefaultParagraphFont"/>
-    <w:link w:val="Heading8"/>
+  <w:style w:type="character" w:customStyle="1" w:styleId="80">
+    <w:name w:val="כותרת 8 תו"/>
+    <w:basedOn w:val="a0"/>
+    <w:link w:val="8"/>
     <w:uiPriority w:val="9"/>
     <w:semiHidden/>
     <w:rsid w:val="00314EF0"/>
@@ -9557,10 +9971,10 @@
       <w:color w:val="272727" w:themeColor="text1" w:themeTint="D8"/>
     </w:rPr>
   </w:style>
-  <w:style w:type="character" w:customStyle="1" w:styleId="Heading9Char">
-    <w:name w:val="Heading 9 Char"/>
-    <w:basedOn w:val="DefaultParagraphFont"/>
-    <w:link w:val="Heading9"/>
+  <w:style w:type="character" w:customStyle="1" w:styleId="90">
+    <w:name w:val="כותרת 9 תו"/>
+    <w:basedOn w:val="a0"/>
+    <w:link w:val="9"/>
     <w:uiPriority w:val="9"/>
     <w:semiHidden/>
     <w:rsid w:val="00314EF0"/>
@@ -9569,11 +9983,11 @@
       <w:color w:val="272727" w:themeColor="text1" w:themeTint="D8"/>
     </w:rPr>
   </w:style>
-  <w:style w:type="paragraph" w:styleId="Title">
+  <w:style w:type="paragraph" w:styleId="a3">
     <w:name w:val="Title"/>
-    <w:basedOn w:val="Normal"/>
-    <w:next w:val="Normal"/>
-    <w:link w:val="TitleChar"/>
+    <w:basedOn w:val="a"/>
+    <w:next w:val="a"/>
+    <w:link w:val="a4"/>
     <w:uiPriority w:val="10"/>
     <w:qFormat/>
     <w:rsid w:val="00314EF0"/>
@@ -9589,10 +10003,10 @@
       <w:szCs w:val="56"/>
     </w:rPr>
   </w:style>
-  <w:style w:type="character" w:customStyle="1" w:styleId="TitleChar">
-    <w:name w:val="Title Char"/>
-    <w:basedOn w:val="DefaultParagraphFont"/>
-    <w:link w:val="Title"/>
+  <w:style w:type="character" w:customStyle="1" w:styleId="a4">
+    <w:name w:val="כותרת טקסט תו"/>
+    <w:basedOn w:val="a0"/>
+    <w:link w:val="a3"/>
     <w:uiPriority w:val="10"/>
     <w:rsid w:val="00314EF0"/>
     <w:rPr>
@@ -9603,11 +10017,11 @@
       <w:szCs w:val="56"/>
     </w:rPr>
   </w:style>
-  <w:style w:type="paragraph" w:styleId="Subtitle">
+  <w:style w:type="paragraph" w:styleId="a5">
     <w:name w:val="Subtitle"/>
-    <w:basedOn w:val="Normal"/>
-    <w:next w:val="Normal"/>
-    <w:link w:val="SubtitleChar"/>
+    <w:basedOn w:val="a"/>
+    <w:next w:val="a"/>
+    <w:link w:val="a6"/>
     <w:uiPriority w:val="11"/>
     <w:qFormat/>
     <w:rsid w:val="00314EF0"/>
@@ -9624,10 +10038,10 @@
       <w:szCs w:val="28"/>
     </w:rPr>
   </w:style>
-  <w:style w:type="character" w:customStyle="1" w:styleId="SubtitleChar">
-    <w:name w:val="Subtitle Char"/>
-    <w:basedOn w:val="DefaultParagraphFont"/>
-    <w:link w:val="Subtitle"/>
+  <w:style w:type="character" w:customStyle="1" w:styleId="a6">
+    <w:name w:val="כותרת משנה תו"/>
+    <w:basedOn w:val="a0"/>
+    <w:link w:val="a5"/>
     <w:uiPriority w:val="11"/>
     <w:rsid w:val="00314EF0"/>
     <w:rPr>
@@ -9638,11 +10052,11 @@
       <w:szCs w:val="28"/>
     </w:rPr>
   </w:style>
-  <w:style w:type="paragraph" w:styleId="Quote">
+  <w:style w:type="paragraph" w:styleId="a7">
     <w:name w:val="Quote"/>
-    <w:basedOn w:val="Normal"/>
-    <w:next w:val="Normal"/>
-    <w:link w:val="QuoteChar"/>
+    <w:basedOn w:val="a"/>
+    <w:next w:val="a"/>
+    <w:link w:val="a8"/>
     <w:uiPriority w:val="29"/>
     <w:qFormat/>
     <w:rsid w:val="00314EF0"/>
@@ -9656,10 +10070,10 @@
       <w:color w:val="404040" w:themeColor="text1" w:themeTint="BF"/>
     </w:rPr>
   </w:style>
-  <w:style w:type="character" w:customStyle="1" w:styleId="QuoteChar">
-    <w:name w:val="Quote Char"/>
-    <w:basedOn w:val="DefaultParagraphFont"/>
-    <w:link w:val="Quote"/>
+  <w:style w:type="character" w:customStyle="1" w:styleId="a8">
+    <w:name w:val="ציטוט תו"/>
+    <w:basedOn w:val="a0"/>
+    <w:link w:val="a7"/>
     <w:uiPriority w:val="29"/>
     <w:rsid w:val="00314EF0"/>
     <w:rPr>
@@ -9668,9 +10082,9 @@
       <w:color w:val="404040" w:themeColor="text1" w:themeTint="BF"/>
     </w:rPr>
   </w:style>
-  <w:style w:type="paragraph" w:styleId="ListParagraph">
+  <w:style w:type="paragraph" w:styleId="a9">
     <w:name w:val="List Paragraph"/>
-    <w:basedOn w:val="Normal"/>
+    <w:basedOn w:val="a"/>
     <w:uiPriority w:val="34"/>
     <w:qFormat/>
     <w:rsid w:val="00314EF0"/>
@@ -9679,9 +10093,9 @@
       <w:contextualSpacing/>
     </w:pPr>
   </w:style>
-  <w:style w:type="character" w:styleId="IntenseEmphasis">
+  <w:style w:type="character" w:styleId="aa">
     <w:name w:val="Intense Emphasis"/>
-    <w:basedOn w:val="DefaultParagraphFont"/>
+    <w:basedOn w:val="a0"/>
     <w:uiPriority w:val="21"/>
     <w:qFormat/>
     <w:rsid w:val="00314EF0"/>
@@ -9691,11 +10105,11 @@
       <w:color w:val="0F4761" w:themeColor="accent1" w:themeShade="BF"/>
     </w:rPr>
   </w:style>
-  <w:style w:type="paragraph" w:styleId="IntenseQuote">
+  <w:style w:type="paragraph" w:styleId="ab">
     <w:name w:val="Intense Quote"/>
-    <w:basedOn w:val="Normal"/>
-    <w:next w:val="Normal"/>
-    <w:link w:val="IntenseQuoteChar"/>
+    <w:basedOn w:val="a"/>
+    <w:next w:val="a"/>
+    <w:link w:val="ac"/>
     <w:uiPriority w:val="30"/>
     <w:qFormat/>
     <w:rsid w:val="00314EF0"/>
@@ -9714,10 +10128,10 @@
       <w:color w:val="0F4761" w:themeColor="accent1" w:themeShade="BF"/>
     </w:rPr>
   </w:style>
-  <w:style w:type="character" w:customStyle="1" w:styleId="IntenseQuoteChar">
-    <w:name w:val="Intense Quote Char"/>
-    <w:basedOn w:val="DefaultParagraphFont"/>
-    <w:link w:val="IntenseQuote"/>
+  <w:style w:type="character" w:customStyle="1" w:styleId="ac">
+    <w:name w:val="ציטוט חזק תו"/>
+    <w:basedOn w:val="a0"/>
+    <w:link w:val="ab"/>
     <w:uiPriority w:val="30"/>
     <w:rsid w:val="00314EF0"/>
     <w:rPr>
@@ -9726,9 +10140,9 @@
       <w:color w:val="0F4761" w:themeColor="accent1" w:themeShade="BF"/>
     </w:rPr>
   </w:style>
-  <w:style w:type="character" w:styleId="IntenseReference">
+  <w:style w:type="character" w:styleId="ad">
     <w:name w:val="Intense Reference"/>
-    <w:basedOn w:val="DefaultParagraphFont"/>
+    <w:basedOn w:val="a0"/>
     <w:uiPriority w:val="32"/>
     <w:qFormat/>
     <w:rsid w:val="00314EF0"/>
@@ -9742,7 +10156,7 @@
   </w:style>
   <w:style w:type="character" w:styleId="HTMLCode">
     <w:name w:val="HTML Code"/>
-    <w:basedOn w:val="DefaultParagraphFont"/>
+    <w:basedOn w:val="a0"/>
     <w:uiPriority w:val="99"/>
     <w:semiHidden/>
     <w:unhideWhenUsed/>
@@ -9755,7 +10169,7 @@
   </w:style>
   <w:style w:type="character" w:styleId="Hyperlink">
     <w:name w:val="Hyperlink"/>
-    <w:basedOn w:val="DefaultParagraphFont"/>
+    <w:basedOn w:val="a0"/>
     <w:uiPriority w:val="99"/>
     <w:unhideWhenUsed/>
     <w:rsid w:val="00D65837"/>
@@ -9764,9 +10178,9 @@
       <w:u w:val="single"/>
     </w:rPr>
   </w:style>
-  <w:style w:type="character" w:styleId="UnresolvedMention">
+  <w:style w:type="character" w:styleId="ae">
     <w:name w:val="Unresolved Mention"/>
-    <w:basedOn w:val="DefaultParagraphFont"/>
+    <w:basedOn w:val="a0"/>
     <w:uiPriority w:val="99"/>
     <w:semiHidden/>
     <w:unhideWhenUsed/>
@@ -9776,9 +10190,9 @@
       <w:shd w:val="clear" w:color="auto" w:fill="E1DFDD"/>
     </w:rPr>
   </w:style>
-  <w:style w:type="table" w:styleId="TableGrid">
+  <w:style w:type="table" w:styleId="af">
     <w:name w:val="Table Grid"/>
-    <w:basedOn w:val="TableNormal"/>
+    <w:basedOn w:val="a1"/>
     <w:uiPriority w:val="39"/>
     <w:rsid w:val="00B92389"/>
     <w:pPr>
